--- a/PROJET/MASTER cahier de charges.docx
+++ b/PROJET/MASTER cahier de charges.docx
@@ -347,13 +347,8 @@
             </w:tcMar>
           </w:tcPr>
           <w:p>
-            <w:proofErr w:type="gramStart"/>
-            <w:r>
-              <w:t>Date :</w:t>
-            </w:r>
-            <w:proofErr w:type="gramEnd"/>
-            <w:r>
-              <w:t xml:space="preserve"> </w:t>
+            <w:r>
+              <w:t xml:space="preserve">Date : </w:t>
             </w:r>
             <w:r>
               <w:t>9 Octobre 2026</w:t>
@@ -403,13 +398,8 @@
             </w:tcMar>
           </w:tcPr>
           <w:p>
-            <w:proofErr w:type="gramStart"/>
-            <w:r>
-              <w:t>Date :</w:t>
-            </w:r>
-            <w:proofErr w:type="gramEnd"/>
-            <w:r>
-              <w:t xml:space="preserve"> </w:t>
+            <w:r>
+              <w:t xml:space="preserve">Date : </w:t>
             </w:r>
           </w:p>
         </w:tc>
@@ -456,13 +446,8 @@
             </w:tcMar>
           </w:tcPr>
           <w:p>
-            <w:proofErr w:type="gramStart"/>
-            <w:r>
-              <w:t>Date :</w:t>
-            </w:r>
-            <w:proofErr w:type="gramEnd"/>
-            <w:r>
-              <w:t xml:space="preserve"> </w:t>
+            <w:r>
+              <w:t xml:space="preserve">Date : </w:t>
             </w:r>
           </w:p>
         </w:tc>
@@ -2574,27 +2559,7 @@
                 <w:sz w:val="20"/>
                 <w:szCs w:val="20"/>
               </w:rPr>
-              <w:t>Jalon #</w:t>
-            </w:r>
-            <w:proofErr w:type="gramStart"/>
-            <w:r>
-              <w:rPr>
-                <w:rFonts w:ascii="Aptos Narrow" w:eastAsia="Aptos Narrow" w:hAnsi="Aptos Narrow" w:cs="Aptos Narrow"/>
-                <w:color w:val="000000" w:themeColor="text1"/>
-                <w:sz w:val="20"/>
-                <w:szCs w:val="20"/>
-              </w:rPr>
-              <w:t>1 :</w:t>
-            </w:r>
-            <w:proofErr w:type="gramEnd"/>
-            <w:r>
-              <w:rPr>
-                <w:rFonts w:ascii="Aptos Narrow" w:eastAsia="Aptos Narrow" w:hAnsi="Aptos Narrow" w:cs="Aptos Narrow"/>
-                <w:color w:val="000000" w:themeColor="text1"/>
-                <w:sz w:val="20"/>
-                <w:szCs w:val="20"/>
-              </w:rPr>
-              <w:t xml:space="preserve"> Cycle de vie</w:t>
+              <w:t>Jalon #1 : Cycle de vie</w:t>
             </w:r>
           </w:p>
         </w:tc>
@@ -2772,27 +2737,7 @@
                 <w:sz w:val="20"/>
                 <w:szCs w:val="20"/>
               </w:rPr>
-              <w:t>Jalon #</w:t>
-            </w:r>
-            <w:proofErr w:type="gramStart"/>
-            <w:r>
-              <w:rPr>
-                <w:rFonts w:ascii="Aptos Narrow" w:eastAsia="Aptos Narrow" w:hAnsi="Aptos Narrow" w:cs="Aptos Narrow"/>
-                <w:color w:val="000000" w:themeColor="text1"/>
-                <w:sz w:val="20"/>
-                <w:szCs w:val="20"/>
-              </w:rPr>
-              <w:t>1 :</w:t>
-            </w:r>
-            <w:proofErr w:type="gramEnd"/>
-            <w:r>
-              <w:rPr>
-                <w:rFonts w:ascii="Aptos Narrow" w:eastAsia="Aptos Narrow" w:hAnsi="Aptos Narrow" w:cs="Aptos Narrow"/>
-                <w:color w:val="000000" w:themeColor="text1"/>
-                <w:sz w:val="20"/>
-                <w:szCs w:val="20"/>
-              </w:rPr>
-              <w:t xml:space="preserve"> Cycle de vie</w:t>
+              <w:t>Jalon #1 : Cycle de vie</w:t>
             </w:r>
           </w:p>
         </w:tc>
@@ -2959,27 +2904,7 @@
                 <w:sz w:val="20"/>
                 <w:szCs w:val="20"/>
               </w:rPr>
-              <w:t>Jalon #</w:t>
-            </w:r>
-            <w:proofErr w:type="gramStart"/>
-            <w:r>
-              <w:rPr>
-                <w:rFonts w:ascii="Aptos Narrow" w:eastAsia="Aptos Narrow" w:hAnsi="Aptos Narrow" w:cs="Aptos Narrow"/>
-                <w:color w:val="000000" w:themeColor="text1"/>
-                <w:sz w:val="20"/>
-                <w:szCs w:val="20"/>
-              </w:rPr>
-              <w:t>1 :</w:t>
-            </w:r>
-            <w:proofErr w:type="gramEnd"/>
-            <w:r>
-              <w:rPr>
-                <w:rFonts w:ascii="Aptos Narrow" w:eastAsia="Aptos Narrow" w:hAnsi="Aptos Narrow" w:cs="Aptos Narrow"/>
-                <w:color w:val="000000" w:themeColor="text1"/>
-                <w:sz w:val="20"/>
-                <w:szCs w:val="20"/>
-              </w:rPr>
-              <w:t xml:space="preserve"> Cycle de vie</w:t>
+              <w:t>Jalon #1 : Cycle de vie</w:t>
             </w:r>
           </w:p>
         </w:tc>
@@ -3146,27 +3071,7 @@
                 <w:sz w:val="20"/>
                 <w:szCs w:val="20"/>
               </w:rPr>
-              <w:t>Jalon #</w:t>
-            </w:r>
-            <w:proofErr w:type="gramStart"/>
-            <w:r>
-              <w:rPr>
-                <w:rFonts w:ascii="Aptos Narrow" w:eastAsia="Aptos Narrow" w:hAnsi="Aptos Narrow" w:cs="Aptos Narrow"/>
-                <w:color w:val="000000" w:themeColor="text1"/>
-                <w:sz w:val="20"/>
-                <w:szCs w:val="20"/>
-              </w:rPr>
-              <w:t>2 :</w:t>
-            </w:r>
-            <w:proofErr w:type="gramEnd"/>
-            <w:r>
-              <w:rPr>
-                <w:rFonts w:ascii="Aptos Narrow" w:eastAsia="Aptos Narrow" w:hAnsi="Aptos Narrow" w:cs="Aptos Narrow"/>
-                <w:color w:val="000000" w:themeColor="text1"/>
-                <w:sz w:val="20"/>
-                <w:szCs w:val="20"/>
-              </w:rPr>
-              <w:t xml:space="preserve"> </w:t>
+              <w:t xml:space="preserve">Jalon #2 : </w:t>
             </w:r>
             <w:proofErr w:type="spellStart"/>
             <w:r>
@@ -3344,27 +3249,7 @@
                 <w:sz w:val="20"/>
                 <w:szCs w:val="20"/>
               </w:rPr>
-              <w:t>Jalon #</w:t>
-            </w:r>
-            <w:proofErr w:type="gramStart"/>
-            <w:r>
-              <w:rPr>
-                <w:rFonts w:ascii="Aptos Narrow" w:eastAsia="Aptos Narrow" w:hAnsi="Aptos Narrow" w:cs="Aptos Narrow"/>
-                <w:color w:val="000000" w:themeColor="text1"/>
-                <w:sz w:val="20"/>
-                <w:szCs w:val="20"/>
-              </w:rPr>
-              <w:t>2 :</w:t>
-            </w:r>
-            <w:proofErr w:type="gramEnd"/>
-            <w:r>
-              <w:rPr>
-                <w:rFonts w:ascii="Aptos Narrow" w:eastAsia="Aptos Narrow" w:hAnsi="Aptos Narrow" w:cs="Aptos Narrow"/>
-                <w:color w:val="000000" w:themeColor="text1"/>
-                <w:sz w:val="20"/>
-                <w:szCs w:val="20"/>
-              </w:rPr>
-              <w:t xml:space="preserve"> </w:t>
+              <w:t xml:space="preserve">Jalon #2 : </w:t>
             </w:r>
             <w:proofErr w:type="spellStart"/>
             <w:r>
@@ -3533,27 +3418,7 @@
                 <w:sz w:val="20"/>
                 <w:szCs w:val="20"/>
               </w:rPr>
-              <w:t>Jalon #</w:t>
-            </w:r>
-            <w:proofErr w:type="gramStart"/>
-            <w:r>
-              <w:rPr>
-                <w:rFonts w:ascii="Aptos Narrow" w:eastAsia="Aptos Narrow" w:hAnsi="Aptos Narrow" w:cs="Aptos Narrow"/>
-                <w:color w:val="000000" w:themeColor="text1"/>
-                <w:sz w:val="20"/>
-                <w:szCs w:val="20"/>
-              </w:rPr>
-              <w:t>2 :</w:t>
-            </w:r>
-            <w:proofErr w:type="gramEnd"/>
-            <w:r>
-              <w:rPr>
-                <w:rFonts w:ascii="Aptos Narrow" w:eastAsia="Aptos Narrow" w:hAnsi="Aptos Narrow" w:cs="Aptos Narrow"/>
-                <w:color w:val="000000" w:themeColor="text1"/>
-                <w:sz w:val="20"/>
-                <w:szCs w:val="20"/>
-              </w:rPr>
-              <w:t xml:space="preserve"> </w:t>
+              <w:t xml:space="preserve">Jalon #2 : </w:t>
             </w:r>
             <w:proofErr w:type="spellStart"/>
             <w:r>
@@ -3722,27 +3587,7 @@
                 <w:sz w:val="20"/>
                 <w:szCs w:val="20"/>
               </w:rPr>
-              <w:t>Jalon #</w:t>
-            </w:r>
-            <w:proofErr w:type="gramStart"/>
-            <w:r>
-              <w:rPr>
-                <w:rFonts w:ascii="Aptos Narrow" w:eastAsia="Aptos Narrow" w:hAnsi="Aptos Narrow" w:cs="Aptos Narrow"/>
-                <w:color w:val="000000" w:themeColor="text1"/>
-                <w:sz w:val="20"/>
-                <w:szCs w:val="20"/>
-              </w:rPr>
-              <w:t>3 :</w:t>
-            </w:r>
-            <w:proofErr w:type="gramEnd"/>
-            <w:r>
-              <w:rPr>
-                <w:rFonts w:ascii="Aptos Narrow" w:eastAsia="Aptos Narrow" w:hAnsi="Aptos Narrow" w:cs="Aptos Narrow"/>
-                <w:color w:val="000000" w:themeColor="text1"/>
-                <w:sz w:val="20"/>
-                <w:szCs w:val="20"/>
-              </w:rPr>
-              <w:t xml:space="preserve"> </w:t>
+              <w:t xml:space="preserve">Jalon #3 : </w:t>
             </w:r>
             <w:proofErr w:type="spellStart"/>
             <w:r>
@@ -3911,27 +3756,7 @@
                 <w:sz w:val="20"/>
                 <w:szCs w:val="20"/>
               </w:rPr>
-              <w:t>Jalon #</w:t>
-            </w:r>
-            <w:proofErr w:type="gramStart"/>
-            <w:r>
-              <w:rPr>
-                <w:rFonts w:ascii="Aptos Narrow" w:eastAsia="Aptos Narrow" w:hAnsi="Aptos Narrow" w:cs="Aptos Narrow"/>
-                <w:color w:val="000000" w:themeColor="text1"/>
-                <w:sz w:val="20"/>
-                <w:szCs w:val="20"/>
-              </w:rPr>
-              <w:t>3 :</w:t>
-            </w:r>
-            <w:proofErr w:type="gramEnd"/>
-            <w:r>
-              <w:rPr>
-                <w:rFonts w:ascii="Aptos Narrow" w:eastAsia="Aptos Narrow" w:hAnsi="Aptos Narrow" w:cs="Aptos Narrow"/>
-                <w:color w:val="000000" w:themeColor="text1"/>
-                <w:sz w:val="20"/>
-                <w:szCs w:val="20"/>
-              </w:rPr>
-              <w:t xml:space="preserve"> </w:t>
+              <w:t xml:space="preserve">Jalon #3 : </w:t>
             </w:r>
             <w:proofErr w:type="spellStart"/>
             <w:r>
@@ -6391,7 +6216,6 @@
         <w:t xml:space="preserve">Nous nous attendons </w:t>
       </w:r>
       <w:proofErr w:type="spellStart"/>
-      <w:proofErr w:type="gramStart"/>
       <w:r>
         <w:rPr>
           <w:lang w:val="fr-CA"/>
@@ -6399,7 +6223,6 @@
         <w:t>a</w:t>
       </w:r>
       <w:proofErr w:type="spellEnd"/>
-      <w:proofErr w:type="gramEnd"/>
       <w:r>
         <w:rPr>
           <w:lang w:val="fr-CA"/>
@@ -6589,19 +6412,8 @@
                 <w:sz w:val="20"/>
                 <w:szCs w:val="20"/>
               </w:rPr>
-              <w:t xml:space="preserve"> est-il </w:t>
-            </w:r>
-            <w:proofErr w:type="gramStart"/>
-            <w:r>
-              <w:rPr>
-                <w:b/>
-                <w:bCs/>
-                <w:sz w:val="20"/>
-                <w:szCs w:val="20"/>
-              </w:rPr>
-              <w:t>pertinent ?</w:t>
-            </w:r>
-            <w:proofErr w:type="gramEnd"/>
+              <w:t xml:space="preserve"> est-il pertinent ?</w:t>
+            </w:r>
           </w:p>
         </w:tc>
       </w:tr>
@@ -7042,66 +6854,100 @@
       <w:pPr>
         <w:spacing w:after="40"/>
         <w:rPr>
-          <w:lang w:val="fr-CA"/>
-        </w:rPr>
-      </w:pPr>
-      <w:r>
-        <w:rPr>
           <w:sz w:val="18"/>
-          <w:szCs w:val="18"/>
-          <w:lang w:val="fr-CA"/>
-        </w:rPr>
-        <w:t>.</w:t>
+          <w:szCs w:val="20"/>
+          <w:lang w:val="fr-CA"/>
+        </w:rPr>
+      </w:pPr>
+      <w:r>
+        <w:rPr>
+          <w:sz w:val="18"/>
+          <w:szCs w:val="20"/>
+          <w:lang w:val="fr-CA"/>
+        </w:rPr>
+        <w:t>. Analyser les données disponibles sur les vols afin d’identifier les facteurs qui peuvent être liés aux retards.</w:t>
       </w:r>
     </w:p>
     <w:p>
       <w:pPr>
         <w:spacing w:after="40"/>
         <w:rPr>
-          <w:lang w:val="fr-CA"/>
-        </w:rPr>
-      </w:pPr>
-      <w:r>
-        <w:rPr>
           <w:sz w:val="18"/>
-          <w:szCs w:val="18"/>
-          <w:lang w:val="fr-CA"/>
-        </w:rPr>
-        <w:t>.</w:t>
+          <w:szCs w:val="20"/>
+          <w:lang w:val="fr-CA"/>
+        </w:rPr>
+      </w:pPr>
+      <w:r>
+        <w:rPr>
+          <w:sz w:val="18"/>
+          <w:szCs w:val="20"/>
+          <w:lang w:val="fr-CA"/>
+        </w:rPr>
+        <w:t>. Développer un modèle d’IA capable de prédire si un vol sera à l’heure ou en retard.</w:t>
       </w:r>
     </w:p>
     <w:p>
       <w:pPr>
         <w:spacing w:after="40"/>
         <w:rPr>
-          <w:lang w:val="fr-CA"/>
-        </w:rPr>
-      </w:pPr>
-      <w:r>
-        <w:rPr>
           <w:sz w:val="18"/>
-          <w:szCs w:val="18"/>
+          <w:szCs w:val="20"/>
+          <w:lang w:val="fr-CA"/>
+        </w:rPr>
+      </w:pPr>
+      <w:r>
+        <w:rPr>
+          <w:sz w:val="18"/>
+          <w:szCs w:val="20"/>
           <w:lang w:val="fr-CA"/>
         </w:rPr>
         <w:lastRenderedPageBreak/>
-        <w:t>.</w:t>
+        <w:t>. Si un retard est prédit, développer un modèle permettant d’estimer la durée du retard en minutes.</w:t>
       </w:r>
     </w:p>
     <w:p>
       <w:pPr>
         <w:spacing w:after="40"/>
         <w:rPr>
-          <w:lang w:val="fr-CA"/>
-        </w:rPr>
-      </w:pPr>
-      <w:r>
-        <w:rPr>
           <w:sz w:val="18"/>
-          <w:szCs w:val="18"/>
-          <w:lang w:val="fr-CA"/>
-        </w:rPr>
-        <w:t>.</w:t>
-      </w:r>
+          <w:szCs w:val="20"/>
+          <w:lang w:val="fr-CA"/>
+        </w:rPr>
+      </w:pPr>
+      <w:r>
+        <w:rPr>
+          <w:sz w:val="18"/>
+          <w:szCs w:val="20"/>
+          <w:lang w:val="fr-CA"/>
+        </w:rPr>
+        <w:t>. Évaluer les performances des modèles afin de déterminer s’ils atteignent les objectifs fixés.</w:t>
+      </w:r>
+    </w:p>
+    <w:p>
+      <w:pPr>
+        <w:spacing w:after="40"/>
+        <w:rPr>
+          <w:sz w:val="18"/>
+          <w:szCs w:val="20"/>
+          <w:lang w:val="fr-CA"/>
+        </w:rPr>
+      </w:pPr>
+      <w:r>
+        <w:rPr>
+          <w:sz w:val="18"/>
+          <w:szCs w:val="20"/>
+          <w:lang w:val="fr-CA"/>
+        </w:rPr>
+        <w:t>. Créer un prototype simple permettant de démontrer le fonctionnement de la solution.</w:t>
+      </w:r>
+    </w:p>
+    <w:p>
+      <w:pPr>
+        <w:spacing w:after="40"/>
+        <w:rPr>
+          <w:lang w:val="fr-CA"/>
+        </w:rPr>
+      </w:pPr>
     </w:p>
     <w:p>
       <w:pPr>
@@ -7132,82 +6978,94 @@
     </w:p>
     <w:p>
       <w:pPr>
+        <w:pStyle w:val="Paragraphedeliste"/>
+        <w:numPr>
+          <w:ilvl w:val="0"/>
+          <w:numId w:val="15"/>
+        </w:numPr>
         <w:spacing w:after="40"/>
         <w:rPr>
-          <w:lang w:val="fr-CA"/>
-        </w:rPr>
-      </w:pPr>
-      <w:r>
-        <w:rPr>
           <w:sz w:val="18"/>
-          <w:szCs w:val="18"/>
-          <w:lang w:val="fr-CA"/>
-        </w:rPr>
-        <w:t>.</w:t>
+          <w:szCs w:val="20"/>
+          <w:lang w:val="fr-CA"/>
+        </w:rPr>
+      </w:pPr>
+      <w:r>
+        <w:rPr>
+          <w:sz w:val="18"/>
+          <w:szCs w:val="20"/>
+          <w:lang w:val="fr-CA"/>
+        </w:rPr>
+        <w:t>Le projet ne cherchera pas à annuler ou modifier ou replanifier automatiquement les vols.</w:t>
       </w:r>
     </w:p>
     <w:p>
       <w:pPr>
+        <w:pStyle w:val="Paragraphedeliste"/>
+        <w:numPr>
+          <w:ilvl w:val="0"/>
+          <w:numId w:val="15"/>
+        </w:numPr>
         <w:spacing w:after="40"/>
         <w:rPr>
-          <w:lang w:val="fr-CA"/>
-        </w:rPr>
-      </w:pPr>
-      <w:r>
-        <w:rPr>
           <w:sz w:val="18"/>
-          <w:szCs w:val="18"/>
-          <w:lang w:val="fr-CA"/>
-        </w:rPr>
-        <w:t>.</w:t>
+          <w:szCs w:val="20"/>
+          <w:lang w:val="fr-CA"/>
+        </w:rPr>
+      </w:pPr>
+      <w:r>
+        <w:rPr>
+          <w:sz w:val="18"/>
+          <w:szCs w:val="20"/>
+          <w:lang w:val="fr-CA"/>
+        </w:rPr>
+        <w:t>Le projet ne permettra pas de contrôler directement les opérations de la compagnie aérienne.</w:t>
       </w:r>
     </w:p>
     <w:p>
       <w:pPr>
+        <w:pStyle w:val="Paragraphedeliste"/>
+        <w:numPr>
+          <w:ilvl w:val="0"/>
+          <w:numId w:val="15"/>
+        </w:numPr>
         <w:spacing w:after="40"/>
         <w:rPr>
-          <w:lang w:val="fr-CA"/>
-        </w:rPr>
-      </w:pPr>
-      <w:r>
-        <w:rPr>
           <w:sz w:val="18"/>
-          <w:szCs w:val="18"/>
-          <w:lang w:val="fr-CA"/>
-        </w:rPr>
-        <w:t>.</w:t>
+          <w:szCs w:val="20"/>
+          <w:lang w:val="fr-CA"/>
+        </w:rPr>
+      </w:pPr>
+      <w:r>
+        <w:rPr>
+          <w:sz w:val="18"/>
+          <w:szCs w:val="20"/>
+          <w:lang w:val="fr-CA"/>
+        </w:rPr>
+        <w:t>Le projet ne garantira pas qu’un retard prédit se produira réellement, puisque certains événements peuvent être imprévisibles.</w:t>
       </w:r>
     </w:p>
     <w:p>
       <w:pPr>
+        <w:pStyle w:val="Paragraphedeliste"/>
+        <w:numPr>
+          <w:ilvl w:val="0"/>
+          <w:numId w:val="15"/>
+        </w:numPr>
         <w:spacing w:after="40"/>
         <w:rPr>
-          <w:lang w:val="fr-CA"/>
-        </w:rPr>
-      </w:pPr>
-      <w:r>
-        <w:rPr>
           <w:sz w:val="18"/>
-          <w:szCs w:val="18"/>
-          <w:lang w:val="fr-CA"/>
-        </w:rPr>
-        <w:t>.</w:t>
-      </w:r>
-    </w:p>
-    <w:p>
-      <w:pPr>
-        <w:spacing w:after="40"/>
-        <w:rPr>
+          <w:szCs w:val="20"/>
           <w:lang w:val="fr-CA"/>
         </w:rPr>
       </w:pPr>
       <w:r>
         <w:rPr>
           <w:sz w:val="18"/>
-          <w:szCs w:val="18"/>
-          <w:lang w:val="fr-CA"/>
-        </w:rPr>
-        <w:t>.</w:t>
+          <w:szCs w:val="20"/>
+          <w:lang w:val="fr-CA"/>
+        </w:rPr>
+        <w:t>Le projet ne développera pas un système complet destiné à être utilisé directement dans les opérations réelles d’une compagnie aérienne.</w:t>
       </w:r>
     </w:p>
     <w:p>
@@ -7239,13 +7097,22 @@
     </w:p>
     <w:p>
       <w:pPr>
+        <w:pStyle w:val="Paragraphedeliste"/>
+        <w:numPr>
+          <w:ilvl w:val="0"/>
+          <w:numId w:val="13"/>
+        </w:numPr>
         <w:spacing w:after="80"/>
         <w:rPr>
-          <w:lang w:val="fr-CA"/>
-        </w:rPr>
-      </w:pPr>
-      <w:r>
-        <w:rPr>
+          <w:sz w:val="18"/>
+          <w:szCs w:val="20"/>
+          <w:lang w:val="fr-CA"/>
+        </w:rPr>
+      </w:pPr>
+      <w:r>
+        <w:rPr>
+          <w:sz w:val="18"/>
+          <w:szCs w:val="20"/>
           <w:lang w:val="fr-CA"/>
         </w:rPr>
         <w:t>Pensez au temps disponible, à la quantité ou à la qualité des données, aux ressources techniques, aux connaissances de l’équipe, à l’accès aux données ou à la complexité du problème.</w:t>
@@ -7253,99 +7120,172 @@
     </w:p>
     <w:p>
       <w:pPr>
+        <w:pStyle w:val="Paragraphedeliste"/>
+        <w:numPr>
+          <w:ilvl w:val="0"/>
+          <w:numId w:val="13"/>
+        </w:numPr>
         <w:spacing w:after="40"/>
         <w:rPr>
-          <w:lang w:val="fr-CA"/>
-        </w:rPr>
-      </w:pPr>
-      <w:r>
-        <w:rPr>
           <w:sz w:val="18"/>
-          <w:szCs w:val="18"/>
-          <w:lang w:val="fr-CA"/>
-        </w:rPr>
-        <w:t>.</w:t>
+          <w:szCs w:val="20"/>
+          <w:lang w:val="fr-CA"/>
+        </w:rPr>
+      </w:pPr>
+      <w:r>
+        <w:rPr>
+          <w:sz w:val="18"/>
+          <w:szCs w:val="20"/>
+          <w:lang w:val="fr-CA"/>
+        </w:rPr>
+        <w:t>Pensez au temps disponible, à la quantité ou à la qualité des données, aux ressources techniques, aux connaissances de l’équipe, à l’accès aux données ou à la complexité du problème.</w:t>
       </w:r>
     </w:p>
     <w:p>
       <w:pPr>
+        <w:pStyle w:val="Paragraphedeliste"/>
+        <w:numPr>
+          <w:ilvl w:val="0"/>
+          <w:numId w:val="13"/>
+        </w:numPr>
         <w:spacing w:after="40"/>
         <w:rPr>
-          <w:lang w:val="fr-CA"/>
-        </w:rPr>
-      </w:pPr>
-      <w:r>
-        <w:rPr>
           <w:sz w:val="18"/>
-          <w:szCs w:val="18"/>
-          <w:lang w:val="fr-CA"/>
-        </w:rPr>
-        <w:t>.</w:t>
+          <w:szCs w:val="20"/>
+          <w:lang w:val="fr-CA"/>
+        </w:rPr>
+      </w:pPr>
+      <w:r>
+        <w:rPr>
+          <w:sz w:val="18"/>
+          <w:szCs w:val="20"/>
+          <w:lang w:val="fr-CA"/>
+        </w:rPr>
+        <w:t>Temps limité: Le projet doit être réalisé dans le temps prévu pour les trois jalons du cours.</w:t>
       </w:r>
     </w:p>
     <w:p>
       <w:pPr>
+        <w:pStyle w:val="Paragraphedeliste"/>
+        <w:numPr>
+          <w:ilvl w:val="0"/>
+          <w:numId w:val="13"/>
+        </w:numPr>
         <w:spacing w:after="40"/>
         <w:rPr>
-          <w:lang w:val="fr-CA"/>
-        </w:rPr>
-      </w:pPr>
-      <w:r>
-        <w:rPr>
           <w:sz w:val="18"/>
-          <w:szCs w:val="18"/>
-          <w:lang w:val="fr-CA"/>
-        </w:rPr>
-        <w:t>.</w:t>
+          <w:szCs w:val="20"/>
+          <w:lang w:val="fr-CA"/>
+        </w:rPr>
+      </w:pPr>
+      <w:r>
+        <w:rPr>
+          <w:sz w:val="18"/>
+          <w:szCs w:val="20"/>
+          <w:lang w:val="fr-CA"/>
+        </w:rPr>
+        <w:t>Qualité des données: Certaines données peuvent être manquantes, incorrectes ou incomplètes et devront être nettoyées.</w:t>
       </w:r>
     </w:p>
     <w:p>
       <w:pPr>
+        <w:pStyle w:val="Paragraphedeliste"/>
+        <w:numPr>
+          <w:ilvl w:val="0"/>
+          <w:numId w:val="13"/>
+        </w:numPr>
         <w:spacing w:after="40"/>
         <w:rPr>
-          <w:lang w:val="fr-CA"/>
-        </w:rPr>
-      </w:pPr>
-      <w:r>
-        <w:rPr>
           <w:sz w:val="18"/>
-          <w:szCs w:val="18"/>
-          <w:lang w:val="fr-CA"/>
-        </w:rPr>
-        <w:t>.</w:t>
+          <w:szCs w:val="20"/>
+          <w:lang w:val="fr-CA"/>
+        </w:rPr>
+      </w:pPr>
+      <w:r>
+        <w:rPr>
+          <w:sz w:val="18"/>
+          <w:szCs w:val="20"/>
+          <w:lang w:val="fr-CA"/>
+        </w:rPr>
+        <w:t>Données disponibles: Les prédictions seront limitées aux informations présentes dans le jeu de données choisi.</w:t>
       </w:r>
     </w:p>
     <w:p>
       <w:pPr>
+        <w:pStyle w:val="Paragraphedeliste"/>
+        <w:numPr>
+          <w:ilvl w:val="0"/>
+          <w:numId w:val="13"/>
+        </w:numPr>
         <w:spacing w:after="40"/>
         <w:rPr>
-          <w:lang w:val="fr-CA"/>
-        </w:rPr>
-      </w:pPr>
-      <w:r>
-        <w:rPr>
           <w:sz w:val="18"/>
-          <w:szCs w:val="18"/>
-          <w:lang w:val="fr-CA"/>
-        </w:rPr>
-        <w:t>.</w:t>
+          <w:szCs w:val="20"/>
+          <w:lang w:val="fr-CA"/>
+        </w:rPr>
+      </w:pPr>
+      <w:r>
+        <w:rPr>
+          <w:sz w:val="18"/>
+          <w:szCs w:val="20"/>
+          <w:lang w:val="fr-CA"/>
+        </w:rPr>
+        <w:t>Complexité des retards: Certains retards peuvent être causés par des événements difficiles à prévoir avec les données disponibles.</w:t>
       </w:r>
     </w:p>
     <w:p>
       <w:pPr>
+        <w:pStyle w:val="Paragraphedeliste"/>
+        <w:numPr>
+          <w:ilvl w:val="0"/>
+          <w:numId w:val="13"/>
+        </w:numPr>
         <w:spacing w:after="40"/>
         <w:rPr>
-          <w:lang w:val="fr-CA"/>
-        </w:rPr>
-      </w:pPr>
-      <w:r>
-        <w:rPr>
           <w:sz w:val="18"/>
-          <w:szCs w:val="18"/>
-          <w:lang w:val="fr-CA"/>
-        </w:rPr>
-        <w:t>.</w:t>
-      </w:r>
+          <w:szCs w:val="20"/>
+          <w:lang w:val="fr-CA"/>
+        </w:rPr>
+      </w:pPr>
+      <w:r>
+        <w:rPr>
+          <w:sz w:val="18"/>
+          <w:szCs w:val="20"/>
+          <w:lang w:val="fr-CA"/>
+        </w:rPr>
+        <w:t>Ressources techniques: Le projet sera réalisé avec les outils et les ressources informatiques auxquels l’équipe a accès.</w:t>
+      </w:r>
+    </w:p>
+    <w:p>
+      <w:pPr>
+        <w:pStyle w:val="Paragraphedeliste"/>
+        <w:numPr>
+          <w:ilvl w:val="0"/>
+          <w:numId w:val="13"/>
+        </w:numPr>
+        <w:spacing w:after="40"/>
+        <w:rPr>
+          <w:sz w:val="18"/>
+          <w:szCs w:val="20"/>
+          <w:lang w:val="fr-CA"/>
+        </w:rPr>
+      </w:pPr>
+      <w:r>
+        <w:rPr>
+          <w:sz w:val="18"/>
+          <w:szCs w:val="20"/>
+          <w:lang w:val="fr-CA"/>
+        </w:rPr>
+        <w:t>Expérience de l’équipe: Les modèles utilisés devront rester adaptés aux connaissances acquises pendant le cours.</w:t>
+      </w:r>
+    </w:p>
+    <w:p>
+      <w:pPr>
+        <w:spacing w:after="40"/>
+        <w:rPr>
+          <w:lang w:val="fr-CA"/>
+        </w:rPr>
+      </w:pPr>
     </w:p>
     <w:p>
       <w:pPr>
@@ -7404,9 +7344,9 @@
         <w:tblLook w:val="04A0" w:firstRow="1" w:lastRow="0" w:firstColumn="1" w:lastColumn="0" w:noHBand="0" w:noVBand="1"/>
       </w:tblPr>
       <w:tblGrid>
-        <w:gridCol w:w="3060"/>
-        <w:gridCol w:w="3169"/>
-        <w:gridCol w:w="3121"/>
+        <w:gridCol w:w="2979"/>
+        <w:gridCol w:w="3187"/>
+        <w:gridCol w:w="3184"/>
       </w:tblGrid>
       <w:tr>
         <w:trPr>
@@ -7443,6 +7383,7 @@
                 <w:sz w:val="20"/>
                 <w:szCs w:val="20"/>
               </w:rPr>
+              <w:lastRenderedPageBreak/>
               <w:t>Membre</w:t>
             </w:r>
           </w:p>
@@ -7571,63 +7512,435 @@
             </w:pPr>
             <w:r>
               <w:rPr>
+                <w:sz w:val="18"/>
+                <w:szCs w:val="18"/>
+              </w:rPr>
+              <w:t xml:space="preserve"> </w:t>
+            </w:r>
+            <w:r>
+              <w:rPr>
+                <w:sz w:val="18"/>
+                <w:szCs w:val="18"/>
+              </w:rPr>
+              <w:t>Alex Séguin</w:t>
+            </w:r>
+          </w:p>
+        </w:tc>
+        <w:tc>
+          <w:tcPr>
+            <w:tcW w:w="3408" w:type="dxa"/>
+            <w:tcMar>
+              <w:top w:w="100" w:type="dxa"/>
+              <w:left w:w="100" w:type="dxa"/>
+              <w:bottom w:w="100" w:type="dxa"/>
+              <w:right w:w="100" w:type="dxa"/>
+            </w:tcMar>
+          </w:tcPr>
+          <w:p>
+            <w:pPr>
+              <w:rPr>
+                <w:sz w:val="18"/>
+                <w:szCs w:val="18"/>
+                <w:lang w:val="fr-CA"/>
+              </w:rPr>
+            </w:pPr>
+            <w:r>
+              <w:rPr>
+                <w:sz w:val="18"/>
+                <w:szCs w:val="18"/>
+                <w:lang w:val="fr-CA"/>
+              </w:rPr>
+              <w:t>Nous allons avoir les mêmes responsabilités, puisque nous allons faire le projet 100 % ensemble, en réunion ou en appel.</w:t>
+            </w:r>
+          </w:p>
+          <w:p>
+            <w:pPr>
+              <w:numPr>
+                <w:ilvl w:val="0"/>
+                <w:numId w:val="16"/>
+              </w:numPr>
+              <w:rPr>
+                <w:sz w:val="18"/>
+                <w:szCs w:val="18"/>
+              </w:rPr>
+            </w:pPr>
+            <w:r>
+              <w:rPr>
+                <w:sz w:val="18"/>
+                <w:szCs w:val="18"/>
+              </w:rPr>
+              <w:t xml:space="preserve">Recherche et </w:t>
+            </w:r>
+            <w:proofErr w:type="spellStart"/>
+            <w:r>
+              <w:rPr>
+                <w:sz w:val="18"/>
+                <w:szCs w:val="18"/>
+              </w:rPr>
+              <w:t>préparation</w:t>
+            </w:r>
+            <w:proofErr w:type="spellEnd"/>
+            <w:r>
+              <w:rPr>
+                <w:sz w:val="18"/>
+                <w:szCs w:val="18"/>
+              </w:rPr>
+              <w:t xml:space="preserve"> des données </w:t>
+            </w:r>
+          </w:p>
+          <w:p>
+            <w:pPr>
+              <w:numPr>
+                <w:ilvl w:val="0"/>
+                <w:numId w:val="16"/>
+              </w:numPr>
+              <w:rPr>
+                <w:sz w:val="18"/>
+                <w:szCs w:val="18"/>
+              </w:rPr>
+            </w:pPr>
+            <w:proofErr w:type="spellStart"/>
+            <w:r>
+              <w:rPr>
+                <w:sz w:val="18"/>
+                <w:szCs w:val="18"/>
+              </w:rPr>
+              <w:t>Nettoyage</w:t>
+            </w:r>
+            <w:proofErr w:type="spellEnd"/>
+            <w:r>
+              <w:rPr>
+                <w:sz w:val="18"/>
+                <w:szCs w:val="18"/>
+              </w:rPr>
+              <w:t xml:space="preserve"> des données </w:t>
+            </w:r>
+          </w:p>
+          <w:p>
+            <w:pPr>
+              <w:numPr>
+                <w:ilvl w:val="0"/>
+                <w:numId w:val="16"/>
+              </w:numPr>
+              <w:rPr>
+                <w:sz w:val="18"/>
+                <w:szCs w:val="18"/>
+              </w:rPr>
+            </w:pPr>
+            <w:r>
+              <w:rPr>
+                <w:sz w:val="18"/>
+                <w:szCs w:val="18"/>
+              </w:rPr>
+              <w:t xml:space="preserve">Exploration et </w:t>
+            </w:r>
+            <w:proofErr w:type="spellStart"/>
+            <w:r>
+              <w:rPr>
+                <w:sz w:val="18"/>
+                <w:szCs w:val="18"/>
+              </w:rPr>
+              <w:t>visualisation</w:t>
+            </w:r>
+            <w:proofErr w:type="spellEnd"/>
+            <w:r>
+              <w:rPr>
+                <w:sz w:val="18"/>
+                <w:szCs w:val="18"/>
+              </w:rPr>
+              <w:t xml:space="preserve"> des données </w:t>
+            </w:r>
+          </w:p>
+          <w:p>
+            <w:pPr>
+              <w:numPr>
+                <w:ilvl w:val="0"/>
+                <w:numId w:val="16"/>
+              </w:numPr>
+              <w:rPr>
+                <w:sz w:val="18"/>
+                <w:szCs w:val="18"/>
+                <w:lang w:val="fr-CA"/>
+              </w:rPr>
+            </w:pPr>
+            <w:r>
+              <w:rPr>
+                <w:sz w:val="18"/>
+                <w:szCs w:val="18"/>
+                <w:lang w:val="fr-CA"/>
+              </w:rPr>
+              <w:t xml:space="preserve">Participation au développement et aux tests des modèles d’IA </w:t>
+            </w:r>
+          </w:p>
+          <w:p>
+            <w:pPr>
+              <w:numPr>
+                <w:ilvl w:val="0"/>
+                <w:numId w:val="16"/>
+              </w:numPr>
+              <w:rPr>
+                <w:sz w:val="18"/>
+                <w:szCs w:val="18"/>
+                <w:lang w:val="fr-CA"/>
+              </w:rPr>
+            </w:pPr>
+            <w:r>
+              <w:rPr>
+                <w:sz w:val="18"/>
+                <w:szCs w:val="18"/>
+                <w:lang w:val="fr-CA"/>
+              </w:rPr>
+              <w:t xml:space="preserve">Participation à l’évaluation des modèles d’IA </w:t>
+            </w:r>
+          </w:p>
+          <w:p>
+            <w:pPr>
+              <w:numPr>
+                <w:ilvl w:val="0"/>
+                <w:numId w:val="16"/>
+              </w:numPr>
+              <w:rPr>
+                <w:sz w:val="18"/>
+                <w:szCs w:val="18"/>
+              </w:rPr>
+            </w:pPr>
+            <w:r>
+              <w:rPr>
+                <w:sz w:val="18"/>
+                <w:szCs w:val="18"/>
+              </w:rPr>
+              <w:t xml:space="preserve">Documentation du </w:t>
+            </w:r>
+            <w:proofErr w:type="spellStart"/>
+            <w:r>
+              <w:rPr>
+                <w:sz w:val="18"/>
+                <w:szCs w:val="18"/>
+              </w:rPr>
+              <w:t>projet</w:t>
+            </w:r>
+            <w:proofErr w:type="spellEnd"/>
+          </w:p>
+          <w:p>
+            <w:pPr>
+              <w:rPr>
+                <w:sz w:val="18"/>
+                <w:szCs w:val="18"/>
+                <w:lang w:val="fr-CA"/>
+              </w:rPr>
+            </w:pPr>
+          </w:p>
+        </w:tc>
+        <w:tc>
+          <w:tcPr>
+            <w:tcW w:w="3408" w:type="dxa"/>
+            <w:tcMar>
+              <w:top w:w="100" w:type="dxa"/>
+              <w:left w:w="100" w:type="dxa"/>
+              <w:bottom w:w="100" w:type="dxa"/>
+              <w:right w:w="100" w:type="dxa"/>
+            </w:tcMar>
+          </w:tcPr>
+          <w:p>
+            <w:pPr>
+              <w:rPr>
+                <w:sz w:val="18"/>
+                <w:szCs w:val="18"/>
+                <w:lang w:val="fr-CA"/>
+              </w:rPr>
+            </w:pPr>
+            <w:r>
+              <w:rPr>
+                <w:sz w:val="18"/>
+                <w:szCs w:val="18"/>
+                <w:lang w:val="fr-CA"/>
+              </w:rPr>
+              <w:t xml:space="preserve"> </w:t>
+            </w:r>
+            <w:r>
+              <w:rPr>
+                <w:sz w:val="18"/>
+                <w:szCs w:val="18"/>
+                <w:lang w:val="fr-CA"/>
+              </w:rPr>
+              <w:t xml:space="preserve">Nous faisons les mêmes </w:t>
+            </w:r>
+            <w:r>
+              <w:rPr>
+                <w:sz w:val="18"/>
+                <w:szCs w:val="18"/>
+                <w:lang w:val="fr-CA"/>
+              </w:rPr>
+              <w:t>contributions</w:t>
+            </w:r>
+            <w:r>
+              <w:rPr>
+                <w:sz w:val="18"/>
+                <w:szCs w:val="18"/>
+                <w:lang w:val="fr-CA"/>
+              </w:rPr>
+              <w:t>, puisque nous allons faire le projet 100 % ensemble, en réunion ou en appel.</w:t>
+            </w:r>
+          </w:p>
+          <w:p>
+            <w:pPr>
+              <w:numPr>
+                <w:ilvl w:val="0"/>
+                <w:numId w:val="19"/>
+              </w:numPr>
+              <w:rPr>
+                <w:sz w:val="18"/>
+                <w:szCs w:val="18"/>
+              </w:rPr>
+            </w:pPr>
+            <w:proofErr w:type="spellStart"/>
+            <w:r>
+              <w:rPr>
+                <w:sz w:val="18"/>
+                <w:szCs w:val="18"/>
+              </w:rPr>
+              <w:t>Préparation</w:t>
+            </w:r>
+            <w:proofErr w:type="spellEnd"/>
+            <w:r>
+              <w:rPr>
+                <w:sz w:val="18"/>
+                <w:szCs w:val="18"/>
+              </w:rPr>
+              <w:t xml:space="preserve"> et </w:t>
+            </w:r>
+            <w:proofErr w:type="spellStart"/>
+            <w:r>
+              <w:rPr>
+                <w:sz w:val="18"/>
+                <w:szCs w:val="18"/>
+              </w:rPr>
+              <w:t>analyse</w:t>
+            </w:r>
+            <w:proofErr w:type="spellEnd"/>
+            <w:r>
+              <w:rPr>
+                <w:sz w:val="18"/>
+                <w:szCs w:val="18"/>
+              </w:rPr>
+              <w:t xml:space="preserve"> des données </w:t>
+            </w:r>
+          </w:p>
+          <w:p>
+            <w:pPr>
+              <w:numPr>
+                <w:ilvl w:val="0"/>
+                <w:numId w:val="19"/>
+              </w:numPr>
+              <w:rPr>
+                <w:sz w:val="18"/>
+                <w:szCs w:val="18"/>
+              </w:rPr>
+            </w:pPr>
+            <w:proofErr w:type="spellStart"/>
+            <w:r>
+              <w:rPr>
+                <w:sz w:val="18"/>
+                <w:szCs w:val="18"/>
+              </w:rPr>
+              <w:t>Modélisation</w:t>
+            </w:r>
+            <w:proofErr w:type="spellEnd"/>
+            <w:r>
+              <w:rPr>
+                <w:sz w:val="18"/>
+                <w:szCs w:val="18"/>
+              </w:rPr>
+              <w:t xml:space="preserve"> </w:t>
+            </w:r>
+          </w:p>
+          <w:p>
+            <w:pPr>
+              <w:numPr>
+                <w:ilvl w:val="0"/>
+                <w:numId w:val="19"/>
+              </w:numPr>
+              <w:rPr>
+                <w:sz w:val="18"/>
+                <w:szCs w:val="18"/>
+              </w:rPr>
+            </w:pPr>
+            <w:proofErr w:type="spellStart"/>
+            <w:r>
+              <w:rPr>
+                <w:sz w:val="18"/>
+                <w:szCs w:val="18"/>
+              </w:rPr>
+              <w:t>Évaluation</w:t>
+            </w:r>
+            <w:proofErr w:type="spellEnd"/>
+            <w:r>
+              <w:rPr>
+                <w:sz w:val="18"/>
+                <w:szCs w:val="18"/>
+              </w:rPr>
+              <w:t xml:space="preserve"> des </w:t>
+            </w:r>
+            <w:proofErr w:type="spellStart"/>
+            <w:r>
+              <w:rPr>
+                <w:sz w:val="18"/>
+                <w:szCs w:val="18"/>
+              </w:rPr>
+              <w:t>modèles</w:t>
+            </w:r>
+            <w:proofErr w:type="spellEnd"/>
+            <w:r>
+              <w:rPr>
+                <w:sz w:val="18"/>
+                <w:szCs w:val="18"/>
+              </w:rPr>
+              <w:t xml:space="preserve"> </w:t>
+            </w:r>
+          </w:p>
+          <w:p>
+            <w:pPr>
+              <w:numPr>
+                <w:ilvl w:val="0"/>
+                <w:numId w:val="19"/>
+              </w:numPr>
+              <w:rPr>
+                <w:sz w:val="18"/>
+                <w:szCs w:val="18"/>
+              </w:rPr>
+            </w:pPr>
+            <w:r>
+              <w:rPr>
+                <w:sz w:val="18"/>
+                <w:szCs w:val="18"/>
+              </w:rPr>
+              <w:t xml:space="preserve">Documentation du </w:t>
+            </w:r>
+            <w:proofErr w:type="spellStart"/>
+            <w:r>
+              <w:rPr>
+                <w:sz w:val="18"/>
+                <w:szCs w:val="18"/>
+              </w:rPr>
+              <w:t>projet</w:t>
+            </w:r>
+            <w:proofErr w:type="spellEnd"/>
+            <w:r>
+              <w:rPr>
+                <w:sz w:val="18"/>
+                <w:szCs w:val="18"/>
+              </w:rPr>
+              <w:t xml:space="preserve"> </w:t>
+            </w:r>
+          </w:p>
+          <w:p>
+            <w:pPr>
+              <w:rPr>
                 <w:sz w:val="20"/>
                 <w:szCs w:val="20"/>
-              </w:rPr>
-              <w:t xml:space="preserve"> </w:t>
-            </w:r>
-          </w:p>
-        </w:tc>
-        <w:tc>
-          <w:tcPr>
-            <w:tcW w:w="3408" w:type="dxa"/>
-            <w:tcMar>
-              <w:top w:w="100" w:type="dxa"/>
-              <w:left w:w="100" w:type="dxa"/>
-              <w:bottom w:w="100" w:type="dxa"/>
-              <w:right w:w="100" w:type="dxa"/>
-            </w:tcMar>
-          </w:tcPr>
-          <w:p>
-            <w:pPr>
-              <w:rPr>
-                <w:sz w:val="20"/>
-                <w:szCs w:val="20"/>
+                <w:lang w:val="fr-CA"/>
               </w:rPr>
             </w:pPr>
-            <w:r>
-              <w:rPr>
-                <w:sz w:val="20"/>
-                <w:szCs w:val="20"/>
-              </w:rPr>
-              <w:t xml:space="preserve"> </w:t>
-            </w:r>
-          </w:p>
-        </w:tc>
-        <w:tc>
-          <w:tcPr>
-            <w:tcW w:w="3408" w:type="dxa"/>
-            <w:tcMar>
-              <w:top w:w="100" w:type="dxa"/>
-              <w:left w:w="100" w:type="dxa"/>
-              <w:bottom w:w="100" w:type="dxa"/>
-              <w:right w:w="100" w:type="dxa"/>
-            </w:tcMar>
-          </w:tcPr>
-          <w:p>
-            <w:pPr>
-              <w:rPr>
-                <w:sz w:val="20"/>
-                <w:szCs w:val="20"/>
-              </w:rPr>
-            </w:pPr>
-            <w:r>
-              <w:rPr>
-                <w:sz w:val="20"/>
-                <w:szCs w:val="20"/>
-              </w:rPr>
-              <w:t xml:space="preserve"> </w:t>
-            </w:r>
           </w:p>
         </w:tc>
       </w:tr>
@@ -7657,9 +7970,17 @@
               <w:rPr>
                 <w:sz w:val="20"/>
                 <w:szCs w:val="20"/>
+                <w:lang w:val="fr-CA"/>
               </w:rPr>
               <w:t xml:space="preserve"> </w:t>
             </w:r>
+            <w:r>
+              <w:rPr>
+                <w:sz w:val="18"/>
+                <w:szCs w:val="18"/>
+              </w:rPr>
+              <w:t>Jérémie Tremblay</w:t>
+            </w:r>
           </w:p>
         </w:tc>
         <w:tc>
@@ -7672,46 +7993,349 @@
               <w:right w:w="100" w:type="dxa"/>
             </w:tcMar>
           </w:tcPr>
+          <w:p>
+            <w:pPr>
+              <w:pStyle w:val="Paragraphedeliste"/>
+              <w:numPr>
+                <w:ilvl w:val="0"/>
+                <w:numId w:val="18"/>
+              </w:numPr>
+              <w:rPr>
+                <w:sz w:val="18"/>
+                <w:szCs w:val="18"/>
+                <w:lang w:val="fr-CA"/>
+              </w:rPr>
+            </w:pPr>
+            <w:r>
+              <w:rPr>
+                <w:sz w:val="18"/>
+                <w:szCs w:val="18"/>
+                <w:lang w:val="fr-CA"/>
+              </w:rPr>
+              <w:t xml:space="preserve">Recherche et préparation des données </w:t>
+            </w:r>
+          </w:p>
+          <w:p>
+            <w:pPr>
+              <w:numPr>
+                <w:ilvl w:val="0"/>
+                <w:numId w:val="17"/>
+              </w:numPr>
+              <w:rPr>
+                <w:sz w:val="18"/>
+                <w:szCs w:val="18"/>
+              </w:rPr>
+            </w:pPr>
+            <w:proofErr w:type="spellStart"/>
+            <w:r>
+              <w:rPr>
+                <w:sz w:val="18"/>
+                <w:szCs w:val="18"/>
+              </w:rPr>
+              <w:t>Nettoyage</w:t>
+            </w:r>
+            <w:proofErr w:type="spellEnd"/>
+            <w:r>
+              <w:rPr>
+                <w:sz w:val="18"/>
+                <w:szCs w:val="18"/>
+              </w:rPr>
+              <w:t xml:space="preserve"> des données </w:t>
+            </w:r>
+          </w:p>
+          <w:p>
+            <w:pPr>
+              <w:numPr>
+                <w:ilvl w:val="0"/>
+                <w:numId w:val="17"/>
+              </w:numPr>
+              <w:rPr>
+                <w:sz w:val="18"/>
+                <w:szCs w:val="18"/>
+              </w:rPr>
+            </w:pPr>
+            <w:r>
+              <w:rPr>
+                <w:sz w:val="18"/>
+                <w:szCs w:val="18"/>
+              </w:rPr>
+              <w:t xml:space="preserve">Exploration et </w:t>
+            </w:r>
+            <w:proofErr w:type="spellStart"/>
+            <w:r>
+              <w:rPr>
+                <w:sz w:val="18"/>
+                <w:szCs w:val="18"/>
+              </w:rPr>
+              <w:t>visualisation</w:t>
+            </w:r>
+            <w:proofErr w:type="spellEnd"/>
+            <w:r>
+              <w:rPr>
+                <w:sz w:val="18"/>
+                <w:szCs w:val="18"/>
+              </w:rPr>
+              <w:t xml:space="preserve"> des données </w:t>
+            </w:r>
+          </w:p>
+          <w:p>
+            <w:pPr>
+              <w:numPr>
+                <w:ilvl w:val="0"/>
+                <w:numId w:val="17"/>
+              </w:numPr>
+              <w:rPr>
+                <w:sz w:val="18"/>
+                <w:szCs w:val="18"/>
+                <w:lang w:val="fr-CA"/>
+              </w:rPr>
+            </w:pPr>
+            <w:r>
+              <w:rPr>
+                <w:sz w:val="18"/>
+                <w:szCs w:val="18"/>
+                <w:lang w:val="fr-CA"/>
+              </w:rPr>
+              <w:t xml:space="preserve">Participation au développement et aux tests des modèles d’IA </w:t>
+            </w:r>
+          </w:p>
+          <w:p>
+            <w:pPr>
+              <w:numPr>
+                <w:ilvl w:val="0"/>
+                <w:numId w:val="17"/>
+              </w:numPr>
+              <w:rPr>
+                <w:sz w:val="18"/>
+                <w:szCs w:val="18"/>
+                <w:lang w:val="fr-CA"/>
+              </w:rPr>
+            </w:pPr>
+            <w:r>
+              <w:rPr>
+                <w:sz w:val="18"/>
+                <w:szCs w:val="18"/>
+                <w:lang w:val="fr-CA"/>
+              </w:rPr>
+              <w:t xml:space="preserve">Participation à l’évaluation des modèles d’IA </w:t>
+            </w:r>
+          </w:p>
+          <w:p>
+            <w:pPr>
+              <w:numPr>
+                <w:ilvl w:val="0"/>
+                <w:numId w:val="17"/>
+              </w:numPr>
+              <w:rPr>
+                <w:sz w:val="18"/>
+                <w:szCs w:val="18"/>
+              </w:rPr>
+            </w:pPr>
+            <w:r>
+              <w:rPr>
+                <w:sz w:val="18"/>
+                <w:szCs w:val="18"/>
+              </w:rPr>
+              <w:t xml:space="preserve">Documentation du </w:t>
+            </w:r>
+            <w:proofErr w:type="spellStart"/>
+            <w:r>
+              <w:rPr>
+                <w:sz w:val="18"/>
+                <w:szCs w:val="18"/>
+              </w:rPr>
+              <w:t>projet</w:t>
+            </w:r>
+            <w:proofErr w:type="spellEnd"/>
+          </w:p>
+          <w:p>
+            <w:pPr>
+              <w:rPr>
+                <w:sz w:val="18"/>
+                <w:szCs w:val="18"/>
+                <w:lang w:val="fr-CA"/>
+              </w:rPr>
+            </w:pPr>
+          </w:p>
           <w:p>
             <w:pPr>
               <w:rPr>
                 <w:sz w:val="20"/>
                 <w:szCs w:val="20"/>
+                <w:lang w:val="fr-CA"/>
               </w:rPr>
             </w:pPr>
-            <w:r>
-              <w:rPr>
-                <w:sz w:val="20"/>
-                <w:szCs w:val="20"/>
+          </w:p>
+        </w:tc>
+        <w:tc>
+          <w:tcPr>
+            <w:tcW w:w="3408" w:type="dxa"/>
+            <w:tcMar>
+              <w:top w:w="100" w:type="dxa"/>
+              <w:left w:w="100" w:type="dxa"/>
+              <w:bottom w:w="100" w:type="dxa"/>
+              <w:right w:w="100" w:type="dxa"/>
+            </w:tcMar>
+          </w:tcPr>
+          <w:p>
+            <w:pPr>
+              <w:numPr>
+                <w:ilvl w:val="0"/>
+                <w:numId w:val="19"/>
+              </w:numPr>
+              <w:rPr>
+                <w:sz w:val="18"/>
+                <w:szCs w:val="18"/>
+              </w:rPr>
+            </w:pPr>
+            <w:proofErr w:type="spellStart"/>
+            <w:r>
+              <w:rPr>
+                <w:sz w:val="18"/>
+                <w:szCs w:val="18"/>
+              </w:rPr>
+              <w:t>Préparation</w:t>
+            </w:r>
+            <w:proofErr w:type="spellEnd"/>
+            <w:r>
+              <w:rPr>
+                <w:sz w:val="18"/>
+                <w:szCs w:val="18"/>
+              </w:rPr>
+              <w:t xml:space="preserve"> et </w:t>
+            </w:r>
+            <w:proofErr w:type="spellStart"/>
+            <w:r>
+              <w:rPr>
+                <w:sz w:val="18"/>
+                <w:szCs w:val="18"/>
+              </w:rPr>
+              <w:t>analyse</w:t>
+            </w:r>
+            <w:proofErr w:type="spellEnd"/>
+            <w:r>
+              <w:rPr>
+                <w:sz w:val="18"/>
+                <w:szCs w:val="18"/>
+              </w:rPr>
+              <w:t xml:space="preserve"> des données </w:t>
+            </w:r>
+          </w:p>
+          <w:p>
+            <w:pPr>
+              <w:numPr>
+                <w:ilvl w:val="0"/>
+                <w:numId w:val="19"/>
+              </w:numPr>
+              <w:rPr>
+                <w:sz w:val="18"/>
+                <w:szCs w:val="18"/>
+              </w:rPr>
+            </w:pPr>
+            <w:proofErr w:type="spellStart"/>
+            <w:r>
+              <w:rPr>
+                <w:sz w:val="18"/>
+                <w:szCs w:val="18"/>
+              </w:rPr>
+              <w:t>Modélisation</w:t>
+            </w:r>
+            <w:proofErr w:type="spellEnd"/>
+            <w:r>
+              <w:rPr>
+                <w:sz w:val="18"/>
+                <w:szCs w:val="18"/>
               </w:rPr>
               <w:t xml:space="preserve"> </w:t>
             </w:r>
           </w:p>
-        </w:tc>
-        <w:tc>
-          <w:tcPr>
-            <w:tcW w:w="3408" w:type="dxa"/>
-            <w:tcMar>
-              <w:top w:w="100" w:type="dxa"/>
-              <w:left w:w="100" w:type="dxa"/>
-              <w:bottom w:w="100" w:type="dxa"/>
-              <w:right w:w="100" w:type="dxa"/>
-            </w:tcMar>
-          </w:tcPr>
           <w:p>
             <w:pPr>
-              <w:rPr>
-                <w:sz w:val="20"/>
-                <w:szCs w:val="20"/>
+              <w:numPr>
+                <w:ilvl w:val="0"/>
+                <w:numId w:val="19"/>
+              </w:numPr>
+              <w:rPr>
+                <w:sz w:val="18"/>
+                <w:szCs w:val="18"/>
               </w:rPr>
             </w:pPr>
-            <w:r>
-              <w:rPr>
-                <w:sz w:val="20"/>
-                <w:szCs w:val="20"/>
+            <w:proofErr w:type="spellStart"/>
+            <w:r>
+              <w:rPr>
+                <w:sz w:val="18"/>
+                <w:szCs w:val="18"/>
+              </w:rPr>
+              <w:t>Évaluation</w:t>
+            </w:r>
+            <w:proofErr w:type="spellEnd"/>
+            <w:r>
+              <w:rPr>
+                <w:sz w:val="18"/>
+                <w:szCs w:val="18"/>
+              </w:rPr>
+              <w:t xml:space="preserve"> des </w:t>
+            </w:r>
+            <w:proofErr w:type="spellStart"/>
+            <w:r>
+              <w:rPr>
+                <w:sz w:val="18"/>
+                <w:szCs w:val="18"/>
+              </w:rPr>
+              <w:t>modèles</w:t>
+            </w:r>
+            <w:proofErr w:type="spellEnd"/>
+            <w:r>
+              <w:rPr>
+                <w:sz w:val="18"/>
+                <w:szCs w:val="18"/>
               </w:rPr>
               <w:t xml:space="preserve"> </w:t>
             </w:r>
+          </w:p>
+          <w:p>
+            <w:pPr>
+              <w:numPr>
+                <w:ilvl w:val="0"/>
+                <w:numId w:val="19"/>
+              </w:numPr>
+              <w:rPr>
+                <w:sz w:val="18"/>
+                <w:szCs w:val="18"/>
+              </w:rPr>
+            </w:pPr>
+            <w:r>
+              <w:rPr>
+                <w:sz w:val="18"/>
+                <w:szCs w:val="18"/>
+              </w:rPr>
+              <w:t xml:space="preserve">Documentation du </w:t>
+            </w:r>
+            <w:proofErr w:type="spellStart"/>
+            <w:r>
+              <w:rPr>
+                <w:sz w:val="18"/>
+                <w:szCs w:val="18"/>
+              </w:rPr>
+              <w:t>projet</w:t>
+            </w:r>
+            <w:proofErr w:type="spellEnd"/>
+            <w:r>
+              <w:rPr>
+                <w:sz w:val="18"/>
+                <w:szCs w:val="18"/>
+              </w:rPr>
+              <w:t xml:space="preserve"> </w:t>
+            </w:r>
+          </w:p>
+          <w:p>
+            <w:pPr>
+              <w:rPr>
+                <w:sz w:val="18"/>
+                <w:szCs w:val="18"/>
+                <w:lang w:val="fr-CA"/>
+              </w:rPr>
+            </w:pPr>
           </w:p>
         </w:tc>
       </w:tr>
@@ -7719,6 +8343,9 @@
     <w:p>
       <w:pPr>
         <w:spacing w:after="20"/>
+        <w:rPr>
+          <w:lang w:val="fr-CA"/>
+        </w:rPr>
       </w:pPr>
     </w:p>
     <w:p>
@@ -7730,14 +8357,21 @@
           <w:bCs/>
           <w:sz w:val="32"/>
           <w:szCs w:val="32"/>
+          <w:lang w:val="fr-CA"/>
         </w:rPr>
       </w:pPr>
     </w:p>
     <w:p>
       <w:pPr>
         <w:spacing w:before="240" w:after="120"/>
-      </w:pPr>
-      <w:r>
+        <w:rPr>
+          <w:lang w:val="fr-CA"/>
+        </w:rPr>
+      </w:pPr>
+      <w:r>
+        <w:rPr>
+          <w:lang w:val="fr-CA"/>
+        </w:rPr>
         <w:br w:type="page"/>
       </w:r>
     </w:p>
@@ -8051,18 +8685,23 @@
           <w:p>
             <w:pPr>
               <w:rPr>
-                <w:sz w:val="20"/>
-                <w:szCs w:val="20"/>
-                <w:lang w:val="fr-CA"/>
+                <w:sz w:val="18"/>
+                <w:szCs w:val="18"/>
               </w:rPr>
             </w:pPr>
             <w:r>
               <w:rPr>
-                <w:sz w:val="20"/>
-                <w:szCs w:val="20"/>
-                <w:lang w:val="fr-CA"/>
+                <w:sz w:val="18"/>
+                <w:szCs w:val="18"/>
               </w:rPr>
               <w:t xml:space="preserve"> </w:t>
+            </w:r>
+            <w:r>
+              <w:rPr>
+                <w:sz w:val="18"/>
+                <w:szCs w:val="18"/>
+              </w:rPr>
+              <w:t>Reporting Carrier On-Time Performance (1987-present)</w:t>
             </w:r>
           </w:p>
         </w:tc>
@@ -8124,17 +8763,27 @@
           <w:p>
             <w:pPr>
               <w:rPr>
-                <w:sz w:val="20"/>
-                <w:szCs w:val="20"/>
+                <w:sz w:val="18"/>
+                <w:szCs w:val="18"/>
               </w:rPr>
             </w:pPr>
             <w:r>
               <w:rPr>
-                <w:sz w:val="20"/>
-                <w:szCs w:val="20"/>
+                <w:sz w:val="18"/>
+                <w:szCs w:val="18"/>
               </w:rPr>
               <w:t xml:space="preserve"> </w:t>
             </w:r>
+            <w:hyperlink r:id="rId9" w:history="1">
+              <w:r>
+                <w:rPr>
+                  <w:rStyle w:val="Lienhypertexte"/>
+                  <w:sz w:val="18"/>
+                  <w:szCs w:val="18"/>
+                </w:rPr>
+                <w:t>Transtats.bts.gov</w:t>
+              </w:r>
+            </w:hyperlink>
           </w:p>
         </w:tc>
       </w:tr>
@@ -8197,16 +8846,23 @@
           <w:p>
             <w:pPr>
               <w:rPr>
-                <w:sz w:val="20"/>
-                <w:szCs w:val="20"/>
+                <w:sz w:val="18"/>
+                <w:szCs w:val="18"/>
               </w:rPr>
             </w:pPr>
             <w:r>
               <w:rPr>
-                <w:sz w:val="20"/>
-                <w:szCs w:val="20"/>
+                <w:sz w:val="18"/>
+                <w:szCs w:val="18"/>
               </w:rPr>
               <w:t xml:space="preserve"> </w:t>
+            </w:r>
+            <w:r>
+              <w:rPr>
+                <w:sz w:val="18"/>
+                <w:szCs w:val="18"/>
+              </w:rPr>
+              <w:t>U.S. Department of Transportation – Bureau of Transportation Statistics (BTS)</w:t>
             </w:r>
           </w:p>
         </w:tc>
@@ -8261,14 +8917,32 @@
               <w:rPr>
                 <w:sz w:val="20"/>
                 <w:szCs w:val="20"/>
+                <w:lang w:val="fr-CA"/>
               </w:rPr>
             </w:pPr>
             <w:r>
               <w:rPr>
                 <w:sz w:val="20"/>
                 <w:szCs w:val="20"/>
+                <w:lang w:val="fr-CA"/>
               </w:rPr>
               <w:t xml:space="preserve"> </w:t>
+            </w:r>
+            <w:r>
+              <w:rPr>
+                <w:sz w:val="20"/>
+                <w:szCs w:val="20"/>
+                <w:lang w:val="fr-CA"/>
+              </w:rPr>
+              <w:t>(lien dans la source, no</w:t>
+            </w:r>
+            <w:r>
+              <w:rPr>
+                <w:sz w:val="20"/>
+                <w:szCs w:val="20"/>
+                <w:lang w:val="fr-CA"/>
+              </w:rPr>
+              <w:t>m)</w:t>
             </w:r>
           </w:p>
         </w:tc>
@@ -8327,10 +9001,17 @@
             </w:pPr>
             <w:r>
               <w:rPr>
-                <w:sz w:val="20"/>
-                <w:szCs w:val="20"/>
+                <w:sz w:val="18"/>
+                <w:szCs w:val="18"/>
               </w:rPr>
               <w:t xml:space="preserve"> </w:t>
+            </w:r>
+            <w:r>
+              <w:rPr>
+                <w:sz w:val="18"/>
+                <w:szCs w:val="18"/>
+              </w:rPr>
+              <w:t>CSV</w:t>
             </w:r>
           </w:p>
         </w:tc>
@@ -8425,6 +9106,22 @@
               </w:rPr>
               <w:t xml:space="preserve"> </w:t>
             </w:r>
+            <w:r>
+              <w:rPr>
+                <w:sz w:val="18"/>
+                <w:szCs w:val="18"/>
+              </w:rPr>
+              <w:t xml:space="preserve">Données publique et </w:t>
+            </w:r>
+            <w:proofErr w:type="spellStart"/>
+            <w:r>
+              <w:rPr>
+                <w:sz w:val="18"/>
+                <w:szCs w:val="18"/>
+              </w:rPr>
+              <w:t>gratuite</w:t>
+            </w:r>
+            <w:proofErr w:type="spellEnd"/>
           </w:p>
         </w:tc>
       </w:tr>
@@ -8580,6 +9277,14 @@
               </w:rPr>
               <w:t xml:space="preserve"> </w:t>
             </w:r>
+            <w:r>
+              <w:rPr>
+                <w:sz w:val="20"/>
+                <w:szCs w:val="20"/>
+                <w:lang w:val="fr-CA"/>
+              </w:rPr>
+              <w:t>-</w:t>
+            </w:r>
           </w:p>
         </w:tc>
       </w:tr>
@@ -8642,6 +9347,22 @@
               </w:rPr>
               <w:t xml:space="preserve"> </w:t>
             </w:r>
+            <w:r>
+              <w:rPr>
+                <w:sz w:val="20"/>
+                <w:szCs w:val="20"/>
+                <w:lang w:val="fr-CA"/>
+              </w:rPr>
+              <w:t xml:space="preserve"> </w:t>
+            </w:r>
+            <w:r>
+              <w:rPr>
+                <w:sz w:val="20"/>
+                <w:szCs w:val="20"/>
+                <w:lang w:val="fr-CA"/>
+              </w:rPr>
+              <w:t>-</w:t>
+            </w:r>
           </w:p>
         </w:tc>
       </w:tr>
@@ -8715,6 +9436,22 @@
               </w:rPr>
               <w:t xml:space="preserve"> </w:t>
             </w:r>
+            <w:r>
+              <w:rPr>
+                <w:sz w:val="20"/>
+                <w:szCs w:val="20"/>
+                <w:lang w:val="fr-CA"/>
+              </w:rPr>
+              <w:t xml:space="preserve"> </w:t>
+            </w:r>
+            <w:r>
+              <w:rPr>
+                <w:sz w:val="20"/>
+                <w:szCs w:val="20"/>
+                <w:lang w:val="fr-CA"/>
+              </w:rPr>
+              <w:t>-</w:t>
+            </w:r>
           </w:p>
         </w:tc>
       </w:tr>
@@ -8777,6 +9514,22 @@
               </w:rPr>
               <w:t xml:space="preserve"> </w:t>
             </w:r>
+            <w:r>
+              <w:rPr>
+                <w:sz w:val="20"/>
+                <w:szCs w:val="20"/>
+                <w:lang w:val="fr-CA"/>
+              </w:rPr>
+              <w:t xml:space="preserve"> </w:t>
+            </w:r>
+            <w:r>
+              <w:rPr>
+                <w:sz w:val="20"/>
+                <w:szCs w:val="20"/>
+                <w:lang w:val="fr-CA"/>
+              </w:rPr>
+              <w:t>-</w:t>
+            </w:r>
           </w:p>
         </w:tc>
       </w:tr>
@@ -8839,6 +9592,22 @@
               </w:rPr>
               <w:t xml:space="preserve"> </w:t>
             </w:r>
+            <w:r>
+              <w:rPr>
+                <w:sz w:val="20"/>
+                <w:szCs w:val="20"/>
+                <w:lang w:val="fr-CA"/>
+              </w:rPr>
+              <w:t xml:space="preserve"> </w:t>
+            </w:r>
+            <w:r>
+              <w:rPr>
+                <w:sz w:val="20"/>
+                <w:szCs w:val="20"/>
+                <w:lang w:val="fr-CA"/>
+              </w:rPr>
+              <w:t>-</w:t>
+            </w:r>
           </w:p>
         </w:tc>
       </w:tr>
@@ -8925,6 +9694,14 @@
                 <w:szCs w:val="20"/>
               </w:rPr>
             </w:pPr>
+            <w:r>
+              <w:rPr>
+                <w:sz w:val="20"/>
+                <w:szCs w:val="20"/>
+                <w:lang w:val="fr-CA"/>
+              </w:rPr>
+              <w:t>-</w:t>
+            </w:r>
           </w:p>
         </w:tc>
       </w:tr>
@@ -8977,24 +9754,10 @@
       <w:pPr>
         <w:spacing w:after="40"/>
         <w:rPr>
-          <w:lang w:val="fr-CA"/>
-        </w:rPr>
-      </w:pPr>
-      <w:r>
-        <w:rPr>
           <w:sz w:val="18"/>
           <w:szCs w:val="18"/>
           <w:lang w:val="fr-CA"/>
         </w:rPr>
-        <w:t>.</w:t>
-      </w:r>
-    </w:p>
-    <w:p>
-      <w:pPr>
-        <w:spacing w:after="40"/>
-        <w:rPr>
-          <w:lang w:val="fr-CA"/>
-        </w:rPr>
       </w:pPr>
       <w:r>
         <w:rPr>
@@ -9002,71 +9765,7 @@
           <w:szCs w:val="18"/>
           <w:lang w:val="fr-CA"/>
         </w:rPr>
-        <w:t>.</w:t>
-      </w:r>
-    </w:p>
-    <w:p>
-      <w:pPr>
-        <w:spacing w:after="40"/>
-        <w:rPr>
-          <w:lang w:val="fr-CA"/>
-        </w:rPr>
-      </w:pPr>
-      <w:r>
-        <w:rPr>
-          <w:sz w:val="18"/>
-          <w:szCs w:val="18"/>
-          <w:lang w:val="fr-CA"/>
-        </w:rPr>
-        <w:t>.</w:t>
-      </w:r>
-    </w:p>
-    <w:p>
-      <w:pPr>
-        <w:spacing w:after="40"/>
-        <w:rPr>
-          <w:lang w:val="fr-CA"/>
-        </w:rPr>
-      </w:pPr>
-      <w:r>
-        <w:rPr>
-          <w:sz w:val="18"/>
-          <w:szCs w:val="18"/>
-          <w:lang w:val="fr-CA"/>
-        </w:rPr>
-        <w:t>.</w:t>
-      </w:r>
-    </w:p>
-    <w:p>
-      <w:pPr>
-        <w:spacing w:after="40"/>
-        <w:rPr>
-          <w:lang w:val="fr-CA"/>
-        </w:rPr>
-      </w:pPr>
-      <w:r>
-        <w:rPr>
-          <w:sz w:val="18"/>
-          <w:szCs w:val="18"/>
-          <w:lang w:val="fr-CA"/>
-        </w:rPr>
-        <w:t>.</w:t>
-      </w:r>
-    </w:p>
-    <w:p>
-      <w:pPr>
-        <w:spacing w:after="40"/>
-        <w:rPr>
-          <w:lang w:val="fr-CA"/>
-        </w:rPr>
-      </w:pPr>
-      <w:r>
-        <w:rPr>
-          <w:sz w:val="18"/>
-          <w:szCs w:val="18"/>
-          <w:lang w:val="fr-CA"/>
-        </w:rPr>
-        <w:t>.</w:t>
+        <w:t>Les données sont dans un format personnalisé, car j’ai choisi les variables que je voulais utiliser. Il y a 602 953 données et 25 variables pour le moment. Elles semblent adaptées à la problématique, car elles sont très complètes et contiennent énormément de données et de variables que nous allons pouvoir analyser.</w:t>
       </w:r>
     </w:p>
     <w:p>
@@ -9114,88 +9813,97 @@
       <w:pPr>
         <w:spacing w:after="40"/>
         <w:rPr>
-          <w:lang w:val="fr-CA"/>
-        </w:rPr>
-      </w:pPr>
-      <w:r>
-        <w:rPr>
           <w:sz w:val="18"/>
           <w:szCs w:val="18"/>
           <w:lang w:val="fr-CA"/>
         </w:rPr>
-        <w:t>.</w:t>
+      </w:pPr>
+      <w:r>
+        <w:rPr>
+          <w:sz w:val="18"/>
+          <w:szCs w:val="18"/>
+          <w:lang w:val="fr-CA"/>
+        </w:rPr>
+        <w:t>Oui, la variable cible #1 est ‘</w:t>
+      </w:r>
+      <w:r>
+        <w:rPr>
+          <w:sz w:val="18"/>
+          <w:szCs w:val="18"/>
+          <w:lang w:val="fr-CA"/>
+        </w:rPr>
+        <w:t>ARR_DEL15</w:t>
+      </w:r>
+      <w:r>
+        <w:rPr>
+          <w:sz w:val="18"/>
+          <w:szCs w:val="18"/>
+          <w:lang w:val="fr-CA"/>
+        </w:rPr>
+        <w:t>’.</w:t>
+      </w:r>
+      <w:r>
+        <w:rPr>
+          <w:sz w:val="18"/>
+          <w:szCs w:val="18"/>
+          <w:lang w:val="fr-CA"/>
+        </w:rPr>
+        <w:t xml:space="preserve"> Elle représente si un vol est en retard ou non.</w:t>
+      </w:r>
+      <w:r>
+        <w:rPr>
+          <w:sz w:val="18"/>
+          <w:szCs w:val="18"/>
+          <w:lang w:val="fr-CA"/>
+        </w:rPr>
+        <w:br/>
+        <w:t>La variable cible #2 est ‘</w:t>
+      </w:r>
+      <w:r>
+        <w:rPr>
+          <w:sz w:val="18"/>
+          <w:szCs w:val="18"/>
+          <w:lang w:val="fr-CA"/>
+        </w:rPr>
+        <w:t>ARR_DELAY_NEW</w:t>
+      </w:r>
+      <w:r>
+        <w:rPr>
+          <w:sz w:val="18"/>
+          <w:szCs w:val="18"/>
+          <w:lang w:val="fr-CA"/>
+        </w:rPr>
+        <w:t>’</w:t>
+      </w:r>
+      <w:r>
+        <w:rPr>
+          <w:sz w:val="18"/>
+          <w:szCs w:val="18"/>
+          <w:lang w:val="fr-CA"/>
+        </w:rPr>
+        <w:t xml:space="preserve">. Elle représente le nombre de minutes de retard </w:t>
+      </w:r>
+      <w:r>
+        <w:rPr>
+          <w:sz w:val="18"/>
+          <w:szCs w:val="18"/>
+          <w:lang w:val="fr-CA"/>
+        </w:rPr>
+        <w:t>à</w:t>
+      </w:r>
+      <w:r>
+        <w:rPr>
+          <w:sz w:val="18"/>
+          <w:szCs w:val="18"/>
+          <w:lang w:val="fr-CA"/>
+        </w:rPr>
+        <w:t xml:space="preserve"> l’arrivé</w:t>
       </w:r>
     </w:p>
     <w:p>
       <w:pPr>
         <w:spacing w:after="40"/>
         <w:rPr>
-          <w:lang w:val="fr-CA"/>
-        </w:rPr>
-      </w:pPr>
-      <w:r>
-        <w:rPr>
-          <w:sz w:val="18"/>
-          <w:szCs w:val="18"/>
-          <w:lang w:val="fr-CA"/>
-        </w:rPr>
-        <w:t>.</w:t>
-      </w:r>
-    </w:p>
-    <w:p>
-      <w:pPr>
-        <w:spacing w:after="40"/>
-        <w:rPr>
-          <w:lang w:val="fr-CA"/>
-        </w:rPr>
-      </w:pPr>
-      <w:r>
-        <w:rPr>
-          <w:sz w:val="18"/>
-          <w:szCs w:val="18"/>
-          <w:lang w:val="fr-CA"/>
-        </w:rPr>
-        <w:t>.</w:t>
-      </w:r>
-    </w:p>
-    <w:p>
-      <w:pPr>
-        <w:spacing w:after="40"/>
-        <w:rPr>
-          <w:lang w:val="fr-CA"/>
-        </w:rPr>
-      </w:pPr>
-      <w:r>
-        <w:rPr>
-          <w:sz w:val="18"/>
-          <w:szCs w:val="18"/>
-          <w:lang w:val="fr-CA"/>
-        </w:rPr>
-        <w:t>.</w:t>
-      </w:r>
-    </w:p>
-    <w:p>
-      <w:pPr>
-        <w:spacing w:after="40"/>
-        <w:rPr>
-          <w:lang w:val="fr-CA"/>
-        </w:rPr>
-      </w:pPr>
-      <w:r>
-        <w:rPr>
-          <w:sz w:val="18"/>
-          <w:szCs w:val="18"/>
-          <w:lang w:val="fr-CA"/>
-        </w:rPr>
-        <w:t>.</w:t>
-      </w:r>
-    </w:p>
-    <w:p>
-      <w:pPr>
-        <w:spacing w:after="40"/>
-        <w:rPr>
-          <w:sz w:val="18"/>
-          <w:szCs w:val="18"/>
           <w:lang w:val="fr-CA"/>
         </w:rPr>
       </w:pPr>
@@ -9228,7 +9936,13 @@
         <w:rPr>
           <w:lang w:val="fr-CA"/>
         </w:rPr>
-        <w:t>Présentez uniquement vos premiers constats à cette étape. Vérifiez notamment les types de variables, les valeurs manquantes, les doublons, les distributions, certaines valeurs inhabituelles et les premières relations observées entre variables.</w:t>
+        <w:t xml:space="preserve">Présentez uniquement vos premiers constats à cette étape. Vérifiez notamment les types de </w:t>
+      </w:r>
+      <w:r>
+        <w:rPr>
+          <w:lang w:val="fr-CA"/>
+        </w:rPr>
+        <w:t>variables, les valeurs manquantes, les doublons, les distributions, certaines valeurs inhabituelles et les premières relations observées entre variables.</w:t>
       </w:r>
     </w:p>
     <w:p>
@@ -9266,9 +9980,9 @@
         <w:tblLook w:val="04A0" w:firstRow="1" w:lastRow="0" w:firstColumn="1" w:lastColumn="0" w:noHBand="0" w:noVBand="1"/>
       </w:tblPr>
       <w:tblGrid>
-        <w:gridCol w:w="3066"/>
-        <w:gridCol w:w="3133"/>
-        <w:gridCol w:w="3151"/>
+        <w:gridCol w:w="3009"/>
+        <w:gridCol w:w="3197"/>
+        <w:gridCol w:w="3144"/>
       </w:tblGrid>
       <w:tr>
         <w:trPr>
@@ -9384,6 +10098,13 @@
               </w:rPr>
               <w:t xml:space="preserve"> </w:t>
             </w:r>
+            <w:r>
+              <w:rPr>
+                <w:sz w:val="19"/>
+                <w:lang w:val="fr-CA"/>
+              </w:rPr>
+              <w:t>1</w:t>
+            </w:r>
           </w:p>
         </w:tc>
         <w:tc>
@@ -9407,32 +10128,81 @@
                 <w:sz w:val="19"/>
                 <w:lang w:val="fr-CA"/>
               </w:rPr>
+              <w:t xml:space="preserve">Certaines </w:t>
+            </w:r>
+            <w:r>
+              <w:rPr>
+                <w:sz w:val="19"/>
+                <w:lang w:val="fr-CA"/>
+              </w:rPr>
+              <w:t>colonnes possèdent des valeurs nulles que je devrai remplacer par 0 ou analyser pour voir si c’est une bonne variable à garder.</w:t>
+            </w:r>
+          </w:p>
+        </w:tc>
+        <w:tc>
+          <w:tcPr>
+            <w:tcW w:w="3408" w:type="dxa"/>
+            <w:tcMar>
+              <w:top w:w="100" w:type="dxa"/>
+              <w:left w:w="100" w:type="dxa"/>
+              <w:bottom w:w="100" w:type="dxa"/>
+              <w:right w:w="100" w:type="dxa"/>
+            </w:tcMar>
+          </w:tcPr>
+          <w:p>
+            <w:pPr>
+              <w:rPr>
+                <w:lang w:val="fr-CA"/>
+              </w:rPr>
+            </w:pPr>
+            <w:r>
+              <w:rPr>
+                <w:sz w:val="19"/>
+                <w:lang w:val="fr-CA"/>
+              </w:rPr>
               <w:t xml:space="preserve"> </w:t>
             </w:r>
-          </w:p>
-        </w:tc>
-        <w:tc>
-          <w:tcPr>
-            <w:tcW w:w="3408" w:type="dxa"/>
-            <w:tcMar>
-              <w:top w:w="100" w:type="dxa"/>
-              <w:left w:w="100" w:type="dxa"/>
-              <w:bottom w:w="100" w:type="dxa"/>
-              <w:right w:w="100" w:type="dxa"/>
-            </w:tcMar>
-          </w:tcPr>
-          <w:p>
-            <w:pPr>
-              <w:rPr>
+            <w:r>
+              <w:rPr>
+                <w:sz w:val="19"/>
                 <w:lang w:val="fr-CA"/>
               </w:rPr>
-            </w:pPr>
+              <w:t>S’il</w:t>
+            </w:r>
             <w:r>
               <w:rPr>
                 <w:sz w:val="19"/>
                 <w:lang w:val="fr-CA"/>
               </w:rPr>
-              <w:t xml:space="preserve"> </w:t>
+              <w:t xml:space="preserve"> en manque trop, </w:t>
+            </w:r>
+            <w:r>
+              <w:rPr>
+                <w:sz w:val="19"/>
+                <w:lang w:val="fr-CA"/>
+              </w:rPr>
+              <w:t>ça</w:t>
+            </w:r>
+            <w:r>
+              <w:rPr>
+                <w:sz w:val="19"/>
+                <w:lang w:val="fr-CA"/>
+              </w:rPr>
+              <w:t xml:space="preserve"> peut avoir un impact négatif sur le résultat </w:t>
+            </w:r>
+            <w:r>
+              <w:rPr>
+                <w:sz w:val="19"/>
+                <w:lang w:val="fr-CA"/>
+              </w:rPr>
+              <w:t>de la prédiction</w:t>
+            </w:r>
+            <w:r>
+              <w:rPr>
+                <w:sz w:val="19"/>
+                <w:lang w:val="fr-CA"/>
+              </w:rPr>
+              <w:t>.</w:t>
             </w:r>
           </w:p>
         </w:tc>
@@ -9465,6 +10235,13 @@
               </w:rPr>
               <w:t xml:space="preserve"> </w:t>
             </w:r>
+            <w:r>
+              <w:rPr>
+                <w:sz w:val="19"/>
+                <w:lang w:val="fr-CA"/>
+              </w:rPr>
+              <w:t>2</w:t>
+            </w:r>
           </w:p>
         </w:tc>
         <w:tc>
@@ -9480,6 +10257,7 @@
           <w:p>
             <w:pPr>
               <w:rPr>
+                <w:sz w:val="19"/>
                 <w:lang w:val="fr-CA"/>
               </w:rPr>
             </w:pPr>
@@ -9490,6 +10268,116 @@
               </w:rPr>
               <w:t xml:space="preserve"> </w:t>
             </w:r>
+            <w:r>
+              <w:rPr>
+                <w:sz w:val="19"/>
+                <w:lang w:val="fr-CA"/>
+              </w:rPr>
+              <w:t xml:space="preserve">Certaines variables veulent dire </w:t>
+            </w:r>
+            <w:r>
+              <w:rPr>
+                <w:sz w:val="19"/>
+                <w:lang w:val="fr-CA"/>
+              </w:rPr>
+              <w:t>la même chose</w:t>
+            </w:r>
+            <w:r>
+              <w:rPr>
+                <w:sz w:val="19"/>
+                <w:lang w:val="fr-CA"/>
+              </w:rPr>
+              <w:t xml:space="preserve">, elles seront fortement </w:t>
+            </w:r>
+            <w:r>
+              <w:rPr>
+                <w:sz w:val="19"/>
+                <w:lang w:val="fr-CA"/>
+              </w:rPr>
+              <w:t>corrélées</w:t>
+            </w:r>
+            <w:r>
+              <w:rPr>
+                <w:sz w:val="19"/>
+                <w:lang w:val="fr-CA"/>
+              </w:rPr>
+              <w:t xml:space="preserve">. Il sera </w:t>
+            </w:r>
+            <w:r>
+              <w:rPr>
+                <w:sz w:val="19"/>
+                <w:lang w:val="fr-CA"/>
+              </w:rPr>
+              <w:t>nécessaire</w:t>
+            </w:r>
+            <w:r>
+              <w:rPr>
+                <w:sz w:val="19"/>
+                <w:lang w:val="fr-CA"/>
+              </w:rPr>
+              <w:t xml:space="preserve"> de regarder </w:t>
+            </w:r>
+            <w:r>
+              <w:rPr>
+                <w:sz w:val="19"/>
+                <w:lang w:val="fr-CA"/>
+              </w:rPr>
+              <w:t>ceux</w:t>
+            </w:r>
+            <w:r>
+              <w:rPr>
+                <w:sz w:val="19"/>
+                <w:lang w:val="fr-CA"/>
+              </w:rPr>
+              <w:t xml:space="preserve"> trop </w:t>
+            </w:r>
+            <w:r>
+              <w:rPr>
+                <w:sz w:val="19"/>
+                <w:lang w:val="fr-CA"/>
+              </w:rPr>
+              <w:t>corrélé</w:t>
+            </w:r>
+            <w:r>
+              <w:rPr>
+                <w:sz w:val="19"/>
+                <w:lang w:val="fr-CA"/>
+              </w:rPr>
+              <w:t xml:space="preserve">. </w:t>
+            </w:r>
+            <w:r>
+              <w:rPr>
+                <w:sz w:val="19"/>
+                <w:lang w:val="fr-CA"/>
+              </w:rPr>
+              <w:t>Par exemple :</w:t>
+            </w:r>
+          </w:p>
+          <w:p>
+            <w:pPr>
+              <w:rPr>
+                <w:sz w:val="19"/>
+              </w:rPr>
+            </w:pPr>
+            <w:r>
+              <w:rPr>
+                <w:sz w:val="19"/>
+              </w:rPr>
+              <w:t xml:space="preserve">DAY_OF_MONTH </w:t>
+            </w:r>
+          </w:p>
+          <w:p>
+            <w:pPr>
+              <w:rPr>
+                <w:lang w:val="fr-CA"/>
+              </w:rPr>
+            </w:pPr>
+            <w:r>
+              <w:rPr>
+                <w:sz w:val="19"/>
+              </w:rPr>
+              <w:t xml:space="preserve">DAY_OF_WEEK    </w:t>
+            </w:r>
           </w:p>
         </w:tc>
         <w:tc>
@@ -9514,6 +10402,41 @@
                 <w:lang w:val="fr-CA"/>
               </w:rPr>
               <w:t xml:space="preserve"> </w:t>
+            </w:r>
+            <w:r>
+              <w:rPr>
+                <w:sz w:val="19"/>
+                <w:lang w:val="fr-CA"/>
+              </w:rPr>
+              <w:t>Elles donnent</w:t>
+            </w:r>
+            <w:r>
+              <w:rPr>
+                <w:sz w:val="19"/>
+                <w:lang w:val="fr-CA"/>
+              </w:rPr>
+              <w:t xml:space="preserve"> pratiquement </w:t>
+            </w:r>
+            <w:r>
+              <w:rPr>
+                <w:sz w:val="19"/>
+                <w:lang w:val="fr-CA"/>
+              </w:rPr>
+              <w:t>la même information</w:t>
+            </w:r>
+            <w:r>
+              <w:rPr>
+                <w:sz w:val="19"/>
+                <w:lang w:val="fr-CA"/>
+              </w:rPr>
+              <w:t xml:space="preserve"> au modèle</w:t>
+            </w:r>
+            <w:r>
+              <w:rPr>
+                <w:sz w:val="19"/>
+                <w:lang w:val="fr-CA"/>
+              </w:rPr>
+              <w:t>. Donc une suffit sinon l’autre est inutile.</w:t>
             </w:r>
           </w:p>
         </w:tc>
@@ -9546,6 +10469,13 @@
               </w:rPr>
               <w:t xml:space="preserve"> </w:t>
             </w:r>
+            <w:r>
+              <w:rPr>
+                <w:sz w:val="19"/>
+                <w:lang w:val="fr-CA"/>
+              </w:rPr>
+              <w:t>3</w:t>
+            </w:r>
           </w:p>
         </w:tc>
         <w:tc>
@@ -9571,6 +10501,34 @@
               </w:rPr>
               <w:t xml:space="preserve"> </w:t>
             </w:r>
+            <w:r>
+              <w:rPr>
+                <w:sz w:val="19"/>
+                <w:lang w:val="fr-CA"/>
+              </w:rPr>
+              <w:t xml:space="preserve">Certaines variables sont en </w:t>
+            </w:r>
+            <w:r>
+              <w:rPr>
+                <w:sz w:val="19"/>
+                <w:lang w:val="fr-CA"/>
+              </w:rPr>
+              <w:t xml:space="preserve">‘Object’ </w:t>
+            </w:r>
+            <w:r>
+              <w:rPr>
+                <w:sz w:val="19"/>
+                <w:lang w:val="fr-CA"/>
+              </w:rPr>
+              <w:t>soi-disant</w:t>
+            </w:r>
+            <w:r>
+              <w:rPr>
+                <w:sz w:val="19"/>
+                <w:lang w:val="fr-CA"/>
+              </w:rPr>
+              <w:t xml:space="preserve"> surement en valeur STR.</w:t>
+            </w:r>
           </w:p>
         </w:tc>
         <w:tc>
@@ -9594,7 +10552,7 @@
                 <w:sz w:val="19"/>
                 <w:lang w:val="fr-CA"/>
               </w:rPr>
-              <w:t xml:space="preserve"> </w:t>
+              <w:t>Car je vais devoir les encoder ou les supprimer afin qu’elles soient interprétables par le modèle.</w:t>
             </w:r>
           </w:p>
         </w:tc>
@@ -9629,56 +10587,62 @@
       <w:pPr>
         <w:spacing w:after="40"/>
         <w:rPr>
-          <w:lang w:val="fr-CA"/>
-        </w:rPr>
-      </w:pPr>
-      <w:r>
-        <w:rPr>
           <w:sz w:val="18"/>
           <w:szCs w:val="18"/>
           <w:lang w:val="fr-CA"/>
         </w:rPr>
-        <w:t>.</w:t>
+      </w:pPr>
+      <w:r>
+        <w:rPr>
+          <w:sz w:val="18"/>
+          <w:szCs w:val="18"/>
+          <w:lang w:val="fr-CA"/>
+        </w:rPr>
+        <w:t xml:space="preserve">- variables </w:t>
+      </w:r>
+      <w:r>
+        <w:rPr>
+          <w:sz w:val="18"/>
+          <w:szCs w:val="18"/>
+          <w:lang w:val="fr-CA"/>
+        </w:rPr>
+        <w:t>avec corrélation trop élevé</w:t>
       </w:r>
     </w:p>
     <w:p>
       <w:pPr>
         <w:spacing w:after="40"/>
         <w:rPr>
-          <w:lang w:val="fr-CA"/>
-        </w:rPr>
-      </w:pPr>
-      <w:r>
-        <w:rPr>
           <w:sz w:val="18"/>
           <w:szCs w:val="18"/>
           <w:lang w:val="fr-CA"/>
         </w:rPr>
-        <w:t>.</w:t>
+      </w:pPr>
+      <w:r>
+        <w:rPr>
+          <w:sz w:val="18"/>
+          <w:szCs w:val="18"/>
+          <w:lang w:val="fr-CA"/>
+        </w:rPr>
+        <w:t xml:space="preserve">- besoin d’encoder les variables </w:t>
+      </w:r>
+      <w:r>
+        <w:rPr>
+          <w:sz w:val="18"/>
+          <w:szCs w:val="18"/>
+          <w:lang w:val="fr-CA"/>
+        </w:rPr>
+        <w:t>contenant du texte.</w:t>
       </w:r>
     </w:p>
     <w:p>
       <w:pPr>
         <w:spacing w:after="40"/>
         <w:rPr>
-          <w:lang w:val="fr-CA"/>
-        </w:rPr>
-      </w:pPr>
-      <w:r>
-        <w:rPr>
           <w:sz w:val="18"/>
           <w:szCs w:val="18"/>
           <w:lang w:val="fr-CA"/>
         </w:rPr>
-        <w:t>.</w:t>
-      </w:r>
-    </w:p>
-    <w:p>
-      <w:pPr>
-        <w:spacing w:after="40"/>
-        <w:rPr>
-          <w:lang w:val="fr-CA"/>
-        </w:rPr>
       </w:pPr>
       <w:r>
         <w:rPr>
@@ -9686,18 +10650,40 @@
           <w:szCs w:val="18"/>
           <w:lang w:val="fr-CA"/>
         </w:rPr>
-        <w:t>.</w:t>
-      </w:r>
-    </w:p>
-    <w:p>
-      <w:pPr>
-        <w:spacing w:after="40"/>
+        <w:t>- Possibilité de</w:t>
+      </w:r>
+      <w:r>
         <w:rPr>
           <w:sz w:val="18"/>
           <w:szCs w:val="18"/>
           <w:lang w:val="fr-CA"/>
         </w:rPr>
-      </w:pPr>
+        <w:t xml:space="preserve"> supprimer des variables </w:t>
+      </w:r>
+      <w:r>
+        <w:rPr>
+          <w:sz w:val="18"/>
+          <w:szCs w:val="18"/>
+          <w:lang w:val="fr-CA"/>
+        </w:rPr>
+        <w:t xml:space="preserve">avec trop de données </w:t>
+      </w:r>
+      <w:r>
+        <w:rPr>
+          <w:sz w:val="18"/>
+          <w:szCs w:val="18"/>
+          <w:lang w:val="fr-CA"/>
+        </w:rPr>
+        <w:t>nulles</w:t>
+      </w:r>
+      <w:r>
+        <w:rPr>
+          <w:sz w:val="18"/>
+          <w:szCs w:val="18"/>
+          <w:lang w:val="fr-CA"/>
+        </w:rPr>
+        <w:t>.</w:t>
+      </w:r>
     </w:p>
     <w:p>
       <w:pPr>
@@ -9730,22 +10716,92 @@
           <w:szCs w:val="18"/>
           <w:lang w:val="fr-CA"/>
         </w:rPr>
-        <w:t>.</w:t>
+        <w:t xml:space="preserve">- Vérifier qu’il n’y </w:t>
+      </w:r>
+      <w:r>
+        <w:rPr>
+          <w:sz w:val="18"/>
+          <w:szCs w:val="18"/>
+          <w:lang w:val="fr-CA"/>
+        </w:rPr>
+        <w:t>a</w:t>
+      </w:r>
+      <w:r>
+        <w:rPr>
+          <w:sz w:val="18"/>
+          <w:szCs w:val="18"/>
+          <w:lang w:val="fr-CA"/>
+        </w:rPr>
+        <w:t xml:space="preserve"> pas un gros déséquilibre entre certaines variables.</w:t>
       </w:r>
     </w:p>
     <w:p>
       <w:pPr>
         <w:spacing w:after="40"/>
         <w:rPr>
-          <w:lang w:val="fr-CA"/>
-        </w:rPr>
-      </w:pPr>
-      <w:r>
-        <w:rPr>
           <w:sz w:val="18"/>
           <w:szCs w:val="18"/>
           <w:lang w:val="fr-CA"/>
         </w:rPr>
+      </w:pPr>
+      <w:r>
+        <w:rPr>
+          <w:sz w:val="18"/>
+          <w:szCs w:val="18"/>
+          <w:lang w:val="fr-CA"/>
+        </w:rPr>
+        <w:t xml:space="preserve">- Vérifier que le </w:t>
+      </w:r>
+      <w:proofErr w:type="spellStart"/>
+      <w:r>
+        <w:rPr>
+          <w:sz w:val="18"/>
+          <w:szCs w:val="18"/>
+          <w:lang w:val="fr-CA"/>
+        </w:rPr>
+        <w:t>dataset</w:t>
+      </w:r>
+      <w:proofErr w:type="spellEnd"/>
+      <w:r>
+        <w:rPr>
+          <w:sz w:val="18"/>
+          <w:szCs w:val="18"/>
+          <w:lang w:val="fr-CA"/>
+        </w:rPr>
+        <w:t xml:space="preserve"> ne contient </w:t>
+      </w:r>
+      <w:r>
+        <w:rPr>
+          <w:sz w:val="18"/>
+          <w:szCs w:val="18"/>
+          <w:lang w:val="fr-CA"/>
+        </w:rPr>
+        <w:t>pas de</w:t>
+      </w:r>
+      <w:r>
+        <w:rPr>
+          <w:sz w:val="18"/>
+          <w:szCs w:val="18"/>
+          <w:lang w:val="fr-CA"/>
+        </w:rPr>
+        <w:t xml:space="preserve"> données qui peuvent faire du </w:t>
+      </w:r>
+      <w:proofErr w:type="spellStart"/>
+      <w:r>
+        <w:rPr>
+          <w:sz w:val="18"/>
+          <w:szCs w:val="18"/>
+          <w:lang w:val="fr-CA"/>
+        </w:rPr>
+        <w:t>dataleak</w:t>
+      </w:r>
+      <w:proofErr w:type="spellEnd"/>
+      <w:r>
+        <w:rPr>
+          <w:sz w:val="18"/>
+          <w:szCs w:val="18"/>
+          <w:lang w:val="fr-CA"/>
+        </w:rPr>
         <w:t>.</w:t>
       </w:r>
     </w:p>
@@ -9753,15 +10809,65 @@
       <w:pPr>
         <w:spacing w:after="40"/>
         <w:rPr>
-          <w:lang w:val="fr-CA"/>
-        </w:rPr>
-      </w:pPr>
-      <w:r>
-        <w:rPr>
           <w:sz w:val="18"/>
           <w:szCs w:val="18"/>
           <w:lang w:val="fr-CA"/>
         </w:rPr>
+      </w:pPr>
+      <w:r>
+        <w:rPr>
+          <w:sz w:val="18"/>
+          <w:szCs w:val="18"/>
+          <w:lang w:val="fr-CA"/>
+        </w:rPr>
+        <w:t xml:space="preserve">- Vérifier </w:t>
+      </w:r>
+      <w:r>
+        <w:rPr>
+          <w:sz w:val="18"/>
+          <w:szCs w:val="18"/>
+          <w:lang w:val="fr-CA"/>
+        </w:rPr>
+        <w:t>s’il</w:t>
+      </w:r>
+      <w:r>
+        <w:rPr>
+          <w:sz w:val="18"/>
+          <w:szCs w:val="18"/>
+          <w:lang w:val="fr-CA"/>
+        </w:rPr>
+        <w:t xml:space="preserve"> y a des données </w:t>
+      </w:r>
+      <w:r>
+        <w:rPr>
+          <w:sz w:val="18"/>
+          <w:szCs w:val="18"/>
+          <w:lang w:val="fr-CA"/>
+        </w:rPr>
+        <w:t>aberrantes</w:t>
+      </w:r>
+      <w:r>
+        <w:rPr>
+          <w:sz w:val="18"/>
+          <w:szCs w:val="18"/>
+          <w:lang w:val="fr-CA"/>
+        </w:rPr>
+        <w:t xml:space="preserve"> qui peuvent nuire au </w:t>
+      </w:r>
+      <w:r>
+        <w:rPr>
+          <w:sz w:val="18"/>
+          <w:szCs w:val="18"/>
+          <w:lang w:val="fr-CA"/>
+        </w:rPr>
+        <w:t>modèle</w:t>
+      </w:r>
+      <w:r>
+        <w:rPr>
+          <w:sz w:val="18"/>
+          <w:szCs w:val="18"/>
+          <w:lang w:val="fr-CA"/>
+        </w:rPr>
         <w:t>.</w:t>
       </w:r>
     </w:p>
@@ -9772,30 +10878,6 @@
           <w:lang w:val="fr-CA"/>
         </w:rPr>
       </w:pPr>
-      <w:r>
-        <w:rPr>
-          <w:sz w:val="18"/>
-          <w:szCs w:val="18"/>
-          <w:lang w:val="fr-CA"/>
-        </w:rPr>
-        <w:t>.</w:t>
-      </w:r>
-    </w:p>
-    <w:p>
-      <w:pPr>
-        <w:spacing w:after="40"/>
-        <w:rPr>
-          <w:lang w:val="fr-CA"/>
-        </w:rPr>
-      </w:pPr>
-      <w:r>
-        <w:rPr>
-          <w:sz w:val="18"/>
-          <w:szCs w:val="18"/>
-          <w:lang w:val="fr-CA"/>
-        </w:rPr>
-        <w:t>.</w:t>
-      </w:r>
     </w:p>
     <w:p>
       <w:pPr>
@@ -9866,11 +10948,11 @@
         <w:tblLook w:val="04A0" w:firstRow="1" w:lastRow="0" w:firstColumn="1" w:lastColumn="0" w:noHBand="0" w:noVBand="1"/>
       </w:tblPr>
       <w:tblGrid>
-        <w:gridCol w:w="1870"/>
-        <w:gridCol w:w="1824"/>
-        <w:gridCol w:w="1919"/>
-        <w:gridCol w:w="1877"/>
-        <w:gridCol w:w="1860"/>
+        <w:gridCol w:w="2031"/>
+        <w:gridCol w:w="1799"/>
+        <w:gridCol w:w="1883"/>
+        <w:gridCol w:w="1829"/>
+        <w:gridCol w:w="1808"/>
       </w:tblGrid>
       <w:tr>
         <w:trPr>
@@ -9997,7 +11079,6 @@
               <w:jc w:val="center"/>
             </w:pPr>
             <w:proofErr w:type="spellStart"/>
-            <w:proofErr w:type="gramStart"/>
             <w:r>
               <w:rPr>
                 <w:b/>
@@ -10013,7 +11094,6 @@
               </w:rPr>
               <w:t xml:space="preserve"> ?</w:t>
             </w:r>
-            <w:proofErr w:type="gramEnd"/>
           </w:p>
         </w:tc>
       </w:tr>
@@ -10033,12 +11113,26 @@
             </w:tcMar>
           </w:tcPr>
           <w:p>
-            <w:r>
-              <w:rPr>
-                <w:sz w:val="19"/>
+            <w:pPr>
+              <w:rPr>
+                <w:sz w:val="18"/>
+                <w:szCs w:val="21"/>
+              </w:rPr>
+            </w:pPr>
+            <w:r>
+              <w:rPr>
+                <w:sz w:val="18"/>
+                <w:szCs w:val="21"/>
               </w:rPr>
               <w:t xml:space="preserve"> </w:t>
             </w:r>
+            <w:r>
+              <w:rPr>
+                <w:sz w:val="18"/>
+                <w:szCs w:val="21"/>
+              </w:rPr>
+              <w:t>ORIGIN_CITY_NAME</w:t>
+            </w:r>
           </w:p>
         </w:tc>
         <w:tc>
@@ -10058,6 +11152,12 @@
               </w:rPr>
               <w:t xml:space="preserve"> </w:t>
             </w:r>
+            <w:r>
+              <w:rPr>
+                <w:sz w:val="19"/>
+              </w:rPr>
+              <w:t>object</w:t>
+            </w:r>
           </w:p>
         </w:tc>
         <w:tc>
@@ -10075,8 +11175,63 @@
               <w:rPr>
                 <w:sz w:val="19"/>
               </w:rPr>
+              <w:t xml:space="preserve">Ou </w:t>
+            </w:r>
+            <w:proofErr w:type="spellStart"/>
+            <w:r>
+              <w:rPr>
+                <w:sz w:val="19"/>
+              </w:rPr>
+              <w:t>l’avion</w:t>
+            </w:r>
+            <w:proofErr w:type="spellEnd"/>
+            <w:r>
+              <w:rPr>
+                <w:sz w:val="19"/>
+              </w:rPr>
+              <w:t xml:space="preserve"> est </w:t>
+            </w:r>
+            <w:proofErr w:type="spellStart"/>
+            <w:r>
+              <w:rPr>
+                <w:sz w:val="19"/>
+              </w:rPr>
+              <w:t>partie</w:t>
+            </w:r>
+            <w:proofErr w:type="spellEnd"/>
+          </w:p>
+        </w:tc>
+        <w:tc>
+          <w:tcPr>
+            <w:tcW w:w="2045" w:type="dxa"/>
+            <w:tcMar>
+              <w:top w:w="100" w:type="dxa"/>
+              <w:left w:w="100" w:type="dxa"/>
+              <w:bottom w:w="100" w:type="dxa"/>
+              <w:right w:w="100" w:type="dxa"/>
+            </w:tcMar>
+          </w:tcPr>
+          <w:p>
+            <w:r>
+              <w:rPr>
+                <w:sz w:val="19"/>
+              </w:rPr>
               <w:t xml:space="preserve"> </w:t>
             </w:r>
+            <w:r>
+              <w:rPr>
+                <w:sz w:val="19"/>
+              </w:rPr>
+              <w:t xml:space="preserve">Los </w:t>
+            </w:r>
+            <w:proofErr w:type="spellStart"/>
+            <w:r>
+              <w:rPr>
+                <w:sz w:val="19"/>
+              </w:rPr>
+              <w:t>angeles</w:t>
+            </w:r>
+            <w:proofErr w:type="spellEnd"/>
           </w:p>
         </w:tc>
         <w:tc>
@@ -10096,25 +11251,14 @@
               </w:rPr>
               <w:t xml:space="preserve"> </w:t>
             </w:r>
-          </w:p>
-        </w:tc>
-        <w:tc>
-          <w:tcPr>
-            <w:tcW w:w="2045" w:type="dxa"/>
-            <w:tcMar>
-              <w:top w:w="100" w:type="dxa"/>
-              <w:left w:w="100" w:type="dxa"/>
-              <w:bottom w:w="100" w:type="dxa"/>
-              <w:right w:w="100" w:type="dxa"/>
-            </w:tcMar>
-          </w:tcPr>
-          <w:p>
-            <w:r>
-              <w:rPr>
-                <w:sz w:val="19"/>
-              </w:rPr>
-              <w:t xml:space="preserve"> </w:t>
-            </w:r>
+            <w:proofErr w:type="spellStart"/>
+            <w:r>
+              <w:rPr>
+                <w:sz w:val="19"/>
+              </w:rPr>
+              <w:t>oui</w:t>
+            </w:r>
+            <w:proofErr w:type="spellEnd"/>
           </w:p>
         </w:tc>
       </w:tr>
@@ -10140,6 +11284,12 @@
               </w:rPr>
               <w:t xml:space="preserve"> </w:t>
             </w:r>
+            <w:r>
+              <w:rPr>
+                <w:sz w:val="19"/>
+              </w:rPr>
+              <w:t>Month</w:t>
+            </w:r>
           </w:p>
         </w:tc>
         <w:tc>
@@ -10159,6 +11309,12 @@
               </w:rPr>
               <w:t xml:space="preserve"> </w:t>
             </w:r>
+            <w:r>
+              <w:rPr>
+                <w:sz w:val="19"/>
+              </w:rPr>
+              <w:t>Int64</w:t>
+            </w:r>
           </w:p>
         </w:tc>
         <w:tc>
@@ -10176,6 +11332,20 @@
               <w:rPr>
                 <w:sz w:val="19"/>
               </w:rPr>
+              <w:t xml:space="preserve">Le </w:t>
+            </w:r>
+            <w:proofErr w:type="spellStart"/>
+            <w:r>
+              <w:rPr>
+                <w:sz w:val="19"/>
+              </w:rPr>
+              <w:t>mois</w:t>
+            </w:r>
+            <w:proofErr w:type="spellEnd"/>
+            <w:r>
+              <w:rPr>
+                <w:sz w:val="19"/>
+              </w:rPr>
               <w:t xml:space="preserve"> </w:t>
             </w:r>
           </w:p>
@@ -10197,6 +11367,12 @@
               </w:rPr>
               <w:t xml:space="preserve"> </w:t>
             </w:r>
+            <w:r>
+              <w:rPr>
+                <w:sz w:val="19"/>
+              </w:rPr>
+              <w:t>Février</w:t>
+            </w:r>
           </w:p>
         </w:tc>
         <w:tc>
@@ -10215,6 +11391,12 @@
                 <w:sz w:val="19"/>
               </w:rPr>
               <w:t xml:space="preserve"> </w:t>
+            </w:r>
+            <w:r>
+              <w:rPr>
+                <w:sz w:val="19"/>
+              </w:rPr>
+              <w:t>OUI</w:t>
             </w:r>
           </w:p>
         </w:tc>
@@ -10241,6 +11423,12 @@
               </w:rPr>
               <w:t xml:space="preserve"> </w:t>
             </w:r>
+            <w:r>
+              <w:rPr>
+                <w:sz w:val="19"/>
+              </w:rPr>
+              <w:t>Distance</w:t>
+            </w:r>
           </w:p>
         </w:tc>
         <w:tc>
@@ -10260,6 +11448,12 @@
               </w:rPr>
               <w:t xml:space="preserve"> </w:t>
             </w:r>
+            <w:r>
+              <w:rPr>
+                <w:sz w:val="19"/>
+              </w:rPr>
+              <w:t>Float64</w:t>
+            </w:r>
           </w:p>
         </w:tc>
         <w:tc>
@@ -10273,12 +11467,64 @@
             </w:tcMar>
           </w:tcPr>
           <w:p>
-            <w:r>
-              <w:rPr>
-                <w:sz w:val="19"/>
+            <w:pPr>
+              <w:rPr>
+                <w:lang w:val="fr-CA"/>
+              </w:rPr>
+            </w:pPr>
+            <w:r>
+              <w:rPr>
+                <w:sz w:val="19"/>
+                <w:lang w:val="fr-CA"/>
+              </w:rPr>
+              <w:t>La distance entre les 2 d</w:t>
+            </w:r>
+            <w:r>
+              <w:rPr>
+                <w:sz w:val="19"/>
+                <w:lang w:val="fr-CA"/>
+              </w:rPr>
+              <w:t>estinations</w:t>
+            </w:r>
+          </w:p>
+        </w:tc>
+        <w:tc>
+          <w:tcPr>
+            <w:tcW w:w="2045" w:type="dxa"/>
+            <w:tcMar>
+              <w:top w:w="100" w:type="dxa"/>
+              <w:left w:w="100" w:type="dxa"/>
+              <w:bottom w:w="100" w:type="dxa"/>
+              <w:right w:w="100" w:type="dxa"/>
+            </w:tcMar>
+          </w:tcPr>
+          <w:p>
+            <w:pPr>
+              <w:rPr>
+                <w:lang w:val="fr-CA"/>
+              </w:rPr>
+            </w:pPr>
+            <w:r>
+              <w:rPr>
+                <w:sz w:val="19"/>
+                <w:lang w:val="fr-CA"/>
               </w:rPr>
               <w:t xml:space="preserve"> </w:t>
             </w:r>
+            <w:r>
+              <w:rPr>
+                <w:sz w:val="19"/>
+                <w:lang w:val="fr-CA"/>
+              </w:rPr>
+              <w:t>2000</w:t>
+            </w:r>
+            <w:r>
+              <w:rPr>
+                <w:sz w:val="19"/>
+                <w:lang w:val="fr-CA"/>
+              </w:rPr>
+              <w:t>,43</w:t>
+            </w:r>
           </w:p>
         </w:tc>
         <w:tc>
@@ -10292,30 +11538,24 @@
             </w:tcMar>
           </w:tcPr>
           <w:p>
-            <w:r>
-              <w:rPr>
-                <w:sz w:val="19"/>
+            <w:pPr>
+              <w:rPr>
+                <w:lang w:val="fr-CA"/>
+              </w:rPr>
+            </w:pPr>
+            <w:r>
+              <w:rPr>
+                <w:sz w:val="19"/>
+                <w:lang w:val="fr-CA"/>
               </w:rPr>
               <w:t xml:space="preserve"> </w:t>
             </w:r>
-          </w:p>
-        </w:tc>
-        <w:tc>
-          <w:tcPr>
-            <w:tcW w:w="2045" w:type="dxa"/>
-            <w:tcMar>
-              <w:top w:w="100" w:type="dxa"/>
-              <w:left w:w="100" w:type="dxa"/>
-              <w:bottom w:w="100" w:type="dxa"/>
-              <w:right w:w="100" w:type="dxa"/>
-            </w:tcMar>
-          </w:tcPr>
-          <w:p>
-            <w:r>
-              <w:rPr>
-                <w:sz w:val="19"/>
-              </w:rPr>
-              <w:t xml:space="preserve"> </w:t>
+            <w:r>
+              <w:rPr>
+                <w:sz w:val="19"/>
+                <w:lang w:val="fr-CA"/>
+              </w:rPr>
+              <w:t>oui</w:t>
             </w:r>
           </w:p>
         </w:tc>
@@ -10336,12 +11576,27 @@
             </w:tcMar>
           </w:tcPr>
           <w:p>
-            <w:r>
-              <w:rPr>
-                <w:sz w:val="19"/>
+            <w:pPr>
+              <w:rPr>
+                <w:lang w:val="fr-CA"/>
+              </w:rPr>
+            </w:pPr>
+            <w:r>
+              <w:rPr>
+                <w:sz w:val="19"/>
+                <w:lang w:val="fr-CA"/>
               </w:rPr>
               <w:t xml:space="preserve"> </w:t>
             </w:r>
+            <w:proofErr w:type="spellStart"/>
+            <w:r>
+              <w:rPr>
+                <w:sz w:val="19"/>
+                <w:lang w:val="fr-CA"/>
+              </w:rPr>
+              <w:t>Dest_city_name</w:t>
+            </w:r>
+            <w:proofErr w:type="spellEnd"/>
           </w:p>
         </w:tc>
         <w:tc>
@@ -10355,12 +11610,27 @@
             </w:tcMar>
           </w:tcPr>
           <w:p>
-            <w:r>
-              <w:rPr>
-                <w:sz w:val="19"/>
+            <w:pPr>
+              <w:rPr>
+                <w:lang w:val="fr-CA"/>
+              </w:rPr>
+            </w:pPr>
+            <w:r>
+              <w:rPr>
+                <w:sz w:val="19"/>
+                <w:lang w:val="fr-CA"/>
               </w:rPr>
               <w:t xml:space="preserve"> </w:t>
             </w:r>
+            <w:proofErr w:type="spellStart"/>
+            <w:r>
+              <w:rPr>
+                <w:sz w:val="19"/>
+                <w:lang w:val="fr-CA"/>
+              </w:rPr>
+              <w:t>object</w:t>
+            </w:r>
+            <w:proofErr w:type="spellEnd"/>
           </w:p>
         </w:tc>
         <w:tc>
@@ -10374,12 +11644,66 @@
             </w:tcMar>
           </w:tcPr>
           <w:p>
-            <w:r>
-              <w:rPr>
-                <w:sz w:val="19"/>
+            <w:pPr>
+              <w:rPr>
+                <w:lang w:val="fr-CA"/>
+              </w:rPr>
+            </w:pPr>
+            <w:r>
+              <w:rPr>
+                <w:sz w:val="19"/>
+                <w:lang w:val="fr-CA"/>
+              </w:rPr>
+              <w:t xml:space="preserve">L’endroit </w:t>
+            </w:r>
+            <w:proofErr w:type="spellStart"/>
+            <w:r>
+              <w:rPr>
+                <w:sz w:val="19"/>
+                <w:lang w:val="fr-CA"/>
+              </w:rPr>
+              <w:t>ou</w:t>
+            </w:r>
+            <w:proofErr w:type="spellEnd"/>
+            <w:r>
+              <w:rPr>
+                <w:sz w:val="19"/>
+                <w:lang w:val="fr-CA"/>
+              </w:rPr>
+              <w:t xml:space="preserve"> le vol se dirige.</w:t>
+            </w:r>
+          </w:p>
+        </w:tc>
+        <w:tc>
+          <w:tcPr>
+            <w:tcW w:w="2045" w:type="dxa"/>
+            <w:tcMar>
+              <w:top w:w="100" w:type="dxa"/>
+              <w:left w:w="100" w:type="dxa"/>
+              <w:bottom w:w="100" w:type="dxa"/>
+              <w:right w:w="100" w:type="dxa"/>
+            </w:tcMar>
+          </w:tcPr>
+          <w:p>
+            <w:pPr>
+              <w:rPr>
+                <w:lang w:val="fr-CA"/>
+              </w:rPr>
+            </w:pPr>
+            <w:r>
+              <w:rPr>
+                <w:sz w:val="19"/>
+                <w:lang w:val="fr-CA"/>
               </w:rPr>
               <w:t xml:space="preserve"> </w:t>
             </w:r>
+            <w:r>
+              <w:rPr>
+                <w:sz w:val="19"/>
+                <w:lang w:val="fr-CA"/>
+              </w:rPr>
+              <w:t>Orlando</w:t>
+            </w:r>
           </w:p>
         </w:tc>
         <w:tc>
@@ -10393,30 +11717,24 @@
             </w:tcMar>
           </w:tcPr>
           <w:p>
-            <w:r>
-              <w:rPr>
-                <w:sz w:val="19"/>
+            <w:pPr>
+              <w:rPr>
+                <w:lang w:val="fr-CA"/>
+              </w:rPr>
+            </w:pPr>
+            <w:r>
+              <w:rPr>
+                <w:sz w:val="19"/>
+                <w:lang w:val="fr-CA"/>
               </w:rPr>
               <w:t xml:space="preserve"> </w:t>
             </w:r>
-          </w:p>
-        </w:tc>
-        <w:tc>
-          <w:tcPr>
-            <w:tcW w:w="2045" w:type="dxa"/>
-            <w:tcMar>
-              <w:top w:w="100" w:type="dxa"/>
-              <w:left w:w="100" w:type="dxa"/>
-              <w:bottom w:w="100" w:type="dxa"/>
-              <w:right w:w="100" w:type="dxa"/>
-            </w:tcMar>
-          </w:tcPr>
-          <w:p>
-            <w:r>
-              <w:rPr>
-                <w:sz w:val="19"/>
-              </w:rPr>
-              <w:t xml:space="preserve"> </w:t>
+            <w:r>
+              <w:rPr>
+                <w:sz w:val="19"/>
+                <w:lang w:val="fr-CA"/>
+              </w:rPr>
+              <w:t>OUI</w:t>
             </w:r>
           </w:p>
         </w:tc>
@@ -10437,12 +11755,24 @@
             </w:tcMar>
           </w:tcPr>
           <w:p>
-            <w:r>
-              <w:rPr>
-                <w:sz w:val="19"/>
+            <w:pPr>
+              <w:rPr>
+                <w:lang w:val="fr-CA"/>
+              </w:rPr>
+            </w:pPr>
+            <w:r>
+              <w:rPr>
+                <w:sz w:val="19"/>
+                <w:lang w:val="fr-CA"/>
               </w:rPr>
               <w:t xml:space="preserve"> </w:t>
             </w:r>
+            <w:r>
+              <w:rPr>
+                <w:sz w:val="19"/>
+              </w:rPr>
+              <w:t>CRS_DEP_TIME</w:t>
+            </w:r>
           </w:p>
         </w:tc>
         <w:tc>
@@ -10456,12 +11786,25 @@
             </w:tcMar>
           </w:tcPr>
           <w:p>
-            <w:r>
-              <w:rPr>
-                <w:sz w:val="19"/>
+            <w:pPr>
+              <w:rPr>
+                <w:lang w:val="fr-CA"/>
+              </w:rPr>
+            </w:pPr>
+            <w:r>
+              <w:rPr>
+                <w:sz w:val="19"/>
+                <w:lang w:val="fr-CA"/>
               </w:rPr>
               <w:t xml:space="preserve"> </w:t>
             </w:r>
+            <w:r>
+              <w:rPr>
+                <w:sz w:val="19"/>
+                <w:lang w:val="fr-CA"/>
+              </w:rPr>
+              <w:t>Int64</w:t>
+            </w:r>
           </w:p>
         </w:tc>
         <w:tc>
@@ -10475,12 +11818,32 @@
             </w:tcMar>
           </w:tcPr>
           <w:p>
-            <w:r>
-              <w:rPr>
-                <w:sz w:val="19"/>
+            <w:pPr>
+              <w:rPr>
+                <w:lang w:val="fr-CA"/>
+              </w:rPr>
+            </w:pPr>
+            <w:r>
+              <w:rPr>
+                <w:sz w:val="19"/>
+                <w:lang w:val="fr-CA"/>
               </w:rPr>
               <w:t xml:space="preserve"> </w:t>
             </w:r>
+            <w:r>
+              <w:rPr>
+                <w:sz w:val="19"/>
+                <w:lang w:val="fr-CA"/>
+              </w:rPr>
+              <w:t xml:space="preserve">L’heure de départ </w:t>
+            </w:r>
+            <w:r>
+              <w:rPr>
+                <w:sz w:val="19"/>
+                <w:lang w:val="fr-CA"/>
+              </w:rPr>
+              <w:t>prévue du vol.</w:t>
+            </w:r>
           </w:p>
         </w:tc>
         <w:tc>
@@ -10494,12 +11857,25 @@
             </w:tcMar>
           </w:tcPr>
           <w:p>
-            <w:r>
-              <w:rPr>
-                <w:sz w:val="19"/>
+            <w:pPr>
+              <w:rPr>
+                <w:lang w:val="fr-CA"/>
+              </w:rPr>
+            </w:pPr>
+            <w:r>
+              <w:rPr>
+                <w:sz w:val="19"/>
+                <w:lang w:val="fr-CA"/>
               </w:rPr>
               <w:t xml:space="preserve"> </w:t>
             </w:r>
+            <w:r>
+              <w:rPr>
+                <w:sz w:val="19"/>
+                <w:lang w:val="fr-CA"/>
+              </w:rPr>
+              <w:t>1230</w:t>
+            </w:r>
           </w:p>
         </w:tc>
         <w:tc>
@@ -10513,11 +11889,24 @@
             </w:tcMar>
           </w:tcPr>
           <w:p>
-            <w:r>
-              <w:rPr>
-                <w:sz w:val="19"/>
+            <w:pPr>
+              <w:rPr>
+                <w:lang w:val="fr-CA"/>
+              </w:rPr>
+            </w:pPr>
+            <w:r>
+              <w:rPr>
+                <w:sz w:val="19"/>
+                <w:lang w:val="fr-CA"/>
               </w:rPr>
               <w:t xml:space="preserve"> </w:t>
+            </w:r>
+            <w:r>
+              <w:rPr>
+                <w:sz w:val="19"/>
+                <w:lang w:val="fr-CA"/>
+              </w:rPr>
+              <w:t>oui</w:t>
             </w:r>
           </w:p>
         </w:tc>
@@ -10526,6 +11915,9 @@
     <w:p>
       <w:pPr>
         <w:spacing w:after="20"/>
+        <w:rPr>
+          <w:lang w:val="fr-CA"/>
+        </w:rPr>
       </w:pPr>
     </w:p>
     <w:p>
@@ -10569,11 +11961,11 @@
         <w:tblLook w:val="04A0" w:firstRow="1" w:lastRow="0" w:firstColumn="1" w:lastColumn="0" w:noHBand="0" w:noVBand="1"/>
       </w:tblPr>
       <w:tblGrid>
-        <w:gridCol w:w="1828"/>
-        <w:gridCol w:w="1861"/>
-        <w:gridCol w:w="1974"/>
-        <w:gridCol w:w="1887"/>
-        <w:gridCol w:w="1800"/>
+        <w:gridCol w:w="1903"/>
+        <w:gridCol w:w="1840"/>
+        <w:gridCol w:w="1966"/>
+        <w:gridCol w:w="1869"/>
+        <w:gridCol w:w="1772"/>
       </w:tblGrid>
       <w:tr>
         <w:trPr>
@@ -10583,7 +11975,7 @@
         </w:trPr>
         <w:tc>
           <w:tcPr>
-            <w:tcW w:w="2045" w:type="dxa"/>
+            <w:tcW w:w="1903" w:type="dxa"/>
             <w:shd w:val="clear" w:color="auto" w:fill="D9EAF7"/>
             <w:tcMar>
               <w:top w:w="100" w:type="dxa"/>
@@ -10608,7 +12000,7 @@
         </w:tc>
         <w:tc>
           <w:tcPr>
-            <w:tcW w:w="2045" w:type="dxa"/>
+            <w:tcW w:w="1840" w:type="dxa"/>
             <w:shd w:val="clear" w:color="auto" w:fill="D9EAF7"/>
             <w:tcMar>
               <w:top w:w="100" w:type="dxa"/>
@@ -10651,7 +12043,7 @@
         </w:tc>
         <w:tc>
           <w:tcPr>
-            <w:tcW w:w="2045" w:type="dxa"/>
+            <w:tcW w:w="1966" w:type="dxa"/>
             <w:shd w:val="clear" w:color="auto" w:fill="D9EAF7"/>
             <w:tcMar>
               <w:top w:w="100" w:type="dxa"/>
@@ -10685,7 +12077,7 @@
         </w:tc>
         <w:tc>
           <w:tcPr>
-            <w:tcW w:w="2045" w:type="dxa"/>
+            <w:tcW w:w="1869" w:type="dxa"/>
             <w:shd w:val="clear" w:color="auto" w:fill="D9EAF7"/>
             <w:tcMar>
               <w:top w:w="100" w:type="dxa"/>
@@ -10719,7 +12111,7 @@
         </w:tc>
         <w:tc>
           <w:tcPr>
-            <w:tcW w:w="2045" w:type="dxa"/>
+            <w:tcW w:w="1772" w:type="dxa"/>
             <w:shd w:val="clear" w:color="auto" w:fill="D9EAF7"/>
             <w:tcMar>
               <w:top w:w="100" w:type="dxa"/>
@@ -10750,96 +12142,204 @@
         </w:trPr>
         <w:tc>
           <w:tcPr>
-            <w:tcW w:w="2045" w:type="dxa"/>
-            <w:tcMar>
-              <w:top w:w="100" w:type="dxa"/>
-              <w:left w:w="100" w:type="dxa"/>
-              <w:bottom w:w="100" w:type="dxa"/>
-              <w:right w:w="100" w:type="dxa"/>
-            </w:tcMar>
-          </w:tcPr>
-          <w:p>
-            <w:r>
-              <w:rPr>
-                <w:sz w:val="19"/>
+            <w:tcW w:w="1903" w:type="dxa"/>
+            <w:tcMar>
+              <w:top w:w="100" w:type="dxa"/>
+              <w:left w:w="100" w:type="dxa"/>
+              <w:bottom w:w="100" w:type="dxa"/>
+              <w:right w:w="100" w:type="dxa"/>
+            </w:tcMar>
+          </w:tcPr>
+          <w:p>
+            <w:pPr>
+              <w:rPr>
+                <w:sz w:val="18"/>
+                <w:szCs w:val="21"/>
+              </w:rPr>
+            </w:pPr>
+            <w:proofErr w:type="spellStart"/>
+            <w:r>
+              <w:rPr>
+                <w:sz w:val="18"/>
+                <w:szCs w:val="21"/>
+              </w:rPr>
+              <w:t>Définition</w:t>
+            </w:r>
+            <w:proofErr w:type="spellEnd"/>
+            <w:r>
+              <w:rPr>
+                <w:sz w:val="18"/>
+                <w:szCs w:val="21"/>
+              </w:rPr>
+              <w:t xml:space="preserve"> du </w:t>
+            </w:r>
+            <w:proofErr w:type="spellStart"/>
+            <w:r>
+              <w:rPr>
+                <w:sz w:val="18"/>
+                <w:szCs w:val="21"/>
+              </w:rPr>
+              <w:t>problème</w:t>
+            </w:r>
+            <w:proofErr w:type="spellEnd"/>
+          </w:p>
+        </w:tc>
+        <w:tc>
+          <w:tcPr>
+            <w:tcW w:w="1840" w:type="dxa"/>
+            <w:tcMar>
+              <w:top w:w="100" w:type="dxa"/>
+              <w:left w:w="100" w:type="dxa"/>
+              <w:bottom w:w="100" w:type="dxa"/>
+              <w:right w:w="100" w:type="dxa"/>
+            </w:tcMar>
+          </w:tcPr>
+          <w:p>
+            <w:pPr>
+              <w:tabs>
+                <w:tab w:val="center" w:pos="820"/>
+              </w:tabs>
+              <w:rPr>
+                <w:sz w:val="18"/>
+                <w:szCs w:val="21"/>
+                <w:lang w:val="fr-CA"/>
+              </w:rPr>
+            </w:pPr>
+            <w:r>
+              <w:rPr>
+                <w:sz w:val="18"/>
+                <w:szCs w:val="21"/>
+                <w:lang w:val="fr-CA"/>
+              </w:rPr>
+              <w:t>Définir la problématique, les objectifs et le périmètre du projet.</w:t>
+            </w:r>
+          </w:p>
+          <w:p>
+            <w:pPr>
+              <w:tabs>
+                <w:tab w:val="center" w:pos="820"/>
+              </w:tabs>
+              <w:rPr>
+                <w:sz w:val="18"/>
+                <w:szCs w:val="21"/>
+                <w:lang w:val="fr-CA"/>
+              </w:rPr>
+            </w:pPr>
+          </w:p>
+        </w:tc>
+        <w:tc>
+          <w:tcPr>
+            <w:tcW w:w="1966" w:type="dxa"/>
+            <w:tcMar>
+              <w:top w:w="100" w:type="dxa"/>
+              <w:left w:w="100" w:type="dxa"/>
+              <w:bottom w:w="100" w:type="dxa"/>
+              <w:right w:w="100" w:type="dxa"/>
+            </w:tcMar>
+          </w:tcPr>
+          <w:p>
+            <w:pPr>
+              <w:rPr>
+                <w:sz w:val="18"/>
+                <w:szCs w:val="21"/>
+                <w:lang w:val="fr-CA"/>
+              </w:rPr>
+            </w:pPr>
+            <w:r>
+              <w:rPr>
+                <w:sz w:val="18"/>
+                <w:szCs w:val="21"/>
+                <w:lang w:val="fr-CA"/>
               </w:rPr>
               <w:t xml:space="preserve"> </w:t>
             </w:r>
           </w:p>
-        </w:tc>
-        <w:tc>
-          <w:tcPr>
-            <w:tcW w:w="2045" w:type="dxa"/>
-            <w:tcMar>
-              <w:top w:w="100" w:type="dxa"/>
-              <w:left w:w="100" w:type="dxa"/>
-              <w:bottom w:w="100" w:type="dxa"/>
-              <w:right w:w="100" w:type="dxa"/>
-            </w:tcMar>
-          </w:tcPr>
-          <w:p>
-            <w:r>
-              <w:rPr>
-                <w:sz w:val="19"/>
+          <w:p>
+            <w:pPr>
+              <w:rPr>
+                <w:sz w:val="18"/>
+                <w:szCs w:val="21"/>
+                <w:lang w:val="fr-CA"/>
+              </w:rPr>
+            </w:pPr>
+            <w:r>
+              <w:rPr>
+                <w:sz w:val="18"/>
+                <w:szCs w:val="21"/>
+              </w:rPr>
+              <w:t>Alex et Jérémie</w:t>
+            </w:r>
+          </w:p>
+        </w:tc>
+        <w:tc>
+          <w:tcPr>
+            <w:tcW w:w="1869" w:type="dxa"/>
+            <w:tcMar>
+              <w:top w:w="100" w:type="dxa"/>
+              <w:left w:w="100" w:type="dxa"/>
+              <w:bottom w:w="100" w:type="dxa"/>
+              <w:right w:w="100" w:type="dxa"/>
+            </w:tcMar>
+          </w:tcPr>
+          <w:p>
+            <w:pPr>
+              <w:rPr>
+                <w:sz w:val="18"/>
+                <w:szCs w:val="21"/>
+                <w:lang w:val="fr-CA"/>
+              </w:rPr>
+            </w:pPr>
+            <w:r>
+              <w:rPr>
+                <w:sz w:val="18"/>
+                <w:szCs w:val="21"/>
+                <w:lang w:val="fr-CA"/>
               </w:rPr>
               <w:t xml:space="preserve"> </w:t>
             </w:r>
-          </w:p>
-        </w:tc>
-        <w:tc>
-          <w:tcPr>
-            <w:tcW w:w="2045" w:type="dxa"/>
-            <w:tcMar>
-              <w:top w:w="100" w:type="dxa"/>
-              <w:left w:w="100" w:type="dxa"/>
-              <w:bottom w:w="100" w:type="dxa"/>
-              <w:right w:w="100" w:type="dxa"/>
-            </w:tcMar>
-          </w:tcPr>
-          <w:p>
-            <w:r>
-              <w:rPr>
-                <w:sz w:val="19"/>
+            <w:r>
+              <w:rPr>
+                <w:sz w:val="18"/>
+                <w:szCs w:val="21"/>
+                <w:lang w:val="fr-CA"/>
+              </w:rPr>
+              <w:t>7 octobre</w:t>
+            </w:r>
+          </w:p>
+        </w:tc>
+        <w:tc>
+          <w:tcPr>
+            <w:tcW w:w="1772" w:type="dxa"/>
+            <w:tcMar>
+              <w:top w:w="100" w:type="dxa"/>
+              <w:left w:w="100" w:type="dxa"/>
+              <w:bottom w:w="100" w:type="dxa"/>
+              <w:right w:w="100" w:type="dxa"/>
+            </w:tcMar>
+          </w:tcPr>
+          <w:p>
+            <w:pPr>
+              <w:rPr>
+                <w:sz w:val="18"/>
+                <w:szCs w:val="21"/>
+                <w:lang w:val="fr-CA"/>
+              </w:rPr>
+            </w:pPr>
+            <w:r>
+              <w:rPr>
+                <w:sz w:val="18"/>
+                <w:szCs w:val="21"/>
+                <w:lang w:val="fr-CA"/>
               </w:rPr>
               <w:t xml:space="preserve"> </w:t>
             </w:r>
-          </w:p>
-        </w:tc>
-        <w:tc>
-          <w:tcPr>
-            <w:tcW w:w="2045" w:type="dxa"/>
-            <w:tcMar>
-              <w:top w:w="100" w:type="dxa"/>
-              <w:left w:w="100" w:type="dxa"/>
-              <w:bottom w:w="100" w:type="dxa"/>
-              <w:right w:w="100" w:type="dxa"/>
-            </w:tcMar>
-          </w:tcPr>
-          <w:p>
-            <w:r>
-              <w:rPr>
-                <w:sz w:val="19"/>
-              </w:rPr>
-              <w:t xml:space="preserve"> </w:t>
-            </w:r>
-          </w:p>
-        </w:tc>
-        <w:tc>
-          <w:tcPr>
-            <w:tcW w:w="2045" w:type="dxa"/>
-            <w:tcMar>
-              <w:top w:w="100" w:type="dxa"/>
-              <w:left w:w="100" w:type="dxa"/>
-              <w:bottom w:w="100" w:type="dxa"/>
-              <w:right w:w="100" w:type="dxa"/>
-            </w:tcMar>
-          </w:tcPr>
-          <w:p>
-            <w:r>
-              <w:rPr>
-                <w:sz w:val="19"/>
-              </w:rPr>
-              <w:t xml:space="preserve"> </w:t>
+            <w:r>
+              <w:rPr>
+                <w:sz w:val="18"/>
+                <w:szCs w:val="21"/>
+                <w:lang w:val="fr-CA"/>
+              </w:rPr>
+              <w:t>Terminé</w:t>
             </w:r>
           </w:p>
         </w:tc>
@@ -10851,96 +12351,186 @@
         </w:trPr>
         <w:tc>
           <w:tcPr>
-            <w:tcW w:w="2045" w:type="dxa"/>
-            <w:tcMar>
-              <w:top w:w="100" w:type="dxa"/>
-              <w:left w:w="100" w:type="dxa"/>
-              <w:bottom w:w="100" w:type="dxa"/>
-              <w:right w:w="100" w:type="dxa"/>
-            </w:tcMar>
-          </w:tcPr>
-          <w:p>
-            <w:r>
-              <w:rPr>
-                <w:sz w:val="19"/>
+            <w:tcW w:w="1903" w:type="dxa"/>
+            <w:tcMar>
+              <w:top w:w="100" w:type="dxa"/>
+              <w:left w:w="100" w:type="dxa"/>
+              <w:bottom w:w="100" w:type="dxa"/>
+              <w:right w:w="100" w:type="dxa"/>
+            </w:tcMar>
+          </w:tcPr>
+          <w:p>
+            <w:pPr>
+              <w:tabs>
+                <w:tab w:val="center" w:pos="831"/>
+              </w:tabs>
+              <w:rPr>
+                <w:sz w:val="18"/>
+                <w:szCs w:val="21"/>
+              </w:rPr>
+            </w:pPr>
+            <w:r>
+              <w:rPr>
+                <w:sz w:val="18"/>
+                <w:szCs w:val="21"/>
+                <w:lang w:val="fr-CA"/>
               </w:rPr>
               <w:t xml:space="preserve"> </w:t>
             </w:r>
-          </w:p>
-        </w:tc>
-        <w:tc>
-          <w:tcPr>
-            <w:tcW w:w="2045" w:type="dxa"/>
-            <w:tcMar>
-              <w:top w:w="100" w:type="dxa"/>
-              <w:left w:w="100" w:type="dxa"/>
-              <w:bottom w:w="100" w:type="dxa"/>
-              <w:right w:w="100" w:type="dxa"/>
-            </w:tcMar>
-          </w:tcPr>
-          <w:p>
-            <w:r>
-              <w:rPr>
-                <w:sz w:val="19"/>
+            <w:proofErr w:type="spellStart"/>
+            <w:r>
+              <w:rPr>
+                <w:sz w:val="18"/>
+                <w:szCs w:val="21"/>
+              </w:rPr>
+              <w:t>Collecte</w:t>
+            </w:r>
+            <w:proofErr w:type="spellEnd"/>
+            <w:r>
+              <w:rPr>
+                <w:sz w:val="18"/>
+                <w:szCs w:val="21"/>
+              </w:rPr>
+              <w:t xml:space="preserve"> des données</w:t>
+            </w:r>
+          </w:p>
+        </w:tc>
+        <w:tc>
+          <w:tcPr>
+            <w:tcW w:w="1840" w:type="dxa"/>
+            <w:tcMar>
+              <w:top w:w="100" w:type="dxa"/>
+              <w:left w:w="100" w:type="dxa"/>
+              <w:bottom w:w="100" w:type="dxa"/>
+              <w:right w:w="100" w:type="dxa"/>
+            </w:tcMar>
+          </w:tcPr>
+          <w:p>
+            <w:pPr>
+              <w:rPr>
+                <w:sz w:val="18"/>
+                <w:szCs w:val="21"/>
+                <w:lang w:val="fr-CA"/>
+              </w:rPr>
+            </w:pPr>
+            <w:r>
+              <w:rPr>
+                <w:sz w:val="18"/>
+                <w:szCs w:val="21"/>
+                <w:lang w:val="fr-CA"/>
               </w:rPr>
               <w:t xml:space="preserve"> </w:t>
             </w:r>
-          </w:p>
-        </w:tc>
-        <w:tc>
-          <w:tcPr>
-            <w:tcW w:w="2045" w:type="dxa"/>
-            <w:tcMar>
-              <w:top w:w="100" w:type="dxa"/>
-              <w:left w:w="100" w:type="dxa"/>
-              <w:bottom w:w="100" w:type="dxa"/>
-              <w:right w:w="100" w:type="dxa"/>
-            </w:tcMar>
-          </w:tcPr>
-          <w:p>
-            <w:r>
-              <w:rPr>
-                <w:sz w:val="19"/>
+            <w:r>
+              <w:rPr>
+                <w:sz w:val="18"/>
+                <w:szCs w:val="21"/>
+                <w:lang w:val="fr-CA"/>
+              </w:rPr>
+              <w:t>Trouver et sélectionner un jeu de données adapté aux retards de vols.</w:t>
+            </w:r>
+          </w:p>
+        </w:tc>
+        <w:tc>
+          <w:tcPr>
+            <w:tcW w:w="1966" w:type="dxa"/>
+            <w:tcMar>
+              <w:top w:w="100" w:type="dxa"/>
+              <w:left w:w="100" w:type="dxa"/>
+              <w:bottom w:w="100" w:type="dxa"/>
+              <w:right w:w="100" w:type="dxa"/>
+            </w:tcMar>
+          </w:tcPr>
+          <w:p>
+            <w:pPr>
+              <w:rPr>
+                <w:sz w:val="18"/>
+                <w:szCs w:val="21"/>
+              </w:rPr>
+            </w:pPr>
+            <w:r>
+              <w:rPr>
+                <w:sz w:val="18"/>
+                <w:szCs w:val="21"/>
+                <w:lang w:val="fr-CA"/>
               </w:rPr>
               <w:t xml:space="preserve"> </w:t>
             </w:r>
-          </w:p>
-        </w:tc>
-        <w:tc>
-          <w:tcPr>
-            <w:tcW w:w="2045" w:type="dxa"/>
-            <w:tcMar>
-              <w:top w:w="100" w:type="dxa"/>
-              <w:left w:w="100" w:type="dxa"/>
-              <w:bottom w:w="100" w:type="dxa"/>
-              <w:right w:w="100" w:type="dxa"/>
-            </w:tcMar>
-          </w:tcPr>
-          <w:p>
-            <w:r>
-              <w:rPr>
-                <w:sz w:val="19"/>
+            <w:r>
+              <w:rPr>
+                <w:sz w:val="18"/>
+                <w:szCs w:val="21"/>
+              </w:rPr>
+              <w:t>Alex et Jérémie</w:t>
+            </w:r>
+          </w:p>
+        </w:tc>
+        <w:tc>
+          <w:tcPr>
+            <w:tcW w:w="1869" w:type="dxa"/>
+            <w:tcMar>
+              <w:top w:w="100" w:type="dxa"/>
+              <w:left w:w="100" w:type="dxa"/>
+              <w:bottom w:w="100" w:type="dxa"/>
+              <w:right w:w="100" w:type="dxa"/>
+            </w:tcMar>
+          </w:tcPr>
+          <w:p>
+            <w:pPr>
+              <w:rPr>
+                <w:sz w:val="18"/>
+                <w:szCs w:val="21"/>
+              </w:rPr>
+            </w:pPr>
+            <w:r>
+              <w:rPr>
+                <w:sz w:val="18"/>
+                <w:szCs w:val="21"/>
+                <w:lang w:val="fr-CA"/>
               </w:rPr>
               <w:t xml:space="preserve"> </w:t>
             </w:r>
-          </w:p>
-        </w:tc>
-        <w:tc>
-          <w:tcPr>
-            <w:tcW w:w="2045" w:type="dxa"/>
-            <w:tcMar>
-              <w:top w:w="100" w:type="dxa"/>
-              <w:left w:w="100" w:type="dxa"/>
-              <w:bottom w:w="100" w:type="dxa"/>
-              <w:right w:w="100" w:type="dxa"/>
-            </w:tcMar>
-          </w:tcPr>
-          <w:p>
-            <w:r>
-              <w:rPr>
-                <w:sz w:val="19"/>
+            <w:r>
+              <w:rPr>
+                <w:sz w:val="18"/>
+                <w:szCs w:val="21"/>
+                <w:lang w:val="fr-CA"/>
+              </w:rPr>
+              <w:t>7 octobre</w:t>
+            </w:r>
+          </w:p>
+        </w:tc>
+        <w:tc>
+          <w:tcPr>
+            <w:tcW w:w="1772" w:type="dxa"/>
+            <w:tcMar>
+              <w:top w:w="100" w:type="dxa"/>
+              <w:left w:w="100" w:type="dxa"/>
+              <w:bottom w:w="100" w:type="dxa"/>
+              <w:right w:w="100" w:type="dxa"/>
+            </w:tcMar>
+          </w:tcPr>
+          <w:p>
+            <w:pPr>
+              <w:rPr>
+                <w:sz w:val="18"/>
+                <w:szCs w:val="21"/>
+              </w:rPr>
+            </w:pPr>
+            <w:r>
+              <w:rPr>
+                <w:sz w:val="18"/>
+                <w:szCs w:val="21"/>
               </w:rPr>
               <w:t xml:space="preserve"> </w:t>
+            </w:r>
+            <w:r>
+              <w:rPr>
+                <w:sz w:val="18"/>
+                <w:szCs w:val="21"/>
+                <w:lang w:val="fr-CA"/>
+              </w:rPr>
+              <w:t>Terminé</w:t>
             </w:r>
           </w:p>
         </w:tc>
@@ -10952,96 +12542,167 @@
         </w:trPr>
         <w:tc>
           <w:tcPr>
-            <w:tcW w:w="2045" w:type="dxa"/>
-            <w:tcMar>
-              <w:top w:w="100" w:type="dxa"/>
-              <w:left w:w="100" w:type="dxa"/>
-              <w:bottom w:w="100" w:type="dxa"/>
-              <w:right w:w="100" w:type="dxa"/>
-            </w:tcMar>
-          </w:tcPr>
-          <w:p>
-            <w:r>
-              <w:rPr>
-                <w:sz w:val="19"/>
+            <w:tcW w:w="1903" w:type="dxa"/>
+            <w:tcMar>
+              <w:top w:w="100" w:type="dxa"/>
+              <w:left w:w="100" w:type="dxa"/>
+              <w:bottom w:w="100" w:type="dxa"/>
+              <w:right w:w="100" w:type="dxa"/>
+            </w:tcMar>
+          </w:tcPr>
+          <w:p>
+            <w:pPr>
+              <w:rPr>
+                <w:sz w:val="18"/>
+                <w:szCs w:val="21"/>
+              </w:rPr>
+            </w:pPr>
+            <w:r>
+              <w:rPr>
+                <w:sz w:val="18"/>
+                <w:szCs w:val="21"/>
+              </w:rPr>
+              <w:lastRenderedPageBreak/>
+              <w:t>Exploration des données</w:t>
+            </w:r>
+          </w:p>
+        </w:tc>
+        <w:tc>
+          <w:tcPr>
+            <w:tcW w:w="1840" w:type="dxa"/>
+            <w:tcMar>
+              <w:top w:w="100" w:type="dxa"/>
+              <w:left w:w="100" w:type="dxa"/>
+              <w:bottom w:w="100" w:type="dxa"/>
+              <w:right w:w="100" w:type="dxa"/>
+            </w:tcMar>
+          </w:tcPr>
+          <w:p>
+            <w:pPr>
+              <w:rPr>
+                <w:sz w:val="18"/>
+                <w:szCs w:val="21"/>
+                <w:lang w:val="fr-CA"/>
+              </w:rPr>
+            </w:pPr>
+            <w:r>
+              <w:rPr>
+                <w:sz w:val="18"/>
+                <w:szCs w:val="21"/>
+                <w:lang w:val="fr-CA"/>
               </w:rPr>
               <w:t xml:space="preserve"> </w:t>
             </w:r>
-          </w:p>
-        </w:tc>
-        <w:tc>
-          <w:tcPr>
-            <w:tcW w:w="2045" w:type="dxa"/>
-            <w:tcMar>
-              <w:top w:w="100" w:type="dxa"/>
-              <w:left w:w="100" w:type="dxa"/>
-              <w:bottom w:w="100" w:type="dxa"/>
-              <w:right w:w="100" w:type="dxa"/>
-            </w:tcMar>
-          </w:tcPr>
-          <w:p>
-            <w:r>
-              <w:rPr>
-                <w:sz w:val="19"/>
+            <w:r>
+              <w:rPr>
+                <w:sz w:val="18"/>
+                <w:szCs w:val="21"/>
+                <w:lang w:val="fr-CA"/>
+              </w:rPr>
+              <w:t>Observer les variables, valeurs manquantes, doublons, distributions et problèmes dans les données.</w:t>
+            </w:r>
+          </w:p>
+        </w:tc>
+        <w:tc>
+          <w:tcPr>
+            <w:tcW w:w="1966" w:type="dxa"/>
+            <w:tcMar>
+              <w:top w:w="100" w:type="dxa"/>
+              <w:left w:w="100" w:type="dxa"/>
+              <w:bottom w:w="100" w:type="dxa"/>
+              <w:right w:w="100" w:type="dxa"/>
+            </w:tcMar>
+          </w:tcPr>
+          <w:p>
+            <w:pPr>
+              <w:rPr>
+                <w:sz w:val="18"/>
+                <w:szCs w:val="21"/>
+              </w:rPr>
+            </w:pPr>
+            <w:r>
+              <w:rPr>
+                <w:sz w:val="18"/>
+                <w:szCs w:val="21"/>
+                <w:lang w:val="fr-CA"/>
               </w:rPr>
               <w:t xml:space="preserve"> </w:t>
             </w:r>
-          </w:p>
-        </w:tc>
-        <w:tc>
-          <w:tcPr>
-            <w:tcW w:w="2045" w:type="dxa"/>
-            <w:tcMar>
-              <w:top w:w="100" w:type="dxa"/>
-              <w:left w:w="100" w:type="dxa"/>
-              <w:bottom w:w="100" w:type="dxa"/>
-              <w:right w:w="100" w:type="dxa"/>
-            </w:tcMar>
-          </w:tcPr>
-          <w:p>
-            <w:r>
-              <w:rPr>
-                <w:sz w:val="19"/>
+            <w:r>
+              <w:rPr>
+                <w:sz w:val="18"/>
+                <w:szCs w:val="21"/>
+              </w:rPr>
+              <w:t>Alex et Jérémie</w:t>
+            </w:r>
+          </w:p>
+        </w:tc>
+        <w:tc>
+          <w:tcPr>
+            <w:tcW w:w="1869" w:type="dxa"/>
+            <w:tcMar>
+              <w:top w:w="100" w:type="dxa"/>
+              <w:left w:w="100" w:type="dxa"/>
+              <w:bottom w:w="100" w:type="dxa"/>
+              <w:right w:w="100" w:type="dxa"/>
+            </w:tcMar>
+          </w:tcPr>
+          <w:p>
+            <w:pPr>
+              <w:rPr>
+                <w:sz w:val="18"/>
+                <w:szCs w:val="21"/>
+              </w:rPr>
+            </w:pPr>
+            <w:r>
+              <w:rPr>
+                <w:sz w:val="18"/>
+                <w:szCs w:val="21"/>
+                <w:lang w:val="fr-CA"/>
               </w:rPr>
               <w:t xml:space="preserve"> </w:t>
             </w:r>
-          </w:p>
-        </w:tc>
-        <w:tc>
-          <w:tcPr>
-            <w:tcW w:w="2045" w:type="dxa"/>
-            <w:tcMar>
-              <w:top w:w="100" w:type="dxa"/>
-              <w:left w:w="100" w:type="dxa"/>
-              <w:bottom w:w="100" w:type="dxa"/>
-              <w:right w:w="100" w:type="dxa"/>
-            </w:tcMar>
-          </w:tcPr>
-          <w:p>
-            <w:r>
-              <w:rPr>
-                <w:sz w:val="19"/>
+            <w:r>
+              <w:rPr>
+                <w:sz w:val="18"/>
+                <w:szCs w:val="21"/>
+                <w:lang w:val="fr-CA"/>
+              </w:rPr>
+              <w:t>7 octobre</w:t>
+            </w:r>
+          </w:p>
+        </w:tc>
+        <w:tc>
+          <w:tcPr>
+            <w:tcW w:w="1772" w:type="dxa"/>
+            <w:tcMar>
+              <w:top w:w="100" w:type="dxa"/>
+              <w:left w:w="100" w:type="dxa"/>
+              <w:bottom w:w="100" w:type="dxa"/>
+              <w:right w:w="100" w:type="dxa"/>
+            </w:tcMar>
+          </w:tcPr>
+          <w:p>
+            <w:pPr>
+              <w:rPr>
+                <w:sz w:val="18"/>
+                <w:szCs w:val="21"/>
+              </w:rPr>
+            </w:pPr>
+            <w:r>
+              <w:rPr>
+                <w:sz w:val="18"/>
+                <w:szCs w:val="21"/>
               </w:rPr>
               <w:t xml:space="preserve"> </w:t>
             </w:r>
-          </w:p>
-        </w:tc>
-        <w:tc>
-          <w:tcPr>
-            <w:tcW w:w="2045" w:type="dxa"/>
-            <w:tcMar>
-              <w:top w:w="100" w:type="dxa"/>
-              <w:left w:w="100" w:type="dxa"/>
-              <w:bottom w:w="100" w:type="dxa"/>
-              <w:right w:w="100" w:type="dxa"/>
-            </w:tcMar>
-          </w:tcPr>
-          <w:p>
-            <w:r>
-              <w:rPr>
-                <w:sz w:val="19"/>
-              </w:rPr>
-              <w:t xml:space="preserve"> </w:t>
+            <w:r>
+              <w:rPr>
+                <w:sz w:val="18"/>
+                <w:szCs w:val="21"/>
+                <w:lang w:val="fr-CA"/>
+              </w:rPr>
+              <w:t>Terminé</w:t>
             </w:r>
           </w:p>
         </w:tc>
@@ -11053,96 +12714,181 @@
         </w:trPr>
         <w:tc>
           <w:tcPr>
-            <w:tcW w:w="2045" w:type="dxa"/>
-            <w:tcMar>
-              <w:top w:w="100" w:type="dxa"/>
-              <w:left w:w="100" w:type="dxa"/>
-              <w:bottom w:w="100" w:type="dxa"/>
-              <w:right w:w="100" w:type="dxa"/>
-            </w:tcMar>
-          </w:tcPr>
-          <w:p>
-            <w:r>
-              <w:rPr>
-                <w:sz w:val="19"/>
+            <w:tcW w:w="1903" w:type="dxa"/>
+            <w:tcMar>
+              <w:top w:w="100" w:type="dxa"/>
+              <w:left w:w="100" w:type="dxa"/>
+              <w:bottom w:w="100" w:type="dxa"/>
+              <w:right w:w="100" w:type="dxa"/>
+            </w:tcMar>
+          </w:tcPr>
+          <w:p>
+            <w:pPr>
+              <w:rPr>
+                <w:sz w:val="18"/>
+                <w:szCs w:val="21"/>
+              </w:rPr>
+            </w:pPr>
+            <w:proofErr w:type="spellStart"/>
+            <w:r>
+              <w:rPr>
+                <w:sz w:val="18"/>
+                <w:szCs w:val="21"/>
+              </w:rPr>
+              <w:t>Préparation</w:t>
+            </w:r>
+            <w:proofErr w:type="spellEnd"/>
+            <w:r>
+              <w:rPr>
+                <w:sz w:val="18"/>
+                <w:szCs w:val="21"/>
+              </w:rPr>
+              <w:t xml:space="preserve"> des données</w:t>
+            </w:r>
+          </w:p>
+        </w:tc>
+        <w:tc>
+          <w:tcPr>
+            <w:tcW w:w="1840" w:type="dxa"/>
+            <w:tcMar>
+              <w:top w:w="100" w:type="dxa"/>
+              <w:left w:w="100" w:type="dxa"/>
+              <w:bottom w:w="100" w:type="dxa"/>
+              <w:right w:w="100" w:type="dxa"/>
+            </w:tcMar>
+          </w:tcPr>
+          <w:p>
+            <w:pPr>
+              <w:rPr>
+                <w:sz w:val="18"/>
+                <w:szCs w:val="21"/>
+                <w:lang w:val="fr-CA"/>
+              </w:rPr>
+            </w:pPr>
+            <w:r>
+              <w:rPr>
+                <w:sz w:val="18"/>
+                <w:szCs w:val="21"/>
+                <w:lang w:val="fr-CA"/>
               </w:rPr>
               <w:t xml:space="preserve"> </w:t>
             </w:r>
-          </w:p>
-        </w:tc>
-        <w:tc>
-          <w:tcPr>
-            <w:tcW w:w="2045" w:type="dxa"/>
-            <w:tcMar>
-              <w:top w:w="100" w:type="dxa"/>
-              <w:left w:w="100" w:type="dxa"/>
-              <w:bottom w:w="100" w:type="dxa"/>
-              <w:right w:w="100" w:type="dxa"/>
-            </w:tcMar>
-          </w:tcPr>
-          <w:p>
-            <w:r>
-              <w:rPr>
-                <w:sz w:val="19"/>
+            <w:r>
+              <w:rPr>
+                <w:sz w:val="18"/>
+                <w:szCs w:val="21"/>
+                <w:lang w:val="fr-CA"/>
+              </w:rPr>
+              <w:t>Nettoyer et transformer les données afin de pouvoir les utiliser pour l'IA.</w:t>
+            </w:r>
+          </w:p>
+        </w:tc>
+        <w:tc>
+          <w:tcPr>
+            <w:tcW w:w="1966" w:type="dxa"/>
+            <w:tcMar>
+              <w:top w:w="100" w:type="dxa"/>
+              <w:left w:w="100" w:type="dxa"/>
+              <w:bottom w:w="100" w:type="dxa"/>
+              <w:right w:w="100" w:type="dxa"/>
+            </w:tcMar>
+          </w:tcPr>
+          <w:p>
+            <w:pPr>
+              <w:rPr>
+                <w:sz w:val="18"/>
+                <w:szCs w:val="21"/>
+              </w:rPr>
+            </w:pPr>
+            <w:r>
+              <w:rPr>
+                <w:sz w:val="18"/>
+                <w:szCs w:val="21"/>
+                <w:lang w:val="fr-CA"/>
               </w:rPr>
               <w:t xml:space="preserve"> </w:t>
             </w:r>
-          </w:p>
-        </w:tc>
-        <w:tc>
-          <w:tcPr>
-            <w:tcW w:w="2045" w:type="dxa"/>
-            <w:tcMar>
-              <w:top w:w="100" w:type="dxa"/>
-              <w:left w:w="100" w:type="dxa"/>
-              <w:bottom w:w="100" w:type="dxa"/>
-              <w:right w:w="100" w:type="dxa"/>
-            </w:tcMar>
-          </w:tcPr>
-          <w:p>
-            <w:r>
-              <w:rPr>
-                <w:sz w:val="19"/>
+            <w:r>
+              <w:rPr>
+                <w:sz w:val="18"/>
+                <w:szCs w:val="21"/>
+              </w:rPr>
+              <w:t>Alex et Jérémie</w:t>
+            </w:r>
+          </w:p>
+        </w:tc>
+        <w:tc>
+          <w:tcPr>
+            <w:tcW w:w="1869" w:type="dxa"/>
+            <w:tcMar>
+              <w:top w:w="100" w:type="dxa"/>
+              <w:left w:w="100" w:type="dxa"/>
+              <w:bottom w:w="100" w:type="dxa"/>
+              <w:right w:w="100" w:type="dxa"/>
+            </w:tcMar>
+          </w:tcPr>
+          <w:p>
+            <w:pPr>
+              <w:rPr>
+                <w:sz w:val="18"/>
+                <w:szCs w:val="21"/>
+              </w:rPr>
+            </w:pPr>
+            <w:r>
+              <w:rPr>
+                <w:sz w:val="18"/>
+                <w:szCs w:val="21"/>
               </w:rPr>
               <w:t xml:space="preserve"> </w:t>
             </w:r>
-          </w:p>
-        </w:tc>
-        <w:tc>
-          <w:tcPr>
-            <w:tcW w:w="2045" w:type="dxa"/>
-            <w:tcMar>
-              <w:top w:w="100" w:type="dxa"/>
-              <w:left w:w="100" w:type="dxa"/>
-              <w:bottom w:w="100" w:type="dxa"/>
-              <w:right w:w="100" w:type="dxa"/>
-            </w:tcMar>
-          </w:tcPr>
-          <w:p>
-            <w:r>
-              <w:rPr>
-                <w:sz w:val="19"/>
+            <w:r>
+              <w:rPr>
+                <w:sz w:val="18"/>
+                <w:szCs w:val="21"/>
+              </w:rPr>
+              <w:t xml:space="preserve">11 </w:t>
+            </w:r>
+            <w:proofErr w:type="spellStart"/>
+            <w:r>
+              <w:rPr>
+                <w:sz w:val="18"/>
+                <w:szCs w:val="21"/>
+              </w:rPr>
+              <w:t>novembre</w:t>
+            </w:r>
+            <w:proofErr w:type="spellEnd"/>
+          </w:p>
+        </w:tc>
+        <w:tc>
+          <w:tcPr>
+            <w:tcW w:w="1772" w:type="dxa"/>
+            <w:tcMar>
+              <w:top w:w="100" w:type="dxa"/>
+              <w:left w:w="100" w:type="dxa"/>
+              <w:bottom w:w="100" w:type="dxa"/>
+              <w:right w:w="100" w:type="dxa"/>
+            </w:tcMar>
+          </w:tcPr>
+          <w:p>
+            <w:pPr>
+              <w:rPr>
+                <w:sz w:val="18"/>
+                <w:szCs w:val="21"/>
+              </w:rPr>
+            </w:pPr>
+            <w:r>
+              <w:rPr>
+                <w:sz w:val="18"/>
+                <w:szCs w:val="21"/>
               </w:rPr>
               <w:t xml:space="preserve"> </w:t>
             </w:r>
-          </w:p>
-        </w:tc>
-        <w:tc>
-          <w:tcPr>
-            <w:tcW w:w="2045" w:type="dxa"/>
-            <w:tcMar>
-              <w:top w:w="100" w:type="dxa"/>
-              <w:left w:w="100" w:type="dxa"/>
-              <w:bottom w:w="100" w:type="dxa"/>
-              <w:right w:w="100" w:type="dxa"/>
-            </w:tcMar>
-          </w:tcPr>
-          <w:p>
-            <w:r>
-              <w:rPr>
-                <w:sz w:val="19"/>
-              </w:rPr>
-              <w:t xml:space="preserve"> </w:t>
+            <w:r>
+              <w:rPr>
+                <w:sz w:val="18"/>
+                <w:szCs w:val="21"/>
+              </w:rPr>
+              <w:t>À faire</w:t>
             </w:r>
           </w:p>
         </w:tc>
@@ -11154,96 +12900,181 @@
         </w:trPr>
         <w:tc>
           <w:tcPr>
-            <w:tcW w:w="2045" w:type="dxa"/>
-            <w:tcMar>
-              <w:top w:w="100" w:type="dxa"/>
-              <w:left w:w="100" w:type="dxa"/>
-              <w:bottom w:w="100" w:type="dxa"/>
-              <w:right w:w="100" w:type="dxa"/>
-            </w:tcMar>
-          </w:tcPr>
-          <w:p>
-            <w:r>
-              <w:rPr>
-                <w:sz w:val="19"/>
+            <w:tcW w:w="1903" w:type="dxa"/>
+            <w:tcMar>
+              <w:top w:w="100" w:type="dxa"/>
+              <w:left w:w="100" w:type="dxa"/>
+              <w:bottom w:w="100" w:type="dxa"/>
+              <w:right w:w="100" w:type="dxa"/>
+            </w:tcMar>
+          </w:tcPr>
+          <w:p>
+            <w:pPr>
+              <w:rPr>
+                <w:sz w:val="18"/>
+                <w:szCs w:val="21"/>
+              </w:rPr>
+            </w:pPr>
+            <w:r>
+              <w:rPr>
+                <w:sz w:val="18"/>
+                <w:szCs w:val="21"/>
               </w:rPr>
               <w:t xml:space="preserve"> </w:t>
             </w:r>
-          </w:p>
-        </w:tc>
-        <w:tc>
-          <w:tcPr>
-            <w:tcW w:w="2045" w:type="dxa"/>
-            <w:tcMar>
-              <w:top w:w="100" w:type="dxa"/>
-              <w:left w:w="100" w:type="dxa"/>
-              <w:bottom w:w="100" w:type="dxa"/>
-              <w:right w:w="100" w:type="dxa"/>
-            </w:tcMar>
-          </w:tcPr>
-          <w:p>
-            <w:r>
-              <w:rPr>
-                <w:sz w:val="19"/>
+            <w:proofErr w:type="spellStart"/>
+            <w:r>
+              <w:rPr>
+                <w:sz w:val="18"/>
+                <w:szCs w:val="21"/>
+              </w:rPr>
+              <w:t>Modélisation</w:t>
+            </w:r>
+            <w:proofErr w:type="spellEnd"/>
+          </w:p>
+        </w:tc>
+        <w:tc>
+          <w:tcPr>
+            <w:tcW w:w="1840" w:type="dxa"/>
+            <w:tcMar>
+              <w:top w:w="100" w:type="dxa"/>
+              <w:left w:w="100" w:type="dxa"/>
+              <w:bottom w:w="100" w:type="dxa"/>
+              <w:right w:w="100" w:type="dxa"/>
+            </w:tcMar>
+          </w:tcPr>
+          <w:p>
+            <w:pPr>
+              <w:rPr>
+                <w:sz w:val="18"/>
+                <w:szCs w:val="21"/>
+                <w:lang w:val="fr-CA"/>
+              </w:rPr>
+            </w:pPr>
+            <w:r>
+              <w:rPr>
+                <w:sz w:val="18"/>
+                <w:szCs w:val="21"/>
+                <w:lang w:val="fr-CA"/>
               </w:rPr>
               <w:t xml:space="preserve"> </w:t>
             </w:r>
-          </w:p>
-        </w:tc>
-        <w:tc>
-          <w:tcPr>
-            <w:tcW w:w="2045" w:type="dxa"/>
-            <w:tcMar>
-              <w:top w:w="100" w:type="dxa"/>
-              <w:left w:w="100" w:type="dxa"/>
-              <w:bottom w:w="100" w:type="dxa"/>
-              <w:right w:w="100" w:type="dxa"/>
-            </w:tcMar>
-          </w:tcPr>
-          <w:p>
-            <w:r>
-              <w:rPr>
-                <w:sz w:val="19"/>
+            <w:r>
+              <w:rPr>
+                <w:sz w:val="18"/>
+                <w:szCs w:val="21"/>
+                <w:lang w:val="fr-CA"/>
+              </w:rPr>
+              <w:t>Développer et tester différents modèles de prédiction.</w:t>
+            </w:r>
+          </w:p>
+        </w:tc>
+        <w:tc>
+          <w:tcPr>
+            <w:tcW w:w="1966" w:type="dxa"/>
+            <w:tcMar>
+              <w:top w:w="100" w:type="dxa"/>
+              <w:left w:w="100" w:type="dxa"/>
+              <w:bottom w:w="100" w:type="dxa"/>
+              <w:right w:w="100" w:type="dxa"/>
+            </w:tcMar>
+          </w:tcPr>
+          <w:p>
+            <w:pPr>
+              <w:rPr>
+                <w:sz w:val="18"/>
+                <w:szCs w:val="21"/>
+              </w:rPr>
+            </w:pPr>
+            <w:r>
+              <w:rPr>
+                <w:sz w:val="18"/>
+                <w:szCs w:val="21"/>
+                <w:lang w:val="fr-CA"/>
               </w:rPr>
               <w:t xml:space="preserve"> </w:t>
             </w:r>
-          </w:p>
-        </w:tc>
-        <w:tc>
-          <w:tcPr>
-            <w:tcW w:w="2045" w:type="dxa"/>
-            <w:tcMar>
-              <w:top w:w="100" w:type="dxa"/>
-              <w:left w:w="100" w:type="dxa"/>
-              <w:bottom w:w="100" w:type="dxa"/>
-              <w:right w:w="100" w:type="dxa"/>
-            </w:tcMar>
-          </w:tcPr>
-          <w:p>
-            <w:r>
-              <w:rPr>
-                <w:sz w:val="19"/>
+            <w:r>
+              <w:rPr>
+                <w:sz w:val="18"/>
+                <w:szCs w:val="21"/>
+              </w:rPr>
+              <w:t>Alex et Jérémie</w:t>
+            </w:r>
+          </w:p>
+        </w:tc>
+        <w:tc>
+          <w:tcPr>
+            <w:tcW w:w="1869" w:type="dxa"/>
+            <w:tcMar>
+              <w:top w:w="100" w:type="dxa"/>
+              <w:left w:w="100" w:type="dxa"/>
+              <w:bottom w:w="100" w:type="dxa"/>
+              <w:right w:w="100" w:type="dxa"/>
+            </w:tcMar>
+          </w:tcPr>
+          <w:p>
+            <w:pPr>
+              <w:rPr>
+                <w:sz w:val="18"/>
+                <w:szCs w:val="21"/>
+              </w:rPr>
+            </w:pPr>
+            <w:r>
+              <w:rPr>
+                <w:sz w:val="18"/>
+                <w:szCs w:val="21"/>
               </w:rPr>
               <w:t xml:space="preserve"> </w:t>
             </w:r>
-          </w:p>
-        </w:tc>
-        <w:tc>
-          <w:tcPr>
-            <w:tcW w:w="2045" w:type="dxa"/>
-            <w:tcMar>
-              <w:top w:w="100" w:type="dxa"/>
-              <w:left w:w="100" w:type="dxa"/>
-              <w:bottom w:w="100" w:type="dxa"/>
-              <w:right w:w="100" w:type="dxa"/>
-            </w:tcMar>
-          </w:tcPr>
-          <w:p>
-            <w:r>
-              <w:rPr>
-                <w:sz w:val="19"/>
+            <w:r>
+              <w:rPr>
+                <w:sz w:val="18"/>
+                <w:szCs w:val="21"/>
+              </w:rPr>
+              <w:t xml:space="preserve">11 </w:t>
+            </w:r>
+            <w:proofErr w:type="spellStart"/>
+            <w:r>
+              <w:rPr>
+                <w:sz w:val="18"/>
+                <w:szCs w:val="21"/>
+              </w:rPr>
+              <w:t>novembre</w:t>
+            </w:r>
+            <w:proofErr w:type="spellEnd"/>
+          </w:p>
+        </w:tc>
+        <w:tc>
+          <w:tcPr>
+            <w:tcW w:w="1772" w:type="dxa"/>
+            <w:tcMar>
+              <w:top w:w="100" w:type="dxa"/>
+              <w:left w:w="100" w:type="dxa"/>
+              <w:bottom w:w="100" w:type="dxa"/>
+              <w:right w:w="100" w:type="dxa"/>
+            </w:tcMar>
+          </w:tcPr>
+          <w:p>
+            <w:pPr>
+              <w:rPr>
+                <w:sz w:val="18"/>
+                <w:szCs w:val="21"/>
+              </w:rPr>
+            </w:pPr>
+            <w:r>
+              <w:rPr>
+                <w:sz w:val="18"/>
+                <w:szCs w:val="21"/>
               </w:rPr>
               <w:t xml:space="preserve"> </w:t>
+            </w:r>
+            <w:r>
+              <w:rPr>
+                <w:sz w:val="18"/>
+                <w:szCs w:val="21"/>
+              </w:rPr>
+              <w:t>À faire</w:t>
             </w:r>
           </w:p>
         </w:tc>
@@ -11255,7 +13086,7 @@
         </w:trPr>
         <w:tc>
           <w:tcPr>
-            <w:tcW w:w="2045" w:type="dxa"/>
+            <w:tcW w:w="1903" w:type="dxa"/>
             <w:tcMar>
               <w:top w:w="100" w:type="dxa"/>
               <w:left w:w="100" w:type="dxa"/>
@@ -11270,30 +13101,90 @@
               </w:rPr>
               <w:t xml:space="preserve"> </w:t>
             </w:r>
-          </w:p>
-        </w:tc>
-        <w:tc>
-          <w:tcPr>
-            <w:tcW w:w="2045" w:type="dxa"/>
-            <w:tcMar>
-              <w:top w:w="100" w:type="dxa"/>
-              <w:left w:w="100" w:type="dxa"/>
-              <w:bottom w:w="100" w:type="dxa"/>
-              <w:right w:w="100" w:type="dxa"/>
-            </w:tcMar>
-          </w:tcPr>
-          <w:p>
-            <w:r>
-              <w:rPr>
-                <w:sz w:val="19"/>
+            <w:proofErr w:type="spellStart"/>
+            <w:r>
+              <w:rPr>
+                <w:sz w:val="19"/>
+              </w:rPr>
+              <w:t>Évaluation</w:t>
+            </w:r>
+            <w:proofErr w:type="spellEnd"/>
+            <w:r>
+              <w:rPr>
+                <w:sz w:val="19"/>
+              </w:rPr>
+              <w:t xml:space="preserve"> et </w:t>
+            </w:r>
+            <w:proofErr w:type="spellStart"/>
+            <w:r>
+              <w:rPr>
+                <w:sz w:val="19"/>
+              </w:rPr>
+              <w:t>optimisation</w:t>
+            </w:r>
+            <w:proofErr w:type="spellEnd"/>
+          </w:p>
+        </w:tc>
+        <w:tc>
+          <w:tcPr>
+            <w:tcW w:w="1840" w:type="dxa"/>
+            <w:tcMar>
+              <w:top w:w="100" w:type="dxa"/>
+              <w:left w:w="100" w:type="dxa"/>
+              <w:bottom w:w="100" w:type="dxa"/>
+              <w:right w:w="100" w:type="dxa"/>
+            </w:tcMar>
+          </w:tcPr>
+          <w:p>
+            <w:pPr>
+              <w:tabs>
+                <w:tab w:val="center" w:pos="820"/>
+              </w:tabs>
+              <w:rPr>
+                <w:sz w:val="18"/>
+                <w:szCs w:val="21"/>
+                <w:lang w:val="fr-CA"/>
+              </w:rPr>
+            </w:pPr>
+            <w:r>
+              <w:rPr>
+                <w:sz w:val="18"/>
+                <w:szCs w:val="21"/>
+                <w:lang w:val="fr-CA"/>
+              </w:rPr>
+              <w:t>Comparer les performances des modèles et essayer de les améliorer.</w:t>
+            </w:r>
+          </w:p>
+        </w:tc>
+        <w:tc>
+          <w:tcPr>
+            <w:tcW w:w="1966" w:type="dxa"/>
+            <w:tcMar>
+              <w:top w:w="100" w:type="dxa"/>
+              <w:left w:w="100" w:type="dxa"/>
+              <w:bottom w:w="100" w:type="dxa"/>
+              <w:right w:w="100" w:type="dxa"/>
+            </w:tcMar>
+          </w:tcPr>
+          <w:p>
+            <w:r>
+              <w:rPr>
+                <w:sz w:val="19"/>
+                <w:lang w:val="fr-CA"/>
               </w:rPr>
               <w:t xml:space="preserve"> </w:t>
             </w:r>
-          </w:p>
-        </w:tc>
-        <w:tc>
-          <w:tcPr>
-            <w:tcW w:w="2045" w:type="dxa"/>
+            <w:r>
+              <w:rPr>
+                <w:sz w:val="19"/>
+              </w:rPr>
+              <w:t>Alex et Jérémie</w:t>
+            </w:r>
+          </w:p>
+        </w:tc>
+        <w:tc>
+          <w:tcPr>
+            <w:tcW w:w="1869" w:type="dxa"/>
             <w:tcMar>
               <w:top w:w="100" w:type="dxa"/>
               <w:left w:w="100" w:type="dxa"/>
@@ -11308,11 +13199,27 @@
               </w:rPr>
               <w:t xml:space="preserve"> </w:t>
             </w:r>
-          </w:p>
-        </w:tc>
-        <w:tc>
-          <w:tcPr>
-            <w:tcW w:w="2045" w:type="dxa"/>
+            <w:r>
+              <w:rPr>
+                <w:sz w:val="18"/>
+                <w:szCs w:val="21"/>
+              </w:rPr>
+              <w:t xml:space="preserve">11 </w:t>
+            </w:r>
+            <w:proofErr w:type="spellStart"/>
+            <w:r>
+              <w:rPr>
+                <w:sz w:val="18"/>
+                <w:szCs w:val="21"/>
+              </w:rPr>
+              <w:t>novembre</w:t>
+            </w:r>
+            <w:proofErr w:type="spellEnd"/>
+          </w:p>
+        </w:tc>
+        <w:tc>
+          <w:tcPr>
+            <w:tcW w:w="1772" w:type="dxa"/>
             <w:tcMar>
               <w:top w:w="100" w:type="dxa"/>
               <w:left w:w="100" w:type="dxa"/>
@@ -11327,24 +13234,11 @@
               </w:rPr>
               <w:t xml:space="preserve"> </w:t>
             </w:r>
-          </w:p>
-        </w:tc>
-        <w:tc>
-          <w:tcPr>
-            <w:tcW w:w="2045" w:type="dxa"/>
-            <w:tcMar>
-              <w:top w:w="100" w:type="dxa"/>
-              <w:left w:w="100" w:type="dxa"/>
-              <w:bottom w:w="100" w:type="dxa"/>
-              <w:right w:w="100" w:type="dxa"/>
-            </w:tcMar>
-          </w:tcPr>
-          <w:p>
-            <w:r>
-              <w:rPr>
-                <w:sz w:val="19"/>
-              </w:rPr>
-              <w:t xml:space="preserve"> </w:t>
+            <w:r>
+              <w:rPr>
+                <w:sz w:val="19"/>
+              </w:rPr>
+              <w:t>À faire</w:t>
             </w:r>
           </w:p>
         </w:tc>
@@ -11356,96 +13250,406 @@
         </w:trPr>
         <w:tc>
           <w:tcPr>
-            <w:tcW w:w="2045" w:type="dxa"/>
-            <w:tcMar>
-              <w:top w:w="100" w:type="dxa"/>
-              <w:left w:w="100" w:type="dxa"/>
-              <w:bottom w:w="100" w:type="dxa"/>
-              <w:right w:w="100" w:type="dxa"/>
-            </w:tcMar>
-          </w:tcPr>
-          <w:p>
-            <w:r>
-              <w:rPr>
-                <w:sz w:val="19"/>
+            <w:tcW w:w="1903" w:type="dxa"/>
+            <w:tcMar>
+              <w:top w:w="100" w:type="dxa"/>
+              <w:left w:w="100" w:type="dxa"/>
+              <w:bottom w:w="100" w:type="dxa"/>
+              <w:right w:w="100" w:type="dxa"/>
+            </w:tcMar>
+          </w:tcPr>
+          <w:p>
+            <w:pPr>
+              <w:rPr>
+                <w:sz w:val="18"/>
+                <w:szCs w:val="21"/>
+              </w:rPr>
+            </w:pPr>
+            <w:proofErr w:type="spellStart"/>
+            <w:r>
+              <w:rPr>
+                <w:sz w:val="18"/>
+                <w:szCs w:val="21"/>
+              </w:rPr>
+              <w:t>Déploiement</w:t>
+            </w:r>
+            <w:proofErr w:type="spellEnd"/>
+          </w:p>
+        </w:tc>
+        <w:tc>
+          <w:tcPr>
+            <w:tcW w:w="1840" w:type="dxa"/>
+            <w:tcMar>
+              <w:top w:w="100" w:type="dxa"/>
+              <w:left w:w="100" w:type="dxa"/>
+              <w:bottom w:w="100" w:type="dxa"/>
+              <w:right w:w="100" w:type="dxa"/>
+            </w:tcMar>
+          </w:tcPr>
+          <w:p>
+            <w:pPr>
+              <w:tabs>
+                <w:tab w:val="left" w:pos="306"/>
+              </w:tabs>
+              <w:rPr>
+                <w:sz w:val="18"/>
+                <w:szCs w:val="21"/>
+              </w:rPr>
+            </w:pPr>
+            <w:r>
+              <w:rPr>
+                <w:sz w:val="18"/>
+                <w:szCs w:val="21"/>
+              </w:rPr>
+              <w:tab/>
+            </w:r>
+          </w:p>
+          <w:tbl>
+            <w:tblPr>
+              <w:tblW w:w="0" w:type="auto"/>
+              <w:tblCellSpacing w:w="15" w:type="dxa"/>
+              <w:tblCellMar>
+                <w:top w:w="15" w:type="dxa"/>
+                <w:left w:w="15" w:type="dxa"/>
+                <w:bottom w:w="15" w:type="dxa"/>
+                <w:right w:w="15" w:type="dxa"/>
+              </w:tblCellMar>
+              <w:tblLook w:val="04A0" w:firstRow="1" w:lastRow="0" w:firstColumn="1" w:lastColumn="0" w:noHBand="0" w:noVBand="1"/>
+            </w:tblPr>
+            <w:tblGrid>
+              <w:gridCol w:w="81"/>
+              <w:gridCol w:w="1559"/>
+            </w:tblGrid>
+            <w:tr>
+              <w:trPr>
+                <w:tblCellSpacing w:w="15" w:type="dxa"/>
+              </w:trPr>
+              <w:tc>
+                <w:tcPr>
+                  <w:tcW w:w="0" w:type="auto"/>
+                  <w:vAlign w:val="center"/>
+                  <w:hideMark/>
+                </w:tcPr>
+                <w:p>
+                  <w:pPr>
+                    <w:spacing w:after="0" w:line="240" w:lineRule="auto"/>
+                    <w:rPr>
+                      <w:rFonts w:ascii="Times New Roman" w:eastAsia="Times New Roman" w:hAnsi="Times New Roman" w:cs="Times New Roman"/>
+                      <w:sz w:val="20"/>
+                      <w:szCs w:val="24"/>
+                      <w:lang w:eastAsia="ja-JP"/>
+                    </w:rPr>
+                  </w:pPr>
+                </w:p>
+              </w:tc>
+              <w:tc>
+                <w:tcPr>
+                  <w:tcW w:w="0" w:type="auto"/>
+                  <w:vAlign w:val="center"/>
+                  <w:hideMark/>
+                </w:tcPr>
+                <w:p>
+                  <w:pPr>
+                    <w:tabs>
+                      <w:tab w:val="center" w:pos="820"/>
+                    </w:tabs>
+                    <w:spacing w:after="0" w:line="240" w:lineRule="auto"/>
+                    <w:rPr>
+                      <w:rFonts w:ascii="Times New Roman" w:eastAsia="Times New Roman" w:hAnsi="Times New Roman" w:cs="Times New Roman"/>
+                      <w:sz w:val="24"/>
+                      <w:szCs w:val="24"/>
+                      <w:lang w:val="fr-CA" w:eastAsia="ja-JP"/>
+                    </w:rPr>
+                  </w:pPr>
+                  <w:r>
+                    <w:rPr>
+                      <w:sz w:val="18"/>
+                      <w:szCs w:val="21"/>
+                      <w:lang w:val="fr-CA"/>
+                    </w:rPr>
+                    <w:t>Créer une démonstration simple permettant d'utiliser le modèle retenu.</w:t>
+                  </w:r>
+                </w:p>
+              </w:tc>
+            </w:tr>
+          </w:tbl>
+          <w:p>
+            <w:pPr>
+              <w:tabs>
+                <w:tab w:val="left" w:pos="306"/>
+              </w:tabs>
+              <w:rPr>
+                <w:sz w:val="18"/>
+                <w:szCs w:val="21"/>
+                <w:lang w:val="fr-CA"/>
+              </w:rPr>
+            </w:pPr>
+          </w:p>
+        </w:tc>
+        <w:tc>
+          <w:tcPr>
+            <w:tcW w:w="1966" w:type="dxa"/>
+            <w:tcMar>
+              <w:top w:w="100" w:type="dxa"/>
+              <w:left w:w="100" w:type="dxa"/>
+              <w:bottom w:w="100" w:type="dxa"/>
+              <w:right w:w="100" w:type="dxa"/>
+            </w:tcMar>
+          </w:tcPr>
+          <w:p>
+            <w:pPr>
+              <w:rPr>
+                <w:sz w:val="18"/>
+                <w:szCs w:val="21"/>
+              </w:rPr>
+            </w:pPr>
+            <w:r>
+              <w:rPr>
+                <w:sz w:val="18"/>
+                <w:szCs w:val="21"/>
+              </w:rPr>
+              <w:t>Alex et Jérémie</w:t>
+            </w:r>
+          </w:p>
+        </w:tc>
+        <w:tc>
+          <w:tcPr>
+            <w:tcW w:w="1869" w:type="dxa"/>
+            <w:tcMar>
+              <w:top w:w="100" w:type="dxa"/>
+              <w:left w:w="100" w:type="dxa"/>
+              <w:bottom w:w="100" w:type="dxa"/>
+              <w:right w:w="100" w:type="dxa"/>
+            </w:tcMar>
+          </w:tcPr>
+          <w:p>
+            <w:pPr>
+              <w:rPr>
+                <w:sz w:val="18"/>
+                <w:szCs w:val="21"/>
+              </w:rPr>
+            </w:pPr>
+            <w:r>
+              <w:rPr>
+                <w:sz w:val="18"/>
+                <w:szCs w:val="21"/>
+              </w:rPr>
+              <w:t xml:space="preserve">9 </w:t>
+            </w:r>
+            <w:proofErr w:type="spellStart"/>
+            <w:r>
+              <w:rPr>
+                <w:sz w:val="18"/>
+                <w:szCs w:val="21"/>
+              </w:rPr>
+              <w:t>décembre</w:t>
+            </w:r>
+            <w:proofErr w:type="spellEnd"/>
+          </w:p>
+        </w:tc>
+        <w:tc>
+          <w:tcPr>
+            <w:tcW w:w="1772" w:type="dxa"/>
+            <w:tcMar>
+              <w:top w:w="100" w:type="dxa"/>
+              <w:left w:w="100" w:type="dxa"/>
+              <w:bottom w:w="100" w:type="dxa"/>
+              <w:right w:w="100" w:type="dxa"/>
+            </w:tcMar>
+          </w:tcPr>
+          <w:p>
+            <w:pPr>
+              <w:rPr>
+                <w:sz w:val="18"/>
+                <w:szCs w:val="21"/>
+              </w:rPr>
+            </w:pPr>
+            <w:r>
+              <w:rPr>
+                <w:sz w:val="18"/>
+                <w:szCs w:val="21"/>
+              </w:rPr>
+              <w:t>À faire</w:t>
+            </w:r>
+          </w:p>
+        </w:tc>
+      </w:tr>
+      <w:tr>
+        <w:trPr>
+          <w:cantSplit/>
+          <w:jc w:val="center"/>
+        </w:trPr>
+        <w:tc>
+          <w:tcPr>
+            <w:tcW w:w="1903" w:type="dxa"/>
+            <w:tcMar>
+              <w:top w:w="100" w:type="dxa"/>
+              <w:left w:w="100" w:type="dxa"/>
+              <w:bottom w:w="100" w:type="dxa"/>
+              <w:right w:w="100" w:type="dxa"/>
+            </w:tcMar>
+          </w:tcPr>
+          <w:p>
+            <w:pPr>
+              <w:rPr>
+                <w:sz w:val="18"/>
+                <w:szCs w:val="21"/>
+              </w:rPr>
+            </w:pPr>
+            <w:r>
+              <w:rPr>
+                <w:sz w:val="18"/>
+                <w:szCs w:val="21"/>
               </w:rPr>
               <w:t xml:space="preserve"> </w:t>
             </w:r>
-          </w:p>
-        </w:tc>
-        <w:tc>
-          <w:tcPr>
-            <w:tcW w:w="2045" w:type="dxa"/>
-            <w:tcMar>
-              <w:top w:w="100" w:type="dxa"/>
-              <w:left w:w="100" w:type="dxa"/>
-              <w:bottom w:w="100" w:type="dxa"/>
-              <w:right w:w="100" w:type="dxa"/>
-            </w:tcMar>
-          </w:tcPr>
-          <w:p>
-            <w:r>
-              <w:rPr>
-                <w:sz w:val="19"/>
+            <w:r>
+              <w:rPr>
+                <w:sz w:val="18"/>
+                <w:szCs w:val="21"/>
+              </w:rPr>
+              <w:t>Documentation finale</w:t>
+            </w:r>
+          </w:p>
+        </w:tc>
+        <w:tc>
+          <w:tcPr>
+            <w:tcW w:w="1840" w:type="dxa"/>
+            <w:tcMar>
+              <w:top w:w="100" w:type="dxa"/>
+              <w:left w:w="100" w:type="dxa"/>
+              <w:bottom w:w="100" w:type="dxa"/>
+              <w:right w:w="100" w:type="dxa"/>
+            </w:tcMar>
+          </w:tcPr>
+          <w:p>
+            <w:pPr>
+              <w:rPr>
+                <w:sz w:val="18"/>
+                <w:szCs w:val="21"/>
+                <w:lang w:val="fr-CA"/>
+              </w:rPr>
+            </w:pPr>
+            <w:r>
+              <w:rPr>
+                <w:sz w:val="18"/>
+                <w:szCs w:val="21"/>
+                <w:lang w:val="fr-CA"/>
               </w:rPr>
               <w:t xml:space="preserve"> </w:t>
             </w:r>
-          </w:p>
-        </w:tc>
-        <w:tc>
-          <w:tcPr>
-            <w:tcW w:w="2045" w:type="dxa"/>
-            <w:tcMar>
-              <w:top w:w="100" w:type="dxa"/>
-              <w:left w:w="100" w:type="dxa"/>
-              <w:bottom w:w="100" w:type="dxa"/>
-              <w:right w:w="100" w:type="dxa"/>
-            </w:tcMar>
-          </w:tcPr>
-          <w:p>
-            <w:r>
-              <w:rPr>
-                <w:sz w:val="19"/>
+            <w:r>
+              <w:rPr>
+                <w:sz w:val="18"/>
+                <w:szCs w:val="21"/>
+                <w:lang w:val="fr-CA"/>
+              </w:rPr>
+              <w:t>Mettre à jour le cahier de charges, le journal et le rapport final.</w:t>
+            </w:r>
+          </w:p>
+        </w:tc>
+        <w:tc>
+          <w:tcPr>
+            <w:tcW w:w="1966" w:type="dxa"/>
+            <w:tcMar>
+              <w:top w:w="100" w:type="dxa"/>
+              <w:left w:w="100" w:type="dxa"/>
+              <w:bottom w:w="100" w:type="dxa"/>
+              <w:right w:w="100" w:type="dxa"/>
+            </w:tcMar>
+          </w:tcPr>
+          <w:p>
+            <w:pPr>
+              <w:rPr>
+                <w:sz w:val="18"/>
+                <w:szCs w:val="21"/>
+              </w:rPr>
+            </w:pPr>
+            <w:r>
+              <w:rPr>
+                <w:sz w:val="18"/>
+                <w:szCs w:val="21"/>
+                <w:lang w:val="fr-CA"/>
               </w:rPr>
               <w:t xml:space="preserve"> </w:t>
             </w:r>
-          </w:p>
-        </w:tc>
-        <w:tc>
-          <w:tcPr>
-            <w:tcW w:w="2045" w:type="dxa"/>
-            <w:tcMar>
-              <w:top w:w="100" w:type="dxa"/>
-              <w:left w:w="100" w:type="dxa"/>
-              <w:bottom w:w="100" w:type="dxa"/>
-              <w:right w:w="100" w:type="dxa"/>
-            </w:tcMar>
-          </w:tcPr>
-          <w:p>
-            <w:r>
-              <w:rPr>
-                <w:sz w:val="19"/>
+            <w:r>
+              <w:rPr>
+                <w:sz w:val="18"/>
+                <w:szCs w:val="21"/>
+              </w:rPr>
+              <w:t>Alex et Jérémie</w:t>
+            </w:r>
+          </w:p>
+        </w:tc>
+        <w:tc>
+          <w:tcPr>
+            <w:tcW w:w="1869" w:type="dxa"/>
+            <w:tcMar>
+              <w:top w:w="100" w:type="dxa"/>
+              <w:left w:w="100" w:type="dxa"/>
+              <w:bottom w:w="100" w:type="dxa"/>
+              <w:right w:w="100" w:type="dxa"/>
+            </w:tcMar>
+          </w:tcPr>
+          <w:p>
+            <w:pPr>
+              <w:tabs>
+                <w:tab w:val="center" w:pos="834"/>
+              </w:tabs>
+              <w:rPr>
+                <w:sz w:val="18"/>
+                <w:szCs w:val="21"/>
+              </w:rPr>
+            </w:pPr>
+            <w:r>
+              <w:rPr>
+                <w:sz w:val="18"/>
+                <w:szCs w:val="21"/>
+              </w:rPr>
+              <w:t xml:space="preserve">16 </w:t>
+            </w:r>
+            <w:proofErr w:type="spellStart"/>
+            <w:r>
+              <w:rPr>
+                <w:sz w:val="18"/>
+                <w:szCs w:val="21"/>
+              </w:rPr>
+              <w:t>décembre</w:t>
+            </w:r>
+            <w:proofErr w:type="spellEnd"/>
+          </w:p>
+        </w:tc>
+        <w:tc>
+          <w:tcPr>
+            <w:tcW w:w="1772" w:type="dxa"/>
+            <w:tcMar>
+              <w:top w:w="100" w:type="dxa"/>
+              <w:left w:w="100" w:type="dxa"/>
+              <w:bottom w:w="100" w:type="dxa"/>
+              <w:right w:w="100" w:type="dxa"/>
+            </w:tcMar>
+          </w:tcPr>
+          <w:p>
+            <w:pPr>
+              <w:rPr>
+                <w:sz w:val="18"/>
+                <w:szCs w:val="21"/>
+              </w:rPr>
+            </w:pPr>
+            <w:r>
+              <w:rPr>
+                <w:sz w:val="18"/>
+                <w:szCs w:val="21"/>
               </w:rPr>
               <w:t xml:space="preserve"> </w:t>
             </w:r>
-          </w:p>
-        </w:tc>
-        <w:tc>
-          <w:tcPr>
-            <w:tcW w:w="2045" w:type="dxa"/>
-            <w:tcMar>
-              <w:top w:w="100" w:type="dxa"/>
-              <w:left w:w="100" w:type="dxa"/>
-              <w:bottom w:w="100" w:type="dxa"/>
-              <w:right w:w="100" w:type="dxa"/>
-            </w:tcMar>
-          </w:tcPr>
-          <w:p>
-            <w:r>
-              <w:rPr>
-                <w:sz w:val="19"/>
-              </w:rPr>
-              <w:t xml:space="preserve"> </w:t>
+            <w:r>
+              <w:rPr>
+                <w:sz w:val="18"/>
+                <w:szCs w:val="21"/>
+              </w:rPr>
+              <w:t>À faire</w:t>
             </w:r>
           </w:p>
         </w:tc>
@@ -11463,7 +13667,6 @@
       </w:pPr>
       <w:bookmarkStart w:id="25" w:name="_Toc289762190"/>
       <w:r>
-        <w:lastRenderedPageBreak/>
         <w:t>8. Bilan du Jalon 1</w:t>
       </w:r>
       <w:bookmarkEnd w:id="25"/>
@@ -11489,7 +13692,6 @@
         <w:t xml:space="preserve">-nous accompli </w:t>
       </w:r>
       <w:proofErr w:type="spellStart"/>
-      <w:proofErr w:type="gramStart"/>
       <w:r>
         <w:rPr>
           <w:b/>
@@ -11505,40 +13707,273 @@
         </w:rPr>
         <w:t xml:space="preserve"> ?</w:t>
       </w:r>
-      <w:proofErr w:type="gramEnd"/>
     </w:p>
     <w:p>
       <w:pPr>
         <w:spacing w:after="40"/>
-      </w:pPr>
-      <w:r>
+        <w:rPr>
+          <w:sz w:val="18"/>
+          <w:szCs w:val="20"/>
+          <w:lang w:val="fr-CA"/>
+        </w:rPr>
+      </w:pPr>
+      <w:r>
+        <w:rPr>
+          <w:sz w:val="18"/>
+          <w:szCs w:val="20"/>
+          <w:lang w:val="fr-CA"/>
+        </w:rPr>
+        <w:t>Nous avons défini le problème, les objectifs et le périmètre du projet. Nous avons aussi réparti les tâches entre les membres de l’équipe.</w:t>
+      </w:r>
+      <w:r>
+        <w:rPr>
+          <w:sz w:val="18"/>
+          <w:szCs w:val="20"/>
+          <w:lang w:val="fr-CA"/>
+        </w:rPr>
+        <w:t xml:space="preserve"> Pour finir, nous avons regarder les jeu de données.</w:t>
+      </w:r>
+    </w:p>
+    <w:p>
+      <w:pPr>
+        <w:spacing w:after="40"/>
         <w:rPr>
           <w:sz w:val="18"/>
           <w:szCs w:val="18"/>
-        </w:rPr>
-        <w:t>.</w:t>
-      </w:r>
+          <w:lang w:val="fr-CA"/>
+        </w:rPr>
+      </w:pPr>
     </w:p>
     <w:p>
       <w:pPr>
+        <w:spacing w:after="80"/>
+        <w:rPr>
+          <w:b/>
+          <w:bCs/>
+          <w:lang w:val="fr-CA"/>
+        </w:rPr>
+      </w:pPr>
+      <w:r>
+        <w:rPr>
+          <w:b/>
+          <w:bCs/>
+          <w:lang w:val="fr-CA"/>
+        </w:rPr>
+        <w:t>Qu’est-ce qui est encore incertain ?</w:t>
+      </w:r>
+    </w:p>
+    <w:p>
+      <w:pPr>
+        <w:spacing w:after="80"/>
+        <w:rPr>
+          <w:sz w:val="18"/>
+          <w:szCs w:val="20"/>
+          <w:lang w:val="fr-CA"/>
+        </w:rPr>
+      </w:pPr>
+      <w:r>
+        <w:rPr>
+          <w:sz w:val="18"/>
+          <w:szCs w:val="20"/>
+          <w:lang w:val="fr-CA"/>
+        </w:rPr>
+        <w:t>Nous ne savons pas encore quelles variables et quels modèles seront les meilleurs pour prédire les retards de vol.</w:t>
+      </w:r>
+    </w:p>
+    <w:p>
+      <w:pPr>
+        <w:spacing w:after="80"/>
+        <w:rPr>
+          <w:lang w:val="fr-CA"/>
+        </w:rPr>
+      </w:pPr>
+    </w:p>
+    <w:p>
+      <w:pPr>
+        <w:spacing w:after="80"/>
+        <w:rPr>
+          <w:lang w:val="fr-CA"/>
+        </w:rPr>
+      </w:pPr>
+      <w:r>
+        <w:rPr>
+          <w:b/>
+          <w:bCs/>
+          <w:lang w:val="fr-CA"/>
+        </w:rPr>
+        <w:t>Quelles sont les prochaines étapes ?</w:t>
+      </w:r>
+    </w:p>
+    <w:p>
+      <w:pPr>
         <w:spacing w:after="40"/>
-      </w:pPr>
-      <w:r>
+        <w:rPr>
+          <w:sz w:val="18"/>
+          <w:szCs w:val="20"/>
+          <w:lang w:val="fr-CA"/>
+        </w:rPr>
+      </w:pPr>
+      <w:r>
+        <w:rPr>
+          <w:sz w:val="18"/>
+          <w:szCs w:val="20"/>
+          <w:lang w:val="fr-CA"/>
+        </w:rPr>
+        <w:t>. Identifier les variables les plus pertinentes pour les prédictions.</w:t>
+      </w:r>
+    </w:p>
+    <w:p>
+      <w:pPr>
+        <w:spacing w:after="40"/>
+        <w:rPr>
+          <w:sz w:val="18"/>
+          <w:szCs w:val="20"/>
+          <w:lang w:val="fr-CA"/>
+        </w:rPr>
+      </w:pPr>
+      <w:r>
+        <w:rPr>
+          <w:sz w:val="18"/>
+          <w:szCs w:val="20"/>
+          <w:lang w:val="fr-CA"/>
+        </w:rPr>
+        <w:t>. Nettoyer et transformer les données au besoin.</w:t>
+      </w:r>
+    </w:p>
+    <w:p>
+      <w:pPr>
+        <w:spacing w:after="40"/>
+        <w:rPr>
+          <w:sz w:val="18"/>
+          <w:szCs w:val="20"/>
+          <w:lang w:val="fr-CA"/>
+        </w:rPr>
+      </w:pPr>
+      <w:r>
+        <w:rPr>
+          <w:sz w:val="18"/>
+          <w:szCs w:val="20"/>
+          <w:lang w:val="fr-CA"/>
+        </w:rPr>
+        <w:t>. Commencer à tester différents modèles d’IA.</w:t>
+      </w:r>
+    </w:p>
+    <w:p>
+      <w:pPr>
+        <w:spacing w:after="40"/>
+        <w:rPr>
+          <w:sz w:val="18"/>
+          <w:szCs w:val="20"/>
+          <w:lang w:val="fr-CA"/>
+        </w:rPr>
+      </w:pPr>
+      <w:r>
+        <w:rPr>
+          <w:sz w:val="18"/>
+          <w:szCs w:val="20"/>
+          <w:lang w:val="fr-CA"/>
+        </w:rPr>
+        <w:t>. Comparer et évaluer les performances des modèles.</w:t>
+      </w:r>
+    </w:p>
+    <w:p>
+      <w:pPr>
+        <w:spacing w:after="40"/>
+        <w:rPr>
+          <w:lang w:val="fr-CA"/>
+        </w:rPr>
+      </w:pPr>
+    </w:p>
+    <w:p>
+      <w:pPr>
+        <w:spacing w:after="40"/>
         <w:rPr>
           <w:sz w:val="18"/>
           <w:szCs w:val="18"/>
-        </w:rPr>
-        <w:t>.</w:t>
-      </w:r>
+          <w:lang w:val="fr-CA"/>
+        </w:rPr>
+      </w:pPr>
     </w:p>
     <w:p>
       <w:pPr>
+        <w:spacing w:after="80"/>
+        <w:rPr>
+          <w:lang w:val="fr-CA"/>
+        </w:rPr>
+      </w:pPr>
+      <w:r>
+        <w:rPr>
+          <w:b/>
+          <w:bCs/>
+          <w:lang w:val="fr-CA"/>
+        </w:rPr>
+        <w:t>Modifications à apporter aux sections 1 à 7 avant le prochain jalon :</w:t>
+      </w:r>
+    </w:p>
+    <w:p>
+      <w:pPr>
         <w:spacing w:after="40"/>
-      </w:pPr>
-      <w:r>
         <w:rPr>
           <w:sz w:val="18"/>
           <w:szCs w:val="18"/>
+          <w:lang w:val="fr-CA"/>
+        </w:rPr>
+      </w:pPr>
+      <w:r>
+        <w:rPr>
+          <w:sz w:val="18"/>
+          <w:szCs w:val="18"/>
+          <w:lang w:val="fr-CA"/>
+        </w:rPr>
+        <w:t xml:space="preserve">Nous allons devoir </w:t>
+      </w:r>
+      <w:r>
+        <w:rPr>
+          <w:sz w:val="18"/>
+          <w:szCs w:val="18"/>
+          <w:lang w:val="fr-CA"/>
+        </w:rPr>
+        <w:t xml:space="preserve">vérifier si le </w:t>
+      </w:r>
+      <w:proofErr w:type="spellStart"/>
+      <w:r>
+        <w:rPr>
+          <w:sz w:val="18"/>
+          <w:szCs w:val="18"/>
+          <w:lang w:val="fr-CA"/>
+        </w:rPr>
+        <w:t>dataset</w:t>
+      </w:r>
+      <w:proofErr w:type="spellEnd"/>
+      <w:r>
+        <w:rPr>
+          <w:sz w:val="18"/>
+          <w:szCs w:val="18"/>
+          <w:lang w:val="fr-CA"/>
+        </w:rPr>
+        <w:t xml:space="preserve"> est </w:t>
+      </w:r>
+      <w:r>
+        <w:rPr>
+          <w:sz w:val="18"/>
+          <w:szCs w:val="18"/>
+          <w:lang w:val="fr-CA"/>
+        </w:rPr>
+        <w:t xml:space="preserve">bon ou pas pour le </w:t>
+      </w:r>
+      <w:r>
+        <w:rPr>
+          <w:sz w:val="18"/>
+          <w:szCs w:val="18"/>
+          <w:lang w:val="fr-CA"/>
+        </w:rPr>
+        <w:t>modèle</w:t>
+      </w:r>
+      <w:r>
+        <w:rPr>
+          <w:sz w:val="18"/>
+          <w:szCs w:val="18"/>
+          <w:lang w:val="fr-CA"/>
         </w:rPr>
         <w:t>.</w:t>
       </w:r>
@@ -11547,49 +13982,92 @@
       <w:pPr>
         <w:spacing w:after="40"/>
         <w:rPr>
+          <w:lang w:val="fr-CA"/>
+        </w:rPr>
+      </w:pPr>
+      <w:r>
+        <w:rPr>
           <w:sz w:val="18"/>
           <w:szCs w:val="18"/>
-        </w:rPr>
-      </w:pPr>
+          <w:lang w:val="fr-CA"/>
+        </w:rPr>
+        <w:t xml:space="preserve">Nous allons vérifier si les variables sont </w:t>
+      </w:r>
+      <w:r>
+        <w:rPr>
+          <w:sz w:val="18"/>
+          <w:szCs w:val="18"/>
+          <w:lang w:val="fr-CA"/>
+        </w:rPr>
+        <w:t>conformes</w:t>
+      </w:r>
+      <w:r>
+        <w:rPr>
+          <w:sz w:val="18"/>
+          <w:szCs w:val="18"/>
+          <w:lang w:val="fr-CA"/>
+        </w:rPr>
+        <w:t xml:space="preserve"> et </w:t>
+      </w:r>
+      <w:r>
+        <w:rPr>
+          <w:sz w:val="18"/>
+          <w:szCs w:val="18"/>
+          <w:lang w:val="fr-CA"/>
+        </w:rPr>
+        <w:t>quelles variables</w:t>
+      </w:r>
+      <w:r>
+        <w:rPr>
+          <w:sz w:val="18"/>
+          <w:szCs w:val="18"/>
+          <w:lang w:val="fr-CA"/>
+        </w:rPr>
+        <w:t xml:space="preserve"> sont bonnes. </w:t>
+      </w:r>
     </w:p>
     <w:p>
       <w:pPr>
-        <w:spacing w:after="80"/>
-        <w:rPr>
-          <w:lang w:val="fr-CA"/>
-        </w:rPr>
-      </w:pPr>
-      <w:r>
-        <w:rPr>
-          <w:b/>
-          <w:bCs/>
-          <w:lang w:val="fr-CA"/>
-        </w:rPr>
-        <w:t>Qu’est-ce qui est encore incertain ?</w:t>
+        <w:spacing w:after="40"/>
+        <w:rPr>
+          <w:sz w:val="18"/>
+          <w:szCs w:val="18"/>
+          <w:lang w:val="fr-CA"/>
+        </w:rPr>
+      </w:pPr>
+      <w:r>
+        <w:rPr>
+          <w:sz w:val="18"/>
+          <w:szCs w:val="18"/>
+          <w:lang w:val="fr-CA"/>
+        </w:rPr>
+        <w:t xml:space="preserve">Nous allons possiblement </w:t>
+      </w:r>
+      <w:r>
+        <w:rPr>
+          <w:sz w:val="18"/>
+          <w:szCs w:val="18"/>
+          <w:lang w:val="fr-CA"/>
+        </w:rPr>
+        <w:t>modifier</w:t>
+      </w:r>
+      <w:r>
+        <w:rPr>
+          <w:sz w:val="18"/>
+          <w:szCs w:val="18"/>
+          <w:lang w:val="fr-CA"/>
+        </w:rPr>
+        <w:t xml:space="preserve"> le plan de travail.</w:t>
       </w:r>
     </w:p>
     <w:p>
       <w:pPr>
         <w:spacing w:after="40"/>
         <w:rPr>
-          <w:lang w:val="fr-CA"/>
-        </w:rPr>
-      </w:pPr>
-      <w:r>
-        <w:rPr>
           <w:sz w:val="18"/>
           <w:szCs w:val="18"/>
           <w:lang w:val="fr-CA"/>
         </w:rPr>
-        <w:t>.</w:t>
-      </w:r>
-    </w:p>
-    <w:p>
-      <w:pPr>
-        <w:spacing w:after="40"/>
-        <w:rPr>
-          <w:lang w:val="fr-CA"/>
-        </w:rPr>
       </w:pPr>
       <w:r>
         <w:rPr>
@@ -11597,204 +14075,24 @@
           <w:szCs w:val="18"/>
           <w:lang w:val="fr-CA"/>
         </w:rPr>
-        <w:t>.</w:t>
-      </w:r>
-    </w:p>
-    <w:p>
-      <w:pPr>
-        <w:spacing w:after="40"/>
-        <w:rPr>
-          <w:lang w:val="fr-CA"/>
-        </w:rPr>
-      </w:pPr>
+        <w:t xml:space="preserve">Nous allons possiblement </w:t>
+      </w:r>
       <w:r>
         <w:rPr>
           <w:sz w:val="18"/>
           <w:szCs w:val="18"/>
           <w:lang w:val="fr-CA"/>
         </w:rPr>
-        <w:t>.</w:t>
-      </w:r>
-    </w:p>
-    <w:p>
-      <w:pPr>
-        <w:spacing w:after="40"/>
-        <w:rPr>
-          <w:lang w:val="fr-CA"/>
-        </w:rPr>
-      </w:pPr>
+        <w:t>changer</w:t>
+      </w:r>
       <w:r>
         <w:rPr>
           <w:sz w:val="18"/>
           <w:szCs w:val="18"/>
           <w:lang w:val="fr-CA"/>
         </w:rPr>
-        <w:t>.</w:t>
-      </w:r>
-    </w:p>
-    <w:p>
-      <w:pPr>
-        <w:spacing w:after="80"/>
-        <w:rPr>
-          <w:lang w:val="fr-CA"/>
-        </w:rPr>
-      </w:pPr>
-      <w:r>
-        <w:rPr>
-          <w:b/>
-          <w:bCs/>
-          <w:lang w:val="fr-CA"/>
-        </w:rPr>
-        <w:t>Quelles sont les prochaines étapes ?</w:t>
-      </w:r>
-    </w:p>
-    <w:p>
-      <w:pPr>
-        <w:spacing w:after="40"/>
-        <w:rPr>
-          <w:lang w:val="fr-CA"/>
-        </w:rPr>
-      </w:pPr>
-      <w:r>
-        <w:rPr>
-          <w:sz w:val="18"/>
-          <w:szCs w:val="18"/>
-          <w:lang w:val="fr-CA"/>
-        </w:rPr>
-        <w:t>.</w:t>
-      </w:r>
-    </w:p>
-    <w:p>
-      <w:pPr>
-        <w:spacing w:after="40"/>
-        <w:rPr>
-          <w:lang w:val="fr-CA"/>
-        </w:rPr>
-      </w:pPr>
-      <w:r>
-        <w:rPr>
-          <w:sz w:val="18"/>
-          <w:szCs w:val="18"/>
-          <w:lang w:val="fr-CA"/>
-        </w:rPr>
-        <w:t>.</w:t>
-      </w:r>
-    </w:p>
-    <w:p>
-      <w:pPr>
-        <w:spacing w:after="40"/>
-        <w:rPr>
-          <w:lang w:val="fr-CA"/>
-        </w:rPr>
-      </w:pPr>
-      <w:r>
-        <w:rPr>
-          <w:sz w:val="18"/>
-          <w:szCs w:val="18"/>
-          <w:lang w:val="fr-CA"/>
-        </w:rPr>
-        <w:t>.</w:t>
-      </w:r>
-    </w:p>
-    <w:p>
-      <w:pPr>
-        <w:spacing w:after="40"/>
-        <w:rPr>
-          <w:lang w:val="fr-CA"/>
-        </w:rPr>
-      </w:pPr>
-      <w:r>
-        <w:rPr>
-          <w:sz w:val="18"/>
-          <w:szCs w:val="18"/>
-          <w:lang w:val="fr-CA"/>
-        </w:rPr>
-        <w:t>.</w:t>
-      </w:r>
-    </w:p>
-    <w:p>
-      <w:pPr>
-        <w:spacing w:after="40"/>
-        <w:rPr>
-          <w:sz w:val="18"/>
-          <w:szCs w:val="18"/>
-          <w:lang w:val="fr-CA"/>
-        </w:rPr>
-      </w:pPr>
-    </w:p>
-    <w:p>
-      <w:pPr>
-        <w:spacing w:after="80"/>
-        <w:rPr>
-          <w:lang w:val="fr-CA"/>
-        </w:rPr>
-      </w:pPr>
-      <w:r>
-        <w:rPr>
-          <w:b/>
-          <w:bCs/>
-          <w:lang w:val="fr-CA"/>
-        </w:rPr>
-        <w:t>Modifications à apporter aux sections 1 à 7 avant le prochain jalon :</w:t>
-      </w:r>
-    </w:p>
-    <w:p>
-      <w:pPr>
-        <w:spacing w:after="40"/>
-        <w:rPr>
-          <w:lang w:val="fr-CA"/>
-        </w:rPr>
-      </w:pPr>
-      <w:r>
-        <w:rPr>
-          <w:sz w:val="18"/>
-          <w:szCs w:val="18"/>
-          <w:lang w:val="fr-CA"/>
-        </w:rPr>
-        <w:t>.</w:t>
-      </w:r>
-    </w:p>
-    <w:p>
-      <w:pPr>
-        <w:spacing w:after="40"/>
-        <w:rPr>
-          <w:lang w:val="fr-CA"/>
-        </w:rPr>
-      </w:pPr>
-      <w:r>
-        <w:rPr>
-          <w:sz w:val="18"/>
-          <w:szCs w:val="18"/>
-          <w:lang w:val="fr-CA"/>
-        </w:rPr>
-        <w:t>.</w:t>
-      </w:r>
-    </w:p>
-    <w:p>
-      <w:pPr>
-        <w:spacing w:after="40"/>
-        <w:rPr>
-          <w:lang w:val="fr-CA"/>
-        </w:rPr>
-      </w:pPr>
-      <w:r>
-        <w:rPr>
-          <w:sz w:val="18"/>
-          <w:szCs w:val="18"/>
-          <w:lang w:val="fr-CA"/>
-        </w:rPr>
-        <w:t>.</w:t>
-      </w:r>
-    </w:p>
-    <w:p>
-      <w:pPr>
-        <w:spacing w:after="40"/>
-        <w:rPr>
-          <w:sz w:val="18"/>
-          <w:szCs w:val="18"/>
-          <w:lang w:val="fr-CA"/>
-        </w:rPr>
-      </w:pPr>
+        <w:t xml:space="preserve"> les variables que nous avons identifié comme étant importantes.</w:t>
+      </w:r>
     </w:p>
     <w:p>
       <w:pPr>
@@ -12145,7 +14443,6 @@
               <w:jc w:val="center"/>
             </w:pPr>
             <w:proofErr w:type="spellStart"/>
-            <w:proofErr w:type="gramStart"/>
             <w:r>
               <w:rPr>
                 <w:b/>
@@ -12161,7 +14458,6 @@
               </w:rPr>
               <w:t xml:space="preserve"> ?</w:t>
             </w:r>
-            <w:proofErr w:type="gramEnd"/>
           </w:p>
         </w:tc>
       </w:tr>
@@ -12633,7 +14929,6 @@
               <w:t xml:space="preserve"> </w:t>
             </w:r>
             <w:proofErr w:type="spellStart"/>
-            <w:proofErr w:type="gramStart"/>
             <w:r>
               <w:rPr>
                 <w:b/>
@@ -12649,7 +14944,6 @@
               </w:rPr>
               <w:t xml:space="preserve"> ?</w:t>
             </w:r>
-            <w:proofErr w:type="gramEnd"/>
           </w:p>
         </w:tc>
         <w:tc>
@@ -13198,7 +15492,6 @@
               <w:jc w:val="center"/>
             </w:pPr>
             <w:proofErr w:type="spellStart"/>
-            <w:proofErr w:type="gramStart"/>
             <w:r>
               <w:rPr>
                 <w:b/>
@@ -13214,7 +15507,6 @@
               </w:rPr>
               <w:t xml:space="preserve"> ?</w:t>
             </w:r>
-            <w:proofErr w:type="gramEnd"/>
           </w:p>
         </w:tc>
       </w:tr>
@@ -13998,7 +16290,6 @@
               <w:t xml:space="preserve"> </w:t>
             </w:r>
             <w:proofErr w:type="spellStart"/>
-            <w:proofErr w:type="gramStart"/>
             <w:r>
               <w:rPr>
                 <w:b/>
@@ -14014,7 +16305,6 @@
               </w:rPr>
               <w:t xml:space="preserve"> ?</w:t>
             </w:r>
-            <w:proofErr w:type="gramEnd"/>
           </w:p>
         </w:tc>
         <w:tc>
@@ -16593,16 +18883,8 @@
               <w:rPr>
                 <w:b/>
               </w:rPr>
-              <w:t xml:space="preserve"> </w:t>
-            </w:r>
-            <w:proofErr w:type="gramStart"/>
-            <w:r>
-              <w:rPr>
-                <w:b/>
-              </w:rPr>
-              <w:t>choix ?</w:t>
-            </w:r>
-            <w:proofErr w:type="gramEnd"/>
+              <w:t xml:space="preserve"> choix ?</w:t>
+            </w:r>
           </w:p>
         </w:tc>
         <w:tc>
@@ -17494,7 +19776,6 @@
               <w:jc w:val="center"/>
             </w:pPr>
             <w:proofErr w:type="spellStart"/>
-            <w:proofErr w:type="gramStart"/>
             <w:r>
               <w:rPr>
                 <w:b/>
@@ -17510,7 +19791,6 @@
               </w:rPr>
               <w:t xml:space="preserve"> ?</w:t>
             </w:r>
-            <w:proofErr w:type="gramEnd"/>
           </w:p>
         </w:tc>
         <w:tc>
@@ -18054,17 +20334,8 @@
                 <w:b/>
                 <w:sz w:val="19"/>
               </w:rPr>
-              <w:t xml:space="preserve"> </w:t>
-            </w:r>
-            <w:proofErr w:type="gramStart"/>
-            <w:r>
-              <w:rPr>
-                <w:b/>
-                <w:sz w:val="19"/>
-              </w:rPr>
-              <w:t>important ?</w:t>
-            </w:r>
-            <w:proofErr w:type="gramEnd"/>
+              <w:t xml:space="preserve"> important ?</w:t>
+            </w:r>
           </w:p>
         </w:tc>
         <w:tc>
@@ -20712,8 +22983,8 @@
       </w:pPr>
     </w:p>
     <w:sectPr>
-      <w:headerReference w:type="default" r:id="rId9"/>
-      <w:footerReference w:type="default" r:id="rId10"/>
+      <w:headerReference w:type="default" r:id="rId10"/>
+      <w:footerReference w:type="default" r:id="rId11"/>
       <w:pgSz w:w="12240" w:h="15840"/>
       <w:pgMar w:top="1440" w:right="1440" w:bottom="1440" w:left="1440" w:header="720" w:footer="720" w:gutter="0"/>
       <w:cols w:space="720"/>
@@ -20763,39 +23034,7 @@
         <w:sz w:val="16"/>
         <w:lang w:val="fr-CA"/>
       </w:rPr>
-      <w:t xml:space="preserve">Projet IA : Méthodologie et </w:t>
-    </w:r>
-    <w:proofErr w:type="gramStart"/>
-    <w:r>
-      <w:rPr>
-        <w:sz w:val="16"/>
-        <w:lang w:val="fr-CA"/>
-      </w:rPr>
-      <w:t>déploiement  |</w:t>
-    </w:r>
-    <w:proofErr w:type="gramEnd"/>
-    <w:r>
-      <w:rPr>
-        <w:sz w:val="16"/>
-        <w:lang w:val="fr-CA"/>
-      </w:rPr>
-      <w:t xml:space="preserve">  Cahier de </w:t>
-    </w:r>
-    <w:proofErr w:type="gramStart"/>
-    <w:r>
-      <w:rPr>
-        <w:sz w:val="16"/>
-        <w:lang w:val="fr-CA"/>
-      </w:rPr>
-      <w:t>charges  |</w:t>
-    </w:r>
-    <w:proofErr w:type="gramEnd"/>
-    <w:r>
-      <w:rPr>
-        <w:sz w:val="16"/>
-        <w:lang w:val="fr-CA"/>
-      </w:rPr>
-      <w:t xml:space="preserve">  </w:t>
+      <w:t xml:space="preserve">Projet IA : Méthodologie et déploiement  |  Cahier de charges  |  </w:t>
     </w:r>
     <w:r>
       <w:rPr>
@@ -21378,6 +23617,268 @@
     </w:lvl>
   </w:abstractNum>
   <w:abstractNum w:abstractNumId="11" w15:restartNumberingAfterBreak="0">
+    <w:nsid w:val="0FC8163A"/>
+    <w:multiLevelType w:val="hybridMultilevel"/>
+    <w:tmpl w:val="351A9D38"/>
+    <w:lvl w:ilvl="0" w:tplc="04090001">
+      <w:start w:val="1"/>
+      <w:numFmt w:val="bullet"/>
+      <w:lvlText w:val=""/>
+      <w:lvlJc w:val="left"/>
+      <w:pPr>
+        <w:ind w:left="720" w:hanging="360"/>
+      </w:pPr>
+      <w:rPr>
+        <w:rFonts w:ascii="Symbol" w:hAnsi="Symbol" w:hint="default"/>
+      </w:rPr>
+    </w:lvl>
+    <w:lvl w:ilvl="1" w:tplc="04090003" w:tentative="1">
+      <w:start w:val="1"/>
+      <w:numFmt w:val="bullet"/>
+      <w:lvlText w:val="o"/>
+      <w:lvlJc w:val="left"/>
+      <w:pPr>
+        <w:ind w:left="1440" w:hanging="360"/>
+      </w:pPr>
+      <w:rPr>
+        <w:rFonts w:ascii="Courier New" w:hAnsi="Courier New" w:cs="Courier New" w:hint="default"/>
+      </w:rPr>
+    </w:lvl>
+    <w:lvl w:ilvl="2" w:tplc="04090005" w:tentative="1">
+      <w:start w:val="1"/>
+      <w:numFmt w:val="bullet"/>
+      <w:lvlText w:val=""/>
+      <w:lvlJc w:val="left"/>
+      <w:pPr>
+        <w:ind w:left="2160" w:hanging="360"/>
+      </w:pPr>
+      <w:rPr>
+        <w:rFonts w:ascii="Wingdings" w:hAnsi="Wingdings" w:hint="default"/>
+      </w:rPr>
+    </w:lvl>
+    <w:lvl w:ilvl="3" w:tplc="04090001" w:tentative="1">
+      <w:start w:val="1"/>
+      <w:numFmt w:val="bullet"/>
+      <w:lvlText w:val=""/>
+      <w:lvlJc w:val="left"/>
+      <w:pPr>
+        <w:ind w:left="2880" w:hanging="360"/>
+      </w:pPr>
+      <w:rPr>
+        <w:rFonts w:ascii="Symbol" w:hAnsi="Symbol" w:hint="default"/>
+      </w:rPr>
+    </w:lvl>
+    <w:lvl w:ilvl="4" w:tplc="04090003" w:tentative="1">
+      <w:start w:val="1"/>
+      <w:numFmt w:val="bullet"/>
+      <w:lvlText w:val="o"/>
+      <w:lvlJc w:val="left"/>
+      <w:pPr>
+        <w:ind w:left="3600" w:hanging="360"/>
+      </w:pPr>
+      <w:rPr>
+        <w:rFonts w:ascii="Courier New" w:hAnsi="Courier New" w:cs="Courier New" w:hint="default"/>
+      </w:rPr>
+    </w:lvl>
+    <w:lvl w:ilvl="5" w:tplc="04090005" w:tentative="1">
+      <w:start w:val="1"/>
+      <w:numFmt w:val="bullet"/>
+      <w:lvlText w:val=""/>
+      <w:lvlJc w:val="left"/>
+      <w:pPr>
+        <w:ind w:left="4320" w:hanging="360"/>
+      </w:pPr>
+      <w:rPr>
+        <w:rFonts w:ascii="Wingdings" w:hAnsi="Wingdings" w:hint="default"/>
+      </w:rPr>
+    </w:lvl>
+    <w:lvl w:ilvl="6" w:tplc="04090001" w:tentative="1">
+      <w:start w:val="1"/>
+      <w:numFmt w:val="bullet"/>
+      <w:lvlText w:val=""/>
+      <w:lvlJc w:val="left"/>
+      <w:pPr>
+        <w:ind w:left="5040" w:hanging="360"/>
+      </w:pPr>
+      <w:rPr>
+        <w:rFonts w:ascii="Symbol" w:hAnsi="Symbol" w:hint="default"/>
+      </w:rPr>
+    </w:lvl>
+    <w:lvl w:ilvl="7" w:tplc="04090003" w:tentative="1">
+      <w:start w:val="1"/>
+      <w:numFmt w:val="bullet"/>
+      <w:lvlText w:val="o"/>
+      <w:lvlJc w:val="left"/>
+      <w:pPr>
+        <w:ind w:left="5760" w:hanging="360"/>
+      </w:pPr>
+      <w:rPr>
+        <w:rFonts w:ascii="Courier New" w:hAnsi="Courier New" w:cs="Courier New" w:hint="default"/>
+      </w:rPr>
+    </w:lvl>
+    <w:lvl w:ilvl="8" w:tplc="04090005" w:tentative="1">
+      <w:start w:val="1"/>
+      <w:numFmt w:val="bullet"/>
+      <w:lvlText w:val=""/>
+      <w:lvlJc w:val="left"/>
+      <w:pPr>
+        <w:ind w:left="6480" w:hanging="360"/>
+      </w:pPr>
+      <w:rPr>
+        <w:rFonts w:ascii="Wingdings" w:hAnsi="Wingdings" w:hint="default"/>
+      </w:rPr>
+    </w:lvl>
+  </w:abstractNum>
+  <w:abstractNum w:abstractNumId="12" w15:restartNumberingAfterBreak="0">
+    <w:nsid w:val="1F204468"/>
+    <w:multiLevelType w:val="multilevel"/>
+    <w:tmpl w:val="36D6FC8C"/>
+    <w:lvl w:ilvl="0">
+      <w:start w:val="1"/>
+      <w:numFmt w:val="bullet"/>
+      <w:lvlText w:val=""/>
+      <w:lvlJc w:val="left"/>
+      <w:pPr>
+        <w:tabs>
+          <w:tab w:val="num" w:pos="720"/>
+        </w:tabs>
+        <w:ind w:left="720" w:hanging="360"/>
+      </w:pPr>
+      <w:rPr>
+        <w:rFonts w:ascii="Symbol" w:hAnsi="Symbol" w:hint="default"/>
+        <w:sz w:val="20"/>
+      </w:rPr>
+    </w:lvl>
+    <w:lvl w:ilvl="1" w:tentative="1">
+      <w:start w:val="1"/>
+      <w:numFmt w:val="bullet"/>
+      <w:lvlText w:val="o"/>
+      <w:lvlJc w:val="left"/>
+      <w:pPr>
+        <w:tabs>
+          <w:tab w:val="num" w:pos="1440"/>
+        </w:tabs>
+        <w:ind w:left="1440" w:hanging="360"/>
+      </w:pPr>
+      <w:rPr>
+        <w:rFonts w:ascii="Courier New" w:hAnsi="Courier New" w:hint="default"/>
+        <w:sz w:val="20"/>
+      </w:rPr>
+    </w:lvl>
+    <w:lvl w:ilvl="2" w:tentative="1">
+      <w:start w:val="1"/>
+      <w:numFmt w:val="bullet"/>
+      <w:lvlText w:val=""/>
+      <w:lvlJc w:val="left"/>
+      <w:pPr>
+        <w:tabs>
+          <w:tab w:val="num" w:pos="2160"/>
+        </w:tabs>
+        <w:ind w:left="2160" w:hanging="360"/>
+      </w:pPr>
+      <w:rPr>
+        <w:rFonts w:ascii="Wingdings" w:hAnsi="Wingdings" w:hint="default"/>
+        <w:sz w:val="20"/>
+      </w:rPr>
+    </w:lvl>
+    <w:lvl w:ilvl="3" w:tentative="1">
+      <w:start w:val="1"/>
+      <w:numFmt w:val="bullet"/>
+      <w:lvlText w:val=""/>
+      <w:lvlJc w:val="left"/>
+      <w:pPr>
+        <w:tabs>
+          <w:tab w:val="num" w:pos="2880"/>
+        </w:tabs>
+        <w:ind w:left="2880" w:hanging="360"/>
+      </w:pPr>
+      <w:rPr>
+        <w:rFonts w:ascii="Wingdings" w:hAnsi="Wingdings" w:hint="default"/>
+        <w:sz w:val="20"/>
+      </w:rPr>
+    </w:lvl>
+    <w:lvl w:ilvl="4" w:tentative="1">
+      <w:start w:val="1"/>
+      <w:numFmt w:val="bullet"/>
+      <w:lvlText w:val=""/>
+      <w:lvlJc w:val="left"/>
+      <w:pPr>
+        <w:tabs>
+          <w:tab w:val="num" w:pos="3600"/>
+        </w:tabs>
+        <w:ind w:left="3600" w:hanging="360"/>
+      </w:pPr>
+      <w:rPr>
+        <w:rFonts w:ascii="Wingdings" w:hAnsi="Wingdings" w:hint="default"/>
+        <w:sz w:val="20"/>
+      </w:rPr>
+    </w:lvl>
+    <w:lvl w:ilvl="5" w:tentative="1">
+      <w:start w:val="1"/>
+      <w:numFmt w:val="bullet"/>
+      <w:lvlText w:val=""/>
+      <w:lvlJc w:val="left"/>
+      <w:pPr>
+        <w:tabs>
+          <w:tab w:val="num" w:pos="4320"/>
+        </w:tabs>
+        <w:ind w:left="4320" w:hanging="360"/>
+      </w:pPr>
+      <w:rPr>
+        <w:rFonts w:ascii="Wingdings" w:hAnsi="Wingdings" w:hint="default"/>
+        <w:sz w:val="20"/>
+      </w:rPr>
+    </w:lvl>
+    <w:lvl w:ilvl="6" w:tentative="1">
+      <w:start w:val="1"/>
+      <w:numFmt w:val="bullet"/>
+      <w:lvlText w:val=""/>
+      <w:lvlJc w:val="left"/>
+      <w:pPr>
+        <w:tabs>
+          <w:tab w:val="num" w:pos="5040"/>
+        </w:tabs>
+        <w:ind w:left="5040" w:hanging="360"/>
+      </w:pPr>
+      <w:rPr>
+        <w:rFonts w:ascii="Wingdings" w:hAnsi="Wingdings" w:hint="default"/>
+        <w:sz w:val="20"/>
+      </w:rPr>
+    </w:lvl>
+    <w:lvl w:ilvl="7" w:tentative="1">
+      <w:start w:val="1"/>
+      <w:numFmt w:val="bullet"/>
+      <w:lvlText w:val=""/>
+      <w:lvlJc w:val="left"/>
+      <w:pPr>
+        <w:tabs>
+          <w:tab w:val="num" w:pos="5760"/>
+        </w:tabs>
+        <w:ind w:left="5760" w:hanging="360"/>
+      </w:pPr>
+      <w:rPr>
+        <w:rFonts w:ascii="Wingdings" w:hAnsi="Wingdings" w:hint="default"/>
+        <w:sz w:val="20"/>
+      </w:rPr>
+    </w:lvl>
+    <w:lvl w:ilvl="8" w:tentative="1">
+      <w:start w:val="1"/>
+      <w:numFmt w:val="bullet"/>
+      <w:lvlText w:val=""/>
+      <w:lvlJc w:val="left"/>
+      <w:pPr>
+        <w:tabs>
+          <w:tab w:val="num" w:pos="6480"/>
+        </w:tabs>
+        <w:ind w:left="6480" w:hanging="360"/>
+      </w:pPr>
+      <w:rPr>
+        <w:rFonts w:ascii="Wingdings" w:hAnsi="Wingdings" w:hint="default"/>
+        <w:sz w:val="20"/>
+      </w:rPr>
+    </w:lvl>
+  </w:abstractNum>
+  <w:abstractNum w:abstractNumId="13" w15:restartNumberingAfterBreak="0">
     <w:nsid w:val="39E54BF5"/>
     <w:multiLevelType w:val="hybridMultilevel"/>
     <w:tmpl w:val="57142F80"/>
@@ -21392,6 +23893,643 @@
       <w:rPr>
         <w:rFonts w:ascii="Arial" w:eastAsiaTheme="minorEastAsia" w:hAnsi="Arial" w:cs="Arial" w:hint="default"/>
         <w:sz w:val="18"/>
+      </w:rPr>
+    </w:lvl>
+    <w:lvl w:ilvl="1" w:tplc="04090003" w:tentative="1">
+      <w:start w:val="1"/>
+      <w:numFmt w:val="bullet"/>
+      <w:lvlText w:val="o"/>
+      <w:lvlJc w:val="left"/>
+      <w:pPr>
+        <w:ind w:left="1440" w:hanging="360"/>
+      </w:pPr>
+      <w:rPr>
+        <w:rFonts w:ascii="Courier New" w:hAnsi="Courier New" w:cs="Courier New" w:hint="default"/>
+      </w:rPr>
+    </w:lvl>
+    <w:lvl w:ilvl="2" w:tplc="04090005" w:tentative="1">
+      <w:start w:val="1"/>
+      <w:numFmt w:val="bullet"/>
+      <w:lvlText w:val=""/>
+      <w:lvlJc w:val="left"/>
+      <w:pPr>
+        <w:ind w:left="2160" w:hanging="360"/>
+      </w:pPr>
+      <w:rPr>
+        <w:rFonts w:ascii="Wingdings" w:hAnsi="Wingdings" w:hint="default"/>
+      </w:rPr>
+    </w:lvl>
+    <w:lvl w:ilvl="3" w:tplc="04090001" w:tentative="1">
+      <w:start w:val="1"/>
+      <w:numFmt w:val="bullet"/>
+      <w:lvlText w:val=""/>
+      <w:lvlJc w:val="left"/>
+      <w:pPr>
+        <w:ind w:left="2880" w:hanging="360"/>
+      </w:pPr>
+      <w:rPr>
+        <w:rFonts w:ascii="Symbol" w:hAnsi="Symbol" w:hint="default"/>
+      </w:rPr>
+    </w:lvl>
+    <w:lvl w:ilvl="4" w:tplc="04090003" w:tentative="1">
+      <w:start w:val="1"/>
+      <w:numFmt w:val="bullet"/>
+      <w:lvlText w:val="o"/>
+      <w:lvlJc w:val="left"/>
+      <w:pPr>
+        <w:ind w:left="3600" w:hanging="360"/>
+      </w:pPr>
+      <w:rPr>
+        <w:rFonts w:ascii="Courier New" w:hAnsi="Courier New" w:cs="Courier New" w:hint="default"/>
+      </w:rPr>
+    </w:lvl>
+    <w:lvl w:ilvl="5" w:tplc="04090005" w:tentative="1">
+      <w:start w:val="1"/>
+      <w:numFmt w:val="bullet"/>
+      <w:lvlText w:val=""/>
+      <w:lvlJc w:val="left"/>
+      <w:pPr>
+        <w:ind w:left="4320" w:hanging="360"/>
+      </w:pPr>
+      <w:rPr>
+        <w:rFonts w:ascii="Wingdings" w:hAnsi="Wingdings" w:hint="default"/>
+      </w:rPr>
+    </w:lvl>
+    <w:lvl w:ilvl="6" w:tplc="04090001" w:tentative="1">
+      <w:start w:val="1"/>
+      <w:numFmt w:val="bullet"/>
+      <w:lvlText w:val=""/>
+      <w:lvlJc w:val="left"/>
+      <w:pPr>
+        <w:ind w:left="5040" w:hanging="360"/>
+      </w:pPr>
+      <w:rPr>
+        <w:rFonts w:ascii="Symbol" w:hAnsi="Symbol" w:hint="default"/>
+      </w:rPr>
+    </w:lvl>
+    <w:lvl w:ilvl="7" w:tplc="04090003" w:tentative="1">
+      <w:start w:val="1"/>
+      <w:numFmt w:val="bullet"/>
+      <w:lvlText w:val="o"/>
+      <w:lvlJc w:val="left"/>
+      <w:pPr>
+        <w:ind w:left="5760" w:hanging="360"/>
+      </w:pPr>
+      <w:rPr>
+        <w:rFonts w:ascii="Courier New" w:hAnsi="Courier New" w:cs="Courier New" w:hint="default"/>
+      </w:rPr>
+    </w:lvl>
+    <w:lvl w:ilvl="8" w:tplc="04090005" w:tentative="1">
+      <w:start w:val="1"/>
+      <w:numFmt w:val="bullet"/>
+      <w:lvlText w:val=""/>
+      <w:lvlJc w:val="left"/>
+      <w:pPr>
+        <w:ind w:left="6480" w:hanging="360"/>
+      </w:pPr>
+      <w:rPr>
+        <w:rFonts w:ascii="Wingdings" w:hAnsi="Wingdings" w:hint="default"/>
+      </w:rPr>
+    </w:lvl>
+  </w:abstractNum>
+  <w:abstractNum w:abstractNumId="14" w15:restartNumberingAfterBreak="0">
+    <w:nsid w:val="3A9408CC"/>
+    <w:multiLevelType w:val="multilevel"/>
+    <w:tmpl w:val="4AB8E9B4"/>
+    <w:lvl w:ilvl="0">
+      <w:start w:val="1"/>
+      <w:numFmt w:val="bullet"/>
+      <w:lvlText w:val=""/>
+      <w:lvlJc w:val="left"/>
+      <w:pPr>
+        <w:tabs>
+          <w:tab w:val="num" w:pos="720"/>
+        </w:tabs>
+        <w:ind w:left="720" w:hanging="360"/>
+      </w:pPr>
+      <w:rPr>
+        <w:rFonts w:ascii="Symbol" w:hAnsi="Symbol" w:hint="default"/>
+        <w:sz w:val="20"/>
+      </w:rPr>
+    </w:lvl>
+    <w:lvl w:ilvl="1" w:tentative="1">
+      <w:start w:val="1"/>
+      <w:numFmt w:val="bullet"/>
+      <w:lvlText w:val="o"/>
+      <w:lvlJc w:val="left"/>
+      <w:pPr>
+        <w:tabs>
+          <w:tab w:val="num" w:pos="1440"/>
+        </w:tabs>
+        <w:ind w:left="1440" w:hanging="360"/>
+      </w:pPr>
+      <w:rPr>
+        <w:rFonts w:ascii="Courier New" w:hAnsi="Courier New" w:hint="default"/>
+        <w:sz w:val="20"/>
+      </w:rPr>
+    </w:lvl>
+    <w:lvl w:ilvl="2" w:tentative="1">
+      <w:start w:val="1"/>
+      <w:numFmt w:val="bullet"/>
+      <w:lvlText w:val=""/>
+      <w:lvlJc w:val="left"/>
+      <w:pPr>
+        <w:tabs>
+          <w:tab w:val="num" w:pos="2160"/>
+        </w:tabs>
+        <w:ind w:left="2160" w:hanging="360"/>
+      </w:pPr>
+      <w:rPr>
+        <w:rFonts w:ascii="Wingdings" w:hAnsi="Wingdings" w:hint="default"/>
+        <w:sz w:val="20"/>
+      </w:rPr>
+    </w:lvl>
+    <w:lvl w:ilvl="3" w:tentative="1">
+      <w:start w:val="1"/>
+      <w:numFmt w:val="bullet"/>
+      <w:lvlText w:val=""/>
+      <w:lvlJc w:val="left"/>
+      <w:pPr>
+        <w:tabs>
+          <w:tab w:val="num" w:pos="2880"/>
+        </w:tabs>
+        <w:ind w:left="2880" w:hanging="360"/>
+      </w:pPr>
+      <w:rPr>
+        <w:rFonts w:ascii="Wingdings" w:hAnsi="Wingdings" w:hint="default"/>
+        <w:sz w:val="20"/>
+      </w:rPr>
+    </w:lvl>
+    <w:lvl w:ilvl="4" w:tentative="1">
+      <w:start w:val="1"/>
+      <w:numFmt w:val="bullet"/>
+      <w:lvlText w:val=""/>
+      <w:lvlJc w:val="left"/>
+      <w:pPr>
+        <w:tabs>
+          <w:tab w:val="num" w:pos="3600"/>
+        </w:tabs>
+        <w:ind w:left="3600" w:hanging="360"/>
+      </w:pPr>
+      <w:rPr>
+        <w:rFonts w:ascii="Wingdings" w:hAnsi="Wingdings" w:hint="default"/>
+        <w:sz w:val="20"/>
+      </w:rPr>
+    </w:lvl>
+    <w:lvl w:ilvl="5" w:tentative="1">
+      <w:start w:val="1"/>
+      <w:numFmt w:val="bullet"/>
+      <w:lvlText w:val=""/>
+      <w:lvlJc w:val="left"/>
+      <w:pPr>
+        <w:tabs>
+          <w:tab w:val="num" w:pos="4320"/>
+        </w:tabs>
+        <w:ind w:left="4320" w:hanging="360"/>
+      </w:pPr>
+      <w:rPr>
+        <w:rFonts w:ascii="Wingdings" w:hAnsi="Wingdings" w:hint="default"/>
+        <w:sz w:val="20"/>
+      </w:rPr>
+    </w:lvl>
+    <w:lvl w:ilvl="6" w:tentative="1">
+      <w:start w:val="1"/>
+      <w:numFmt w:val="bullet"/>
+      <w:lvlText w:val=""/>
+      <w:lvlJc w:val="left"/>
+      <w:pPr>
+        <w:tabs>
+          <w:tab w:val="num" w:pos="5040"/>
+        </w:tabs>
+        <w:ind w:left="5040" w:hanging="360"/>
+      </w:pPr>
+      <w:rPr>
+        <w:rFonts w:ascii="Wingdings" w:hAnsi="Wingdings" w:hint="default"/>
+        <w:sz w:val="20"/>
+      </w:rPr>
+    </w:lvl>
+    <w:lvl w:ilvl="7" w:tentative="1">
+      <w:start w:val="1"/>
+      <w:numFmt w:val="bullet"/>
+      <w:lvlText w:val=""/>
+      <w:lvlJc w:val="left"/>
+      <w:pPr>
+        <w:tabs>
+          <w:tab w:val="num" w:pos="5760"/>
+        </w:tabs>
+        <w:ind w:left="5760" w:hanging="360"/>
+      </w:pPr>
+      <w:rPr>
+        <w:rFonts w:ascii="Wingdings" w:hAnsi="Wingdings" w:hint="default"/>
+        <w:sz w:val="20"/>
+      </w:rPr>
+    </w:lvl>
+    <w:lvl w:ilvl="8" w:tentative="1">
+      <w:start w:val="1"/>
+      <w:numFmt w:val="bullet"/>
+      <w:lvlText w:val=""/>
+      <w:lvlJc w:val="left"/>
+      <w:pPr>
+        <w:tabs>
+          <w:tab w:val="num" w:pos="6480"/>
+        </w:tabs>
+        <w:ind w:left="6480" w:hanging="360"/>
+      </w:pPr>
+      <w:rPr>
+        <w:rFonts w:ascii="Wingdings" w:hAnsi="Wingdings" w:hint="default"/>
+        <w:sz w:val="20"/>
+      </w:rPr>
+    </w:lvl>
+  </w:abstractNum>
+  <w:abstractNum w:abstractNumId="15" w15:restartNumberingAfterBreak="0">
+    <w:nsid w:val="472757F0"/>
+    <w:multiLevelType w:val="hybridMultilevel"/>
+    <w:tmpl w:val="B948840A"/>
+    <w:lvl w:ilvl="0" w:tplc="04090001">
+      <w:start w:val="1"/>
+      <w:numFmt w:val="bullet"/>
+      <w:lvlText w:val=""/>
+      <w:lvlJc w:val="left"/>
+      <w:pPr>
+        <w:ind w:left="720" w:hanging="360"/>
+      </w:pPr>
+      <w:rPr>
+        <w:rFonts w:ascii="Symbol" w:hAnsi="Symbol" w:hint="default"/>
+      </w:rPr>
+    </w:lvl>
+    <w:lvl w:ilvl="1" w:tplc="04090003" w:tentative="1">
+      <w:start w:val="1"/>
+      <w:numFmt w:val="bullet"/>
+      <w:lvlText w:val="o"/>
+      <w:lvlJc w:val="left"/>
+      <w:pPr>
+        <w:ind w:left="1440" w:hanging="360"/>
+      </w:pPr>
+      <w:rPr>
+        <w:rFonts w:ascii="Courier New" w:hAnsi="Courier New" w:cs="Courier New" w:hint="default"/>
+      </w:rPr>
+    </w:lvl>
+    <w:lvl w:ilvl="2" w:tplc="04090005" w:tentative="1">
+      <w:start w:val="1"/>
+      <w:numFmt w:val="bullet"/>
+      <w:lvlText w:val=""/>
+      <w:lvlJc w:val="left"/>
+      <w:pPr>
+        <w:ind w:left="2160" w:hanging="360"/>
+      </w:pPr>
+      <w:rPr>
+        <w:rFonts w:ascii="Wingdings" w:hAnsi="Wingdings" w:hint="default"/>
+      </w:rPr>
+    </w:lvl>
+    <w:lvl w:ilvl="3" w:tplc="04090001" w:tentative="1">
+      <w:start w:val="1"/>
+      <w:numFmt w:val="bullet"/>
+      <w:lvlText w:val=""/>
+      <w:lvlJc w:val="left"/>
+      <w:pPr>
+        <w:ind w:left="2880" w:hanging="360"/>
+      </w:pPr>
+      <w:rPr>
+        <w:rFonts w:ascii="Symbol" w:hAnsi="Symbol" w:hint="default"/>
+      </w:rPr>
+    </w:lvl>
+    <w:lvl w:ilvl="4" w:tplc="04090003" w:tentative="1">
+      <w:start w:val="1"/>
+      <w:numFmt w:val="bullet"/>
+      <w:lvlText w:val="o"/>
+      <w:lvlJc w:val="left"/>
+      <w:pPr>
+        <w:ind w:left="3600" w:hanging="360"/>
+      </w:pPr>
+      <w:rPr>
+        <w:rFonts w:ascii="Courier New" w:hAnsi="Courier New" w:cs="Courier New" w:hint="default"/>
+      </w:rPr>
+    </w:lvl>
+    <w:lvl w:ilvl="5" w:tplc="04090005" w:tentative="1">
+      <w:start w:val="1"/>
+      <w:numFmt w:val="bullet"/>
+      <w:lvlText w:val=""/>
+      <w:lvlJc w:val="left"/>
+      <w:pPr>
+        <w:ind w:left="4320" w:hanging="360"/>
+      </w:pPr>
+      <w:rPr>
+        <w:rFonts w:ascii="Wingdings" w:hAnsi="Wingdings" w:hint="default"/>
+      </w:rPr>
+    </w:lvl>
+    <w:lvl w:ilvl="6" w:tplc="04090001" w:tentative="1">
+      <w:start w:val="1"/>
+      <w:numFmt w:val="bullet"/>
+      <w:lvlText w:val=""/>
+      <w:lvlJc w:val="left"/>
+      <w:pPr>
+        <w:ind w:left="5040" w:hanging="360"/>
+      </w:pPr>
+      <w:rPr>
+        <w:rFonts w:ascii="Symbol" w:hAnsi="Symbol" w:hint="default"/>
+      </w:rPr>
+    </w:lvl>
+    <w:lvl w:ilvl="7" w:tplc="04090003" w:tentative="1">
+      <w:start w:val="1"/>
+      <w:numFmt w:val="bullet"/>
+      <w:lvlText w:val="o"/>
+      <w:lvlJc w:val="left"/>
+      <w:pPr>
+        <w:ind w:left="5760" w:hanging="360"/>
+      </w:pPr>
+      <w:rPr>
+        <w:rFonts w:ascii="Courier New" w:hAnsi="Courier New" w:cs="Courier New" w:hint="default"/>
+      </w:rPr>
+    </w:lvl>
+    <w:lvl w:ilvl="8" w:tplc="04090005" w:tentative="1">
+      <w:start w:val="1"/>
+      <w:numFmt w:val="bullet"/>
+      <w:lvlText w:val=""/>
+      <w:lvlJc w:val="left"/>
+      <w:pPr>
+        <w:ind w:left="6480" w:hanging="360"/>
+      </w:pPr>
+      <w:rPr>
+        <w:rFonts w:ascii="Wingdings" w:hAnsi="Wingdings" w:hint="default"/>
+      </w:rPr>
+    </w:lvl>
+  </w:abstractNum>
+  <w:abstractNum w:abstractNumId="16" w15:restartNumberingAfterBreak="0">
+    <w:nsid w:val="50017F98"/>
+    <w:multiLevelType w:val="multilevel"/>
+    <w:tmpl w:val="8CB438FE"/>
+    <w:lvl w:ilvl="0">
+      <w:start w:val="1"/>
+      <w:numFmt w:val="bullet"/>
+      <w:lvlText w:val=""/>
+      <w:lvlJc w:val="left"/>
+      <w:pPr>
+        <w:tabs>
+          <w:tab w:val="num" w:pos="720"/>
+        </w:tabs>
+        <w:ind w:left="720" w:hanging="360"/>
+      </w:pPr>
+      <w:rPr>
+        <w:rFonts w:ascii="Symbol" w:hAnsi="Symbol" w:hint="default"/>
+        <w:sz w:val="20"/>
+      </w:rPr>
+    </w:lvl>
+    <w:lvl w:ilvl="1" w:tentative="1">
+      <w:start w:val="1"/>
+      <w:numFmt w:val="bullet"/>
+      <w:lvlText w:val="o"/>
+      <w:lvlJc w:val="left"/>
+      <w:pPr>
+        <w:tabs>
+          <w:tab w:val="num" w:pos="1440"/>
+        </w:tabs>
+        <w:ind w:left="1440" w:hanging="360"/>
+      </w:pPr>
+      <w:rPr>
+        <w:rFonts w:ascii="Courier New" w:hAnsi="Courier New" w:hint="default"/>
+        <w:sz w:val="20"/>
+      </w:rPr>
+    </w:lvl>
+    <w:lvl w:ilvl="2" w:tentative="1">
+      <w:start w:val="1"/>
+      <w:numFmt w:val="bullet"/>
+      <w:lvlText w:val=""/>
+      <w:lvlJc w:val="left"/>
+      <w:pPr>
+        <w:tabs>
+          <w:tab w:val="num" w:pos="2160"/>
+        </w:tabs>
+        <w:ind w:left="2160" w:hanging="360"/>
+      </w:pPr>
+      <w:rPr>
+        <w:rFonts w:ascii="Wingdings" w:hAnsi="Wingdings" w:hint="default"/>
+        <w:sz w:val="20"/>
+      </w:rPr>
+    </w:lvl>
+    <w:lvl w:ilvl="3" w:tentative="1">
+      <w:start w:val="1"/>
+      <w:numFmt w:val="bullet"/>
+      <w:lvlText w:val=""/>
+      <w:lvlJc w:val="left"/>
+      <w:pPr>
+        <w:tabs>
+          <w:tab w:val="num" w:pos="2880"/>
+        </w:tabs>
+        <w:ind w:left="2880" w:hanging="360"/>
+      </w:pPr>
+      <w:rPr>
+        <w:rFonts w:ascii="Wingdings" w:hAnsi="Wingdings" w:hint="default"/>
+        <w:sz w:val="20"/>
+      </w:rPr>
+    </w:lvl>
+    <w:lvl w:ilvl="4" w:tentative="1">
+      <w:start w:val="1"/>
+      <w:numFmt w:val="bullet"/>
+      <w:lvlText w:val=""/>
+      <w:lvlJc w:val="left"/>
+      <w:pPr>
+        <w:tabs>
+          <w:tab w:val="num" w:pos="3600"/>
+        </w:tabs>
+        <w:ind w:left="3600" w:hanging="360"/>
+      </w:pPr>
+      <w:rPr>
+        <w:rFonts w:ascii="Wingdings" w:hAnsi="Wingdings" w:hint="default"/>
+        <w:sz w:val="20"/>
+      </w:rPr>
+    </w:lvl>
+    <w:lvl w:ilvl="5" w:tentative="1">
+      <w:start w:val="1"/>
+      <w:numFmt w:val="bullet"/>
+      <w:lvlText w:val=""/>
+      <w:lvlJc w:val="left"/>
+      <w:pPr>
+        <w:tabs>
+          <w:tab w:val="num" w:pos="4320"/>
+        </w:tabs>
+        <w:ind w:left="4320" w:hanging="360"/>
+      </w:pPr>
+      <w:rPr>
+        <w:rFonts w:ascii="Wingdings" w:hAnsi="Wingdings" w:hint="default"/>
+        <w:sz w:val="20"/>
+      </w:rPr>
+    </w:lvl>
+    <w:lvl w:ilvl="6" w:tentative="1">
+      <w:start w:val="1"/>
+      <w:numFmt w:val="bullet"/>
+      <w:lvlText w:val=""/>
+      <w:lvlJc w:val="left"/>
+      <w:pPr>
+        <w:tabs>
+          <w:tab w:val="num" w:pos="5040"/>
+        </w:tabs>
+        <w:ind w:left="5040" w:hanging="360"/>
+      </w:pPr>
+      <w:rPr>
+        <w:rFonts w:ascii="Wingdings" w:hAnsi="Wingdings" w:hint="default"/>
+        <w:sz w:val="20"/>
+      </w:rPr>
+    </w:lvl>
+    <w:lvl w:ilvl="7" w:tentative="1">
+      <w:start w:val="1"/>
+      <w:numFmt w:val="bullet"/>
+      <w:lvlText w:val=""/>
+      <w:lvlJc w:val="left"/>
+      <w:pPr>
+        <w:tabs>
+          <w:tab w:val="num" w:pos="5760"/>
+        </w:tabs>
+        <w:ind w:left="5760" w:hanging="360"/>
+      </w:pPr>
+      <w:rPr>
+        <w:rFonts w:ascii="Wingdings" w:hAnsi="Wingdings" w:hint="default"/>
+        <w:sz w:val="20"/>
+      </w:rPr>
+    </w:lvl>
+    <w:lvl w:ilvl="8" w:tentative="1">
+      <w:start w:val="1"/>
+      <w:numFmt w:val="bullet"/>
+      <w:lvlText w:val=""/>
+      <w:lvlJc w:val="left"/>
+      <w:pPr>
+        <w:tabs>
+          <w:tab w:val="num" w:pos="6480"/>
+        </w:tabs>
+        <w:ind w:left="6480" w:hanging="360"/>
+      </w:pPr>
+      <w:rPr>
+        <w:rFonts w:ascii="Wingdings" w:hAnsi="Wingdings" w:hint="default"/>
+        <w:sz w:val="20"/>
+      </w:rPr>
+    </w:lvl>
+  </w:abstractNum>
+  <w:abstractNum w:abstractNumId="17" w15:restartNumberingAfterBreak="0">
+    <w:nsid w:val="57CB56E6"/>
+    <w:multiLevelType w:val="hybridMultilevel"/>
+    <w:tmpl w:val="D99A8B84"/>
+    <w:lvl w:ilvl="0" w:tplc="04090001">
+      <w:start w:val="1"/>
+      <w:numFmt w:val="bullet"/>
+      <w:lvlText w:val=""/>
+      <w:lvlJc w:val="left"/>
+      <w:pPr>
+        <w:ind w:left="720" w:hanging="360"/>
+      </w:pPr>
+      <w:rPr>
+        <w:rFonts w:ascii="Symbol" w:hAnsi="Symbol" w:hint="default"/>
+      </w:rPr>
+    </w:lvl>
+    <w:lvl w:ilvl="1" w:tplc="04090003" w:tentative="1">
+      <w:start w:val="1"/>
+      <w:numFmt w:val="bullet"/>
+      <w:lvlText w:val="o"/>
+      <w:lvlJc w:val="left"/>
+      <w:pPr>
+        <w:ind w:left="1440" w:hanging="360"/>
+      </w:pPr>
+      <w:rPr>
+        <w:rFonts w:ascii="Courier New" w:hAnsi="Courier New" w:cs="Courier New" w:hint="default"/>
+      </w:rPr>
+    </w:lvl>
+    <w:lvl w:ilvl="2" w:tplc="04090005" w:tentative="1">
+      <w:start w:val="1"/>
+      <w:numFmt w:val="bullet"/>
+      <w:lvlText w:val=""/>
+      <w:lvlJc w:val="left"/>
+      <w:pPr>
+        <w:ind w:left="2160" w:hanging="360"/>
+      </w:pPr>
+      <w:rPr>
+        <w:rFonts w:ascii="Wingdings" w:hAnsi="Wingdings" w:hint="default"/>
+      </w:rPr>
+    </w:lvl>
+    <w:lvl w:ilvl="3" w:tplc="04090001" w:tentative="1">
+      <w:start w:val="1"/>
+      <w:numFmt w:val="bullet"/>
+      <w:lvlText w:val=""/>
+      <w:lvlJc w:val="left"/>
+      <w:pPr>
+        <w:ind w:left="2880" w:hanging="360"/>
+      </w:pPr>
+      <w:rPr>
+        <w:rFonts w:ascii="Symbol" w:hAnsi="Symbol" w:hint="default"/>
+      </w:rPr>
+    </w:lvl>
+    <w:lvl w:ilvl="4" w:tplc="04090003" w:tentative="1">
+      <w:start w:val="1"/>
+      <w:numFmt w:val="bullet"/>
+      <w:lvlText w:val="o"/>
+      <w:lvlJc w:val="left"/>
+      <w:pPr>
+        <w:ind w:left="3600" w:hanging="360"/>
+      </w:pPr>
+      <w:rPr>
+        <w:rFonts w:ascii="Courier New" w:hAnsi="Courier New" w:cs="Courier New" w:hint="default"/>
+      </w:rPr>
+    </w:lvl>
+    <w:lvl w:ilvl="5" w:tplc="04090005" w:tentative="1">
+      <w:start w:val="1"/>
+      <w:numFmt w:val="bullet"/>
+      <w:lvlText w:val=""/>
+      <w:lvlJc w:val="left"/>
+      <w:pPr>
+        <w:ind w:left="4320" w:hanging="360"/>
+      </w:pPr>
+      <w:rPr>
+        <w:rFonts w:ascii="Wingdings" w:hAnsi="Wingdings" w:hint="default"/>
+      </w:rPr>
+    </w:lvl>
+    <w:lvl w:ilvl="6" w:tplc="04090001" w:tentative="1">
+      <w:start w:val="1"/>
+      <w:numFmt w:val="bullet"/>
+      <w:lvlText w:val=""/>
+      <w:lvlJc w:val="left"/>
+      <w:pPr>
+        <w:ind w:left="5040" w:hanging="360"/>
+      </w:pPr>
+      <w:rPr>
+        <w:rFonts w:ascii="Symbol" w:hAnsi="Symbol" w:hint="default"/>
+      </w:rPr>
+    </w:lvl>
+    <w:lvl w:ilvl="7" w:tplc="04090003" w:tentative="1">
+      <w:start w:val="1"/>
+      <w:numFmt w:val="bullet"/>
+      <w:lvlText w:val="o"/>
+      <w:lvlJc w:val="left"/>
+      <w:pPr>
+        <w:ind w:left="5760" w:hanging="360"/>
+      </w:pPr>
+      <w:rPr>
+        <w:rFonts w:ascii="Courier New" w:hAnsi="Courier New" w:cs="Courier New" w:hint="default"/>
+      </w:rPr>
+    </w:lvl>
+    <w:lvl w:ilvl="8" w:tplc="04090005" w:tentative="1">
+      <w:start w:val="1"/>
+      <w:numFmt w:val="bullet"/>
+      <w:lvlText w:val=""/>
+      <w:lvlJc w:val="left"/>
+      <w:pPr>
+        <w:ind w:left="6480" w:hanging="360"/>
+      </w:pPr>
+      <w:rPr>
+        <w:rFonts w:ascii="Wingdings" w:hAnsi="Wingdings" w:hint="default"/>
+      </w:rPr>
+    </w:lvl>
+  </w:abstractNum>
+  <w:abstractNum w:abstractNumId="18" w15:restartNumberingAfterBreak="0">
+    <w:nsid w:val="5DC87A51"/>
+    <w:multiLevelType w:val="hybridMultilevel"/>
+    <w:tmpl w:val="409036EA"/>
+    <w:lvl w:ilvl="0" w:tplc="04090001">
+      <w:start w:val="1"/>
+      <w:numFmt w:val="bullet"/>
+      <w:lvlText w:val=""/>
+      <w:lvlJc w:val="left"/>
+      <w:pPr>
+        <w:ind w:left="720" w:hanging="360"/>
+      </w:pPr>
+      <w:rPr>
+        <w:rFonts w:ascii="Symbol" w:hAnsi="Symbol" w:hint="default"/>
       </w:rPr>
     </w:lvl>
     <w:lvl w:ilvl="1" w:tplc="04090003" w:tentative="1">
@@ -21525,7 +24663,28 @@
     <w:abstractNumId w:val="9"/>
   </w:num>
   <w:num w:numId="12" w16cid:durableId="1842156526">
+    <w:abstractNumId w:val="13"/>
+  </w:num>
+  <w:num w:numId="13" w16cid:durableId="833028913">
     <w:abstractNumId w:val="11"/>
+  </w:num>
+  <w:num w:numId="14" w16cid:durableId="366872625">
+    <w:abstractNumId w:val="18"/>
+  </w:num>
+  <w:num w:numId="15" w16cid:durableId="568997502">
+    <w:abstractNumId w:val="15"/>
+  </w:num>
+  <w:num w:numId="16" w16cid:durableId="270089680">
+    <w:abstractNumId w:val="12"/>
+  </w:num>
+  <w:num w:numId="17" w16cid:durableId="438454379">
+    <w:abstractNumId w:val="14"/>
+  </w:num>
+  <w:num w:numId="18" w16cid:durableId="546455664">
+    <w:abstractNumId w:val="17"/>
+  </w:num>
+  <w:num w:numId="19" w16cid:durableId="1670601864">
+    <w:abstractNumId w:val="16"/>
   </w:num>
 </w:numbering>
 </file>
@@ -32938,6 +36097,46 @@
       <w:ind w:left="220"/>
     </w:pPr>
   </w:style>
+  <w:style w:type="paragraph" w:styleId="NormalWeb">
+    <w:name w:val="Normal (Web)"/>
+    <w:basedOn w:val="Normal"/>
+    <w:uiPriority w:val="99"/>
+    <w:semiHidden/>
+    <w:unhideWhenUsed/>
+    <w:rsid w:val="001D0EE1"/>
+    <w:pPr>
+      <w:spacing w:before="100" w:beforeAutospacing="1" w:after="100" w:afterAutospacing="1" w:line="240" w:lineRule="auto"/>
+    </w:pPr>
+    <w:rPr>
+      <w:rFonts w:ascii="Times New Roman" w:eastAsia="Times New Roman" w:hAnsi="Times New Roman" w:cs="Times New Roman"/>
+      <w:sz w:val="24"/>
+      <w:szCs w:val="24"/>
+      <w:lang w:eastAsia="ja-JP"/>
+    </w:rPr>
+  </w:style>
+  <w:style w:type="character" w:styleId="Lienhypertexte">
+    <w:name w:val="Hyperlink"/>
+    <w:basedOn w:val="Policepardfaut"/>
+    <w:uiPriority w:val="99"/>
+    <w:unhideWhenUsed/>
+    <w:rsid w:val="00295460"/>
+    <w:rPr>
+      <w:color w:val="0000FF" w:themeColor="hyperlink"/>
+      <w:u w:val="single"/>
+    </w:rPr>
+  </w:style>
+  <w:style w:type="character" w:styleId="Mentionnonrsolue">
+    <w:name w:val="Unresolved Mention"/>
+    <w:basedOn w:val="Policepardfaut"/>
+    <w:uiPriority w:val="99"/>
+    <w:semiHidden/>
+    <w:unhideWhenUsed/>
+    <w:rsid w:val="00295460"/>
+    <w:rPr>
+      <w:color w:val="605E5C"/>
+      <w:shd w:val="clear" w:color="auto" w:fill="E1DFDD"/>
+    </w:rPr>
+  </w:style>
 </w:styles>
 </file>
 

--- a/PROJET/MASTER cahier de charges.docx
+++ b/PROJET/MASTER cahier de charges.docx
@@ -88,19 +88,9 @@
             </w:tcMar>
           </w:tcPr>
           <w:p>
-            <w:proofErr w:type="spellStart"/>
-            <w:r>
-              <w:t>Titre</w:t>
-            </w:r>
-            <w:proofErr w:type="spellEnd"/>
-            <w:r>
-              <w:t xml:space="preserve"> du </w:t>
-            </w:r>
-            <w:proofErr w:type="spellStart"/>
-            <w:r>
-              <w:t>projet</w:t>
-            </w:r>
-            <w:proofErr w:type="spellEnd"/>
+            <w:r>
+              <w:t>Titre du projet</w:t>
+            </w:r>
           </w:p>
         </w:tc>
         <w:tc>
@@ -2283,24 +2273,11 @@
         <w:pStyle w:val="Titre2"/>
       </w:pPr>
       <w:bookmarkStart w:id="1" w:name="_Toc1581658713"/>
-      <w:proofErr w:type="spellStart"/>
       <w:r>
-        <w:t>Calendrier</w:t>
-      </w:r>
-      <w:proofErr w:type="spellEnd"/>
-      <w:r>
-        <w:t xml:space="preserve"> </w:t>
+        <w:t xml:space="preserve">Calendrier </w:t>
       </w:r>
       <w:r>
-        <w:t xml:space="preserve">du </w:t>
-      </w:r>
-      <w:proofErr w:type="spellStart"/>
-      <w:r>
-        <w:t>projet</w:t>
-      </w:r>
-      <w:proofErr w:type="spellEnd"/>
-      <w:r>
-        <w:t xml:space="preserve"> </w:t>
+        <w:t xml:space="preserve">du projet </w:t>
       </w:r>
       <w:r>
         <w:t>à respecter</w:t>
@@ -2408,7 +2385,6 @@
                 <w:szCs w:val="20"/>
               </w:rPr>
             </w:pPr>
-            <w:proofErr w:type="spellStart"/>
             <w:r>
               <w:rPr>
                 <w:rFonts w:ascii="Aptos Narrow" w:eastAsia="Aptos Narrow" w:hAnsi="Aptos Narrow" w:cs="Aptos Narrow"/>
@@ -2418,19 +2394,7 @@
                 <w:sz w:val="20"/>
                 <w:szCs w:val="20"/>
               </w:rPr>
-              <w:t>Tâche</w:t>
-            </w:r>
-            <w:proofErr w:type="spellEnd"/>
-            <w:r>
-              <w:rPr>
-                <w:rFonts w:ascii="Aptos Narrow" w:eastAsia="Aptos Narrow" w:hAnsi="Aptos Narrow" w:cs="Aptos Narrow"/>
-                <w:b/>
-                <w:bCs/>
-                <w:color w:val="000000" w:themeColor="text1"/>
-                <w:sz w:val="20"/>
-                <w:szCs w:val="20"/>
-              </w:rPr>
-              <w:t xml:space="preserve"> noms</w:t>
+              <w:t>Tâche noms</w:t>
             </w:r>
           </w:p>
         </w:tc>
@@ -2589,7 +2553,6 @@
                 <w:szCs w:val="20"/>
               </w:rPr>
             </w:pPr>
-            <w:proofErr w:type="spellStart"/>
             <w:r>
               <w:rPr>
                 <w:rFonts w:ascii="Aptos Narrow" w:eastAsia="Aptos Narrow" w:hAnsi="Aptos Narrow" w:cs="Aptos Narrow"/>
@@ -2597,29 +2560,8 @@
                 <w:sz w:val="20"/>
                 <w:szCs w:val="20"/>
               </w:rPr>
-              <w:t>Définition</w:t>
-            </w:r>
-            <w:proofErr w:type="spellEnd"/>
-            <w:r>
-              <w:rPr>
-                <w:rFonts w:ascii="Aptos Narrow" w:eastAsia="Aptos Narrow" w:hAnsi="Aptos Narrow" w:cs="Aptos Narrow"/>
-                <w:color w:val="000000" w:themeColor="text1"/>
-                <w:sz w:val="20"/>
-                <w:szCs w:val="20"/>
-              </w:rPr>
-              <w:t xml:space="preserve"> du </w:t>
-            </w:r>
-            <w:proofErr w:type="spellStart"/>
-            <w:r>
-              <w:rPr>
-                <w:rFonts w:ascii="Aptos Narrow" w:eastAsia="Aptos Narrow" w:hAnsi="Aptos Narrow" w:cs="Aptos Narrow"/>
-                <w:color w:val="000000" w:themeColor="text1"/>
-                <w:sz w:val="20"/>
-                <w:szCs w:val="20"/>
-              </w:rPr>
-              <w:t>problème</w:t>
-            </w:r>
-            <w:proofErr w:type="spellEnd"/>
+              <w:t>Définition du problème</w:t>
+            </w:r>
           </w:p>
         </w:tc>
         <w:tc>
@@ -2767,7 +2709,6 @@
                 <w:szCs w:val="20"/>
               </w:rPr>
             </w:pPr>
-            <w:proofErr w:type="spellStart"/>
             <w:r>
               <w:rPr>
                 <w:rFonts w:ascii="Aptos Narrow" w:eastAsia="Aptos Narrow" w:hAnsi="Aptos Narrow" w:cs="Aptos Narrow"/>
@@ -2775,17 +2716,7 @@
                 <w:sz w:val="20"/>
                 <w:szCs w:val="20"/>
               </w:rPr>
-              <w:t>Collecte</w:t>
-            </w:r>
-            <w:proofErr w:type="spellEnd"/>
-            <w:r>
-              <w:rPr>
-                <w:rFonts w:ascii="Aptos Narrow" w:eastAsia="Aptos Narrow" w:hAnsi="Aptos Narrow" w:cs="Aptos Narrow"/>
-                <w:color w:val="000000" w:themeColor="text1"/>
-                <w:sz w:val="20"/>
-                <w:szCs w:val="20"/>
-              </w:rPr>
-              <w:t xml:space="preserve"> des données</w:t>
+              <w:t>Collecte des données</w:t>
             </w:r>
           </w:p>
         </w:tc>
@@ -2934,7 +2865,6 @@
                 <w:szCs w:val="20"/>
               </w:rPr>
             </w:pPr>
-            <w:proofErr w:type="spellStart"/>
             <w:r>
               <w:rPr>
                 <w:rFonts w:ascii="Aptos Narrow" w:eastAsia="Aptos Narrow" w:hAnsi="Aptos Narrow" w:cs="Aptos Narrow"/>
@@ -2942,17 +2872,7 @@
                 <w:sz w:val="20"/>
                 <w:szCs w:val="20"/>
               </w:rPr>
-              <w:t>Préparation</w:t>
-            </w:r>
-            <w:proofErr w:type="spellEnd"/>
-            <w:r>
-              <w:rPr>
-                <w:rFonts w:ascii="Aptos Narrow" w:eastAsia="Aptos Narrow" w:hAnsi="Aptos Narrow" w:cs="Aptos Narrow"/>
-                <w:color w:val="000000" w:themeColor="text1"/>
-                <w:sz w:val="20"/>
-                <w:szCs w:val="20"/>
-              </w:rPr>
-              <w:t xml:space="preserve"> des données (Jalon #1)</w:t>
+              <w:t>Préparation des données (Jalon #1)</w:t>
             </w:r>
           </w:p>
         </w:tc>
@@ -3071,19 +2991,8 @@
                 <w:sz w:val="20"/>
                 <w:szCs w:val="20"/>
               </w:rPr>
-              <w:t xml:space="preserve">Jalon #2 : </w:t>
-            </w:r>
-            <w:proofErr w:type="spellStart"/>
-            <w:r>
-              <w:rPr>
-                <w:rFonts w:ascii="Aptos Narrow" w:eastAsia="Aptos Narrow" w:hAnsi="Aptos Narrow" w:cs="Aptos Narrow"/>
-                <w:color w:val="000000" w:themeColor="text1"/>
-                <w:sz w:val="20"/>
-                <w:szCs w:val="20"/>
-              </w:rPr>
-              <w:t>Optimisation</w:t>
-            </w:r>
-            <w:proofErr w:type="spellEnd"/>
+              <w:t>Jalon #2 : Optimisation</w:t>
+            </w:r>
           </w:p>
         </w:tc>
         <w:tc>
@@ -3112,7 +3021,6 @@
                 <w:szCs w:val="20"/>
               </w:rPr>
             </w:pPr>
-            <w:proofErr w:type="spellStart"/>
             <w:r>
               <w:rPr>
                 <w:rFonts w:ascii="Aptos Narrow" w:eastAsia="Aptos Narrow" w:hAnsi="Aptos Narrow" w:cs="Aptos Narrow"/>
@@ -3120,17 +3028,7 @@
                 <w:sz w:val="20"/>
                 <w:szCs w:val="20"/>
               </w:rPr>
-              <w:t>Préparation</w:t>
-            </w:r>
-            <w:proofErr w:type="spellEnd"/>
-            <w:r>
-              <w:rPr>
-                <w:rFonts w:ascii="Aptos Narrow" w:eastAsia="Aptos Narrow" w:hAnsi="Aptos Narrow" w:cs="Aptos Narrow"/>
-                <w:color w:val="000000" w:themeColor="text1"/>
-                <w:sz w:val="20"/>
-                <w:szCs w:val="20"/>
-              </w:rPr>
-              <w:t xml:space="preserve"> des données (Jalon #2)</w:t>
+              <w:t>Préparation des données (Jalon #2)</w:t>
             </w:r>
           </w:p>
         </w:tc>
@@ -3249,19 +3147,8 @@
                 <w:sz w:val="20"/>
                 <w:szCs w:val="20"/>
               </w:rPr>
-              <w:t xml:space="preserve">Jalon #2 : </w:t>
-            </w:r>
-            <w:proofErr w:type="spellStart"/>
-            <w:r>
-              <w:rPr>
-                <w:rFonts w:ascii="Aptos Narrow" w:eastAsia="Aptos Narrow" w:hAnsi="Aptos Narrow" w:cs="Aptos Narrow"/>
-                <w:color w:val="000000" w:themeColor="text1"/>
-                <w:sz w:val="20"/>
-                <w:szCs w:val="20"/>
-              </w:rPr>
-              <w:t>Optimisation</w:t>
-            </w:r>
-            <w:proofErr w:type="spellEnd"/>
+              <w:t>Jalon #2 : Optimisation</w:t>
+            </w:r>
           </w:p>
         </w:tc>
         <w:tc>
@@ -3290,7 +3177,6 @@
                 <w:szCs w:val="20"/>
               </w:rPr>
             </w:pPr>
-            <w:proofErr w:type="spellStart"/>
             <w:r>
               <w:rPr>
                 <w:rFonts w:ascii="Aptos Narrow" w:eastAsia="Aptos Narrow" w:hAnsi="Aptos Narrow" w:cs="Aptos Narrow"/>
@@ -3300,7 +3186,6 @@
               </w:rPr>
               <w:t>Modélisation</w:t>
             </w:r>
-            <w:proofErr w:type="spellEnd"/>
           </w:p>
         </w:tc>
         <w:tc>
@@ -3418,19 +3303,8 @@
                 <w:sz w:val="20"/>
                 <w:szCs w:val="20"/>
               </w:rPr>
-              <w:t xml:space="preserve">Jalon #2 : </w:t>
-            </w:r>
-            <w:proofErr w:type="spellStart"/>
-            <w:r>
-              <w:rPr>
-                <w:rFonts w:ascii="Aptos Narrow" w:eastAsia="Aptos Narrow" w:hAnsi="Aptos Narrow" w:cs="Aptos Narrow"/>
-                <w:color w:val="000000" w:themeColor="text1"/>
-                <w:sz w:val="20"/>
-                <w:szCs w:val="20"/>
-              </w:rPr>
-              <w:t>Optimisation</w:t>
-            </w:r>
-            <w:proofErr w:type="spellEnd"/>
+              <w:t>Jalon #2 : Optimisation</w:t>
+            </w:r>
           </w:p>
         </w:tc>
         <w:tc>
@@ -3459,7 +3333,6 @@
                 <w:szCs w:val="20"/>
               </w:rPr>
             </w:pPr>
-            <w:proofErr w:type="spellStart"/>
             <w:r>
               <w:rPr>
                 <w:rFonts w:ascii="Aptos Narrow" w:eastAsia="Aptos Narrow" w:hAnsi="Aptos Narrow" w:cs="Aptos Narrow"/>
@@ -3469,7 +3342,6 @@
               </w:rPr>
               <w:t>Évaluation</w:t>
             </w:r>
-            <w:proofErr w:type="spellEnd"/>
           </w:p>
         </w:tc>
         <w:tc>
@@ -3587,19 +3459,8 @@
                 <w:sz w:val="20"/>
                 <w:szCs w:val="20"/>
               </w:rPr>
-              <w:t xml:space="preserve">Jalon #3 : </w:t>
-            </w:r>
-            <w:proofErr w:type="spellStart"/>
-            <w:r>
-              <w:rPr>
-                <w:rFonts w:ascii="Aptos Narrow" w:eastAsia="Aptos Narrow" w:hAnsi="Aptos Narrow" w:cs="Aptos Narrow"/>
-                <w:color w:val="000000" w:themeColor="text1"/>
-                <w:sz w:val="20"/>
-                <w:szCs w:val="20"/>
-              </w:rPr>
-              <w:t>Déploiement</w:t>
-            </w:r>
-            <w:proofErr w:type="spellEnd"/>
+              <w:t>Jalon #3 : Déploiement</w:t>
+            </w:r>
           </w:p>
         </w:tc>
         <w:tc>
@@ -3628,7 +3489,6 @@
                 <w:szCs w:val="20"/>
               </w:rPr>
             </w:pPr>
-            <w:proofErr w:type="spellStart"/>
             <w:r>
               <w:rPr>
                 <w:rFonts w:ascii="Aptos Narrow" w:eastAsia="Aptos Narrow" w:hAnsi="Aptos Narrow" w:cs="Aptos Narrow"/>
@@ -3638,7 +3498,6 @@
               </w:rPr>
               <w:t>Déploiement</w:t>
             </w:r>
-            <w:proofErr w:type="spellEnd"/>
           </w:p>
         </w:tc>
         <w:tc>
@@ -3756,19 +3615,8 @@
                 <w:sz w:val="20"/>
                 <w:szCs w:val="20"/>
               </w:rPr>
-              <w:t xml:space="preserve">Jalon #3 : </w:t>
-            </w:r>
-            <w:proofErr w:type="spellStart"/>
-            <w:r>
-              <w:rPr>
-                <w:rFonts w:ascii="Aptos Narrow" w:eastAsia="Aptos Narrow" w:hAnsi="Aptos Narrow" w:cs="Aptos Narrow"/>
-                <w:color w:val="000000" w:themeColor="text1"/>
-                <w:sz w:val="20"/>
-                <w:szCs w:val="20"/>
-              </w:rPr>
-              <w:t>Déploiement</w:t>
-            </w:r>
-            <w:proofErr w:type="spellEnd"/>
+              <w:t>Jalon #3 : Déploiement</w:t>
+            </w:r>
           </w:p>
         </w:tc>
         <w:tc>
@@ -3797,7 +3645,6 @@
                 <w:szCs w:val="20"/>
               </w:rPr>
             </w:pPr>
-            <w:proofErr w:type="spellStart"/>
             <w:r>
               <w:rPr>
                 <w:rFonts w:ascii="Aptos Narrow" w:eastAsia="Aptos Narrow" w:hAnsi="Aptos Narrow" w:cs="Aptos Narrow"/>
@@ -3805,17 +3652,7 @@
                 <w:sz w:val="20"/>
                 <w:szCs w:val="20"/>
               </w:rPr>
-              <w:t>Suivi</w:t>
-            </w:r>
-            <w:proofErr w:type="spellEnd"/>
-            <w:r>
-              <w:rPr>
-                <w:rFonts w:ascii="Aptos Narrow" w:eastAsia="Aptos Narrow" w:hAnsi="Aptos Narrow" w:cs="Aptos Narrow"/>
-                <w:color w:val="000000" w:themeColor="text1"/>
-                <w:sz w:val="20"/>
-                <w:szCs w:val="20"/>
-              </w:rPr>
-              <w:t xml:space="preserve"> &amp; maintenance</w:t>
+              <w:t>Suivi &amp; maintenance</w:t>
             </w:r>
           </w:p>
         </w:tc>
@@ -4586,7 +4423,6 @@
             <w:pPr>
               <w:jc w:val="center"/>
             </w:pPr>
-            <w:proofErr w:type="spellStart"/>
             <w:r>
               <w:rPr>
                 <w:b/>
@@ -4594,7 +4430,6 @@
               </w:rPr>
               <w:t>Unité</w:t>
             </w:r>
-            <w:proofErr w:type="spellEnd"/>
           </w:p>
         </w:tc>
         <w:tc>
@@ -4662,21 +4497,12 @@
             </w:tcMar>
           </w:tcPr>
           <w:p>
-            <w:proofErr w:type="spellStart"/>
             <w:r>
               <w:rPr>
                 <w:sz w:val="19"/>
                 <w:szCs w:val="19"/>
               </w:rPr>
-              <w:t>Unité</w:t>
-            </w:r>
-            <w:proofErr w:type="spellEnd"/>
-            <w:r>
-              <w:rPr>
-                <w:sz w:val="19"/>
-                <w:szCs w:val="19"/>
-              </w:rPr>
-              <w:t xml:space="preserve"> 1 </w:t>
+              <w:t xml:space="preserve">Unité 1 </w:t>
             </w:r>
             <w:r>
               <w:rPr>
@@ -4755,45 +4581,27 @@
             </w:tcMar>
           </w:tcPr>
           <w:p>
-            <w:proofErr w:type="spellStart"/>
             <w:r>
               <w:rPr>
                 <w:sz w:val="19"/>
                 <w:szCs w:val="19"/>
               </w:rPr>
-              <w:t>Unité</w:t>
-            </w:r>
-            <w:proofErr w:type="spellEnd"/>
+              <w:t xml:space="preserve">Unité 2 </w:t>
+            </w:r>
             <w:r>
               <w:rPr>
                 <w:sz w:val="19"/>
                 <w:szCs w:val="19"/>
               </w:rPr>
-              <w:t xml:space="preserve"> 2 </w:t>
+              <w:t>-</w:t>
             </w:r>
             <w:r>
               <w:rPr>
                 <w:sz w:val="19"/>
                 <w:szCs w:val="19"/>
               </w:rPr>
-              <w:t>-</w:t>
-            </w:r>
-            <w:r>
-              <w:rPr>
-                <w:sz w:val="19"/>
-                <w:szCs w:val="19"/>
-              </w:rPr>
-              <w:t xml:space="preserve"> </w:t>
-            </w:r>
-            <w:proofErr w:type="spellStart"/>
-            <w:r>
-              <w:rPr>
-                <w:sz w:val="19"/>
-                <w:szCs w:val="19"/>
-              </w:rPr>
-              <w:t>Optimisation</w:t>
-            </w:r>
-            <w:proofErr w:type="spellEnd"/>
+              <w:t xml:space="preserve"> Optimisation</w:t>
+            </w:r>
           </w:p>
         </w:tc>
         <w:tc>
@@ -4857,45 +4665,27 @@
             </w:tcMar>
           </w:tcPr>
           <w:p>
-            <w:proofErr w:type="spellStart"/>
             <w:r>
               <w:rPr>
                 <w:sz w:val="19"/>
                 <w:szCs w:val="19"/>
               </w:rPr>
-              <w:t>Unité</w:t>
-            </w:r>
-            <w:proofErr w:type="spellEnd"/>
+              <w:t xml:space="preserve">Unité 3 </w:t>
+            </w:r>
             <w:r>
               <w:rPr>
                 <w:sz w:val="19"/>
                 <w:szCs w:val="19"/>
               </w:rPr>
-              <w:t xml:space="preserve"> 3 </w:t>
+              <w:t>-</w:t>
             </w:r>
             <w:r>
               <w:rPr>
                 <w:sz w:val="19"/>
                 <w:szCs w:val="19"/>
               </w:rPr>
-              <w:t>-</w:t>
-            </w:r>
-            <w:r>
-              <w:rPr>
-                <w:sz w:val="19"/>
-                <w:szCs w:val="19"/>
-              </w:rPr>
-              <w:t xml:space="preserve"> </w:t>
-            </w:r>
-            <w:proofErr w:type="spellStart"/>
-            <w:r>
-              <w:rPr>
-                <w:sz w:val="19"/>
-                <w:szCs w:val="19"/>
-              </w:rPr>
-              <w:t>Déploiement</w:t>
-            </w:r>
-            <w:proofErr w:type="spellEnd"/>
+              <w:t xml:space="preserve"> Déploiement</w:t>
+            </w:r>
           </w:p>
         </w:tc>
         <w:tc>
@@ -4939,28 +4729,10 @@
         <w:spacing w:before="160" w:after="80"/>
       </w:pPr>
       <w:bookmarkStart w:id="3" w:name="_Toc1340870210"/>
-      <w:proofErr w:type="spellStart"/>
       <w:r>
-        <w:t>Informations</w:t>
-      </w:r>
-      <w:proofErr w:type="spellEnd"/>
-      <w:r>
-        <w:t xml:space="preserve"> </w:t>
-      </w:r>
-      <w:proofErr w:type="spellStart"/>
-      <w:r>
-        <w:t>générales</w:t>
-      </w:r>
-      <w:proofErr w:type="spellEnd"/>
-      <w:r>
-        <w:t xml:space="preserve"> du </w:t>
-      </w:r>
-      <w:proofErr w:type="spellStart"/>
-      <w:r>
-        <w:t>projet</w:t>
+        <w:t>Informations générales du projet</w:t>
       </w:r>
       <w:bookmarkEnd w:id="3"/>
-      <w:proofErr w:type="spellEnd"/>
     </w:p>
     <w:tbl>
       <w:tblPr>
@@ -4995,7 +4767,6 @@
             <w:pPr>
               <w:jc w:val="center"/>
             </w:pPr>
-            <w:proofErr w:type="spellStart"/>
             <w:r>
               <w:rPr>
                 <w:b/>
@@ -5003,7 +4774,6 @@
               </w:rPr>
               <w:t>Élément</w:t>
             </w:r>
-            <w:proofErr w:type="spellEnd"/>
           </w:p>
         </w:tc>
         <w:tc>
@@ -5048,28 +4818,12 @@
             </w:tcMar>
           </w:tcPr>
           <w:p>
-            <w:proofErr w:type="spellStart"/>
             <w:r>
               <w:rPr>
                 <w:b/>
               </w:rPr>
-              <w:t>Titre</w:t>
-            </w:r>
-            <w:proofErr w:type="spellEnd"/>
-            <w:r>
-              <w:rPr>
-                <w:b/>
-              </w:rPr>
-              <w:t xml:space="preserve"> du </w:t>
-            </w:r>
-            <w:proofErr w:type="spellStart"/>
-            <w:r>
-              <w:rPr>
-                <w:b/>
-              </w:rPr>
-              <w:t>projet</w:t>
-            </w:r>
-            <w:proofErr w:type="spellEnd"/>
+              <w:t>Titre du projet</w:t>
+            </w:r>
           </w:p>
         </w:tc>
         <w:tc>
@@ -5132,42 +4886,12 @@
             </w:tcMar>
           </w:tcPr>
           <w:p>
-            <w:proofErr w:type="spellStart"/>
             <w:r>
               <w:rPr>
                 <w:b/>
               </w:rPr>
-              <w:t>Sujet</w:t>
-            </w:r>
-            <w:proofErr w:type="spellEnd"/>
-            <w:r>
-              <w:rPr>
-                <w:b/>
-              </w:rPr>
-              <w:t xml:space="preserve"> / </w:t>
-            </w:r>
-            <w:proofErr w:type="spellStart"/>
-            <w:r>
-              <w:rPr>
-                <w:b/>
-              </w:rPr>
-              <w:t>problématique</w:t>
-            </w:r>
-            <w:proofErr w:type="spellEnd"/>
-            <w:r>
-              <w:rPr>
-                <w:b/>
-              </w:rPr>
-              <w:t xml:space="preserve"> </w:t>
-            </w:r>
-            <w:proofErr w:type="spellStart"/>
-            <w:r>
-              <w:rPr>
-                <w:b/>
-              </w:rPr>
-              <w:t>attribuée</w:t>
-            </w:r>
-            <w:proofErr w:type="spellEnd"/>
+              <w:t>Sujet / problématique attribuée</w:t>
+            </w:r>
           </w:p>
         </w:tc>
         <w:tc>
@@ -5433,30 +5157,9 @@
       </w:pPr>
       <w:bookmarkStart w:id="4" w:name="_Toc688401642"/>
       <w:r>
-        <w:t xml:space="preserve">1. </w:t>
-      </w:r>
-      <w:proofErr w:type="spellStart"/>
-      <w:r>
-        <w:t>Présentation</w:t>
-      </w:r>
-      <w:proofErr w:type="spellEnd"/>
-      <w:r>
-        <w:t xml:space="preserve"> </w:t>
-      </w:r>
-      <w:proofErr w:type="spellStart"/>
-      <w:r>
-        <w:t>générale</w:t>
-      </w:r>
-      <w:proofErr w:type="spellEnd"/>
-      <w:r>
-        <w:t xml:space="preserve"> du </w:t>
-      </w:r>
-      <w:proofErr w:type="spellStart"/>
-      <w:r>
-        <w:t>projet</w:t>
+        <w:t>1. Présentation générale du projet</w:t>
       </w:r>
       <w:bookmarkEnd w:id="4"/>
-      <w:proofErr w:type="spellEnd"/>
     </w:p>
     <w:tbl>
       <w:tblPr>
@@ -5603,25 +5306,7 @@
           <w:szCs w:val="18"/>
           <w:lang w:val="fr-CA"/>
         </w:rPr>
-        <w:t xml:space="preserve">L’entreprise fictive se nomme </w:t>
-      </w:r>
-      <w:proofErr w:type="spellStart"/>
-      <w:r>
-        <w:rPr>
-          <w:sz w:val="18"/>
-          <w:szCs w:val="18"/>
-          <w:lang w:val="fr-CA"/>
-        </w:rPr>
-        <w:t>Volarus</w:t>
-      </w:r>
-      <w:proofErr w:type="spellEnd"/>
-      <w:r>
-        <w:rPr>
-          <w:sz w:val="18"/>
-          <w:szCs w:val="18"/>
-          <w:lang w:val="fr-CA"/>
-        </w:rPr>
-        <w:t>.</w:t>
+        <w:t>L’entreprise fictive se nomme Volarus.</w:t>
       </w:r>
     </w:p>
     <w:p>
@@ -5677,25 +5362,7 @@
           <w:szCs w:val="18"/>
           <w:lang w:val="fr-CA"/>
         </w:rPr>
-        <w:t xml:space="preserve">Le problème étudié pourrait avoir un impact important sur l’efficacité de la gestion des vols, notamment en permettant d’anticiper les retards, d’analyser leurs causes et éventuellement de contribuer à réduire leur durée. Le projet pourrait également permettre à </w:t>
-      </w:r>
-      <w:proofErr w:type="spellStart"/>
-      <w:r>
-        <w:rPr>
-          <w:sz w:val="18"/>
-          <w:szCs w:val="18"/>
-          <w:lang w:val="fr-CA"/>
-        </w:rPr>
-        <w:t>Volarus</w:t>
-      </w:r>
-      <w:proofErr w:type="spellEnd"/>
-      <w:r>
-        <w:rPr>
-          <w:sz w:val="18"/>
-          <w:szCs w:val="18"/>
-          <w:lang w:val="fr-CA"/>
-        </w:rPr>
-        <w:t xml:space="preserve"> de mieux informer ses clients et de les aider à anticiper les retards de leurs vols.</w:t>
+        <w:t>Le problème étudié pourrait avoir un impact important sur l’efficacité de la gestion des vols, notamment en permettant d’anticiper les retards, d’analyser leurs causes et éventuellement de contribuer à réduire leur durée. Le projet pourrait également permettre à Volarus de mieux informer ses clients et de les aider à anticiper les retards de leurs vols.</w:t>
       </w:r>
     </w:p>
     <w:p>
@@ -5765,25 +5432,7 @@
           <w:szCs w:val="18"/>
           <w:lang w:val="fr-CA"/>
         </w:rPr>
-        <w:t xml:space="preserve">Actuellement, certains vols sont en retard et </w:t>
-      </w:r>
-      <w:proofErr w:type="spellStart"/>
-      <w:r>
-        <w:rPr>
-          <w:sz w:val="18"/>
-          <w:szCs w:val="18"/>
-          <w:lang w:val="fr-CA"/>
-        </w:rPr>
-        <w:t>Volarus</w:t>
-      </w:r>
-      <w:proofErr w:type="spellEnd"/>
-      <w:r>
-        <w:rPr>
-          <w:sz w:val="18"/>
-          <w:szCs w:val="18"/>
-          <w:lang w:val="fr-CA"/>
-        </w:rPr>
-        <w:t xml:space="preserve"> souhaite pouvoir anticiper ces problèmes, mieux gérer les retards et informer les clients plus rapidement.</w:t>
+        <w:t>Actuellement, certains vols sont en retard et Volarus souhaite pouvoir anticiper ces problèmes, mieux gérer les retards et informer les clients plus rapidement.</w:t>
       </w:r>
     </w:p>
     <w:p>
@@ -5795,23 +5444,13 @@
           <w:lang w:val="fr-CA"/>
         </w:rPr>
       </w:pPr>
-      <w:proofErr w:type="spellStart"/>
       <w:r>
         <w:rPr>
           <w:sz w:val="18"/>
           <w:szCs w:val="18"/>
           <w:lang w:val="fr-CA"/>
         </w:rPr>
-        <w:t>Volarus</w:t>
-      </w:r>
-      <w:proofErr w:type="spellEnd"/>
-      <w:r>
-        <w:rPr>
-          <w:sz w:val="18"/>
-          <w:szCs w:val="18"/>
-          <w:lang w:val="fr-CA"/>
-        </w:rPr>
-        <w:t xml:space="preserve"> a de la difficulté à savoir quels vols seront en retard et de combien de temps.</w:t>
+        <w:t>Volarus a de la difficulté à savoir quels vols seront en retard et de combien de temps.</w:t>
       </w:r>
     </w:p>
     <w:p>
@@ -6011,23 +5650,13 @@
           <w:lang w:val="fr-CA"/>
         </w:rPr>
       </w:pPr>
-      <w:proofErr w:type="spellStart"/>
       <w:r>
         <w:rPr>
           <w:sz w:val="18"/>
           <w:szCs w:val="18"/>
           <w:lang w:val="fr-CA"/>
         </w:rPr>
-        <w:t>Volarus</w:t>
-      </w:r>
-      <w:proofErr w:type="spellEnd"/>
-      <w:r>
-        <w:rPr>
-          <w:sz w:val="18"/>
-          <w:szCs w:val="18"/>
-          <w:lang w:val="fr-CA"/>
-        </w:rPr>
-        <w:t xml:space="preserve"> ne peut pas savoir si un vol sera en retard ou non et, s’il est en retard, l’entreprise ne peut pas savoir de combien de temps.</w:t>
+        <w:t>Volarus ne peut pas savoir si un vol sera en retard ou non et, s’il est en retard, l’entreprise ne peut pas savoir de combien de temps.</w:t>
       </w:r>
     </w:p>
     <w:p>
@@ -6213,21 +5842,7 @@
         <w:rPr>
           <w:lang w:val="fr-CA"/>
         </w:rPr>
-        <w:t xml:space="preserve">Nous nous attendons </w:t>
-      </w:r>
-      <w:proofErr w:type="spellStart"/>
-      <w:r>
-        <w:rPr>
-          <w:lang w:val="fr-CA"/>
-        </w:rPr>
-        <w:t>a</w:t>
-      </w:r>
-      <w:proofErr w:type="spellEnd"/>
-      <w:r>
-        <w:rPr>
-          <w:lang w:val="fr-CA"/>
-        </w:rPr>
-        <w:t xml:space="preserve"> prédire </w:t>
+        <w:t xml:space="preserve">Nous nous attendons a prédire </w:t>
       </w:r>
       <w:r>
         <w:rPr>
@@ -6359,7 +5974,6 @@
                 <w:szCs w:val="20"/>
               </w:rPr>
             </w:pPr>
-            <w:proofErr w:type="spellStart"/>
             <w:r>
               <w:rPr>
                 <w:b/>
@@ -6369,7 +5983,6 @@
               </w:rPr>
               <w:t>Indicateur</w:t>
             </w:r>
-            <w:proofErr w:type="spellEnd"/>
           </w:p>
         </w:tc>
         <w:tc>
@@ -6394,7 +6007,6 @@
                 <w:szCs w:val="20"/>
               </w:rPr>
             </w:pPr>
-            <w:proofErr w:type="spellStart"/>
             <w:r>
               <w:rPr>
                 <w:b/>
@@ -6402,17 +6014,7 @@
                 <w:sz w:val="20"/>
                 <w:szCs w:val="20"/>
               </w:rPr>
-              <w:t>Pourquoi</w:t>
-            </w:r>
-            <w:proofErr w:type="spellEnd"/>
-            <w:r>
-              <w:rPr>
-                <w:b/>
-                <w:bCs/>
-                <w:sz w:val="20"/>
-                <w:szCs w:val="20"/>
-              </w:rPr>
-              <w:t xml:space="preserve"> est-il pertinent ?</w:t>
+              <w:t>Pourquoi est-il pertinent ?</w:t>
             </w:r>
           </w:p>
         </w:tc>
@@ -6765,22 +6367,9 @@
       </w:pPr>
       <w:bookmarkStart w:id="10" w:name="_Toc1179740364"/>
       <w:r>
-        <w:t xml:space="preserve">2. </w:t>
-      </w:r>
-      <w:proofErr w:type="spellStart"/>
-      <w:r>
-        <w:t>Périmètre</w:t>
-      </w:r>
-      <w:proofErr w:type="spellEnd"/>
-      <w:r>
-        <w:t xml:space="preserve"> du </w:t>
-      </w:r>
-      <w:proofErr w:type="spellStart"/>
-      <w:r>
-        <w:t>projet</w:t>
+        <w:t>2. Périmètre du projet</w:t>
       </w:r>
       <w:bookmarkEnd w:id="10"/>
-      <w:proofErr w:type="spellEnd"/>
     </w:p>
     <w:tbl>
       <w:tblPr>
@@ -7410,7 +6999,6 @@
                 <w:szCs w:val="20"/>
               </w:rPr>
             </w:pPr>
-            <w:proofErr w:type="spellStart"/>
             <w:r>
               <w:rPr>
                 <w:b/>
@@ -7418,19 +7006,32 @@
                 <w:sz w:val="20"/>
                 <w:szCs w:val="20"/>
               </w:rPr>
-              <w:t>Responsabilités</w:t>
-            </w:r>
-            <w:proofErr w:type="spellEnd"/>
-            <w:r>
+              <w:t>Responsabilités prévues</w:t>
+            </w:r>
+          </w:p>
+        </w:tc>
+        <w:tc>
+          <w:tcPr>
+            <w:tcW w:w="3408" w:type="dxa"/>
+            <w:shd w:val="clear" w:color="auto" w:fill="D9EAF7"/>
+            <w:tcMar>
+              <w:top w:w="100" w:type="dxa"/>
+              <w:left w:w="100" w:type="dxa"/>
+              <w:bottom w:w="100" w:type="dxa"/>
+              <w:right w:w="100" w:type="dxa"/>
+            </w:tcMar>
+            <w:vAlign w:val="center"/>
+          </w:tcPr>
+          <w:p>
+            <w:pPr>
+              <w:jc w:val="center"/>
               <w:rPr>
                 <w:b/>
                 <w:bCs/>
                 <w:sz w:val="20"/>
                 <w:szCs w:val="20"/>
               </w:rPr>
-              <w:t xml:space="preserve"> </w:t>
-            </w:r>
-            <w:proofErr w:type="spellStart"/>
+            </w:pPr>
             <w:r>
               <w:rPr>
                 <w:b/>
@@ -7438,53 +7039,8 @@
                 <w:sz w:val="20"/>
                 <w:szCs w:val="20"/>
               </w:rPr>
-              <w:t>prévues</w:t>
-            </w:r>
-            <w:proofErr w:type="spellEnd"/>
-          </w:p>
-        </w:tc>
-        <w:tc>
-          <w:tcPr>
-            <w:tcW w:w="3408" w:type="dxa"/>
-            <w:shd w:val="clear" w:color="auto" w:fill="D9EAF7"/>
-            <w:tcMar>
-              <w:top w:w="100" w:type="dxa"/>
-              <w:left w:w="100" w:type="dxa"/>
-              <w:bottom w:w="100" w:type="dxa"/>
-              <w:right w:w="100" w:type="dxa"/>
-            </w:tcMar>
-            <w:vAlign w:val="center"/>
-          </w:tcPr>
-          <w:p>
-            <w:pPr>
-              <w:jc w:val="center"/>
-              <w:rPr>
-                <w:b/>
-                <w:bCs/>
-                <w:sz w:val="20"/>
-                <w:szCs w:val="20"/>
-              </w:rPr>
-            </w:pPr>
-            <w:r>
-              <w:rPr>
-                <w:b/>
-                <w:bCs/>
-                <w:sz w:val="20"/>
-                <w:szCs w:val="20"/>
-              </w:rPr>
-              <w:t xml:space="preserve">Contribution </w:t>
-            </w:r>
-            <w:proofErr w:type="spellStart"/>
-            <w:r>
-              <w:rPr>
-                <w:b/>
-                <w:bCs/>
-                <w:sz w:val="20"/>
-                <w:szCs w:val="20"/>
-              </w:rPr>
-              <w:t>principale</w:t>
-            </w:r>
-            <w:proofErr w:type="spellEnd"/>
+              <w:t>Contribution principale</w:t>
+            </w:r>
           </w:p>
         </w:tc>
       </w:tr>
@@ -7569,23 +7125,7 @@
                 <w:sz w:val="18"/>
                 <w:szCs w:val="18"/>
               </w:rPr>
-              <w:t xml:space="preserve">Recherche et </w:t>
-            </w:r>
-            <w:proofErr w:type="spellStart"/>
-            <w:r>
-              <w:rPr>
-                <w:sz w:val="18"/>
-                <w:szCs w:val="18"/>
-              </w:rPr>
-              <w:t>préparation</w:t>
-            </w:r>
-            <w:proofErr w:type="spellEnd"/>
-            <w:r>
-              <w:rPr>
-                <w:sz w:val="18"/>
-                <w:szCs w:val="18"/>
-              </w:rPr>
-              <w:t xml:space="preserve"> des données </w:t>
+              <w:t xml:space="preserve">Recherche et préparation des données </w:t>
             </w:r>
           </w:p>
           <w:p>
@@ -7599,21 +7139,12 @@
                 <w:szCs w:val="18"/>
               </w:rPr>
             </w:pPr>
-            <w:proofErr w:type="spellStart"/>
             <w:r>
               <w:rPr>
                 <w:sz w:val="18"/>
                 <w:szCs w:val="18"/>
               </w:rPr>
-              <w:t>Nettoyage</w:t>
-            </w:r>
-            <w:proofErr w:type="spellEnd"/>
-            <w:r>
-              <w:rPr>
-                <w:sz w:val="18"/>
-                <w:szCs w:val="18"/>
-              </w:rPr>
-              <w:t xml:space="preserve"> des données </w:t>
+              <w:t xml:space="preserve">Nettoyage des données </w:t>
             </w:r>
           </w:p>
           <w:p>
@@ -7632,23 +7163,7 @@
                 <w:sz w:val="18"/>
                 <w:szCs w:val="18"/>
               </w:rPr>
-              <w:t xml:space="preserve">Exploration et </w:t>
-            </w:r>
-            <w:proofErr w:type="spellStart"/>
-            <w:r>
-              <w:rPr>
-                <w:sz w:val="18"/>
-                <w:szCs w:val="18"/>
-              </w:rPr>
-              <w:t>visualisation</w:t>
-            </w:r>
-            <w:proofErr w:type="spellEnd"/>
-            <w:r>
-              <w:rPr>
-                <w:sz w:val="18"/>
-                <w:szCs w:val="18"/>
-              </w:rPr>
-              <w:t xml:space="preserve"> des données </w:t>
+              <w:t xml:space="preserve">Exploration et visualisation des données </w:t>
             </w:r>
           </w:p>
           <w:p>
@@ -7709,17 +7224,8 @@
                 <w:sz w:val="18"/>
                 <w:szCs w:val="18"/>
               </w:rPr>
-              <w:t xml:space="preserve">Documentation du </w:t>
-            </w:r>
-            <w:proofErr w:type="spellStart"/>
-            <w:r>
-              <w:rPr>
-                <w:sz w:val="18"/>
-                <w:szCs w:val="18"/>
-              </w:rPr>
-              <w:t>projet</w:t>
-            </w:r>
-            <w:proofErr w:type="spellEnd"/>
+              <w:t>Documentation du projet</w:t>
+            </w:r>
           </w:p>
           <w:p>
             <w:pPr>
@@ -7763,23 +7269,7 @@
                 <w:szCs w:val="18"/>
                 <w:lang w:val="fr-CA"/>
               </w:rPr>
-              <w:t xml:space="preserve">Nous faisons les mêmes </w:t>
-            </w:r>
-            <w:r>
-              <w:rPr>
-                <w:sz w:val="18"/>
-                <w:szCs w:val="18"/>
-                <w:lang w:val="fr-CA"/>
-              </w:rPr>
-              <w:t>contributions</w:t>
-            </w:r>
-            <w:r>
-              <w:rPr>
-                <w:sz w:val="18"/>
-                <w:szCs w:val="18"/>
-                <w:lang w:val="fr-CA"/>
-              </w:rPr>
-              <w:t>, puisque nous allons faire le projet 100 % ensemble, en réunion ou en appel.</w:t>
+              <w:t>Nous faisons les mêmes contributions, puisque nous allons faire le projet 100 % ensemble, en réunion ou en appel.</w:t>
             </w:r>
           </w:p>
           <w:p>
@@ -7793,37 +7283,12 @@
                 <w:szCs w:val="18"/>
               </w:rPr>
             </w:pPr>
-            <w:proofErr w:type="spellStart"/>
             <w:r>
               <w:rPr>
                 <w:sz w:val="18"/>
                 <w:szCs w:val="18"/>
               </w:rPr>
-              <w:t>Préparation</w:t>
-            </w:r>
-            <w:proofErr w:type="spellEnd"/>
-            <w:r>
-              <w:rPr>
-                <w:sz w:val="18"/>
-                <w:szCs w:val="18"/>
-              </w:rPr>
-              <w:t xml:space="preserve"> et </w:t>
-            </w:r>
-            <w:proofErr w:type="spellStart"/>
-            <w:r>
-              <w:rPr>
-                <w:sz w:val="18"/>
-                <w:szCs w:val="18"/>
-              </w:rPr>
-              <w:t>analyse</w:t>
-            </w:r>
-            <w:proofErr w:type="spellEnd"/>
-            <w:r>
-              <w:rPr>
-                <w:sz w:val="18"/>
-                <w:szCs w:val="18"/>
-              </w:rPr>
-              <w:t xml:space="preserve"> des données </w:t>
+              <w:t xml:space="preserve">Préparation et analyse des données </w:t>
             </w:r>
           </w:p>
           <w:p>
@@ -7837,21 +7302,12 @@
                 <w:szCs w:val="18"/>
               </w:rPr>
             </w:pPr>
-            <w:proofErr w:type="spellStart"/>
             <w:r>
               <w:rPr>
                 <w:sz w:val="18"/>
                 <w:szCs w:val="18"/>
               </w:rPr>
-              <w:t>Modélisation</w:t>
-            </w:r>
-            <w:proofErr w:type="spellEnd"/>
-            <w:r>
-              <w:rPr>
-                <w:sz w:val="18"/>
-                <w:szCs w:val="18"/>
-              </w:rPr>
-              <w:t xml:space="preserve"> </w:t>
+              <w:t xml:space="preserve">Modélisation </w:t>
             </w:r>
           </w:p>
           <w:p>
@@ -7865,37 +7321,12 @@
                 <w:szCs w:val="18"/>
               </w:rPr>
             </w:pPr>
-            <w:proofErr w:type="spellStart"/>
             <w:r>
               <w:rPr>
                 <w:sz w:val="18"/>
                 <w:szCs w:val="18"/>
               </w:rPr>
-              <w:t>Évaluation</w:t>
-            </w:r>
-            <w:proofErr w:type="spellEnd"/>
-            <w:r>
-              <w:rPr>
-                <w:sz w:val="18"/>
-                <w:szCs w:val="18"/>
-              </w:rPr>
-              <w:t xml:space="preserve"> des </w:t>
-            </w:r>
-            <w:proofErr w:type="spellStart"/>
-            <w:r>
-              <w:rPr>
-                <w:sz w:val="18"/>
-                <w:szCs w:val="18"/>
-              </w:rPr>
-              <w:t>modèles</w:t>
-            </w:r>
-            <w:proofErr w:type="spellEnd"/>
-            <w:r>
-              <w:rPr>
-                <w:sz w:val="18"/>
-                <w:szCs w:val="18"/>
-              </w:rPr>
-              <w:t xml:space="preserve"> </w:t>
+              <w:t xml:space="preserve">Évaluation des modèles </w:t>
             </w:r>
           </w:p>
           <w:p>
@@ -7914,23 +7345,7 @@
                 <w:sz w:val="18"/>
                 <w:szCs w:val="18"/>
               </w:rPr>
-              <w:t xml:space="preserve">Documentation du </w:t>
-            </w:r>
-            <w:proofErr w:type="spellStart"/>
-            <w:r>
-              <w:rPr>
-                <w:sz w:val="18"/>
-                <w:szCs w:val="18"/>
-              </w:rPr>
-              <w:t>projet</w:t>
-            </w:r>
-            <w:proofErr w:type="spellEnd"/>
-            <w:r>
-              <w:rPr>
-                <w:sz w:val="18"/>
-                <w:szCs w:val="18"/>
-              </w:rPr>
-              <w:t xml:space="preserve"> </w:t>
+              <w:t xml:space="preserve">Documentation du projet </w:t>
             </w:r>
           </w:p>
           <w:p>
@@ -8026,21 +7441,12 @@
                 <w:szCs w:val="18"/>
               </w:rPr>
             </w:pPr>
-            <w:proofErr w:type="spellStart"/>
             <w:r>
               <w:rPr>
                 <w:sz w:val="18"/>
                 <w:szCs w:val="18"/>
               </w:rPr>
-              <w:t>Nettoyage</w:t>
-            </w:r>
-            <w:proofErr w:type="spellEnd"/>
-            <w:r>
-              <w:rPr>
-                <w:sz w:val="18"/>
-                <w:szCs w:val="18"/>
-              </w:rPr>
-              <w:t xml:space="preserve"> des données </w:t>
+              <w:t xml:space="preserve">Nettoyage des données </w:t>
             </w:r>
           </w:p>
           <w:p>
@@ -8059,23 +7465,7 @@
                 <w:sz w:val="18"/>
                 <w:szCs w:val="18"/>
               </w:rPr>
-              <w:t xml:space="preserve">Exploration et </w:t>
-            </w:r>
-            <w:proofErr w:type="spellStart"/>
-            <w:r>
-              <w:rPr>
-                <w:sz w:val="18"/>
-                <w:szCs w:val="18"/>
-              </w:rPr>
-              <w:t>visualisation</w:t>
-            </w:r>
-            <w:proofErr w:type="spellEnd"/>
-            <w:r>
-              <w:rPr>
-                <w:sz w:val="18"/>
-                <w:szCs w:val="18"/>
-              </w:rPr>
-              <w:t xml:space="preserve"> des données </w:t>
+              <w:t xml:space="preserve">Exploration et visualisation des données </w:t>
             </w:r>
           </w:p>
           <w:p>
@@ -8136,17 +7526,8 @@
                 <w:sz w:val="18"/>
                 <w:szCs w:val="18"/>
               </w:rPr>
-              <w:t xml:space="preserve">Documentation du </w:t>
-            </w:r>
-            <w:proofErr w:type="spellStart"/>
-            <w:r>
-              <w:rPr>
-                <w:sz w:val="18"/>
-                <w:szCs w:val="18"/>
-              </w:rPr>
-              <w:t>projet</w:t>
-            </w:r>
-            <w:proofErr w:type="spellEnd"/>
+              <w:t>Documentation du projet</w:t>
+            </w:r>
           </w:p>
           <w:p>
             <w:pPr>
@@ -8188,37 +7569,12 @@
                 <w:szCs w:val="18"/>
               </w:rPr>
             </w:pPr>
-            <w:proofErr w:type="spellStart"/>
             <w:r>
               <w:rPr>
                 <w:sz w:val="18"/>
                 <w:szCs w:val="18"/>
               </w:rPr>
-              <w:t>Préparation</w:t>
-            </w:r>
-            <w:proofErr w:type="spellEnd"/>
-            <w:r>
-              <w:rPr>
-                <w:sz w:val="18"/>
-                <w:szCs w:val="18"/>
-              </w:rPr>
-              <w:t xml:space="preserve"> et </w:t>
-            </w:r>
-            <w:proofErr w:type="spellStart"/>
-            <w:r>
-              <w:rPr>
-                <w:sz w:val="18"/>
-                <w:szCs w:val="18"/>
-              </w:rPr>
-              <w:t>analyse</w:t>
-            </w:r>
-            <w:proofErr w:type="spellEnd"/>
-            <w:r>
-              <w:rPr>
-                <w:sz w:val="18"/>
-                <w:szCs w:val="18"/>
-              </w:rPr>
-              <w:t xml:space="preserve"> des données </w:t>
+              <w:t xml:space="preserve">Préparation et analyse des données </w:t>
             </w:r>
           </w:p>
           <w:p>
@@ -8232,21 +7588,12 @@
                 <w:szCs w:val="18"/>
               </w:rPr>
             </w:pPr>
-            <w:proofErr w:type="spellStart"/>
             <w:r>
               <w:rPr>
                 <w:sz w:val="18"/>
                 <w:szCs w:val="18"/>
               </w:rPr>
-              <w:t>Modélisation</w:t>
-            </w:r>
-            <w:proofErr w:type="spellEnd"/>
-            <w:r>
-              <w:rPr>
-                <w:sz w:val="18"/>
-                <w:szCs w:val="18"/>
-              </w:rPr>
-              <w:t xml:space="preserve"> </w:t>
+              <w:t xml:space="preserve">Modélisation </w:t>
             </w:r>
           </w:p>
           <w:p>
@@ -8260,37 +7607,12 @@
                 <w:szCs w:val="18"/>
               </w:rPr>
             </w:pPr>
-            <w:proofErr w:type="spellStart"/>
             <w:r>
               <w:rPr>
                 <w:sz w:val="18"/>
                 <w:szCs w:val="18"/>
               </w:rPr>
-              <w:t>Évaluation</w:t>
-            </w:r>
-            <w:proofErr w:type="spellEnd"/>
-            <w:r>
-              <w:rPr>
-                <w:sz w:val="18"/>
-                <w:szCs w:val="18"/>
-              </w:rPr>
-              <w:t xml:space="preserve"> des </w:t>
-            </w:r>
-            <w:proofErr w:type="spellStart"/>
-            <w:r>
-              <w:rPr>
-                <w:sz w:val="18"/>
-                <w:szCs w:val="18"/>
-              </w:rPr>
-              <w:t>modèles</w:t>
-            </w:r>
-            <w:proofErr w:type="spellEnd"/>
-            <w:r>
-              <w:rPr>
-                <w:sz w:val="18"/>
-                <w:szCs w:val="18"/>
-              </w:rPr>
-              <w:t xml:space="preserve"> </w:t>
+              <w:t xml:space="preserve">Évaluation des modèles </w:t>
             </w:r>
           </w:p>
           <w:p>
@@ -8309,23 +7631,7 @@
                 <w:sz w:val="18"/>
                 <w:szCs w:val="18"/>
               </w:rPr>
-              <w:t xml:space="preserve">Documentation du </w:t>
-            </w:r>
-            <w:proofErr w:type="spellStart"/>
-            <w:r>
-              <w:rPr>
-                <w:sz w:val="18"/>
-                <w:szCs w:val="18"/>
-              </w:rPr>
-              <w:t>projet</w:t>
-            </w:r>
-            <w:proofErr w:type="spellEnd"/>
-            <w:r>
-              <w:rPr>
-                <w:sz w:val="18"/>
-                <w:szCs w:val="18"/>
-              </w:rPr>
-              <w:t xml:space="preserve"> </w:t>
+              <w:t xml:space="preserve">Documentation du projet </w:t>
             </w:r>
           </w:p>
           <w:p>
@@ -8818,19 +8124,8 @@
                 <w:sz w:val="20"/>
                 <w:szCs w:val="20"/>
               </w:rPr>
-              <w:t xml:space="preserve">Auteur / </w:t>
-            </w:r>
-            <w:proofErr w:type="spellStart"/>
-            <w:r>
-              <w:rPr>
-                <w:b/>
-                <w:bCs/>
-                <w:sz w:val="20"/>
-                <w:szCs w:val="20"/>
-              </w:rPr>
-              <w:t>organisation</w:t>
-            </w:r>
-            <w:proofErr w:type="spellEnd"/>
+              <w:t>Auteur / organisation</w:t>
+            </w:r>
           </w:p>
         </w:tc>
         <w:tc>
@@ -9047,63 +8342,32 @@
                 <w:sz w:val="20"/>
                 <w:szCs w:val="20"/>
               </w:rPr>
-              <w:t xml:space="preserve">Conditions </w:t>
-            </w:r>
-            <w:proofErr w:type="spellStart"/>
-            <w:r>
-              <w:rPr>
-                <w:b/>
-                <w:bCs/>
+              <w:t>Conditions d’utilisation / accès</w:t>
+            </w:r>
+          </w:p>
+        </w:tc>
+        <w:tc>
+          <w:tcPr>
+            <w:tcW w:w="5810" w:type="dxa"/>
+            <w:tcMar>
+              <w:top w:w="100" w:type="dxa"/>
+              <w:left w:w="100" w:type="dxa"/>
+              <w:bottom w:w="100" w:type="dxa"/>
+              <w:right w:w="100" w:type="dxa"/>
+            </w:tcMar>
+          </w:tcPr>
+          <w:p>
+            <w:pPr>
+              <w:rPr>
                 <w:sz w:val="20"/>
                 <w:szCs w:val="20"/>
               </w:rPr>
-              <w:t>d’utilisation</w:t>
-            </w:r>
-            <w:proofErr w:type="spellEnd"/>
-            <w:r>
-              <w:rPr>
-                <w:b/>
-                <w:bCs/>
+            </w:pPr>
+            <w:r>
+              <w:rPr>
                 <w:sz w:val="20"/>
                 <w:szCs w:val="20"/>
               </w:rPr>
-              <w:t xml:space="preserve"> / </w:t>
-            </w:r>
-            <w:proofErr w:type="spellStart"/>
-            <w:r>
-              <w:rPr>
-                <w:b/>
-                <w:bCs/>
-                <w:sz w:val="20"/>
-                <w:szCs w:val="20"/>
-              </w:rPr>
-              <w:t>accès</w:t>
-            </w:r>
-            <w:proofErr w:type="spellEnd"/>
-          </w:p>
-        </w:tc>
-        <w:tc>
-          <w:tcPr>
-            <w:tcW w:w="5810" w:type="dxa"/>
-            <w:tcMar>
-              <w:top w:w="100" w:type="dxa"/>
-              <w:left w:w="100" w:type="dxa"/>
-              <w:bottom w:w="100" w:type="dxa"/>
-              <w:right w:w="100" w:type="dxa"/>
-            </w:tcMar>
-          </w:tcPr>
-          <w:p>
-            <w:pPr>
-              <w:rPr>
-                <w:sz w:val="20"/>
-                <w:szCs w:val="20"/>
-              </w:rPr>
-            </w:pPr>
-            <w:r>
-              <w:rPr>
-                <w:sz w:val="20"/>
-                <w:szCs w:val="20"/>
-              </w:rPr>
               <w:t xml:space="preserve"> </w:t>
             </w:r>
             <w:r>
@@ -9111,17 +8375,8 @@
                 <w:sz w:val="18"/>
                 <w:szCs w:val="18"/>
               </w:rPr>
-              <w:t xml:space="preserve">Données publique et </w:t>
-            </w:r>
-            <w:proofErr w:type="spellStart"/>
-            <w:r>
-              <w:rPr>
-                <w:sz w:val="18"/>
-                <w:szCs w:val="18"/>
-              </w:rPr>
-              <w:t>gratuite</w:t>
-            </w:r>
-            <w:proofErr w:type="spellEnd"/>
+              <w:t>Données publique et gratuite</w:t>
+            </w:r>
           </w:p>
         </w:tc>
       </w:tr>
@@ -9397,19 +8652,8 @@
                 <w:sz w:val="20"/>
                 <w:szCs w:val="20"/>
               </w:rPr>
-              <w:t xml:space="preserve">Auteur / </w:t>
-            </w:r>
-            <w:proofErr w:type="spellStart"/>
-            <w:r>
-              <w:rPr>
-                <w:b/>
-                <w:bCs/>
-                <w:sz w:val="20"/>
-                <w:szCs w:val="20"/>
-              </w:rPr>
-              <w:t>organisation</w:t>
-            </w:r>
-            <w:proofErr w:type="spellEnd"/>
+              <w:t>Auteur / organisation</w:t>
+            </w:r>
           </w:p>
         </w:tc>
         <w:tc>
@@ -9642,39 +8886,8 @@
                 <w:sz w:val="20"/>
                 <w:szCs w:val="20"/>
               </w:rPr>
-              <w:t xml:space="preserve">Conditions </w:t>
-            </w:r>
-            <w:proofErr w:type="spellStart"/>
-            <w:r>
-              <w:rPr>
-                <w:b/>
-                <w:bCs/>
-                <w:sz w:val="20"/>
-                <w:szCs w:val="20"/>
-              </w:rPr>
-              <w:t>d’utilisation</w:t>
-            </w:r>
-            <w:proofErr w:type="spellEnd"/>
-            <w:r>
-              <w:rPr>
-                <w:b/>
-                <w:bCs/>
-                <w:sz w:val="20"/>
-                <w:szCs w:val="20"/>
-              </w:rPr>
-              <w:t xml:space="preserve"> / </w:t>
-            </w:r>
-            <w:proofErr w:type="spellStart"/>
-            <w:r>
-              <w:rPr>
-                <w:b/>
-                <w:bCs/>
-                <w:sz w:val="20"/>
-                <w:szCs w:val="20"/>
-              </w:rPr>
-              <w:t>accès</w:t>
-            </w:r>
-            <w:proofErr w:type="spellEnd"/>
+              <w:t>Conditions d’utilisation / accès</w:t>
+            </w:r>
           </w:p>
         </w:tc>
         <w:tc>
@@ -9724,15 +8937,7 @@
       <w:bookmarkStart w:id="17" w:name="_Toc1080090942"/>
       <w:r>
         <w:lastRenderedPageBreak/>
-        <w:t xml:space="preserve">4.2 Description </w:t>
-      </w:r>
-      <w:proofErr w:type="spellStart"/>
-      <w:r>
-        <w:t>générale</w:t>
-      </w:r>
-      <w:proofErr w:type="spellEnd"/>
-      <w:r>
-        <w:t xml:space="preserve"> des données</w:t>
+        <w:t>4.2 Description générale des données</w:t>
       </w:r>
       <w:bookmarkEnd w:id="17"/>
     </w:p>
@@ -9960,15 +9165,7 @@
       </w:pPr>
       <w:bookmarkStart w:id="20" w:name="_Toc43724186"/>
       <w:r>
-        <w:t xml:space="preserve">5.1 </w:t>
-      </w:r>
-      <w:proofErr w:type="spellStart"/>
-      <w:r>
-        <w:t>Principaux</w:t>
-      </w:r>
-      <w:proofErr w:type="spellEnd"/>
-      <w:r>
-        <w:t xml:space="preserve"> constats</w:t>
+        <w:t>5.1 Principaux constats</w:t>
       </w:r>
       <w:bookmarkEnd w:id="20"/>
     </w:p>
@@ -10750,25 +9947,7 @@
           <w:szCs w:val="18"/>
           <w:lang w:val="fr-CA"/>
         </w:rPr>
-        <w:t xml:space="preserve">- Vérifier que le </w:t>
-      </w:r>
-      <w:proofErr w:type="spellStart"/>
-      <w:r>
-        <w:rPr>
-          <w:sz w:val="18"/>
-          <w:szCs w:val="18"/>
-          <w:lang w:val="fr-CA"/>
-        </w:rPr>
-        <w:t>dataset</w:t>
-      </w:r>
-      <w:proofErr w:type="spellEnd"/>
-      <w:r>
-        <w:rPr>
-          <w:sz w:val="18"/>
-          <w:szCs w:val="18"/>
-          <w:lang w:val="fr-CA"/>
-        </w:rPr>
-        <w:t xml:space="preserve"> ne contient </w:t>
+        <w:t xml:space="preserve">- Vérifier que le dataset ne contient </w:t>
       </w:r>
       <w:r>
         <w:rPr>
@@ -10784,25 +9963,7 @@
           <w:szCs w:val="18"/>
           <w:lang w:val="fr-CA"/>
         </w:rPr>
-        <w:t xml:space="preserve"> données qui peuvent faire du </w:t>
-      </w:r>
-      <w:proofErr w:type="spellStart"/>
-      <w:r>
-        <w:rPr>
-          <w:sz w:val="18"/>
-          <w:szCs w:val="18"/>
-          <w:lang w:val="fr-CA"/>
-        </w:rPr>
-        <w:t>dataleak</w:t>
-      </w:r>
-      <w:proofErr w:type="spellEnd"/>
-      <w:r>
-        <w:rPr>
-          <w:sz w:val="18"/>
-          <w:szCs w:val="18"/>
-          <w:lang w:val="fr-CA"/>
-        </w:rPr>
-        <w:t>.</w:t>
+        <w:t xml:space="preserve"> données qui peuvent faire du dataleak.</w:t>
       </w:r>
     </w:p>
     <w:p>
@@ -11051,7 +10212,6 @@
             <w:pPr>
               <w:jc w:val="center"/>
             </w:pPr>
-            <w:proofErr w:type="spellStart"/>
             <w:r>
               <w:rPr>
                 <w:b/>
@@ -11059,7 +10219,6 @@
               </w:rPr>
               <w:t>Exemple</w:t>
             </w:r>
-            <w:proofErr w:type="spellEnd"/>
           </w:p>
         </w:tc>
         <w:tc>
@@ -11078,21 +10237,12 @@
             <w:pPr>
               <w:jc w:val="center"/>
             </w:pPr>
-            <w:proofErr w:type="spellStart"/>
             <w:r>
               <w:rPr>
                 <w:b/>
                 <w:sz w:val="19"/>
               </w:rPr>
-              <w:t>Utilisée</w:t>
-            </w:r>
-            <w:proofErr w:type="spellEnd"/>
-            <w:r>
-              <w:rPr>
-                <w:b/>
-                <w:sz w:val="19"/>
-              </w:rPr>
-              <w:t xml:space="preserve"> ?</w:t>
+              <w:t>Utilisée ?</w:t>
             </w:r>
           </w:p>
         </w:tc>
@@ -11175,30 +10325,14 @@
               <w:rPr>
                 <w:sz w:val="19"/>
               </w:rPr>
-              <w:t xml:space="preserve">Ou </w:t>
-            </w:r>
-            <w:proofErr w:type="spellStart"/>
-            <w:r>
-              <w:rPr>
-                <w:sz w:val="19"/>
-              </w:rPr>
-              <w:t>l’avion</w:t>
-            </w:r>
-            <w:proofErr w:type="spellEnd"/>
-            <w:r>
-              <w:rPr>
-                <w:sz w:val="19"/>
-              </w:rPr>
-              <w:t xml:space="preserve"> est </w:t>
-            </w:r>
-            <w:proofErr w:type="spellStart"/>
+              <w:t xml:space="preserve">Ou l’avion est </w:t>
+            </w:r>
             <w:r>
               <w:rPr>
                 <w:sz w:val="19"/>
               </w:rPr>
               <w:t>partie</w:t>
             </w:r>
-            <w:proofErr w:type="spellEnd"/>
           </w:p>
         </w:tc>
         <w:tc>
@@ -11222,16 +10356,8 @@
               <w:rPr>
                 <w:sz w:val="19"/>
               </w:rPr>
-              <w:t xml:space="preserve">Los </w:t>
-            </w:r>
-            <w:proofErr w:type="spellStart"/>
-            <w:r>
-              <w:rPr>
-                <w:sz w:val="19"/>
-              </w:rPr>
-              <w:t>angeles</w:t>
-            </w:r>
-            <w:proofErr w:type="spellEnd"/>
+              <w:t>Los angeles</w:t>
+            </w:r>
           </w:p>
         </w:tc>
         <w:tc>
@@ -11251,14 +10377,12 @@
               </w:rPr>
               <w:t xml:space="preserve"> </w:t>
             </w:r>
-            <w:proofErr w:type="spellStart"/>
             <w:r>
               <w:rPr>
                 <w:sz w:val="19"/>
               </w:rPr>
               <w:t>oui</w:t>
             </w:r>
-            <w:proofErr w:type="spellEnd"/>
           </w:p>
         </w:tc>
       </w:tr>
@@ -11332,22 +10456,33 @@
               <w:rPr>
                 <w:sz w:val="19"/>
               </w:rPr>
-              <w:t xml:space="preserve">Le </w:t>
-            </w:r>
-            <w:proofErr w:type="spellStart"/>
-            <w:r>
-              <w:rPr>
-                <w:sz w:val="19"/>
-              </w:rPr>
-              <w:t>mois</w:t>
-            </w:r>
-            <w:proofErr w:type="spellEnd"/>
+              <w:t xml:space="preserve">Le mois </w:t>
+            </w:r>
+          </w:p>
+        </w:tc>
+        <w:tc>
+          <w:tcPr>
+            <w:tcW w:w="2045" w:type="dxa"/>
+            <w:tcMar>
+              <w:top w:w="100" w:type="dxa"/>
+              <w:left w:w="100" w:type="dxa"/>
+              <w:bottom w:w="100" w:type="dxa"/>
+              <w:right w:w="100" w:type="dxa"/>
+            </w:tcMar>
+          </w:tcPr>
+          <w:p>
             <w:r>
               <w:rPr>
                 <w:sz w:val="19"/>
               </w:rPr>
               <w:t xml:space="preserve"> </w:t>
             </w:r>
+            <w:r>
+              <w:rPr>
+                <w:sz w:val="19"/>
+              </w:rPr>
+              <w:t>Février</w:t>
+            </w:r>
           </w:p>
         </w:tc>
         <w:tc>
@@ -11371,32 +10506,7 @@
               <w:rPr>
                 <w:sz w:val="19"/>
               </w:rPr>
-              <w:t>Février</w:t>
-            </w:r>
-          </w:p>
-        </w:tc>
-        <w:tc>
-          <w:tcPr>
-            <w:tcW w:w="2045" w:type="dxa"/>
-            <w:tcMar>
-              <w:top w:w="100" w:type="dxa"/>
-              <w:left w:w="100" w:type="dxa"/>
-              <w:bottom w:w="100" w:type="dxa"/>
-              <w:right w:w="100" w:type="dxa"/>
-            </w:tcMar>
-          </w:tcPr>
-          <w:p>
-            <w:r>
-              <w:rPr>
-                <w:sz w:val="19"/>
-              </w:rPr>
-              <w:t xml:space="preserve"> </w:t>
-            </w:r>
-            <w:r>
-              <w:rPr>
-                <w:sz w:val="19"/>
-              </w:rPr>
-              <w:t>OUI</w:t>
+              <w:t>oui</w:t>
             </w:r>
           </w:p>
         </w:tc>
@@ -11588,7 +10698,6 @@
               </w:rPr>
               <w:t xml:space="preserve"> </w:t>
             </w:r>
-            <w:proofErr w:type="spellStart"/>
             <w:r>
               <w:rPr>
                 <w:sz w:val="19"/>
@@ -11596,7 +10705,6 @@
               </w:rPr>
               <w:t>Dest_city_name</w:t>
             </w:r>
-            <w:proofErr w:type="spellEnd"/>
           </w:p>
         </w:tc>
         <w:tc>
@@ -11622,7 +10730,6 @@
               </w:rPr>
               <w:t xml:space="preserve"> </w:t>
             </w:r>
-            <w:proofErr w:type="spellStart"/>
             <w:r>
               <w:rPr>
                 <w:sz w:val="19"/>
@@ -11630,7 +10737,6 @@
               </w:rPr>
               <w:t>object</w:t>
             </w:r>
-            <w:proofErr w:type="spellEnd"/>
           </w:p>
         </w:tc>
         <w:tc>
@@ -11654,23 +10760,39 @@
                 <w:sz w:val="19"/>
                 <w:lang w:val="fr-CA"/>
               </w:rPr>
-              <w:t xml:space="preserve">L’endroit </w:t>
-            </w:r>
-            <w:proofErr w:type="spellStart"/>
-            <w:r>
-              <w:rPr>
-                <w:sz w:val="19"/>
+              <w:t>L’endroit ou le vol se dirige.</w:t>
+            </w:r>
+          </w:p>
+        </w:tc>
+        <w:tc>
+          <w:tcPr>
+            <w:tcW w:w="2045" w:type="dxa"/>
+            <w:tcMar>
+              <w:top w:w="100" w:type="dxa"/>
+              <w:left w:w="100" w:type="dxa"/>
+              <w:bottom w:w="100" w:type="dxa"/>
+              <w:right w:w="100" w:type="dxa"/>
+            </w:tcMar>
+          </w:tcPr>
+          <w:p>
+            <w:pPr>
+              <w:rPr>
                 <w:lang w:val="fr-CA"/>
               </w:rPr>
-              <w:t>ou</w:t>
-            </w:r>
-            <w:proofErr w:type="spellEnd"/>
+            </w:pPr>
             <w:r>
               <w:rPr>
                 <w:sz w:val="19"/>
                 <w:lang w:val="fr-CA"/>
               </w:rPr>
-              <w:t xml:space="preserve"> le vol se dirige.</w:t>
+              <w:t xml:space="preserve"> </w:t>
+            </w:r>
+            <w:r>
+              <w:rPr>
+                <w:sz w:val="19"/>
+                <w:lang w:val="fr-CA"/>
+              </w:rPr>
+              <w:t>Orlando</w:t>
             </w:r>
           </w:p>
         </w:tc>
@@ -11702,39 +10824,7 @@
                 <w:sz w:val="19"/>
                 <w:lang w:val="fr-CA"/>
               </w:rPr>
-              <w:t>Orlando</w:t>
-            </w:r>
-          </w:p>
-        </w:tc>
-        <w:tc>
-          <w:tcPr>
-            <w:tcW w:w="2045" w:type="dxa"/>
-            <w:tcMar>
-              <w:top w:w="100" w:type="dxa"/>
-              <w:left w:w="100" w:type="dxa"/>
-              <w:bottom w:w="100" w:type="dxa"/>
-              <w:right w:w="100" w:type="dxa"/>
-            </w:tcMar>
-          </w:tcPr>
-          <w:p>
-            <w:pPr>
-              <w:rPr>
-                <w:lang w:val="fr-CA"/>
-              </w:rPr>
-            </w:pPr>
-            <w:r>
-              <w:rPr>
-                <w:sz w:val="19"/>
-                <w:lang w:val="fr-CA"/>
-              </w:rPr>
-              <w:t xml:space="preserve"> </w:t>
-            </w:r>
-            <w:r>
-              <w:rPr>
-                <w:sz w:val="19"/>
-                <w:lang w:val="fr-CA"/>
-              </w:rPr>
-              <w:t>OUI</w:t>
+              <w:t>oui</w:t>
             </w:r>
           </w:p>
         </w:tc>
@@ -12014,31 +11104,13 @@
             <w:pPr>
               <w:jc w:val="center"/>
             </w:pPr>
-            <w:proofErr w:type="spellStart"/>
             <w:r>
               <w:rPr>
                 <w:b/>
                 <w:sz w:val="19"/>
               </w:rPr>
-              <w:t>Tâches</w:t>
-            </w:r>
-            <w:proofErr w:type="spellEnd"/>
-            <w:r>
-              <w:rPr>
-                <w:b/>
-                <w:sz w:val="19"/>
-              </w:rPr>
-              <w:t xml:space="preserve"> </w:t>
-            </w:r>
-            <w:proofErr w:type="spellStart"/>
-            <w:r>
-              <w:rPr>
-                <w:b/>
-                <w:sz w:val="19"/>
-              </w:rPr>
-              <w:t>prévues</w:t>
-            </w:r>
-            <w:proofErr w:type="spellEnd"/>
+              <w:t>Tâches prévues</w:t>
+            </w:r>
           </w:p>
         </w:tc>
         <w:tc>
@@ -12057,21 +11129,12 @@
             <w:pPr>
               <w:jc w:val="center"/>
             </w:pPr>
-            <w:proofErr w:type="spellStart"/>
             <w:r>
               <w:rPr>
                 <w:b/>
                 <w:sz w:val="19"/>
               </w:rPr>
-              <w:t>Responsable</w:t>
-            </w:r>
-            <w:proofErr w:type="spellEnd"/>
-            <w:r>
-              <w:rPr>
-                <w:b/>
-                <w:sz w:val="19"/>
-              </w:rPr>
-              <w:t>(s)</w:t>
+              <w:t>Responsable(s)</w:t>
             </w:r>
           </w:p>
         </w:tc>
@@ -12091,21 +11154,12 @@
             <w:pPr>
               <w:jc w:val="center"/>
             </w:pPr>
-            <w:proofErr w:type="spellStart"/>
             <w:r>
               <w:rPr>
                 <w:b/>
                 <w:sz w:val="19"/>
               </w:rPr>
-              <w:t>Échéance</w:t>
-            </w:r>
-            <w:proofErr w:type="spellEnd"/>
-            <w:r>
-              <w:rPr>
-                <w:b/>
-                <w:sz w:val="19"/>
-              </w:rPr>
-              <w:t xml:space="preserve"> prévue</w:t>
+              <w:t>Échéance prévue</w:t>
             </w:r>
           </w:p>
         </w:tc>
@@ -12157,31 +11211,13 @@
                 <w:szCs w:val="21"/>
               </w:rPr>
             </w:pPr>
-            <w:proofErr w:type="spellStart"/>
             <w:r>
               <w:rPr>
                 <w:sz w:val="18"/>
                 <w:szCs w:val="21"/>
               </w:rPr>
-              <w:t>Définition</w:t>
-            </w:r>
-            <w:proofErr w:type="spellEnd"/>
-            <w:r>
-              <w:rPr>
-                <w:sz w:val="18"/>
-                <w:szCs w:val="21"/>
-              </w:rPr>
-              <w:t xml:space="preserve"> du </w:t>
-            </w:r>
-            <w:proofErr w:type="spellStart"/>
-            <w:r>
-              <w:rPr>
-                <w:sz w:val="18"/>
-                <w:szCs w:val="21"/>
-              </w:rPr>
-              <w:t>problème</w:t>
-            </w:r>
-            <w:proofErr w:type="spellEnd"/>
+              <w:t>Définition du problème</w:t>
+            </w:r>
           </w:p>
         </w:tc>
         <w:tc>
@@ -12377,21 +11413,12 @@
               </w:rPr>
               <w:t xml:space="preserve"> </w:t>
             </w:r>
-            <w:proofErr w:type="spellStart"/>
             <w:r>
               <w:rPr>
                 <w:sz w:val="18"/>
                 <w:szCs w:val="21"/>
               </w:rPr>
-              <w:t>Collecte</w:t>
-            </w:r>
-            <w:proofErr w:type="spellEnd"/>
-            <w:r>
-              <w:rPr>
-                <w:sz w:val="18"/>
-                <w:szCs w:val="21"/>
-              </w:rPr>
-              <w:t xml:space="preserve"> des données</w:t>
+              <w:t>Collecte des données</w:t>
             </w:r>
           </w:p>
         </w:tc>
@@ -12729,21 +11756,12 @@
                 <w:szCs w:val="21"/>
               </w:rPr>
             </w:pPr>
-            <w:proofErr w:type="spellStart"/>
             <w:r>
               <w:rPr>
                 <w:sz w:val="18"/>
                 <w:szCs w:val="21"/>
               </w:rPr>
-              <w:t>Préparation</w:t>
-            </w:r>
-            <w:proofErr w:type="spellEnd"/>
-            <w:r>
-              <w:rPr>
-                <w:sz w:val="18"/>
-                <w:szCs w:val="21"/>
-              </w:rPr>
-              <w:t xml:space="preserve"> des données</w:t>
+              <w:t>Préparation des données</w:t>
             </w:r>
           </w:p>
         </w:tc>
@@ -12846,17 +11864,8 @@
                 <w:sz w:val="18"/>
                 <w:szCs w:val="21"/>
               </w:rPr>
-              <w:t xml:space="preserve">11 </w:t>
-            </w:r>
-            <w:proofErr w:type="spellStart"/>
-            <w:r>
-              <w:rPr>
-                <w:sz w:val="18"/>
-                <w:szCs w:val="21"/>
-              </w:rPr>
-              <w:t>novembre</w:t>
-            </w:r>
-            <w:proofErr w:type="spellEnd"/>
+              <w:t>11 novembre</w:t>
+            </w:r>
           </w:p>
         </w:tc>
         <w:tc>
@@ -12920,17 +11929,8 @@
                 <w:sz w:val="18"/>
                 <w:szCs w:val="21"/>
               </w:rPr>
-              <w:t xml:space="preserve"> </w:t>
-            </w:r>
-            <w:proofErr w:type="spellStart"/>
-            <w:r>
-              <w:rPr>
-                <w:sz w:val="18"/>
-                <w:szCs w:val="21"/>
-              </w:rPr>
-              <w:t>Modélisation</w:t>
-            </w:r>
-            <w:proofErr w:type="spellEnd"/>
+              <w:t xml:space="preserve"> Modélisation</w:t>
+            </w:r>
           </w:p>
         </w:tc>
         <w:tc>
@@ -13032,17 +12032,8 @@
                 <w:sz w:val="18"/>
                 <w:szCs w:val="21"/>
               </w:rPr>
-              <w:t xml:space="preserve">11 </w:t>
-            </w:r>
-            <w:proofErr w:type="spellStart"/>
-            <w:r>
-              <w:rPr>
-                <w:sz w:val="18"/>
-                <w:szCs w:val="21"/>
-              </w:rPr>
-              <w:t>novembre</w:t>
-            </w:r>
-            <w:proofErr w:type="spellEnd"/>
+              <w:t>11 novembre</w:t>
+            </w:r>
           </w:p>
         </w:tc>
         <w:tc>
@@ -13101,28 +12092,12 @@
               </w:rPr>
               <w:t xml:space="preserve"> </w:t>
             </w:r>
-            <w:proofErr w:type="spellStart"/>
-            <w:r>
-              <w:rPr>
-                <w:sz w:val="19"/>
-              </w:rPr>
-              <w:t>Évaluation</w:t>
-            </w:r>
-            <w:proofErr w:type="spellEnd"/>
-            <w:r>
-              <w:rPr>
-                <w:sz w:val="19"/>
-              </w:rPr>
-              <w:t xml:space="preserve"> et </w:t>
-            </w:r>
-            <w:proofErr w:type="spellStart"/>
-            <w:r>
-              <w:rPr>
-                <w:sz w:val="19"/>
-              </w:rPr>
-              <w:t>optimisation</w:t>
-            </w:r>
-            <w:proofErr w:type="spellEnd"/>
+            <w:r>
+              <w:rPr>
+                <w:sz w:val="19"/>
+              </w:rPr>
+              <w:t>Évaluation et optimisation</w:t>
+            </w:r>
           </w:p>
         </w:tc>
         <w:tc>
@@ -13204,17 +12179,8 @@
                 <w:sz w:val="18"/>
                 <w:szCs w:val="21"/>
               </w:rPr>
-              <w:t xml:space="preserve">11 </w:t>
-            </w:r>
-            <w:proofErr w:type="spellStart"/>
-            <w:r>
-              <w:rPr>
-                <w:sz w:val="18"/>
-                <w:szCs w:val="21"/>
-              </w:rPr>
-              <w:t>novembre</w:t>
-            </w:r>
-            <w:proofErr w:type="spellEnd"/>
+              <w:t>11 novembre</w:t>
+            </w:r>
           </w:p>
         </w:tc>
         <w:tc>
@@ -13265,7 +12231,6 @@
                 <w:szCs w:val="21"/>
               </w:rPr>
             </w:pPr>
-            <w:proofErr w:type="spellStart"/>
             <w:r>
               <w:rPr>
                 <w:sz w:val="18"/>
@@ -13273,7 +12238,6 @@
               </w:rPr>
               <w:t>Déploiement</w:t>
             </w:r>
-            <w:proofErr w:type="spellEnd"/>
           </w:p>
         </w:tc>
         <w:tc>
@@ -13434,17 +12398,8 @@
                 <w:sz w:val="18"/>
                 <w:szCs w:val="21"/>
               </w:rPr>
-              <w:t xml:space="preserve">9 </w:t>
-            </w:r>
-            <w:proofErr w:type="spellStart"/>
-            <w:r>
-              <w:rPr>
-                <w:sz w:val="18"/>
-                <w:szCs w:val="21"/>
-              </w:rPr>
-              <w:t>décembre</w:t>
-            </w:r>
-            <w:proofErr w:type="spellEnd"/>
+              <w:t>9 décembre</w:t>
+            </w:r>
           </w:p>
         </w:tc>
         <w:tc>
@@ -13501,14 +12456,7 @@
                 <w:sz w:val="18"/>
                 <w:szCs w:val="21"/>
               </w:rPr>
-              <w:t xml:space="preserve"> </w:t>
-            </w:r>
-            <w:r>
-              <w:rPr>
-                <w:sz w:val="18"/>
-                <w:szCs w:val="21"/>
-              </w:rPr>
-              <w:t>Documentation finale</w:t>
+              <w:t xml:space="preserve"> Documentation finale</w:t>
             </w:r>
           </w:p>
         </w:tc>
@@ -13607,17 +12555,8 @@
                 <w:sz w:val="18"/>
                 <w:szCs w:val="21"/>
               </w:rPr>
-              <w:t xml:space="preserve">16 </w:t>
-            </w:r>
-            <w:proofErr w:type="spellStart"/>
-            <w:r>
-              <w:rPr>
-                <w:sz w:val="18"/>
-                <w:szCs w:val="21"/>
-              </w:rPr>
-              <w:t>décembre</w:t>
-            </w:r>
-            <w:proofErr w:type="spellEnd"/>
+              <w:t>16 décembre</w:t>
+            </w:r>
           </w:p>
         </w:tc>
         <w:tc>
@@ -13675,37 +12614,12 @@
       <w:pPr>
         <w:spacing w:after="80"/>
       </w:pPr>
-      <w:proofErr w:type="spellStart"/>
       <w:r>
         <w:rPr>
           <w:b/>
           <w:bCs/>
         </w:rPr>
-        <w:t>Qu’avons</w:t>
-      </w:r>
-      <w:proofErr w:type="spellEnd"/>
-      <w:r>
-        <w:rPr>
-          <w:b/>
-          <w:bCs/>
-        </w:rPr>
-        <w:t xml:space="preserve">-nous accompli </w:t>
-      </w:r>
-      <w:proofErr w:type="spellStart"/>
-      <w:r>
-        <w:rPr>
-          <w:b/>
-          <w:bCs/>
-        </w:rPr>
-        <w:t>jusqu’ici</w:t>
-      </w:r>
-      <w:proofErr w:type="spellEnd"/>
-      <w:r>
-        <w:rPr>
-          <w:b/>
-          <w:bCs/>
-        </w:rPr>
-        <w:t xml:space="preserve"> ?</w:t>
+        <w:t>Qu’avons-nous accompli jusqu’ici ?</w:t>
       </w:r>
     </w:p>
     <w:p>
@@ -13723,15 +12637,7 @@
           <w:szCs w:val="20"/>
           <w:lang w:val="fr-CA"/>
         </w:rPr>
-        <w:t>Nous avons défini le problème, les objectifs et le périmètre du projet. Nous avons aussi réparti les tâches entre les membres de l’équipe.</w:t>
-      </w:r>
-      <w:r>
-        <w:rPr>
-          <w:sz w:val="18"/>
-          <w:szCs w:val="20"/>
-          <w:lang w:val="fr-CA"/>
-        </w:rPr>
-        <w:t xml:space="preserve"> Pour finir, nous avons regarder les jeu de données.</w:t>
+        <w:t>Nous avons défini le problème, les objectifs et le périmètre du projet. Nous avons aussi réparti les tâches entre les membres de l’équipe. Pour finir, nous avons regarder les jeu de données.</w:t>
       </w:r>
     </w:p>
     <w:p>
@@ -13933,25 +12839,7 @@
           <w:szCs w:val="18"/>
           <w:lang w:val="fr-CA"/>
         </w:rPr>
-        <w:t xml:space="preserve">vérifier si le </w:t>
-      </w:r>
-      <w:proofErr w:type="spellStart"/>
-      <w:r>
-        <w:rPr>
-          <w:sz w:val="18"/>
-          <w:szCs w:val="18"/>
-          <w:lang w:val="fr-CA"/>
-        </w:rPr>
-        <w:t>dataset</w:t>
-      </w:r>
-      <w:proofErr w:type="spellEnd"/>
-      <w:r>
-        <w:rPr>
-          <w:sz w:val="18"/>
-          <w:szCs w:val="18"/>
-          <w:lang w:val="fr-CA"/>
-        </w:rPr>
-        <w:t xml:space="preserve"> est </w:t>
+        <w:t xml:space="preserve">vérifier si le dataset est </w:t>
       </w:r>
       <w:r>
         <w:rPr>
@@ -14315,31 +13203,13 @@
             <w:pPr>
               <w:jc w:val="center"/>
             </w:pPr>
-            <w:proofErr w:type="spellStart"/>
             <w:r>
               <w:rPr>
                 <w:b/>
                 <w:sz w:val="19"/>
               </w:rPr>
-              <w:t>Élément</w:t>
-            </w:r>
-            <w:proofErr w:type="spellEnd"/>
-            <w:r>
-              <w:rPr>
-                <w:b/>
-                <w:sz w:val="19"/>
-              </w:rPr>
-              <w:t xml:space="preserve"> </w:t>
-            </w:r>
-            <w:proofErr w:type="spellStart"/>
-            <w:r>
-              <w:rPr>
-                <w:b/>
-                <w:sz w:val="19"/>
-              </w:rPr>
-              <w:t>modifié</w:t>
-            </w:r>
-            <w:proofErr w:type="spellEnd"/>
+              <w:t>Élément modifié</w:t>
+            </w:r>
           </w:p>
         </w:tc>
         <w:tc>
@@ -14363,33 +13233,8 @@
                 <w:b/>
                 <w:sz w:val="19"/>
               </w:rPr>
-              <w:t xml:space="preserve">Ce qui </w:t>
-            </w:r>
-            <w:proofErr w:type="spellStart"/>
-            <w:r>
-              <w:rPr>
-                <w:b/>
-                <w:sz w:val="19"/>
-              </w:rPr>
-              <w:t>était</w:t>
-            </w:r>
-            <w:proofErr w:type="spellEnd"/>
-            <w:r>
-              <w:rPr>
-                <w:b/>
-                <w:sz w:val="19"/>
-              </w:rPr>
-              <w:t xml:space="preserve"> </w:t>
-            </w:r>
-            <w:proofErr w:type="spellStart"/>
-            <w:r>
-              <w:rPr>
-                <w:b/>
-                <w:sz w:val="19"/>
-              </w:rPr>
-              <w:t>prévu</w:t>
-            </w:r>
-            <w:proofErr w:type="spellEnd"/>
+              <w:t>Ce qui était prévu</w:t>
+            </w:r>
           </w:p>
         </w:tc>
         <w:tc>
@@ -14413,17 +13258,8 @@
                 <w:b/>
                 <w:sz w:val="19"/>
               </w:rPr>
-              <w:t xml:space="preserve">Ce qui a </w:t>
-            </w:r>
-            <w:proofErr w:type="spellStart"/>
-            <w:r>
-              <w:rPr>
-                <w:b/>
-                <w:sz w:val="19"/>
-              </w:rPr>
-              <w:t>changé</w:t>
-            </w:r>
-            <w:proofErr w:type="spellEnd"/>
+              <w:t>Ce qui a changé</w:t>
+            </w:r>
           </w:p>
         </w:tc>
         <w:tc>
@@ -14442,21 +13278,12 @@
             <w:pPr>
               <w:jc w:val="center"/>
             </w:pPr>
-            <w:proofErr w:type="spellStart"/>
             <w:r>
               <w:rPr>
                 <w:b/>
                 <w:sz w:val="19"/>
               </w:rPr>
-              <w:t>Pourquoi</w:t>
-            </w:r>
-            <w:proofErr w:type="spellEnd"/>
-            <w:r>
-              <w:rPr>
-                <w:b/>
-                <w:sz w:val="19"/>
-              </w:rPr>
-              <w:t xml:space="preserve"> ?</w:t>
+              <w:t>Pourquoi ?</w:t>
             </w:r>
           </w:p>
         </w:tc>
@@ -14802,15 +13629,7 @@
       </w:pPr>
       <w:bookmarkStart w:id="27" w:name="_Toc2082795802"/>
       <w:r>
-        <w:t xml:space="preserve">10. </w:t>
-      </w:r>
-      <w:proofErr w:type="spellStart"/>
-      <w:r>
-        <w:t>Préparation</w:t>
-      </w:r>
-      <w:proofErr w:type="spellEnd"/>
-      <w:r>
-        <w:t xml:space="preserve"> des données</w:t>
+        <w:t>10. Préparation des données</w:t>
       </w:r>
       <w:bookmarkEnd w:id="27"/>
     </w:p>
@@ -14867,17 +13686,8 @@
                 <w:b/>
                 <w:sz w:val="19"/>
               </w:rPr>
-              <w:t xml:space="preserve">Action </w:t>
-            </w:r>
-            <w:proofErr w:type="spellStart"/>
-            <w:r>
-              <w:rPr>
-                <w:b/>
-                <w:sz w:val="19"/>
-              </w:rPr>
-              <w:t>réalisée</w:t>
-            </w:r>
-            <w:proofErr w:type="spellEnd"/>
+              <w:t>Action réalisée</w:t>
+            </w:r>
           </w:p>
         </w:tc>
         <w:tc>
@@ -14896,53 +13706,12 @@
             <w:pPr>
               <w:jc w:val="center"/>
             </w:pPr>
-            <w:proofErr w:type="spellStart"/>
             <w:r>
               <w:rPr>
                 <w:b/>
                 <w:sz w:val="19"/>
               </w:rPr>
-              <w:t>Pourquoi</w:t>
-            </w:r>
-            <w:proofErr w:type="spellEnd"/>
-            <w:r>
-              <w:rPr>
-                <w:b/>
-                <w:sz w:val="19"/>
-              </w:rPr>
-              <w:t xml:space="preserve"> </w:t>
-            </w:r>
-            <w:proofErr w:type="spellStart"/>
-            <w:r>
-              <w:rPr>
-                <w:b/>
-                <w:sz w:val="19"/>
-              </w:rPr>
-              <w:t>était-elle</w:t>
-            </w:r>
-            <w:proofErr w:type="spellEnd"/>
-            <w:r>
-              <w:rPr>
-                <w:b/>
-                <w:sz w:val="19"/>
-              </w:rPr>
-              <w:t xml:space="preserve"> </w:t>
-            </w:r>
-            <w:proofErr w:type="spellStart"/>
-            <w:r>
-              <w:rPr>
-                <w:b/>
-                <w:sz w:val="19"/>
-              </w:rPr>
-              <w:t>nécessaire</w:t>
-            </w:r>
-            <w:proofErr w:type="spellEnd"/>
-            <w:r>
-              <w:rPr>
-                <w:b/>
-                <w:sz w:val="19"/>
-              </w:rPr>
-              <w:t xml:space="preserve"> ?</w:t>
+              <w:t>Pourquoi était-elle nécessaire ?</w:t>
             </w:r>
           </w:p>
         </w:tc>
@@ -14962,21 +13731,12 @@
             <w:pPr>
               <w:jc w:val="center"/>
             </w:pPr>
-            <w:proofErr w:type="spellStart"/>
             <w:r>
               <w:rPr>
                 <w:b/>
                 <w:sz w:val="19"/>
               </w:rPr>
-              <w:t>Résultat</w:t>
-            </w:r>
-            <w:proofErr w:type="spellEnd"/>
-            <w:r>
-              <w:rPr>
-                <w:b/>
-                <w:sz w:val="19"/>
-              </w:rPr>
-              <w:t xml:space="preserve"> / effet obtenu</w:t>
+              <w:t>Résultat / effet obtenu</w:t>
             </w:r>
           </w:p>
         </w:tc>
@@ -15462,17 +14222,8 @@
                 <w:b/>
                 <w:sz w:val="19"/>
               </w:rPr>
-              <w:t xml:space="preserve">Transformation </w:t>
-            </w:r>
-            <w:proofErr w:type="spellStart"/>
-            <w:r>
-              <w:rPr>
-                <w:b/>
-                <w:sz w:val="19"/>
-              </w:rPr>
-              <w:t>appliquée</w:t>
-            </w:r>
-            <w:proofErr w:type="spellEnd"/>
+              <w:t>Transformation appliquée</w:t>
+            </w:r>
           </w:p>
         </w:tc>
         <w:tc>
@@ -15491,21 +14242,12 @@
             <w:pPr>
               <w:jc w:val="center"/>
             </w:pPr>
-            <w:proofErr w:type="spellStart"/>
             <w:r>
               <w:rPr>
                 <w:b/>
                 <w:sz w:val="19"/>
               </w:rPr>
-              <w:t>Utilisée</w:t>
-            </w:r>
-            <w:proofErr w:type="spellEnd"/>
-            <w:r>
-              <w:rPr>
-                <w:b/>
-                <w:sz w:val="19"/>
-              </w:rPr>
-              <w:t xml:space="preserve"> ?</w:t>
+              <w:t>Utilisée ?</w:t>
             </w:r>
           </w:p>
         </w:tc>
@@ -16028,14 +14770,9 @@
       </w:pPr>
       <w:bookmarkStart w:id="29" w:name="_Toc1769301782"/>
       <w:r>
-        <w:t xml:space="preserve">11. </w:t>
-      </w:r>
-      <w:proofErr w:type="spellStart"/>
-      <w:r>
-        <w:t>Modélisation</w:t>
+        <w:t>11. Modélisation</w:t>
       </w:r>
       <w:bookmarkEnd w:id="29"/>
-      <w:proofErr w:type="spellEnd"/>
     </w:p>
     <w:p>
       <w:pPr>
@@ -16044,22 +14781,9 @@
       </w:pPr>
       <w:bookmarkStart w:id="30" w:name="_Toc561233477"/>
       <w:r>
-        <w:t xml:space="preserve">11.1 </w:t>
-      </w:r>
-      <w:proofErr w:type="spellStart"/>
-      <w:r>
-        <w:t>Modèle</w:t>
-      </w:r>
-      <w:proofErr w:type="spellEnd"/>
-      <w:r>
-        <w:t xml:space="preserve"> de </w:t>
-      </w:r>
-      <w:proofErr w:type="spellStart"/>
-      <w:r>
-        <w:t>référence</w:t>
+        <w:t>11.1 Modèle de référence</w:t>
       </w:r>
       <w:bookmarkEnd w:id="30"/>
-      <w:proofErr w:type="spellEnd"/>
     </w:p>
     <w:p>
       <w:pPr>
@@ -16214,31 +14938,13 @@
             <w:pPr>
               <w:jc w:val="center"/>
             </w:pPr>
-            <w:proofErr w:type="spellStart"/>
             <w:r>
               <w:rPr>
                 <w:b/>
                 <w:sz w:val="19"/>
               </w:rPr>
-              <w:t>Modèle</w:t>
-            </w:r>
-            <w:proofErr w:type="spellEnd"/>
-            <w:r>
-              <w:rPr>
-                <w:b/>
-                <w:sz w:val="19"/>
-              </w:rPr>
-              <w:t xml:space="preserve"> / </w:t>
-            </w:r>
-            <w:proofErr w:type="spellStart"/>
-            <w:r>
-              <w:rPr>
-                <w:b/>
-                <w:sz w:val="19"/>
-              </w:rPr>
-              <w:t>approche</w:t>
-            </w:r>
-            <w:proofErr w:type="spellEnd"/>
+              <w:t>Modèle / approche</w:t>
+            </w:r>
           </w:p>
         </w:tc>
         <w:tc>
@@ -16257,53 +14963,12 @@
             <w:pPr>
               <w:jc w:val="center"/>
             </w:pPr>
-            <w:proofErr w:type="spellStart"/>
             <w:r>
               <w:rPr>
                 <w:b/>
                 <w:sz w:val="19"/>
               </w:rPr>
-              <w:t>Pourquoi</w:t>
-            </w:r>
-            <w:proofErr w:type="spellEnd"/>
-            <w:r>
-              <w:rPr>
-                <w:b/>
-                <w:sz w:val="19"/>
-              </w:rPr>
-              <w:t xml:space="preserve"> </w:t>
-            </w:r>
-            <w:proofErr w:type="spellStart"/>
-            <w:r>
-              <w:rPr>
-                <w:b/>
-                <w:sz w:val="19"/>
-              </w:rPr>
-              <w:t>l’avoir</w:t>
-            </w:r>
-            <w:proofErr w:type="spellEnd"/>
-            <w:r>
-              <w:rPr>
-                <w:b/>
-                <w:sz w:val="19"/>
-              </w:rPr>
-              <w:t xml:space="preserve"> </w:t>
-            </w:r>
-            <w:proofErr w:type="spellStart"/>
-            <w:r>
-              <w:rPr>
-                <w:b/>
-                <w:sz w:val="19"/>
-              </w:rPr>
-              <w:t>testé</w:t>
-            </w:r>
-            <w:proofErr w:type="spellEnd"/>
-            <w:r>
-              <w:rPr>
-                <w:b/>
-                <w:sz w:val="19"/>
-              </w:rPr>
-              <w:t xml:space="preserve"> ?</w:t>
+              <w:t>Pourquoi l’avoir testé ?</w:t>
             </w:r>
           </w:p>
         </w:tc>
@@ -16323,31 +14988,13 @@
             <w:pPr>
               <w:jc w:val="center"/>
             </w:pPr>
-            <w:proofErr w:type="spellStart"/>
             <w:r>
               <w:rPr>
                 <w:b/>
                 <w:sz w:val="19"/>
               </w:rPr>
-              <w:t>Paramètres</w:t>
-            </w:r>
-            <w:proofErr w:type="spellEnd"/>
-            <w:r>
-              <w:rPr>
-                <w:b/>
-                <w:sz w:val="19"/>
-              </w:rPr>
-              <w:t xml:space="preserve"> ou éléments </w:t>
-            </w:r>
-            <w:proofErr w:type="spellStart"/>
-            <w:r>
-              <w:rPr>
-                <w:b/>
-                <w:sz w:val="19"/>
-              </w:rPr>
-              <w:t>importants</w:t>
-            </w:r>
-            <w:proofErr w:type="spellEnd"/>
+              <w:t>Paramètres ou éléments importants</w:t>
+            </w:r>
           </w:p>
         </w:tc>
       </w:tr>
@@ -16616,14 +15263,9 @@
       </w:pPr>
       <w:bookmarkStart w:id="32" w:name="_Toc1288578959"/>
       <w:r>
-        <w:t xml:space="preserve">12. </w:t>
-      </w:r>
-      <w:proofErr w:type="spellStart"/>
-      <w:r>
-        <w:t>Optimisation</w:t>
+        <w:t>12. Optimisation</w:t>
       </w:r>
       <w:bookmarkEnd w:id="32"/>
-      <w:proofErr w:type="spellEnd"/>
     </w:p>
     <w:p>
       <w:pPr>
@@ -16673,32 +15315,14 @@
             <w:pPr>
               <w:jc w:val="center"/>
             </w:pPr>
-            <w:proofErr w:type="spellStart"/>
             <w:r>
               <w:rPr>
                 <w:b/>
                 <w:sz w:val="19"/>
               </w:rPr>
               <w:lastRenderedPageBreak/>
-              <w:t>Approche</w:t>
-            </w:r>
-            <w:proofErr w:type="spellEnd"/>
-            <w:r>
-              <w:rPr>
-                <w:b/>
-                <w:sz w:val="19"/>
-              </w:rPr>
-              <w:t xml:space="preserve"> </w:t>
-            </w:r>
-            <w:proofErr w:type="spellStart"/>
-            <w:r>
-              <w:rPr>
-                <w:b/>
-                <w:sz w:val="19"/>
-              </w:rPr>
-              <w:t>d’optimisation</w:t>
-            </w:r>
-            <w:proofErr w:type="spellEnd"/>
+              <w:t>Approche d’optimisation</w:t>
+            </w:r>
           </w:p>
         </w:tc>
         <w:tc>
@@ -16746,21 +15370,12 @@
             <w:pPr>
               <w:jc w:val="center"/>
             </w:pPr>
-            <w:proofErr w:type="spellStart"/>
             <w:r>
               <w:rPr>
                 <w:b/>
                 <w:sz w:val="19"/>
               </w:rPr>
-              <w:t>Effet</w:t>
-            </w:r>
-            <w:proofErr w:type="spellEnd"/>
-            <w:r>
-              <w:rPr>
-                <w:b/>
-                <w:sz w:val="19"/>
-              </w:rPr>
-              <w:t xml:space="preserve"> observé</w:t>
+              <w:t>Effet observé</w:t>
             </w:r>
           </w:p>
         </w:tc>
@@ -17030,22 +15645,9 @@
       </w:pPr>
       <w:bookmarkStart w:id="33" w:name="_Toc648129540"/>
       <w:r>
-        <w:t xml:space="preserve">13. </w:t>
-      </w:r>
-      <w:proofErr w:type="spellStart"/>
-      <w:r>
-        <w:t>Évaluation</w:t>
-      </w:r>
-      <w:proofErr w:type="spellEnd"/>
-      <w:r>
-        <w:t xml:space="preserve"> des </w:t>
-      </w:r>
-      <w:proofErr w:type="spellStart"/>
-      <w:r>
-        <w:t>modèles</w:t>
+        <w:t>13. Évaluation des modèles</w:t>
       </w:r>
       <w:bookmarkEnd w:id="33"/>
-      <w:proofErr w:type="spellEnd"/>
     </w:p>
     <w:p>
       <w:pPr>
@@ -17054,22 +15656,9 @@
       </w:pPr>
       <w:bookmarkStart w:id="34" w:name="_Toc1037145765"/>
       <w:r>
-        <w:t xml:space="preserve">13.1 </w:t>
-      </w:r>
-      <w:proofErr w:type="spellStart"/>
-      <w:r>
-        <w:t>Métriques</w:t>
-      </w:r>
-      <w:proofErr w:type="spellEnd"/>
-      <w:r>
-        <w:t xml:space="preserve"> </w:t>
-      </w:r>
-      <w:proofErr w:type="spellStart"/>
-      <w:r>
-        <w:t>utilisées</w:t>
+        <w:t>13.1 Métriques utilisées</w:t>
       </w:r>
       <w:bookmarkEnd w:id="34"/>
-      <w:proofErr w:type="spellEnd"/>
     </w:p>
     <w:p>
       <w:pPr>
@@ -17118,7 +15707,6 @@
             <w:pPr>
               <w:jc w:val="center"/>
             </w:pPr>
-            <w:proofErr w:type="spellStart"/>
             <w:r>
               <w:rPr>
                 <w:b/>
@@ -17126,7 +15714,6 @@
               </w:rPr>
               <w:t>Métrique</w:t>
             </w:r>
-            <w:proofErr w:type="spellEnd"/>
           </w:p>
         </w:tc>
         <w:tc>
@@ -17343,14 +15930,9 @@
       </w:pPr>
       <w:bookmarkStart w:id="35" w:name="_Toc321043625"/>
       <w:r>
-        <w:t xml:space="preserve">13.2 </w:t>
-      </w:r>
-      <w:proofErr w:type="spellStart"/>
-      <w:r>
-        <w:t>Résultats</w:t>
+        <w:t>13.2 Résultats</w:t>
       </w:r>
       <w:bookmarkEnd w:id="35"/>
-      <w:proofErr w:type="spellEnd"/>
     </w:p>
     <w:tbl>
       <w:tblPr>
@@ -17388,7 +15970,6 @@
             <w:pPr>
               <w:jc w:val="center"/>
             </w:pPr>
-            <w:proofErr w:type="spellStart"/>
             <w:r>
               <w:rPr>
                 <w:b/>
@@ -17396,7 +15977,6 @@
               </w:rPr>
               <w:t>Modèle</w:t>
             </w:r>
-            <w:proofErr w:type="spellEnd"/>
           </w:p>
         </w:tc>
         <w:tc>
@@ -17415,21 +15995,12 @@
             <w:pPr>
               <w:jc w:val="center"/>
             </w:pPr>
-            <w:proofErr w:type="spellStart"/>
             <w:r>
               <w:rPr>
                 <w:b/>
                 <w:sz w:val="19"/>
               </w:rPr>
-              <w:t>Métrique</w:t>
-            </w:r>
-            <w:proofErr w:type="spellEnd"/>
-            <w:r>
-              <w:rPr>
-                <w:b/>
-                <w:sz w:val="19"/>
-              </w:rPr>
-              <w:t xml:space="preserve"> 1</w:t>
+              <w:t>Métrique 1</w:t>
             </w:r>
           </w:p>
         </w:tc>
@@ -17449,21 +16020,12 @@
             <w:pPr>
               <w:jc w:val="center"/>
             </w:pPr>
-            <w:proofErr w:type="spellStart"/>
             <w:r>
               <w:rPr>
                 <w:b/>
                 <w:sz w:val="19"/>
               </w:rPr>
-              <w:t>Métrique</w:t>
-            </w:r>
-            <w:proofErr w:type="spellEnd"/>
-            <w:r>
-              <w:rPr>
-                <w:b/>
-                <w:sz w:val="19"/>
-              </w:rPr>
-              <w:t xml:space="preserve"> 2</w:t>
+              <w:t>Métrique 2</w:t>
             </w:r>
           </w:p>
         </w:tc>
@@ -17483,21 +16045,12 @@
             <w:pPr>
               <w:jc w:val="center"/>
             </w:pPr>
-            <w:proofErr w:type="spellStart"/>
             <w:r>
               <w:rPr>
                 <w:b/>
                 <w:sz w:val="19"/>
               </w:rPr>
-              <w:t>Métrique</w:t>
-            </w:r>
-            <w:proofErr w:type="spellEnd"/>
-            <w:r>
-              <w:rPr>
-                <w:b/>
-                <w:sz w:val="19"/>
-              </w:rPr>
-              <w:t xml:space="preserve"> 3</w:t>
+              <w:t>Métrique 3</w:t>
             </w:r>
           </w:p>
         </w:tc>
@@ -17522,17 +16075,8 @@
                 <w:b/>
                 <w:sz w:val="19"/>
               </w:rPr>
-              <w:t xml:space="preserve">Observation </w:t>
-            </w:r>
-            <w:proofErr w:type="spellStart"/>
-            <w:r>
-              <w:rPr>
-                <w:b/>
-                <w:sz w:val="19"/>
-              </w:rPr>
-              <w:t>principale</w:t>
-            </w:r>
-            <w:proofErr w:type="spellEnd"/>
+              <w:t>Observation principale</w:t>
+            </w:r>
           </w:p>
         </w:tc>
       </w:tr>
@@ -17953,22 +16497,9 @@
       </w:pPr>
       <w:bookmarkStart w:id="36" w:name="_Toc1853460085"/>
       <w:r>
-        <w:t xml:space="preserve">13.3 </w:t>
-      </w:r>
-      <w:proofErr w:type="spellStart"/>
-      <w:r>
-        <w:t>Analyse</w:t>
-      </w:r>
-      <w:proofErr w:type="spellEnd"/>
-      <w:r>
-        <w:t xml:space="preserve"> des </w:t>
-      </w:r>
-      <w:proofErr w:type="spellStart"/>
-      <w:r>
-        <w:t>résultats</w:t>
+        <w:t>13.3 Analyse des résultats</w:t>
       </w:r>
       <w:bookmarkEnd w:id="36"/>
-      <w:proofErr w:type="spellEnd"/>
     </w:p>
     <w:p>
       <w:pPr>
@@ -18676,7 +17207,6 @@
             <w:pPr>
               <w:jc w:val="center"/>
             </w:pPr>
-            <w:proofErr w:type="spellStart"/>
             <w:r>
               <w:rPr>
                 <w:b/>
@@ -18684,7 +17214,6 @@
               </w:rPr>
               <w:t>Élément</w:t>
             </w:r>
-            <w:proofErr w:type="spellEnd"/>
           </w:p>
         </w:tc>
         <w:tc>
@@ -18703,7 +17232,6 @@
             <w:pPr>
               <w:jc w:val="center"/>
             </w:pPr>
-            <w:proofErr w:type="spellStart"/>
             <w:r>
               <w:rPr>
                 <w:b/>
@@ -18711,7 +17239,6 @@
               </w:rPr>
               <w:t>Réponse</w:t>
             </w:r>
-            <w:proofErr w:type="spellEnd"/>
           </w:p>
         </w:tc>
       </w:tr>
@@ -18731,42 +17258,12 @@
             </w:tcMar>
           </w:tcPr>
           <w:p>
-            <w:proofErr w:type="spellStart"/>
             <w:r>
               <w:rPr>
                 <w:b/>
               </w:rPr>
-              <w:t>Modèle</w:t>
-            </w:r>
-            <w:proofErr w:type="spellEnd"/>
-            <w:r>
-              <w:rPr>
-                <w:b/>
-              </w:rPr>
-              <w:t xml:space="preserve"> / </w:t>
-            </w:r>
-            <w:proofErr w:type="spellStart"/>
-            <w:r>
-              <w:rPr>
-                <w:b/>
-              </w:rPr>
-              <w:t>approche</w:t>
-            </w:r>
-            <w:proofErr w:type="spellEnd"/>
-            <w:r>
-              <w:rPr>
-                <w:b/>
-              </w:rPr>
-              <w:t xml:space="preserve"> </w:t>
-            </w:r>
-            <w:proofErr w:type="spellStart"/>
-            <w:r>
-              <w:rPr>
-                <w:b/>
-              </w:rPr>
-              <w:t>retenue</w:t>
-            </w:r>
-            <w:proofErr w:type="spellEnd"/>
+              <w:t>Modèle / approche retenue</w:t>
+            </w:r>
           </w:p>
         </w:tc>
         <w:tc>
@@ -18809,16 +17306,8 @@
               <w:rPr>
                 <w:b/>
               </w:rPr>
-              <w:t xml:space="preserve">Performance </w:t>
-            </w:r>
-            <w:proofErr w:type="spellStart"/>
-            <w:r>
-              <w:rPr>
-                <w:b/>
-              </w:rPr>
-              <w:t>principale</w:t>
-            </w:r>
-            <w:proofErr w:type="spellEnd"/>
+              <w:t>Performance principale</w:t>
+            </w:r>
           </w:p>
         </w:tc>
         <w:tc>
@@ -18857,33 +17346,11 @@
             </w:tcMar>
           </w:tcPr>
           <w:p>
-            <w:proofErr w:type="spellStart"/>
             <w:r>
               <w:rPr>
                 <w:b/>
               </w:rPr>
-              <w:t>Pourquoi</w:t>
-            </w:r>
-            <w:proofErr w:type="spellEnd"/>
-            <w:r>
-              <w:rPr>
-                <w:b/>
-              </w:rPr>
-              <w:t xml:space="preserve"> </w:t>
-            </w:r>
-            <w:proofErr w:type="spellStart"/>
-            <w:r>
-              <w:rPr>
-                <w:b/>
-              </w:rPr>
-              <w:t>ce</w:t>
-            </w:r>
-            <w:proofErr w:type="spellEnd"/>
-            <w:r>
-              <w:rPr>
-                <w:b/>
-              </w:rPr>
-              <w:t xml:space="preserve"> choix ?</w:t>
+              <w:t>Pourquoi ce choix ?</w:t>
             </w:r>
           </w:p>
         </w:tc>
@@ -18927,16 +17394,8 @@
               <w:rPr>
                 <w:b/>
               </w:rPr>
-              <w:t xml:space="preserve">Entrées </w:t>
-            </w:r>
-            <w:proofErr w:type="spellStart"/>
-            <w:r>
-              <w:rPr>
-                <w:b/>
-              </w:rPr>
-              <w:t>nécessaires</w:t>
-            </w:r>
-            <w:proofErr w:type="spellEnd"/>
+              <w:t>Entrées nécessaires</w:t>
+            </w:r>
           </w:p>
         </w:tc>
         <w:tc>
@@ -18975,28 +17434,12 @@
             </w:tcMar>
           </w:tcPr>
           <w:p>
-            <w:proofErr w:type="spellStart"/>
             <w:r>
               <w:rPr>
                 <w:b/>
               </w:rPr>
-              <w:t>Résultat</w:t>
-            </w:r>
-            <w:proofErr w:type="spellEnd"/>
-            <w:r>
-              <w:rPr>
-                <w:b/>
-              </w:rPr>
-              <w:t xml:space="preserve"> </w:t>
-            </w:r>
-            <w:proofErr w:type="spellStart"/>
-            <w:r>
-              <w:rPr>
-                <w:b/>
-              </w:rPr>
-              <w:t>produit</w:t>
-            </w:r>
-            <w:proofErr w:type="spellEnd"/>
+              <w:t>Résultat produit</w:t>
+            </w:r>
           </w:p>
         </w:tc>
         <w:tc>
@@ -19032,15 +17475,7 @@
       </w:pPr>
       <w:bookmarkStart w:id="39" w:name="_Toc713898782"/>
       <w:r>
-        <w:t xml:space="preserve">16. </w:t>
-      </w:r>
-      <w:proofErr w:type="spellStart"/>
-      <w:r>
-        <w:t>Déploiement</w:t>
-      </w:r>
-      <w:proofErr w:type="spellEnd"/>
-      <w:r>
-        <w:t xml:space="preserve"> / prototype</w:t>
+        <w:t>16. Déploiement / prototype</w:t>
       </w:r>
       <w:bookmarkEnd w:id="39"/>
     </w:p>
@@ -19091,7 +17526,6 @@
             <w:pPr>
               <w:jc w:val="center"/>
             </w:pPr>
-            <w:proofErr w:type="spellStart"/>
             <w:r>
               <w:rPr>
                 <w:b/>
@@ -19099,7 +17533,6 @@
               </w:rPr>
               <w:t>Élément</w:t>
             </w:r>
-            <w:proofErr w:type="spellEnd"/>
           </w:p>
         </w:tc>
         <w:tc>
@@ -19188,14 +17621,12 @@
             </w:tcMar>
           </w:tcPr>
           <w:p>
-            <w:proofErr w:type="spellStart"/>
             <w:r>
               <w:rPr>
                 <w:b/>
               </w:rPr>
               <w:t>Traitement</w:t>
             </w:r>
-            <w:proofErr w:type="spellEnd"/>
           </w:p>
         </w:tc>
         <w:tc>
@@ -19278,28 +17709,12 @@
             </w:tcMar>
           </w:tcPr>
           <w:p>
-            <w:proofErr w:type="spellStart"/>
             <w:r>
               <w:rPr>
                 <w:b/>
               </w:rPr>
-              <w:t>Utilisateur</w:t>
-            </w:r>
-            <w:proofErr w:type="spellEnd"/>
-            <w:r>
-              <w:rPr>
-                <w:b/>
-              </w:rPr>
-              <w:t xml:space="preserve"> </w:t>
-            </w:r>
-            <w:proofErr w:type="spellStart"/>
-            <w:r>
-              <w:rPr>
-                <w:b/>
-              </w:rPr>
-              <w:t>visé</w:t>
-            </w:r>
-            <w:proofErr w:type="spellEnd"/>
+              <w:t>Utilisateur visé</w:t>
+            </w:r>
           </w:p>
         </w:tc>
         <w:tc>
@@ -19335,15 +17750,7 @@
       </w:pPr>
       <w:bookmarkStart w:id="40" w:name="_Toc1543314659"/>
       <w:r>
-        <w:t xml:space="preserve">17. Mode </w:t>
-      </w:r>
-      <w:proofErr w:type="spellStart"/>
-      <w:r>
-        <w:t>d’utilisation</w:t>
-      </w:r>
-      <w:proofErr w:type="spellEnd"/>
-      <w:r>
-        <w:t xml:space="preserve"> de la solution</w:t>
+        <w:t>17. Mode d’utilisation de la solution</w:t>
       </w:r>
       <w:bookmarkEnd w:id="40"/>
     </w:p>
@@ -19424,17 +17831,8 @@
                 <w:b/>
                 <w:sz w:val="19"/>
               </w:rPr>
-              <w:t xml:space="preserve">Action à </w:t>
-            </w:r>
-            <w:proofErr w:type="spellStart"/>
-            <w:r>
-              <w:rPr>
-                <w:b/>
-                <w:sz w:val="19"/>
-              </w:rPr>
-              <w:t>réaliser</w:t>
-            </w:r>
-            <w:proofErr w:type="spellEnd"/>
+              <w:t>Action à réaliser</w:t>
+            </w:r>
           </w:p>
         </w:tc>
       </w:tr>
@@ -19672,15 +18070,7 @@
       </w:pPr>
       <w:bookmarkStart w:id="41" w:name="_Toc1790874591"/>
       <w:r>
-        <w:t xml:space="preserve">18. </w:t>
-      </w:r>
-      <w:proofErr w:type="spellStart"/>
-      <w:r>
-        <w:t>Suivi</w:t>
-      </w:r>
-      <w:proofErr w:type="spellEnd"/>
-      <w:r>
-        <w:t xml:space="preserve"> et maintenance</w:t>
+        <w:t>18. Suivi et maintenance</w:t>
       </w:r>
       <w:bookmarkEnd w:id="41"/>
     </w:p>
@@ -19732,31 +18122,13 @@
             <w:pPr>
               <w:jc w:val="center"/>
             </w:pPr>
-            <w:proofErr w:type="spellStart"/>
             <w:r>
               <w:rPr>
                 <w:b/>
                 <w:sz w:val="19"/>
               </w:rPr>
-              <w:t>Élément</w:t>
-            </w:r>
-            <w:proofErr w:type="spellEnd"/>
-            <w:r>
-              <w:rPr>
-                <w:b/>
-                <w:sz w:val="19"/>
-              </w:rPr>
-              <w:t xml:space="preserve"> à </w:t>
-            </w:r>
-            <w:proofErr w:type="spellStart"/>
-            <w:r>
-              <w:rPr>
-                <w:b/>
-                <w:sz w:val="19"/>
-              </w:rPr>
-              <w:t>surveiller</w:t>
-            </w:r>
-            <w:proofErr w:type="spellEnd"/>
+              <w:t>Élément à surveiller</w:t>
+            </w:r>
           </w:p>
         </w:tc>
         <w:tc>
@@ -19775,21 +18147,12 @@
             <w:pPr>
               <w:jc w:val="center"/>
             </w:pPr>
-            <w:proofErr w:type="spellStart"/>
             <w:r>
               <w:rPr>
                 <w:b/>
                 <w:sz w:val="19"/>
               </w:rPr>
-              <w:t>Pourquoi</w:t>
-            </w:r>
-            <w:proofErr w:type="spellEnd"/>
-            <w:r>
-              <w:rPr>
-                <w:b/>
-                <w:sz w:val="19"/>
-              </w:rPr>
-              <w:t xml:space="preserve"> ?</w:t>
+              <w:t>Pourquoi ?</w:t>
             </w:r>
           </w:p>
         </w:tc>
@@ -20084,22 +18447,9 @@
       </w:pPr>
       <w:bookmarkStart w:id="42" w:name="_Toc662715352"/>
       <w:r>
-        <w:t xml:space="preserve">19. </w:t>
-      </w:r>
-      <w:proofErr w:type="spellStart"/>
-      <w:r>
-        <w:t>Limites</w:t>
-      </w:r>
-      <w:proofErr w:type="spellEnd"/>
-      <w:r>
-        <w:t xml:space="preserve"> du </w:t>
-      </w:r>
-      <w:proofErr w:type="spellStart"/>
-      <w:r>
-        <w:t>projet</w:t>
+        <w:t>19. Limites du projet</w:t>
       </w:r>
       <w:bookmarkEnd w:id="42"/>
-      <w:proofErr w:type="spellEnd"/>
     </w:p>
     <w:p>
       <w:pPr>
@@ -20275,17 +18625,8 @@
                 <w:b/>
                 <w:sz w:val="19"/>
               </w:rPr>
-              <w:t xml:space="preserve">Risque / </w:t>
-            </w:r>
-            <w:proofErr w:type="spellStart"/>
-            <w:r>
-              <w:rPr>
-                <w:b/>
-                <w:sz w:val="19"/>
-              </w:rPr>
-              <w:t>considération</w:t>
-            </w:r>
-            <w:proofErr w:type="spellEnd"/>
+              <w:t>Risque / considération</w:t>
+            </w:r>
           </w:p>
         </w:tc>
         <w:tc>
@@ -20304,37 +18645,12 @@
             <w:pPr>
               <w:jc w:val="center"/>
             </w:pPr>
-            <w:proofErr w:type="spellStart"/>
             <w:r>
               <w:rPr>
                 <w:b/>
                 <w:sz w:val="19"/>
               </w:rPr>
-              <w:t>Pourquoi</w:t>
-            </w:r>
-            <w:proofErr w:type="spellEnd"/>
-            <w:r>
-              <w:rPr>
-                <w:b/>
-                <w:sz w:val="19"/>
-              </w:rPr>
-              <w:t xml:space="preserve"> est-</w:t>
-            </w:r>
-            <w:proofErr w:type="spellStart"/>
-            <w:r>
-              <w:rPr>
-                <w:b/>
-                <w:sz w:val="19"/>
-              </w:rPr>
-              <w:t>ce</w:t>
-            </w:r>
-            <w:proofErr w:type="spellEnd"/>
-            <w:r>
-              <w:rPr>
-                <w:b/>
-                <w:sz w:val="19"/>
-              </w:rPr>
-              <w:t xml:space="preserve"> important ?</w:t>
+              <w:t>Pourquoi est-ce important ?</w:t>
             </w:r>
           </w:p>
         </w:tc>
@@ -20354,21 +18670,12 @@
             <w:pPr>
               <w:jc w:val="center"/>
             </w:pPr>
-            <w:proofErr w:type="spellStart"/>
             <w:r>
               <w:rPr>
                 <w:b/>
                 <w:sz w:val="19"/>
               </w:rPr>
-              <w:t>Mesure</w:t>
-            </w:r>
-            <w:proofErr w:type="spellEnd"/>
-            <w:r>
-              <w:rPr>
-                <w:b/>
-                <w:sz w:val="19"/>
-              </w:rPr>
-              <w:t xml:space="preserve"> ou précaution possible</w:t>
+              <w:t>Mesure ou précaution possible</w:t>
             </w:r>
           </w:p>
         </w:tc>
@@ -20639,23 +18946,7 @@
       </w:pPr>
       <w:bookmarkStart w:id="44" w:name="_Toc1945446289"/>
       <w:r>
-        <w:t xml:space="preserve">21. </w:t>
-      </w:r>
-      <w:proofErr w:type="spellStart"/>
-      <w:r>
-        <w:t>Recommandations</w:t>
-      </w:r>
-      <w:proofErr w:type="spellEnd"/>
-      <w:r>
-        <w:t xml:space="preserve"> et </w:t>
-      </w:r>
-      <w:proofErr w:type="spellStart"/>
-      <w:r>
-        <w:t>prochaines</w:t>
-      </w:r>
-      <w:proofErr w:type="spellEnd"/>
-      <w:r>
-        <w:t xml:space="preserve"> étapes</w:t>
+        <w:t>21. Recommandations et prochaines étapes</w:t>
       </w:r>
       <w:bookmarkEnd w:id="44"/>
     </w:p>
@@ -21172,7 +19463,6 @@
             <w:pPr>
               <w:jc w:val="center"/>
             </w:pPr>
-            <w:proofErr w:type="spellStart"/>
             <w:r>
               <w:rPr>
                 <w:b/>
@@ -21181,7 +19471,6 @@
               <w:lastRenderedPageBreak/>
               <w:t>Livrable</w:t>
             </w:r>
-            <w:proofErr w:type="spellEnd"/>
           </w:p>
         </w:tc>
         <w:tc>
@@ -21200,31 +19489,13 @@
             <w:pPr>
               <w:jc w:val="center"/>
             </w:pPr>
-            <w:proofErr w:type="spellStart"/>
             <w:r>
               <w:rPr>
                 <w:b/>
                 <w:sz w:val="19"/>
               </w:rPr>
-              <w:t>Rôle</w:t>
-            </w:r>
-            <w:proofErr w:type="spellEnd"/>
-            <w:r>
-              <w:rPr>
-                <w:b/>
-                <w:sz w:val="19"/>
-              </w:rPr>
-              <w:t xml:space="preserve"> dans le </w:t>
-            </w:r>
-            <w:proofErr w:type="spellStart"/>
-            <w:r>
-              <w:rPr>
-                <w:b/>
-                <w:sz w:val="19"/>
-              </w:rPr>
-              <w:t>projet</w:t>
-            </w:r>
-            <w:proofErr w:type="spellEnd"/>
+              <w:t>Rôle dans le projet</w:t>
+            </w:r>
           </w:p>
         </w:tc>
       </w:tr>
@@ -21291,13 +19562,8 @@
           </w:tcPr>
           <w:p>
             <w:r>
-              <w:t xml:space="preserve">Journal de </w:t>
-            </w:r>
-            <w:proofErr w:type="spellStart"/>
-            <w:r>
-              <w:t>projet</w:t>
-            </w:r>
-            <w:proofErr w:type="spellEnd"/>
+              <w:t>Journal de projet</w:t>
+            </w:r>
           </w:p>
         </w:tc>
         <w:tc>
@@ -21387,13 +19653,8 @@
             </w:tcMar>
           </w:tcPr>
           <w:p>
-            <w:proofErr w:type="spellStart"/>
-            <w:r>
-              <w:t>Dictionnaire</w:t>
-            </w:r>
-            <w:proofErr w:type="spellEnd"/>
-            <w:r>
-              <w:t xml:space="preserve"> de données</w:t>
+            <w:r>
+              <w:t>Dictionnaire de données</w:t>
             </w:r>
           </w:p>
         </w:tc>
@@ -21438,19 +19699,9 @@
             </w:tcMar>
           </w:tcPr>
           <w:p>
-            <w:proofErr w:type="spellStart"/>
-            <w:r>
-              <w:t>Présentations</w:t>
-            </w:r>
-            <w:proofErr w:type="spellEnd"/>
-            <w:r>
-              <w:t xml:space="preserve"> des </w:t>
-            </w:r>
-            <w:proofErr w:type="spellStart"/>
-            <w:r>
-              <w:t>jalons</w:t>
-            </w:r>
-            <w:proofErr w:type="spellEnd"/>
+            <w:r>
+              <w:t>Présentations des jalons</w:t>
+            </w:r>
           </w:p>
         </w:tc>
         <w:tc>
@@ -21541,13 +19792,8 @@
           </w:tcPr>
           <w:p>
             <w:r>
-              <w:t xml:space="preserve">Prototype / </w:t>
-            </w:r>
-            <w:proofErr w:type="spellStart"/>
-            <w:r>
-              <w:t>démonstration</w:t>
-            </w:r>
-            <w:proofErr w:type="spellEnd"/>
+              <w:t>Prototype / démonstration</w:t>
+            </w:r>
           </w:p>
         </w:tc>
         <w:tc>
@@ -21628,7 +19874,6 @@
             <w:pPr>
               <w:jc w:val="center"/>
             </w:pPr>
-            <w:proofErr w:type="spellStart"/>
             <w:r>
               <w:rPr>
                 <w:b/>
@@ -21636,7 +19881,6 @@
               </w:rPr>
               <w:t>Élément</w:t>
             </w:r>
-            <w:proofErr w:type="spellEnd"/>
           </w:p>
         </w:tc>
         <w:tc>
@@ -21660,17 +19904,8 @@
                 <w:b/>
                 <w:sz w:val="19"/>
               </w:rPr>
-              <w:t xml:space="preserve">Exigence / choix de </w:t>
-            </w:r>
-            <w:proofErr w:type="spellStart"/>
-            <w:r>
-              <w:rPr>
-                <w:b/>
-                <w:sz w:val="19"/>
-              </w:rPr>
-              <w:t>l’équipe</w:t>
-            </w:r>
-            <w:proofErr w:type="spellEnd"/>
+              <w:t>Exigence / choix de l’équipe</w:t>
+            </w:r>
           </w:p>
         </w:tc>
       </w:tr>
@@ -21690,13 +19925,8 @@
             </w:tcMar>
           </w:tcPr>
           <w:p>
-            <w:proofErr w:type="spellStart"/>
-            <w:r>
-              <w:t>Langage</w:t>
-            </w:r>
-            <w:proofErr w:type="spellEnd"/>
-            <w:r>
-              <w:t xml:space="preserve"> principal</w:t>
+            <w:r>
+              <w:t>Langage principal</w:t>
             </w:r>
           </w:p>
         </w:tc>
@@ -21758,23 +19988,7 @@
           </w:tcPr>
           <w:p>
             <w:r>
-              <w:t xml:space="preserve">Jupyter Notebook, Google </w:t>
-            </w:r>
-            <w:proofErr w:type="spellStart"/>
-            <w:r>
-              <w:t>Colab</w:t>
-            </w:r>
-            <w:proofErr w:type="spellEnd"/>
-            <w:r>
-              <w:t xml:space="preserve"> et/</w:t>
-            </w:r>
-            <w:proofErr w:type="spellStart"/>
-            <w:r>
-              <w:t>ou</w:t>
-            </w:r>
-            <w:proofErr w:type="spellEnd"/>
-            <w:r>
-              <w:t xml:space="preserve"> Visual Studio Code.</w:t>
+              <w:t>Jupyter Notebook, Google Colab et/ou Visual Studio Code.</w:t>
             </w:r>
           </w:p>
         </w:tc>
@@ -21820,63 +20034,7 @@
               <w:rPr>
                 <w:lang w:val="fr-CA"/>
               </w:rPr>
-              <w:t xml:space="preserve">Pandas, </w:t>
-            </w:r>
-            <w:proofErr w:type="spellStart"/>
-            <w:r>
-              <w:rPr>
-                <w:lang w:val="fr-CA"/>
-              </w:rPr>
-              <w:t>NumPy</w:t>
-            </w:r>
-            <w:proofErr w:type="spellEnd"/>
-            <w:r>
-              <w:rPr>
-                <w:lang w:val="fr-CA"/>
-              </w:rPr>
-              <w:t xml:space="preserve">, </w:t>
-            </w:r>
-            <w:proofErr w:type="spellStart"/>
-            <w:r>
-              <w:rPr>
-                <w:lang w:val="fr-CA"/>
-              </w:rPr>
-              <w:t>Matplotlib</w:t>
-            </w:r>
-            <w:proofErr w:type="spellEnd"/>
-            <w:r>
-              <w:rPr>
-                <w:lang w:val="fr-CA"/>
-              </w:rPr>
-              <w:t xml:space="preserve">, </w:t>
-            </w:r>
-            <w:proofErr w:type="spellStart"/>
-            <w:r>
-              <w:rPr>
-                <w:lang w:val="fr-CA"/>
-              </w:rPr>
-              <w:t>Scikit-learn</w:t>
-            </w:r>
-            <w:proofErr w:type="spellEnd"/>
-            <w:r>
-              <w:rPr>
-                <w:lang w:val="fr-CA"/>
-              </w:rPr>
-              <w:t xml:space="preserve">, </w:t>
-            </w:r>
-            <w:proofErr w:type="spellStart"/>
-            <w:r>
-              <w:rPr>
-                <w:lang w:val="fr-CA"/>
-              </w:rPr>
-              <w:t>TensorFlow</w:t>
-            </w:r>
-            <w:proofErr w:type="spellEnd"/>
-            <w:r>
-              <w:rPr>
-                <w:lang w:val="fr-CA"/>
-              </w:rPr>
-              <w:t xml:space="preserve"> ou autres bibliothèques pertinentes.</w:t>
+              <w:t>Pandas, NumPy, Matplotlib, Scikit-learn, TensorFlow ou autres bibliothèques pertinentes.</w:t>
             </w:r>
           </w:p>
         </w:tc>
@@ -21897,11 +20055,9 @@
             </w:tcMar>
           </w:tcPr>
           <w:p>
-            <w:proofErr w:type="spellStart"/>
             <w:r>
               <w:t>Déploiement</w:t>
             </w:r>
-            <w:proofErr w:type="spellEnd"/>
           </w:p>
         </w:tc>
         <w:tc>
@@ -22109,7 +20265,6 @@
             <w:pPr>
               <w:jc w:val="center"/>
             </w:pPr>
-            <w:proofErr w:type="spellStart"/>
             <w:r>
               <w:rPr>
                 <w:b/>
@@ -22117,7 +20272,6 @@
               </w:rPr>
               <w:t>Exemple</w:t>
             </w:r>
-            <w:proofErr w:type="spellEnd"/>
           </w:p>
         </w:tc>
         <w:tc>
@@ -22141,17 +20295,8 @@
                 <w:b/>
                 <w:sz w:val="19"/>
               </w:rPr>
-              <w:t xml:space="preserve">Transformation / </w:t>
-            </w:r>
-            <w:proofErr w:type="spellStart"/>
-            <w:r>
-              <w:rPr>
-                <w:b/>
-                <w:sz w:val="19"/>
-              </w:rPr>
-              <w:t>utilisation</w:t>
-            </w:r>
-            <w:proofErr w:type="spellEnd"/>
+              <w:t>Transformation / utilisation</w:t>
+            </w:r>
           </w:p>
         </w:tc>
       </w:tr>
@@ -22673,24 +20818,14 @@
         <w:spacing w:before="100" w:after="80"/>
       </w:pPr>
       <w:bookmarkStart w:id="50" w:name="_Toc2145171832"/>
-      <w:proofErr w:type="spellStart"/>
       <w:r>
-        <w:t>Annexe</w:t>
-      </w:r>
-      <w:proofErr w:type="spellEnd"/>
-      <w:r>
-        <w:t xml:space="preserve"> B </w:t>
+        <w:t xml:space="preserve">Annexe B </w:t>
       </w:r>
       <w:r>
         <w:t xml:space="preserve">- </w:t>
       </w:r>
-      <w:proofErr w:type="spellStart"/>
       <w:r>
-        <w:t>Références</w:t>
-      </w:r>
-      <w:proofErr w:type="spellEnd"/>
-      <w:r>
-        <w:t xml:space="preserve"> et sources</w:t>
+        <w:t>Références et sources</w:t>
       </w:r>
       <w:bookmarkEnd w:id="50"/>
     </w:p>
@@ -23141,21 +21276,7 @@
             <w:rPr>
               <w:color w:val="FF0000"/>
             </w:rPr>
-            <w:t xml:space="preserve">Version du 16 </w:t>
-          </w:r>
-          <w:proofErr w:type="spellStart"/>
-          <w:r>
-            <w:rPr>
-              <w:color w:val="FF0000"/>
-            </w:rPr>
-            <w:t>septembre</w:t>
-          </w:r>
-          <w:proofErr w:type="spellEnd"/>
-          <w:r>
-            <w:rPr>
-              <w:color w:val="FF0000"/>
-            </w:rPr>
-            <w:t xml:space="preserve"> 2026</w:t>
+            <w:t>Version du 16 septembre 2026</w:t>
           </w:r>
         </w:p>
       </w:tc>
@@ -25297,6 +23418,7 @@
   <w:style w:type="character" w:default="1" w:styleId="Policepardfaut">
     <w:name w:val="Default Paragraph Font"/>
     <w:uiPriority w:val="1"/>
+    <w:semiHidden/>
     <w:unhideWhenUsed/>
   </w:style>
   <w:style w:type="table" w:default="1" w:styleId="TableauNormal">

--- a/PROJET/MASTER cahier de charges.docx
+++ b/PROJET/MASTER cahier de charges.docx
@@ -88,9 +88,19 @@
             </w:tcMar>
           </w:tcPr>
           <w:p>
-            <w:r>
-              <w:t>Titre du projet</w:t>
-            </w:r>
+            <w:proofErr w:type="spellStart"/>
+            <w:r>
+              <w:t>Titre</w:t>
+            </w:r>
+            <w:proofErr w:type="spellEnd"/>
+            <w:r>
+              <w:t xml:space="preserve"> du </w:t>
+            </w:r>
+            <w:proofErr w:type="spellStart"/>
+            <w:r>
+              <w:t>projet</w:t>
+            </w:r>
+            <w:proofErr w:type="spellEnd"/>
           </w:p>
         </w:tc>
         <w:tc>
@@ -337,8 +347,13 @@
             </w:tcMar>
           </w:tcPr>
           <w:p>
-            <w:r>
-              <w:t xml:space="preserve">Date : </w:t>
+            <w:proofErr w:type="gramStart"/>
+            <w:r>
+              <w:t>Date :</w:t>
+            </w:r>
+            <w:proofErr w:type="gramEnd"/>
+            <w:r>
+              <w:t xml:space="preserve"> </w:t>
             </w:r>
             <w:r>
               <w:t>9 Octobre 2026</w:t>
@@ -388,8 +403,13 @@
             </w:tcMar>
           </w:tcPr>
           <w:p>
-            <w:r>
-              <w:t xml:space="preserve">Date : </w:t>
+            <w:proofErr w:type="gramStart"/>
+            <w:r>
+              <w:t>Date :</w:t>
+            </w:r>
+            <w:proofErr w:type="gramEnd"/>
+            <w:r>
+              <w:t xml:space="preserve"> </w:t>
             </w:r>
           </w:p>
         </w:tc>
@@ -436,8 +456,13 @@
             </w:tcMar>
           </w:tcPr>
           <w:p>
-            <w:r>
-              <w:t xml:space="preserve">Date : </w:t>
+            <w:proofErr w:type="gramStart"/>
+            <w:r>
+              <w:t>Date :</w:t>
+            </w:r>
+            <w:proofErr w:type="gramEnd"/>
+            <w:r>
+              <w:t xml:space="preserve"> </w:t>
             </w:r>
           </w:p>
         </w:tc>
@@ -2273,11 +2298,24 @@
         <w:pStyle w:val="Titre2"/>
       </w:pPr>
       <w:bookmarkStart w:id="1" w:name="_Toc1581658713"/>
-      <w:r>
-        <w:t xml:space="preserve">Calendrier </w:t>
-      </w:r>
-      <w:r>
-        <w:t xml:space="preserve">du projet </w:t>
+      <w:proofErr w:type="spellStart"/>
+      <w:r>
+        <w:t>Calendrier</w:t>
+      </w:r>
+      <w:proofErr w:type="spellEnd"/>
+      <w:r>
+        <w:t xml:space="preserve"> </w:t>
+      </w:r>
+      <w:r>
+        <w:t xml:space="preserve">du </w:t>
+      </w:r>
+      <w:proofErr w:type="spellStart"/>
+      <w:r>
+        <w:t>projet</w:t>
+      </w:r>
+      <w:proofErr w:type="spellEnd"/>
+      <w:r>
+        <w:t xml:space="preserve"> </w:t>
       </w:r>
       <w:r>
         <w:t>à respecter</w:t>
@@ -2385,6 +2423,7 @@
                 <w:szCs w:val="20"/>
               </w:rPr>
             </w:pPr>
+            <w:proofErr w:type="spellStart"/>
             <w:r>
               <w:rPr>
                 <w:rFonts w:ascii="Aptos Narrow" w:eastAsia="Aptos Narrow" w:hAnsi="Aptos Narrow" w:cs="Aptos Narrow"/>
@@ -2394,7 +2433,19 @@
                 <w:sz w:val="20"/>
                 <w:szCs w:val="20"/>
               </w:rPr>
-              <w:t>Tâche noms</w:t>
+              <w:t>Tâche</w:t>
+            </w:r>
+            <w:proofErr w:type="spellEnd"/>
+            <w:r>
+              <w:rPr>
+                <w:rFonts w:ascii="Aptos Narrow" w:eastAsia="Aptos Narrow" w:hAnsi="Aptos Narrow" w:cs="Aptos Narrow"/>
+                <w:b/>
+                <w:bCs/>
+                <w:color w:val="000000" w:themeColor="text1"/>
+                <w:sz w:val="20"/>
+                <w:szCs w:val="20"/>
+              </w:rPr>
+              <w:t xml:space="preserve"> noms</w:t>
             </w:r>
           </w:p>
         </w:tc>
@@ -2523,7 +2574,27 @@
                 <w:sz w:val="20"/>
                 <w:szCs w:val="20"/>
               </w:rPr>
-              <w:t>Jalon #1 : Cycle de vie</w:t>
+              <w:t>Jalon #</w:t>
+            </w:r>
+            <w:proofErr w:type="gramStart"/>
+            <w:r>
+              <w:rPr>
+                <w:rFonts w:ascii="Aptos Narrow" w:eastAsia="Aptos Narrow" w:hAnsi="Aptos Narrow" w:cs="Aptos Narrow"/>
+                <w:color w:val="000000" w:themeColor="text1"/>
+                <w:sz w:val="20"/>
+                <w:szCs w:val="20"/>
+              </w:rPr>
+              <w:t>1 :</w:t>
+            </w:r>
+            <w:proofErr w:type="gramEnd"/>
+            <w:r>
+              <w:rPr>
+                <w:rFonts w:ascii="Aptos Narrow" w:eastAsia="Aptos Narrow" w:hAnsi="Aptos Narrow" w:cs="Aptos Narrow"/>
+                <w:color w:val="000000" w:themeColor="text1"/>
+                <w:sz w:val="20"/>
+                <w:szCs w:val="20"/>
+              </w:rPr>
+              <w:t xml:space="preserve"> Cycle de vie</w:t>
             </w:r>
           </w:p>
         </w:tc>
@@ -2553,6 +2624,7 @@
                 <w:szCs w:val="20"/>
               </w:rPr>
             </w:pPr>
+            <w:proofErr w:type="spellStart"/>
             <w:r>
               <w:rPr>
                 <w:rFonts w:ascii="Aptos Narrow" w:eastAsia="Aptos Narrow" w:hAnsi="Aptos Narrow" w:cs="Aptos Narrow"/>
@@ -2560,8 +2632,29 @@
                 <w:sz w:val="20"/>
                 <w:szCs w:val="20"/>
               </w:rPr>
-              <w:t>Définition du problème</w:t>
-            </w:r>
+              <w:t>Définition</w:t>
+            </w:r>
+            <w:proofErr w:type="spellEnd"/>
+            <w:r>
+              <w:rPr>
+                <w:rFonts w:ascii="Aptos Narrow" w:eastAsia="Aptos Narrow" w:hAnsi="Aptos Narrow" w:cs="Aptos Narrow"/>
+                <w:color w:val="000000" w:themeColor="text1"/>
+                <w:sz w:val="20"/>
+                <w:szCs w:val="20"/>
+              </w:rPr>
+              <w:t xml:space="preserve"> du </w:t>
+            </w:r>
+            <w:proofErr w:type="spellStart"/>
+            <w:r>
+              <w:rPr>
+                <w:rFonts w:ascii="Aptos Narrow" w:eastAsia="Aptos Narrow" w:hAnsi="Aptos Narrow" w:cs="Aptos Narrow"/>
+                <w:color w:val="000000" w:themeColor="text1"/>
+                <w:sz w:val="20"/>
+                <w:szCs w:val="20"/>
+              </w:rPr>
+              <w:t>problème</w:t>
+            </w:r>
+            <w:proofErr w:type="spellEnd"/>
           </w:p>
         </w:tc>
         <w:tc>
@@ -2679,7 +2772,27 @@
                 <w:sz w:val="20"/>
                 <w:szCs w:val="20"/>
               </w:rPr>
-              <w:t>Jalon #1 : Cycle de vie</w:t>
+              <w:t>Jalon #</w:t>
+            </w:r>
+            <w:proofErr w:type="gramStart"/>
+            <w:r>
+              <w:rPr>
+                <w:rFonts w:ascii="Aptos Narrow" w:eastAsia="Aptos Narrow" w:hAnsi="Aptos Narrow" w:cs="Aptos Narrow"/>
+                <w:color w:val="000000" w:themeColor="text1"/>
+                <w:sz w:val="20"/>
+                <w:szCs w:val="20"/>
+              </w:rPr>
+              <w:t>1 :</w:t>
+            </w:r>
+            <w:proofErr w:type="gramEnd"/>
+            <w:r>
+              <w:rPr>
+                <w:rFonts w:ascii="Aptos Narrow" w:eastAsia="Aptos Narrow" w:hAnsi="Aptos Narrow" w:cs="Aptos Narrow"/>
+                <w:color w:val="000000" w:themeColor="text1"/>
+                <w:sz w:val="20"/>
+                <w:szCs w:val="20"/>
+              </w:rPr>
+              <w:t xml:space="preserve"> Cycle de vie</w:t>
             </w:r>
           </w:p>
         </w:tc>
@@ -2709,6 +2822,7 @@
                 <w:szCs w:val="20"/>
               </w:rPr>
             </w:pPr>
+            <w:proofErr w:type="spellStart"/>
             <w:r>
               <w:rPr>
                 <w:rFonts w:ascii="Aptos Narrow" w:eastAsia="Aptos Narrow" w:hAnsi="Aptos Narrow" w:cs="Aptos Narrow"/>
@@ -2716,7 +2830,17 @@
                 <w:sz w:val="20"/>
                 <w:szCs w:val="20"/>
               </w:rPr>
-              <w:t>Collecte des données</w:t>
+              <w:t>Collecte</w:t>
+            </w:r>
+            <w:proofErr w:type="spellEnd"/>
+            <w:r>
+              <w:rPr>
+                <w:rFonts w:ascii="Aptos Narrow" w:eastAsia="Aptos Narrow" w:hAnsi="Aptos Narrow" w:cs="Aptos Narrow"/>
+                <w:color w:val="000000" w:themeColor="text1"/>
+                <w:sz w:val="20"/>
+                <w:szCs w:val="20"/>
+              </w:rPr>
+              <w:t xml:space="preserve"> des données</w:t>
             </w:r>
           </w:p>
         </w:tc>
@@ -2835,7 +2959,27 @@
                 <w:sz w:val="20"/>
                 <w:szCs w:val="20"/>
               </w:rPr>
-              <w:t>Jalon #1 : Cycle de vie</w:t>
+              <w:t>Jalon #</w:t>
+            </w:r>
+            <w:proofErr w:type="gramStart"/>
+            <w:r>
+              <w:rPr>
+                <w:rFonts w:ascii="Aptos Narrow" w:eastAsia="Aptos Narrow" w:hAnsi="Aptos Narrow" w:cs="Aptos Narrow"/>
+                <w:color w:val="000000" w:themeColor="text1"/>
+                <w:sz w:val="20"/>
+                <w:szCs w:val="20"/>
+              </w:rPr>
+              <w:t>1 :</w:t>
+            </w:r>
+            <w:proofErr w:type="gramEnd"/>
+            <w:r>
+              <w:rPr>
+                <w:rFonts w:ascii="Aptos Narrow" w:eastAsia="Aptos Narrow" w:hAnsi="Aptos Narrow" w:cs="Aptos Narrow"/>
+                <w:color w:val="000000" w:themeColor="text1"/>
+                <w:sz w:val="20"/>
+                <w:szCs w:val="20"/>
+              </w:rPr>
+              <w:t xml:space="preserve"> Cycle de vie</w:t>
             </w:r>
           </w:p>
         </w:tc>
@@ -2865,6 +3009,7 @@
                 <w:szCs w:val="20"/>
               </w:rPr>
             </w:pPr>
+            <w:proofErr w:type="spellStart"/>
             <w:r>
               <w:rPr>
                 <w:rFonts w:ascii="Aptos Narrow" w:eastAsia="Aptos Narrow" w:hAnsi="Aptos Narrow" w:cs="Aptos Narrow"/>
@@ -2872,7 +3017,17 @@
                 <w:sz w:val="20"/>
                 <w:szCs w:val="20"/>
               </w:rPr>
-              <w:t>Préparation des données (Jalon #1)</w:t>
+              <w:t>Préparation</w:t>
+            </w:r>
+            <w:proofErr w:type="spellEnd"/>
+            <w:r>
+              <w:rPr>
+                <w:rFonts w:ascii="Aptos Narrow" w:eastAsia="Aptos Narrow" w:hAnsi="Aptos Narrow" w:cs="Aptos Narrow"/>
+                <w:color w:val="000000" w:themeColor="text1"/>
+                <w:sz w:val="20"/>
+                <w:szCs w:val="20"/>
+              </w:rPr>
+              <w:t xml:space="preserve"> des données (Jalon #1)</w:t>
             </w:r>
           </w:p>
         </w:tc>
@@ -2991,8 +3146,39 @@
                 <w:sz w:val="20"/>
                 <w:szCs w:val="20"/>
               </w:rPr>
-              <w:t>Jalon #2 : Optimisation</w:t>
-            </w:r>
+              <w:t>Jalon #</w:t>
+            </w:r>
+            <w:proofErr w:type="gramStart"/>
+            <w:r>
+              <w:rPr>
+                <w:rFonts w:ascii="Aptos Narrow" w:eastAsia="Aptos Narrow" w:hAnsi="Aptos Narrow" w:cs="Aptos Narrow"/>
+                <w:color w:val="000000" w:themeColor="text1"/>
+                <w:sz w:val="20"/>
+                <w:szCs w:val="20"/>
+              </w:rPr>
+              <w:t>2 :</w:t>
+            </w:r>
+            <w:proofErr w:type="gramEnd"/>
+            <w:r>
+              <w:rPr>
+                <w:rFonts w:ascii="Aptos Narrow" w:eastAsia="Aptos Narrow" w:hAnsi="Aptos Narrow" w:cs="Aptos Narrow"/>
+                <w:color w:val="000000" w:themeColor="text1"/>
+                <w:sz w:val="20"/>
+                <w:szCs w:val="20"/>
+              </w:rPr>
+              <w:t xml:space="preserve"> </w:t>
+            </w:r>
+            <w:proofErr w:type="spellStart"/>
+            <w:r>
+              <w:rPr>
+                <w:rFonts w:ascii="Aptos Narrow" w:eastAsia="Aptos Narrow" w:hAnsi="Aptos Narrow" w:cs="Aptos Narrow"/>
+                <w:color w:val="000000" w:themeColor="text1"/>
+                <w:sz w:val="20"/>
+                <w:szCs w:val="20"/>
+              </w:rPr>
+              <w:t>Optimisation</w:t>
+            </w:r>
+            <w:proofErr w:type="spellEnd"/>
           </w:p>
         </w:tc>
         <w:tc>
@@ -3021,6 +3207,7 @@
                 <w:szCs w:val="20"/>
               </w:rPr>
             </w:pPr>
+            <w:proofErr w:type="spellStart"/>
             <w:r>
               <w:rPr>
                 <w:rFonts w:ascii="Aptos Narrow" w:eastAsia="Aptos Narrow" w:hAnsi="Aptos Narrow" w:cs="Aptos Narrow"/>
@@ -3028,7 +3215,17 @@
                 <w:sz w:val="20"/>
                 <w:szCs w:val="20"/>
               </w:rPr>
-              <w:t>Préparation des données (Jalon #2)</w:t>
+              <w:t>Préparation</w:t>
+            </w:r>
+            <w:proofErr w:type="spellEnd"/>
+            <w:r>
+              <w:rPr>
+                <w:rFonts w:ascii="Aptos Narrow" w:eastAsia="Aptos Narrow" w:hAnsi="Aptos Narrow" w:cs="Aptos Narrow"/>
+                <w:color w:val="000000" w:themeColor="text1"/>
+                <w:sz w:val="20"/>
+                <w:szCs w:val="20"/>
+              </w:rPr>
+              <w:t xml:space="preserve"> des données (Jalon #2)</w:t>
             </w:r>
           </w:p>
         </w:tc>
@@ -3147,8 +3344,39 @@
                 <w:sz w:val="20"/>
                 <w:szCs w:val="20"/>
               </w:rPr>
-              <w:t>Jalon #2 : Optimisation</w:t>
-            </w:r>
+              <w:t>Jalon #</w:t>
+            </w:r>
+            <w:proofErr w:type="gramStart"/>
+            <w:r>
+              <w:rPr>
+                <w:rFonts w:ascii="Aptos Narrow" w:eastAsia="Aptos Narrow" w:hAnsi="Aptos Narrow" w:cs="Aptos Narrow"/>
+                <w:color w:val="000000" w:themeColor="text1"/>
+                <w:sz w:val="20"/>
+                <w:szCs w:val="20"/>
+              </w:rPr>
+              <w:t>2 :</w:t>
+            </w:r>
+            <w:proofErr w:type="gramEnd"/>
+            <w:r>
+              <w:rPr>
+                <w:rFonts w:ascii="Aptos Narrow" w:eastAsia="Aptos Narrow" w:hAnsi="Aptos Narrow" w:cs="Aptos Narrow"/>
+                <w:color w:val="000000" w:themeColor="text1"/>
+                <w:sz w:val="20"/>
+                <w:szCs w:val="20"/>
+              </w:rPr>
+              <w:t xml:space="preserve"> </w:t>
+            </w:r>
+            <w:proofErr w:type="spellStart"/>
+            <w:r>
+              <w:rPr>
+                <w:rFonts w:ascii="Aptos Narrow" w:eastAsia="Aptos Narrow" w:hAnsi="Aptos Narrow" w:cs="Aptos Narrow"/>
+                <w:color w:val="000000" w:themeColor="text1"/>
+                <w:sz w:val="20"/>
+                <w:szCs w:val="20"/>
+              </w:rPr>
+              <w:t>Optimisation</w:t>
+            </w:r>
+            <w:proofErr w:type="spellEnd"/>
           </w:p>
         </w:tc>
         <w:tc>
@@ -3177,6 +3405,7 @@
                 <w:szCs w:val="20"/>
               </w:rPr>
             </w:pPr>
+            <w:proofErr w:type="spellStart"/>
             <w:r>
               <w:rPr>
                 <w:rFonts w:ascii="Aptos Narrow" w:eastAsia="Aptos Narrow" w:hAnsi="Aptos Narrow" w:cs="Aptos Narrow"/>
@@ -3186,6 +3415,7 @@
               </w:rPr>
               <w:t>Modélisation</w:t>
             </w:r>
+            <w:proofErr w:type="spellEnd"/>
           </w:p>
         </w:tc>
         <w:tc>
@@ -3303,8 +3533,39 @@
                 <w:sz w:val="20"/>
                 <w:szCs w:val="20"/>
               </w:rPr>
-              <w:t>Jalon #2 : Optimisation</w:t>
-            </w:r>
+              <w:t>Jalon #</w:t>
+            </w:r>
+            <w:proofErr w:type="gramStart"/>
+            <w:r>
+              <w:rPr>
+                <w:rFonts w:ascii="Aptos Narrow" w:eastAsia="Aptos Narrow" w:hAnsi="Aptos Narrow" w:cs="Aptos Narrow"/>
+                <w:color w:val="000000" w:themeColor="text1"/>
+                <w:sz w:val="20"/>
+                <w:szCs w:val="20"/>
+              </w:rPr>
+              <w:t>2 :</w:t>
+            </w:r>
+            <w:proofErr w:type="gramEnd"/>
+            <w:r>
+              <w:rPr>
+                <w:rFonts w:ascii="Aptos Narrow" w:eastAsia="Aptos Narrow" w:hAnsi="Aptos Narrow" w:cs="Aptos Narrow"/>
+                <w:color w:val="000000" w:themeColor="text1"/>
+                <w:sz w:val="20"/>
+                <w:szCs w:val="20"/>
+              </w:rPr>
+              <w:t xml:space="preserve"> </w:t>
+            </w:r>
+            <w:proofErr w:type="spellStart"/>
+            <w:r>
+              <w:rPr>
+                <w:rFonts w:ascii="Aptos Narrow" w:eastAsia="Aptos Narrow" w:hAnsi="Aptos Narrow" w:cs="Aptos Narrow"/>
+                <w:color w:val="000000" w:themeColor="text1"/>
+                <w:sz w:val="20"/>
+                <w:szCs w:val="20"/>
+              </w:rPr>
+              <w:t>Optimisation</w:t>
+            </w:r>
+            <w:proofErr w:type="spellEnd"/>
           </w:p>
         </w:tc>
         <w:tc>
@@ -3333,6 +3594,7 @@
                 <w:szCs w:val="20"/>
               </w:rPr>
             </w:pPr>
+            <w:proofErr w:type="spellStart"/>
             <w:r>
               <w:rPr>
                 <w:rFonts w:ascii="Aptos Narrow" w:eastAsia="Aptos Narrow" w:hAnsi="Aptos Narrow" w:cs="Aptos Narrow"/>
@@ -3342,6 +3604,7 @@
               </w:rPr>
               <w:t>Évaluation</w:t>
             </w:r>
+            <w:proofErr w:type="spellEnd"/>
           </w:p>
         </w:tc>
         <w:tc>
@@ -3459,8 +3722,39 @@
                 <w:sz w:val="20"/>
                 <w:szCs w:val="20"/>
               </w:rPr>
-              <w:t>Jalon #3 : Déploiement</w:t>
-            </w:r>
+              <w:t>Jalon #</w:t>
+            </w:r>
+            <w:proofErr w:type="gramStart"/>
+            <w:r>
+              <w:rPr>
+                <w:rFonts w:ascii="Aptos Narrow" w:eastAsia="Aptos Narrow" w:hAnsi="Aptos Narrow" w:cs="Aptos Narrow"/>
+                <w:color w:val="000000" w:themeColor="text1"/>
+                <w:sz w:val="20"/>
+                <w:szCs w:val="20"/>
+              </w:rPr>
+              <w:t>3 :</w:t>
+            </w:r>
+            <w:proofErr w:type="gramEnd"/>
+            <w:r>
+              <w:rPr>
+                <w:rFonts w:ascii="Aptos Narrow" w:eastAsia="Aptos Narrow" w:hAnsi="Aptos Narrow" w:cs="Aptos Narrow"/>
+                <w:color w:val="000000" w:themeColor="text1"/>
+                <w:sz w:val="20"/>
+                <w:szCs w:val="20"/>
+              </w:rPr>
+              <w:t xml:space="preserve"> </w:t>
+            </w:r>
+            <w:proofErr w:type="spellStart"/>
+            <w:r>
+              <w:rPr>
+                <w:rFonts w:ascii="Aptos Narrow" w:eastAsia="Aptos Narrow" w:hAnsi="Aptos Narrow" w:cs="Aptos Narrow"/>
+                <w:color w:val="000000" w:themeColor="text1"/>
+                <w:sz w:val="20"/>
+                <w:szCs w:val="20"/>
+              </w:rPr>
+              <w:t>Déploiement</w:t>
+            </w:r>
+            <w:proofErr w:type="spellEnd"/>
           </w:p>
         </w:tc>
         <w:tc>
@@ -3489,6 +3783,7 @@
                 <w:szCs w:val="20"/>
               </w:rPr>
             </w:pPr>
+            <w:proofErr w:type="spellStart"/>
             <w:r>
               <w:rPr>
                 <w:rFonts w:ascii="Aptos Narrow" w:eastAsia="Aptos Narrow" w:hAnsi="Aptos Narrow" w:cs="Aptos Narrow"/>
@@ -3498,6 +3793,7 @@
               </w:rPr>
               <w:t>Déploiement</w:t>
             </w:r>
+            <w:proofErr w:type="spellEnd"/>
           </w:p>
         </w:tc>
         <w:tc>
@@ -3615,8 +3911,39 @@
                 <w:sz w:val="20"/>
                 <w:szCs w:val="20"/>
               </w:rPr>
-              <w:t>Jalon #3 : Déploiement</w:t>
-            </w:r>
+              <w:t>Jalon #</w:t>
+            </w:r>
+            <w:proofErr w:type="gramStart"/>
+            <w:r>
+              <w:rPr>
+                <w:rFonts w:ascii="Aptos Narrow" w:eastAsia="Aptos Narrow" w:hAnsi="Aptos Narrow" w:cs="Aptos Narrow"/>
+                <w:color w:val="000000" w:themeColor="text1"/>
+                <w:sz w:val="20"/>
+                <w:szCs w:val="20"/>
+              </w:rPr>
+              <w:t>3 :</w:t>
+            </w:r>
+            <w:proofErr w:type="gramEnd"/>
+            <w:r>
+              <w:rPr>
+                <w:rFonts w:ascii="Aptos Narrow" w:eastAsia="Aptos Narrow" w:hAnsi="Aptos Narrow" w:cs="Aptos Narrow"/>
+                <w:color w:val="000000" w:themeColor="text1"/>
+                <w:sz w:val="20"/>
+                <w:szCs w:val="20"/>
+              </w:rPr>
+              <w:t xml:space="preserve"> </w:t>
+            </w:r>
+            <w:proofErr w:type="spellStart"/>
+            <w:r>
+              <w:rPr>
+                <w:rFonts w:ascii="Aptos Narrow" w:eastAsia="Aptos Narrow" w:hAnsi="Aptos Narrow" w:cs="Aptos Narrow"/>
+                <w:color w:val="000000" w:themeColor="text1"/>
+                <w:sz w:val="20"/>
+                <w:szCs w:val="20"/>
+              </w:rPr>
+              <w:t>Déploiement</w:t>
+            </w:r>
+            <w:proofErr w:type="spellEnd"/>
           </w:p>
         </w:tc>
         <w:tc>
@@ -3645,6 +3972,7 @@
                 <w:szCs w:val="20"/>
               </w:rPr>
             </w:pPr>
+            <w:proofErr w:type="spellStart"/>
             <w:r>
               <w:rPr>
                 <w:rFonts w:ascii="Aptos Narrow" w:eastAsia="Aptos Narrow" w:hAnsi="Aptos Narrow" w:cs="Aptos Narrow"/>
@@ -3652,7 +3980,17 @@
                 <w:sz w:val="20"/>
                 <w:szCs w:val="20"/>
               </w:rPr>
-              <w:t>Suivi &amp; maintenance</w:t>
+              <w:t>Suivi</w:t>
+            </w:r>
+            <w:proofErr w:type="spellEnd"/>
+            <w:r>
+              <w:rPr>
+                <w:rFonts w:ascii="Aptos Narrow" w:eastAsia="Aptos Narrow" w:hAnsi="Aptos Narrow" w:cs="Aptos Narrow"/>
+                <w:color w:val="000000" w:themeColor="text1"/>
+                <w:sz w:val="20"/>
+                <w:szCs w:val="20"/>
+              </w:rPr>
+              <w:t xml:space="preserve"> &amp; maintenance</w:t>
             </w:r>
           </w:p>
         </w:tc>
@@ -4423,6 +4761,7 @@
             <w:pPr>
               <w:jc w:val="center"/>
             </w:pPr>
+            <w:proofErr w:type="spellStart"/>
             <w:r>
               <w:rPr>
                 <w:b/>
@@ -4430,6 +4769,7 @@
               </w:rPr>
               <w:t>Unité</w:t>
             </w:r>
+            <w:proofErr w:type="spellEnd"/>
           </w:p>
         </w:tc>
         <w:tc>
@@ -4497,12 +4837,21 @@
             </w:tcMar>
           </w:tcPr>
           <w:p>
+            <w:proofErr w:type="spellStart"/>
             <w:r>
               <w:rPr>
                 <w:sz w:val="19"/>
                 <w:szCs w:val="19"/>
               </w:rPr>
-              <w:t xml:space="preserve">Unité 1 </w:t>
+              <w:t>Unité</w:t>
+            </w:r>
+            <w:proofErr w:type="spellEnd"/>
+            <w:r>
+              <w:rPr>
+                <w:sz w:val="19"/>
+                <w:szCs w:val="19"/>
+              </w:rPr>
+              <w:t xml:space="preserve"> 1 </w:t>
             </w:r>
             <w:r>
               <w:rPr>
@@ -4581,18 +4930,27 @@
             </w:tcMar>
           </w:tcPr>
           <w:p>
+            <w:proofErr w:type="spellStart"/>
             <w:r>
               <w:rPr>
                 <w:sz w:val="19"/>
                 <w:szCs w:val="19"/>
               </w:rPr>
-              <w:t xml:space="preserve">Unité 2 </w:t>
-            </w:r>
+              <w:t>Unité</w:t>
+            </w:r>
+            <w:proofErr w:type="spellEnd"/>
             <w:r>
               <w:rPr>
                 <w:sz w:val="19"/>
                 <w:szCs w:val="19"/>
               </w:rPr>
+              <w:t xml:space="preserve"> 2 </w:t>
+            </w:r>
+            <w:r>
+              <w:rPr>
+                <w:sz w:val="19"/>
+                <w:szCs w:val="19"/>
+              </w:rPr>
               <w:t>-</w:t>
             </w:r>
             <w:r>
@@ -4600,8 +4958,17 @@
                 <w:sz w:val="19"/>
                 <w:szCs w:val="19"/>
               </w:rPr>
-              <w:t xml:space="preserve"> Optimisation</w:t>
-            </w:r>
+              <w:t xml:space="preserve"> </w:t>
+            </w:r>
+            <w:proofErr w:type="spellStart"/>
+            <w:r>
+              <w:rPr>
+                <w:sz w:val="19"/>
+                <w:szCs w:val="19"/>
+              </w:rPr>
+              <w:t>Optimisation</w:t>
+            </w:r>
+            <w:proofErr w:type="spellEnd"/>
           </w:p>
         </w:tc>
         <w:tc>
@@ -4665,18 +5032,27 @@
             </w:tcMar>
           </w:tcPr>
           <w:p>
+            <w:proofErr w:type="spellStart"/>
             <w:r>
               <w:rPr>
                 <w:sz w:val="19"/>
                 <w:szCs w:val="19"/>
               </w:rPr>
-              <w:t xml:space="preserve">Unité 3 </w:t>
-            </w:r>
+              <w:t>Unité</w:t>
+            </w:r>
+            <w:proofErr w:type="spellEnd"/>
             <w:r>
               <w:rPr>
                 <w:sz w:val="19"/>
                 <w:szCs w:val="19"/>
               </w:rPr>
+              <w:t xml:space="preserve"> 3 </w:t>
+            </w:r>
+            <w:r>
+              <w:rPr>
+                <w:sz w:val="19"/>
+                <w:szCs w:val="19"/>
+              </w:rPr>
               <w:t>-</w:t>
             </w:r>
             <w:r>
@@ -4684,8 +5060,17 @@
                 <w:sz w:val="19"/>
                 <w:szCs w:val="19"/>
               </w:rPr>
-              <w:t xml:space="preserve"> Déploiement</w:t>
-            </w:r>
+              <w:t xml:space="preserve"> </w:t>
+            </w:r>
+            <w:proofErr w:type="spellStart"/>
+            <w:r>
+              <w:rPr>
+                <w:sz w:val="19"/>
+                <w:szCs w:val="19"/>
+              </w:rPr>
+              <w:t>Déploiement</w:t>
+            </w:r>
+            <w:proofErr w:type="spellEnd"/>
           </w:p>
         </w:tc>
         <w:tc>
@@ -4729,10 +5114,28 @@
         <w:spacing w:before="160" w:after="80"/>
       </w:pPr>
       <w:bookmarkStart w:id="3" w:name="_Toc1340870210"/>
-      <w:r>
-        <w:t>Informations générales du projet</w:t>
+      <w:proofErr w:type="spellStart"/>
+      <w:r>
+        <w:t>Informations</w:t>
+      </w:r>
+      <w:proofErr w:type="spellEnd"/>
+      <w:r>
+        <w:t xml:space="preserve"> </w:t>
+      </w:r>
+      <w:proofErr w:type="spellStart"/>
+      <w:r>
+        <w:t>générales</w:t>
+      </w:r>
+      <w:proofErr w:type="spellEnd"/>
+      <w:r>
+        <w:t xml:space="preserve"> du </w:t>
+      </w:r>
+      <w:proofErr w:type="spellStart"/>
+      <w:r>
+        <w:t>projet</w:t>
       </w:r>
       <w:bookmarkEnd w:id="3"/>
+      <w:proofErr w:type="spellEnd"/>
     </w:p>
     <w:tbl>
       <w:tblPr>
@@ -4767,6 +5170,7 @@
             <w:pPr>
               <w:jc w:val="center"/>
             </w:pPr>
+            <w:proofErr w:type="spellStart"/>
             <w:r>
               <w:rPr>
                 <w:b/>
@@ -4774,6 +5178,7 @@
               </w:rPr>
               <w:t>Élément</w:t>
             </w:r>
+            <w:proofErr w:type="spellEnd"/>
           </w:p>
         </w:tc>
         <w:tc>
@@ -4818,12 +5223,28 @@
             </w:tcMar>
           </w:tcPr>
           <w:p>
+            <w:proofErr w:type="spellStart"/>
             <w:r>
               <w:rPr>
                 <w:b/>
               </w:rPr>
-              <w:t>Titre du projet</w:t>
-            </w:r>
+              <w:t>Titre</w:t>
+            </w:r>
+            <w:proofErr w:type="spellEnd"/>
+            <w:r>
+              <w:rPr>
+                <w:b/>
+              </w:rPr>
+              <w:t xml:space="preserve"> du </w:t>
+            </w:r>
+            <w:proofErr w:type="spellStart"/>
+            <w:r>
+              <w:rPr>
+                <w:b/>
+              </w:rPr>
+              <w:t>projet</w:t>
+            </w:r>
+            <w:proofErr w:type="spellEnd"/>
           </w:p>
         </w:tc>
         <w:tc>
@@ -4886,12 +5307,42 @@
             </w:tcMar>
           </w:tcPr>
           <w:p>
+            <w:proofErr w:type="spellStart"/>
             <w:r>
               <w:rPr>
                 <w:b/>
               </w:rPr>
-              <w:t>Sujet / problématique attribuée</w:t>
-            </w:r>
+              <w:t>Sujet</w:t>
+            </w:r>
+            <w:proofErr w:type="spellEnd"/>
+            <w:r>
+              <w:rPr>
+                <w:b/>
+              </w:rPr>
+              <w:t xml:space="preserve"> / </w:t>
+            </w:r>
+            <w:proofErr w:type="spellStart"/>
+            <w:r>
+              <w:rPr>
+                <w:b/>
+              </w:rPr>
+              <w:t>problématique</w:t>
+            </w:r>
+            <w:proofErr w:type="spellEnd"/>
+            <w:r>
+              <w:rPr>
+                <w:b/>
+              </w:rPr>
+              <w:t xml:space="preserve"> </w:t>
+            </w:r>
+            <w:proofErr w:type="spellStart"/>
+            <w:r>
+              <w:rPr>
+                <w:b/>
+              </w:rPr>
+              <w:t>attribuée</w:t>
+            </w:r>
+            <w:proofErr w:type="spellEnd"/>
           </w:p>
         </w:tc>
         <w:tc>
@@ -5157,9 +5608,30 @@
       </w:pPr>
       <w:bookmarkStart w:id="4" w:name="_Toc688401642"/>
       <w:r>
-        <w:t>1. Présentation générale du projet</w:t>
+        <w:t xml:space="preserve">1. </w:t>
+      </w:r>
+      <w:proofErr w:type="spellStart"/>
+      <w:r>
+        <w:t>Présentation</w:t>
+      </w:r>
+      <w:proofErr w:type="spellEnd"/>
+      <w:r>
+        <w:t xml:space="preserve"> </w:t>
+      </w:r>
+      <w:proofErr w:type="spellStart"/>
+      <w:r>
+        <w:t>générale</w:t>
+      </w:r>
+      <w:proofErr w:type="spellEnd"/>
+      <w:r>
+        <w:t xml:space="preserve"> du </w:t>
+      </w:r>
+      <w:proofErr w:type="spellStart"/>
+      <w:r>
+        <w:t>projet</w:t>
       </w:r>
       <w:bookmarkEnd w:id="4"/>
+      <w:proofErr w:type="spellEnd"/>
     </w:p>
     <w:tbl>
       <w:tblPr>
@@ -5306,7 +5778,25 @@
           <w:szCs w:val="18"/>
           <w:lang w:val="fr-CA"/>
         </w:rPr>
-        <w:t>L’entreprise fictive se nomme Volarus.</w:t>
+        <w:t xml:space="preserve">L’entreprise fictive se nomme </w:t>
+      </w:r>
+      <w:proofErr w:type="spellStart"/>
+      <w:r>
+        <w:rPr>
+          <w:sz w:val="18"/>
+          <w:szCs w:val="18"/>
+          <w:lang w:val="fr-CA"/>
+        </w:rPr>
+        <w:t>Volarus</w:t>
+      </w:r>
+      <w:proofErr w:type="spellEnd"/>
+      <w:r>
+        <w:rPr>
+          <w:sz w:val="18"/>
+          <w:szCs w:val="18"/>
+          <w:lang w:val="fr-CA"/>
+        </w:rPr>
+        <w:t>.</w:t>
       </w:r>
     </w:p>
     <w:p>
@@ -5362,7 +5852,25 @@
           <w:szCs w:val="18"/>
           <w:lang w:val="fr-CA"/>
         </w:rPr>
-        <w:t>Le problème étudié pourrait avoir un impact important sur l’efficacité de la gestion des vols, notamment en permettant d’anticiper les retards, d’analyser leurs causes et éventuellement de contribuer à réduire leur durée. Le projet pourrait également permettre à Volarus de mieux informer ses clients et de les aider à anticiper les retards de leurs vols.</w:t>
+        <w:t xml:space="preserve">Le problème étudié pourrait avoir un impact important sur l’efficacité de la gestion des vols, notamment en permettant d’anticiper les retards, d’analyser leurs causes et éventuellement de contribuer à réduire leur durée. Le projet pourrait également permettre à </w:t>
+      </w:r>
+      <w:proofErr w:type="spellStart"/>
+      <w:r>
+        <w:rPr>
+          <w:sz w:val="18"/>
+          <w:szCs w:val="18"/>
+          <w:lang w:val="fr-CA"/>
+        </w:rPr>
+        <w:t>Volarus</w:t>
+      </w:r>
+      <w:proofErr w:type="spellEnd"/>
+      <w:r>
+        <w:rPr>
+          <w:sz w:val="18"/>
+          <w:szCs w:val="18"/>
+          <w:lang w:val="fr-CA"/>
+        </w:rPr>
+        <w:t xml:space="preserve"> de mieux informer ses clients et de les aider à anticiper les retards de leurs vols.</w:t>
       </w:r>
     </w:p>
     <w:p>
@@ -5432,7 +5940,25 @@
           <w:szCs w:val="18"/>
           <w:lang w:val="fr-CA"/>
         </w:rPr>
-        <w:t>Actuellement, certains vols sont en retard et Volarus souhaite pouvoir anticiper ces problèmes, mieux gérer les retards et informer les clients plus rapidement.</w:t>
+        <w:t xml:space="preserve">Actuellement, certains vols sont en retard et </w:t>
+      </w:r>
+      <w:proofErr w:type="spellStart"/>
+      <w:r>
+        <w:rPr>
+          <w:sz w:val="18"/>
+          <w:szCs w:val="18"/>
+          <w:lang w:val="fr-CA"/>
+        </w:rPr>
+        <w:t>Volarus</w:t>
+      </w:r>
+      <w:proofErr w:type="spellEnd"/>
+      <w:r>
+        <w:rPr>
+          <w:sz w:val="18"/>
+          <w:szCs w:val="18"/>
+          <w:lang w:val="fr-CA"/>
+        </w:rPr>
+        <w:t xml:space="preserve"> souhaite pouvoir anticiper ces problèmes, mieux gérer les retards et informer les clients plus rapidement.</w:t>
       </w:r>
     </w:p>
     <w:p>
@@ -5444,13 +5970,23 @@
           <w:lang w:val="fr-CA"/>
         </w:rPr>
       </w:pPr>
+      <w:proofErr w:type="spellStart"/>
       <w:r>
         <w:rPr>
           <w:sz w:val="18"/>
           <w:szCs w:val="18"/>
           <w:lang w:val="fr-CA"/>
         </w:rPr>
-        <w:t>Volarus a de la difficulté à savoir quels vols seront en retard et de combien de temps.</w:t>
+        <w:t>Volarus</w:t>
+      </w:r>
+      <w:proofErr w:type="spellEnd"/>
+      <w:r>
+        <w:rPr>
+          <w:sz w:val="18"/>
+          <w:szCs w:val="18"/>
+          <w:lang w:val="fr-CA"/>
+        </w:rPr>
+        <w:t xml:space="preserve"> a de la difficulté à savoir quels vols seront en retard et de combien de temps.</w:t>
       </w:r>
     </w:p>
     <w:p>
@@ -5650,13 +6186,23 @@
           <w:lang w:val="fr-CA"/>
         </w:rPr>
       </w:pPr>
+      <w:proofErr w:type="spellStart"/>
       <w:r>
         <w:rPr>
           <w:sz w:val="18"/>
           <w:szCs w:val="18"/>
           <w:lang w:val="fr-CA"/>
         </w:rPr>
-        <w:t>Volarus ne peut pas savoir si un vol sera en retard ou non et, s’il est en retard, l’entreprise ne peut pas savoir de combien de temps.</w:t>
+        <w:t>Volarus</w:t>
+      </w:r>
+      <w:proofErr w:type="spellEnd"/>
+      <w:r>
+        <w:rPr>
+          <w:sz w:val="18"/>
+          <w:szCs w:val="18"/>
+          <w:lang w:val="fr-CA"/>
+        </w:rPr>
+        <w:t xml:space="preserve"> ne peut pas savoir si un vol sera en retard ou non et, s’il est en retard, l’entreprise ne peut pas savoir de combien de temps.</w:t>
       </w:r>
     </w:p>
     <w:p>
@@ -5842,7 +6388,23 @@
         <w:rPr>
           <w:lang w:val="fr-CA"/>
         </w:rPr>
-        <w:t xml:space="preserve">Nous nous attendons a prédire </w:t>
+        <w:t xml:space="preserve">Nous nous attendons </w:t>
+      </w:r>
+      <w:proofErr w:type="spellStart"/>
+      <w:proofErr w:type="gramStart"/>
+      <w:r>
+        <w:rPr>
+          <w:lang w:val="fr-CA"/>
+        </w:rPr>
+        <w:t>a</w:t>
+      </w:r>
+      <w:proofErr w:type="spellEnd"/>
+      <w:proofErr w:type="gramEnd"/>
+      <w:r>
+        <w:rPr>
+          <w:lang w:val="fr-CA"/>
+        </w:rPr>
+        <w:t xml:space="preserve"> prédire </w:t>
       </w:r>
       <w:r>
         <w:rPr>
@@ -5974,6 +6536,7 @@
                 <w:szCs w:val="20"/>
               </w:rPr>
             </w:pPr>
+            <w:proofErr w:type="spellStart"/>
             <w:r>
               <w:rPr>
                 <w:b/>
@@ -5983,6 +6546,7 @@
               </w:rPr>
               <w:t>Indicateur</w:t>
             </w:r>
+            <w:proofErr w:type="spellEnd"/>
           </w:p>
         </w:tc>
         <w:tc>
@@ -6007,6 +6571,7 @@
                 <w:szCs w:val="20"/>
               </w:rPr>
             </w:pPr>
+            <w:proofErr w:type="spellStart"/>
             <w:r>
               <w:rPr>
                 <w:b/>
@@ -6014,8 +6579,29 @@
                 <w:sz w:val="20"/>
                 <w:szCs w:val="20"/>
               </w:rPr>
-              <w:t>Pourquoi est-il pertinent ?</w:t>
-            </w:r>
+              <w:t>Pourquoi</w:t>
+            </w:r>
+            <w:proofErr w:type="spellEnd"/>
+            <w:r>
+              <w:rPr>
+                <w:b/>
+                <w:bCs/>
+                <w:sz w:val="20"/>
+                <w:szCs w:val="20"/>
+              </w:rPr>
+              <w:t xml:space="preserve"> est-il </w:t>
+            </w:r>
+            <w:proofErr w:type="gramStart"/>
+            <w:r>
+              <w:rPr>
+                <w:b/>
+                <w:bCs/>
+                <w:sz w:val="20"/>
+                <w:szCs w:val="20"/>
+              </w:rPr>
+              <w:t>pertinent ?</w:t>
+            </w:r>
+            <w:proofErr w:type="gramEnd"/>
           </w:p>
         </w:tc>
       </w:tr>
@@ -6367,9 +6953,22 @@
       </w:pPr>
       <w:bookmarkStart w:id="10" w:name="_Toc1179740364"/>
       <w:r>
-        <w:t>2. Périmètre du projet</w:t>
+        <w:t xml:space="preserve">2. </w:t>
+      </w:r>
+      <w:proofErr w:type="spellStart"/>
+      <w:r>
+        <w:t>Périmètre</w:t>
+      </w:r>
+      <w:proofErr w:type="spellEnd"/>
+      <w:r>
+        <w:t xml:space="preserve"> du </w:t>
+      </w:r>
+      <w:proofErr w:type="spellStart"/>
+      <w:r>
+        <w:t>projet</w:t>
       </w:r>
       <w:bookmarkEnd w:id="10"/>
+      <w:proofErr w:type="spellEnd"/>
     </w:p>
     <w:tbl>
       <w:tblPr>
@@ -6999,6 +7598,7 @@
                 <w:szCs w:val="20"/>
               </w:rPr>
             </w:pPr>
+            <w:proofErr w:type="spellStart"/>
             <w:r>
               <w:rPr>
                 <w:b/>
@@ -7006,32 +7606,19 @@
                 <w:sz w:val="20"/>
                 <w:szCs w:val="20"/>
               </w:rPr>
-              <w:t>Responsabilités prévues</w:t>
-            </w:r>
-          </w:p>
-        </w:tc>
-        <w:tc>
-          <w:tcPr>
-            <w:tcW w:w="3408" w:type="dxa"/>
-            <w:shd w:val="clear" w:color="auto" w:fill="D9EAF7"/>
-            <w:tcMar>
-              <w:top w:w="100" w:type="dxa"/>
-              <w:left w:w="100" w:type="dxa"/>
-              <w:bottom w:w="100" w:type="dxa"/>
-              <w:right w:w="100" w:type="dxa"/>
-            </w:tcMar>
-            <w:vAlign w:val="center"/>
-          </w:tcPr>
-          <w:p>
-            <w:pPr>
-              <w:jc w:val="center"/>
+              <w:t>Responsabilités</w:t>
+            </w:r>
+            <w:proofErr w:type="spellEnd"/>
+            <w:r>
               <w:rPr>
                 <w:b/>
                 <w:bCs/>
                 <w:sz w:val="20"/>
                 <w:szCs w:val="20"/>
               </w:rPr>
-            </w:pPr>
+              <w:t xml:space="preserve"> </w:t>
+            </w:r>
+            <w:proofErr w:type="spellStart"/>
             <w:r>
               <w:rPr>
                 <w:b/>
@@ -7039,8 +7626,53 @@
                 <w:sz w:val="20"/>
                 <w:szCs w:val="20"/>
               </w:rPr>
-              <w:t>Contribution principale</w:t>
-            </w:r>
+              <w:t>prévues</w:t>
+            </w:r>
+            <w:proofErr w:type="spellEnd"/>
+          </w:p>
+        </w:tc>
+        <w:tc>
+          <w:tcPr>
+            <w:tcW w:w="3408" w:type="dxa"/>
+            <w:shd w:val="clear" w:color="auto" w:fill="D9EAF7"/>
+            <w:tcMar>
+              <w:top w:w="100" w:type="dxa"/>
+              <w:left w:w="100" w:type="dxa"/>
+              <w:bottom w:w="100" w:type="dxa"/>
+              <w:right w:w="100" w:type="dxa"/>
+            </w:tcMar>
+            <w:vAlign w:val="center"/>
+          </w:tcPr>
+          <w:p>
+            <w:pPr>
+              <w:jc w:val="center"/>
+              <w:rPr>
+                <w:b/>
+                <w:bCs/>
+                <w:sz w:val="20"/>
+                <w:szCs w:val="20"/>
+              </w:rPr>
+            </w:pPr>
+            <w:r>
+              <w:rPr>
+                <w:b/>
+                <w:bCs/>
+                <w:sz w:val="20"/>
+                <w:szCs w:val="20"/>
+              </w:rPr>
+              <w:t xml:space="preserve">Contribution </w:t>
+            </w:r>
+            <w:proofErr w:type="spellStart"/>
+            <w:r>
+              <w:rPr>
+                <w:b/>
+                <w:bCs/>
+                <w:sz w:val="20"/>
+                <w:szCs w:val="20"/>
+              </w:rPr>
+              <w:t>principale</w:t>
+            </w:r>
+            <w:proofErr w:type="spellEnd"/>
           </w:p>
         </w:tc>
       </w:tr>
@@ -7125,7 +7757,23 @@
                 <w:sz w:val="18"/>
                 <w:szCs w:val="18"/>
               </w:rPr>
-              <w:t xml:space="preserve">Recherche et préparation des données </w:t>
+              <w:t xml:space="preserve">Recherche et </w:t>
+            </w:r>
+            <w:proofErr w:type="spellStart"/>
+            <w:r>
+              <w:rPr>
+                <w:sz w:val="18"/>
+                <w:szCs w:val="18"/>
+              </w:rPr>
+              <w:t>préparation</w:t>
+            </w:r>
+            <w:proofErr w:type="spellEnd"/>
+            <w:r>
+              <w:rPr>
+                <w:sz w:val="18"/>
+                <w:szCs w:val="18"/>
+              </w:rPr>
+              <w:t xml:space="preserve"> des données </w:t>
             </w:r>
           </w:p>
           <w:p>
@@ -7139,12 +7787,21 @@
                 <w:szCs w:val="18"/>
               </w:rPr>
             </w:pPr>
+            <w:proofErr w:type="spellStart"/>
             <w:r>
               <w:rPr>
                 <w:sz w:val="18"/>
                 <w:szCs w:val="18"/>
               </w:rPr>
-              <w:t xml:space="preserve">Nettoyage des données </w:t>
+              <w:t>Nettoyage</w:t>
+            </w:r>
+            <w:proofErr w:type="spellEnd"/>
+            <w:r>
+              <w:rPr>
+                <w:sz w:val="18"/>
+                <w:szCs w:val="18"/>
+              </w:rPr>
+              <w:t xml:space="preserve"> des données </w:t>
             </w:r>
           </w:p>
           <w:p>
@@ -7163,7 +7820,23 @@
                 <w:sz w:val="18"/>
                 <w:szCs w:val="18"/>
               </w:rPr>
-              <w:t xml:space="preserve">Exploration et visualisation des données </w:t>
+              <w:t xml:space="preserve">Exploration et </w:t>
+            </w:r>
+            <w:proofErr w:type="spellStart"/>
+            <w:r>
+              <w:rPr>
+                <w:sz w:val="18"/>
+                <w:szCs w:val="18"/>
+              </w:rPr>
+              <w:t>visualisation</w:t>
+            </w:r>
+            <w:proofErr w:type="spellEnd"/>
+            <w:r>
+              <w:rPr>
+                <w:sz w:val="18"/>
+                <w:szCs w:val="18"/>
+              </w:rPr>
+              <w:t xml:space="preserve"> des données </w:t>
             </w:r>
           </w:p>
           <w:p>
@@ -7224,8 +7897,17 @@
                 <w:sz w:val="18"/>
                 <w:szCs w:val="18"/>
               </w:rPr>
-              <w:t>Documentation du projet</w:t>
-            </w:r>
+              <w:t xml:space="preserve">Documentation du </w:t>
+            </w:r>
+            <w:proofErr w:type="spellStart"/>
+            <w:r>
+              <w:rPr>
+                <w:sz w:val="18"/>
+                <w:szCs w:val="18"/>
+              </w:rPr>
+              <w:t>projet</w:t>
+            </w:r>
+            <w:proofErr w:type="spellEnd"/>
           </w:p>
           <w:p>
             <w:pPr>
@@ -7283,12 +7965,37 @@
                 <w:szCs w:val="18"/>
               </w:rPr>
             </w:pPr>
+            <w:proofErr w:type="spellStart"/>
             <w:r>
               <w:rPr>
                 <w:sz w:val="18"/>
                 <w:szCs w:val="18"/>
               </w:rPr>
-              <w:t xml:space="preserve">Préparation et analyse des données </w:t>
+              <w:t>Préparation</w:t>
+            </w:r>
+            <w:proofErr w:type="spellEnd"/>
+            <w:r>
+              <w:rPr>
+                <w:sz w:val="18"/>
+                <w:szCs w:val="18"/>
+              </w:rPr>
+              <w:t xml:space="preserve"> et </w:t>
+            </w:r>
+            <w:proofErr w:type="spellStart"/>
+            <w:r>
+              <w:rPr>
+                <w:sz w:val="18"/>
+                <w:szCs w:val="18"/>
+              </w:rPr>
+              <w:t>analyse</w:t>
+            </w:r>
+            <w:proofErr w:type="spellEnd"/>
+            <w:r>
+              <w:rPr>
+                <w:sz w:val="18"/>
+                <w:szCs w:val="18"/>
+              </w:rPr>
+              <w:t xml:space="preserve"> des données </w:t>
             </w:r>
           </w:p>
           <w:p>
@@ -7302,12 +8009,21 @@
                 <w:szCs w:val="18"/>
               </w:rPr>
             </w:pPr>
+            <w:proofErr w:type="spellStart"/>
             <w:r>
               <w:rPr>
                 <w:sz w:val="18"/>
                 <w:szCs w:val="18"/>
               </w:rPr>
-              <w:t xml:space="preserve">Modélisation </w:t>
+              <w:t>Modélisation</w:t>
+            </w:r>
+            <w:proofErr w:type="spellEnd"/>
+            <w:r>
+              <w:rPr>
+                <w:sz w:val="18"/>
+                <w:szCs w:val="18"/>
+              </w:rPr>
+              <w:t xml:space="preserve"> </w:t>
             </w:r>
           </w:p>
           <w:p>
@@ -7321,12 +8037,37 @@
                 <w:szCs w:val="18"/>
               </w:rPr>
             </w:pPr>
+            <w:proofErr w:type="spellStart"/>
             <w:r>
               <w:rPr>
                 <w:sz w:val="18"/>
                 <w:szCs w:val="18"/>
               </w:rPr>
-              <w:t xml:space="preserve">Évaluation des modèles </w:t>
+              <w:t>Évaluation</w:t>
+            </w:r>
+            <w:proofErr w:type="spellEnd"/>
+            <w:r>
+              <w:rPr>
+                <w:sz w:val="18"/>
+                <w:szCs w:val="18"/>
+              </w:rPr>
+              <w:t xml:space="preserve"> des </w:t>
+            </w:r>
+            <w:proofErr w:type="spellStart"/>
+            <w:r>
+              <w:rPr>
+                <w:sz w:val="18"/>
+                <w:szCs w:val="18"/>
+              </w:rPr>
+              <w:t>modèles</w:t>
+            </w:r>
+            <w:proofErr w:type="spellEnd"/>
+            <w:r>
+              <w:rPr>
+                <w:sz w:val="18"/>
+                <w:szCs w:val="18"/>
+              </w:rPr>
+              <w:t xml:space="preserve"> </w:t>
             </w:r>
           </w:p>
           <w:p>
@@ -7345,7 +8086,23 @@
                 <w:sz w:val="18"/>
                 <w:szCs w:val="18"/>
               </w:rPr>
-              <w:t xml:space="preserve">Documentation du projet </w:t>
+              <w:t xml:space="preserve">Documentation du </w:t>
+            </w:r>
+            <w:proofErr w:type="spellStart"/>
+            <w:r>
+              <w:rPr>
+                <w:sz w:val="18"/>
+                <w:szCs w:val="18"/>
+              </w:rPr>
+              <w:t>projet</w:t>
+            </w:r>
+            <w:proofErr w:type="spellEnd"/>
+            <w:r>
+              <w:rPr>
+                <w:sz w:val="18"/>
+                <w:szCs w:val="18"/>
+              </w:rPr>
+              <w:t xml:space="preserve"> </w:t>
             </w:r>
           </w:p>
           <w:p>
@@ -7441,12 +8198,21 @@
                 <w:szCs w:val="18"/>
               </w:rPr>
             </w:pPr>
+            <w:proofErr w:type="spellStart"/>
             <w:r>
               <w:rPr>
                 <w:sz w:val="18"/>
                 <w:szCs w:val="18"/>
               </w:rPr>
-              <w:t xml:space="preserve">Nettoyage des données </w:t>
+              <w:t>Nettoyage</w:t>
+            </w:r>
+            <w:proofErr w:type="spellEnd"/>
+            <w:r>
+              <w:rPr>
+                <w:sz w:val="18"/>
+                <w:szCs w:val="18"/>
+              </w:rPr>
+              <w:t xml:space="preserve"> des données </w:t>
             </w:r>
           </w:p>
           <w:p>
@@ -7465,7 +8231,23 @@
                 <w:sz w:val="18"/>
                 <w:szCs w:val="18"/>
               </w:rPr>
-              <w:t xml:space="preserve">Exploration et visualisation des données </w:t>
+              <w:t xml:space="preserve">Exploration et </w:t>
+            </w:r>
+            <w:proofErr w:type="spellStart"/>
+            <w:r>
+              <w:rPr>
+                <w:sz w:val="18"/>
+                <w:szCs w:val="18"/>
+              </w:rPr>
+              <w:t>visualisation</w:t>
+            </w:r>
+            <w:proofErr w:type="spellEnd"/>
+            <w:r>
+              <w:rPr>
+                <w:sz w:val="18"/>
+                <w:szCs w:val="18"/>
+              </w:rPr>
+              <w:t xml:space="preserve"> des données </w:t>
             </w:r>
           </w:p>
           <w:p>
@@ -7526,8 +8308,17 @@
                 <w:sz w:val="18"/>
                 <w:szCs w:val="18"/>
               </w:rPr>
-              <w:t>Documentation du projet</w:t>
-            </w:r>
+              <w:t xml:space="preserve">Documentation du </w:t>
+            </w:r>
+            <w:proofErr w:type="spellStart"/>
+            <w:r>
+              <w:rPr>
+                <w:sz w:val="18"/>
+                <w:szCs w:val="18"/>
+              </w:rPr>
+              <w:t>projet</w:t>
+            </w:r>
+            <w:proofErr w:type="spellEnd"/>
           </w:p>
           <w:p>
             <w:pPr>
@@ -7569,12 +8360,37 @@
                 <w:szCs w:val="18"/>
               </w:rPr>
             </w:pPr>
+            <w:proofErr w:type="spellStart"/>
             <w:r>
               <w:rPr>
                 <w:sz w:val="18"/>
                 <w:szCs w:val="18"/>
               </w:rPr>
-              <w:t xml:space="preserve">Préparation et analyse des données </w:t>
+              <w:t>Préparation</w:t>
+            </w:r>
+            <w:proofErr w:type="spellEnd"/>
+            <w:r>
+              <w:rPr>
+                <w:sz w:val="18"/>
+                <w:szCs w:val="18"/>
+              </w:rPr>
+              <w:t xml:space="preserve"> et </w:t>
+            </w:r>
+            <w:proofErr w:type="spellStart"/>
+            <w:r>
+              <w:rPr>
+                <w:sz w:val="18"/>
+                <w:szCs w:val="18"/>
+              </w:rPr>
+              <w:t>analyse</w:t>
+            </w:r>
+            <w:proofErr w:type="spellEnd"/>
+            <w:r>
+              <w:rPr>
+                <w:sz w:val="18"/>
+                <w:szCs w:val="18"/>
+              </w:rPr>
+              <w:t xml:space="preserve"> des données </w:t>
             </w:r>
           </w:p>
           <w:p>
@@ -7588,12 +8404,21 @@
                 <w:szCs w:val="18"/>
               </w:rPr>
             </w:pPr>
+            <w:proofErr w:type="spellStart"/>
             <w:r>
               <w:rPr>
                 <w:sz w:val="18"/>
                 <w:szCs w:val="18"/>
               </w:rPr>
-              <w:t xml:space="preserve">Modélisation </w:t>
+              <w:t>Modélisation</w:t>
+            </w:r>
+            <w:proofErr w:type="spellEnd"/>
+            <w:r>
+              <w:rPr>
+                <w:sz w:val="18"/>
+                <w:szCs w:val="18"/>
+              </w:rPr>
+              <w:t xml:space="preserve"> </w:t>
             </w:r>
           </w:p>
           <w:p>
@@ -7607,12 +8432,37 @@
                 <w:szCs w:val="18"/>
               </w:rPr>
             </w:pPr>
+            <w:proofErr w:type="spellStart"/>
             <w:r>
               <w:rPr>
                 <w:sz w:val="18"/>
                 <w:szCs w:val="18"/>
               </w:rPr>
-              <w:t xml:space="preserve">Évaluation des modèles </w:t>
+              <w:t>Évaluation</w:t>
+            </w:r>
+            <w:proofErr w:type="spellEnd"/>
+            <w:r>
+              <w:rPr>
+                <w:sz w:val="18"/>
+                <w:szCs w:val="18"/>
+              </w:rPr>
+              <w:t xml:space="preserve"> des </w:t>
+            </w:r>
+            <w:proofErr w:type="spellStart"/>
+            <w:r>
+              <w:rPr>
+                <w:sz w:val="18"/>
+                <w:szCs w:val="18"/>
+              </w:rPr>
+              <w:t>modèles</w:t>
+            </w:r>
+            <w:proofErr w:type="spellEnd"/>
+            <w:r>
+              <w:rPr>
+                <w:sz w:val="18"/>
+                <w:szCs w:val="18"/>
+              </w:rPr>
+              <w:t xml:space="preserve"> </w:t>
             </w:r>
           </w:p>
           <w:p>
@@ -7631,7 +8481,23 @@
                 <w:sz w:val="18"/>
                 <w:szCs w:val="18"/>
               </w:rPr>
-              <w:t xml:space="preserve">Documentation du projet </w:t>
+              <w:t xml:space="preserve">Documentation du </w:t>
+            </w:r>
+            <w:proofErr w:type="spellStart"/>
+            <w:r>
+              <w:rPr>
+                <w:sz w:val="18"/>
+                <w:szCs w:val="18"/>
+              </w:rPr>
+              <w:t>projet</w:t>
+            </w:r>
+            <w:proofErr w:type="spellEnd"/>
+            <w:r>
+              <w:rPr>
+                <w:sz w:val="18"/>
+                <w:szCs w:val="18"/>
+              </w:rPr>
+              <w:t xml:space="preserve"> </w:t>
             </w:r>
           </w:p>
           <w:p>
@@ -7999,6 +8865,7 @@
               <w:rPr>
                 <w:sz w:val="18"/>
                 <w:szCs w:val="18"/>
+                <w:lang w:val="fr-CA"/>
               </w:rPr>
               <w:t xml:space="preserve"> </w:t>
             </w:r>
@@ -8124,8 +8991,19 @@
                 <w:sz w:val="20"/>
                 <w:szCs w:val="20"/>
               </w:rPr>
-              <w:t>Auteur / organisation</w:t>
-            </w:r>
+              <w:t xml:space="preserve">Auteur / </w:t>
+            </w:r>
+            <w:proofErr w:type="spellStart"/>
+            <w:r>
+              <w:rPr>
+                <w:b/>
+                <w:bCs/>
+                <w:sz w:val="20"/>
+                <w:szCs w:val="20"/>
+              </w:rPr>
+              <w:t>organisation</w:t>
+            </w:r>
+            <w:proofErr w:type="spellEnd"/>
           </w:p>
         </w:tc>
         <w:tc>
@@ -8229,7 +9107,25 @@
                 <w:szCs w:val="20"/>
                 <w:lang w:val="fr-CA"/>
               </w:rPr>
-              <w:t>(lien dans la source, no</w:t>
+              <w:t>(</w:t>
+            </w:r>
+            <w:proofErr w:type="gramStart"/>
+            <w:r>
+              <w:rPr>
+                <w:sz w:val="20"/>
+                <w:szCs w:val="20"/>
+                <w:lang w:val="fr-CA"/>
+              </w:rPr>
+              <w:t>lien</w:t>
+            </w:r>
+            <w:proofErr w:type="gramEnd"/>
+            <w:r>
+              <w:rPr>
+                <w:sz w:val="20"/>
+                <w:szCs w:val="20"/>
+                <w:lang w:val="fr-CA"/>
+              </w:rPr>
+              <w:t xml:space="preserve"> dans la source, no</w:t>
             </w:r>
             <w:r>
               <w:rPr>
@@ -8342,32 +9238,63 @@
                 <w:sz w:val="20"/>
                 <w:szCs w:val="20"/>
               </w:rPr>
-              <w:t>Conditions d’utilisation / accès</w:t>
-            </w:r>
-          </w:p>
-        </w:tc>
-        <w:tc>
-          <w:tcPr>
-            <w:tcW w:w="5810" w:type="dxa"/>
-            <w:tcMar>
-              <w:top w:w="100" w:type="dxa"/>
-              <w:left w:w="100" w:type="dxa"/>
-              <w:bottom w:w="100" w:type="dxa"/>
-              <w:right w:w="100" w:type="dxa"/>
-            </w:tcMar>
-          </w:tcPr>
-          <w:p>
-            <w:pPr>
-              <w:rPr>
+              <w:t xml:space="preserve">Conditions </w:t>
+            </w:r>
+            <w:proofErr w:type="spellStart"/>
+            <w:r>
+              <w:rPr>
+                <w:b/>
+                <w:bCs/>
                 <w:sz w:val="20"/>
                 <w:szCs w:val="20"/>
               </w:rPr>
-            </w:pPr>
-            <w:r>
-              <w:rPr>
+              <w:t>d’utilisation</w:t>
+            </w:r>
+            <w:proofErr w:type="spellEnd"/>
+            <w:r>
+              <w:rPr>
+                <w:b/>
+                <w:bCs/>
                 <w:sz w:val="20"/>
                 <w:szCs w:val="20"/>
               </w:rPr>
+              <w:t xml:space="preserve"> / </w:t>
+            </w:r>
+            <w:proofErr w:type="spellStart"/>
+            <w:r>
+              <w:rPr>
+                <w:b/>
+                <w:bCs/>
+                <w:sz w:val="20"/>
+                <w:szCs w:val="20"/>
+              </w:rPr>
+              <w:t>accès</w:t>
+            </w:r>
+            <w:proofErr w:type="spellEnd"/>
+          </w:p>
+        </w:tc>
+        <w:tc>
+          <w:tcPr>
+            <w:tcW w:w="5810" w:type="dxa"/>
+            <w:tcMar>
+              <w:top w:w="100" w:type="dxa"/>
+              <w:left w:w="100" w:type="dxa"/>
+              <w:bottom w:w="100" w:type="dxa"/>
+              <w:right w:w="100" w:type="dxa"/>
+            </w:tcMar>
+          </w:tcPr>
+          <w:p>
+            <w:pPr>
+              <w:rPr>
+                <w:sz w:val="20"/>
+                <w:szCs w:val="20"/>
+              </w:rPr>
+            </w:pPr>
+            <w:r>
+              <w:rPr>
+                <w:sz w:val="20"/>
+                <w:szCs w:val="20"/>
+              </w:rPr>
               <w:t xml:space="preserve"> </w:t>
             </w:r>
             <w:r>
@@ -8375,8 +9302,17 @@
                 <w:sz w:val="18"/>
                 <w:szCs w:val="18"/>
               </w:rPr>
-              <w:t>Données publique et gratuite</w:t>
-            </w:r>
+              <w:t xml:space="preserve">Données publique et </w:t>
+            </w:r>
+            <w:proofErr w:type="spellStart"/>
+            <w:r>
+              <w:rPr>
+                <w:sz w:val="18"/>
+                <w:szCs w:val="18"/>
+              </w:rPr>
+              <w:t>gratuite</w:t>
+            </w:r>
+            <w:proofErr w:type="spellEnd"/>
           </w:p>
         </w:tc>
       </w:tr>
@@ -8652,8 +9588,19 @@
                 <w:sz w:val="20"/>
                 <w:szCs w:val="20"/>
               </w:rPr>
-              <w:t>Auteur / organisation</w:t>
-            </w:r>
+              <w:t xml:space="preserve">Auteur / </w:t>
+            </w:r>
+            <w:proofErr w:type="spellStart"/>
+            <w:r>
+              <w:rPr>
+                <w:b/>
+                <w:bCs/>
+                <w:sz w:val="20"/>
+                <w:szCs w:val="20"/>
+              </w:rPr>
+              <w:t>organisation</w:t>
+            </w:r>
+            <w:proofErr w:type="spellEnd"/>
           </w:p>
         </w:tc>
         <w:tc>
@@ -8886,8 +9833,39 @@
                 <w:sz w:val="20"/>
                 <w:szCs w:val="20"/>
               </w:rPr>
-              <w:t>Conditions d’utilisation / accès</w:t>
-            </w:r>
+              <w:t xml:space="preserve">Conditions </w:t>
+            </w:r>
+            <w:proofErr w:type="spellStart"/>
+            <w:r>
+              <w:rPr>
+                <w:b/>
+                <w:bCs/>
+                <w:sz w:val="20"/>
+                <w:szCs w:val="20"/>
+              </w:rPr>
+              <w:t>d’utilisation</w:t>
+            </w:r>
+            <w:proofErr w:type="spellEnd"/>
+            <w:r>
+              <w:rPr>
+                <w:b/>
+                <w:bCs/>
+                <w:sz w:val="20"/>
+                <w:szCs w:val="20"/>
+              </w:rPr>
+              <w:t xml:space="preserve"> / </w:t>
+            </w:r>
+            <w:proofErr w:type="spellStart"/>
+            <w:r>
+              <w:rPr>
+                <w:b/>
+                <w:bCs/>
+                <w:sz w:val="20"/>
+                <w:szCs w:val="20"/>
+              </w:rPr>
+              <w:t>accès</w:t>
+            </w:r>
+            <w:proofErr w:type="spellEnd"/>
           </w:p>
         </w:tc>
         <w:tc>
@@ -8937,7 +9915,15 @@
       <w:bookmarkStart w:id="17" w:name="_Toc1080090942"/>
       <w:r>
         <w:lastRenderedPageBreak/>
-        <w:t>4.2 Description générale des données</w:t>
+        <w:t xml:space="preserve">4.2 Description </w:t>
+      </w:r>
+      <w:proofErr w:type="spellStart"/>
+      <w:r>
+        <w:t>générale</w:t>
+      </w:r>
+      <w:proofErr w:type="spellEnd"/>
+      <w:r>
+        <w:t xml:space="preserve"> des données</w:t>
       </w:r>
       <w:bookmarkEnd w:id="17"/>
     </w:p>
@@ -9165,7 +10151,15 @@
       </w:pPr>
       <w:bookmarkStart w:id="20" w:name="_Toc43724186"/>
       <w:r>
-        <w:t>5.1 Principaux constats</w:t>
+        <w:t xml:space="preserve">5.1 </w:t>
+      </w:r>
+      <w:proofErr w:type="spellStart"/>
+      <w:r>
+        <w:t>Principaux</w:t>
+      </w:r>
+      <w:proofErr w:type="spellEnd"/>
+      <w:r>
+        <w:t xml:space="preserve"> constats</w:t>
       </w:r>
       <w:bookmarkEnd w:id="20"/>
     </w:p>
@@ -9564,6 +10558,25 @@
             </w:r>
           </w:p>
           <w:p>
+            <w:r>
+              <w:rPr>
+                <w:sz w:val="19"/>
+              </w:rPr>
+              <w:t xml:space="preserve">DAY_OF_WEEK    </w:t>
+            </w:r>
+          </w:p>
+        </w:tc>
+        <w:tc>
+          <w:tcPr>
+            <w:tcW w:w="3408" w:type="dxa"/>
+            <w:tcMar>
+              <w:top w:w="100" w:type="dxa"/>
+              <w:left w:w="100" w:type="dxa"/>
+              <w:bottom w:w="100" w:type="dxa"/>
+              <w:right w:w="100" w:type="dxa"/>
+            </w:tcMar>
+          </w:tcPr>
+          <w:p>
             <w:pPr>
               <w:rPr>
                 <w:lang w:val="fr-CA"/>
@@ -9572,31 +10585,6 @@
             <w:r>
               <w:rPr>
                 <w:sz w:val="19"/>
-              </w:rPr>
-              <w:t xml:space="preserve">DAY_OF_WEEK    </w:t>
-            </w:r>
-          </w:p>
-        </w:tc>
-        <w:tc>
-          <w:tcPr>
-            <w:tcW w:w="3408" w:type="dxa"/>
-            <w:tcMar>
-              <w:top w:w="100" w:type="dxa"/>
-              <w:left w:w="100" w:type="dxa"/>
-              <w:bottom w:w="100" w:type="dxa"/>
-              <w:right w:w="100" w:type="dxa"/>
-            </w:tcMar>
-          </w:tcPr>
-          <w:p>
-            <w:pPr>
-              <w:rPr>
-                <w:lang w:val="fr-CA"/>
-              </w:rPr>
-            </w:pPr>
-            <w:r>
-              <w:rPr>
-                <w:sz w:val="19"/>
-                <w:lang w:val="fr-CA"/>
               </w:rPr>
               <w:t xml:space="preserve"> </w:t>
             </w:r>
@@ -9947,23 +10935,59 @@
           <w:szCs w:val="18"/>
           <w:lang w:val="fr-CA"/>
         </w:rPr>
-        <w:t xml:space="preserve">- Vérifier que le dataset ne contient </w:t>
-      </w:r>
+        <w:t xml:space="preserve">- Vérifier que le </w:t>
+      </w:r>
+      <w:proofErr w:type="spellStart"/>
       <w:r>
         <w:rPr>
           <w:sz w:val="18"/>
           <w:szCs w:val="18"/>
           <w:lang w:val="fr-CA"/>
         </w:rPr>
-        <w:t>pas de</w:t>
-      </w:r>
+        <w:t>dataset</w:t>
+      </w:r>
+      <w:proofErr w:type="spellEnd"/>
       <w:r>
         <w:rPr>
           <w:sz w:val="18"/>
           <w:szCs w:val="18"/>
           <w:lang w:val="fr-CA"/>
         </w:rPr>
-        <w:t xml:space="preserve"> données qui peuvent faire du dataleak.</w:t>
+        <w:t xml:space="preserve"> ne contient </w:t>
+      </w:r>
+      <w:r>
+        <w:rPr>
+          <w:sz w:val="18"/>
+          <w:szCs w:val="18"/>
+          <w:lang w:val="fr-CA"/>
+        </w:rPr>
+        <w:t>pas de</w:t>
+      </w:r>
+      <w:r>
+        <w:rPr>
+          <w:sz w:val="18"/>
+          <w:szCs w:val="18"/>
+          <w:lang w:val="fr-CA"/>
+        </w:rPr>
+        <w:t xml:space="preserve"> données qui peuvent faire du </w:t>
+      </w:r>
+      <w:proofErr w:type="spellStart"/>
+      <w:r>
+        <w:rPr>
+          <w:sz w:val="18"/>
+          <w:szCs w:val="18"/>
+          <w:lang w:val="fr-CA"/>
+        </w:rPr>
+        <w:t>dataleak</w:t>
+      </w:r>
+      <w:proofErr w:type="spellEnd"/>
+      <w:r>
+        <w:rPr>
+          <w:sz w:val="18"/>
+          <w:szCs w:val="18"/>
+          <w:lang w:val="fr-CA"/>
+        </w:rPr>
+        <w:t>.</w:t>
       </w:r>
     </w:p>
     <w:p>
@@ -10212,6 +11236,7 @@
             <w:pPr>
               <w:jc w:val="center"/>
             </w:pPr>
+            <w:proofErr w:type="spellStart"/>
             <w:r>
               <w:rPr>
                 <w:b/>
@@ -10219,6 +11244,7 @@
               </w:rPr>
               <w:t>Exemple</w:t>
             </w:r>
+            <w:proofErr w:type="spellEnd"/>
           </w:p>
         </w:tc>
         <w:tc>
@@ -10237,13 +11263,24 @@
             <w:pPr>
               <w:jc w:val="center"/>
             </w:pPr>
+            <w:proofErr w:type="spellStart"/>
+            <w:proofErr w:type="gramStart"/>
             <w:r>
               <w:rPr>
                 <w:b/>
                 <w:sz w:val="19"/>
               </w:rPr>
-              <w:t>Utilisée ?</w:t>
-            </w:r>
+              <w:t>Utilisée</w:t>
+            </w:r>
+            <w:proofErr w:type="spellEnd"/>
+            <w:r>
+              <w:rPr>
+                <w:b/>
+                <w:sz w:val="19"/>
+              </w:rPr>
+              <w:t xml:space="preserve"> ?</w:t>
+            </w:r>
+            <w:proofErr w:type="gramEnd"/>
           </w:p>
         </w:tc>
       </w:tr>
@@ -10325,14 +11362,30 @@
               <w:rPr>
                 <w:sz w:val="19"/>
               </w:rPr>
-              <w:t xml:space="preserve">Ou l’avion est </w:t>
-            </w:r>
+              <w:t xml:space="preserve">Ou </w:t>
+            </w:r>
+            <w:proofErr w:type="spellStart"/>
+            <w:r>
+              <w:rPr>
+                <w:sz w:val="19"/>
+              </w:rPr>
+              <w:t>l’avion</w:t>
+            </w:r>
+            <w:proofErr w:type="spellEnd"/>
+            <w:r>
+              <w:rPr>
+                <w:sz w:val="19"/>
+              </w:rPr>
+              <w:t xml:space="preserve"> est </w:t>
+            </w:r>
+            <w:proofErr w:type="spellStart"/>
             <w:r>
               <w:rPr>
                 <w:sz w:val="19"/>
               </w:rPr>
               <w:t>partie</w:t>
             </w:r>
+            <w:proofErr w:type="spellEnd"/>
           </w:p>
         </w:tc>
         <w:tc>
@@ -10356,8 +11409,16 @@
               <w:rPr>
                 <w:sz w:val="19"/>
               </w:rPr>
-              <w:t>Los angeles</w:t>
-            </w:r>
+              <w:t xml:space="preserve">Los </w:t>
+            </w:r>
+            <w:proofErr w:type="spellStart"/>
+            <w:r>
+              <w:rPr>
+                <w:sz w:val="19"/>
+              </w:rPr>
+              <w:t>angeles</w:t>
+            </w:r>
+            <w:proofErr w:type="spellEnd"/>
           </w:p>
         </w:tc>
         <w:tc>
@@ -10381,7 +11442,13 @@
               <w:rPr>
                 <w:sz w:val="19"/>
               </w:rPr>
-              <w:t>oui</w:t>
+              <w:t>O</w:t>
+            </w:r>
+            <w:r>
+              <w:rPr>
+                <w:sz w:val="19"/>
+              </w:rPr>
+              <w:t>ui</w:t>
             </w:r>
           </w:p>
         </w:tc>
@@ -10456,7 +11523,21 @@
               <w:rPr>
                 <w:sz w:val="19"/>
               </w:rPr>
-              <w:t xml:space="preserve">Le mois </w:t>
+              <w:t xml:space="preserve">Le </w:t>
+            </w:r>
+            <w:proofErr w:type="spellStart"/>
+            <w:r>
+              <w:rPr>
+                <w:sz w:val="19"/>
+              </w:rPr>
+              <w:t>mois</w:t>
+            </w:r>
+            <w:proofErr w:type="spellEnd"/>
+            <w:r>
+              <w:rPr>
+                <w:sz w:val="19"/>
+              </w:rPr>
+              <w:t xml:space="preserve"> </w:t>
             </w:r>
           </w:p>
         </w:tc>
@@ -10506,7 +11587,13 @@
               <w:rPr>
                 <w:sz w:val="19"/>
               </w:rPr>
-              <w:t>oui</w:t>
+              <w:t>O</w:t>
+            </w:r>
+            <w:r>
+              <w:rPr>
+                <w:sz w:val="19"/>
+              </w:rPr>
+              <w:t>ui</w:t>
             </w:r>
           </w:p>
         </w:tc>
@@ -10665,7 +11752,14 @@
                 <w:sz w:val="19"/>
                 <w:lang w:val="fr-CA"/>
               </w:rPr>
-              <w:t>oui</w:t>
+              <w:t>O</w:t>
+            </w:r>
+            <w:r>
+              <w:rPr>
+                <w:sz w:val="19"/>
+                <w:lang w:val="fr-CA"/>
+              </w:rPr>
+              <w:t>ui</w:t>
             </w:r>
           </w:p>
         </w:tc>
@@ -10698,6 +11792,7 @@
               </w:rPr>
               <w:t xml:space="preserve"> </w:t>
             </w:r>
+            <w:proofErr w:type="spellStart"/>
             <w:r>
               <w:rPr>
                 <w:sz w:val="19"/>
@@ -10705,6 +11800,7 @@
               </w:rPr>
               <w:t>Dest_city_name</w:t>
             </w:r>
+            <w:proofErr w:type="spellEnd"/>
           </w:p>
         </w:tc>
         <w:tc>
@@ -10730,6 +11826,8 @@
               </w:rPr>
               <w:t xml:space="preserve"> </w:t>
             </w:r>
+            <w:proofErr w:type="spellStart"/>
+            <w:proofErr w:type="gramStart"/>
             <w:r>
               <w:rPr>
                 <w:sz w:val="19"/>
@@ -10737,6 +11835,8 @@
               </w:rPr>
               <w:t>object</w:t>
             </w:r>
+            <w:proofErr w:type="spellEnd"/>
+            <w:proofErr w:type="gramEnd"/>
           </w:p>
         </w:tc>
         <w:tc>
@@ -10760,7 +11860,23 @@
                 <w:sz w:val="19"/>
                 <w:lang w:val="fr-CA"/>
               </w:rPr>
-              <w:t>L’endroit ou le vol se dirige.</w:t>
+              <w:t xml:space="preserve">L’endroit </w:t>
+            </w:r>
+            <w:proofErr w:type="spellStart"/>
+            <w:r>
+              <w:rPr>
+                <w:sz w:val="19"/>
+                <w:lang w:val="fr-CA"/>
+              </w:rPr>
+              <w:t>ou</w:t>
+            </w:r>
+            <w:proofErr w:type="spellEnd"/>
+            <w:r>
+              <w:rPr>
+                <w:sz w:val="19"/>
+                <w:lang w:val="fr-CA"/>
+              </w:rPr>
+              <w:t xml:space="preserve"> le vol se dirige.</w:t>
             </w:r>
           </w:p>
         </w:tc>
@@ -10824,7 +11940,14 @@
                 <w:sz w:val="19"/>
                 <w:lang w:val="fr-CA"/>
               </w:rPr>
-              <w:t>oui</w:t>
+              <w:t>O</w:t>
+            </w:r>
+            <w:r>
+              <w:rPr>
+                <w:sz w:val="19"/>
+                <w:lang w:val="fr-CA"/>
+              </w:rPr>
+              <w:t>ui</w:t>
             </w:r>
           </w:p>
         </w:tc>
@@ -10996,7 +12119,14 @@
                 <w:sz w:val="19"/>
                 <w:lang w:val="fr-CA"/>
               </w:rPr>
-              <w:t>oui</w:t>
+              <w:t>O</w:t>
+            </w:r>
+            <w:r>
+              <w:rPr>
+                <w:sz w:val="19"/>
+                <w:lang w:val="fr-CA"/>
+              </w:rPr>
+              <w:t>ui</w:t>
             </w:r>
           </w:p>
         </w:tc>
@@ -11104,13 +12234,31 @@
             <w:pPr>
               <w:jc w:val="center"/>
             </w:pPr>
+            <w:proofErr w:type="spellStart"/>
             <w:r>
               <w:rPr>
                 <w:b/>
                 <w:sz w:val="19"/>
               </w:rPr>
-              <w:t>Tâches prévues</w:t>
-            </w:r>
+              <w:t>Tâches</w:t>
+            </w:r>
+            <w:proofErr w:type="spellEnd"/>
+            <w:r>
+              <w:rPr>
+                <w:b/>
+                <w:sz w:val="19"/>
+              </w:rPr>
+              <w:t xml:space="preserve"> </w:t>
+            </w:r>
+            <w:proofErr w:type="spellStart"/>
+            <w:r>
+              <w:rPr>
+                <w:b/>
+                <w:sz w:val="19"/>
+              </w:rPr>
+              <w:t>prévues</w:t>
+            </w:r>
+            <w:proofErr w:type="spellEnd"/>
           </w:p>
         </w:tc>
         <w:tc>
@@ -11129,12 +12277,21 @@
             <w:pPr>
               <w:jc w:val="center"/>
             </w:pPr>
+            <w:proofErr w:type="spellStart"/>
             <w:r>
               <w:rPr>
                 <w:b/>
                 <w:sz w:val="19"/>
               </w:rPr>
-              <w:t>Responsable(s)</w:t>
+              <w:t>Responsable</w:t>
+            </w:r>
+            <w:proofErr w:type="spellEnd"/>
+            <w:r>
+              <w:rPr>
+                <w:b/>
+                <w:sz w:val="19"/>
+              </w:rPr>
+              <w:t>(s)</w:t>
             </w:r>
           </w:p>
         </w:tc>
@@ -11154,13 +12311,31 @@
             <w:pPr>
               <w:jc w:val="center"/>
             </w:pPr>
+            <w:proofErr w:type="spellStart"/>
             <w:r>
               <w:rPr>
                 <w:b/>
                 <w:sz w:val="19"/>
               </w:rPr>
-              <w:t>Échéance prévue</w:t>
-            </w:r>
+              <w:t>Échéance</w:t>
+            </w:r>
+            <w:proofErr w:type="spellEnd"/>
+            <w:r>
+              <w:rPr>
+                <w:b/>
+                <w:sz w:val="19"/>
+              </w:rPr>
+              <w:t xml:space="preserve"> </w:t>
+            </w:r>
+            <w:proofErr w:type="spellStart"/>
+            <w:r>
+              <w:rPr>
+                <w:b/>
+                <w:sz w:val="19"/>
+              </w:rPr>
+              <w:t>prévue</w:t>
+            </w:r>
+            <w:proofErr w:type="spellEnd"/>
           </w:p>
         </w:tc>
         <w:tc>
@@ -11211,13 +12386,31 @@
                 <w:szCs w:val="21"/>
               </w:rPr>
             </w:pPr>
+            <w:proofErr w:type="spellStart"/>
             <w:r>
               <w:rPr>
                 <w:sz w:val="18"/>
                 <w:szCs w:val="21"/>
               </w:rPr>
-              <w:t>Définition du problème</w:t>
-            </w:r>
+              <w:t>Définition</w:t>
+            </w:r>
+            <w:proofErr w:type="spellEnd"/>
+            <w:r>
+              <w:rPr>
+                <w:sz w:val="18"/>
+                <w:szCs w:val="21"/>
+              </w:rPr>
+              <w:t xml:space="preserve"> du </w:t>
+            </w:r>
+            <w:proofErr w:type="spellStart"/>
+            <w:r>
+              <w:rPr>
+                <w:sz w:val="18"/>
+                <w:szCs w:val="21"/>
+              </w:rPr>
+              <w:t>problème</w:t>
+            </w:r>
+            <w:proofErr w:type="spellEnd"/>
           </w:p>
         </w:tc>
         <w:tc>
@@ -11413,12 +12606,21 @@
               </w:rPr>
               <w:t xml:space="preserve"> </w:t>
             </w:r>
+            <w:proofErr w:type="spellStart"/>
             <w:r>
               <w:rPr>
                 <w:sz w:val="18"/>
                 <w:szCs w:val="21"/>
               </w:rPr>
-              <w:t>Collecte des données</w:t>
+              <w:t>Collecte</w:t>
+            </w:r>
+            <w:proofErr w:type="spellEnd"/>
+            <w:r>
+              <w:rPr>
+                <w:sz w:val="18"/>
+                <w:szCs w:val="21"/>
+              </w:rPr>
+              <w:t xml:space="preserve"> des données</w:t>
             </w:r>
           </w:p>
         </w:tc>
@@ -11756,12 +12958,21 @@
                 <w:szCs w:val="21"/>
               </w:rPr>
             </w:pPr>
+            <w:proofErr w:type="spellStart"/>
             <w:r>
               <w:rPr>
                 <w:sz w:val="18"/>
                 <w:szCs w:val="21"/>
               </w:rPr>
-              <w:t>Préparation des données</w:t>
+              <w:t>Préparation</w:t>
+            </w:r>
+            <w:proofErr w:type="spellEnd"/>
+            <w:r>
+              <w:rPr>
+                <w:sz w:val="18"/>
+                <w:szCs w:val="21"/>
+              </w:rPr>
+              <w:t xml:space="preserve"> des données</w:t>
             </w:r>
           </w:p>
         </w:tc>
@@ -11864,8 +13075,17 @@
                 <w:sz w:val="18"/>
                 <w:szCs w:val="21"/>
               </w:rPr>
-              <w:t>11 novembre</w:t>
-            </w:r>
+              <w:t xml:space="preserve">11 </w:t>
+            </w:r>
+            <w:proofErr w:type="spellStart"/>
+            <w:r>
+              <w:rPr>
+                <w:sz w:val="18"/>
+                <w:szCs w:val="21"/>
+              </w:rPr>
+              <w:t>novembre</w:t>
+            </w:r>
+            <w:proofErr w:type="spellEnd"/>
           </w:p>
         </w:tc>
         <w:tc>
@@ -11929,8 +13149,17 @@
                 <w:sz w:val="18"/>
                 <w:szCs w:val="21"/>
               </w:rPr>
-              <w:t xml:space="preserve"> Modélisation</w:t>
-            </w:r>
+              <w:t xml:space="preserve"> </w:t>
+            </w:r>
+            <w:proofErr w:type="spellStart"/>
+            <w:r>
+              <w:rPr>
+                <w:sz w:val="18"/>
+                <w:szCs w:val="21"/>
+              </w:rPr>
+              <w:t>Modélisation</w:t>
+            </w:r>
+            <w:proofErr w:type="spellEnd"/>
           </w:p>
         </w:tc>
         <w:tc>
@@ -12032,8 +13261,17 @@
                 <w:sz w:val="18"/>
                 <w:szCs w:val="21"/>
               </w:rPr>
-              <w:t>11 novembre</w:t>
-            </w:r>
+              <w:t xml:space="preserve">11 </w:t>
+            </w:r>
+            <w:proofErr w:type="spellStart"/>
+            <w:r>
+              <w:rPr>
+                <w:sz w:val="18"/>
+                <w:szCs w:val="21"/>
+              </w:rPr>
+              <w:t>novembre</w:t>
+            </w:r>
+            <w:proofErr w:type="spellEnd"/>
           </w:p>
         </w:tc>
         <w:tc>
@@ -12092,11 +13330,25 @@
               </w:rPr>
               <w:t xml:space="preserve"> </w:t>
             </w:r>
-            <w:r>
-              <w:rPr>
-                <w:sz w:val="19"/>
-              </w:rPr>
-              <w:t>Évaluation et optimisation</w:t>
+            <w:proofErr w:type="spellStart"/>
+            <w:r>
+              <w:rPr>
+                <w:sz w:val="19"/>
+              </w:rPr>
+              <w:t>Évaluation</w:t>
+            </w:r>
+            <w:proofErr w:type="spellEnd"/>
+            <w:r>
+              <w:rPr>
+                <w:sz w:val="19"/>
+              </w:rPr>
+              <w:t xml:space="preserve"> et </w:t>
+            </w:r>
+            <w:r>
+              <w:rPr>
+                <w:sz w:val="19"/>
+              </w:rPr>
+              <w:t>optimization</w:t>
             </w:r>
           </w:p>
         </w:tc>
@@ -12179,8 +13431,17 @@
                 <w:sz w:val="18"/>
                 <w:szCs w:val="21"/>
               </w:rPr>
-              <w:t>11 novembre</w:t>
-            </w:r>
+              <w:t xml:space="preserve">11 </w:t>
+            </w:r>
+            <w:proofErr w:type="spellStart"/>
+            <w:r>
+              <w:rPr>
+                <w:sz w:val="18"/>
+                <w:szCs w:val="21"/>
+              </w:rPr>
+              <w:t>novembre</w:t>
+            </w:r>
+            <w:proofErr w:type="spellEnd"/>
           </w:p>
         </w:tc>
         <w:tc>
@@ -12231,6 +13492,7 @@
                 <w:szCs w:val="21"/>
               </w:rPr>
             </w:pPr>
+            <w:proofErr w:type="spellStart"/>
             <w:r>
               <w:rPr>
                 <w:sz w:val="18"/>
@@ -12238,6 +13500,7 @@
               </w:rPr>
               <w:t>Déploiement</w:t>
             </w:r>
+            <w:proofErr w:type="spellEnd"/>
           </w:p>
         </w:tc>
         <w:tc>
@@ -12398,8 +13661,17 @@
                 <w:sz w:val="18"/>
                 <w:szCs w:val="21"/>
               </w:rPr>
-              <w:t>9 décembre</w:t>
-            </w:r>
+              <w:t xml:space="preserve">9 </w:t>
+            </w:r>
+            <w:proofErr w:type="spellStart"/>
+            <w:r>
+              <w:rPr>
+                <w:sz w:val="18"/>
+                <w:szCs w:val="21"/>
+              </w:rPr>
+              <w:t>décembre</w:t>
+            </w:r>
+            <w:proofErr w:type="spellEnd"/>
           </w:p>
         </w:tc>
         <w:tc>
@@ -12555,8 +13827,17 @@
                 <w:sz w:val="18"/>
                 <w:szCs w:val="21"/>
               </w:rPr>
-              <w:t>16 décembre</w:t>
-            </w:r>
+              <w:t xml:space="preserve">16 </w:t>
+            </w:r>
+            <w:proofErr w:type="spellStart"/>
+            <w:r>
+              <w:rPr>
+                <w:sz w:val="18"/>
+                <w:szCs w:val="21"/>
+              </w:rPr>
+              <w:t>décembre</w:t>
+            </w:r>
+            <w:proofErr w:type="spellEnd"/>
           </w:p>
         </w:tc>
         <w:tc>
@@ -12614,13 +13895,40 @@
       <w:pPr>
         <w:spacing w:after="80"/>
       </w:pPr>
+      <w:proofErr w:type="spellStart"/>
       <w:r>
         <w:rPr>
           <w:b/>
           <w:bCs/>
         </w:rPr>
-        <w:t>Qu’avons-nous accompli jusqu’ici ?</w:t>
-      </w:r>
+        <w:t>Qu’avons</w:t>
+      </w:r>
+      <w:proofErr w:type="spellEnd"/>
+      <w:r>
+        <w:rPr>
+          <w:b/>
+          <w:bCs/>
+        </w:rPr>
+        <w:t xml:space="preserve">-nous accompli </w:t>
+      </w:r>
+      <w:proofErr w:type="spellStart"/>
+      <w:proofErr w:type="gramStart"/>
+      <w:r>
+        <w:rPr>
+          <w:b/>
+          <w:bCs/>
+        </w:rPr>
+        <w:t>jusqu’ici</w:t>
+      </w:r>
+      <w:proofErr w:type="spellEnd"/>
+      <w:r>
+        <w:rPr>
+          <w:b/>
+          <w:bCs/>
+        </w:rPr>
+        <w:t xml:space="preserve"> ?</w:t>
+      </w:r>
+      <w:proofErr w:type="gramEnd"/>
     </w:p>
     <w:p>
       <w:pPr>
@@ -12637,7 +13945,43 @@
           <w:szCs w:val="20"/>
           <w:lang w:val="fr-CA"/>
         </w:rPr>
-        <w:t>Nous avons défini le problème, les objectifs et le périmètre du projet. Nous avons aussi réparti les tâches entre les membres de l’équipe. Pour finir, nous avons regarder les jeu de données.</w:t>
+        <w:t xml:space="preserve">Nous avons défini le problème, les objectifs et le périmètre du projet. Nous avons aussi réparti les tâches entre les membres de l’équipe. Pour finir, nous avons </w:t>
+      </w:r>
+      <w:proofErr w:type="spellStart"/>
+      <w:r>
+        <w:rPr>
+          <w:sz w:val="18"/>
+          <w:szCs w:val="20"/>
+          <w:lang w:val="fr-CA"/>
+        </w:rPr>
+        <w:t>regarder</w:t>
+      </w:r>
+      <w:proofErr w:type="spellEnd"/>
+      <w:r>
+        <w:rPr>
+          <w:sz w:val="18"/>
+          <w:szCs w:val="20"/>
+          <w:lang w:val="fr-CA"/>
+        </w:rPr>
+        <w:t xml:space="preserve"> </w:t>
+      </w:r>
+      <w:proofErr w:type="gramStart"/>
+      <w:r>
+        <w:rPr>
+          <w:sz w:val="18"/>
+          <w:szCs w:val="20"/>
+          <w:lang w:val="fr-CA"/>
+        </w:rPr>
+        <w:t>les jeu</w:t>
+      </w:r>
+      <w:proofErr w:type="gramEnd"/>
+      <w:r>
+        <w:rPr>
+          <w:sz w:val="18"/>
+          <w:szCs w:val="20"/>
+          <w:lang w:val="fr-CA"/>
+        </w:rPr>
+        <w:t xml:space="preserve"> de données.</w:t>
       </w:r>
     </w:p>
     <w:p>
@@ -12839,7 +14183,25 @@
           <w:szCs w:val="18"/>
           <w:lang w:val="fr-CA"/>
         </w:rPr>
-        <w:t xml:space="preserve">vérifier si le dataset est </w:t>
+        <w:t xml:space="preserve">vérifier si le </w:t>
+      </w:r>
+      <w:proofErr w:type="spellStart"/>
+      <w:r>
+        <w:rPr>
+          <w:sz w:val="18"/>
+          <w:szCs w:val="18"/>
+          <w:lang w:val="fr-CA"/>
+        </w:rPr>
+        <w:t>dataset</w:t>
+      </w:r>
+      <w:proofErr w:type="spellEnd"/>
+      <w:r>
+        <w:rPr>
+          <w:sz w:val="18"/>
+          <w:szCs w:val="18"/>
+          <w:lang w:val="fr-CA"/>
+        </w:rPr>
+        <w:t xml:space="preserve"> est </w:t>
       </w:r>
       <w:r>
         <w:rPr>
@@ -13203,13 +14565,31 @@
             <w:pPr>
               <w:jc w:val="center"/>
             </w:pPr>
+            <w:proofErr w:type="spellStart"/>
             <w:r>
               <w:rPr>
                 <w:b/>
                 <w:sz w:val="19"/>
               </w:rPr>
-              <w:t>Élément modifié</w:t>
-            </w:r>
+              <w:t>Élément</w:t>
+            </w:r>
+            <w:proofErr w:type="spellEnd"/>
+            <w:r>
+              <w:rPr>
+                <w:b/>
+                <w:sz w:val="19"/>
+              </w:rPr>
+              <w:t xml:space="preserve"> </w:t>
+            </w:r>
+            <w:proofErr w:type="spellStart"/>
+            <w:r>
+              <w:rPr>
+                <w:b/>
+                <w:sz w:val="19"/>
+              </w:rPr>
+              <w:t>modifié</w:t>
+            </w:r>
+            <w:proofErr w:type="spellEnd"/>
           </w:p>
         </w:tc>
         <w:tc>
@@ -13233,8 +14613,33 @@
                 <w:b/>
                 <w:sz w:val="19"/>
               </w:rPr>
-              <w:t>Ce qui était prévu</w:t>
-            </w:r>
+              <w:t xml:space="preserve">Ce qui </w:t>
+            </w:r>
+            <w:proofErr w:type="spellStart"/>
+            <w:r>
+              <w:rPr>
+                <w:b/>
+                <w:sz w:val="19"/>
+              </w:rPr>
+              <w:t>était</w:t>
+            </w:r>
+            <w:proofErr w:type="spellEnd"/>
+            <w:r>
+              <w:rPr>
+                <w:b/>
+                <w:sz w:val="19"/>
+              </w:rPr>
+              <w:t xml:space="preserve"> </w:t>
+            </w:r>
+            <w:proofErr w:type="spellStart"/>
+            <w:r>
+              <w:rPr>
+                <w:b/>
+                <w:sz w:val="19"/>
+              </w:rPr>
+              <w:t>prévu</w:t>
+            </w:r>
+            <w:proofErr w:type="spellEnd"/>
           </w:p>
         </w:tc>
         <w:tc>
@@ -13258,8 +14663,17 @@
                 <w:b/>
                 <w:sz w:val="19"/>
               </w:rPr>
-              <w:t>Ce qui a changé</w:t>
-            </w:r>
+              <w:t xml:space="preserve">Ce qui a </w:t>
+            </w:r>
+            <w:proofErr w:type="spellStart"/>
+            <w:r>
+              <w:rPr>
+                <w:b/>
+                <w:sz w:val="19"/>
+              </w:rPr>
+              <w:t>changé</w:t>
+            </w:r>
+            <w:proofErr w:type="spellEnd"/>
           </w:p>
         </w:tc>
         <w:tc>
@@ -13278,13 +14692,24 @@
             <w:pPr>
               <w:jc w:val="center"/>
             </w:pPr>
+            <w:proofErr w:type="spellStart"/>
+            <w:proofErr w:type="gramStart"/>
             <w:r>
               <w:rPr>
                 <w:b/>
                 <w:sz w:val="19"/>
               </w:rPr>
-              <w:t>Pourquoi ?</w:t>
-            </w:r>
+              <w:t>Pourquoi</w:t>
+            </w:r>
+            <w:proofErr w:type="spellEnd"/>
+            <w:r>
+              <w:rPr>
+                <w:b/>
+                <w:sz w:val="19"/>
+              </w:rPr>
+              <w:t xml:space="preserve"> ?</w:t>
+            </w:r>
+            <w:proofErr w:type="gramEnd"/>
           </w:p>
         </w:tc>
       </w:tr>
@@ -13629,7 +15054,15 @@
       </w:pPr>
       <w:bookmarkStart w:id="27" w:name="_Toc2082795802"/>
       <w:r>
-        <w:t>10. Préparation des données</w:t>
+        <w:t xml:space="preserve">10. </w:t>
+      </w:r>
+      <w:proofErr w:type="spellStart"/>
+      <w:r>
+        <w:t>Préparation</w:t>
+      </w:r>
+      <w:proofErr w:type="spellEnd"/>
+      <w:r>
+        <w:t xml:space="preserve"> des données</w:t>
       </w:r>
       <w:bookmarkEnd w:id="27"/>
     </w:p>
@@ -13686,8 +15119,17 @@
                 <w:b/>
                 <w:sz w:val="19"/>
               </w:rPr>
-              <w:t>Action réalisée</w:t>
-            </w:r>
+              <w:t xml:space="preserve">Action </w:t>
+            </w:r>
+            <w:proofErr w:type="spellStart"/>
+            <w:r>
+              <w:rPr>
+                <w:b/>
+                <w:sz w:val="19"/>
+              </w:rPr>
+              <w:t>réalisée</w:t>
+            </w:r>
+            <w:proofErr w:type="spellEnd"/>
           </w:p>
         </w:tc>
         <w:tc>
@@ -13706,13 +15148,56 @@
             <w:pPr>
               <w:jc w:val="center"/>
             </w:pPr>
+            <w:proofErr w:type="spellStart"/>
             <w:r>
               <w:rPr>
                 <w:b/>
                 <w:sz w:val="19"/>
               </w:rPr>
-              <w:t>Pourquoi était-elle nécessaire ?</w:t>
-            </w:r>
+              <w:t>Pourquoi</w:t>
+            </w:r>
+            <w:proofErr w:type="spellEnd"/>
+            <w:r>
+              <w:rPr>
+                <w:b/>
+                <w:sz w:val="19"/>
+              </w:rPr>
+              <w:t xml:space="preserve"> </w:t>
+            </w:r>
+            <w:proofErr w:type="spellStart"/>
+            <w:r>
+              <w:rPr>
+                <w:b/>
+                <w:sz w:val="19"/>
+              </w:rPr>
+              <w:t>était-elle</w:t>
+            </w:r>
+            <w:proofErr w:type="spellEnd"/>
+            <w:r>
+              <w:rPr>
+                <w:b/>
+                <w:sz w:val="19"/>
+              </w:rPr>
+              <w:t xml:space="preserve"> </w:t>
+            </w:r>
+            <w:proofErr w:type="spellStart"/>
+            <w:proofErr w:type="gramStart"/>
+            <w:r>
+              <w:rPr>
+                <w:b/>
+                <w:sz w:val="19"/>
+              </w:rPr>
+              <w:t>nécessaire</w:t>
+            </w:r>
+            <w:proofErr w:type="spellEnd"/>
+            <w:r>
+              <w:rPr>
+                <w:b/>
+                <w:sz w:val="19"/>
+              </w:rPr>
+              <w:t xml:space="preserve"> ?</w:t>
+            </w:r>
+            <w:proofErr w:type="gramEnd"/>
           </w:p>
         </w:tc>
         <w:tc>
@@ -13731,13 +15216,47 @@
             <w:pPr>
               <w:jc w:val="center"/>
             </w:pPr>
+            <w:proofErr w:type="spellStart"/>
             <w:r>
               <w:rPr>
                 <w:b/>
                 <w:sz w:val="19"/>
               </w:rPr>
-              <w:t>Résultat / effet obtenu</w:t>
-            </w:r>
+              <w:t>Résultat</w:t>
+            </w:r>
+            <w:proofErr w:type="spellEnd"/>
+            <w:r>
+              <w:rPr>
+                <w:b/>
+                <w:sz w:val="19"/>
+              </w:rPr>
+              <w:t xml:space="preserve"> / </w:t>
+            </w:r>
+            <w:proofErr w:type="spellStart"/>
+            <w:r>
+              <w:rPr>
+                <w:b/>
+                <w:sz w:val="19"/>
+              </w:rPr>
+              <w:t>effet</w:t>
+            </w:r>
+            <w:proofErr w:type="spellEnd"/>
+            <w:r>
+              <w:rPr>
+                <w:b/>
+                <w:sz w:val="19"/>
+              </w:rPr>
+              <w:t xml:space="preserve"> </w:t>
+            </w:r>
+            <w:proofErr w:type="spellStart"/>
+            <w:r>
+              <w:rPr>
+                <w:b/>
+                <w:sz w:val="19"/>
+              </w:rPr>
+              <w:t>obtenu</w:t>
+            </w:r>
+            <w:proofErr w:type="spellEnd"/>
           </w:p>
         </w:tc>
       </w:tr>
@@ -14222,8 +15741,17 @@
                 <w:b/>
                 <w:sz w:val="19"/>
               </w:rPr>
-              <w:t>Transformation appliquée</w:t>
-            </w:r>
+              <w:t xml:space="preserve">Transformation </w:t>
+            </w:r>
+            <w:proofErr w:type="spellStart"/>
+            <w:r>
+              <w:rPr>
+                <w:b/>
+                <w:sz w:val="19"/>
+              </w:rPr>
+              <w:t>appliquée</w:t>
+            </w:r>
+            <w:proofErr w:type="spellEnd"/>
           </w:p>
         </w:tc>
         <w:tc>
@@ -14242,13 +15770,24 @@
             <w:pPr>
               <w:jc w:val="center"/>
             </w:pPr>
+            <w:proofErr w:type="spellStart"/>
+            <w:proofErr w:type="gramStart"/>
             <w:r>
               <w:rPr>
                 <w:b/>
                 <w:sz w:val="19"/>
               </w:rPr>
-              <w:t>Utilisée ?</w:t>
-            </w:r>
+              <w:t>Utilisée</w:t>
+            </w:r>
+            <w:proofErr w:type="spellEnd"/>
+            <w:r>
+              <w:rPr>
+                <w:b/>
+                <w:sz w:val="19"/>
+              </w:rPr>
+              <w:t xml:space="preserve"> ?</w:t>
+            </w:r>
+            <w:proofErr w:type="gramEnd"/>
           </w:p>
         </w:tc>
       </w:tr>
@@ -14770,9 +16309,14 @@
       </w:pPr>
       <w:bookmarkStart w:id="29" w:name="_Toc1769301782"/>
       <w:r>
-        <w:t>11. Modélisation</w:t>
+        <w:t xml:space="preserve">11. </w:t>
+      </w:r>
+      <w:proofErr w:type="spellStart"/>
+      <w:r>
+        <w:t>Modélisation</w:t>
       </w:r>
       <w:bookmarkEnd w:id="29"/>
+      <w:proofErr w:type="spellEnd"/>
     </w:p>
     <w:p>
       <w:pPr>
@@ -14781,9 +16325,22 @@
       </w:pPr>
       <w:bookmarkStart w:id="30" w:name="_Toc561233477"/>
       <w:r>
-        <w:t>11.1 Modèle de référence</w:t>
+        <w:t xml:space="preserve">11.1 </w:t>
+      </w:r>
+      <w:proofErr w:type="spellStart"/>
+      <w:r>
+        <w:t>Modèle</w:t>
+      </w:r>
+      <w:proofErr w:type="spellEnd"/>
+      <w:r>
+        <w:t xml:space="preserve"> de </w:t>
+      </w:r>
+      <w:proofErr w:type="spellStart"/>
+      <w:r>
+        <w:t>référence</w:t>
       </w:r>
       <w:bookmarkEnd w:id="30"/>
+      <w:proofErr w:type="spellEnd"/>
     </w:p>
     <w:p>
       <w:pPr>
@@ -14938,13 +16495,31 @@
             <w:pPr>
               <w:jc w:val="center"/>
             </w:pPr>
+            <w:proofErr w:type="spellStart"/>
             <w:r>
               <w:rPr>
                 <w:b/>
                 <w:sz w:val="19"/>
               </w:rPr>
-              <w:t>Modèle / approche</w:t>
-            </w:r>
+              <w:t>Modèle</w:t>
+            </w:r>
+            <w:proofErr w:type="spellEnd"/>
+            <w:r>
+              <w:rPr>
+                <w:b/>
+                <w:sz w:val="19"/>
+              </w:rPr>
+              <w:t xml:space="preserve"> / </w:t>
+            </w:r>
+            <w:proofErr w:type="spellStart"/>
+            <w:r>
+              <w:rPr>
+                <w:b/>
+                <w:sz w:val="19"/>
+              </w:rPr>
+              <w:t>approche</w:t>
+            </w:r>
+            <w:proofErr w:type="spellEnd"/>
           </w:p>
         </w:tc>
         <w:tc>
@@ -14963,13 +16538,56 @@
             <w:pPr>
               <w:jc w:val="center"/>
             </w:pPr>
+            <w:proofErr w:type="spellStart"/>
             <w:r>
               <w:rPr>
                 <w:b/>
                 <w:sz w:val="19"/>
               </w:rPr>
-              <w:t>Pourquoi l’avoir testé ?</w:t>
-            </w:r>
+              <w:t>Pourquoi</w:t>
+            </w:r>
+            <w:proofErr w:type="spellEnd"/>
+            <w:r>
+              <w:rPr>
+                <w:b/>
+                <w:sz w:val="19"/>
+              </w:rPr>
+              <w:t xml:space="preserve"> </w:t>
+            </w:r>
+            <w:proofErr w:type="spellStart"/>
+            <w:r>
+              <w:rPr>
+                <w:b/>
+                <w:sz w:val="19"/>
+              </w:rPr>
+              <w:t>l’avoir</w:t>
+            </w:r>
+            <w:proofErr w:type="spellEnd"/>
+            <w:r>
+              <w:rPr>
+                <w:b/>
+                <w:sz w:val="19"/>
+              </w:rPr>
+              <w:t xml:space="preserve"> </w:t>
+            </w:r>
+            <w:proofErr w:type="spellStart"/>
+            <w:proofErr w:type="gramStart"/>
+            <w:r>
+              <w:rPr>
+                <w:b/>
+                <w:sz w:val="19"/>
+              </w:rPr>
+              <w:t>testé</w:t>
+            </w:r>
+            <w:proofErr w:type="spellEnd"/>
+            <w:r>
+              <w:rPr>
+                <w:b/>
+                <w:sz w:val="19"/>
+              </w:rPr>
+              <w:t xml:space="preserve"> ?</w:t>
+            </w:r>
+            <w:proofErr w:type="gramEnd"/>
           </w:p>
         </w:tc>
         <w:tc>
@@ -14988,13 +16606,63 @@
             <w:pPr>
               <w:jc w:val="center"/>
             </w:pPr>
+            <w:proofErr w:type="spellStart"/>
             <w:r>
               <w:rPr>
                 <w:b/>
                 <w:sz w:val="19"/>
               </w:rPr>
-              <w:t>Paramètres ou éléments importants</w:t>
-            </w:r>
+              <w:t>Paramètres</w:t>
+            </w:r>
+            <w:proofErr w:type="spellEnd"/>
+            <w:r>
+              <w:rPr>
+                <w:b/>
+                <w:sz w:val="19"/>
+              </w:rPr>
+              <w:t xml:space="preserve"> </w:t>
+            </w:r>
+            <w:proofErr w:type="spellStart"/>
+            <w:r>
+              <w:rPr>
+                <w:b/>
+                <w:sz w:val="19"/>
+              </w:rPr>
+              <w:t>ou</w:t>
+            </w:r>
+            <w:proofErr w:type="spellEnd"/>
+            <w:r>
+              <w:rPr>
+                <w:b/>
+                <w:sz w:val="19"/>
+              </w:rPr>
+              <w:t xml:space="preserve"> </w:t>
+            </w:r>
+            <w:proofErr w:type="spellStart"/>
+            <w:r>
+              <w:rPr>
+                <w:b/>
+                <w:sz w:val="19"/>
+              </w:rPr>
+              <w:t>éléments</w:t>
+            </w:r>
+            <w:proofErr w:type="spellEnd"/>
+            <w:r>
+              <w:rPr>
+                <w:b/>
+                <w:sz w:val="19"/>
+              </w:rPr>
+              <w:t xml:space="preserve"> </w:t>
+            </w:r>
+            <w:proofErr w:type="spellStart"/>
+            <w:r>
+              <w:rPr>
+                <w:b/>
+                <w:sz w:val="19"/>
+              </w:rPr>
+              <w:t>importants</w:t>
+            </w:r>
+            <w:proofErr w:type="spellEnd"/>
           </w:p>
         </w:tc>
       </w:tr>
@@ -15263,9 +16931,14 @@
       </w:pPr>
       <w:bookmarkStart w:id="32" w:name="_Toc1288578959"/>
       <w:r>
-        <w:t>12. Optimisation</w:t>
+        <w:t xml:space="preserve">12. </w:t>
+      </w:r>
+      <w:proofErr w:type="spellStart"/>
+      <w:r>
+        <w:t>Optimisation</w:t>
       </w:r>
       <w:bookmarkEnd w:id="32"/>
+      <w:proofErr w:type="spellEnd"/>
     </w:p>
     <w:p>
       <w:pPr>
@@ -15315,14 +16988,32 @@
             <w:pPr>
               <w:jc w:val="center"/>
             </w:pPr>
+            <w:proofErr w:type="spellStart"/>
             <w:r>
               <w:rPr>
                 <w:b/>
                 <w:sz w:val="19"/>
               </w:rPr>
               <w:lastRenderedPageBreak/>
-              <w:t>Approche d’optimisation</w:t>
-            </w:r>
+              <w:t>Approche</w:t>
+            </w:r>
+            <w:proofErr w:type="spellEnd"/>
+            <w:r>
+              <w:rPr>
+                <w:b/>
+                <w:sz w:val="19"/>
+              </w:rPr>
+              <w:t xml:space="preserve"> </w:t>
+            </w:r>
+            <w:proofErr w:type="spellStart"/>
+            <w:r>
+              <w:rPr>
+                <w:b/>
+                <w:sz w:val="19"/>
+              </w:rPr>
+              <w:t>d’optimisation</w:t>
+            </w:r>
+            <w:proofErr w:type="spellEnd"/>
           </w:p>
         </w:tc>
         <w:tc>
@@ -15370,13 +17061,31 @@
             <w:pPr>
               <w:jc w:val="center"/>
             </w:pPr>
+            <w:proofErr w:type="spellStart"/>
             <w:r>
               <w:rPr>
                 <w:b/>
                 <w:sz w:val="19"/>
               </w:rPr>
-              <w:t>Effet observé</w:t>
-            </w:r>
+              <w:t>Effet</w:t>
+            </w:r>
+            <w:proofErr w:type="spellEnd"/>
+            <w:r>
+              <w:rPr>
+                <w:b/>
+                <w:sz w:val="19"/>
+              </w:rPr>
+              <w:t xml:space="preserve"> </w:t>
+            </w:r>
+            <w:proofErr w:type="spellStart"/>
+            <w:r>
+              <w:rPr>
+                <w:b/>
+                <w:sz w:val="19"/>
+              </w:rPr>
+              <w:t>observé</w:t>
+            </w:r>
+            <w:proofErr w:type="spellEnd"/>
           </w:p>
         </w:tc>
       </w:tr>
@@ -15645,9 +17354,22 @@
       </w:pPr>
       <w:bookmarkStart w:id="33" w:name="_Toc648129540"/>
       <w:r>
-        <w:t>13. Évaluation des modèles</w:t>
+        <w:t xml:space="preserve">13. </w:t>
+      </w:r>
+      <w:proofErr w:type="spellStart"/>
+      <w:r>
+        <w:t>Évaluation</w:t>
+      </w:r>
+      <w:proofErr w:type="spellEnd"/>
+      <w:r>
+        <w:t xml:space="preserve"> des </w:t>
+      </w:r>
+      <w:proofErr w:type="spellStart"/>
+      <w:r>
+        <w:t>modèles</w:t>
       </w:r>
       <w:bookmarkEnd w:id="33"/>
+      <w:proofErr w:type="spellEnd"/>
     </w:p>
     <w:p>
       <w:pPr>
@@ -15656,9 +17378,22 @@
       </w:pPr>
       <w:bookmarkStart w:id="34" w:name="_Toc1037145765"/>
       <w:r>
-        <w:t>13.1 Métriques utilisées</w:t>
+        <w:t xml:space="preserve">13.1 </w:t>
+      </w:r>
+      <w:proofErr w:type="spellStart"/>
+      <w:r>
+        <w:t>Métriques</w:t>
+      </w:r>
+      <w:proofErr w:type="spellEnd"/>
+      <w:r>
+        <w:t xml:space="preserve"> </w:t>
+      </w:r>
+      <w:proofErr w:type="spellStart"/>
+      <w:r>
+        <w:t>utilisées</w:t>
       </w:r>
       <w:bookmarkEnd w:id="34"/>
+      <w:proofErr w:type="spellEnd"/>
     </w:p>
     <w:p>
       <w:pPr>
@@ -15707,6 +17442,7 @@
             <w:pPr>
               <w:jc w:val="center"/>
             </w:pPr>
+            <w:proofErr w:type="spellStart"/>
             <w:r>
               <w:rPr>
                 <w:b/>
@@ -15714,6 +17450,7 @@
               </w:rPr>
               <w:t>Métrique</w:t>
             </w:r>
+            <w:proofErr w:type="spellEnd"/>
           </w:p>
         </w:tc>
         <w:tc>
@@ -15930,9 +17667,14 @@
       </w:pPr>
       <w:bookmarkStart w:id="35" w:name="_Toc321043625"/>
       <w:r>
-        <w:t>13.2 Résultats</w:t>
+        <w:t xml:space="preserve">13.2 </w:t>
+      </w:r>
+      <w:proofErr w:type="spellStart"/>
+      <w:r>
+        <w:t>Résultats</w:t>
       </w:r>
       <w:bookmarkEnd w:id="35"/>
+      <w:proofErr w:type="spellEnd"/>
     </w:p>
     <w:tbl>
       <w:tblPr>
@@ -15970,6 +17712,7 @@
             <w:pPr>
               <w:jc w:val="center"/>
             </w:pPr>
+            <w:proofErr w:type="spellStart"/>
             <w:r>
               <w:rPr>
                 <w:b/>
@@ -15977,6 +17720,7 @@
               </w:rPr>
               <w:t>Modèle</w:t>
             </w:r>
+            <w:proofErr w:type="spellEnd"/>
           </w:p>
         </w:tc>
         <w:tc>
@@ -15995,12 +17739,21 @@
             <w:pPr>
               <w:jc w:val="center"/>
             </w:pPr>
+            <w:proofErr w:type="spellStart"/>
             <w:r>
               <w:rPr>
                 <w:b/>
                 <w:sz w:val="19"/>
               </w:rPr>
-              <w:t>Métrique 1</w:t>
+              <w:t>Métrique</w:t>
+            </w:r>
+            <w:proofErr w:type="spellEnd"/>
+            <w:r>
+              <w:rPr>
+                <w:b/>
+                <w:sz w:val="19"/>
+              </w:rPr>
+              <w:t xml:space="preserve"> 1</w:t>
             </w:r>
           </w:p>
         </w:tc>
@@ -16020,12 +17773,21 @@
             <w:pPr>
               <w:jc w:val="center"/>
             </w:pPr>
+            <w:proofErr w:type="spellStart"/>
             <w:r>
               <w:rPr>
                 <w:b/>
                 <w:sz w:val="19"/>
               </w:rPr>
-              <w:t>Métrique 2</w:t>
+              <w:t>Métrique</w:t>
+            </w:r>
+            <w:proofErr w:type="spellEnd"/>
+            <w:r>
+              <w:rPr>
+                <w:b/>
+                <w:sz w:val="19"/>
+              </w:rPr>
+              <w:t xml:space="preserve"> 2</w:t>
             </w:r>
           </w:p>
         </w:tc>
@@ -16045,12 +17807,21 @@
             <w:pPr>
               <w:jc w:val="center"/>
             </w:pPr>
+            <w:proofErr w:type="spellStart"/>
             <w:r>
               <w:rPr>
                 <w:b/>
                 <w:sz w:val="19"/>
               </w:rPr>
-              <w:t>Métrique 3</w:t>
+              <w:t>Métrique</w:t>
+            </w:r>
+            <w:proofErr w:type="spellEnd"/>
+            <w:r>
+              <w:rPr>
+                <w:b/>
+                <w:sz w:val="19"/>
+              </w:rPr>
+              <w:t xml:space="preserve"> 3</w:t>
             </w:r>
           </w:p>
         </w:tc>
@@ -16075,8 +17846,17 @@
                 <w:b/>
                 <w:sz w:val="19"/>
               </w:rPr>
-              <w:t>Observation principale</w:t>
-            </w:r>
+              <w:t xml:space="preserve">Observation </w:t>
+            </w:r>
+            <w:proofErr w:type="spellStart"/>
+            <w:r>
+              <w:rPr>
+                <w:b/>
+                <w:sz w:val="19"/>
+              </w:rPr>
+              <w:t>principale</w:t>
+            </w:r>
+            <w:proofErr w:type="spellEnd"/>
           </w:p>
         </w:tc>
       </w:tr>
@@ -16497,9 +18277,22 @@
       </w:pPr>
       <w:bookmarkStart w:id="36" w:name="_Toc1853460085"/>
       <w:r>
-        <w:t>13.3 Analyse des résultats</w:t>
+        <w:t xml:space="preserve">13.3 </w:t>
+      </w:r>
+      <w:proofErr w:type="spellStart"/>
+      <w:r>
+        <w:t>Analyse</w:t>
+      </w:r>
+      <w:proofErr w:type="spellEnd"/>
+      <w:r>
+        <w:t xml:space="preserve"> des </w:t>
+      </w:r>
+      <w:proofErr w:type="spellStart"/>
+      <w:r>
+        <w:t>résultats</w:t>
       </w:r>
       <w:bookmarkEnd w:id="36"/>
+      <w:proofErr w:type="spellEnd"/>
     </w:p>
     <w:p>
       <w:pPr>
@@ -17207,6 +19000,7 @@
             <w:pPr>
               <w:jc w:val="center"/>
             </w:pPr>
+            <w:proofErr w:type="spellStart"/>
             <w:r>
               <w:rPr>
                 <w:b/>
@@ -17214,6 +19008,7 @@
               </w:rPr>
               <w:t>Élément</w:t>
             </w:r>
+            <w:proofErr w:type="spellEnd"/>
           </w:p>
         </w:tc>
         <w:tc>
@@ -17232,6 +19027,7 @@
             <w:pPr>
               <w:jc w:val="center"/>
             </w:pPr>
+            <w:proofErr w:type="spellStart"/>
             <w:r>
               <w:rPr>
                 <w:b/>
@@ -17239,6 +19035,7 @@
               </w:rPr>
               <w:t>Réponse</w:t>
             </w:r>
+            <w:proofErr w:type="spellEnd"/>
           </w:p>
         </w:tc>
       </w:tr>
@@ -17258,12 +19055,42 @@
             </w:tcMar>
           </w:tcPr>
           <w:p>
+            <w:proofErr w:type="spellStart"/>
             <w:r>
               <w:rPr>
                 <w:b/>
               </w:rPr>
-              <w:t>Modèle / approche retenue</w:t>
-            </w:r>
+              <w:t>Modèle</w:t>
+            </w:r>
+            <w:proofErr w:type="spellEnd"/>
+            <w:r>
+              <w:rPr>
+                <w:b/>
+              </w:rPr>
+              <w:t xml:space="preserve"> / </w:t>
+            </w:r>
+            <w:proofErr w:type="spellStart"/>
+            <w:r>
+              <w:rPr>
+                <w:b/>
+              </w:rPr>
+              <w:t>approche</w:t>
+            </w:r>
+            <w:proofErr w:type="spellEnd"/>
+            <w:r>
+              <w:rPr>
+                <w:b/>
+              </w:rPr>
+              <w:t xml:space="preserve"> </w:t>
+            </w:r>
+            <w:proofErr w:type="spellStart"/>
+            <w:r>
+              <w:rPr>
+                <w:b/>
+              </w:rPr>
+              <w:t>retenue</w:t>
+            </w:r>
+            <w:proofErr w:type="spellEnd"/>
           </w:p>
         </w:tc>
         <w:tc>
@@ -17306,8 +19133,16 @@
               <w:rPr>
                 <w:b/>
               </w:rPr>
-              <w:t>Performance principale</w:t>
-            </w:r>
+              <w:t xml:space="preserve">Performance </w:t>
+            </w:r>
+            <w:proofErr w:type="spellStart"/>
+            <w:r>
+              <w:rPr>
+                <w:b/>
+              </w:rPr>
+              <w:t>principale</w:t>
+            </w:r>
+            <w:proofErr w:type="spellEnd"/>
           </w:p>
         </w:tc>
         <w:tc>
@@ -17346,12 +19181,42 @@
             </w:tcMar>
           </w:tcPr>
           <w:p>
+            <w:proofErr w:type="spellStart"/>
             <w:r>
               <w:rPr>
                 <w:b/>
               </w:rPr>
-              <w:t>Pourquoi ce choix ?</w:t>
-            </w:r>
+              <w:t>Pourquoi</w:t>
+            </w:r>
+            <w:proofErr w:type="spellEnd"/>
+            <w:r>
+              <w:rPr>
+                <w:b/>
+              </w:rPr>
+              <w:t xml:space="preserve"> </w:t>
+            </w:r>
+            <w:proofErr w:type="spellStart"/>
+            <w:r>
+              <w:rPr>
+                <w:b/>
+              </w:rPr>
+              <w:t>ce</w:t>
+            </w:r>
+            <w:proofErr w:type="spellEnd"/>
+            <w:r>
+              <w:rPr>
+                <w:b/>
+              </w:rPr>
+              <w:t xml:space="preserve"> </w:t>
+            </w:r>
+            <w:proofErr w:type="gramStart"/>
+            <w:r>
+              <w:rPr>
+                <w:b/>
+              </w:rPr>
+              <w:t>choix ?</w:t>
+            </w:r>
+            <w:proofErr w:type="gramEnd"/>
           </w:p>
         </w:tc>
         <w:tc>
@@ -17394,8 +19259,16 @@
               <w:rPr>
                 <w:b/>
               </w:rPr>
-              <w:t>Entrées nécessaires</w:t>
-            </w:r>
+              <w:t xml:space="preserve">Entrées </w:t>
+            </w:r>
+            <w:proofErr w:type="spellStart"/>
+            <w:r>
+              <w:rPr>
+                <w:b/>
+              </w:rPr>
+              <w:t>nécessaires</w:t>
+            </w:r>
+            <w:proofErr w:type="spellEnd"/>
           </w:p>
         </w:tc>
         <w:tc>
@@ -17434,12 +19307,28 @@
             </w:tcMar>
           </w:tcPr>
           <w:p>
+            <w:proofErr w:type="spellStart"/>
             <w:r>
               <w:rPr>
                 <w:b/>
               </w:rPr>
-              <w:t>Résultat produit</w:t>
-            </w:r>
+              <w:t>Résultat</w:t>
+            </w:r>
+            <w:proofErr w:type="spellEnd"/>
+            <w:r>
+              <w:rPr>
+                <w:b/>
+              </w:rPr>
+              <w:t xml:space="preserve"> </w:t>
+            </w:r>
+            <w:proofErr w:type="spellStart"/>
+            <w:r>
+              <w:rPr>
+                <w:b/>
+              </w:rPr>
+              <w:t>produit</w:t>
+            </w:r>
+            <w:proofErr w:type="spellEnd"/>
           </w:p>
         </w:tc>
         <w:tc>
@@ -17475,7 +19364,15 @@
       </w:pPr>
       <w:bookmarkStart w:id="39" w:name="_Toc713898782"/>
       <w:r>
-        <w:t>16. Déploiement / prototype</w:t>
+        <w:t xml:space="preserve">16. </w:t>
+      </w:r>
+      <w:proofErr w:type="spellStart"/>
+      <w:r>
+        <w:t>Déploiement</w:t>
+      </w:r>
+      <w:proofErr w:type="spellEnd"/>
+      <w:r>
+        <w:t xml:space="preserve"> / prototype</w:t>
       </w:r>
       <w:bookmarkEnd w:id="39"/>
     </w:p>
@@ -17526,6 +19423,7 @@
             <w:pPr>
               <w:jc w:val="center"/>
             </w:pPr>
+            <w:proofErr w:type="spellStart"/>
             <w:r>
               <w:rPr>
                 <w:b/>
@@ -17533,6 +19431,7 @@
               </w:rPr>
               <w:t>Élément</w:t>
             </w:r>
+            <w:proofErr w:type="spellEnd"/>
           </w:p>
         </w:tc>
         <w:tc>
@@ -17621,12 +19520,14 @@
             </w:tcMar>
           </w:tcPr>
           <w:p>
+            <w:proofErr w:type="spellStart"/>
             <w:r>
               <w:rPr>
                 <w:b/>
               </w:rPr>
               <w:t>Traitement</w:t>
             </w:r>
+            <w:proofErr w:type="spellEnd"/>
           </w:p>
         </w:tc>
         <w:tc>
@@ -17709,12 +19610,28 @@
             </w:tcMar>
           </w:tcPr>
           <w:p>
+            <w:proofErr w:type="spellStart"/>
             <w:r>
               <w:rPr>
                 <w:b/>
               </w:rPr>
-              <w:t>Utilisateur visé</w:t>
-            </w:r>
+              <w:t>Utilisateur</w:t>
+            </w:r>
+            <w:proofErr w:type="spellEnd"/>
+            <w:r>
+              <w:rPr>
+                <w:b/>
+              </w:rPr>
+              <w:t xml:space="preserve"> </w:t>
+            </w:r>
+            <w:proofErr w:type="spellStart"/>
+            <w:r>
+              <w:rPr>
+                <w:b/>
+              </w:rPr>
+              <w:t>visé</w:t>
+            </w:r>
+            <w:proofErr w:type="spellEnd"/>
           </w:p>
         </w:tc>
         <w:tc>
@@ -17750,7 +19667,15 @@
       </w:pPr>
       <w:bookmarkStart w:id="40" w:name="_Toc1543314659"/>
       <w:r>
-        <w:t>17. Mode d’utilisation de la solution</w:t>
+        <w:t xml:space="preserve">17. Mode </w:t>
+      </w:r>
+      <w:proofErr w:type="spellStart"/>
+      <w:r>
+        <w:t>d’utilisation</w:t>
+      </w:r>
+      <w:proofErr w:type="spellEnd"/>
+      <w:r>
+        <w:t xml:space="preserve"> de la solution</w:t>
       </w:r>
       <w:bookmarkEnd w:id="40"/>
     </w:p>
@@ -17831,8 +19756,17 @@
                 <w:b/>
                 <w:sz w:val="19"/>
               </w:rPr>
-              <w:t>Action à réaliser</w:t>
-            </w:r>
+              <w:t xml:space="preserve">Action à </w:t>
+            </w:r>
+            <w:proofErr w:type="spellStart"/>
+            <w:r>
+              <w:rPr>
+                <w:b/>
+                <w:sz w:val="19"/>
+              </w:rPr>
+              <w:t>réaliser</w:t>
+            </w:r>
+            <w:proofErr w:type="spellEnd"/>
           </w:p>
         </w:tc>
       </w:tr>
@@ -18070,7 +20004,15 @@
       </w:pPr>
       <w:bookmarkStart w:id="41" w:name="_Toc1790874591"/>
       <w:r>
-        <w:t>18. Suivi et maintenance</w:t>
+        <w:t xml:space="preserve">18. </w:t>
+      </w:r>
+      <w:proofErr w:type="spellStart"/>
+      <w:r>
+        <w:t>Suivi</w:t>
+      </w:r>
+      <w:proofErr w:type="spellEnd"/>
+      <w:r>
+        <w:t xml:space="preserve"> et maintenance</w:t>
       </w:r>
       <w:bookmarkEnd w:id="41"/>
     </w:p>
@@ -18122,13 +20064,31 @@
             <w:pPr>
               <w:jc w:val="center"/>
             </w:pPr>
+            <w:proofErr w:type="spellStart"/>
             <w:r>
               <w:rPr>
                 <w:b/>
                 <w:sz w:val="19"/>
               </w:rPr>
-              <w:t>Élément à surveiller</w:t>
-            </w:r>
+              <w:t>Élément</w:t>
+            </w:r>
+            <w:proofErr w:type="spellEnd"/>
+            <w:r>
+              <w:rPr>
+                <w:b/>
+                <w:sz w:val="19"/>
+              </w:rPr>
+              <w:t xml:space="preserve"> à </w:t>
+            </w:r>
+            <w:proofErr w:type="spellStart"/>
+            <w:r>
+              <w:rPr>
+                <w:b/>
+                <w:sz w:val="19"/>
+              </w:rPr>
+              <w:t>surveiller</w:t>
+            </w:r>
+            <w:proofErr w:type="spellEnd"/>
           </w:p>
         </w:tc>
         <w:tc>
@@ -18147,13 +20107,24 @@
             <w:pPr>
               <w:jc w:val="center"/>
             </w:pPr>
+            <w:proofErr w:type="spellStart"/>
+            <w:proofErr w:type="gramStart"/>
             <w:r>
               <w:rPr>
                 <w:b/>
                 <w:sz w:val="19"/>
               </w:rPr>
-              <w:t>Pourquoi ?</w:t>
-            </w:r>
+              <w:t>Pourquoi</w:t>
+            </w:r>
+            <w:proofErr w:type="spellEnd"/>
+            <w:r>
+              <w:rPr>
+                <w:b/>
+                <w:sz w:val="19"/>
+              </w:rPr>
+              <w:t xml:space="preserve"> ?</w:t>
+            </w:r>
+            <w:proofErr w:type="gramEnd"/>
           </w:p>
         </w:tc>
         <w:tc>
@@ -18447,9 +20418,22 @@
       </w:pPr>
       <w:bookmarkStart w:id="42" w:name="_Toc662715352"/>
       <w:r>
-        <w:t>19. Limites du projet</w:t>
+        <w:t xml:space="preserve">19. </w:t>
+      </w:r>
+      <w:proofErr w:type="spellStart"/>
+      <w:r>
+        <w:t>Limites</w:t>
+      </w:r>
+      <w:proofErr w:type="spellEnd"/>
+      <w:r>
+        <w:t xml:space="preserve"> du </w:t>
+      </w:r>
+      <w:proofErr w:type="spellStart"/>
+      <w:r>
+        <w:t>projet</w:t>
       </w:r>
       <w:bookmarkEnd w:id="42"/>
+      <w:proofErr w:type="spellEnd"/>
     </w:p>
     <w:p>
       <w:pPr>
@@ -18625,8 +20609,17 @@
                 <w:b/>
                 <w:sz w:val="19"/>
               </w:rPr>
-              <w:t>Risque / considération</w:t>
-            </w:r>
+              <w:t xml:space="preserve">Risque / </w:t>
+            </w:r>
+            <w:proofErr w:type="spellStart"/>
+            <w:r>
+              <w:rPr>
+                <w:b/>
+                <w:sz w:val="19"/>
+              </w:rPr>
+              <w:t>considération</w:t>
+            </w:r>
+            <w:proofErr w:type="spellEnd"/>
           </w:p>
         </w:tc>
         <w:tc>
@@ -18645,13 +20638,47 @@
             <w:pPr>
               <w:jc w:val="center"/>
             </w:pPr>
+            <w:proofErr w:type="spellStart"/>
             <w:r>
               <w:rPr>
                 <w:b/>
                 <w:sz w:val="19"/>
               </w:rPr>
-              <w:t>Pourquoi est-ce important ?</w:t>
-            </w:r>
+              <w:t>Pourquoi</w:t>
+            </w:r>
+            <w:proofErr w:type="spellEnd"/>
+            <w:r>
+              <w:rPr>
+                <w:b/>
+                <w:sz w:val="19"/>
+              </w:rPr>
+              <w:t xml:space="preserve"> est-</w:t>
+            </w:r>
+            <w:proofErr w:type="spellStart"/>
+            <w:r>
+              <w:rPr>
+                <w:b/>
+                <w:sz w:val="19"/>
+              </w:rPr>
+              <w:t>ce</w:t>
+            </w:r>
+            <w:proofErr w:type="spellEnd"/>
+            <w:r>
+              <w:rPr>
+                <w:b/>
+                <w:sz w:val="19"/>
+              </w:rPr>
+              <w:t xml:space="preserve"> </w:t>
+            </w:r>
+            <w:proofErr w:type="gramStart"/>
+            <w:r>
+              <w:rPr>
+                <w:b/>
+                <w:sz w:val="19"/>
+              </w:rPr>
+              <w:t>important ?</w:t>
+            </w:r>
+            <w:proofErr w:type="gramEnd"/>
           </w:p>
         </w:tc>
         <w:tc>
@@ -18670,12 +20697,53 @@
             <w:pPr>
               <w:jc w:val="center"/>
             </w:pPr>
+            <w:proofErr w:type="spellStart"/>
             <w:r>
               <w:rPr>
                 <w:b/>
                 <w:sz w:val="19"/>
               </w:rPr>
-              <w:t>Mesure ou précaution possible</w:t>
+              <w:t>Mesure</w:t>
+            </w:r>
+            <w:proofErr w:type="spellEnd"/>
+            <w:r>
+              <w:rPr>
+                <w:b/>
+                <w:sz w:val="19"/>
+              </w:rPr>
+              <w:t xml:space="preserve"> </w:t>
+            </w:r>
+            <w:proofErr w:type="spellStart"/>
+            <w:r>
+              <w:rPr>
+                <w:b/>
+                <w:sz w:val="19"/>
+              </w:rPr>
+              <w:t>ou</w:t>
+            </w:r>
+            <w:proofErr w:type="spellEnd"/>
+            <w:r>
+              <w:rPr>
+                <w:b/>
+                <w:sz w:val="19"/>
+              </w:rPr>
+              <w:t xml:space="preserve"> </w:t>
+            </w:r>
+            <w:proofErr w:type="spellStart"/>
+            <w:r>
+              <w:rPr>
+                <w:b/>
+                <w:sz w:val="19"/>
+              </w:rPr>
+              <w:t>précaution</w:t>
+            </w:r>
+            <w:proofErr w:type="spellEnd"/>
+            <w:r>
+              <w:rPr>
+                <w:b/>
+                <w:sz w:val="19"/>
+              </w:rPr>
+              <w:t xml:space="preserve"> possible</w:t>
             </w:r>
           </w:p>
         </w:tc>
@@ -18946,7 +21014,23 @@
       </w:pPr>
       <w:bookmarkStart w:id="44" w:name="_Toc1945446289"/>
       <w:r>
-        <w:t>21. Recommandations et prochaines étapes</w:t>
+        <w:t xml:space="preserve">21. </w:t>
+      </w:r>
+      <w:proofErr w:type="spellStart"/>
+      <w:r>
+        <w:t>Recommandations</w:t>
+      </w:r>
+      <w:proofErr w:type="spellEnd"/>
+      <w:r>
+        <w:t xml:space="preserve"> et </w:t>
+      </w:r>
+      <w:proofErr w:type="spellStart"/>
+      <w:r>
+        <w:t>prochaines</w:t>
+      </w:r>
+      <w:proofErr w:type="spellEnd"/>
+      <w:r>
+        <w:t xml:space="preserve"> étapes</w:t>
       </w:r>
       <w:bookmarkEnd w:id="44"/>
     </w:p>
@@ -19463,6 +21547,7 @@
             <w:pPr>
               <w:jc w:val="center"/>
             </w:pPr>
+            <w:proofErr w:type="spellStart"/>
             <w:r>
               <w:rPr>
                 <w:b/>
@@ -19471,6 +21556,7 @@
               <w:lastRenderedPageBreak/>
               <w:t>Livrable</w:t>
             </w:r>
+            <w:proofErr w:type="spellEnd"/>
           </w:p>
         </w:tc>
         <w:tc>
@@ -19489,13 +21575,31 @@
             <w:pPr>
               <w:jc w:val="center"/>
             </w:pPr>
+            <w:proofErr w:type="spellStart"/>
             <w:r>
               <w:rPr>
                 <w:b/>
                 <w:sz w:val="19"/>
               </w:rPr>
-              <w:t>Rôle dans le projet</w:t>
-            </w:r>
+              <w:t>Rôle</w:t>
+            </w:r>
+            <w:proofErr w:type="spellEnd"/>
+            <w:r>
+              <w:rPr>
+                <w:b/>
+                <w:sz w:val="19"/>
+              </w:rPr>
+              <w:t xml:space="preserve"> dans le </w:t>
+            </w:r>
+            <w:proofErr w:type="spellStart"/>
+            <w:r>
+              <w:rPr>
+                <w:b/>
+                <w:sz w:val="19"/>
+              </w:rPr>
+              <w:t>projet</w:t>
+            </w:r>
+            <w:proofErr w:type="spellEnd"/>
           </w:p>
         </w:tc>
       </w:tr>
@@ -19562,8 +21666,13 @@
           </w:tcPr>
           <w:p>
             <w:r>
-              <w:t>Journal de projet</w:t>
-            </w:r>
+              <w:t xml:space="preserve">Journal de </w:t>
+            </w:r>
+            <w:proofErr w:type="spellStart"/>
+            <w:r>
+              <w:t>projet</w:t>
+            </w:r>
+            <w:proofErr w:type="spellEnd"/>
           </w:p>
         </w:tc>
         <w:tc>
@@ -19653,8 +21762,13 @@
             </w:tcMar>
           </w:tcPr>
           <w:p>
-            <w:r>
-              <w:t>Dictionnaire de données</w:t>
+            <w:proofErr w:type="spellStart"/>
+            <w:r>
+              <w:t>Dictionnaire</w:t>
+            </w:r>
+            <w:proofErr w:type="spellEnd"/>
+            <w:r>
+              <w:t xml:space="preserve"> de données</w:t>
             </w:r>
           </w:p>
         </w:tc>
@@ -19699,9 +21813,19 @@
             </w:tcMar>
           </w:tcPr>
           <w:p>
-            <w:r>
-              <w:t>Présentations des jalons</w:t>
-            </w:r>
+            <w:proofErr w:type="spellStart"/>
+            <w:r>
+              <w:t>Présentations</w:t>
+            </w:r>
+            <w:proofErr w:type="spellEnd"/>
+            <w:r>
+              <w:t xml:space="preserve"> des </w:t>
+            </w:r>
+            <w:proofErr w:type="spellStart"/>
+            <w:r>
+              <w:t>jalons</w:t>
+            </w:r>
+            <w:proofErr w:type="spellEnd"/>
           </w:p>
         </w:tc>
         <w:tc>
@@ -19792,8 +21916,13 @@
           </w:tcPr>
           <w:p>
             <w:r>
-              <w:t>Prototype / démonstration</w:t>
-            </w:r>
+              <w:t xml:space="preserve">Prototype / </w:t>
+            </w:r>
+            <w:proofErr w:type="spellStart"/>
+            <w:r>
+              <w:t>démonstration</w:t>
+            </w:r>
+            <w:proofErr w:type="spellEnd"/>
           </w:p>
         </w:tc>
         <w:tc>
@@ -19874,6 +22003,7 @@
             <w:pPr>
               <w:jc w:val="center"/>
             </w:pPr>
+            <w:proofErr w:type="spellStart"/>
             <w:r>
               <w:rPr>
                 <w:b/>
@@ -19881,6 +22011,7 @@
               </w:rPr>
               <w:t>Élément</w:t>
             </w:r>
+            <w:proofErr w:type="spellEnd"/>
           </w:p>
         </w:tc>
         <w:tc>
@@ -19904,8 +22035,17 @@
                 <w:b/>
                 <w:sz w:val="19"/>
               </w:rPr>
-              <w:t>Exigence / choix de l’équipe</w:t>
-            </w:r>
+              <w:t xml:space="preserve">Exigence / choix de </w:t>
+            </w:r>
+            <w:proofErr w:type="spellStart"/>
+            <w:r>
+              <w:rPr>
+                <w:b/>
+                <w:sz w:val="19"/>
+              </w:rPr>
+              <w:t>l’équipe</w:t>
+            </w:r>
+            <w:proofErr w:type="spellEnd"/>
           </w:p>
         </w:tc>
       </w:tr>
@@ -19925,8 +22065,13 @@
             </w:tcMar>
           </w:tcPr>
           <w:p>
-            <w:r>
-              <w:t>Langage principal</w:t>
+            <w:proofErr w:type="spellStart"/>
+            <w:r>
+              <w:t>Langage</w:t>
+            </w:r>
+            <w:proofErr w:type="spellEnd"/>
+            <w:r>
+              <w:t xml:space="preserve"> principal</w:t>
             </w:r>
           </w:p>
         </w:tc>
@@ -19988,7 +22133,23 @@
           </w:tcPr>
           <w:p>
             <w:r>
-              <w:t>Jupyter Notebook, Google Colab et/ou Visual Studio Code.</w:t>
+              <w:t xml:space="preserve">Jupyter Notebook, Google </w:t>
+            </w:r>
+            <w:proofErr w:type="spellStart"/>
+            <w:r>
+              <w:t>Colab</w:t>
+            </w:r>
+            <w:proofErr w:type="spellEnd"/>
+            <w:r>
+              <w:t xml:space="preserve"> et/</w:t>
+            </w:r>
+            <w:proofErr w:type="spellStart"/>
+            <w:r>
+              <w:t>ou</w:t>
+            </w:r>
+            <w:proofErr w:type="spellEnd"/>
+            <w:r>
+              <w:t xml:space="preserve"> Visual Studio Code.</w:t>
             </w:r>
           </w:p>
         </w:tc>
@@ -20034,7 +22195,63 @@
               <w:rPr>
                 <w:lang w:val="fr-CA"/>
               </w:rPr>
-              <w:t>Pandas, NumPy, Matplotlib, Scikit-learn, TensorFlow ou autres bibliothèques pertinentes.</w:t>
+              <w:t xml:space="preserve">Pandas, </w:t>
+            </w:r>
+            <w:proofErr w:type="spellStart"/>
+            <w:r>
+              <w:rPr>
+                <w:lang w:val="fr-CA"/>
+              </w:rPr>
+              <w:t>NumPy</w:t>
+            </w:r>
+            <w:proofErr w:type="spellEnd"/>
+            <w:r>
+              <w:rPr>
+                <w:lang w:val="fr-CA"/>
+              </w:rPr>
+              <w:t xml:space="preserve">, </w:t>
+            </w:r>
+            <w:proofErr w:type="spellStart"/>
+            <w:r>
+              <w:rPr>
+                <w:lang w:val="fr-CA"/>
+              </w:rPr>
+              <w:t>Matplotlib</w:t>
+            </w:r>
+            <w:proofErr w:type="spellEnd"/>
+            <w:r>
+              <w:rPr>
+                <w:lang w:val="fr-CA"/>
+              </w:rPr>
+              <w:t xml:space="preserve">, </w:t>
+            </w:r>
+            <w:proofErr w:type="spellStart"/>
+            <w:r>
+              <w:rPr>
+                <w:lang w:val="fr-CA"/>
+              </w:rPr>
+              <w:t>Scikit-learn</w:t>
+            </w:r>
+            <w:proofErr w:type="spellEnd"/>
+            <w:r>
+              <w:rPr>
+                <w:lang w:val="fr-CA"/>
+              </w:rPr>
+              <w:t xml:space="preserve">, </w:t>
+            </w:r>
+            <w:proofErr w:type="spellStart"/>
+            <w:r>
+              <w:rPr>
+                <w:lang w:val="fr-CA"/>
+              </w:rPr>
+              <w:t>TensorFlow</w:t>
+            </w:r>
+            <w:proofErr w:type="spellEnd"/>
+            <w:r>
+              <w:rPr>
+                <w:lang w:val="fr-CA"/>
+              </w:rPr>
+              <w:t xml:space="preserve"> ou autres bibliothèques pertinentes.</w:t>
             </w:r>
           </w:p>
         </w:tc>
@@ -20055,9 +22272,11 @@
             </w:tcMar>
           </w:tcPr>
           <w:p>
+            <w:proofErr w:type="spellStart"/>
             <w:r>
               <w:t>Déploiement</w:t>
             </w:r>
+            <w:proofErr w:type="spellEnd"/>
           </w:p>
         </w:tc>
         <w:tc>
@@ -20265,6 +22484,7 @@
             <w:pPr>
               <w:jc w:val="center"/>
             </w:pPr>
+            <w:proofErr w:type="spellStart"/>
             <w:r>
               <w:rPr>
                 <w:b/>
@@ -20272,6 +22492,7 @@
               </w:rPr>
               <w:t>Exemple</w:t>
             </w:r>
+            <w:proofErr w:type="spellEnd"/>
           </w:p>
         </w:tc>
         <w:tc>
@@ -20295,8 +22516,17 @@
                 <w:b/>
                 <w:sz w:val="19"/>
               </w:rPr>
-              <w:t>Transformation / utilisation</w:t>
-            </w:r>
+              <w:t xml:space="preserve">Transformation / </w:t>
+            </w:r>
+            <w:proofErr w:type="spellStart"/>
+            <w:r>
+              <w:rPr>
+                <w:b/>
+                <w:sz w:val="19"/>
+              </w:rPr>
+              <w:t>utilisation</w:t>
+            </w:r>
+            <w:proofErr w:type="spellEnd"/>
           </w:p>
         </w:tc>
       </w:tr>
@@ -20818,14 +23048,24 @@
         <w:spacing w:before="100" w:after="80"/>
       </w:pPr>
       <w:bookmarkStart w:id="50" w:name="_Toc2145171832"/>
-      <w:r>
-        <w:t xml:space="preserve">Annexe B </w:t>
+      <w:proofErr w:type="spellStart"/>
+      <w:r>
+        <w:t>Annexe</w:t>
+      </w:r>
+      <w:proofErr w:type="spellEnd"/>
+      <w:r>
+        <w:t xml:space="preserve"> B </w:t>
       </w:r>
       <w:r>
         <w:t xml:space="preserve">- </w:t>
       </w:r>
-      <w:r>
-        <w:t>Références et sources</w:t>
+      <w:proofErr w:type="spellStart"/>
+      <w:r>
+        <w:t>Références</w:t>
+      </w:r>
+      <w:proofErr w:type="spellEnd"/>
+      <w:r>
+        <w:t xml:space="preserve"> et sources</w:t>
       </w:r>
       <w:bookmarkEnd w:id="50"/>
     </w:p>
@@ -21169,7 +23409,39 @@
         <w:sz w:val="16"/>
         <w:lang w:val="fr-CA"/>
       </w:rPr>
-      <w:t xml:space="preserve">Projet IA : Méthodologie et déploiement  |  Cahier de charges  |  </w:t>
+      <w:t xml:space="preserve">Projet IA : Méthodologie et </w:t>
+    </w:r>
+    <w:proofErr w:type="gramStart"/>
+    <w:r>
+      <w:rPr>
+        <w:sz w:val="16"/>
+        <w:lang w:val="fr-CA"/>
+      </w:rPr>
+      <w:t>déploiement  |</w:t>
+    </w:r>
+    <w:proofErr w:type="gramEnd"/>
+    <w:r>
+      <w:rPr>
+        <w:sz w:val="16"/>
+        <w:lang w:val="fr-CA"/>
+      </w:rPr>
+      <w:t xml:space="preserve">  Cahier de </w:t>
+    </w:r>
+    <w:proofErr w:type="gramStart"/>
+    <w:r>
+      <w:rPr>
+        <w:sz w:val="16"/>
+        <w:lang w:val="fr-CA"/>
+      </w:rPr>
+      <w:t>charges  |</w:t>
+    </w:r>
+    <w:proofErr w:type="gramEnd"/>
+    <w:r>
+      <w:rPr>
+        <w:sz w:val="16"/>
+        <w:lang w:val="fr-CA"/>
+      </w:rPr>
+      <w:t xml:space="preserve">  </w:t>
     </w:r>
     <w:r>
       <w:rPr>
@@ -21276,7 +23548,21 @@
             <w:rPr>
               <w:color w:val="FF0000"/>
             </w:rPr>
-            <w:t>Version du 16 septembre 2026</w:t>
+            <w:t xml:space="preserve">Version du 16 </w:t>
+          </w:r>
+          <w:proofErr w:type="spellStart"/>
+          <w:r>
+            <w:rPr>
+              <w:color w:val="FF0000"/>
+            </w:rPr>
+            <w:t>septembre</w:t>
+          </w:r>
+          <w:proofErr w:type="spellEnd"/>
+          <w:r>
+            <w:rPr>
+              <w:color w:val="FF0000"/>
+            </w:rPr>
+            <w:t xml:space="preserve"> 2026</w:t>
           </w:r>
         </w:p>
       </w:tc>

--- a/PROJET/MASTER cahier de charges.docx
+++ b/PROJET/MASTER cahier de charges.docx
@@ -88,19 +88,9 @@
             </w:tcMar>
           </w:tcPr>
           <w:p>
-            <w:proofErr w:type="spellStart"/>
-            <w:r>
-              <w:t>Titre</w:t>
-            </w:r>
-            <w:proofErr w:type="spellEnd"/>
-            <w:r>
-              <w:t xml:space="preserve"> du </w:t>
-            </w:r>
-            <w:proofErr w:type="spellStart"/>
-            <w:r>
-              <w:t>projet</w:t>
-            </w:r>
-            <w:proofErr w:type="spellEnd"/>
+            <w:r>
+              <w:t>Titre du projet</w:t>
+            </w:r>
           </w:p>
         </w:tc>
         <w:tc>
@@ -347,13 +337,8 @@
             </w:tcMar>
           </w:tcPr>
           <w:p>
-            <w:proofErr w:type="gramStart"/>
-            <w:r>
-              <w:t>Date :</w:t>
-            </w:r>
-            <w:proofErr w:type="gramEnd"/>
-            <w:r>
-              <w:t xml:space="preserve"> </w:t>
+            <w:r>
+              <w:t xml:space="preserve">Date : </w:t>
             </w:r>
             <w:r>
               <w:t>9 Octobre 2026</w:t>
@@ -403,13 +388,8 @@
             </w:tcMar>
           </w:tcPr>
           <w:p>
-            <w:proofErr w:type="gramStart"/>
-            <w:r>
-              <w:t>Date :</w:t>
-            </w:r>
-            <w:proofErr w:type="gramEnd"/>
-            <w:r>
-              <w:t xml:space="preserve"> </w:t>
+            <w:r>
+              <w:t xml:space="preserve">Date : </w:t>
             </w:r>
           </w:p>
         </w:tc>
@@ -456,13 +436,8 @@
             </w:tcMar>
           </w:tcPr>
           <w:p>
-            <w:proofErr w:type="gramStart"/>
-            <w:r>
-              <w:t>Date :</w:t>
-            </w:r>
-            <w:proofErr w:type="gramEnd"/>
-            <w:r>
-              <w:t xml:space="preserve"> </w:t>
+            <w:r>
+              <w:t xml:space="preserve">Date : </w:t>
             </w:r>
           </w:p>
         </w:tc>
@@ -2298,24 +2273,11 @@
         <w:pStyle w:val="Titre2"/>
       </w:pPr>
       <w:bookmarkStart w:id="1" w:name="_Toc1581658713"/>
-      <w:proofErr w:type="spellStart"/>
       <w:r>
-        <w:t>Calendrier</w:t>
-      </w:r>
-      <w:proofErr w:type="spellEnd"/>
-      <w:r>
-        <w:t xml:space="preserve"> </w:t>
+        <w:t xml:space="preserve">Calendrier </w:t>
       </w:r>
       <w:r>
-        <w:t xml:space="preserve">du </w:t>
-      </w:r>
-      <w:proofErr w:type="spellStart"/>
-      <w:r>
-        <w:t>projet</w:t>
-      </w:r>
-      <w:proofErr w:type="spellEnd"/>
-      <w:r>
-        <w:t xml:space="preserve"> </w:t>
+        <w:t xml:space="preserve">du projet </w:t>
       </w:r>
       <w:r>
         <w:t>à respecter</w:t>
@@ -2423,7 +2385,6 @@
                 <w:szCs w:val="20"/>
               </w:rPr>
             </w:pPr>
-            <w:proofErr w:type="spellStart"/>
             <w:r>
               <w:rPr>
                 <w:rFonts w:ascii="Aptos Narrow" w:eastAsia="Aptos Narrow" w:hAnsi="Aptos Narrow" w:cs="Aptos Narrow"/>
@@ -2433,19 +2394,7 @@
                 <w:sz w:val="20"/>
                 <w:szCs w:val="20"/>
               </w:rPr>
-              <w:t>Tâche</w:t>
-            </w:r>
-            <w:proofErr w:type="spellEnd"/>
-            <w:r>
-              <w:rPr>
-                <w:rFonts w:ascii="Aptos Narrow" w:eastAsia="Aptos Narrow" w:hAnsi="Aptos Narrow" w:cs="Aptos Narrow"/>
-                <w:b/>
-                <w:bCs/>
-                <w:color w:val="000000" w:themeColor="text1"/>
-                <w:sz w:val="20"/>
-                <w:szCs w:val="20"/>
-              </w:rPr>
-              <w:t xml:space="preserve"> noms</w:t>
+              <w:t>Tâche noms</w:t>
             </w:r>
           </w:p>
         </w:tc>
@@ -2574,27 +2523,7 @@
                 <w:sz w:val="20"/>
                 <w:szCs w:val="20"/>
               </w:rPr>
-              <w:t>Jalon #</w:t>
-            </w:r>
-            <w:proofErr w:type="gramStart"/>
-            <w:r>
-              <w:rPr>
-                <w:rFonts w:ascii="Aptos Narrow" w:eastAsia="Aptos Narrow" w:hAnsi="Aptos Narrow" w:cs="Aptos Narrow"/>
-                <w:color w:val="000000" w:themeColor="text1"/>
-                <w:sz w:val="20"/>
-                <w:szCs w:val="20"/>
-              </w:rPr>
-              <w:t>1 :</w:t>
-            </w:r>
-            <w:proofErr w:type="gramEnd"/>
-            <w:r>
-              <w:rPr>
-                <w:rFonts w:ascii="Aptos Narrow" w:eastAsia="Aptos Narrow" w:hAnsi="Aptos Narrow" w:cs="Aptos Narrow"/>
-                <w:color w:val="000000" w:themeColor="text1"/>
-                <w:sz w:val="20"/>
-                <w:szCs w:val="20"/>
-              </w:rPr>
-              <w:t xml:space="preserve"> Cycle de vie</w:t>
+              <w:t>Jalon #1 : Cycle de vie</w:t>
             </w:r>
           </w:p>
         </w:tc>
@@ -2624,7 +2553,6 @@
                 <w:szCs w:val="20"/>
               </w:rPr>
             </w:pPr>
-            <w:proofErr w:type="spellStart"/>
             <w:r>
               <w:rPr>
                 <w:rFonts w:ascii="Aptos Narrow" w:eastAsia="Aptos Narrow" w:hAnsi="Aptos Narrow" w:cs="Aptos Narrow"/>
@@ -2632,29 +2560,8 @@
                 <w:sz w:val="20"/>
                 <w:szCs w:val="20"/>
               </w:rPr>
-              <w:t>Définition</w:t>
-            </w:r>
-            <w:proofErr w:type="spellEnd"/>
-            <w:r>
-              <w:rPr>
-                <w:rFonts w:ascii="Aptos Narrow" w:eastAsia="Aptos Narrow" w:hAnsi="Aptos Narrow" w:cs="Aptos Narrow"/>
-                <w:color w:val="000000" w:themeColor="text1"/>
-                <w:sz w:val="20"/>
-                <w:szCs w:val="20"/>
-              </w:rPr>
-              <w:t xml:space="preserve"> du </w:t>
-            </w:r>
-            <w:proofErr w:type="spellStart"/>
-            <w:r>
-              <w:rPr>
-                <w:rFonts w:ascii="Aptos Narrow" w:eastAsia="Aptos Narrow" w:hAnsi="Aptos Narrow" w:cs="Aptos Narrow"/>
-                <w:color w:val="000000" w:themeColor="text1"/>
-                <w:sz w:val="20"/>
-                <w:szCs w:val="20"/>
-              </w:rPr>
-              <w:t>problème</w:t>
-            </w:r>
-            <w:proofErr w:type="spellEnd"/>
+              <w:t>Définition du problème</w:t>
+            </w:r>
           </w:p>
         </w:tc>
         <w:tc>
@@ -2772,27 +2679,7 @@
                 <w:sz w:val="20"/>
                 <w:szCs w:val="20"/>
               </w:rPr>
-              <w:t>Jalon #</w:t>
-            </w:r>
-            <w:proofErr w:type="gramStart"/>
-            <w:r>
-              <w:rPr>
-                <w:rFonts w:ascii="Aptos Narrow" w:eastAsia="Aptos Narrow" w:hAnsi="Aptos Narrow" w:cs="Aptos Narrow"/>
-                <w:color w:val="000000" w:themeColor="text1"/>
-                <w:sz w:val="20"/>
-                <w:szCs w:val="20"/>
-              </w:rPr>
-              <w:t>1 :</w:t>
-            </w:r>
-            <w:proofErr w:type="gramEnd"/>
-            <w:r>
-              <w:rPr>
-                <w:rFonts w:ascii="Aptos Narrow" w:eastAsia="Aptos Narrow" w:hAnsi="Aptos Narrow" w:cs="Aptos Narrow"/>
-                <w:color w:val="000000" w:themeColor="text1"/>
-                <w:sz w:val="20"/>
-                <w:szCs w:val="20"/>
-              </w:rPr>
-              <w:t xml:space="preserve"> Cycle de vie</w:t>
+              <w:t>Jalon #1 : Cycle de vie</w:t>
             </w:r>
           </w:p>
         </w:tc>
@@ -2822,7 +2709,6 @@
                 <w:szCs w:val="20"/>
               </w:rPr>
             </w:pPr>
-            <w:proofErr w:type="spellStart"/>
             <w:r>
               <w:rPr>
                 <w:rFonts w:ascii="Aptos Narrow" w:eastAsia="Aptos Narrow" w:hAnsi="Aptos Narrow" w:cs="Aptos Narrow"/>
@@ -2830,17 +2716,7 @@
                 <w:sz w:val="20"/>
                 <w:szCs w:val="20"/>
               </w:rPr>
-              <w:t>Collecte</w:t>
-            </w:r>
-            <w:proofErr w:type="spellEnd"/>
-            <w:r>
-              <w:rPr>
-                <w:rFonts w:ascii="Aptos Narrow" w:eastAsia="Aptos Narrow" w:hAnsi="Aptos Narrow" w:cs="Aptos Narrow"/>
-                <w:color w:val="000000" w:themeColor="text1"/>
-                <w:sz w:val="20"/>
-                <w:szCs w:val="20"/>
-              </w:rPr>
-              <w:t xml:space="preserve"> des données</w:t>
+              <w:t>Collecte des données</w:t>
             </w:r>
           </w:p>
         </w:tc>
@@ -2959,27 +2835,7 @@
                 <w:sz w:val="20"/>
                 <w:szCs w:val="20"/>
               </w:rPr>
-              <w:t>Jalon #</w:t>
-            </w:r>
-            <w:proofErr w:type="gramStart"/>
-            <w:r>
-              <w:rPr>
-                <w:rFonts w:ascii="Aptos Narrow" w:eastAsia="Aptos Narrow" w:hAnsi="Aptos Narrow" w:cs="Aptos Narrow"/>
-                <w:color w:val="000000" w:themeColor="text1"/>
-                <w:sz w:val="20"/>
-                <w:szCs w:val="20"/>
-              </w:rPr>
-              <w:t>1 :</w:t>
-            </w:r>
-            <w:proofErr w:type="gramEnd"/>
-            <w:r>
-              <w:rPr>
-                <w:rFonts w:ascii="Aptos Narrow" w:eastAsia="Aptos Narrow" w:hAnsi="Aptos Narrow" w:cs="Aptos Narrow"/>
-                <w:color w:val="000000" w:themeColor="text1"/>
-                <w:sz w:val="20"/>
-                <w:szCs w:val="20"/>
-              </w:rPr>
-              <w:t xml:space="preserve"> Cycle de vie</w:t>
+              <w:t>Jalon #1 : Cycle de vie</w:t>
             </w:r>
           </w:p>
         </w:tc>
@@ -3009,7 +2865,6 @@
                 <w:szCs w:val="20"/>
               </w:rPr>
             </w:pPr>
-            <w:proofErr w:type="spellStart"/>
             <w:r>
               <w:rPr>
                 <w:rFonts w:ascii="Aptos Narrow" w:eastAsia="Aptos Narrow" w:hAnsi="Aptos Narrow" w:cs="Aptos Narrow"/>
@@ -3017,17 +2872,7 @@
                 <w:sz w:val="20"/>
                 <w:szCs w:val="20"/>
               </w:rPr>
-              <w:t>Préparation</w:t>
-            </w:r>
-            <w:proofErr w:type="spellEnd"/>
-            <w:r>
-              <w:rPr>
-                <w:rFonts w:ascii="Aptos Narrow" w:eastAsia="Aptos Narrow" w:hAnsi="Aptos Narrow" w:cs="Aptos Narrow"/>
-                <w:color w:val="000000" w:themeColor="text1"/>
-                <w:sz w:val="20"/>
-                <w:szCs w:val="20"/>
-              </w:rPr>
-              <w:t xml:space="preserve"> des données (Jalon #1)</w:t>
+              <w:t>Préparation des données (Jalon #1)</w:t>
             </w:r>
           </w:p>
         </w:tc>
@@ -3146,39 +2991,8 @@
                 <w:sz w:val="20"/>
                 <w:szCs w:val="20"/>
               </w:rPr>
-              <w:t>Jalon #</w:t>
-            </w:r>
-            <w:proofErr w:type="gramStart"/>
-            <w:r>
-              <w:rPr>
-                <w:rFonts w:ascii="Aptos Narrow" w:eastAsia="Aptos Narrow" w:hAnsi="Aptos Narrow" w:cs="Aptos Narrow"/>
-                <w:color w:val="000000" w:themeColor="text1"/>
-                <w:sz w:val="20"/>
-                <w:szCs w:val="20"/>
-              </w:rPr>
-              <w:t>2 :</w:t>
-            </w:r>
-            <w:proofErr w:type="gramEnd"/>
-            <w:r>
-              <w:rPr>
-                <w:rFonts w:ascii="Aptos Narrow" w:eastAsia="Aptos Narrow" w:hAnsi="Aptos Narrow" w:cs="Aptos Narrow"/>
-                <w:color w:val="000000" w:themeColor="text1"/>
-                <w:sz w:val="20"/>
-                <w:szCs w:val="20"/>
-              </w:rPr>
-              <w:t xml:space="preserve"> </w:t>
-            </w:r>
-            <w:proofErr w:type="spellStart"/>
-            <w:r>
-              <w:rPr>
-                <w:rFonts w:ascii="Aptos Narrow" w:eastAsia="Aptos Narrow" w:hAnsi="Aptos Narrow" w:cs="Aptos Narrow"/>
-                <w:color w:val="000000" w:themeColor="text1"/>
-                <w:sz w:val="20"/>
-                <w:szCs w:val="20"/>
-              </w:rPr>
-              <w:t>Optimisation</w:t>
-            </w:r>
-            <w:proofErr w:type="spellEnd"/>
+              <w:t>Jalon #2 : Optimisation</w:t>
+            </w:r>
           </w:p>
         </w:tc>
         <w:tc>
@@ -3207,7 +3021,6 @@
                 <w:szCs w:val="20"/>
               </w:rPr>
             </w:pPr>
-            <w:proofErr w:type="spellStart"/>
             <w:r>
               <w:rPr>
                 <w:rFonts w:ascii="Aptos Narrow" w:eastAsia="Aptos Narrow" w:hAnsi="Aptos Narrow" w:cs="Aptos Narrow"/>
@@ -3215,17 +3028,7 @@
                 <w:sz w:val="20"/>
                 <w:szCs w:val="20"/>
               </w:rPr>
-              <w:t>Préparation</w:t>
-            </w:r>
-            <w:proofErr w:type="spellEnd"/>
-            <w:r>
-              <w:rPr>
-                <w:rFonts w:ascii="Aptos Narrow" w:eastAsia="Aptos Narrow" w:hAnsi="Aptos Narrow" w:cs="Aptos Narrow"/>
-                <w:color w:val="000000" w:themeColor="text1"/>
-                <w:sz w:val="20"/>
-                <w:szCs w:val="20"/>
-              </w:rPr>
-              <w:t xml:space="preserve"> des données (Jalon #2)</w:t>
+              <w:t>Préparation des données (Jalon #2)</w:t>
             </w:r>
           </w:p>
         </w:tc>
@@ -3344,39 +3147,8 @@
                 <w:sz w:val="20"/>
                 <w:szCs w:val="20"/>
               </w:rPr>
-              <w:t>Jalon #</w:t>
-            </w:r>
-            <w:proofErr w:type="gramStart"/>
-            <w:r>
-              <w:rPr>
-                <w:rFonts w:ascii="Aptos Narrow" w:eastAsia="Aptos Narrow" w:hAnsi="Aptos Narrow" w:cs="Aptos Narrow"/>
-                <w:color w:val="000000" w:themeColor="text1"/>
-                <w:sz w:val="20"/>
-                <w:szCs w:val="20"/>
-              </w:rPr>
-              <w:t>2 :</w:t>
-            </w:r>
-            <w:proofErr w:type="gramEnd"/>
-            <w:r>
-              <w:rPr>
-                <w:rFonts w:ascii="Aptos Narrow" w:eastAsia="Aptos Narrow" w:hAnsi="Aptos Narrow" w:cs="Aptos Narrow"/>
-                <w:color w:val="000000" w:themeColor="text1"/>
-                <w:sz w:val="20"/>
-                <w:szCs w:val="20"/>
-              </w:rPr>
-              <w:t xml:space="preserve"> </w:t>
-            </w:r>
-            <w:proofErr w:type="spellStart"/>
-            <w:r>
-              <w:rPr>
-                <w:rFonts w:ascii="Aptos Narrow" w:eastAsia="Aptos Narrow" w:hAnsi="Aptos Narrow" w:cs="Aptos Narrow"/>
-                <w:color w:val="000000" w:themeColor="text1"/>
-                <w:sz w:val="20"/>
-                <w:szCs w:val="20"/>
-              </w:rPr>
-              <w:t>Optimisation</w:t>
-            </w:r>
-            <w:proofErr w:type="spellEnd"/>
+              <w:t>Jalon #2 : Optimisation</w:t>
+            </w:r>
           </w:p>
         </w:tc>
         <w:tc>
@@ -3405,7 +3177,6 @@
                 <w:szCs w:val="20"/>
               </w:rPr>
             </w:pPr>
-            <w:proofErr w:type="spellStart"/>
             <w:r>
               <w:rPr>
                 <w:rFonts w:ascii="Aptos Narrow" w:eastAsia="Aptos Narrow" w:hAnsi="Aptos Narrow" w:cs="Aptos Narrow"/>
@@ -3415,7 +3186,6 @@
               </w:rPr>
               <w:t>Modélisation</w:t>
             </w:r>
-            <w:proofErr w:type="spellEnd"/>
           </w:p>
         </w:tc>
         <w:tc>
@@ -3533,39 +3303,8 @@
                 <w:sz w:val="20"/>
                 <w:szCs w:val="20"/>
               </w:rPr>
-              <w:t>Jalon #</w:t>
-            </w:r>
-            <w:proofErr w:type="gramStart"/>
-            <w:r>
-              <w:rPr>
-                <w:rFonts w:ascii="Aptos Narrow" w:eastAsia="Aptos Narrow" w:hAnsi="Aptos Narrow" w:cs="Aptos Narrow"/>
-                <w:color w:val="000000" w:themeColor="text1"/>
-                <w:sz w:val="20"/>
-                <w:szCs w:val="20"/>
-              </w:rPr>
-              <w:t>2 :</w:t>
-            </w:r>
-            <w:proofErr w:type="gramEnd"/>
-            <w:r>
-              <w:rPr>
-                <w:rFonts w:ascii="Aptos Narrow" w:eastAsia="Aptos Narrow" w:hAnsi="Aptos Narrow" w:cs="Aptos Narrow"/>
-                <w:color w:val="000000" w:themeColor="text1"/>
-                <w:sz w:val="20"/>
-                <w:szCs w:val="20"/>
-              </w:rPr>
-              <w:t xml:space="preserve"> </w:t>
-            </w:r>
-            <w:proofErr w:type="spellStart"/>
-            <w:r>
-              <w:rPr>
-                <w:rFonts w:ascii="Aptos Narrow" w:eastAsia="Aptos Narrow" w:hAnsi="Aptos Narrow" w:cs="Aptos Narrow"/>
-                <w:color w:val="000000" w:themeColor="text1"/>
-                <w:sz w:val="20"/>
-                <w:szCs w:val="20"/>
-              </w:rPr>
-              <w:t>Optimisation</w:t>
-            </w:r>
-            <w:proofErr w:type="spellEnd"/>
+              <w:t>Jalon #2 : Optimisation</w:t>
+            </w:r>
           </w:p>
         </w:tc>
         <w:tc>
@@ -3594,7 +3333,6 @@
                 <w:szCs w:val="20"/>
               </w:rPr>
             </w:pPr>
-            <w:proofErr w:type="spellStart"/>
             <w:r>
               <w:rPr>
                 <w:rFonts w:ascii="Aptos Narrow" w:eastAsia="Aptos Narrow" w:hAnsi="Aptos Narrow" w:cs="Aptos Narrow"/>
@@ -3604,7 +3342,6 @@
               </w:rPr>
               <w:t>Évaluation</w:t>
             </w:r>
-            <w:proofErr w:type="spellEnd"/>
           </w:p>
         </w:tc>
         <w:tc>
@@ -3722,39 +3459,8 @@
                 <w:sz w:val="20"/>
                 <w:szCs w:val="20"/>
               </w:rPr>
-              <w:t>Jalon #</w:t>
-            </w:r>
-            <w:proofErr w:type="gramStart"/>
-            <w:r>
-              <w:rPr>
-                <w:rFonts w:ascii="Aptos Narrow" w:eastAsia="Aptos Narrow" w:hAnsi="Aptos Narrow" w:cs="Aptos Narrow"/>
-                <w:color w:val="000000" w:themeColor="text1"/>
-                <w:sz w:val="20"/>
-                <w:szCs w:val="20"/>
-              </w:rPr>
-              <w:t>3 :</w:t>
-            </w:r>
-            <w:proofErr w:type="gramEnd"/>
-            <w:r>
-              <w:rPr>
-                <w:rFonts w:ascii="Aptos Narrow" w:eastAsia="Aptos Narrow" w:hAnsi="Aptos Narrow" w:cs="Aptos Narrow"/>
-                <w:color w:val="000000" w:themeColor="text1"/>
-                <w:sz w:val="20"/>
-                <w:szCs w:val="20"/>
-              </w:rPr>
-              <w:t xml:space="preserve"> </w:t>
-            </w:r>
-            <w:proofErr w:type="spellStart"/>
-            <w:r>
-              <w:rPr>
-                <w:rFonts w:ascii="Aptos Narrow" w:eastAsia="Aptos Narrow" w:hAnsi="Aptos Narrow" w:cs="Aptos Narrow"/>
-                <w:color w:val="000000" w:themeColor="text1"/>
-                <w:sz w:val="20"/>
-                <w:szCs w:val="20"/>
-              </w:rPr>
-              <w:t>Déploiement</w:t>
-            </w:r>
-            <w:proofErr w:type="spellEnd"/>
+              <w:t>Jalon #3 : Déploiement</w:t>
+            </w:r>
           </w:p>
         </w:tc>
         <w:tc>
@@ -3783,7 +3489,6 @@
                 <w:szCs w:val="20"/>
               </w:rPr>
             </w:pPr>
-            <w:proofErr w:type="spellStart"/>
             <w:r>
               <w:rPr>
                 <w:rFonts w:ascii="Aptos Narrow" w:eastAsia="Aptos Narrow" w:hAnsi="Aptos Narrow" w:cs="Aptos Narrow"/>
@@ -3793,7 +3498,6 @@
               </w:rPr>
               <w:t>Déploiement</w:t>
             </w:r>
-            <w:proofErr w:type="spellEnd"/>
           </w:p>
         </w:tc>
         <w:tc>
@@ -3911,39 +3615,8 @@
                 <w:sz w:val="20"/>
                 <w:szCs w:val="20"/>
               </w:rPr>
-              <w:t>Jalon #</w:t>
-            </w:r>
-            <w:proofErr w:type="gramStart"/>
-            <w:r>
-              <w:rPr>
-                <w:rFonts w:ascii="Aptos Narrow" w:eastAsia="Aptos Narrow" w:hAnsi="Aptos Narrow" w:cs="Aptos Narrow"/>
-                <w:color w:val="000000" w:themeColor="text1"/>
-                <w:sz w:val="20"/>
-                <w:szCs w:val="20"/>
-              </w:rPr>
-              <w:t>3 :</w:t>
-            </w:r>
-            <w:proofErr w:type="gramEnd"/>
-            <w:r>
-              <w:rPr>
-                <w:rFonts w:ascii="Aptos Narrow" w:eastAsia="Aptos Narrow" w:hAnsi="Aptos Narrow" w:cs="Aptos Narrow"/>
-                <w:color w:val="000000" w:themeColor="text1"/>
-                <w:sz w:val="20"/>
-                <w:szCs w:val="20"/>
-              </w:rPr>
-              <w:t xml:space="preserve"> </w:t>
-            </w:r>
-            <w:proofErr w:type="spellStart"/>
-            <w:r>
-              <w:rPr>
-                <w:rFonts w:ascii="Aptos Narrow" w:eastAsia="Aptos Narrow" w:hAnsi="Aptos Narrow" w:cs="Aptos Narrow"/>
-                <w:color w:val="000000" w:themeColor="text1"/>
-                <w:sz w:val="20"/>
-                <w:szCs w:val="20"/>
-              </w:rPr>
-              <w:t>Déploiement</w:t>
-            </w:r>
-            <w:proofErr w:type="spellEnd"/>
+              <w:t>Jalon #3 : Déploiement</w:t>
+            </w:r>
           </w:p>
         </w:tc>
         <w:tc>
@@ -3972,7 +3645,6 @@
                 <w:szCs w:val="20"/>
               </w:rPr>
             </w:pPr>
-            <w:proofErr w:type="spellStart"/>
             <w:r>
               <w:rPr>
                 <w:rFonts w:ascii="Aptos Narrow" w:eastAsia="Aptos Narrow" w:hAnsi="Aptos Narrow" w:cs="Aptos Narrow"/>
@@ -3980,17 +3652,7 @@
                 <w:sz w:val="20"/>
                 <w:szCs w:val="20"/>
               </w:rPr>
-              <w:t>Suivi</w:t>
-            </w:r>
-            <w:proofErr w:type="spellEnd"/>
-            <w:r>
-              <w:rPr>
-                <w:rFonts w:ascii="Aptos Narrow" w:eastAsia="Aptos Narrow" w:hAnsi="Aptos Narrow" w:cs="Aptos Narrow"/>
-                <w:color w:val="000000" w:themeColor="text1"/>
-                <w:sz w:val="20"/>
-                <w:szCs w:val="20"/>
-              </w:rPr>
-              <w:t xml:space="preserve"> &amp; maintenance</w:t>
+              <w:t>Suivi &amp; maintenance</w:t>
             </w:r>
           </w:p>
         </w:tc>
@@ -4761,7 +4423,6 @@
             <w:pPr>
               <w:jc w:val="center"/>
             </w:pPr>
-            <w:proofErr w:type="spellStart"/>
             <w:r>
               <w:rPr>
                 <w:b/>
@@ -4769,7 +4430,6 @@
               </w:rPr>
               <w:t>Unité</w:t>
             </w:r>
-            <w:proofErr w:type="spellEnd"/>
           </w:p>
         </w:tc>
         <w:tc>
@@ -4837,21 +4497,12 @@
             </w:tcMar>
           </w:tcPr>
           <w:p>
-            <w:proofErr w:type="spellStart"/>
             <w:r>
               <w:rPr>
                 <w:sz w:val="19"/>
                 <w:szCs w:val="19"/>
               </w:rPr>
-              <w:t>Unité</w:t>
-            </w:r>
-            <w:proofErr w:type="spellEnd"/>
-            <w:r>
-              <w:rPr>
-                <w:sz w:val="19"/>
-                <w:szCs w:val="19"/>
-              </w:rPr>
-              <w:t xml:space="preserve"> 1 </w:t>
+              <w:t xml:space="preserve">Unité 1 </w:t>
             </w:r>
             <w:r>
               <w:rPr>
@@ -4930,45 +4581,27 @@
             </w:tcMar>
           </w:tcPr>
           <w:p>
-            <w:proofErr w:type="spellStart"/>
             <w:r>
               <w:rPr>
                 <w:sz w:val="19"/>
                 <w:szCs w:val="19"/>
               </w:rPr>
-              <w:t>Unité</w:t>
-            </w:r>
-            <w:proofErr w:type="spellEnd"/>
+              <w:t xml:space="preserve">Unité 2 </w:t>
+            </w:r>
             <w:r>
               <w:rPr>
                 <w:sz w:val="19"/>
                 <w:szCs w:val="19"/>
               </w:rPr>
-              <w:t xml:space="preserve"> 2 </w:t>
+              <w:t>-</w:t>
             </w:r>
             <w:r>
               <w:rPr>
                 <w:sz w:val="19"/>
                 <w:szCs w:val="19"/>
               </w:rPr>
-              <w:t>-</w:t>
-            </w:r>
-            <w:r>
-              <w:rPr>
-                <w:sz w:val="19"/>
-                <w:szCs w:val="19"/>
-              </w:rPr>
-              <w:t xml:space="preserve"> </w:t>
-            </w:r>
-            <w:proofErr w:type="spellStart"/>
-            <w:r>
-              <w:rPr>
-                <w:sz w:val="19"/>
-                <w:szCs w:val="19"/>
-              </w:rPr>
-              <w:t>Optimisation</w:t>
-            </w:r>
-            <w:proofErr w:type="spellEnd"/>
+              <w:t xml:space="preserve"> Optimisation</w:t>
+            </w:r>
           </w:p>
         </w:tc>
         <w:tc>
@@ -5032,45 +4665,27 @@
             </w:tcMar>
           </w:tcPr>
           <w:p>
-            <w:proofErr w:type="spellStart"/>
             <w:r>
               <w:rPr>
                 <w:sz w:val="19"/>
                 <w:szCs w:val="19"/>
               </w:rPr>
-              <w:t>Unité</w:t>
-            </w:r>
-            <w:proofErr w:type="spellEnd"/>
+              <w:t xml:space="preserve">Unité 3 </w:t>
+            </w:r>
             <w:r>
               <w:rPr>
                 <w:sz w:val="19"/>
                 <w:szCs w:val="19"/>
               </w:rPr>
-              <w:t xml:space="preserve"> 3 </w:t>
+              <w:t>-</w:t>
             </w:r>
             <w:r>
               <w:rPr>
                 <w:sz w:val="19"/>
                 <w:szCs w:val="19"/>
               </w:rPr>
-              <w:t>-</w:t>
-            </w:r>
-            <w:r>
-              <w:rPr>
-                <w:sz w:val="19"/>
-                <w:szCs w:val="19"/>
-              </w:rPr>
-              <w:t xml:space="preserve"> </w:t>
-            </w:r>
-            <w:proofErr w:type="spellStart"/>
-            <w:r>
-              <w:rPr>
-                <w:sz w:val="19"/>
-                <w:szCs w:val="19"/>
-              </w:rPr>
-              <w:t>Déploiement</w:t>
-            </w:r>
-            <w:proofErr w:type="spellEnd"/>
+              <w:t xml:space="preserve"> Déploiement</w:t>
+            </w:r>
           </w:p>
         </w:tc>
         <w:tc>
@@ -5114,28 +4729,10 @@
         <w:spacing w:before="160" w:after="80"/>
       </w:pPr>
       <w:bookmarkStart w:id="3" w:name="_Toc1340870210"/>
-      <w:proofErr w:type="spellStart"/>
       <w:r>
-        <w:t>Informations</w:t>
-      </w:r>
-      <w:proofErr w:type="spellEnd"/>
-      <w:r>
-        <w:t xml:space="preserve"> </w:t>
-      </w:r>
-      <w:proofErr w:type="spellStart"/>
-      <w:r>
-        <w:t>générales</w:t>
-      </w:r>
-      <w:proofErr w:type="spellEnd"/>
-      <w:r>
-        <w:t xml:space="preserve"> du </w:t>
-      </w:r>
-      <w:proofErr w:type="spellStart"/>
-      <w:r>
-        <w:t>projet</w:t>
+        <w:t>Informations générales du projet</w:t>
       </w:r>
       <w:bookmarkEnd w:id="3"/>
-      <w:proofErr w:type="spellEnd"/>
     </w:p>
     <w:tbl>
       <w:tblPr>
@@ -5170,7 +4767,6 @@
             <w:pPr>
               <w:jc w:val="center"/>
             </w:pPr>
-            <w:proofErr w:type="spellStart"/>
             <w:r>
               <w:rPr>
                 <w:b/>
@@ -5178,7 +4774,6 @@
               </w:rPr>
               <w:t>Élément</w:t>
             </w:r>
-            <w:proofErr w:type="spellEnd"/>
           </w:p>
         </w:tc>
         <w:tc>
@@ -5223,28 +4818,12 @@
             </w:tcMar>
           </w:tcPr>
           <w:p>
-            <w:proofErr w:type="spellStart"/>
             <w:r>
               <w:rPr>
                 <w:b/>
               </w:rPr>
-              <w:t>Titre</w:t>
-            </w:r>
-            <w:proofErr w:type="spellEnd"/>
-            <w:r>
-              <w:rPr>
-                <w:b/>
-              </w:rPr>
-              <w:t xml:space="preserve"> du </w:t>
-            </w:r>
-            <w:proofErr w:type="spellStart"/>
-            <w:r>
-              <w:rPr>
-                <w:b/>
-              </w:rPr>
-              <w:t>projet</w:t>
-            </w:r>
-            <w:proofErr w:type="spellEnd"/>
+              <w:t>Titre du projet</w:t>
+            </w:r>
           </w:p>
         </w:tc>
         <w:tc>
@@ -5307,42 +4886,12 @@
             </w:tcMar>
           </w:tcPr>
           <w:p>
-            <w:proofErr w:type="spellStart"/>
             <w:r>
               <w:rPr>
                 <w:b/>
               </w:rPr>
-              <w:t>Sujet</w:t>
-            </w:r>
-            <w:proofErr w:type="spellEnd"/>
-            <w:r>
-              <w:rPr>
-                <w:b/>
-              </w:rPr>
-              <w:t xml:space="preserve"> / </w:t>
-            </w:r>
-            <w:proofErr w:type="spellStart"/>
-            <w:r>
-              <w:rPr>
-                <w:b/>
-              </w:rPr>
-              <w:t>problématique</w:t>
-            </w:r>
-            <w:proofErr w:type="spellEnd"/>
-            <w:r>
-              <w:rPr>
-                <w:b/>
-              </w:rPr>
-              <w:t xml:space="preserve"> </w:t>
-            </w:r>
-            <w:proofErr w:type="spellStart"/>
-            <w:r>
-              <w:rPr>
-                <w:b/>
-              </w:rPr>
-              <w:t>attribuée</w:t>
-            </w:r>
-            <w:proofErr w:type="spellEnd"/>
+              <w:t>Sujet / problématique attribuée</w:t>
+            </w:r>
           </w:p>
         </w:tc>
         <w:tc>
@@ -5608,30 +5157,9 @@
       </w:pPr>
       <w:bookmarkStart w:id="4" w:name="_Toc688401642"/>
       <w:r>
-        <w:t xml:space="preserve">1. </w:t>
-      </w:r>
-      <w:proofErr w:type="spellStart"/>
-      <w:r>
-        <w:t>Présentation</w:t>
-      </w:r>
-      <w:proofErr w:type="spellEnd"/>
-      <w:r>
-        <w:t xml:space="preserve"> </w:t>
-      </w:r>
-      <w:proofErr w:type="spellStart"/>
-      <w:r>
-        <w:t>générale</w:t>
-      </w:r>
-      <w:proofErr w:type="spellEnd"/>
-      <w:r>
-        <w:t xml:space="preserve"> du </w:t>
-      </w:r>
-      <w:proofErr w:type="spellStart"/>
-      <w:r>
-        <w:t>projet</w:t>
+        <w:t>1. Présentation générale du projet</w:t>
       </w:r>
       <w:bookmarkEnd w:id="4"/>
-      <w:proofErr w:type="spellEnd"/>
     </w:p>
     <w:tbl>
       <w:tblPr>
@@ -5778,25 +5306,7 @@
           <w:szCs w:val="18"/>
           <w:lang w:val="fr-CA"/>
         </w:rPr>
-        <w:t xml:space="preserve">L’entreprise fictive se nomme </w:t>
-      </w:r>
-      <w:proofErr w:type="spellStart"/>
-      <w:r>
-        <w:rPr>
-          <w:sz w:val="18"/>
-          <w:szCs w:val="18"/>
-          <w:lang w:val="fr-CA"/>
-        </w:rPr>
-        <w:t>Volarus</w:t>
-      </w:r>
-      <w:proofErr w:type="spellEnd"/>
-      <w:r>
-        <w:rPr>
-          <w:sz w:val="18"/>
-          <w:szCs w:val="18"/>
-          <w:lang w:val="fr-CA"/>
-        </w:rPr>
-        <w:t>.</w:t>
+        <w:t>L’entreprise fictive se nomme Volarus.</w:t>
       </w:r>
     </w:p>
     <w:p>
@@ -5826,6 +5336,14 @@
         </w:rPr>
         <w:t>Elle aura besoin de notre aide afin de concevoir un modèle d’IA capable de prédire quels vols seront en retard et, lorsqu’un retard est prévu, d’estimer sa durée en minutes.</w:t>
       </w:r>
+      <w:r>
+        <w:rPr>
+          <w:sz w:val="18"/>
+          <w:szCs w:val="18"/>
+          <w:lang w:val="fr-CA"/>
+        </w:rPr>
+        <w:t xml:space="preserve"> Au états-Unis seulement</w:t>
+      </w:r>
     </w:p>
     <w:p>
       <w:pPr>
@@ -5852,25 +5370,7 @@
           <w:szCs w:val="18"/>
           <w:lang w:val="fr-CA"/>
         </w:rPr>
-        <w:t xml:space="preserve">Le problème étudié pourrait avoir un impact important sur l’efficacité de la gestion des vols, notamment en permettant d’anticiper les retards, d’analyser leurs causes et éventuellement de contribuer à réduire leur durée. Le projet pourrait également permettre à </w:t>
-      </w:r>
-      <w:proofErr w:type="spellStart"/>
-      <w:r>
-        <w:rPr>
-          <w:sz w:val="18"/>
-          <w:szCs w:val="18"/>
-          <w:lang w:val="fr-CA"/>
-        </w:rPr>
-        <w:t>Volarus</w:t>
-      </w:r>
-      <w:proofErr w:type="spellEnd"/>
-      <w:r>
-        <w:rPr>
-          <w:sz w:val="18"/>
-          <w:szCs w:val="18"/>
-          <w:lang w:val="fr-CA"/>
-        </w:rPr>
-        <w:t xml:space="preserve"> de mieux informer ses clients et de les aider à anticiper les retards de leurs vols.</w:t>
+        <w:t>Le problème étudié pourrait avoir un impact important sur l’efficacité de la gestion des vols, notamment en permettant d’anticiper les retards, d’analyser leurs causes et éventuellement de contribuer à réduire leur durée. Le projet pourrait également permettre à Volarus de mieux informer ses clients et de les aider à anticiper les retards de leurs vols.</w:t>
       </w:r>
     </w:p>
     <w:p>
@@ -5940,25 +5440,7 @@
           <w:szCs w:val="18"/>
           <w:lang w:val="fr-CA"/>
         </w:rPr>
-        <w:t xml:space="preserve">Actuellement, certains vols sont en retard et </w:t>
-      </w:r>
-      <w:proofErr w:type="spellStart"/>
-      <w:r>
-        <w:rPr>
-          <w:sz w:val="18"/>
-          <w:szCs w:val="18"/>
-          <w:lang w:val="fr-CA"/>
-        </w:rPr>
-        <w:t>Volarus</w:t>
-      </w:r>
-      <w:proofErr w:type="spellEnd"/>
-      <w:r>
-        <w:rPr>
-          <w:sz w:val="18"/>
-          <w:szCs w:val="18"/>
-          <w:lang w:val="fr-CA"/>
-        </w:rPr>
-        <w:t xml:space="preserve"> souhaite pouvoir anticiper ces problèmes, mieux gérer les retards et informer les clients plus rapidement.</w:t>
+        <w:t>Actuellement, certains vols sont en retard et Volarus souhaite pouvoir anticiper ces problèmes, mieux gérer les retards et informer les clients plus rapidement.</w:t>
       </w:r>
     </w:p>
     <w:p>
@@ -5970,23 +5452,13 @@
           <w:lang w:val="fr-CA"/>
         </w:rPr>
       </w:pPr>
-      <w:proofErr w:type="spellStart"/>
       <w:r>
         <w:rPr>
           <w:sz w:val="18"/>
           <w:szCs w:val="18"/>
           <w:lang w:val="fr-CA"/>
         </w:rPr>
-        <w:t>Volarus</w:t>
-      </w:r>
-      <w:proofErr w:type="spellEnd"/>
-      <w:r>
-        <w:rPr>
-          <w:sz w:val="18"/>
-          <w:szCs w:val="18"/>
-          <w:lang w:val="fr-CA"/>
-        </w:rPr>
-        <w:t xml:space="preserve"> a de la difficulté à savoir quels vols seront en retard et de combien de temps.</w:t>
+        <w:t>Volarus a de la difficulté à savoir quels vols seront en retard et de combien de temps.</w:t>
       </w:r>
     </w:p>
     <w:p>
@@ -6186,23 +5658,13 @@
           <w:lang w:val="fr-CA"/>
         </w:rPr>
       </w:pPr>
-      <w:proofErr w:type="spellStart"/>
       <w:r>
         <w:rPr>
           <w:sz w:val="18"/>
           <w:szCs w:val="18"/>
           <w:lang w:val="fr-CA"/>
         </w:rPr>
-        <w:t>Volarus</w:t>
-      </w:r>
-      <w:proofErr w:type="spellEnd"/>
-      <w:r>
-        <w:rPr>
-          <w:sz w:val="18"/>
-          <w:szCs w:val="18"/>
-          <w:lang w:val="fr-CA"/>
-        </w:rPr>
-        <w:t xml:space="preserve"> ne peut pas savoir si un vol sera en retard ou non et, s’il est en retard, l’entreprise ne peut pas savoir de combien de temps.</w:t>
+        <w:t>Volarus ne peut pas savoir si un vol sera en retard ou non et, s’il est en retard, l’entreprise ne peut pas savoir de combien de temps.</w:t>
       </w:r>
     </w:p>
     <w:p>
@@ -6388,23 +5850,7 @@
         <w:rPr>
           <w:lang w:val="fr-CA"/>
         </w:rPr>
-        <w:t xml:space="preserve">Nous nous attendons </w:t>
-      </w:r>
-      <w:proofErr w:type="spellStart"/>
-      <w:proofErr w:type="gramStart"/>
-      <w:r>
-        <w:rPr>
-          <w:lang w:val="fr-CA"/>
-        </w:rPr>
-        <w:t>a</w:t>
-      </w:r>
-      <w:proofErr w:type="spellEnd"/>
-      <w:proofErr w:type="gramEnd"/>
-      <w:r>
-        <w:rPr>
-          <w:lang w:val="fr-CA"/>
-        </w:rPr>
-        <w:t xml:space="preserve"> prédire </w:t>
+        <w:t xml:space="preserve">Nous nous attendons a prédire </w:t>
       </w:r>
       <w:r>
         <w:rPr>
@@ -6536,7 +5982,6 @@
                 <w:szCs w:val="20"/>
               </w:rPr>
             </w:pPr>
-            <w:proofErr w:type="spellStart"/>
             <w:r>
               <w:rPr>
                 <w:b/>
@@ -6546,7 +5991,6 @@
               </w:rPr>
               <w:t>Indicateur</w:t>
             </w:r>
-            <w:proofErr w:type="spellEnd"/>
           </w:p>
         </w:tc>
         <w:tc>
@@ -6571,7 +6015,6 @@
                 <w:szCs w:val="20"/>
               </w:rPr>
             </w:pPr>
-            <w:proofErr w:type="spellStart"/>
             <w:r>
               <w:rPr>
                 <w:b/>
@@ -6579,29 +6022,8 @@
                 <w:sz w:val="20"/>
                 <w:szCs w:val="20"/>
               </w:rPr>
-              <w:t>Pourquoi</w:t>
-            </w:r>
-            <w:proofErr w:type="spellEnd"/>
-            <w:r>
-              <w:rPr>
-                <w:b/>
-                <w:bCs/>
-                <w:sz w:val="20"/>
-                <w:szCs w:val="20"/>
-              </w:rPr>
-              <w:t xml:space="preserve"> est-il </w:t>
-            </w:r>
-            <w:proofErr w:type="gramStart"/>
-            <w:r>
-              <w:rPr>
-                <w:b/>
-                <w:bCs/>
-                <w:sz w:val="20"/>
-                <w:szCs w:val="20"/>
-              </w:rPr>
-              <w:t>pertinent ?</w:t>
-            </w:r>
-            <w:proofErr w:type="gramEnd"/>
+              <w:t>Pourquoi est-il pertinent ?</w:t>
+            </w:r>
           </w:p>
         </w:tc>
       </w:tr>
@@ -6953,22 +6375,9 @@
       </w:pPr>
       <w:bookmarkStart w:id="10" w:name="_Toc1179740364"/>
       <w:r>
-        <w:t xml:space="preserve">2. </w:t>
-      </w:r>
-      <w:proofErr w:type="spellStart"/>
-      <w:r>
-        <w:t>Périmètre</w:t>
-      </w:r>
-      <w:proofErr w:type="spellEnd"/>
-      <w:r>
-        <w:t xml:space="preserve"> du </w:t>
-      </w:r>
-      <w:proofErr w:type="spellStart"/>
-      <w:r>
-        <w:t>projet</w:t>
+        <w:t>2. Périmètre du projet</w:t>
       </w:r>
       <w:bookmarkEnd w:id="10"/>
-      <w:proofErr w:type="spellEnd"/>
     </w:p>
     <w:tbl>
       <w:tblPr>
@@ -7598,7 +7007,6 @@
                 <w:szCs w:val="20"/>
               </w:rPr>
             </w:pPr>
-            <w:proofErr w:type="spellStart"/>
             <w:r>
               <w:rPr>
                 <w:b/>
@@ -7606,19 +7014,32 @@
                 <w:sz w:val="20"/>
                 <w:szCs w:val="20"/>
               </w:rPr>
-              <w:t>Responsabilités</w:t>
-            </w:r>
-            <w:proofErr w:type="spellEnd"/>
-            <w:r>
+              <w:t>Responsabilités prévues</w:t>
+            </w:r>
+          </w:p>
+        </w:tc>
+        <w:tc>
+          <w:tcPr>
+            <w:tcW w:w="3408" w:type="dxa"/>
+            <w:shd w:val="clear" w:color="auto" w:fill="D9EAF7"/>
+            <w:tcMar>
+              <w:top w:w="100" w:type="dxa"/>
+              <w:left w:w="100" w:type="dxa"/>
+              <w:bottom w:w="100" w:type="dxa"/>
+              <w:right w:w="100" w:type="dxa"/>
+            </w:tcMar>
+            <w:vAlign w:val="center"/>
+          </w:tcPr>
+          <w:p>
+            <w:pPr>
+              <w:jc w:val="center"/>
               <w:rPr>
                 <w:b/>
                 <w:bCs/>
                 <w:sz w:val="20"/>
                 <w:szCs w:val="20"/>
               </w:rPr>
-              <w:t xml:space="preserve"> </w:t>
-            </w:r>
-            <w:proofErr w:type="spellStart"/>
+            </w:pPr>
             <w:r>
               <w:rPr>
                 <w:b/>
@@ -7626,53 +7047,8 @@
                 <w:sz w:val="20"/>
                 <w:szCs w:val="20"/>
               </w:rPr>
-              <w:t>prévues</w:t>
-            </w:r>
-            <w:proofErr w:type="spellEnd"/>
-          </w:p>
-        </w:tc>
-        <w:tc>
-          <w:tcPr>
-            <w:tcW w:w="3408" w:type="dxa"/>
-            <w:shd w:val="clear" w:color="auto" w:fill="D9EAF7"/>
-            <w:tcMar>
-              <w:top w:w="100" w:type="dxa"/>
-              <w:left w:w="100" w:type="dxa"/>
-              <w:bottom w:w="100" w:type="dxa"/>
-              <w:right w:w="100" w:type="dxa"/>
-            </w:tcMar>
-            <w:vAlign w:val="center"/>
-          </w:tcPr>
-          <w:p>
-            <w:pPr>
-              <w:jc w:val="center"/>
-              <w:rPr>
-                <w:b/>
-                <w:bCs/>
-                <w:sz w:val="20"/>
-                <w:szCs w:val="20"/>
-              </w:rPr>
-            </w:pPr>
-            <w:r>
-              <w:rPr>
-                <w:b/>
-                <w:bCs/>
-                <w:sz w:val="20"/>
-                <w:szCs w:val="20"/>
-              </w:rPr>
-              <w:t xml:space="preserve">Contribution </w:t>
-            </w:r>
-            <w:proofErr w:type="spellStart"/>
-            <w:r>
-              <w:rPr>
-                <w:b/>
-                <w:bCs/>
-                <w:sz w:val="20"/>
-                <w:szCs w:val="20"/>
-              </w:rPr>
-              <w:t>principale</w:t>
-            </w:r>
-            <w:proofErr w:type="spellEnd"/>
+              <w:t>Contribution principale</w:t>
+            </w:r>
           </w:p>
         </w:tc>
       </w:tr>
@@ -7757,23 +7133,7 @@
                 <w:sz w:val="18"/>
                 <w:szCs w:val="18"/>
               </w:rPr>
-              <w:t xml:space="preserve">Recherche et </w:t>
-            </w:r>
-            <w:proofErr w:type="spellStart"/>
-            <w:r>
-              <w:rPr>
-                <w:sz w:val="18"/>
-                <w:szCs w:val="18"/>
-              </w:rPr>
-              <w:t>préparation</w:t>
-            </w:r>
-            <w:proofErr w:type="spellEnd"/>
-            <w:r>
-              <w:rPr>
-                <w:sz w:val="18"/>
-                <w:szCs w:val="18"/>
-              </w:rPr>
-              <w:t xml:space="preserve"> des données </w:t>
+              <w:t xml:space="preserve">Recherche et préparation des données </w:t>
             </w:r>
           </w:p>
           <w:p>
@@ -7787,21 +7147,12 @@
                 <w:szCs w:val="18"/>
               </w:rPr>
             </w:pPr>
-            <w:proofErr w:type="spellStart"/>
             <w:r>
               <w:rPr>
                 <w:sz w:val="18"/>
                 <w:szCs w:val="18"/>
               </w:rPr>
-              <w:t>Nettoyage</w:t>
-            </w:r>
-            <w:proofErr w:type="spellEnd"/>
-            <w:r>
-              <w:rPr>
-                <w:sz w:val="18"/>
-                <w:szCs w:val="18"/>
-              </w:rPr>
-              <w:t xml:space="preserve"> des données </w:t>
+              <w:t xml:space="preserve">Nettoyage des données </w:t>
             </w:r>
           </w:p>
           <w:p>
@@ -7820,23 +7171,7 @@
                 <w:sz w:val="18"/>
                 <w:szCs w:val="18"/>
               </w:rPr>
-              <w:t xml:space="preserve">Exploration et </w:t>
-            </w:r>
-            <w:proofErr w:type="spellStart"/>
-            <w:r>
-              <w:rPr>
-                <w:sz w:val="18"/>
-                <w:szCs w:val="18"/>
-              </w:rPr>
-              <w:t>visualisation</w:t>
-            </w:r>
-            <w:proofErr w:type="spellEnd"/>
-            <w:r>
-              <w:rPr>
-                <w:sz w:val="18"/>
-                <w:szCs w:val="18"/>
-              </w:rPr>
-              <w:t xml:space="preserve"> des données </w:t>
+              <w:t xml:space="preserve">Exploration et visualisation des données </w:t>
             </w:r>
           </w:p>
           <w:p>
@@ -7897,17 +7232,8 @@
                 <w:sz w:val="18"/>
                 <w:szCs w:val="18"/>
               </w:rPr>
-              <w:t xml:space="preserve">Documentation du </w:t>
-            </w:r>
-            <w:proofErr w:type="spellStart"/>
-            <w:r>
-              <w:rPr>
-                <w:sz w:val="18"/>
-                <w:szCs w:val="18"/>
-              </w:rPr>
-              <w:t>projet</w:t>
-            </w:r>
-            <w:proofErr w:type="spellEnd"/>
+              <w:t>Documentation du projet</w:t>
+            </w:r>
           </w:p>
           <w:p>
             <w:pPr>
@@ -7965,37 +7291,12 @@
                 <w:szCs w:val="18"/>
               </w:rPr>
             </w:pPr>
-            <w:proofErr w:type="spellStart"/>
             <w:r>
               <w:rPr>
                 <w:sz w:val="18"/>
                 <w:szCs w:val="18"/>
               </w:rPr>
-              <w:t>Préparation</w:t>
-            </w:r>
-            <w:proofErr w:type="spellEnd"/>
-            <w:r>
-              <w:rPr>
-                <w:sz w:val="18"/>
-                <w:szCs w:val="18"/>
-              </w:rPr>
-              <w:t xml:space="preserve"> et </w:t>
-            </w:r>
-            <w:proofErr w:type="spellStart"/>
-            <w:r>
-              <w:rPr>
-                <w:sz w:val="18"/>
-                <w:szCs w:val="18"/>
-              </w:rPr>
-              <w:t>analyse</w:t>
-            </w:r>
-            <w:proofErr w:type="spellEnd"/>
-            <w:r>
-              <w:rPr>
-                <w:sz w:val="18"/>
-                <w:szCs w:val="18"/>
-              </w:rPr>
-              <w:t xml:space="preserve"> des données </w:t>
+              <w:t xml:space="preserve">Préparation et analyse des données </w:t>
             </w:r>
           </w:p>
           <w:p>
@@ -8009,21 +7310,12 @@
                 <w:szCs w:val="18"/>
               </w:rPr>
             </w:pPr>
-            <w:proofErr w:type="spellStart"/>
             <w:r>
               <w:rPr>
                 <w:sz w:val="18"/>
                 <w:szCs w:val="18"/>
               </w:rPr>
-              <w:t>Modélisation</w:t>
-            </w:r>
-            <w:proofErr w:type="spellEnd"/>
-            <w:r>
-              <w:rPr>
-                <w:sz w:val="18"/>
-                <w:szCs w:val="18"/>
-              </w:rPr>
-              <w:t xml:space="preserve"> </w:t>
+              <w:t xml:space="preserve">Modélisation </w:t>
             </w:r>
           </w:p>
           <w:p>
@@ -8037,37 +7329,12 @@
                 <w:szCs w:val="18"/>
               </w:rPr>
             </w:pPr>
-            <w:proofErr w:type="spellStart"/>
             <w:r>
               <w:rPr>
                 <w:sz w:val="18"/>
                 <w:szCs w:val="18"/>
               </w:rPr>
-              <w:t>Évaluation</w:t>
-            </w:r>
-            <w:proofErr w:type="spellEnd"/>
-            <w:r>
-              <w:rPr>
-                <w:sz w:val="18"/>
-                <w:szCs w:val="18"/>
-              </w:rPr>
-              <w:t xml:space="preserve"> des </w:t>
-            </w:r>
-            <w:proofErr w:type="spellStart"/>
-            <w:r>
-              <w:rPr>
-                <w:sz w:val="18"/>
-                <w:szCs w:val="18"/>
-              </w:rPr>
-              <w:t>modèles</w:t>
-            </w:r>
-            <w:proofErr w:type="spellEnd"/>
-            <w:r>
-              <w:rPr>
-                <w:sz w:val="18"/>
-                <w:szCs w:val="18"/>
-              </w:rPr>
-              <w:t xml:space="preserve"> </w:t>
+              <w:t xml:space="preserve">Évaluation des modèles </w:t>
             </w:r>
           </w:p>
           <w:p>
@@ -8086,23 +7353,7 @@
                 <w:sz w:val="18"/>
                 <w:szCs w:val="18"/>
               </w:rPr>
-              <w:t xml:space="preserve">Documentation du </w:t>
-            </w:r>
-            <w:proofErr w:type="spellStart"/>
-            <w:r>
-              <w:rPr>
-                <w:sz w:val="18"/>
-                <w:szCs w:val="18"/>
-              </w:rPr>
-              <w:t>projet</w:t>
-            </w:r>
-            <w:proofErr w:type="spellEnd"/>
-            <w:r>
-              <w:rPr>
-                <w:sz w:val="18"/>
-                <w:szCs w:val="18"/>
-              </w:rPr>
-              <w:t xml:space="preserve"> </w:t>
+              <w:t xml:space="preserve">Documentation du projet </w:t>
             </w:r>
           </w:p>
           <w:p>
@@ -8198,21 +7449,12 @@
                 <w:szCs w:val="18"/>
               </w:rPr>
             </w:pPr>
-            <w:proofErr w:type="spellStart"/>
             <w:r>
               <w:rPr>
                 <w:sz w:val="18"/>
                 <w:szCs w:val="18"/>
               </w:rPr>
-              <w:t>Nettoyage</w:t>
-            </w:r>
-            <w:proofErr w:type="spellEnd"/>
-            <w:r>
-              <w:rPr>
-                <w:sz w:val="18"/>
-                <w:szCs w:val="18"/>
-              </w:rPr>
-              <w:t xml:space="preserve"> des données </w:t>
+              <w:t xml:space="preserve">Nettoyage des données </w:t>
             </w:r>
           </w:p>
           <w:p>
@@ -8231,23 +7473,7 @@
                 <w:sz w:val="18"/>
                 <w:szCs w:val="18"/>
               </w:rPr>
-              <w:t xml:space="preserve">Exploration et </w:t>
-            </w:r>
-            <w:proofErr w:type="spellStart"/>
-            <w:r>
-              <w:rPr>
-                <w:sz w:val="18"/>
-                <w:szCs w:val="18"/>
-              </w:rPr>
-              <w:t>visualisation</w:t>
-            </w:r>
-            <w:proofErr w:type="spellEnd"/>
-            <w:r>
-              <w:rPr>
-                <w:sz w:val="18"/>
-                <w:szCs w:val="18"/>
-              </w:rPr>
-              <w:t xml:space="preserve"> des données </w:t>
+              <w:t xml:space="preserve">Exploration et visualisation des données </w:t>
             </w:r>
           </w:p>
           <w:p>
@@ -8308,17 +7534,8 @@
                 <w:sz w:val="18"/>
                 <w:szCs w:val="18"/>
               </w:rPr>
-              <w:t xml:space="preserve">Documentation du </w:t>
-            </w:r>
-            <w:proofErr w:type="spellStart"/>
-            <w:r>
-              <w:rPr>
-                <w:sz w:val="18"/>
-                <w:szCs w:val="18"/>
-              </w:rPr>
-              <w:t>projet</w:t>
-            </w:r>
-            <w:proofErr w:type="spellEnd"/>
+              <w:t>Documentation du projet</w:t>
+            </w:r>
           </w:p>
           <w:p>
             <w:pPr>
@@ -8360,37 +7577,12 @@
                 <w:szCs w:val="18"/>
               </w:rPr>
             </w:pPr>
-            <w:proofErr w:type="spellStart"/>
             <w:r>
               <w:rPr>
                 <w:sz w:val="18"/>
                 <w:szCs w:val="18"/>
               </w:rPr>
-              <w:t>Préparation</w:t>
-            </w:r>
-            <w:proofErr w:type="spellEnd"/>
-            <w:r>
-              <w:rPr>
-                <w:sz w:val="18"/>
-                <w:szCs w:val="18"/>
-              </w:rPr>
-              <w:t xml:space="preserve"> et </w:t>
-            </w:r>
-            <w:proofErr w:type="spellStart"/>
-            <w:r>
-              <w:rPr>
-                <w:sz w:val="18"/>
-                <w:szCs w:val="18"/>
-              </w:rPr>
-              <w:t>analyse</w:t>
-            </w:r>
-            <w:proofErr w:type="spellEnd"/>
-            <w:r>
-              <w:rPr>
-                <w:sz w:val="18"/>
-                <w:szCs w:val="18"/>
-              </w:rPr>
-              <w:t xml:space="preserve"> des données </w:t>
+              <w:t xml:space="preserve">Préparation et analyse des données </w:t>
             </w:r>
           </w:p>
           <w:p>
@@ -8404,21 +7596,12 @@
                 <w:szCs w:val="18"/>
               </w:rPr>
             </w:pPr>
-            <w:proofErr w:type="spellStart"/>
             <w:r>
               <w:rPr>
                 <w:sz w:val="18"/>
                 <w:szCs w:val="18"/>
               </w:rPr>
-              <w:t>Modélisation</w:t>
-            </w:r>
-            <w:proofErr w:type="spellEnd"/>
-            <w:r>
-              <w:rPr>
-                <w:sz w:val="18"/>
-                <w:szCs w:val="18"/>
-              </w:rPr>
-              <w:t xml:space="preserve"> </w:t>
+              <w:t xml:space="preserve">Modélisation </w:t>
             </w:r>
           </w:p>
           <w:p>
@@ -8432,37 +7615,12 @@
                 <w:szCs w:val="18"/>
               </w:rPr>
             </w:pPr>
-            <w:proofErr w:type="spellStart"/>
             <w:r>
               <w:rPr>
                 <w:sz w:val="18"/>
                 <w:szCs w:val="18"/>
               </w:rPr>
-              <w:t>Évaluation</w:t>
-            </w:r>
-            <w:proofErr w:type="spellEnd"/>
-            <w:r>
-              <w:rPr>
-                <w:sz w:val="18"/>
-                <w:szCs w:val="18"/>
-              </w:rPr>
-              <w:t xml:space="preserve"> des </w:t>
-            </w:r>
-            <w:proofErr w:type="spellStart"/>
-            <w:r>
-              <w:rPr>
-                <w:sz w:val="18"/>
-                <w:szCs w:val="18"/>
-              </w:rPr>
-              <w:t>modèles</w:t>
-            </w:r>
-            <w:proofErr w:type="spellEnd"/>
-            <w:r>
-              <w:rPr>
-                <w:sz w:val="18"/>
-                <w:szCs w:val="18"/>
-              </w:rPr>
-              <w:t xml:space="preserve"> </w:t>
+              <w:t xml:space="preserve">Évaluation des modèles </w:t>
             </w:r>
           </w:p>
           <w:p>
@@ -8481,23 +7639,7 @@
                 <w:sz w:val="18"/>
                 <w:szCs w:val="18"/>
               </w:rPr>
-              <w:t xml:space="preserve">Documentation du </w:t>
-            </w:r>
-            <w:proofErr w:type="spellStart"/>
-            <w:r>
-              <w:rPr>
-                <w:sz w:val="18"/>
-                <w:szCs w:val="18"/>
-              </w:rPr>
-              <w:t>projet</w:t>
-            </w:r>
-            <w:proofErr w:type="spellEnd"/>
-            <w:r>
-              <w:rPr>
-                <w:sz w:val="18"/>
-                <w:szCs w:val="18"/>
-              </w:rPr>
-              <w:t xml:space="preserve"> </w:t>
+              <w:t xml:space="preserve">Documentation du projet </w:t>
             </w:r>
           </w:p>
           <w:p>
@@ -8991,19 +8133,8 @@
                 <w:sz w:val="20"/>
                 <w:szCs w:val="20"/>
               </w:rPr>
-              <w:t xml:space="preserve">Auteur / </w:t>
-            </w:r>
-            <w:proofErr w:type="spellStart"/>
-            <w:r>
-              <w:rPr>
-                <w:b/>
-                <w:bCs/>
-                <w:sz w:val="20"/>
-                <w:szCs w:val="20"/>
-              </w:rPr>
-              <w:t>organisation</w:t>
-            </w:r>
-            <w:proofErr w:type="spellEnd"/>
+              <w:t>Auteur / organisation</w:t>
+            </w:r>
           </w:p>
         </w:tc>
         <w:tc>
@@ -9107,25 +8238,7 @@
                 <w:szCs w:val="20"/>
                 <w:lang w:val="fr-CA"/>
               </w:rPr>
-              <w:t>(</w:t>
-            </w:r>
-            <w:proofErr w:type="gramStart"/>
-            <w:r>
-              <w:rPr>
-                <w:sz w:val="20"/>
-                <w:szCs w:val="20"/>
-                <w:lang w:val="fr-CA"/>
-              </w:rPr>
-              <w:t>lien</w:t>
-            </w:r>
-            <w:proofErr w:type="gramEnd"/>
-            <w:r>
-              <w:rPr>
-                <w:sz w:val="20"/>
-                <w:szCs w:val="20"/>
-                <w:lang w:val="fr-CA"/>
-              </w:rPr>
-              <w:t xml:space="preserve"> dans la source, no</w:t>
+              <w:t>(lien dans la source, no</w:t>
             </w:r>
             <w:r>
               <w:rPr>
@@ -9238,63 +8351,32 @@
                 <w:sz w:val="20"/>
                 <w:szCs w:val="20"/>
               </w:rPr>
-              <w:t xml:space="preserve">Conditions </w:t>
-            </w:r>
-            <w:proofErr w:type="spellStart"/>
-            <w:r>
-              <w:rPr>
-                <w:b/>
-                <w:bCs/>
+              <w:t>Conditions d’utilisation / accès</w:t>
+            </w:r>
+          </w:p>
+        </w:tc>
+        <w:tc>
+          <w:tcPr>
+            <w:tcW w:w="5810" w:type="dxa"/>
+            <w:tcMar>
+              <w:top w:w="100" w:type="dxa"/>
+              <w:left w:w="100" w:type="dxa"/>
+              <w:bottom w:w="100" w:type="dxa"/>
+              <w:right w:w="100" w:type="dxa"/>
+            </w:tcMar>
+          </w:tcPr>
+          <w:p>
+            <w:pPr>
+              <w:rPr>
                 <w:sz w:val="20"/>
                 <w:szCs w:val="20"/>
               </w:rPr>
-              <w:t>d’utilisation</w:t>
-            </w:r>
-            <w:proofErr w:type="spellEnd"/>
-            <w:r>
-              <w:rPr>
-                <w:b/>
-                <w:bCs/>
+            </w:pPr>
+            <w:r>
+              <w:rPr>
                 <w:sz w:val="20"/>
                 <w:szCs w:val="20"/>
               </w:rPr>
-              <w:t xml:space="preserve"> / </w:t>
-            </w:r>
-            <w:proofErr w:type="spellStart"/>
-            <w:r>
-              <w:rPr>
-                <w:b/>
-                <w:bCs/>
-                <w:sz w:val="20"/>
-                <w:szCs w:val="20"/>
-              </w:rPr>
-              <w:t>accès</w:t>
-            </w:r>
-            <w:proofErr w:type="spellEnd"/>
-          </w:p>
-        </w:tc>
-        <w:tc>
-          <w:tcPr>
-            <w:tcW w:w="5810" w:type="dxa"/>
-            <w:tcMar>
-              <w:top w:w="100" w:type="dxa"/>
-              <w:left w:w="100" w:type="dxa"/>
-              <w:bottom w:w="100" w:type="dxa"/>
-              <w:right w:w="100" w:type="dxa"/>
-            </w:tcMar>
-          </w:tcPr>
-          <w:p>
-            <w:pPr>
-              <w:rPr>
-                <w:sz w:val="20"/>
-                <w:szCs w:val="20"/>
-              </w:rPr>
-            </w:pPr>
-            <w:r>
-              <w:rPr>
-                <w:sz w:val="20"/>
-                <w:szCs w:val="20"/>
-              </w:rPr>
               <w:t xml:space="preserve"> </w:t>
             </w:r>
             <w:r>
@@ -9302,17 +8384,8 @@
                 <w:sz w:val="18"/>
                 <w:szCs w:val="18"/>
               </w:rPr>
-              <w:t xml:space="preserve">Données publique et </w:t>
-            </w:r>
-            <w:proofErr w:type="spellStart"/>
-            <w:r>
-              <w:rPr>
-                <w:sz w:val="18"/>
-                <w:szCs w:val="18"/>
-              </w:rPr>
-              <w:t>gratuite</w:t>
-            </w:r>
-            <w:proofErr w:type="spellEnd"/>
+              <w:t>Données publique et gratuite</w:t>
+            </w:r>
           </w:p>
         </w:tc>
       </w:tr>
@@ -9588,19 +8661,8 @@
                 <w:sz w:val="20"/>
                 <w:szCs w:val="20"/>
               </w:rPr>
-              <w:t xml:space="preserve">Auteur / </w:t>
-            </w:r>
-            <w:proofErr w:type="spellStart"/>
-            <w:r>
-              <w:rPr>
-                <w:b/>
-                <w:bCs/>
-                <w:sz w:val="20"/>
-                <w:szCs w:val="20"/>
-              </w:rPr>
-              <w:t>organisation</w:t>
-            </w:r>
-            <w:proofErr w:type="spellEnd"/>
+              <w:t>Auteur / organisation</w:t>
+            </w:r>
           </w:p>
         </w:tc>
         <w:tc>
@@ -9833,39 +8895,8 @@
                 <w:sz w:val="20"/>
                 <w:szCs w:val="20"/>
               </w:rPr>
-              <w:t xml:space="preserve">Conditions </w:t>
-            </w:r>
-            <w:proofErr w:type="spellStart"/>
-            <w:r>
-              <w:rPr>
-                <w:b/>
-                <w:bCs/>
-                <w:sz w:val="20"/>
-                <w:szCs w:val="20"/>
-              </w:rPr>
-              <w:t>d’utilisation</w:t>
-            </w:r>
-            <w:proofErr w:type="spellEnd"/>
-            <w:r>
-              <w:rPr>
-                <w:b/>
-                <w:bCs/>
-                <w:sz w:val="20"/>
-                <w:szCs w:val="20"/>
-              </w:rPr>
-              <w:t xml:space="preserve"> / </w:t>
-            </w:r>
-            <w:proofErr w:type="spellStart"/>
-            <w:r>
-              <w:rPr>
-                <w:b/>
-                <w:bCs/>
-                <w:sz w:val="20"/>
-                <w:szCs w:val="20"/>
-              </w:rPr>
-              <w:t>accès</w:t>
-            </w:r>
-            <w:proofErr w:type="spellEnd"/>
+              <w:t>Conditions d’utilisation / accès</w:t>
+            </w:r>
           </w:p>
         </w:tc>
         <w:tc>
@@ -9915,15 +8946,7 @@
       <w:bookmarkStart w:id="17" w:name="_Toc1080090942"/>
       <w:r>
         <w:lastRenderedPageBreak/>
-        <w:t xml:space="preserve">4.2 Description </w:t>
-      </w:r>
-      <w:proofErr w:type="spellStart"/>
-      <w:r>
-        <w:t>générale</w:t>
-      </w:r>
-      <w:proofErr w:type="spellEnd"/>
-      <w:r>
-        <w:t xml:space="preserve"> des données</w:t>
+        <w:t>4.2 Description générale des données</w:t>
       </w:r>
       <w:bookmarkEnd w:id="17"/>
     </w:p>
@@ -10151,15 +9174,7 @@
       </w:pPr>
       <w:bookmarkStart w:id="20" w:name="_Toc43724186"/>
       <w:r>
-        <w:t xml:space="preserve">5.1 </w:t>
-      </w:r>
-      <w:proofErr w:type="spellStart"/>
-      <w:r>
-        <w:t>Principaux</w:t>
-      </w:r>
-      <w:proofErr w:type="spellEnd"/>
-      <w:r>
-        <w:t xml:space="preserve"> constats</w:t>
+        <w:t>5.1 Principaux constats</w:t>
       </w:r>
       <w:bookmarkEnd w:id="20"/>
     </w:p>
@@ -10935,25 +9950,7 @@
           <w:szCs w:val="18"/>
           <w:lang w:val="fr-CA"/>
         </w:rPr>
-        <w:t xml:space="preserve">- Vérifier que le </w:t>
-      </w:r>
-      <w:proofErr w:type="spellStart"/>
-      <w:r>
-        <w:rPr>
-          <w:sz w:val="18"/>
-          <w:szCs w:val="18"/>
-          <w:lang w:val="fr-CA"/>
-        </w:rPr>
-        <w:t>dataset</w:t>
-      </w:r>
-      <w:proofErr w:type="spellEnd"/>
-      <w:r>
-        <w:rPr>
-          <w:sz w:val="18"/>
-          <w:szCs w:val="18"/>
-          <w:lang w:val="fr-CA"/>
-        </w:rPr>
-        <w:t xml:space="preserve"> ne contient </w:t>
+        <w:t xml:space="preserve">- Vérifier que le dataset ne contient </w:t>
       </w:r>
       <w:r>
         <w:rPr>
@@ -10969,25 +9966,7 @@
           <w:szCs w:val="18"/>
           <w:lang w:val="fr-CA"/>
         </w:rPr>
-        <w:t xml:space="preserve"> données qui peuvent faire du </w:t>
-      </w:r>
-      <w:proofErr w:type="spellStart"/>
-      <w:r>
-        <w:rPr>
-          <w:sz w:val="18"/>
-          <w:szCs w:val="18"/>
-          <w:lang w:val="fr-CA"/>
-        </w:rPr>
-        <w:t>dataleak</w:t>
-      </w:r>
-      <w:proofErr w:type="spellEnd"/>
-      <w:r>
-        <w:rPr>
-          <w:sz w:val="18"/>
-          <w:szCs w:val="18"/>
-          <w:lang w:val="fr-CA"/>
-        </w:rPr>
-        <w:t>.</w:t>
+        <w:t xml:space="preserve"> données qui peuvent faire du dataleak.</w:t>
       </w:r>
     </w:p>
     <w:p>
@@ -11236,7 +10215,6 @@
             <w:pPr>
               <w:jc w:val="center"/>
             </w:pPr>
-            <w:proofErr w:type="spellStart"/>
             <w:r>
               <w:rPr>
                 <w:b/>
@@ -11244,7 +10222,6 @@
               </w:rPr>
               <w:t>Exemple</w:t>
             </w:r>
-            <w:proofErr w:type="spellEnd"/>
           </w:p>
         </w:tc>
         <w:tc>
@@ -11263,24 +10240,13 @@
             <w:pPr>
               <w:jc w:val="center"/>
             </w:pPr>
-            <w:proofErr w:type="spellStart"/>
-            <w:proofErr w:type="gramStart"/>
             <w:r>
               <w:rPr>
                 <w:b/>
                 <w:sz w:val="19"/>
               </w:rPr>
-              <w:t>Utilisée</w:t>
-            </w:r>
-            <w:proofErr w:type="spellEnd"/>
-            <w:r>
-              <w:rPr>
-                <w:b/>
-                <w:sz w:val="19"/>
-              </w:rPr>
-              <w:t xml:space="preserve"> ?</w:t>
-            </w:r>
-            <w:proofErr w:type="gramEnd"/>
+              <w:t>Utilisée ?</w:t>
+            </w:r>
           </w:p>
         </w:tc>
       </w:tr>
@@ -11362,30 +10328,14 @@
               <w:rPr>
                 <w:sz w:val="19"/>
               </w:rPr>
-              <w:t xml:space="preserve">Ou </w:t>
-            </w:r>
-            <w:proofErr w:type="spellStart"/>
-            <w:r>
-              <w:rPr>
-                <w:sz w:val="19"/>
-              </w:rPr>
-              <w:t>l’avion</w:t>
-            </w:r>
-            <w:proofErr w:type="spellEnd"/>
-            <w:r>
-              <w:rPr>
-                <w:sz w:val="19"/>
-              </w:rPr>
-              <w:t xml:space="preserve"> est </w:t>
-            </w:r>
-            <w:proofErr w:type="spellStart"/>
+              <w:t xml:space="preserve">Ou l’avion est </w:t>
+            </w:r>
             <w:r>
               <w:rPr>
                 <w:sz w:val="19"/>
               </w:rPr>
               <w:t>partie</w:t>
             </w:r>
-            <w:proofErr w:type="spellEnd"/>
           </w:p>
         </w:tc>
         <w:tc>
@@ -11409,16 +10359,8 @@
               <w:rPr>
                 <w:sz w:val="19"/>
               </w:rPr>
-              <w:t xml:space="preserve">Los </w:t>
-            </w:r>
-            <w:proofErr w:type="spellStart"/>
-            <w:r>
-              <w:rPr>
-                <w:sz w:val="19"/>
-              </w:rPr>
-              <w:t>angeles</w:t>
-            </w:r>
-            <w:proofErr w:type="spellEnd"/>
+              <w:t>Los angeles</w:t>
+            </w:r>
           </w:p>
         </w:tc>
         <w:tc>
@@ -11523,21 +10465,7 @@
               <w:rPr>
                 <w:sz w:val="19"/>
               </w:rPr>
-              <w:t xml:space="preserve">Le </w:t>
-            </w:r>
-            <w:proofErr w:type="spellStart"/>
-            <w:r>
-              <w:rPr>
-                <w:sz w:val="19"/>
-              </w:rPr>
-              <w:t>mois</w:t>
-            </w:r>
-            <w:proofErr w:type="spellEnd"/>
-            <w:r>
-              <w:rPr>
-                <w:sz w:val="19"/>
-              </w:rPr>
-              <w:t xml:space="preserve"> </w:t>
+              <w:t xml:space="preserve">Le mois </w:t>
             </w:r>
           </w:p>
         </w:tc>
@@ -11792,7 +10720,6 @@
               </w:rPr>
               <w:t xml:space="preserve"> </w:t>
             </w:r>
-            <w:proofErr w:type="spellStart"/>
             <w:r>
               <w:rPr>
                 <w:sz w:val="19"/>
@@ -11800,7 +10727,6 @@
               </w:rPr>
               <w:t>Dest_city_name</w:t>
             </w:r>
-            <w:proofErr w:type="spellEnd"/>
           </w:p>
         </w:tc>
         <w:tc>
@@ -11826,8 +10752,6 @@
               </w:rPr>
               <w:t xml:space="preserve"> </w:t>
             </w:r>
-            <w:proofErr w:type="spellStart"/>
-            <w:proofErr w:type="gramStart"/>
             <w:r>
               <w:rPr>
                 <w:sz w:val="19"/>
@@ -11835,8 +10759,6 @@
               </w:rPr>
               <w:t>object</w:t>
             </w:r>
-            <w:proofErr w:type="spellEnd"/>
-            <w:proofErr w:type="gramEnd"/>
           </w:p>
         </w:tc>
         <w:tc>
@@ -11860,23 +10782,7 @@
                 <w:sz w:val="19"/>
                 <w:lang w:val="fr-CA"/>
               </w:rPr>
-              <w:t xml:space="preserve">L’endroit </w:t>
-            </w:r>
-            <w:proofErr w:type="spellStart"/>
-            <w:r>
-              <w:rPr>
-                <w:sz w:val="19"/>
-                <w:lang w:val="fr-CA"/>
-              </w:rPr>
-              <w:t>ou</w:t>
-            </w:r>
-            <w:proofErr w:type="spellEnd"/>
-            <w:r>
-              <w:rPr>
-                <w:sz w:val="19"/>
-                <w:lang w:val="fr-CA"/>
-              </w:rPr>
-              <w:t xml:space="preserve"> le vol se dirige.</w:t>
+              <w:t>L’endroit ou le vol se dirige.</w:t>
             </w:r>
           </w:p>
         </w:tc>
@@ -12234,31 +11140,13 @@
             <w:pPr>
               <w:jc w:val="center"/>
             </w:pPr>
-            <w:proofErr w:type="spellStart"/>
             <w:r>
               <w:rPr>
                 <w:b/>
                 <w:sz w:val="19"/>
               </w:rPr>
-              <w:t>Tâches</w:t>
-            </w:r>
-            <w:proofErr w:type="spellEnd"/>
-            <w:r>
-              <w:rPr>
-                <w:b/>
-                <w:sz w:val="19"/>
-              </w:rPr>
-              <w:t xml:space="preserve"> </w:t>
-            </w:r>
-            <w:proofErr w:type="spellStart"/>
-            <w:r>
-              <w:rPr>
-                <w:b/>
-                <w:sz w:val="19"/>
-              </w:rPr>
-              <w:t>prévues</w:t>
-            </w:r>
-            <w:proofErr w:type="spellEnd"/>
+              <w:t>Tâches prévues</w:t>
+            </w:r>
           </w:p>
         </w:tc>
         <w:tc>
@@ -12277,21 +11165,12 @@
             <w:pPr>
               <w:jc w:val="center"/>
             </w:pPr>
-            <w:proofErr w:type="spellStart"/>
             <w:r>
               <w:rPr>
                 <w:b/>
                 <w:sz w:val="19"/>
               </w:rPr>
-              <w:t>Responsable</w:t>
-            </w:r>
-            <w:proofErr w:type="spellEnd"/>
-            <w:r>
-              <w:rPr>
-                <w:b/>
-                <w:sz w:val="19"/>
-              </w:rPr>
-              <w:t>(s)</w:t>
+              <w:t>Responsable(s)</w:t>
             </w:r>
           </w:p>
         </w:tc>
@@ -12311,31 +11190,13 @@
             <w:pPr>
               <w:jc w:val="center"/>
             </w:pPr>
-            <w:proofErr w:type="spellStart"/>
             <w:r>
               <w:rPr>
                 <w:b/>
                 <w:sz w:val="19"/>
               </w:rPr>
-              <w:t>Échéance</w:t>
-            </w:r>
-            <w:proofErr w:type="spellEnd"/>
-            <w:r>
-              <w:rPr>
-                <w:b/>
-                <w:sz w:val="19"/>
-              </w:rPr>
-              <w:t xml:space="preserve"> </w:t>
-            </w:r>
-            <w:proofErr w:type="spellStart"/>
-            <w:r>
-              <w:rPr>
-                <w:b/>
-                <w:sz w:val="19"/>
-              </w:rPr>
-              <w:t>prévue</w:t>
-            </w:r>
-            <w:proofErr w:type="spellEnd"/>
+              <w:t>Échéance prévue</w:t>
+            </w:r>
           </w:p>
         </w:tc>
         <w:tc>
@@ -12386,31 +11247,13 @@
                 <w:szCs w:val="21"/>
               </w:rPr>
             </w:pPr>
-            <w:proofErr w:type="spellStart"/>
             <w:r>
               <w:rPr>
                 <w:sz w:val="18"/>
                 <w:szCs w:val="21"/>
               </w:rPr>
-              <w:t>Définition</w:t>
-            </w:r>
-            <w:proofErr w:type="spellEnd"/>
-            <w:r>
-              <w:rPr>
-                <w:sz w:val="18"/>
-                <w:szCs w:val="21"/>
-              </w:rPr>
-              <w:t xml:space="preserve"> du </w:t>
-            </w:r>
-            <w:proofErr w:type="spellStart"/>
-            <w:r>
-              <w:rPr>
-                <w:sz w:val="18"/>
-                <w:szCs w:val="21"/>
-              </w:rPr>
-              <w:t>problème</w:t>
-            </w:r>
-            <w:proofErr w:type="spellEnd"/>
+              <w:t>Définition du problème</w:t>
+            </w:r>
           </w:p>
         </w:tc>
         <w:tc>
@@ -12606,21 +11449,12 @@
               </w:rPr>
               <w:t xml:space="preserve"> </w:t>
             </w:r>
-            <w:proofErr w:type="spellStart"/>
             <w:r>
               <w:rPr>
                 <w:sz w:val="18"/>
                 <w:szCs w:val="21"/>
               </w:rPr>
-              <w:t>Collecte</w:t>
-            </w:r>
-            <w:proofErr w:type="spellEnd"/>
-            <w:r>
-              <w:rPr>
-                <w:sz w:val="18"/>
-                <w:szCs w:val="21"/>
-              </w:rPr>
-              <w:t xml:space="preserve"> des données</w:t>
+              <w:t>Collecte des données</w:t>
             </w:r>
           </w:p>
         </w:tc>
@@ -12958,21 +11792,12 @@
                 <w:szCs w:val="21"/>
               </w:rPr>
             </w:pPr>
-            <w:proofErr w:type="spellStart"/>
             <w:r>
               <w:rPr>
                 <w:sz w:val="18"/>
                 <w:szCs w:val="21"/>
               </w:rPr>
-              <w:t>Préparation</w:t>
-            </w:r>
-            <w:proofErr w:type="spellEnd"/>
-            <w:r>
-              <w:rPr>
-                <w:sz w:val="18"/>
-                <w:szCs w:val="21"/>
-              </w:rPr>
-              <w:t xml:space="preserve"> des données</w:t>
+              <w:t>Préparation des données</w:t>
             </w:r>
           </w:p>
         </w:tc>
@@ -13075,17 +11900,8 @@
                 <w:sz w:val="18"/>
                 <w:szCs w:val="21"/>
               </w:rPr>
-              <w:t xml:space="preserve">11 </w:t>
-            </w:r>
-            <w:proofErr w:type="spellStart"/>
-            <w:r>
-              <w:rPr>
-                <w:sz w:val="18"/>
-                <w:szCs w:val="21"/>
-              </w:rPr>
-              <w:t>novembre</w:t>
-            </w:r>
-            <w:proofErr w:type="spellEnd"/>
+              <w:t>11 novembre</w:t>
+            </w:r>
           </w:p>
         </w:tc>
         <w:tc>
@@ -13149,17 +11965,8 @@
                 <w:sz w:val="18"/>
                 <w:szCs w:val="21"/>
               </w:rPr>
-              <w:t xml:space="preserve"> </w:t>
-            </w:r>
-            <w:proofErr w:type="spellStart"/>
-            <w:r>
-              <w:rPr>
-                <w:sz w:val="18"/>
-                <w:szCs w:val="21"/>
-              </w:rPr>
-              <w:t>Modélisation</w:t>
-            </w:r>
-            <w:proofErr w:type="spellEnd"/>
+              <w:t xml:space="preserve"> Modélisation</w:t>
+            </w:r>
           </w:p>
         </w:tc>
         <w:tc>
@@ -13261,17 +12068,8 @@
                 <w:sz w:val="18"/>
                 <w:szCs w:val="21"/>
               </w:rPr>
-              <w:t xml:space="preserve">11 </w:t>
-            </w:r>
-            <w:proofErr w:type="spellStart"/>
-            <w:r>
-              <w:rPr>
-                <w:sz w:val="18"/>
-                <w:szCs w:val="21"/>
-              </w:rPr>
-              <w:t>novembre</w:t>
-            </w:r>
-            <w:proofErr w:type="spellEnd"/>
+              <w:t>11 novembre</w:t>
+            </w:r>
           </w:p>
         </w:tc>
         <w:tc>
@@ -13330,19 +12128,11 @@
               </w:rPr>
               <w:t xml:space="preserve"> </w:t>
             </w:r>
-            <w:proofErr w:type="spellStart"/>
-            <w:r>
-              <w:rPr>
-                <w:sz w:val="19"/>
-              </w:rPr>
-              <w:t>Évaluation</w:t>
-            </w:r>
-            <w:proofErr w:type="spellEnd"/>
-            <w:r>
-              <w:rPr>
-                <w:sz w:val="19"/>
-              </w:rPr>
-              <w:t xml:space="preserve"> et </w:t>
+            <w:r>
+              <w:rPr>
+                <w:sz w:val="19"/>
+              </w:rPr>
+              <w:t xml:space="preserve">Évaluation et </w:t>
             </w:r>
             <w:r>
               <w:rPr>
@@ -13431,17 +12221,8 @@
                 <w:sz w:val="18"/>
                 <w:szCs w:val="21"/>
               </w:rPr>
-              <w:t xml:space="preserve">11 </w:t>
-            </w:r>
-            <w:proofErr w:type="spellStart"/>
-            <w:r>
-              <w:rPr>
-                <w:sz w:val="18"/>
-                <w:szCs w:val="21"/>
-              </w:rPr>
-              <w:t>novembre</w:t>
-            </w:r>
-            <w:proofErr w:type="spellEnd"/>
+              <w:t>11 novembre</w:t>
+            </w:r>
           </w:p>
         </w:tc>
         <w:tc>
@@ -13492,7 +12273,6 @@
                 <w:szCs w:val="21"/>
               </w:rPr>
             </w:pPr>
-            <w:proofErr w:type="spellStart"/>
             <w:r>
               <w:rPr>
                 <w:sz w:val="18"/>
@@ -13500,7 +12280,6 @@
               </w:rPr>
               <w:t>Déploiement</w:t>
             </w:r>
-            <w:proofErr w:type="spellEnd"/>
           </w:p>
         </w:tc>
         <w:tc>
@@ -13661,17 +12440,8 @@
                 <w:sz w:val="18"/>
                 <w:szCs w:val="21"/>
               </w:rPr>
-              <w:t xml:space="preserve">9 </w:t>
-            </w:r>
-            <w:proofErr w:type="spellStart"/>
-            <w:r>
-              <w:rPr>
-                <w:sz w:val="18"/>
-                <w:szCs w:val="21"/>
-              </w:rPr>
-              <w:t>décembre</w:t>
-            </w:r>
-            <w:proofErr w:type="spellEnd"/>
+              <w:t>9 décembre</w:t>
+            </w:r>
           </w:p>
         </w:tc>
         <w:tc>
@@ -13827,17 +12597,8 @@
                 <w:sz w:val="18"/>
                 <w:szCs w:val="21"/>
               </w:rPr>
-              <w:t xml:space="preserve">16 </w:t>
-            </w:r>
-            <w:proofErr w:type="spellStart"/>
-            <w:r>
-              <w:rPr>
-                <w:sz w:val="18"/>
-                <w:szCs w:val="21"/>
-              </w:rPr>
-              <w:t>décembre</w:t>
-            </w:r>
-            <w:proofErr w:type="spellEnd"/>
+              <w:t>16 décembre</w:t>
+            </w:r>
           </w:p>
         </w:tc>
         <w:tc>
@@ -13894,41 +12655,18 @@
     <w:p>
       <w:pPr>
         <w:spacing w:after="80"/>
-      </w:pPr>
-      <w:proofErr w:type="spellStart"/>
+        <w:rPr>
+          <w:lang w:val="fr-CA"/>
+        </w:rPr>
+      </w:pPr>
       <w:r>
         <w:rPr>
           <w:b/>
           <w:bCs/>
-        </w:rPr>
-        <w:t>Qu’avons</w:t>
+          <w:lang w:val="fr-CA"/>
+        </w:rPr>
+        <w:t>Qu’avons-nous accompli jusqu’ici ?</w:t>
       </w:r>
-      <w:proofErr w:type="spellEnd"/>
-      <w:r>
-        <w:rPr>
-          <w:b/>
-          <w:bCs/>
-        </w:rPr>
-        <w:t xml:space="preserve">-nous accompli </w:t>
-      </w:r>
-      <w:proofErr w:type="spellStart"/>
-      <w:proofErr w:type="gramStart"/>
-      <w:r>
-        <w:rPr>
-          <w:b/>
-          <w:bCs/>
-        </w:rPr>
-        <w:t>jusqu’ici</w:t>
-      </w:r>
-      <w:proofErr w:type="spellEnd"/>
-      <w:r>
-        <w:rPr>
-          <w:b/>
-          <w:bCs/>
-        </w:rPr>
-        <w:t xml:space="preserve"> ?</w:t>
-      </w:r>
-      <w:proofErr w:type="gramEnd"/>
     </w:p>
     <w:p>
       <w:pPr>
@@ -13945,43 +12683,7 @@
           <w:szCs w:val="20"/>
           <w:lang w:val="fr-CA"/>
         </w:rPr>
-        <w:t xml:space="preserve">Nous avons défini le problème, les objectifs et le périmètre du projet. Nous avons aussi réparti les tâches entre les membres de l’équipe. Pour finir, nous avons </w:t>
-      </w:r>
-      <w:proofErr w:type="spellStart"/>
-      <w:r>
-        <w:rPr>
-          <w:sz w:val="18"/>
-          <w:szCs w:val="20"/>
-          <w:lang w:val="fr-CA"/>
-        </w:rPr>
-        <w:t>regarder</w:t>
-      </w:r>
-      <w:proofErr w:type="spellEnd"/>
-      <w:r>
-        <w:rPr>
-          <w:sz w:val="18"/>
-          <w:szCs w:val="20"/>
-          <w:lang w:val="fr-CA"/>
-        </w:rPr>
-        <w:t xml:space="preserve"> </w:t>
-      </w:r>
-      <w:proofErr w:type="gramStart"/>
-      <w:r>
-        <w:rPr>
-          <w:sz w:val="18"/>
-          <w:szCs w:val="20"/>
-          <w:lang w:val="fr-CA"/>
-        </w:rPr>
-        <w:t>les jeu</w:t>
-      </w:r>
-      <w:proofErr w:type="gramEnd"/>
-      <w:r>
-        <w:rPr>
-          <w:sz w:val="18"/>
-          <w:szCs w:val="20"/>
-          <w:lang w:val="fr-CA"/>
-        </w:rPr>
-        <w:t xml:space="preserve"> de données.</w:t>
+        <w:t>Nous avons défini le problème, les objectifs et le périmètre du projet. Nous avons aussi réparti les tâches entre les membres de l’équipe. Pour finir, nous avons regarder les jeu de données.</w:t>
       </w:r>
     </w:p>
     <w:p>
@@ -14183,25 +12885,7 @@
           <w:szCs w:val="18"/>
           <w:lang w:val="fr-CA"/>
         </w:rPr>
-        <w:t xml:space="preserve">vérifier si le </w:t>
-      </w:r>
-      <w:proofErr w:type="spellStart"/>
-      <w:r>
-        <w:rPr>
-          <w:sz w:val="18"/>
-          <w:szCs w:val="18"/>
-          <w:lang w:val="fr-CA"/>
-        </w:rPr>
-        <w:t>dataset</w:t>
-      </w:r>
-      <w:proofErr w:type="spellEnd"/>
-      <w:r>
-        <w:rPr>
-          <w:sz w:val="18"/>
-          <w:szCs w:val="18"/>
-          <w:lang w:val="fr-CA"/>
-        </w:rPr>
-        <w:t xml:space="preserve"> est </w:t>
+        <w:t xml:space="preserve">vérifier si le dataset est </w:t>
       </w:r>
       <w:r>
         <w:rPr>
@@ -14565,31 +13249,13 @@
             <w:pPr>
               <w:jc w:val="center"/>
             </w:pPr>
-            <w:proofErr w:type="spellStart"/>
             <w:r>
               <w:rPr>
                 <w:b/>
                 <w:sz w:val="19"/>
               </w:rPr>
-              <w:t>Élément</w:t>
-            </w:r>
-            <w:proofErr w:type="spellEnd"/>
-            <w:r>
-              <w:rPr>
-                <w:b/>
-                <w:sz w:val="19"/>
-              </w:rPr>
-              <w:t xml:space="preserve"> </w:t>
-            </w:r>
-            <w:proofErr w:type="spellStart"/>
-            <w:r>
-              <w:rPr>
-                <w:b/>
-                <w:sz w:val="19"/>
-              </w:rPr>
-              <w:t>modifié</w:t>
-            </w:r>
-            <w:proofErr w:type="spellEnd"/>
+              <w:t>Élément modifié</w:t>
+            </w:r>
           </w:p>
         </w:tc>
         <w:tc>
@@ -14613,33 +13279,8 @@
                 <w:b/>
                 <w:sz w:val="19"/>
               </w:rPr>
-              <w:t xml:space="preserve">Ce qui </w:t>
-            </w:r>
-            <w:proofErr w:type="spellStart"/>
-            <w:r>
-              <w:rPr>
-                <w:b/>
-                <w:sz w:val="19"/>
-              </w:rPr>
-              <w:t>était</w:t>
-            </w:r>
-            <w:proofErr w:type="spellEnd"/>
-            <w:r>
-              <w:rPr>
-                <w:b/>
-                <w:sz w:val="19"/>
-              </w:rPr>
-              <w:t xml:space="preserve"> </w:t>
-            </w:r>
-            <w:proofErr w:type="spellStart"/>
-            <w:r>
-              <w:rPr>
-                <w:b/>
-                <w:sz w:val="19"/>
-              </w:rPr>
-              <w:t>prévu</w:t>
-            </w:r>
-            <w:proofErr w:type="spellEnd"/>
+              <w:t>Ce qui était prévu</w:t>
+            </w:r>
           </w:p>
         </w:tc>
         <w:tc>
@@ -14663,17 +13304,8 @@
                 <w:b/>
                 <w:sz w:val="19"/>
               </w:rPr>
-              <w:t xml:space="preserve">Ce qui a </w:t>
-            </w:r>
-            <w:proofErr w:type="spellStart"/>
-            <w:r>
-              <w:rPr>
-                <w:b/>
-                <w:sz w:val="19"/>
-              </w:rPr>
-              <w:t>changé</w:t>
-            </w:r>
-            <w:proofErr w:type="spellEnd"/>
+              <w:t>Ce qui a changé</w:t>
+            </w:r>
           </w:p>
         </w:tc>
         <w:tc>
@@ -14692,24 +13324,13 @@
             <w:pPr>
               <w:jc w:val="center"/>
             </w:pPr>
-            <w:proofErr w:type="spellStart"/>
-            <w:proofErr w:type="gramStart"/>
             <w:r>
               <w:rPr>
                 <w:b/>
                 <w:sz w:val="19"/>
               </w:rPr>
-              <w:t>Pourquoi</w:t>
-            </w:r>
-            <w:proofErr w:type="spellEnd"/>
-            <w:r>
-              <w:rPr>
-                <w:b/>
-                <w:sz w:val="19"/>
-              </w:rPr>
-              <w:t xml:space="preserve"> ?</w:t>
-            </w:r>
-            <w:proofErr w:type="gramEnd"/>
+              <w:t>Pourquoi ?</w:t>
+            </w:r>
           </w:p>
         </w:tc>
       </w:tr>
@@ -15054,15 +13675,7 @@
       </w:pPr>
       <w:bookmarkStart w:id="27" w:name="_Toc2082795802"/>
       <w:r>
-        <w:t xml:space="preserve">10. </w:t>
-      </w:r>
-      <w:proofErr w:type="spellStart"/>
-      <w:r>
-        <w:t>Préparation</w:t>
-      </w:r>
-      <w:proofErr w:type="spellEnd"/>
-      <w:r>
-        <w:t xml:space="preserve"> des données</w:t>
+        <w:t>10. Préparation des données</w:t>
       </w:r>
       <w:bookmarkEnd w:id="27"/>
     </w:p>
@@ -15119,17 +13732,8 @@
                 <w:b/>
                 <w:sz w:val="19"/>
               </w:rPr>
-              <w:t xml:space="preserve">Action </w:t>
-            </w:r>
-            <w:proofErr w:type="spellStart"/>
-            <w:r>
-              <w:rPr>
-                <w:b/>
-                <w:sz w:val="19"/>
-              </w:rPr>
-              <w:t>réalisée</w:t>
-            </w:r>
-            <w:proofErr w:type="spellEnd"/>
+              <w:t>Action réalisée</w:t>
+            </w:r>
           </w:p>
         </w:tc>
         <w:tc>
@@ -15148,56 +13752,13 @@
             <w:pPr>
               <w:jc w:val="center"/>
             </w:pPr>
-            <w:proofErr w:type="spellStart"/>
             <w:r>
               <w:rPr>
                 <w:b/>
                 <w:sz w:val="19"/>
               </w:rPr>
-              <w:t>Pourquoi</w:t>
-            </w:r>
-            <w:proofErr w:type="spellEnd"/>
-            <w:r>
-              <w:rPr>
-                <w:b/>
-                <w:sz w:val="19"/>
-              </w:rPr>
-              <w:t xml:space="preserve"> </w:t>
-            </w:r>
-            <w:proofErr w:type="spellStart"/>
-            <w:r>
-              <w:rPr>
-                <w:b/>
-                <w:sz w:val="19"/>
-              </w:rPr>
-              <w:t>était-elle</w:t>
-            </w:r>
-            <w:proofErr w:type="spellEnd"/>
-            <w:r>
-              <w:rPr>
-                <w:b/>
-                <w:sz w:val="19"/>
-              </w:rPr>
-              <w:t xml:space="preserve"> </w:t>
-            </w:r>
-            <w:proofErr w:type="spellStart"/>
-            <w:proofErr w:type="gramStart"/>
-            <w:r>
-              <w:rPr>
-                <w:b/>
-                <w:sz w:val="19"/>
-              </w:rPr>
-              <w:t>nécessaire</w:t>
-            </w:r>
-            <w:proofErr w:type="spellEnd"/>
-            <w:r>
-              <w:rPr>
-                <w:b/>
-                <w:sz w:val="19"/>
-              </w:rPr>
-              <w:t xml:space="preserve"> ?</w:t>
-            </w:r>
-            <w:proofErr w:type="gramEnd"/>
+              <w:t>Pourquoi était-elle nécessaire ?</w:t>
+            </w:r>
           </w:p>
         </w:tc>
         <w:tc>
@@ -15216,47 +13777,13 @@
             <w:pPr>
               <w:jc w:val="center"/>
             </w:pPr>
-            <w:proofErr w:type="spellStart"/>
             <w:r>
               <w:rPr>
                 <w:b/>
                 <w:sz w:val="19"/>
               </w:rPr>
-              <w:t>Résultat</w:t>
-            </w:r>
-            <w:proofErr w:type="spellEnd"/>
-            <w:r>
-              <w:rPr>
-                <w:b/>
-                <w:sz w:val="19"/>
-              </w:rPr>
-              <w:t xml:space="preserve"> / </w:t>
-            </w:r>
-            <w:proofErr w:type="spellStart"/>
-            <w:r>
-              <w:rPr>
-                <w:b/>
-                <w:sz w:val="19"/>
-              </w:rPr>
-              <w:t>effet</w:t>
-            </w:r>
-            <w:proofErr w:type="spellEnd"/>
-            <w:r>
-              <w:rPr>
-                <w:b/>
-                <w:sz w:val="19"/>
-              </w:rPr>
-              <w:t xml:space="preserve"> </w:t>
-            </w:r>
-            <w:proofErr w:type="spellStart"/>
-            <w:r>
-              <w:rPr>
-                <w:b/>
-                <w:sz w:val="19"/>
-              </w:rPr>
-              <w:t>obtenu</w:t>
-            </w:r>
-            <w:proofErr w:type="spellEnd"/>
+              <w:t>Résultat / effet obtenu</w:t>
+            </w:r>
           </w:p>
         </w:tc>
       </w:tr>
@@ -15741,17 +14268,8 @@
                 <w:b/>
                 <w:sz w:val="19"/>
               </w:rPr>
-              <w:t xml:space="preserve">Transformation </w:t>
-            </w:r>
-            <w:proofErr w:type="spellStart"/>
-            <w:r>
-              <w:rPr>
-                <w:b/>
-                <w:sz w:val="19"/>
-              </w:rPr>
-              <w:t>appliquée</w:t>
-            </w:r>
-            <w:proofErr w:type="spellEnd"/>
+              <w:t>Transformation appliquée</w:t>
+            </w:r>
           </w:p>
         </w:tc>
         <w:tc>
@@ -15770,24 +14288,13 @@
             <w:pPr>
               <w:jc w:val="center"/>
             </w:pPr>
-            <w:proofErr w:type="spellStart"/>
-            <w:proofErr w:type="gramStart"/>
             <w:r>
               <w:rPr>
                 <w:b/>
                 <w:sz w:val="19"/>
               </w:rPr>
-              <w:t>Utilisée</w:t>
-            </w:r>
-            <w:proofErr w:type="spellEnd"/>
-            <w:r>
-              <w:rPr>
-                <w:b/>
-                <w:sz w:val="19"/>
-              </w:rPr>
-              <w:t xml:space="preserve"> ?</w:t>
-            </w:r>
-            <w:proofErr w:type="gramEnd"/>
+              <w:t>Utilisée ?</w:t>
+            </w:r>
           </w:p>
         </w:tc>
       </w:tr>
@@ -16309,14 +14816,9 @@
       </w:pPr>
       <w:bookmarkStart w:id="29" w:name="_Toc1769301782"/>
       <w:r>
-        <w:t xml:space="preserve">11. </w:t>
-      </w:r>
-      <w:proofErr w:type="spellStart"/>
-      <w:r>
-        <w:t>Modélisation</w:t>
+        <w:t>11. Modélisation</w:t>
       </w:r>
       <w:bookmarkEnd w:id="29"/>
-      <w:proofErr w:type="spellEnd"/>
     </w:p>
     <w:p>
       <w:pPr>
@@ -16325,22 +14827,9 @@
       </w:pPr>
       <w:bookmarkStart w:id="30" w:name="_Toc561233477"/>
       <w:r>
-        <w:t xml:space="preserve">11.1 </w:t>
-      </w:r>
-      <w:proofErr w:type="spellStart"/>
-      <w:r>
-        <w:t>Modèle</w:t>
-      </w:r>
-      <w:proofErr w:type="spellEnd"/>
-      <w:r>
-        <w:t xml:space="preserve"> de </w:t>
-      </w:r>
-      <w:proofErr w:type="spellStart"/>
-      <w:r>
-        <w:t>référence</w:t>
+        <w:t>11.1 Modèle de référence</w:t>
       </w:r>
       <w:bookmarkEnd w:id="30"/>
-      <w:proofErr w:type="spellEnd"/>
     </w:p>
     <w:p>
       <w:pPr>
@@ -16495,31 +14984,13 @@
             <w:pPr>
               <w:jc w:val="center"/>
             </w:pPr>
-            <w:proofErr w:type="spellStart"/>
             <w:r>
               <w:rPr>
                 <w:b/>
                 <w:sz w:val="19"/>
               </w:rPr>
-              <w:t>Modèle</w:t>
-            </w:r>
-            <w:proofErr w:type="spellEnd"/>
-            <w:r>
-              <w:rPr>
-                <w:b/>
-                <w:sz w:val="19"/>
-              </w:rPr>
-              <w:t xml:space="preserve"> / </w:t>
-            </w:r>
-            <w:proofErr w:type="spellStart"/>
-            <w:r>
-              <w:rPr>
-                <w:b/>
-                <w:sz w:val="19"/>
-              </w:rPr>
-              <w:t>approche</w:t>
-            </w:r>
-            <w:proofErr w:type="spellEnd"/>
+              <w:t>Modèle / approche</w:t>
+            </w:r>
           </w:p>
         </w:tc>
         <w:tc>
@@ -16538,56 +15009,13 @@
             <w:pPr>
               <w:jc w:val="center"/>
             </w:pPr>
-            <w:proofErr w:type="spellStart"/>
             <w:r>
               <w:rPr>
                 <w:b/>
                 <w:sz w:val="19"/>
               </w:rPr>
-              <w:t>Pourquoi</w:t>
-            </w:r>
-            <w:proofErr w:type="spellEnd"/>
-            <w:r>
-              <w:rPr>
-                <w:b/>
-                <w:sz w:val="19"/>
-              </w:rPr>
-              <w:t xml:space="preserve"> </w:t>
-            </w:r>
-            <w:proofErr w:type="spellStart"/>
-            <w:r>
-              <w:rPr>
-                <w:b/>
-                <w:sz w:val="19"/>
-              </w:rPr>
-              <w:t>l’avoir</w:t>
-            </w:r>
-            <w:proofErr w:type="spellEnd"/>
-            <w:r>
-              <w:rPr>
-                <w:b/>
-                <w:sz w:val="19"/>
-              </w:rPr>
-              <w:t xml:space="preserve"> </w:t>
-            </w:r>
-            <w:proofErr w:type="spellStart"/>
-            <w:proofErr w:type="gramStart"/>
-            <w:r>
-              <w:rPr>
-                <w:b/>
-                <w:sz w:val="19"/>
-              </w:rPr>
-              <w:t>testé</w:t>
-            </w:r>
-            <w:proofErr w:type="spellEnd"/>
-            <w:r>
-              <w:rPr>
-                <w:b/>
-                <w:sz w:val="19"/>
-              </w:rPr>
-              <w:t xml:space="preserve"> ?</w:t>
-            </w:r>
-            <w:proofErr w:type="gramEnd"/>
+              <w:t>Pourquoi l’avoir testé ?</w:t>
+            </w:r>
           </w:p>
         </w:tc>
         <w:tc>
@@ -16606,63 +15034,13 @@
             <w:pPr>
               <w:jc w:val="center"/>
             </w:pPr>
-            <w:proofErr w:type="spellStart"/>
             <w:r>
               <w:rPr>
                 <w:b/>
                 <w:sz w:val="19"/>
               </w:rPr>
-              <w:t>Paramètres</w:t>
-            </w:r>
-            <w:proofErr w:type="spellEnd"/>
-            <w:r>
-              <w:rPr>
-                <w:b/>
-                <w:sz w:val="19"/>
-              </w:rPr>
-              <w:t xml:space="preserve"> </w:t>
-            </w:r>
-            <w:proofErr w:type="spellStart"/>
-            <w:r>
-              <w:rPr>
-                <w:b/>
-                <w:sz w:val="19"/>
-              </w:rPr>
-              <w:t>ou</w:t>
-            </w:r>
-            <w:proofErr w:type="spellEnd"/>
-            <w:r>
-              <w:rPr>
-                <w:b/>
-                <w:sz w:val="19"/>
-              </w:rPr>
-              <w:t xml:space="preserve"> </w:t>
-            </w:r>
-            <w:proofErr w:type="spellStart"/>
-            <w:r>
-              <w:rPr>
-                <w:b/>
-                <w:sz w:val="19"/>
-              </w:rPr>
-              <w:t>éléments</w:t>
-            </w:r>
-            <w:proofErr w:type="spellEnd"/>
-            <w:r>
-              <w:rPr>
-                <w:b/>
-                <w:sz w:val="19"/>
-              </w:rPr>
-              <w:t xml:space="preserve"> </w:t>
-            </w:r>
-            <w:proofErr w:type="spellStart"/>
-            <w:r>
-              <w:rPr>
-                <w:b/>
-                <w:sz w:val="19"/>
-              </w:rPr>
-              <w:t>importants</w:t>
-            </w:r>
-            <w:proofErr w:type="spellEnd"/>
+              <w:t>Paramètres ou éléments importants</w:t>
+            </w:r>
           </w:p>
         </w:tc>
       </w:tr>
@@ -16931,14 +15309,9 @@
       </w:pPr>
       <w:bookmarkStart w:id="32" w:name="_Toc1288578959"/>
       <w:r>
-        <w:t xml:space="preserve">12. </w:t>
-      </w:r>
-      <w:proofErr w:type="spellStart"/>
-      <w:r>
-        <w:t>Optimisation</w:t>
+        <w:t>12. Optimisation</w:t>
       </w:r>
       <w:bookmarkEnd w:id="32"/>
-      <w:proofErr w:type="spellEnd"/>
     </w:p>
     <w:p>
       <w:pPr>
@@ -16988,32 +15361,14 @@
             <w:pPr>
               <w:jc w:val="center"/>
             </w:pPr>
-            <w:proofErr w:type="spellStart"/>
             <w:r>
               <w:rPr>
                 <w:b/>
                 <w:sz w:val="19"/>
               </w:rPr>
               <w:lastRenderedPageBreak/>
-              <w:t>Approche</w:t>
-            </w:r>
-            <w:proofErr w:type="spellEnd"/>
-            <w:r>
-              <w:rPr>
-                <w:b/>
-                <w:sz w:val="19"/>
-              </w:rPr>
-              <w:t xml:space="preserve"> </w:t>
-            </w:r>
-            <w:proofErr w:type="spellStart"/>
-            <w:r>
-              <w:rPr>
-                <w:b/>
-                <w:sz w:val="19"/>
-              </w:rPr>
-              <w:t>d’optimisation</w:t>
-            </w:r>
-            <w:proofErr w:type="spellEnd"/>
+              <w:t>Approche d’optimisation</w:t>
+            </w:r>
           </w:p>
         </w:tc>
         <w:tc>
@@ -17061,31 +15416,13 @@
             <w:pPr>
               <w:jc w:val="center"/>
             </w:pPr>
-            <w:proofErr w:type="spellStart"/>
             <w:r>
               <w:rPr>
                 <w:b/>
                 <w:sz w:val="19"/>
               </w:rPr>
-              <w:t>Effet</w:t>
-            </w:r>
-            <w:proofErr w:type="spellEnd"/>
-            <w:r>
-              <w:rPr>
-                <w:b/>
-                <w:sz w:val="19"/>
-              </w:rPr>
-              <w:t xml:space="preserve"> </w:t>
-            </w:r>
-            <w:proofErr w:type="spellStart"/>
-            <w:r>
-              <w:rPr>
-                <w:b/>
-                <w:sz w:val="19"/>
-              </w:rPr>
-              <w:t>observé</w:t>
-            </w:r>
-            <w:proofErr w:type="spellEnd"/>
+              <w:t>Effet observé</w:t>
+            </w:r>
           </w:p>
         </w:tc>
       </w:tr>
@@ -17354,22 +15691,9 @@
       </w:pPr>
       <w:bookmarkStart w:id="33" w:name="_Toc648129540"/>
       <w:r>
-        <w:t xml:space="preserve">13. </w:t>
-      </w:r>
-      <w:proofErr w:type="spellStart"/>
-      <w:r>
-        <w:t>Évaluation</w:t>
-      </w:r>
-      <w:proofErr w:type="spellEnd"/>
-      <w:r>
-        <w:t xml:space="preserve"> des </w:t>
-      </w:r>
-      <w:proofErr w:type="spellStart"/>
-      <w:r>
-        <w:t>modèles</w:t>
+        <w:t>13. Évaluation des modèles</w:t>
       </w:r>
       <w:bookmarkEnd w:id="33"/>
-      <w:proofErr w:type="spellEnd"/>
     </w:p>
     <w:p>
       <w:pPr>
@@ -17378,22 +15702,9 @@
       </w:pPr>
       <w:bookmarkStart w:id="34" w:name="_Toc1037145765"/>
       <w:r>
-        <w:t xml:space="preserve">13.1 </w:t>
-      </w:r>
-      <w:proofErr w:type="spellStart"/>
-      <w:r>
-        <w:t>Métriques</w:t>
-      </w:r>
-      <w:proofErr w:type="spellEnd"/>
-      <w:r>
-        <w:t xml:space="preserve"> </w:t>
-      </w:r>
-      <w:proofErr w:type="spellStart"/>
-      <w:r>
-        <w:t>utilisées</w:t>
+        <w:t>13.1 Métriques utilisées</w:t>
       </w:r>
       <w:bookmarkEnd w:id="34"/>
-      <w:proofErr w:type="spellEnd"/>
     </w:p>
     <w:p>
       <w:pPr>
@@ -17442,7 +15753,6 @@
             <w:pPr>
               <w:jc w:val="center"/>
             </w:pPr>
-            <w:proofErr w:type="spellStart"/>
             <w:r>
               <w:rPr>
                 <w:b/>
@@ -17450,7 +15760,6 @@
               </w:rPr>
               <w:t>Métrique</w:t>
             </w:r>
-            <w:proofErr w:type="spellEnd"/>
           </w:p>
         </w:tc>
         <w:tc>
@@ -17667,14 +15976,9 @@
       </w:pPr>
       <w:bookmarkStart w:id="35" w:name="_Toc321043625"/>
       <w:r>
-        <w:t xml:space="preserve">13.2 </w:t>
-      </w:r>
-      <w:proofErr w:type="spellStart"/>
-      <w:r>
-        <w:t>Résultats</w:t>
+        <w:t>13.2 Résultats</w:t>
       </w:r>
       <w:bookmarkEnd w:id="35"/>
-      <w:proofErr w:type="spellEnd"/>
     </w:p>
     <w:tbl>
       <w:tblPr>
@@ -17712,7 +16016,6 @@
             <w:pPr>
               <w:jc w:val="center"/>
             </w:pPr>
-            <w:proofErr w:type="spellStart"/>
             <w:r>
               <w:rPr>
                 <w:b/>
@@ -17720,7 +16023,6 @@
               </w:rPr>
               <w:t>Modèle</w:t>
             </w:r>
-            <w:proofErr w:type="spellEnd"/>
           </w:p>
         </w:tc>
         <w:tc>
@@ -17739,21 +16041,12 @@
             <w:pPr>
               <w:jc w:val="center"/>
             </w:pPr>
-            <w:proofErr w:type="spellStart"/>
             <w:r>
               <w:rPr>
                 <w:b/>
                 <w:sz w:val="19"/>
               </w:rPr>
-              <w:t>Métrique</w:t>
-            </w:r>
-            <w:proofErr w:type="spellEnd"/>
-            <w:r>
-              <w:rPr>
-                <w:b/>
-                <w:sz w:val="19"/>
-              </w:rPr>
-              <w:t xml:space="preserve"> 1</w:t>
+              <w:t>Métrique 1</w:t>
             </w:r>
           </w:p>
         </w:tc>
@@ -17773,21 +16066,12 @@
             <w:pPr>
               <w:jc w:val="center"/>
             </w:pPr>
-            <w:proofErr w:type="spellStart"/>
             <w:r>
               <w:rPr>
                 <w:b/>
                 <w:sz w:val="19"/>
               </w:rPr>
-              <w:t>Métrique</w:t>
-            </w:r>
-            <w:proofErr w:type="spellEnd"/>
-            <w:r>
-              <w:rPr>
-                <w:b/>
-                <w:sz w:val="19"/>
-              </w:rPr>
-              <w:t xml:space="preserve"> 2</w:t>
+              <w:t>Métrique 2</w:t>
             </w:r>
           </w:p>
         </w:tc>
@@ -17807,21 +16091,12 @@
             <w:pPr>
               <w:jc w:val="center"/>
             </w:pPr>
-            <w:proofErr w:type="spellStart"/>
             <w:r>
               <w:rPr>
                 <w:b/>
                 <w:sz w:val="19"/>
               </w:rPr>
-              <w:t>Métrique</w:t>
-            </w:r>
-            <w:proofErr w:type="spellEnd"/>
-            <w:r>
-              <w:rPr>
-                <w:b/>
-                <w:sz w:val="19"/>
-              </w:rPr>
-              <w:t xml:space="preserve"> 3</w:t>
+              <w:t>Métrique 3</w:t>
             </w:r>
           </w:p>
         </w:tc>
@@ -17846,17 +16121,8 @@
                 <w:b/>
                 <w:sz w:val="19"/>
               </w:rPr>
-              <w:t xml:space="preserve">Observation </w:t>
-            </w:r>
-            <w:proofErr w:type="spellStart"/>
-            <w:r>
-              <w:rPr>
-                <w:b/>
-                <w:sz w:val="19"/>
-              </w:rPr>
-              <w:t>principale</w:t>
-            </w:r>
-            <w:proofErr w:type="spellEnd"/>
+              <w:t>Observation principale</w:t>
+            </w:r>
           </w:p>
         </w:tc>
       </w:tr>
@@ -18277,22 +16543,9 @@
       </w:pPr>
       <w:bookmarkStart w:id="36" w:name="_Toc1853460085"/>
       <w:r>
-        <w:t xml:space="preserve">13.3 </w:t>
-      </w:r>
-      <w:proofErr w:type="spellStart"/>
-      <w:r>
-        <w:t>Analyse</w:t>
-      </w:r>
-      <w:proofErr w:type="spellEnd"/>
-      <w:r>
-        <w:t xml:space="preserve"> des </w:t>
-      </w:r>
-      <w:proofErr w:type="spellStart"/>
-      <w:r>
-        <w:t>résultats</w:t>
+        <w:t>13.3 Analyse des résultats</w:t>
       </w:r>
       <w:bookmarkEnd w:id="36"/>
-      <w:proofErr w:type="spellEnd"/>
     </w:p>
     <w:p>
       <w:pPr>
@@ -19000,7 +17253,6 @@
             <w:pPr>
               <w:jc w:val="center"/>
             </w:pPr>
-            <w:proofErr w:type="spellStart"/>
             <w:r>
               <w:rPr>
                 <w:b/>
@@ -19008,7 +17260,6 @@
               </w:rPr>
               <w:t>Élément</w:t>
             </w:r>
-            <w:proofErr w:type="spellEnd"/>
           </w:p>
         </w:tc>
         <w:tc>
@@ -19027,7 +17278,6 @@
             <w:pPr>
               <w:jc w:val="center"/>
             </w:pPr>
-            <w:proofErr w:type="spellStart"/>
             <w:r>
               <w:rPr>
                 <w:b/>
@@ -19035,7 +17285,6 @@
               </w:rPr>
               <w:t>Réponse</w:t>
             </w:r>
-            <w:proofErr w:type="spellEnd"/>
           </w:p>
         </w:tc>
       </w:tr>
@@ -19055,42 +17304,12 @@
             </w:tcMar>
           </w:tcPr>
           <w:p>
-            <w:proofErr w:type="spellStart"/>
             <w:r>
               <w:rPr>
                 <w:b/>
               </w:rPr>
-              <w:t>Modèle</w:t>
-            </w:r>
-            <w:proofErr w:type="spellEnd"/>
-            <w:r>
-              <w:rPr>
-                <w:b/>
-              </w:rPr>
-              <w:t xml:space="preserve"> / </w:t>
-            </w:r>
-            <w:proofErr w:type="spellStart"/>
-            <w:r>
-              <w:rPr>
-                <w:b/>
-              </w:rPr>
-              <w:t>approche</w:t>
-            </w:r>
-            <w:proofErr w:type="spellEnd"/>
-            <w:r>
-              <w:rPr>
-                <w:b/>
-              </w:rPr>
-              <w:t xml:space="preserve"> </w:t>
-            </w:r>
-            <w:proofErr w:type="spellStart"/>
-            <w:r>
-              <w:rPr>
-                <w:b/>
-              </w:rPr>
-              <w:t>retenue</w:t>
-            </w:r>
-            <w:proofErr w:type="spellEnd"/>
+              <w:t>Modèle / approche retenue</w:t>
+            </w:r>
           </w:p>
         </w:tc>
         <w:tc>
@@ -19133,16 +17352,8 @@
               <w:rPr>
                 <w:b/>
               </w:rPr>
-              <w:t xml:space="preserve">Performance </w:t>
-            </w:r>
-            <w:proofErr w:type="spellStart"/>
-            <w:r>
-              <w:rPr>
-                <w:b/>
-              </w:rPr>
-              <w:t>principale</w:t>
-            </w:r>
-            <w:proofErr w:type="spellEnd"/>
+              <w:t>Performance principale</w:t>
+            </w:r>
           </w:p>
         </w:tc>
         <w:tc>
@@ -19181,42 +17392,12 @@
             </w:tcMar>
           </w:tcPr>
           <w:p>
-            <w:proofErr w:type="spellStart"/>
             <w:r>
               <w:rPr>
                 <w:b/>
               </w:rPr>
-              <w:t>Pourquoi</w:t>
-            </w:r>
-            <w:proofErr w:type="spellEnd"/>
-            <w:r>
-              <w:rPr>
-                <w:b/>
-              </w:rPr>
-              <w:t xml:space="preserve"> </w:t>
-            </w:r>
-            <w:proofErr w:type="spellStart"/>
-            <w:r>
-              <w:rPr>
-                <w:b/>
-              </w:rPr>
-              <w:t>ce</w:t>
-            </w:r>
-            <w:proofErr w:type="spellEnd"/>
-            <w:r>
-              <w:rPr>
-                <w:b/>
-              </w:rPr>
-              <w:t xml:space="preserve"> </w:t>
-            </w:r>
-            <w:proofErr w:type="gramStart"/>
-            <w:r>
-              <w:rPr>
-                <w:b/>
-              </w:rPr>
-              <w:t>choix ?</w:t>
-            </w:r>
-            <w:proofErr w:type="gramEnd"/>
+              <w:t>Pourquoi ce choix ?</w:t>
+            </w:r>
           </w:p>
         </w:tc>
         <w:tc>
@@ -19259,16 +17440,8 @@
               <w:rPr>
                 <w:b/>
               </w:rPr>
-              <w:t xml:space="preserve">Entrées </w:t>
-            </w:r>
-            <w:proofErr w:type="spellStart"/>
-            <w:r>
-              <w:rPr>
-                <w:b/>
-              </w:rPr>
-              <w:t>nécessaires</w:t>
-            </w:r>
-            <w:proofErr w:type="spellEnd"/>
+              <w:t>Entrées nécessaires</w:t>
+            </w:r>
           </w:p>
         </w:tc>
         <w:tc>
@@ -19307,28 +17480,12 @@
             </w:tcMar>
           </w:tcPr>
           <w:p>
-            <w:proofErr w:type="spellStart"/>
             <w:r>
               <w:rPr>
                 <w:b/>
               </w:rPr>
-              <w:t>Résultat</w:t>
-            </w:r>
-            <w:proofErr w:type="spellEnd"/>
-            <w:r>
-              <w:rPr>
-                <w:b/>
-              </w:rPr>
-              <w:t xml:space="preserve"> </w:t>
-            </w:r>
-            <w:proofErr w:type="spellStart"/>
-            <w:r>
-              <w:rPr>
-                <w:b/>
-              </w:rPr>
-              <w:t>produit</w:t>
-            </w:r>
-            <w:proofErr w:type="spellEnd"/>
+              <w:t>Résultat produit</w:t>
+            </w:r>
           </w:p>
         </w:tc>
         <w:tc>
@@ -19364,15 +17521,7 @@
       </w:pPr>
       <w:bookmarkStart w:id="39" w:name="_Toc713898782"/>
       <w:r>
-        <w:t xml:space="preserve">16. </w:t>
-      </w:r>
-      <w:proofErr w:type="spellStart"/>
-      <w:r>
-        <w:t>Déploiement</w:t>
-      </w:r>
-      <w:proofErr w:type="spellEnd"/>
-      <w:r>
-        <w:t xml:space="preserve"> / prototype</w:t>
+        <w:t>16. Déploiement / prototype</w:t>
       </w:r>
       <w:bookmarkEnd w:id="39"/>
     </w:p>
@@ -19423,7 +17572,6 @@
             <w:pPr>
               <w:jc w:val="center"/>
             </w:pPr>
-            <w:proofErr w:type="spellStart"/>
             <w:r>
               <w:rPr>
                 <w:b/>
@@ -19431,7 +17579,6 @@
               </w:rPr>
               <w:t>Élément</w:t>
             </w:r>
-            <w:proofErr w:type="spellEnd"/>
           </w:p>
         </w:tc>
         <w:tc>
@@ -19520,14 +17667,12 @@
             </w:tcMar>
           </w:tcPr>
           <w:p>
-            <w:proofErr w:type="spellStart"/>
             <w:r>
               <w:rPr>
                 <w:b/>
               </w:rPr>
               <w:t>Traitement</w:t>
             </w:r>
-            <w:proofErr w:type="spellEnd"/>
           </w:p>
         </w:tc>
         <w:tc>
@@ -19610,28 +17755,12 @@
             </w:tcMar>
           </w:tcPr>
           <w:p>
-            <w:proofErr w:type="spellStart"/>
             <w:r>
               <w:rPr>
                 <w:b/>
               </w:rPr>
-              <w:t>Utilisateur</w:t>
-            </w:r>
-            <w:proofErr w:type="spellEnd"/>
-            <w:r>
-              <w:rPr>
-                <w:b/>
-              </w:rPr>
-              <w:t xml:space="preserve"> </w:t>
-            </w:r>
-            <w:proofErr w:type="spellStart"/>
-            <w:r>
-              <w:rPr>
-                <w:b/>
-              </w:rPr>
-              <w:t>visé</w:t>
-            </w:r>
-            <w:proofErr w:type="spellEnd"/>
+              <w:t>Utilisateur visé</w:t>
+            </w:r>
           </w:p>
         </w:tc>
         <w:tc>
@@ -19667,15 +17796,7 @@
       </w:pPr>
       <w:bookmarkStart w:id="40" w:name="_Toc1543314659"/>
       <w:r>
-        <w:t xml:space="preserve">17. Mode </w:t>
-      </w:r>
-      <w:proofErr w:type="spellStart"/>
-      <w:r>
-        <w:t>d’utilisation</w:t>
-      </w:r>
-      <w:proofErr w:type="spellEnd"/>
-      <w:r>
-        <w:t xml:space="preserve"> de la solution</w:t>
+        <w:t>17. Mode d’utilisation de la solution</w:t>
       </w:r>
       <w:bookmarkEnd w:id="40"/>
     </w:p>
@@ -19756,17 +17877,8 @@
                 <w:b/>
                 <w:sz w:val="19"/>
               </w:rPr>
-              <w:t xml:space="preserve">Action à </w:t>
-            </w:r>
-            <w:proofErr w:type="spellStart"/>
-            <w:r>
-              <w:rPr>
-                <w:b/>
-                <w:sz w:val="19"/>
-              </w:rPr>
-              <w:t>réaliser</w:t>
-            </w:r>
-            <w:proofErr w:type="spellEnd"/>
+              <w:t>Action à réaliser</w:t>
+            </w:r>
           </w:p>
         </w:tc>
       </w:tr>
@@ -20004,15 +18116,7 @@
       </w:pPr>
       <w:bookmarkStart w:id="41" w:name="_Toc1790874591"/>
       <w:r>
-        <w:t xml:space="preserve">18. </w:t>
-      </w:r>
-      <w:proofErr w:type="spellStart"/>
-      <w:r>
-        <w:t>Suivi</w:t>
-      </w:r>
-      <w:proofErr w:type="spellEnd"/>
-      <w:r>
-        <w:t xml:space="preserve"> et maintenance</w:t>
+        <w:t>18. Suivi et maintenance</w:t>
       </w:r>
       <w:bookmarkEnd w:id="41"/>
     </w:p>
@@ -20064,31 +18168,13 @@
             <w:pPr>
               <w:jc w:val="center"/>
             </w:pPr>
-            <w:proofErr w:type="spellStart"/>
             <w:r>
               <w:rPr>
                 <w:b/>
                 <w:sz w:val="19"/>
               </w:rPr>
-              <w:t>Élément</w:t>
-            </w:r>
-            <w:proofErr w:type="spellEnd"/>
-            <w:r>
-              <w:rPr>
-                <w:b/>
-                <w:sz w:val="19"/>
-              </w:rPr>
-              <w:t xml:space="preserve"> à </w:t>
-            </w:r>
-            <w:proofErr w:type="spellStart"/>
-            <w:r>
-              <w:rPr>
-                <w:b/>
-                <w:sz w:val="19"/>
-              </w:rPr>
-              <w:t>surveiller</w:t>
-            </w:r>
-            <w:proofErr w:type="spellEnd"/>
+              <w:t>Élément à surveiller</w:t>
+            </w:r>
           </w:p>
         </w:tc>
         <w:tc>
@@ -20107,24 +18193,13 @@
             <w:pPr>
               <w:jc w:val="center"/>
             </w:pPr>
-            <w:proofErr w:type="spellStart"/>
-            <w:proofErr w:type="gramStart"/>
             <w:r>
               <w:rPr>
                 <w:b/>
                 <w:sz w:val="19"/>
               </w:rPr>
-              <w:t>Pourquoi</w:t>
-            </w:r>
-            <w:proofErr w:type="spellEnd"/>
-            <w:r>
-              <w:rPr>
-                <w:b/>
-                <w:sz w:val="19"/>
-              </w:rPr>
-              <w:t xml:space="preserve"> ?</w:t>
-            </w:r>
-            <w:proofErr w:type="gramEnd"/>
+              <w:t>Pourquoi ?</w:t>
+            </w:r>
           </w:p>
         </w:tc>
         <w:tc>
@@ -20418,22 +18493,9 @@
       </w:pPr>
       <w:bookmarkStart w:id="42" w:name="_Toc662715352"/>
       <w:r>
-        <w:t xml:space="preserve">19. </w:t>
-      </w:r>
-      <w:proofErr w:type="spellStart"/>
-      <w:r>
-        <w:t>Limites</w:t>
-      </w:r>
-      <w:proofErr w:type="spellEnd"/>
-      <w:r>
-        <w:t xml:space="preserve"> du </w:t>
-      </w:r>
-      <w:proofErr w:type="spellStart"/>
-      <w:r>
-        <w:t>projet</w:t>
+        <w:t>19. Limites du projet</w:t>
       </w:r>
       <w:bookmarkEnd w:id="42"/>
-      <w:proofErr w:type="spellEnd"/>
     </w:p>
     <w:p>
       <w:pPr>
@@ -20609,17 +18671,8 @@
                 <w:b/>
                 <w:sz w:val="19"/>
               </w:rPr>
-              <w:t xml:space="preserve">Risque / </w:t>
-            </w:r>
-            <w:proofErr w:type="spellStart"/>
-            <w:r>
-              <w:rPr>
-                <w:b/>
-                <w:sz w:val="19"/>
-              </w:rPr>
-              <w:t>considération</w:t>
-            </w:r>
-            <w:proofErr w:type="spellEnd"/>
+              <w:t>Risque / considération</w:t>
+            </w:r>
           </w:p>
         </w:tc>
         <w:tc>
@@ -20638,47 +18691,13 @@
             <w:pPr>
               <w:jc w:val="center"/>
             </w:pPr>
-            <w:proofErr w:type="spellStart"/>
             <w:r>
               <w:rPr>
                 <w:b/>
                 <w:sz w:val="19"/>
               </w:rPr>
-              <w:t>Pourquoi</w:t>
-            </w:r>
-            <w:proofErr w:type="spellEnd"/>
-            <w:r>
-              <w:rPr>
-                <w:b/>
-                <w:sz w:val="19"/>
-              </w:rPr>
-              <w:t xml:space="preserve"> est-</w:t>
-            </w:r>
-            <w:proofErr w:type="spellStart"/>
-            <w:r>
-              <w:rPr>
-                <w:b/>
-                <w:sz w:val="19"/>
-              </w:rPr>
-              <w:t>ce</w:t>
-            </w:r>
-            <w:proofErr w:type="spellEnd"/>
-            <w:r>
-              <w:rPr>
-                <w:b/>
-                <w:sz w:val="19"/>
-              </w:rPr>
-              <w:t xml:space="preserve"> </w:t>
-            </w:r>
-            <w:proofErr w:type="gramStart"/>
-            <w:r>
-              <w:rPr>
-                <w:b/>
-                <w:sz w:val="19"/>
-              </w:rPr>
-              <w:t>important ?</w:t>
-            </w:r>
-            <w:proofErr w:type="gramEnd"/>
+              <w:t>Pourquoi est-ce important ?</w:t>
+            </w:r>
           </w:p>
         </w:tc>
         <w:tc>
@@ -20697,53 +18716,12 @@
             <w:pPr>
               <w:jc w:val="center"/>
             </w:pPr>
-            <w:proofErr w:type="spellStart"/>
             <w:r>
               <w:rPr>
                 <w:b/>
                 <w:sz w:val="19"/>
               </w:rPr>
-              <w:t>Mesure</w:t>
-            </w:r>
-            <w:proofErr w:type="spellEnd"/>
-            <w:r>
-              <w:rPr>
-                <w:b/>
-                <w:sz w:val="19"/>
-              </w:rPr>
-              <w:t xml:space="preserve"> </w:t>
-            </w:r>
-            <w:proofErr w:type="spellStart"/>
-            <w:r>
-              <w:rPr>
-                <w:b/>
-                <w:sz w:val="19"/>
-              </w:rPr>
-              <w:t>ou</w:t>
-            </w:r>
-            <w:proofErr w:type="spellEnd"/>
-            <w:r>
-              <w:rPr>
-                <w:b/>
-                <w:sz w:val="19"/>
-              </w:rPr>
-              <w:t xml:space="preserve"> </w:t>
-            </w:r>
-            <w:proofErr w:type="spellStart"/>
-            <w:r>
-              <w:rPr>
-                <w:b/>
-                <w:sz w:val="19"/>
-              </w:rPr>
-              <w:t>précaution</w:t>
-            </w:r>
-            <w:proofErr w:type="spellEnd"/>
-            <w:r>
-              <w:rPr>
-                <w:b/>
-                <w:sz w:val="19"/>
-              </w:rPr>
-              <w:t xml:space="preserve"> possible</w:t>
+              <w:t>Mesure ou précaution possible</w:t>
             </w:r>
           </w:p>
         </w:tc>
@@ -21014,23 +18992,7 @@
       </w:pPr>
       <w:bookmarkStart w:id="44" w:name="_Toc1945446289"/>
       <w:r>
-        <w:t xml:space="preserve">21. </w:t>
-      </w:r>
-      <w:proofErr w:type="spellStart"/>
-      <w:r>
-        <w:t>Recommandations</w:t>
-      </w:r>
-      <w:proofErr w:type="spellEnd"/>
-      <w:r>
-        <w:t xml:space="preserve"> et </w:t>
-      </w:r>
-      <w:proofErr w:type="spellStart"/>
-      <w:r>
-        <w:t>prochaines</w:t>
-      </w:r>
-      <w:proofErr w:type="spellEnd"/>
-      <w:r>
-        <w:t xml:space="preserve"> étapes</w:t>
+        <w:t>21. Recommandations et prochaines étapes</w:t>
       </w:r>
       <w:bookmarkEnd w:id="44"/>
     </w:p>
@@ -21547,7 +19509,6 @@
             <w:pPr>
               <w:jc w:val="center"/>
             </w:pPr>
-            <w:proofErr w:type="spellStart"/>
             <w:r>
               <w:rPr>
                 <w:b/>
@@ -21556,7 +19517,6 @@
               <w:lastRenderedPageBreak/>
               <w:t>Livrable</w:t>
             </w:r>
-            <w:proofErr w:type="spellEnd"/>
           </w:p>
         </w:tc>
         <w:tc>
@@ -21575,31 +19535,13 @@
             <w:pPr>
               <w:jc w:val="center"/>
             </w:pPr>
-            <w:proofErr w:type="spellStart"/>
             <w:r>
               <w:rPr>
                 <w:b/>
                 <w:sz w:val="19"/>
               </w:rPr>
-              <w:t>Rôle</w:t>
-            </w:r>
-            <w:proofErr w:type="spellEnd"/>
-            <w:r>
-              <w:rPr>
-                <w:b/>
-                <w:sz w:val="19"/>
-              </w:rPr>
-              <w:t xml:space="preserve"> dans le </w:t>
-            </w:r>
-            <w:proofErr w:type="spellStart"/>
-            <w:r>
-              <w:rPr>
-                <w:b/>
-                <w:sz w:val="19"/>
-              </w:rPr>
-              <w:t>projet</w:t>
-            </w:r>
-            <w:proofErr w:type="spellEnd"/>
+              <w:t>Rôle dans le projet</w:t>
+            </w:r>
           </w:p>
         </w:tc>
       </w:tr>
@@ -21666,13 +19608,8 @@
           </w:tcPr>
           <w:p>
             <w:r>
-              <w:t xml:space="preserve">Journal de </w:t>
-            </w:r>
-            <w:proofErr w:type="spellStart"/>
-            <w:r>
-              <w:t>projet</w:t>
-            </w:r>
-            <w:proofErr w:type="spellEnd"/>
+              <w:t>Journal de projet</w:t>
+            </w:r>
           </w:p>
         </w:tc>
         <w:tc>
@@ -21762,13 +19699,8 @@
             </w:tcMar>
           </w:tcPr>
           <w:p>
-            <w:proofErr w:type="spellStart"/>
-            <w:r>
-              <w:t>Dictionnaire</w:t>
-            </w:r>
-            <w:proofErr w:type="spellEnd"/>
-            <w:r>
-              <w:t xml:space="preserve"> de données</w:t>
+            <w:r>
+              <w:t>Dictionnaire de données</w:t>
             </w:r>
           </w:p>
         </w:tc>
@@ -21813,19 +19745,9 @@
             </w:tcMar>
           </w:tcPr>
           <w:p>
-            <w:proofErr w:type="spellStart"/>
-            <w:r>
-              <w:t>Présentations</w:t>
-            </w:r>
-            <w:proofErr w:type="spellEnd"/>
-            <w:r>
-              <w:t xml:space="preserve"> des </w:t>
-            </w:r>
-            <w:proofErr w:type="spellStart"/>
-            <w:r>
-              <w:t>jalons</w:t>
-            </w:r>
-            <w:proofErr w:type="spellEnd"/>
+            <w:r>
+              <w:t>Présentations des jalons</w:t>
+            </w:r>
           </w:p>
         </w:tc>
         <w:tc>
@@ -21916,13 +19838,8 @@
           </w:tcPr>
           <w:p>
             <w:r>
-              <w:t xml:space="preserve">Prototype / </w:t>
-            </w:r>
-            <w:proofErr w:type="spellStart"/>
-            <w:r>
-              <w:t>démonstration</w:t>
-            </w:r>
-            <w:proofErr w:type="spellEnd"/>
+              <w:t>Prototype / démonstration</w:t>
+            </w:r>
           </w:p>
         </w:tc>
         <w:tc>
@@ -22003,7 +19920,6 @@
             <w:pPr>
               <w:jc w:val="center"/>
             </w:pPr>
-            <w:proofErr w:type="spellStart"/>
             <w:r>
               <w:rPr>
                 <w:b/>
@@ -22011,7 +19927,6 @@
               </w:rPr>
               <w:t>Élément</w:t>
             </w:r>
-            <w:proofErr w:type="spellEnd"/>
           </w:p>
         </w:tc>
         <w:tc>
@@ -22035,17 +19950,8 @@
                 <w:b/>
                 <w:sz w:val="19"/>
               </w:rPr>
-              <w:t xml:space="preserve">Exigence / choix de </w:t>
-            </w:r>
-            <w:proofErr w:type="spellStart"/>
-            <w:r>
-              <w:rPr>
-                <w:b/>
-                <w:sz w:val="19"/>
-              </w:rPr>
-              <w:t>l’équipe</w:t>
-            </w:r>
-            <w:proofErr w:type="spellEnd"/>
+              <w:t>Exigence / choix de l’équipe</w:t>
+            </w:r>
           </w:p>
         </w:tc>
       </w:tr>
@@ -22065,13 +19971,8 @@
             </w:tcMar>
           </w:tcPr>
           <w:p>
-            <w:proofErr w:type="spellStart"/>
-            <w:r>
-              <w:t>Langage</w:t>
-            </w:r>
-            <w:proofErr w:type="spellEnd"/>
-            <w:r>
-              <w:t xml:space="preserve"> principal</w:t>
+            <w:r>
+              <w:t>Langage principal</w:t>
             </w:r>
           </w:p>
         </w:tc>
@@ -22133,23 +20034,7 @@
           </w:tcPr>
           <w:p>
             <w:r>
-              <w:t xml:space="preserve">Jupyter Notebook, Google </w:t>
-            </w:r>
-            <w:proofErr w:type="spellStart"/>
-            <w:r>
-              <w:t>Colab</w:t>
-            </w:r>
-            <w:proofErr w:type="spellEnd"/>
-            <w:r>
-              <w:t xml:space="preserve"> et/</w:t>
-            </w:r>
-            <w:proofErr w:type="spellStart"/>
-            <w:r>
-              <w:t>ou</w:t>
-            </w:r>
-            <w:proofErr w:type="spellEnd"/>
-            <w:r>
-              <w:t xml:space="preserve"> Visual Studio Code.</w:t>
+              <w:t>Jupyter Notebook, Google Colab et/ou Visual Studio Code.</w:t>
             </w:r>
           </w:p>
         </w:tc>
@@ -22195,63 +20080,7 @@
               <w:rPr>
                 <w:lang w:val="fr-CA"/>
               </w:rPr>
-              <w:t xml:space="preserve">Pandas, </w:t>
-            </w:r>
-            <w:proofErr w:type="spellStart"/>
-            <w:r>
-              <w:rPr>
-                <w:lang w:val="fr-CA"/>
-              </w:rPr>
-              <w:t>NumPy</w:t>
-            </w:r>
-            <w:proofErr w:type="spellEnd"/>
-            <w:r>
-              <w:rPr>
-                <w:lang w:val="fr-CA"/>
-              </w:rPr>
-              <w:t xml:space="preserve">, </w:t>
-            </w:r>
-            <w:proofErr w:type="spellStart"/>
-            <w:r>
-              <w:rPr>
-                <w:lang w:val="fr-CA"/>
-              </w:rPr>
-              <w:t>Matplotlib</w:t>
-            </w:r>
-            <w:proofErr w:type="spellEnd"/>
-            <w:r>
-              <w:rPr>
-                <w:lang w:val="fr-CA"/>
-              </w:rPr>
-              <w:t xml:space="preserve">, </w:t>
-            </w:r>
-            <w:proofErr w:type="spellStart"/>
-            <w:r>
-              <w:rPr>
-                <w:lang w:val="fr-CA"/>
-              </w:rPr>
-              <w:t>Scikit-learn</w:t>
-            </w:r>
-            <w:proofErr w:type="spellEnd"/>
-            <w:r>
-              <w:rPr>
-                <w:lang w:val="fr-CA"/>
-              </w:rPr>
-              <w:t xml:space="preserve">, </w:t>
-            </w:r>
-            <w:proofErr w:type="spellStart"/>
-            <w:r>
-              <w:rPr>
-                <w:lang w:val="fr-CA"/>
-              </w:rPr>
-              <w:t>TensorFlow</w:t>
-            </w:r>
-            <w:proofErr w:type="spellEnd"/>
-            <w:r>
-              <w:rPr>
-                <w:lang w:val="fr-CA"/>
-              </w:rPr>
-              <w:t xml:space="preserve"> ou autres bibliothèques pertinentes.</w:t>
+              <w:t>Pandas, NumPy, Matplotlib, Scikit-learn, TensorFlow ou autres bibliothèques pertinentes.</w:t>
             </w:r>
           </w:p>
         </w:tc>
@@ -22272,11 +20101,9 @@
             </w:tcMar>
           </w:tcPr>
           <w:p>
-            <w:proofErr w:type="spellStart"/>
             <w:r>
               <w:t>Déploiement</w:t>
             </w:r>
-            <w:proofErr w:type="spellEnd"/>
           </w:p>
         </w:tc>
         <w:tc>
@@ -22484,7 +20311,6 @@
             <w:pPr>
               <w:jc w:val="center"/>
             </w:pPr>
-            <w:proofErr w:type="spellStart"/>
             <w:r>
               <w:rPr>
                 <w:b/>
@@ -22492,7 +20318,6 @@
               </w:rPr>
               <w:t>Exemple</w:t>
             </w:r>
-            <w:proofErr w:type="spellEnd"/>
           </w:p>
         </w:tc>
         <w:tc>
@@ -22516,17 +20341,8 @@
                 <w:b/>
                 <w:sz w:val="19"/>
               </w:rPr>
-              <w:t xml:space="preserve">Transformation / </w:t>
-            </w:r>
-            <w:proofErr w:type="spellStart"/>
-            <w:r>
-              <w:rPr>
-                <w:b/>
-                <w:sz w:val="19"/>
-              </w:rPr>
-              <w:t>utilisation</w:t>
-            </w:r>
-            <w:proofErr w:type="spellEnd"/>
+              <w:t>Transformation / utilisation</w:t>
+            </w:r>
           </w:p>
         </w:tc>
       </w:tr>
@@ -23048,24 +20864,14 @@
         <w:spacing w:before="100" w:after="80"/>
       </w:pPr>
       <w:bookmarkStart w:id="50" w:name="_Toc2145171832"/>
-      <w:proofErr w:type="spellStart"/>
       <w:r>
-        <w:t>Annexe</w:t>
-      </w:r>
-      <w:proofErr w:type="spellEnd"/>
-      <w:r>
-        <w:t xml:space="preserve"> B </w:t>
+        <w:t xml:space="preserve">Annexe B </w:t>
       </w:r>
       <w:r>
         <w:t xml:space="preserve">- </w:t>
       </w:r>
-      <w:proofErr w:type="spellStart"/>
       <w:r>
-        <w:t>Références</w:t>
-      </w:r>
-      <w:proofErr w:type="spellEnd"/>
-      <w:r>
-        <w:t xml:space="preserve"> et sources</w:t>
+        <w:t>Références et sources</w:t>
       </w:r>
       <w:bookmarkEnd w:id="50"/>
     </w:p>
@@ -23409,39 +21215,7 @@
         <w:sz w:val="16"/>
         <w:lang w:val="fr-CA"/>
       </w:rPr>
-      <w:t xml:space="preserve">Projet IA : Méthodologie et </w:t>
-    </w:r>
-    <w:proofErr w:type="gramStart"/>
-    <w:r>
-      <w:rPr>
-        <w:sz w:val="16"/>
-        <w:lang w:val="fr-CA"/>
-      </w:rPr>
-      <w:t>déploiement  |</w:t>
-    </w:r>
-    <w:proofErr w:type="gramEnd"/>
-    <w:r>
-      <w:rPr>
-        <w:sz w:val="16"/>
-        <w:lang w:val="fr-CA"/>
-      </w:rPr>
-      <w:t xml:space="preserve">  Cahier de </w:t>
-    </w:r>
-    <w:proofErr w:type="gramStart"/>
-    <w:r>
-      <w:rPr>
-        <w:sz w:val="16"/>
-        <w:lang w:val="fr-CA"/>
-      </w:rPr>
-      <w:t>charges  |</w:t>
-    </w:r>
-    <w:proofErr w:type="gramEnd"/>
-    <w:r>
-      <w:rPr>
-        <w:sz w:val="16"/>
-        <w:lang w:val="fr-CA"/>
-      </w:rPr>
-      <w:t xml:space="preserve">  </w:t>
+      <w:t xml:space="preserve">Projet IA : Méthodologie et déploiement  |  Cahier de charges  |  </w:t>
     </w:r>
     <w:r>
       <w:rPr>
@@ -23548,21 +21322,7 @@
             <w:rPr>
               <w:color w:val="FF0000"/>
             </w:rPr>
-            <w:t xml:space="preserve">Version du 16 </w:t>
-          </w:r>
-          <w:proofErr w:type="spellStart"/>
-          <w:r>
-            <w:rPr>
-              <w:color w:val="FF0000"/>
-            </w:rPr>
-            <w:t>septembre</w:t>
-          </w:r>
-          <w:proofErr w:type="spellEnd"/>
-          <w:r>
-            <w:rPr>
-              <w:color w:val="FF0000"/>
-            </w:rPr>
-            <w:t xml:space="preserve"> 2026</w:t>
+            <w:t>Version du 16 septembre 2026</w:t>
           </w:r>
         </w:p>
       </w:tc>

--- a/PROJET/MASTER cahier de charges.docx
+++ b/PROJET/MASTER cahier de charges.docx
@@ -88,9 +88,19 @@
             </w:tcMar>
           </w:tcPr>
           <w:p>
-            <w:r>
-              <w:t>Titre du projet</w:t>
-            </w:r>
+            <w:proofErr w:type="spellStart"/>
+            <w:r>
+              <w:t>Titre</w:t>
+            </w:r>
+            <w:proofErr w:type="spellEnd"/>
+            <w:r>
+              <w:t xml:space="preserve"> du </w:t>
+            </w:r>
+            <w:proofErr w:type="spellStart"/>
+            <w:r>
+              <w:t>projet</w:t>
+            </w:r>
+            <w:proofErr w:type="spellEnd"/>
           </w:p>
         </w:tc>
         <w:tc>
@@ -337,8 +347,13 @@
             </w:tcMar>
           </w:tcPr>
           <w:p>
-            <w:r>
-              <w:t xml:space="preserve">Date : </w:t>
+            <w:proofErr w:type="gramStart"/>
+            <w:r>
+              <w:t>Date :</w:t>
+            </w:r>
+            <w:proofErr w:type="gramEnd"/>
+            <w:r>
+              <w:t xml:space="preserve"> </w:t>
             </w:r>
             <w:r>
               <w:t>9 Octobre 2026</w:t>
@@ -388,8 +403,13 @@
             </w:tcMar>
           </w:tcPr>
           <w:p>
-            <w:r>
-              <w:t xml:space="preserve">Date : </w:t>
+            <w:proofErr w:type="gramStart"/>
+            <w:r>
+              <w:t>Date :</w:t>
+            </w:r>
+            <w:proofErr w:type="gramEnd"/>
+            <w:r>
+              <w:t xml:space="preserve"> </w:t>
             </w:r>
           </w:p>
         </w:tc>
@@ -436,8 +456,13 @@
             </w:tcMar>
           </w:tcPr>
           <w:p>
-            <w:r>
-              <w:t xml:space="preserve">Date : </w:t>
+            <w:proofErr w:type="gramStart"/>
+            <w:r>
+              <w:t>Date :</w:t>
+            </w:r>
+            <w:proofErr w:type="gramEnd"/>
+            <w:r>
+              <w:t xml:space="preserve"> </w:t>
             </w:r>
           </w:p>
         </w:tc>
@@ -2273,11 +2298,24 @@
         <w:pStyle w:val="Titre2"/>
       </w:pPr>
       <w:bookmarkStart w:id="1" w:name="_Toc1581658713"/>
-      <w:r>
-        <w:t xml:space="preserve">Calendrier </w:t>
-      </w:r>
-      <w:r>
-        <w:t xml:space="preserve">du projet </w:t>
+      <w:proofErr w:type="spellStart"/>
+      <w:r>
+        <w:t>Calendrier</w:t>
+      </w:r>
+      <w:proofErr w:type="spellEnd"/>
+      <w:r>
+        <w:t xml:space="preserve"> </w:t>
+      </w:r>
+      <w:r>
+        <w:t xml:space="preserve">du </w:t>
+      </w:r>
+      <w:proofErr w:type="spellStart"/>
+      <w:r>
+        <w:t>projet</w:t>
+      </w:r>
+      <w:proofErr w:type="spellEnd"/>
+      <w:r>
+        <w:t xml:space="preserve"> </w:t>
       </w:r>
       <w:r>
         <w:t>à respecter</w:t>
@@ -2385,6 +2423,7 @@
                 <w:szCs w:val="20"/>
               </w:rPr>
             </w:pPr>
+            <w:proofErr w:type="spellStart"/>
             <w:r>
               <w:rPr>
                 <w:rFonts w:ascii="Aptos Narrow" w:eastAsia="Aptos Narrow" w:hAnsi="Aptos Narrow" w:cs="Aptos Narrow"/>
@@ -2394,7 +2433,19 @@
                 <w:sz w:val="20"/>
                 <w:szCs w:val="20"/>
               </w:rPr>
-              <w:t>Tâche noms</w:t>
+              <w:t>Tâche</w:t>
+            </w:r>
+            <w:proofErr w:type="spellEnd"/>
+            <w:r>
+              <w:rPr>
+                <w:rFonts w:ascii="Aptos Narrow" w:eastAsia="Aptos Narrow" w:hAnsi="Aptos Narrow" w:cs="Aptos Narrow"/>
+                <w:b/>
+                <w:bCs/>
+                <w:color w:val="000000" w:themeColor="text1"/>
+                <w:sz w:val="20"/>
+                <w:szCs w:val="20"/>
+              </w:rPr>
+              <w:t xml:space="preserve"> noms</w:t>
             </w:r>
           </w:p>
         </w:tc>
@@ -2523,7 +2574,27 @@
                 <w:sz w:val="20"/>
                 <w:szCs w:val="20"/>
               </w:rPr>
-              <w:t>Jalon #1 : Cycle de vie</w:t>
+              <w:t>Jalon #</w:t>
+            </w:r>
+            <w:proofErr w:type="gramStart"/>
+            <w:r>
+              <w:rPr>
+                <w:rFonts w:ascii="Aptos Narrow" w:eastAsia="Aptos Narrow" w:hAnsi="Aptos Narrow" w:cs="Aptos Narrow"/>
+                <w:color w:val="000000" w:themeColor="text1"/>
+                <w:sz w:val="20"/>
+                <w:szCs w:val="20"/>
+              </w:rPr>
+              <w:t>1 :</w:t>
+            </w:r>
+            <w:proofErr w:type="gramEnd"/>
+            <w:r>
+              <w:rPr>
+                <w:rFonts w:ascii="Aptos Narrow" w:eastAsia="Aptos Narrow" w:hAnsi="Aptos Narrow" w:cs="Aptos Narrow"/>
+                <w:color w:val="000000" w:themeColor="text1"/>
+                <w:sz w:val="20"/>
+                <w:szCs w:val="20"/>
+              </w:rPr>
+              <w:t xml:space="preserve"> Cycle de vie</w:t>
             </w:r>
           </w:p>
         </w:tc>
@@ -2553,6 +2624,7 @@
                 <w:szCs w:val="20"/>
               </w:rPr>
             </w:pPr>
+            <w:proofErr w:type="spellStart"/>
             <w:r>
               <w:rPr>
                 <w:rFonts w:ascii="Aptos Narrow" w:eastAsia="Aptos Narrow" w:hAnsi="Aptos Narrow" w:cs="Aptos Narrow"/>
@@ -2560,8 +2632,29 @@
                 <w:sz w:val="20"/>
                 <w:szCs w:val="20"/>
               </w:rPr>
-              <w:t>Définition du problème</w:t>
-            </w:r>
+              <w:t>Définition</w:t>
+            </w:r>
+            <w:proofErr w:type="spellEnd"/>
+            <w:r>
+              <w:rPr>
+                <w:rFonts w:ascii="Aptos Narrow" w:eastAsia="Aptos Narrow" w:hAnsi="Aptos Narrow" w:cs="Aptos Narrow"/>
+                <w:color w:val="000000" w:themeColor="text1"/>
+                <w:sz w:val="20"/>
+                <w:szCs w:val="20"/>
+              </w:rPr>
+              <w:t xml:space="preserve"> du </w:t>
+            </w:r>
+            <w:proofErr w:type="spellStart"/>
+            <w:r>
+              <w:rPr>
+                <w:rFonts w:ascii="Aptos Narrow" w:eastAsia="Aptos Narrow" w:hAnsi="Aptos Narrow" w:cs="Aptos Narrow"/>
+                <w:color w:val="000000" w:themeColor="text1"/>
+                <w:sz w:val="20"/>
+                <w:szCs w:val="20"/>
+              </w:rPr>
+              <w:t>problème</w:t>
+            </w:r>
+            <w:proofErr w:type="spellEnd"/>
           </w:p>
         </w:tc>
         <w:tc>
@@ -2679,7 +2772,27 @@
                 <w:sz w:val="20"/>
                 <w:szCs w:val="20"/>
               </w:rPr>
-              <w:t>Jalon #1 : Cycle de vie</w:t>
+              <w:t>Jalon #</w:t>
+            </w:r>
+            <w:proofErr w:type="gramStart"/>
+            <w:r>
+              <w:rPr>
+                <w:rFonts w:ascii="Aptos Narrow" w:eastAsia="Aptos Narrow" w:hAnsi="Aptos Narrow" w:cs="Aptos Narrow"/>
+                <w:color w:val="000000" w:themeColor="text1"/>
+                <w:sz w:val="20"/>
+                <w:szCs w:val="20"/>
+              </w:rPr>
+              <w:t>1 :</w:t>
+            </w:r>
+            <w:proofErr w:type="gramEnd"/>
+            <w:r>
+              <w:rPr>
+                <w:rFonts w:ascii="Aptos Narrow" w:eastAsia="Aptos Narrow" w:hAnsi="Aptos Narrow" w:cs="Aptos Narrow"/>
+                <w:color w:val="000000" w:themeColor="text1"/>
+                <w:sz w:val="20"/>
+                <w:szCs w:val="20"/>
+              </w:rPr>
+              <w:t xml:space="preserve"> Cycle de vie</w:t>
             </w:r>
           </w:p>
         </w:tc>
@@ -2709,6 +2822,7 @@
                 <w:szCs w:val="20"/>
               </w:rPr>
             </w:pPr>
+            <w:proofErr w:type="spellStart"/>
             <w:r>
               <w:rPr>
                 <w:rFonts w:ascii="Aptos Narrow" w:eastAsia="Aptos Narrow" w:hAnsi="Aptos Narrow" w:cs="Aptos Narrow"/>
@@ -2716,7 +2830,17 @@
                 <w:sz w:val="20"/>
                 <w:szCs w:val="20"/>
               </w:rPr>
-              <w:t>Collecte des données</w:t>
+              <w:t>Collecte</w:t>
+            </w:r>
+            <w:proofErr w:type="spellEnd"/>
+            <w:r>
+              <w:rPr>
+                <w:rFonts w:ascii="Aptos Narrow" w:eastAsia="Aptos Narrow" w:hAnsi="Aptos Narrow" w:cs="Aptos Narrow"/>
+                <w:color w:val="000000" w:themeColor="text1"/>
+                <w:sz w:val="20"/>
+                <w:szCs w:val="20"/>
+              </w:rPr>
+              <w:t xml:space="preserve"> des données</w:t>
             </w:r>
           </w:p>
         </w:tc>
@@ -2835,7 +2959,27 @@
                 <w:sz w:val="20"/>
                 <w:szCs w:val="20"/>
               </w:rPr>
-              <w:t>Jalon #1 : Cycle de vie</w:t>
+              <w:t>Jalon #</w:t>
+            </w:r>
+            <w:proofErr w:type="gramStart"/>
+            <w:r>
+              <w:rPr>
+                <w:rFonts w:ascii="Aptos Narrow" w:eastAsia="Aptos Narrow" w:hAnsi="Aptos Narrow" w:cs="Aptos Narrow"/>
+                <w:color w:val="000000" w:themeColor="text1"/>
+                <w:sz w:val="20"/>
+                <w:szCs w:val="20"/>
+              </w:rPr>
+              <w:t>1 :</w:t>
+            </w:r>
+            <w:proofErr w:type="gramEnd"/>
+            <w:r>
+              <w:rPr>
+                <w:rFonts w:ascii="Aptos Narrow" w:eastAsia="Aptos Narrow" w:hAnsi="Aptos Narrow" w:cs="Aptos Narrow"/>
+                <w:color w:val="000000" w:themeColor="text1"/>
+                <w:sz w:val="20"/>
+                <w:szCs w:val="20"/>
+              </w:rPr>
+              <w:t xml:space="preserve"> Cycle de vie</w:t>
             </w:r>
           </w:p>
         </w:tc>
@@ -2865,6 +3009,7 @@
                 <w:szCs w:val="20"/>
               </w:rPr>
             </w:pPr>
+            <w:proofErr w:type="spellStart"/>
             <w:r>
               <w:rPr>
                 <w:rFonts w:ascii="Aptos Narrow" w:eastAsia="Aptos Narrow" w:hAnsi="Aptos Narrow" w:cs="Aptos Narrow"/>
@@ -2872,7 +3017,17 @@
                 <w:sz w:val="20"/>
                 <w:szCs w:val="20"/>
               </w:rPr>
-              <w:t>Préparation des données (Jalon #1)</w:t>
+              <w:t>Préparation</w:t>
+            </w:r>
+            <w:proofErr w:type="spellEnd"/>
+            <w:r>
+              <w:rPr>
+                <w:rFonts w:ascii="Aptos Narrow" w:eastAsia="Aptos Narrow" w:hAnsi="Aptos Narrow" w:cs="Aptos Narrow"/>
+                <w:color w:val="000000" w:themeColor="text1"/>
+                <w:sz w:val="20"/>
+                <w:szCs w:val="20"/>
+              </w:rPr>
+              <w:t xml:space="preserve"> des données (Jalon #1)</w:t>
             </w:r>
           </w:p>
         </w:tc>
@@ -2991,8 +3146,39 @@
                 <w:sz w:val="20"/>
                 <w:szCs w:val="20"/>
               </w:rPr>
-              <w:t>Jalon #2 : Optimisation</w:t>
-            </w:r>
+              <w:t>Jalon #</w:t>
+            </w:r>
+            <w:proofErr w:type="gramStart"/>
+            <w:r>
+              <w:rPr>
+                <w:rFonts w:ascii="Aptos Narrow" w:eastAsia="Aptos Narrow" w:hAnsi="Aptos Narrow" w:cs="Aptos Narrow"/>
+                <w:color w:val="000000" w:themeColor="text1"/>
+                <w:sz w:val="20"/>
+                <w:szCs w:val="20"/>
+              </w:rPr>
+              <w:t>2 :</w:t>
+            </w:r>
+            <w:proofErr w:type="gramEnd"/>
+            <w:r>
+              <w:rPr>
+                <w:rFonts w:ascii="Aptos Narrow" w:eastAsia="Aptos Narrow" w:hAnsi="Aptos Narrow" w:cs="Aptos Narrow"/>
+                <w:color w:val="000000" w:themeColor="text1"/>
+                <w:sz w:val="20"/>
+                <w:szCs w:val="20"/>
+              </w:rPr>
+              <w:t xml:space="preserve"> </w:t>
+            </w:r>
+            <w:proofErr w:type="spellStart"/>
+            <w:r>
+              <w:rPr>
+                <w:rFonts w:ascii="Aptos Narrow" w:eastAsia="Aptos Narrow" w:hAnsi="Aptos Narrow" w:cs="Aptos Narrow"/>
+                <w:color w:val="000000" w:themeColor="text1"/>
+                <w:sz w:val="20"/>
+                <w:szCs w:val="20"/>
+              </w:rPr>
+              <w:t>Optimisation</w:t>
+            </w:r>
+            <w:proofErr w:type="spellEnd"/>
           </w:p>
         </w:tc>
         <w:tc>
@@ -3021,6 +3207,7 @@
                 <w:szCs w:val="20"/>
               </w:rPr>
             </w:pPr>
+            <w:proofErr w:type="spellStart"/>
             <w:r>
               <w:rPr>
                 <w:rFonts w:ascii="Aptos Narrow" w:eastAsia="Aptos Narrow" w:hAnsi="Aptos Narrow" w:cs="Aptos Narrow"/>
@@ -3028,7 +3215,17 @@
                 <w:sz w:val="20"/>
                 <w:szCs w:val="20"/>
               </w:rPr>
-              <w:t>Préparation des données (Jalon #2)</w:t>
+              <w:t>Préparation</w:t>
+            </w:r>
+            <w:proofErr w:type="spellEnd"/>
+            <w:r>
+              <w:rPr>
+                <w:rFonts w:ascii="Aptos Narrow" w:eastAsia="Aptos Narrow" w:hAnsi="Aptos Narrow" w:cs="Aptos Narrow"/>
+                <w:color w:val="000000" w:themeColor="text1"/>
+                <w:sz w:val="20"/>
+                <w:szCs w:val="20"/>
+              </w:rPr>
+              <w:t xml:space="preserve"> des données (Jalon #2)</w:t>
             </w:r>
           </w:p>
         </w:tc>
@@ -3147,8 +3344,39 @@
                 <w:sz w:val="20"/>
                 <w:szCs w:val="20"/>
               </w:rPr>
-              <w:t>Jalon #2 : Optimisation</w:t>
-            </w:r>
+              <w:t>Jalon #</w:t>
+            </w:r>
+            <w:proofErr w:type="gramStart"/>
+            <w:r>
+              <w:rPr>
+                <w:rFonts w:ascii="Aptos Narrow" w:eastAsia="Aptos Narrow" w:hAnsi="Aptos Narrow" w:cs="Aptos Narrow"/>
+                <w:color w:val="000000" w:themeColor="text1"/>
+                <w:sz w:val="20"/>
+                <w:szCs w:val="20"/>
+              </w:rPr>
+              <w:t>2 :</w:t>
+            </w:r>
+            <w:proofErr w:type="gramEnd"/>
+            <w:r>
+              <w:rPr>
+                <w:rFonts w:ascii="Aptos Narrow" w:eastAsia="Aptos Narrow" w:hAnsi="Aptos Narrow" w:cs="Aptos Narrow"/>
+                <w:color w:val="000000" w:themeColor="text1"/>
+                <w:sz w:val="20"/>
+                <w:szCs w:val="20"/>
+              </w:rPr>
+              <w:t xml:space="preserve"> </w:t>
+            </w:r>
+            <w:proofErr w:type="spellStart"/>
+            <w:r>
+              <w:rPr>
+                <w:rFonts w:ascii="Aptos Narrow" w:eastAsia="Aptos Narrow" w:hAnsi="Aptos Narrow" w:cs="Aptos Narrow"/>
+                <w:color w:val="000000" w:themeColor="text1"/>
+                <w:sz w:val="20"/>
+                <w:szCs w:val="20"/>
+              </w:rPr>
+              <w:t>Optimisation</w:t>
+            </w:r>
+            <w:proofErr w:type="spellEnd"/>
           </w:p>
         </w:tc>
         <w:tc>
@@ -3177,6 +3405,7 @@
                 <w:szCs w:val="20"/>
               </w:rPr>
             </w:pPr>
+            <w:proofErr w:type="spellStart"/>
             <w:r>
               <w:rPr>
                 <w:rFonts w:ascii="Aptos Narrow" w:eastAsia="Aptos Narrow" w:hAnsi="Aptos Narrow" w:cs="Aptos Narrow"/>
@@ -3186,6 +3415,7 @@
               </w:rPr>
               <w:t>Modélisation</w:t>
             </w:r>
+            <w:proofErr w:type="spellEnd"/>
           </w:p>
         </w:tc>
         <w:tc>
@@ -3303,8 +3533,39 @@
                 <w:sz w:val="20"/>
                 <w:szCs w:val="20"/>
               </w:rPr>
-              <w:t>Jalon #2 : Optimisation</w:t>
-            </w:r>
+              <w:t>Jalon #</w:t>
+            </w:r>
+            <w:proofErr w:type="gramStart"/>
+            <w:r>
+              <w:rPr>
+                <w:rFonts w:ascii="Aptos Narrow" w:eastAsia="Aptos Narrow" w:hAnsi="Aptos Narrow" w:cs="Aptos Narrow"/>
+                <w:color w:val="000000" w:themeColor="text1"/>
+                <w:sz w:val="20"/>
+                <w:szCs w:val="20"/>
+              </w:rPr>
+              <w:t>2 :</w:t>
+            </w:r>
+            <w:proofErr w:type="gramEnd"/>
+            <w:r>
+              <w:rPr>
+                <w:rFonts w:ascii="Aptos Narrow" w:eastAsia="Aptos Narrow" w:hAnsi="Aptos Narrow" w:cs="Aptos Narrow"/>
+                <w:color w:val="000000" w:themeColor="text1"/>
+                <w:sz w:val="20"/>
+                <w:szCs w:val="20"/>
+              </w:rPr>
+              <w:t xml:space="preserve"> </w:t>
+            </w:r>
+            <w:proofErr w:type="spellStart"/>
+            <w:r>
+              <w:rPr>
+                <w:rFonts w:ascii="Aptos Narrow" w:eastAsia="Aptos Narrow" w:hAnsi="Aptos Narrow" w:cs="Aptos Narrow"/>
+                <w:color w:val="000000" w:themeColor="text1"/>
+                <w:sz w:val="20"/>
+                <w:szCs w:val="20"/>
+              </w:rPr>
+              <w:t>Optimisation</w:t>
+            </w:r>
+            <w:proofErr w:type="spellEnd"/>
           </w:p>
         </w:tc>
         <w:tc>
@@ -3333,6 +3594,7 @@
                 <w:szCs w:val="20"/>
               </w:rPr>
             </w:pPr>
+            <w:proofErr w:type="spellStart"/>
             <w:r>
               <w:rPr>
                 <w:rFonts w:ascii="Aptos Narrow" w:eastAsia="Aptos Narrow" w:hAnsi="Aptos Narrow" w:cs="Aptos Narrow"/>
@@ -3342,6 +3604,7 @@
               </w:rPr>
               <w:t>Évaluation</w:t>
             </w:r>
+            <w:proofErr w:type="spellEnd"/>
           </w:p>
         </w:tc>
         <w:tc>
@@ -3459,8 +3722,39 @@
                 <w:sz w:val="20"/>
                 <w:szCs w:val="20"/>
               </w:rPr>
-              <w:t>Jalon #3 : Déploiement</w:t>
-            </w:r>
+              <w:t>Jalon #</w:t>
+            </w:r>
+            <w:proofErr w:type="gramStart"/>
+            <w:r>
+              <w:rPr>
+                <w:rFonts w:ascii="Aptos Narrow" w:eastAsia="Aptos Narrow" w:hAnsi="Aptos Narrow" w:cs="Aptos Narrow"/>
+                <w:color w:val="000000" w:themeColor="text1"/>
+                <w:sz w:val="20"/>
+                <w:szCs w:val="20"/>
+              </w:rPr>
+              <w:t>3 :</w:t>
+            </w:r>
+            <w:proofErr w:type="gramEnd"/>
+            <w:r>
+              <w:rPr>
+                <w:rFonts w:ascii="Aptos Narrow" w:eastAsia="Aptos Narrow" w:hAnsi="Aptos Narrow" w:cs="Aptos Narrow"/>
+                <w:color w:val="000000" w:themeColor="text1"/>
+                <w:sz w:val="20"/>
+                <w:szCs w:val="20"/>
+              </w:rPr>
+              <w:t xml:space="preserve"> </w:t>
+            </w:r>
+            <w:proofErr w:type="spellStart"/>
+            <w:r>
+              <w:rPr>
+                <w:rFonts w:ascii="Aptos Narrow" w:eastAsia="Aptos Narrow" w:hAnsi="Aptos Narrow" w:cs="Aptos Narrow"/>
+                <w:color w:val="000000" w:themeColor="text1"/>
+                <w:sz w:val="20"/>
+                <w:szCs w:val="20"/>
+              </w:rPr>
+              <w:t>Déploiement</w:t>
+            </w:r>
+            <w:proofErr w:type="spellEnd"/>
           </w:p>
         </w:tc>
         <w:tc>
@@ -3489,6 +3783,7 @@
                 <w:szCs w:val="20"/>
               </w:rPr>
             </w:pPr>
+            <w:proofErr w:type="spellStart"/>
             <w:r>
               <w:rPr>
                 <w:rFonts w:ascii="Aptos Narrow" w:eastAsia="Aptos Narrow" w:hAnsi="Aptos Narrow" w:cs="Aptos Narrow"/>
@@ -3498,6 +3793,7 @@
               </w:rPr>
               <w:t>Déploiement</w:t>
             </w:r>
+            <w:proofErr w:type="spellEnd"/>
           </w:p>
         </w:tc>
         <w:tc>
@@ -3615,8 +3911,39 @@
                 <w:sz w:val="20"/>
                 <w:szCs w:val="20"/>
               </w:rPr>
-              <w:t>Jalon #3 : Déploiement</w:t>
-            </w:r>
+              <w:t>Jalon #</w:t>
+            </w:r>
+            <w:proofErr w:type="gramStart"/>
+            <w:r>
+              <w:rPr>
+                <w:rFonts w:ascii="Aptos Narrow" w:eastAsia="Aptos Narrow" w:hAnsi="Aptos Narrow" w:cs="Aptos Narrow"/>
+                <w:color w:val="000000" w:themeColor="text1"/>
+                <w:sz w:val="20"/>
+                <w:szCs w:val="20"/>
+              </w:rPr>
+              <w:t>3 :</w:t>
+            </w:r>
+            <w:proofErr w:type="gramEnd"/>
+            <w:r>
+              <w:rPr>
+                <w:rFonts w:ascii="Aptos Narrow" w:eastAsia="Aptos Narrow" w:hAnsi="Aptos Narrow" w:cs="Aptos Narrow"/>
+                <w:color w:val="000000" w:themeColor="text1"/>
+                <w:sz w:val="20"/>
+                <w:szCs w:val="20"/>
+              </w:rPr>
+              <w:t xml:space="preserve"> </w:t>
+            </w:r>
+            <w:proofErr w:type="spellStart"/>
+            <w:r>
+              <w:rPr>
+                <w:rFonts w:ascii="Aptos Narrow" w:eastAsia="Aptos Narrow" w:hAnsi="Aptos Narrow" w:cs="Aptos Narrow"/>
+                <w:color w:val="000000" w:themeColor="text1"/>
+                <w:sz w:val="20"/>
+                <w:szCs w:val="20"/>
+              </w:rPr>
+              <w:t>Déploiement</w:t>
+            </w:r>
+            <w:proofErr w:type="spellEnd"/>
           </w:p>
         </w:tc>
         <w:tc>
@@ -3645,6 +3972,7 @@
                 <w:szCs w:val="20"/>
               </w:rPr>
             </w:pPr>
+            <w:proofErr w:type="spellStart"/>
             <w:r>
               <w:rPr>
                 <w:rFonts w:ascii="Aptos Narrow" w:eastAsia="Aptos Narrow" w:hAnsi="Aptos Narrow" w:cs="Aptos Narrow"/>
@@ -3652,7 +3980,17 @@
                 <w:sz w:val="20"/>
                 <w:szCs w:val="20"/>
               </w:rPr>
-              <w:t>Suivi &amp; maintenance</w:t>
+              <w:t>Suivi</w:t>
+            </w:r>
+            <w:proofErr w:type="spellEnd"/>
+            <w:r>
+              <w:rPr>
+                <w:rFonts w:ascii="Aptos Narrow" w:eastAsia="Aptos Narrow" w:hAnsi="Aptos Narrow" w:cs="Aptos Narrow"/>
+                <w:color w:val="000000" w:themeColor="text1"/>
+                <w:sz w:val="20"/>
+                <w:szCs w:val="20"/>
+              </w:rPr>
+              <w:t xml:space="preserve"> &amp; maintenance</w:t>
             </w:r>
           </w:p>
         </w:tc>
@@ -4423,6 +4761,7 @@
             <w:pPr>
               <w:jc w:val="center"/>
             </w:pPr>
+            <w:proofErr w:type="spellStart"/>
             <w:r>
               <w:rPr>
                 <w:b/>
@@ -4430,6 +4769,7 @@
               </w:rPr>
               <w:t>Unité</w:t>
             </w:r>
+            <w:proofErr w:type="spellEnd"/>
           </w:p>
         </w:tc>
         <w:tc>
@@ -4497,12 +4837,21 @@
             </w:tcMar>
           </w:tcPr>
           <w:p>
+            <w:proofErr w:type="spellStart"/>
             <w:r>
               <w:rPr>
                 <w:sz w:val="19"/>
                 <w:szCs w:val="19"/>
               </w:rPr>
-              <w:t xml:space="preserve">Unité 1 </w:t>
+              <w:t>Unité</w:t>
+            </w:r>
+            <w:proofErr w:type="spellEnd"/>
+            <w:r>
+              <w:rPr>
+                <w:sz w:val="19"/>
+                <w:szCs w:val="19"/>
+              </w:rPr>
+              <w:t xml:space="preserve"> 1 </w:t>
             </w:r>
             <w:r>
               <w:rPr>
@@ -4581,18 +4930,27 @@
             </w:tcMar>
           </w:tcPr>
           <w:p>
+            <w:proofErr w:type="spellStart"/>
             <w:r>
               <w:rPr>
                 <w:sz w:val="19"/>
                 <w:szCs w:val="19"/>
               </w:rPr>
-              <w:t xml:space="preserve">Unité 2 </w:t>
-            </w:r>
+              <w:t>Unité</w:t>
+            </w:r>
+            <w:proofErr w:type="spellEnd"/>
             <w:r>
               <w:rPr>
                 <w:sz w:val="19"/>
                 <w:szCs w:val="19"/>
               </w:rPr>
+              <w:t xml:space="preserve"> 2 </w:t>
+            </w:r>
+            <w:r>
+              <w:rPr>
+                <w:sz w:val="19"/>
+                <w:szCs w:val="19"/>
+              </w:rPr>
               <w:t>-</w:t>
             </w:r>
             <w:r>
@@ -4600,8 +4958,17 @@
                 <w:sz w:val="19"/>
                 <w:szCs w:val="19"/>
               </w:rPr>
-              <w:t xml:space="preserve"> Optimisation</w:t>
-            </w:r>
+              <w:t xml:space="preserve"> </w:t>
+            </w:r>
+            <w:proofErr w:type="spellStart"/>
+            <w:r>
+              <w:rPr>
+                <w:sz w:val="19"/>
+                <w:szCs w:val="19"/>
+              </w:rPr>
+              <w:t>Optimisation</w:t>
+            </w:r>
+            <w:proofErr w:type="spellEnd"/>
           </w:p>
         </w:tc>
         <w:tc>
@@ -4665,18 +5032,27 @@
             </w:tcMar>
           </w:tcPr>
           <w:p>
+            <w:proofErr w:type="spellStart"/>
             <w:r>
               <w:rPr>
                 <w:sz w:val="19"/>
                 <w:szCs w:val="19"/>
               </w:rPr>
-              <w:t xml:space="preserve">Unité 3 </w:t>
-            </w:r>
+              <w:t>Unité</w:t>
+            </w:r>
+            <w:proofErr w:type="spellEnd"/>
             <w:r>
               <w:rPr>
                 <w:sz w:val="19"/>
                 <w:szCs w:val="19"/>
               </w:rPr>
+              <w:t xml:space="preserve"> 3 </w:t>
+            </w:r>
+            <w:r>
+              <w:rPr>
+                <w:sz w:val="19"/>
+                <w:szCs w:val="19"/>
+              </w:rPr>
               <w:t>-</w:t>
             </w:r>
             <w:r>
@@ -4684,8 +5060,17 @@
                 <w:sz w:val="19"/>
                 <w:szCs w:val="19"/>
               </w:rPr>
-              <w:t xml:space="preserve"> Déploiement</w:t>
-            </w:r>
+              <w:t xml:space="preserve"> </w:t>
+            </w:r>
+            <w:proofErr w:type="spellStart"/>
+            <w:r>
+              <w:rPr>
+                <w:sz w:val="19"/>
+                <w:szCs w:val="19"/>
+              </w:rPr>
+              <w:t>Déploiement</w:t>
+            </w:r>
+            <w:proofErr w:type="spellEnd"/>
           </w:p>
         </w:tc>
         <w:tc>
@@ -4729,10 +5114,28 @@
         <w:spacing w:before="160" w:after="80"/>
       </w:pPr>
       <w:bookmarkStart w:id="3" w:name="_Toc1340870210"/>
-      <w:r>
-        <w:t>Informations générales du projet</w:t>
+      <w:proofErr w:type="spellStart"/>
+      <w:r>
+        <w:t>Informations</w:t>
+      </w:r>
+      <w:proofErr w:type="spellEnd"/>
+      <w:r>
+        <w:t xml:space="preserve"> </w:t>
+      </w:r>
+      <w:proofErr w:type="spellStart"/>
+      <w:r>
+        <w:t>générales</w:t>
+      </w:r>
+      <w:proofErr w:type="spellEnd"/>
+      <w:r>
+        <w:t xml:space="preserve"> du </w:t>
+      </w:r>
+      <w:proofErr w:type="spellStart"/>
+      <w:r>
+        <w:t>projet</w:t>
       </w:r>
       <w:bookmarkEnd w:id="3"/>
+      <w:proofErr w:type="spellEnd"/>
     </w:p>
     <w:tbl>
       <w:tblPr>
@@ -4767,6 +5170,7 @@
             <w:pPr>
               <w:jc w:val="center"/>
             </w:pPr>
+            <w:proofErr w:type="spellStart"/>
             <w:r>
               <w:rPr>
                 <w:b/>
@@ -4774,6 +5178,7 @@
               </w:rPr>
               <w:t>Élément</w:t>
             </w:r>
+            <w:proofErr w:type="spellEnd"/>
           </w:p>
         </w:tc>
         <w:tc>
@@ -4818,12 +5223,28 @@
             </w:tcMar>
           </w:tcPr>
           <w:p>
+            <w:proofErr w:type="spellStart"/>
             <w:r>
               <w:rPr>
                 <w:b/>
               </w:rPr>
-              <w:t>Titre du projet</w:t>
-            </w:r>
+              <w:t>Titre</w:t>
+            </w:r>
+            <w:proofErr w:type="spellEnd"/>
+            <w:r>
+              <w:rPr>
+                <w:b/>
+              </w:rPr>
+              <w:t xml:space="preserve"> du </w:t>
+            </w:r>
+            <w:proofErr w:type="spellStart"/>
+            <w:r>
+              <w:rPr>
+                <w:b/>
+              </w:rPr>
+              <w:t>projet</w:t>
+            </w:r>
+            <w:proofErr w:type="spellEnd"/>
           </w:p>
         </w:tc>
         <w:tc>
@@ -4886,12 +5307,42 @@
             </w:tcMar>
           </w:tcPr>
           <w:p>
+            <w:proofErr w:type="spellStart"/>
             <w:r>
               <w:rPr>
                 <w:b/>
               </w:rPr>
-              <w:t>Sujet / problématique attribuée</w:t>
-            </w:r>
+              <w:t>Sujet</w:t>
+            </w:r>
+            <w:proofErr w:type="spellEnd"/>
+            <w:r>
+              <w:rPr>
+                <w:b/>
+              </w:rPr>
+              <w:t xml:space="preserve"> / </w:t>
+            </w:r>
+            <w:proofErr w:type="spellStart"/>
+            <w:r>
+              <w:rPr>
+                <w:b/>
+              </w:rPr>
+              <w:t>problématique</w:t>
+            </w:r>
+            <w:proofErr w:type="spellEnd"/>
+            <w:r>
+              <w:rPr>
+                <w:b/>
+              </w:rPr>
+              <w:t xml:space="preserve"> </w:t>
+            </w:r>
+            <w:proofErr w:type="spellStart"/>
+            <w:r>
+              <w:rPr>
+                <w:b/>
+              </w:rPr>
+              <w:t>attribuée</w:t>
+            </w:r>
+            <w:proofErr w:type="spellEnd"/>
           </w:p>
         </w:tc>
         <w:tc>
@@ -5157,9 +5608,30 @@
       </w:pPr>
       <w:bookmarkStart w:id="4" w:name="_Toc688401642"/>
       <w:r>
-        <w:t>1. Présentation générale du projet</w:t>
+        <w:t xml:space="preserve">1. </w:t>
+      </w:r>
+      <w:proofErr w:type="spellStart"/>
+      <w:r>
+        <w:t>Présentation</w:t>
+      </w:r>
+      <w:proofErr w:type="spellEnd"/>
+      <w:r>
+        <w:t xml:space="preserve"> </w:t>
+      </w:r>
+      <w:proofErr w:type="spellStart"/>
+      <w:r>
+        <w:t>générale</w:t>
+      </w:r>
+      <w:proofErr w:type="spellEnd"/>
+      <w:r>
+        <w:t xml:space="preserve"> du </w:t>
+      </w:r>
+      <w:proofErr w:type="spellStart"/>
+      <w:r>
+        <w:t>projet</w:t>
       </w:r>
       <w:bookmarkEnd w:id="4"/>
+      <w:proofErr w:type="spellEnd"/>
     </w:p>
     <w:tbl>
       <w:tblPr>
@@ -5306,7 +5778,25 @@
           <w:szCs w:val="18"/>
           <w:lang w:val="fr-CA"/>
         </w:rPr>
-        <w:t>L’entreprise fictive se nomme Volarus.</w:t>
+        <w:t xml:space="preserve">L’entreprise fictive se nomme </w:t>
+      </w:r>
+      <w:proofErr w:type="spellStart"/>
+      <w:r>
+        <w:rPr>
+          <w:sz w:val="18"/>
+          <w:szCs w:val="18"/>
+          <w:lang w:val="fr-CA"/>
+        </w:rPr>
+        <w:t>Volarus</w:t>
+      </w:r>
+      <w:proofErr w:type="spellEnd"/>
+      <w:r>
+        <w:rPr>
+          <w:sz w:val="18"/>
+          <w:szCs w:val="18"/>
+          <w:lang w:val="fr-CA"/>
+        </w:rPr>
+        <w:t>.</w:t>
       </w:r>
     </w:p>
     <w:p>
@@ -5342,7 +5832,43 @@
           <w:szCs w:val="18"/>
           <w:lang w:val="fr-CA"/>
         </w:rPr>
-        <w:t xml:space="preserve"> Au états-Unis seulement</w:t>
+        <w:t xml:space="preserve"> </w:t>
+      </w:r>
+      <w:proofErr w:type="spellStart"/>
+      <w:r>
+        <w:rPr>
+          <w:sz w:val="18"/>
+          <w:szCs w:val="18"/>
+          <w:lang w:val="fr-CA"/>
+        </w:rPr>
+        <w:t>Au</w:t>
+      </w:r>
+      <w:proofErr w:type="spellEnd"/>
+      <w:r>
+        <w:rPr>
+          <w:sz w:val="18"/>
+          <w:szCs w:val="18"/>
+          <w:lang w:val="fr-CA"/>
+        </w:rPr>
+        <w:t xml:space="preserve"> </w:t>
+      </w:r>
+      <w:proofErr w:type="spellStart"/>
+      <w:r>
+        <w:rPr>
+          <w:sz w:val="18"/>
+          <w:szCs w:val="18"/>
+          <w:lang w:val="fr-CA"/>
+        </w:rPr>
+        <w:t>états-Unis</w:t>
+      </w:r>
+      <w:proofErr w:type="spellEnd"/>
+      <w:r>
+        <w:rPr>
+          <w:sz w:val="18"/>
+          <w:szCs w:val="18"/>
+          <w:lang w:val="fr-CA"/>
+        </w:rPr>
+        <w:t xml:space="preserve"> seulement</w:t>
       </w:r>
     </w:p>
     <w:p>
@@ -5370,7 +5896,25 @@
           <w:szCs w:val="18"/>
           <w:lang w:val="fr-CA"/>
         </w:rPr>
-        <w:t>Le problème étudié pourrait avoir un impact important sur l’efficacité de la gestion des vols, notamment en permettant d’anticiper les retards, d’analyser leurs causes et éventuellement de contribuer à réduire leur durée. Le projet pourrait également permettre à Volarus de mieux informer ses clients et de les aider à anticiper les retards de leurs vols.</w:t>
+        <w:t xml:space="preserve">Le problème étudié pourrait avoir un impact important sur l’efficacité de la gestion des vols, notamment en permettant d’anticiper les retards, d’analyser leurs causes et éventuellement de contribuer à réduire leur durée. Le projet pourrait également permettre à </w:t>
+      </w:r>
+      <w:proofErr w:type="spellStart"/>
+      <w:r>
+        <w:rPr>
+          <w:sz w:val="18"/>
+          <w:szCs w:val="18"/>
+          <w:lang w:val="fr-CA"/>
+        </w:rPr>
+        <w:t>Volarus</w:t>
+      </w:r>
+      <w:proofErr w:type="spellEnd"/>
+      <w:r>
+        <w:rPr>
+          <w:sz w:val="18"/>
+          <w:szCs w:val="18"/>
+          <w:lang w:val="fr-CA"/>
+        </w:rPr>
+        <w:t xml:space="preserve"> de mieux informer ses clients et de les aider à anticiper les retards de leurs vols.</w:t>
       </w:r>
     </w:p>
     <w:p>
@@ -5440,7 +5984,25 @@
           <w:szCs w:val="18"/>
           <w:lang w:val="fr-CA"/>
         </w:rPr>
-        <w:t>Actuellement, certains vols sont en retard et Volarus souhaite pouvoir anticiper ces problèmes, mieux gérer les retards et informer les clients plus rapidement.</w:t>
+        <w:t xml:space="preserve">Actuellement, certains vols sont en retard et </w:t>
+      </w:r>
+      <w:proofErr w:type="spellStart"/>
+      <w:r>
+        <w:rPr>
+          <w:sz w:val="18"/>
+          <w:szCs w:val="18"/>
+          <w:lang w:val="fr-CA"/>
+        </w:rPr>
+        <w:t>Volarus</w:t>
+      </w:r>
+      <w:proofErr w:type="spellEnd"/>
+      <w:r>
+        <w:rPr>
+          <w:sz w:val="18"/>
+          <w:szCs w:val="18"/>
+          <w:lang w:val="fr-CA"/>
+        </w:rPr>
+        <w:t xml:space="preserve"> souhaite pouvoir anticiper ces problèmes, mieux gérer les retards et informer les clients plus rapidement.</w:t>
       </w:r>
     </w:p>
     <w:p>
@@ -5452,13 +6014,23 @@
           <w:lang w:val="fr-CA"/>
         </w:rPr>
       </w:pPr>
+      <w:proofErr w:type="spellStart"/>
       <w:r>
         <w:rPr>
           <w:sz w:val="18"/>
           <w:szCs w:val="18"/>
           <w:lang w:val="fr-CA"/>
         </w:rPr>
-        <w:t>Volarus a de la difficulté à savoir quels vols seront en retard et de combien de temps.</w:t>
+        <w:t>Volarus</w:t>
+      </w:r>
+      <w:proofErr w:type="spellEnd"/>
+      <w:r>
+        <w:rPr>
+          <w:sz w:val="18"/>
+          <w:szCs w:val="18"/>
+          <w:lang w:val="fr-CA"/>
+        </w:rPr>
+        <w:t xml:space="preserve"> a de la difficulté à savoir quels vols seront en retard et de combien de temps.</w:t>
       </w:r>
     </w:p>
     <w:p>
@@ -5658,13 +6230,23 @@
           <w:lang w:val="fr-CA"/>
         </w:rPr>
       </w:pPr>
+      <w:proofErr w:type="spellStart"/>
       <w:r>
         <w:rPr>
           <w:sz w:val="18"/>
           <w:szCs w:val="18"/>
           <w:lang w:val="fr-CA"/>
         </w:rPr>
-        <w:t>Volarus ne peut pas savoir si un vol sera en retard ou non et, s’il est en retard, l’entreprise ne peut pas savoir de combien de temps.</w:t>
+        <w:t>Volarus</w:t>
+      </w:r>
+      <w:proofErr w:type="spellEnd"/>
+      <w:r>
+        <w:rPr>
+          <w:sz w:val="18"/>
+          <w:szCs w:val="18"/>
+          <w:lang w:val="fr-CA"/>
+        </w:rPr>
+        <w:t xml:space="preserve"> ne peut pas savoir si un vol sera en retard ou non et, s’il est en retard, l’entreprise ne peut pas savoir de combien de temps.</w:t>
       </w:r>
     </w:p>
     <w:p>
@@ -5850,7 +6432,23 @@
         <w:rPr>
           <w:lang w:val="fr-CA"/>
         </w:rPr>
-        <w:t xml:space="preserve">Nous nous attendons a prédire </w:t>
+        <w:t xml:space="preserve">Nous nous attendons </w:t>
+      </w:r>
+      <w:proofErr w:type="spellStart"/>
+      <w:proofErr w:type="gramStart"/>
+      <w:r>
+        <w:rPr>
+          <w:lang w:val="fr-CA"/>
+        </w:rPr>
+        <w:t>a</w:t>
+      </w:r>
+      <w:proofErr w:type="spellEnd"/>
+      <w:proofErr w:type="gramEnd"/>
+      <w:r>
+        <w:rPr>
+          <w:lang w:val="fr-CA"/>
+        </w:rPr>
+        <w:t xml:space="preserve"> prédire </w:t>
       </w:r>
       <w:r>
         <w:rPr>
@@ -5982,6 +6580,7 @@
                 <w:szCs w:val="20"/>
               </w:rPr>
             </w:pPr>
+            <w:proofErr w:type="spellStart"/>
             <w:r>
               <w:rPr>
                 <w:b/>
@@ -5991,6 +6590,7 @@
               </w:rPr>
               <w:t>Indicateur</w:t>
             </w:r>
+            <w:proofErr w:type="spellEnd"/>
           </w:p>
         </w:tc>
         <w:tc>
@@ -6015,6 +6615,7 @@
                 <w:szCs w:val="20"/>
               </w:rPr>
             </w:pPr>
+            <w:proofErr w:type="spellStart"/>
             <w:r>
               <w:rPr>
                 <w:b/>
@@ -6022,8 +6623,29 @@
                 <w:sz w:val="20"/>
                 <w:szCs w:val="20"/>
               </w:rPr>
-              <w:t>Pourquoi est-il pertinent ?</w:t>
-            </w:r>
+              <w:t>Pourquoi</w:t>
+            </w:r>
+            <w:proofErr w:type="spellEnd"/>
+            <w:r>
+              <w:rPr>
+                <w:b/>
+                <w:bCs/>
+                <w:sz w:val="20"/>
+                <w:szCs w:val="20"/>
+              </w:rPr>
+              <w:t xml:space="preserve"> est-il </w:t>
+            </w:r>
+            <w:proofErr w:type="gramStart"/>
+            <w:r>
+              <w:rPr>
+                <w:b/>
+                <w:bCs/>
+                <w:sz w:val="20"/>
+                <w:szCs w:val="20"/>
+              </w:rPr>
+              <w:t>pertinent ?</w:t>
+            </w:r>
+            <w:proofErr w:type="gramEnd"/>
           </w:p>
         </w:tc>
       </w:tr>
@@ -6375,9 +6997,22 @@
       </w:pPr>
       <w:bookmarkStart w:id="10" w:name="_Toc1179740364"/>
       <w:r>
-        <w:t>2. Périmètre du projet</w:t>
+        <w:t xml:space="preserve">2. </w:t>
+      </w:r>
+      <w:proofErr w:type="spellStart"/>
+      <w:r>
+        <w:t>Périmètre</w:t>
+      </w:r>
+      <w:proofErr w:type="spellEnd"/>
+      <w:r>
+        <w:t xml:space="preserve"> du </w:t>
+      </w:r>
+      <w:proofErr w:type="spellStart"/>
+      <w:r>
+        <w:t>projet</w:t>
       </w:r>
       <w:bookmarkEnd w:id="10"/>
+      <w:proofErr w:type="spellEnd"/>
     </w:p>
     <w:tbl>
       <w:tblPr>
@@ -6941,9 +7576,9 @@
         <w:tblLook w:val="04A0" w:firstRow="1" w:lastRow="0" w:firstColumn="1" w:lastColumn="0" w:noHBand="0" w:noVBand="1"/>
       </w:tblPr>
       <w:tblGrid>
-        <w:gridCol w:w="2979"/>
-        <w:gridCol w:w="3187"/>
-        <w:gridCol w:w="3184"/>
+        <w:gridCol w:w="3002"/>
+        <w:gridCol w:w="3199"/>
+        <w:gridCol w:w="3149"/>
       </w:tblGrid>
       <w:tr>
         <w:trPr>
@@ -6980,7 +7615,6 @@
                 <w:sz w:val="20"/>
                 <w:szCs w:val="20"/>
               </w:rPr>
-              <w:lastRenderedPageBreak/>
               <w:t>Membre</w:t>
             </w:r>
           </w:p>
@@ -7007,6 +7641,7 @@
                 <w:szCs w:val="20"/>
               </w:rPr>
             </w:pPr>
+            <w:proofErr w:type="spellStart"/>
             <w:r>
               <w:rPr>
                 <w:b/>
@@ -7014,32 +7649,19 @@
                 <w:sz w:val="20"/>
                 <w:szCs w:val="20"/>
               </w:rPr>
-              <w:t>Responsabilités prévues</w:t>
-            </w:r>
-          </w:p>
-        </w:tc>
-        <w:tc>
-          <w:tcPr>
-            <w:tcW w:w="3408" w:type="dxa"/>
-            <w:shd w:val="clear" w:color="auto" w:fill="D9EAF7"/>
-            <w:tcMar>
-              <w:top w:w="100" w:type="dxa"/>
-              <w:left w:w="100" w:type="dxa"/>
-              <w:bottom w:w="100" w:type="dxa"/>
-              <w:right w:w="100" w:type="dxa"/>
-            </w:tcMar>
-            <w:vAlign w:val="center"/>
-          </w:tcPr>
-          <w:p>
-            <w:pPr>
-              <w:jc w:val="center"/>
+              <w:t>Responsabilités</w:t>
+            </w:r>
+            <w:proofErr w:type="spellEnd"/>
+            <w:r>
               <w:rPr>
                 <w:b/>
                 <w:bCs/>
                 <w:sz w:val="20"/>
                 <w:szCs w:val="20"/>
               </w:rPr>
-            </w:pPr>
+              <w:t xml:space="preserve"> </w:t>
+            </w:r>
+            <w:proofErr w:type="spellStart"/>
             <w:r>
               <w:rPr>
                 <w:b/>
@@ -7047,8 +7669,53 @@
                 <w:sz w:val="20"/>
                 <w:szCs w:val="20"/>
               </w:rPr>
-              <w:t>Contribution principale</w:t>
-            </w:r>
+              <w:t>prévues</w:t>
+            </w:r>
+            <w:proofErr w:type="spellEnd"/>
+          </w:p>
+        </w:tc>
+        <w:tc>
+          <w:tcPr>
+            <w:tcW w:w="3408" w:type="dxa"/>
+            <w:shd w:val="clear" w:color="auto" w:fill="D9EAF7"/>
+            <w:tcMar>
+              <w:top w:w="100" w:type="dxa"/>
+              <w:left w:w="100" w:type="dxa"/>
+              <w:bottom w:w="100" w:type="dxa"/>
+              <w:right w:w="100" w:type="dxa"/>
+            </w:tcMar>
+            <w:vAlign w:val="center"/>
+          </w:tcPr>
+          <w:p>
+            <w:pPr>
+              <w:jc w:val="center"/>
+              <w:rPr>
+                <w:b/>
+                <w:bCs/>
+                <w:sz w:val="20"/>
+                <w:szCs w:val="20"/>
+              </w:rPr>
+            </w:pPr>
+            <w:r>
+              <w:rPr>
+                <w:b/>
+                <w:bCs/>
+                <w:sz w:val="20"/>
+                <w:szCs w:val="20"/>
+              </w:rPr>
+              <w:t xml:space="preserve">Contribution </w:t>
+            </w:r>
+            <w:proofErr w:type="spellStart"/>
+            <w:r>
+              <w:rPr>
+                <w:b/>
+                <w:bCs/>
+                <w:sz w:val="20"/>
+                <w:szCs w:val="20"/>
+              </w:rPr>
+              <w:t>principale</w:t>
+            </w:r>
+            <w:proofErr w:type="spellEnd"/>
           </w:p>
         </w:tc>
       </w:tr>
@@ -7102,6 +7769,7 @@
           </w:tcPr>
           <w:p>
             <w:pPr>
+              <w:ind w:left="720"/>
               <w:rPr>
                 <w:sz w:val="18"/>
                 <w:szCs w:val="18"/>
@@ -7114,72 +7782,22 @@
                 <w:szCs w:val="18"/>
                 <w:lang w:val="fr-CA"/>
               </w:rPr>
-              <w:t>Nous allons avoir les mêmes responsabilités, puisque nous allons faire le projet 100 % ensemble, en réunion ou en appel.</w:t>
-            </w:r>
-          </w:p>
+              <w:t>Recherche de modèles; développement et entraînement des modèles d’IA; optimisation; évaluation des performances.</w:t>
+            </w:r>
+          </w:p>
+        </w:tc>
+        <w:tc>
+          <w:tcPr>
+            <w:tcW w:w="3408" w:type="dxa"/>
+            <w:tcMar>
+              <w:top w:w="100" w:type="dxa"/>
+              <w:left w:w="100" w:type="dxa"/>
+              <w:bottom w:w="100" w:type="dxa"/>
+              <w:right w:w="100" w:type="dxa"/>
+            </w:tcMar>
+          </w:tcPr>
           <w:p>
             <w:pPr>
-              <w:numPr>
-                <w:ilvl w:val="0"/>
-                <w:numId w:val="16"/>
-              </w:numPr>
-              <w:rPr>
-                <w:sz w:val="18"/>
-                <w:szCs w:val="18"/>
-              </w:rPr>
-            </w:pPr>
-            <w:r>
-              <w:rPr>
-                <w:sz w:val="18"/>
-                <w:szCs w:val="18"/>
-              </w:rPr>
-              <w:t xml:space="preserve">Recherche et préparation des données </w:t>
-            </w:r>
-          </w:p>
-          <w:p>
-            <w:pPr>
-              <w:numPr>
-                <w:ilvl w:val="0"/>
-                <w:numId w:val="16"/>
-              </w:numPr>
-              <w:rPr>
-                <w:sz w:val="18"/>
-                <w:szCs w:val="18"/>
-              </w:rPr>
-            </w:pPr>
-            <w:r>
-              <w:rPr>
-                <w:sz w:val="18"/>
-                <w:szCs w:val="18"/>
-              </w:rPr>
-              <w:t xml:space="preserve">Nettoyage des données </w:t>
-            </w:r>
-          </w:p>
-          <w:p>
-            <w:pPr>
-              <w:numPr>
-                <w:ilvl w:val="0"/>
-                <w:numId w:val="16"/>
-              </w:numPr>
-              <w:rPr>
-                <w:sz w:val="18"/>
-                <w:szCs w:val="18"/>
-              </w:rPr>
-            </w:pPr>
-            <w:r>
-              <w:rPr>
-                <w:sz w:val="18"/>
-                <w:szCs w:val="18"/>
-              </w:rPr>
-              <w:t xml:space="preserve">Exploration et visualisation des données </w:t>
-            </w:r>
-          </w:p>
-          <w:p>
-            <w:pPr>
-              <w:numPr>
-                <w:ilvl w:val="0"/>
-                <w:numId w:val="16"/>
-              </w:numPr>
               <w:rPr>
                 <w:sz w:val="18"/>
                 <w:szCs w:val="18"/>
@@ -7192,178 +7810,25 @@
                 <w:szCs w:val="18"/>
                 <w:lang w:val="fr-CA"/>
               </w:rPr>
-              <w:t xml:space="preserve">Participation au développement et aux tests des modèles d’IA </w:t>
+              <w:t xml:space="preserve"> </w:t>
             </w:r>
           </w:p>
           <w:p>
             <w:pPr>
-              <w:numPr>
-                <w:ilvl w:val="0"/>
-                <w:numId w:val="16"/>
-              </w:numPr>
+              <w:rPr>
+                <w:sz w:val="20"/>
+                <w:szCs w:val="20"/>
+                <w:lang w:val="fr-CA"/>
+              </w:rPr>
+            </w:pPr>
+            <w:r>
               <w:rPr>
                 <w:sz w:val="18"/>
                 <w:szCs w:val="18"/>
                 <w:lang w:val="fr-CA"/>
               </w:rPr>
-            </w:pPr>
-            <w:r>
-              <w:rPr>
-                <w:sz w:val="18"/>
-                <w:szCs w:val="18"/>
-                <w:lang w:val="fr-CA"/>
-              </w:rPr>
-              <w:t xml:space="preserve">Participation à l’évaluation des modèles d’IA </w:t>
-            </w:r>
-          </w:p>
-          <w:p>
-            <w:pPr>
-              <w:numPr>
-                <w:ilvl w:val="0"/>
-                <w:numId w:val="16"/>
-              </w:numPr>
-              <w:rPr>
-                <w:sz w:val="18"/>
-                <w:szCs w:val="18"/>
-              </w:rPr>
-            </w:pPr>
-            <w:r>
-              <w:rPr>
-                <w:sz w:val="18"/>
-                <w:szCs w:val="18"/>
-              </w:rPr>
-              <w:t>Documentation du projet</w:t>
-            </w:r>
-          </w:p>
-          <w:p>
-            <w:pPr>
-              <w:rPr>
-                <w:sz w:val="18"/>
-                <w:szCs w:val="18"/>
-                <w:lang w:val="fr-CA"/>
-              </w:rPr>
-            </w:pPr>
-          </w:p>
-        </w:tc>
-        <w:tc>
-          <w:tcPr>
-            <w:tcW w:w="3408" w:type="dxa"/>
-            <w:tcMar>
-              <w:top w:w="100" w:type="dxa"/>
-              <w:left w:w="100" w:type="dxa"/>
-              <w:bottom w:w="100" w:type="dxa"/>
-              <w:right w:w="100" w:type="dxa"/>
-            </w:tcMar>
-          </w:tcPr>
-          <w:p>
-            <w:pPr>
-              <w:rPr>
-                <w:sz w:val="18"/>
-                <w:szCs w:val="18"/>
-                <w:lang w:val="fr-CA"/>
-              </w:rPr>
-            </w:pPr>
-            <w:r>
-              <w:rPr>
-                <w:sz w:val="18"/>
-                <w:szCs w:val="18"/>
-                <w:lang w:val="fr-CA"/>
-              </w:rPr>
-              <w:t xml:space="preserve"> </w:t>
-            </w:r>
-            <w:r>
-              <w:rPr>
-                <w:sz w:val="18"/>
-                <w:szCs w:val="18"/>
-                <w:lang w:val="fr-CA"/>
-              </w:rPr>
-              <w:t>Nous faisons les mêmes contributions, puisque nous allons faire le projet 100 % ensemble, en réunion ou en appel.</w:t>
-            </w:r>
-          </w:p>
-          <w:p>
-            <w:pPr>
-              <w:numPr>
-                <w:ilvl w:val="0"/>
-                <w:numId w:val="19"/>
-              </w:numPr>
-              <w:rPr>
-                <w:sz w:val="18"/>
-                <w:szCs w:val="18"/>
-              </w:rPr>
-            </w:pPr>
-            <w:r>
-              <w:rPr>
-                <w:sz w:val="18"/>
-                <w:szCs w:val="18"/>
-              </w:rPr>
-              <w:t xml:space="preserve">Préparation et analyse des données </w:t>
-            </w:r>
-          </w:p>
-          <w:p>
-            <w:pPr>
-              <w:numPr>
-                <w:ilvl w:val="0"/>
-                <w:numId w:val="19"/>
-              </w:numPr>
-              <w:rPr>
-                <w:sz w:val="18"/>
-                <w:szCs w:val="18"/>
-              </w:rPr>
-            </w:pPr>
-            <w:r>
-              <w:rPr>
-                <w:sz w:val="18"/>
-                <w:szCs w:val="18"/>
-              </w:rPr>
-              <w:t xml:space="preserve">Modélisation </w:t>
-            </w:r>
-          </w:p>
-          <w:p>
-            <w:pPr>
-              <w:numPr>
-                <w:ilvl w:val="0"/>
-                <w:numId w:val="19"/>
-              </w:numPr>
-              <w:rPr>
-                <w:sz w:val="18"/>
-                <w:szCs w:val="18"/>
-              </w:rPr>
-            </w:pPr>
-            <w:r>
-              <w:rPr>
-                <w:sz w:val="18"/>
-                <w:szCs w:val="18"/>
-              </w:rPr>
-              <w:t xml:space="preserve">Évaluation des modèles </w:t>
-            </w:r>
-          </w:p>
-          <w:p>
-            <w:pPr>
-              <w:numPr>
-                <w:ilvl w:val="0"/>
-                <w:numId w:val="19"/>
-              </w:numPr>
-              <w:rPr>
-                <w:sz w:val="18"/>
-                <w:szCs w:val="18"/>
-              </w:rPr>
-            </w:pPr>
-            <w:r>
-              <w:rPr>
-                <w:sz w:val="18"/>
-                <w:szCs w:val="18"/>
-              </w:rPr>
-              <w:t xml:space="preserve">Documentation du projet </w:t>
-            </w:r>
-          </w:p>
-          <w:p>
-            <w:pPr>
-              <w:rPr>
-                <w:sz w:val="20"/>
-                <w:szCs w:val="20"/>
-                <w:lang w:val="fr-CA"/>
-              </w:rPr>
-            </w:pPr>
+              <w:t>Modélisation, optimisation et comparaison des modèles; analyse des métriques et des résultats.</w:t>
+            </w:r>
           </w:p>
         </w:tc>
       </w:tr>
@@ -7395,6 +7860,7 @@
                 <w:szCs w:val="20"/>
                 <w:lang w:val="fr-CA"/>
               </w:rPr>
+              <w:lastRenderedPageBreak/>
               <w:t xml:space="preserve"> </w:t>
             </w:r>
             <w:r>
@@ -7418,11 +7884,6 @@
           </w:tcPr>
           <w:p>
             <w:pPr>
-              <w:pStyle w:val="Paragraphedeliste"/>
-              <w:numPr>
-                <w:ilvl w:val="0"/>
-                <w:numId w:val="18"/>
-              </w:numPr>
               <w:rPr>
                 <w:sz w:val="18"/>
                 <w:szCs w:val="18"/>
@@ -7435,221 +7896,118 @@
                 <w:szCs w:val="18"/>
                 <w:lang w:val="fr-CA"/>
               </w:rPr>
-              <w:t xml:space="preserve">Recherche et préparation des données </w:t>
+              <w:t>Recherche et exploration des données; nettoyage et transformation; analyse des variables; documentation du projet.</w:t>
             </w:r>
           </w:p>
           <w:p>
             <w:pPr>
-              <w:numPr>
-                <w:ilvl w:val="0"/>
-                <w:numId w:val="17"/>
-              </w:numPr>
-              <w:rPr>
-                <w:sz w:val="18"/>
-                <w:szCs w:val="18"/>
+              <w:rPr>
+                <w:sz w:val="20"/>
+                <w:szCs w:val="20"/>
+                <w:lang w:val="fr-CA"/>
               </w:rPr>
             </w:pPr>
-            <w:r>
-              <w:rPr>
-                <w:sz w:val="18"/>
-                <w:szCs w:val="18"/>
-              </w:rPr>
-              <w:t xml:space="preserve">Nettoyage des données </w:t>
-            </w:r>
-          </w:p>
+          </w:p>
+        </w:tc>
+        <w:tc>
+          <w:tcPr>
+            <w:tcW w:w="3408" w:type="dxa"/>
+            <w:tcMar>
+              <w:top w:w="100" w:type="dxa"/>
+              <w:left w:w="100" w:type="dxa"/>
+              <w:bottom w:w="100" w:type="dxa"/>
+              <w:right w:w="100" w:type="dxa"/>
+            </w:tcMar>
+          </w:tcPr>
           <w:p>
             <w:pPr>
-              <w:numPr>
-                <w:ilvl w:val="0"/>
-                <w:numId w:val="17"/>
-              </w:numPr>
-              <w:rPr>
-                <w:sz w:val="18"/>
-                <w:szCs w:val="18"/>
-              </w:rPr>
-            </w:pPr>
-            <w:r>
-              <w:rPr>
-                <w:sz w:val="18"/>
-                <w:szCs w:val="18"/>
-              </w:rPr>
-              <w:t xml:space="preserve">Exploration et visualisation des données </w:t>
-            </w:r>
-          </w:p>
-          <w:p>
-            <w:pPr>
-              <w:numPr>
-                <w:ilvl w:val="0"/>
-                <w:numId w:val="17"/>
-              </w:numPr>
+              <w:ind w:left="720"/>
               <w:rPr>
                 <w:sz w:val="18"/>
                 <w:szCs w:val="18"/>
                 <w:lang w:val="fr-CA"/>
               </w:rPr>
             </w:pPr>
+            <w:proofErr w:type="spellStart"/>
             <w:r>
               <w:rPr>
                 <w:sz w:val="18"/>
                 <w:szCs w:val="18"/>
-                <w:lang w:val="fr-CA"/>
-              </w:rPr>
-              <w:t xml:space="preserve">Participation au développement et aux tests des modèles d’IA </w:t>
-            </w:r>
-          </w:p>
-          <w:p>
-            <w:pPr>
-              <w:numPr>
-                <w:ilvl w:val="0"/>
-                <w:numId w:val="17"/>
-              </w:numPr>
+              </w:rPr>
+              <w:t>Préparation</w:t>
+            </w:r>
+            <w:proofErr w:type="spellEnd"/>
+            <w:r>
               <w:rPr>
                 <w:sz w:val="18"/>
                 <w:szCs w:val="18"/>
-                <w:lang w:val="fr-CA"/>
-              </w:rPr>
-            </w:pPr>
+              </w:rPr>
+              <w:t xml:space="preserve"> et </w:t>
+            </w:r>
+            <w:proofErr w:type="spellStart"/>
             <w:r>
               <w:rPr>
                 <w:sz w:val="18"/>
                 <w:szCs w:val="18"/>
-                <w:lang w:val="fr-CA"/>
-              </w:rPr>
-              <w:t xml:space="preserve">Participation à l’évaluation des modèles d’IA </w:t>
-            </w:r>
-          </w:p>
-          <w:p>
-            <w:pPr>
-              <w:numPr>
-                <w:ilvl w:val="0"/>
-                <w:numId w:val="17"/>
-              </w:numPr>
+              </w:rPr>
+              <w:t>analyse</w:t>
+            </w:r>
+            <w:proofErr w:type="spellEnd"/>
+            <w:r>
               <w:rPr>
                 <w:sz w:val="18"/>
                 <w:szCs w:val="18"/>
               </w:rPr>
-            </w:pPr>
+              <w:t xml:space="preserve"> des données; </w:t>
+            </w:r>
+            <w:proofErr w:type="spellStart"/>
             <w:r>
               <w:rPr>
                 <w:sz w:val="18"/>
                 <w:szCs w:val="18"/>
               </w:rPr>
-              <w:t>Documentation du projet</w:t>
-            </w:r>
-          </w:p>
-          <w:p>
-            <w:pPr>
+              <w:t>création</w:t>
+            </w:r>
+            <w:proofErr w:type="spellEnd"/>
+            <w:r>
               <w:rPr>
                 <w:sz w:val="18"/>
                 <w:szCs w:val="18"/>
-                <w:lang w:val="fr-CA"/>
-              </w:rPr>
-            </w:pPr>
-          </w:p>
-          <w:p>
-            <w:pPr>
-              <w:rPr>
-                <w:sz w:val="20"/>
-                <w:szCs w:val="20"/>
-                <w:lang w:val="fr-CA"/>
-              </w:rPr>
-            </w:pPr>
-          </w:p>
-        </w:tc>
-        <w:tc>
-          <w:tcPr>
-            <w:tcW w:w="3408" w:type="dxa"/>
-            <w:tcMar>
-              <w:top w:w="100" w:type="dxa"/>
-              <w:left w:w="100" w:type="dxa"/>
-              <w:bottom w:w="100" w:type="dxa"/>
-              <w:right w:w="100" w:type="dxa"/>
-            </w:tcMar>
-          </w:tcPr>
-          <w:p>
-            <w:pPr>
-              <w:numPr>
-                <w:ilvl w:val="0"/>
-                <w:numId w:val="19"/>
-              </w:numPr>
+              </w:rPr>
+              <w:t xml:space="preserve"> du </w:t>
+            </w:r>
+            <w:proofErr w:type="spellStart"/>
+            <w:r>
               <w:rPr>
                 <w:sz w:val="18"/>
                 <w:szCs w:val="18"/>
               </w:rPr>
-            </w:pPr>
+              <w:t>dictionnaire</w:t>
+            </w:r>
+            <w:proofErr w:type="spellEnd"/>
             <w:r>
               <w:rPr>
                 <w:sz w:val="18"/>
                 <w:szCs w:val="18"/>
               </w:rPr>
-              <w:t xml:space="preserve">Préparation et analyse des données </w:t>
-            </w:r>
-          </w:p>
-          <w:p>
-            <w:pPr>
-              <w:numPr>
-                <w:ilvl w:val="0"/>
-                <w:numId w:val="19"/>
-              </w:numPr>
+              <w:t xml:space="preserve"> de données; </w:t>
+            </w:r>
+            <w:proofErr w:type="spellStart"/>
+            <w:r>
               <w:rPr>
                 <w:sz w:val="18"/>
                 <w:szCs w:val="18"/>
               </w:rPr>
-            </w:pPr>
+              <w:t>suivi</w:t>
+            </w:r>
+            <w:proofErr w:type="spellEnd"/>
             <w:r>
               <w:rPr>
                 <w:sz w:val="18"/>
                 <w:szCs w:val="18"/>
               </w:rPr>
-              <w:t xml:space="preserve">Modélisation </w:t>
-            </w:r>
-          </w:p>
-          <w:p>
-            <w:pPr>
-              <w:numPr>
-                <w:ilvl w:val="0"/>
-                <w:numId w:val="19"/>
-              </w:numPr>
-              <w:rPr>
-                <w:sz w:val="18"/>
-                <w:szCs w:val="18"/>
-              </w:rPr>
-            </w:pPr>
-            <w:r>
-              <w:rPr>
-                <w:sz w:val="18"/>
-                <w:szCs w:val="18"/>
-              </w:rPr>
-              <w:t xml:space="preserve">Évaluation des modèles </w:t>
-            </w:r>
-          </w:p>
-          <w:p>
-            <w:pPr>
-              <w:numPr>
-                <w:ilvl w:val="0"/>
-                <w:numId w:val="19"/>
-              </w:numPr>
-              <w:rPr>
-                <w:sz w:val="18"/>
-                <w:szCs w:val="18"/>
-              </w:rPr>
-            </w:pPr>
-            <w:r>
-              <w:rPr>
-                <w:sz w:val="18"/>
-                <w:szCs w:val="18"/>
-              </w:rPr>
-              <w:t xml:space="preserve">Documentation du projet </w:t>
-            </w:r>
-          </w:p>
-          <w:p>
-            <w:pPr>
-              <w:rPr>
-                <w:sz w:val="18"/>
-                <w:szCs w:val="18"/>
-                <w:lang w:val="fr-CA"/>
-              </w:rPr>
-            </w:pPr>
+              <w:t xml:space="preserve"> du cahier de charges.</w:t>
+            </w:r>
           </w:p>
         </w:tc>
       </w:tr>
@@ -8133,8 +8491,19 @@
                 <w:sz w:val="20"/>
                 <w:szCs w:val="20"/>
               </w:rPr>
-              <w:t>Auteur / organisation</w:t>
-            </w:r>
+              <w:t xml:space="preserve">Auteur / </w:t>
+            </w:r>
+            <w:proofErr w:type="spellStart"/>
+            <w:r>
+              <w:rPr>
+                <w:b/>
+                <w:bCs/>
+                <w:sz w:val="20"/>
+                <w:szCs w:val="20"/>
+              </w:rPr>
+              <w:t>organisation</w:t>
+            </w:r>
+            <w:proofErr w:type="spellEnd"/>
           </w:p>
         </w:tc>
         <w:tc>
@@ -8238,7 +8607,25 @@
                 <w:szCs w:val="20"/>
                 <w:lang w:val="fr-CA"/>
               </w:rPr>
-              <w:t>(lien dans la source, no</w:t>
+              <w:t>(</w:t>
+            </w:r>
+            <w:proofErr w:type="gramStart"/>
+            <w:r>
+              <w:rPr>
+                <w:sz w:val="20"/>
+                <w:szCs w:val="20"/>
+                <w:lang w:val="fr-CA"/>
+              </w:rPr>
+              <w:t>lien</w:t>
+            </w:r>
+            <w:proofErr w:type="gramEnd"/>
+            <w:r>
+              <w:rPr>
+                <w:sz w:val="20"/>
+                <w:szCs w:val="20"/>
+                <w:lang w:val="fr-CA"/>
+              </w:rPr>
+              <w:t xml:space="preserve"> dans la source, no</w:t>
             </w:r>
             <w:r>
               <w:rPr>
@@ -8351,32 +8738,63 @@
                 <w:sz w:val="20"/>
                 <w:szCs w:val="20"/>
               </w:rPr>
-              <w:t>Conditions d’utilisation / accès</w:t>
-            </w:r>
-          </w:p>
-        </w:tc>
-        <w:tc>
-          <w:tcPr>
-            <w:tcW w:w="5810" w:type="dxa"/>
-            <w:tcMar>
-              <w:top w:w="100" w:type="dxa"/>
-              <w:left w:w="100" w:type="dxa"/>
-              <w:bottom w:w="100" w:type="dxa"/>
-              <w:right w:w="100" w:type="dxa"/>
-            </w:tcMar>
-          </w:tcPr>
-          <w:p>
-            <w:pPr>
-              <w:rPr>
+              <w:t xml:space="preserve">Conditions </w:t>
+            </w:r>
+            <w:proofErr w:type="spellStart"/>
+            <w:r>
+              <w:rPr>
+                <w:b/>
+                <w:bCs/>
                 <w:sz w:val="20"/>
                 <w:szCs w:val="20"/>
               </w:rPr>
-            </w:pPr>
-            <w:r>
-              <w:rPr>
+              <w:t>d’utilisation</w:t>
+            </w:r>
+            <w:proofErr w:type="spellEnd"/>
+            <w:r>
+              <w:rPr>
+                <w:b/>
+                <w:bCs/>
                 <w:sz w:val="20"/>
                 <w:szCs w:val="20"/>
               </w:rPr>
+              <w:t xml:space="preserve"> / </w:t>
+            </w:r>
+            <w:proofErr w:type="spellStart"/>
+            <w:r>
+              <w:rPr>
+                <w:b/>
+                <w:bCs/>
+                <w:sz w:val="20"/>
+                <w:szCs w:val="20"/>
+              </w:rPr>
+              <w:t>accès</w:t>
+            </w:r>
+            <w:proofErr w:type="spellEnd"/>
+          </w:p>
+        </w:tc>
+        <w:tc>
+          <w:tcPr>
+            <w:tcW w:w="5810" w:type="dxa"/>
+            <w:tcMar>
+              <w:top w:w="100" w:type="dxa"/>
+              <w:left w:w="100" w:type="dxa"/>
+              <w:bottom w:w="100" w:type="dxa"/>
+              <w:right w:w="100" w:type="dxa"/>
+            </w:tcMar>
+          </w:tcPr>
+          <w:p>
+            <w:pPr>
+              <w:rPr>
+                <w:sz w:val="20"/>
+                <w:szCs w:val="20"/>
+              </w:rPr>
+            </w:pPr>
+            <w:r>
+              <w:rPr>
+                <w:sz w:val="20"/>
+                <w:szCs w:val="20"/>
+              </w:rPr>
               <w:t xml:space="preserve"> </w:t>
             </w:r>
             <w:r>
@@ -8384,8 +8802,17 @@
                 <w:sz w:val="18"/>
                 <w:szCs w:val="18"/>
               </w:rPr>
-              <w:t>Données publique et gratuite</w:t>
-            </w:r>
+              <w:t xml:space="preserve">Données publique et </w:t>
+            </w:r>
+            <w:proofErr w:type="spellStart"/>
+            <w:r>
+              <w:rPr>
+                <w:sz w:val="18"/>
+                <w:szCs w:val="18"/>
+              </w:rPr>
+              <w:t>gratuite</w:t>
+            </w:r>
+            <w:proofErr w:type="spellEnd"/>
           </w:p>
         </w:tc>
       </w:tr>
@@ -8661,8 +9088,19 @@
                 <w:sz w:val="20"/>
                 <w:szCs w:val="20"/>
               </w:rPr>
-              <w:t>Auteur / organisation</w:t>
-            </w:r>
+              <w:t xml:space="preserve">Auteur / </w:t>
+            </w:r>
+            <w:proofErr w:type="spellStart"/>
+            <w:r>
+              <w:rPr>
+                <w:b/>
+                <w:bCs/>
+                <w:sz w:val="20"/>
+                <w:szCs w:val="20"/>
+              </w:rPr>
+              <w:t>organisation</w:t>
+            </w:r>
+            <w:proofErr w:type="spellEnd"/>
           </w:p>
         </w:tc>
         <w:tc>
@@ -8895,8 +9333,39 @@
                 <w:sz w:val="20"/>
                 <w:szCs w:val="20"/>
               </w:rPr>
-              <w:t>Conditions d’utilisation / accès</w:t>
-            </w:r>
+              <w:t xml:space="preserve">Conditions </w:t>
+            </w:r>
+            <w:proofErr w:type="spellStart"/>
+            <w:r>
+              <w:rPr>
+                <w:b/>
+                <w:bCs/>
+                <w:sz w:val="20"/>
+                <w:szCs w:val="20"/>
+              </w:rPr>
+              <w:t>d’utilisation</w:t>
+            </w:r>
+            <w:proofErr w:type="spellEnd"/>
+            <w:r>
+              <w:rPr>
+                <w:b/>
+                <w:bCs/>
+                <w:sz w:val="20"/>
+                <w:szCs w:val="20"/>
+              </w:rPr>
+              <w:t xml:space="preserve"> / </w:t>
+            </w:r>
+            <w:proofErr w:type="spellStart"/>
+            <w:r>
+              <w:rPr>
+                <w:b/>
+                <w:bCs/>
+                <w:sz w:val="20"/>
+                <w:szCs w:val="20"/>
+              </w:rPr>
+              <w:t>accès</w:t>
+            </w:r>
+            <w:proofErr w:type="spellEnd"/>
           </w:p>
         </w:tc>
         <w:tc>
@@ -8946,7 +9415,15 @@
       <w:bookmarkStart w:id="17" w:name="_Toc1080090942"/>
       <w:r>
         <w:lastRenderedPageBreak/>
-        <w:t>4.2 Description générale des données</w:t>
+        <w:t xml:space="preserve">4.2 Description </w:t>
+      </w:r>
+      <w:proofErr w:type="spellStart"/>
+      <w:r>
+        <w:t>générale</w:t>
+      </w:r>
+      <w:proofErr w:type="spellEnd"/>
+      <w:r>
+        <w:t xml:space="preserve"> des données</w:t>
       </w:r>
       <w:bookmarkEnd w:id="17"/>
     </w:p>
@@ -9174,7 +9651,15 @@
       </w:pPr>
       <w:bookmarkStart w:id="20" w:name="_Toc43724186"/>
       <w:r>
-        <w:t>5.1 Principaux constats</w:t>
+        <w:t xml:space="preserve">5.1 </w:t>
+      </w:r>
+      <w:proofErr w:type="spellStart"/>
+      <w:r>
+        <w:t>Principaux</w:t>
+      </w:r>
+      <w:proofErr w:type="spellEnd"/>
+      <w:r>
+        <w:t xml:space="preserve"> constats</w:t>
       </w:r>
       <w:bookmarkEnd w:id="20"/>
     </w:p>
@@ -9950,23 +10435,59 @@
           <w:szCs w:val="18"/>
           <w:lang w:val="fr-CA"/>
         </w:rPr>
-        <w:t xml:space="preserve">- Vérifier que le dataset ne contient </w:t>
-      </w:r>
+        <w:t xml:space="preserve">- Vérifier que le </w:t>
+      </w:r>
+      <w:proofErr w:type="spellStart"/>
       <w:r>
         <w:rPr>
           <w:sz w:val="18"/>
           <w:szCs w:val="18"/>
           <w:lang w:val="fr-CA"/>
         </w:rPr>
-        <w:t>pas de</w:t>
-      </w:r>
+        <w:t>dataset</w:t>
+      </w:r>
+      <w:proofErr w:type="spellEnd"/>
       <w:r>
         <w:rPr>
           <w:sz w:val="18"/>
           <w:szCs w:val="18"/>
           <w:lang w:val="fr-CA"/>
         </w:rPr>
-        <w:t xml:space="preserve"> données qui peuvent faire du dataleak.</w:t>
+        <w:t xml:space="preserve"> ne contient </w:t>
+      </w:r>
+      <w:r>
+        <w:rPr>
+          <w:sz w:val="18"/>
+          <w:szCs w:val="18"/>
+          <w:lang w:val="fr-CA"/>
+        </w:rPr>
+        <w:t>pas de</w:t>
+      </w:r>
+      <w:r>
+        <w:rPr>
+          <w:sz w:val="18"/>
+          <w:szCs w:val="18"/>
+          <w:lang w:val="fr-CA"/>
+        </w:rPr>
+        <w:t xml:space="preserve"> données qui peuvent faire du </w:t>
+      </w:r>
+      <w:proofErr w:type="spellStart"/>
+      <w:r>
+        <w:rPr>
+          <w:sz w:val="18"/>
+          <w:szCs w:val="18"/>
+          <w:lang w:val="fr-CA"/>
+        </w:rPr>
+        <w:t>dataleak</w:t>
+      </w:r>
+      <w:proofErr w:type="spellEnd"/>
+      <w:r>
+        <w:rPr>
+          <w:sz w:val="18"/>
+          <w:szCs w:val="18"/>
+          <w:lang w:val="fr-CA"/>
+        </w:rPr>
+        <w:t>.</w:t>
       </w:r>
     </w:p>
     <w:p>
@@ -10215,6 +10736,7 @@
             <w:pPr>
               <w:jc w:val="center"/>
             </w:pPr>
+            <w:proofErr w:type="spellStart"/>
             <w:r>
               <w:rPr>
                 <w:b/>
@@ -10222,6 +10744,7 @@
               </w:rPr>
               <w:t>Exemple</w:t>
             </w:r>
+            <w:proofErr w:type="spellEnd"/>
           </w:p>
         </w:tc>
         <w:tc>
@@ -10240,13 +10763,24 @@
             <w:pPr>
               <w:jc w:val="center"/>
             </w:pPr>
+            <w:proofErr w:type="spellStart"/>
+            <w:proofErr w:type="gramStart"/>
             <w:r>
               <w:rPr>
                 <w:b/>
                 <w:sz w:val="19"/>
               </w:rPr>
-              <w:t>Utilisée ?</w:t>
-            </w:r>
+              <w:t>Utilisée</w:t>
+            </w:r>
+            <w:proofErr w:type="spellEnd"/>
+            <w:r>
+              <w:rPr>
+                <w:b/>
+                <w:sz w:val="19"/>
+              </w:rPr>
+              <w:t xml:space="preserve"> ?</w:t>
+            </w:r>
+            <w:proofErr w:type="gramEnd"/>
           </w:p>
         </w:tc>
       </w:tr>
@@ -10328,14 +10862,30 @@
               <w:rPr>
                 <w:sz w:val="19"/>
               </w:rPr>
-              <w:t xml:space="preserve">Ou l’avion est </w:t>
-            </w:r>
+              <w:t xml:space="preserve">Ou </w:t>
+            </w:r>
+            <w:proofErr w:type="spellStart"/>
+            <w:r>
+              <w:rPr>
+                <w:sz w:val="19"/>
+              </w:rPr>
+              <w:t>l’avion</w:t>
+            </w:r>
+            <w:proofErr w:type="spellEnd"/>
+            <w:r>
+              <w:rPr>
+                <w:sz w:val="19"/>
+              </w:rPr>
+              <w:t xml:space="preserve"> est </w:t>
+            </w:r>
+            <w:proofErr w:type="spellStart"/>
             <w:r>
               <w:rPr>
                 <w:sz w:val="19"/>
               </w:rPr>
               <w:t>partie</w:t>
             </w:r>
+            <w:proofErr w:type="spellEnd"/>
           </w:p>
         </w:tc>
         <w:tc>
@@ -10359,8 +10909,16 @@
               <w:rPr>
                 <w:sz w:val="19"/>
               </w:rPr>
-              <w:t>Los angeles</w:t>
-            </w:r>
+              <w:t xml:space="preserve">Los </w:t>
+            </w:r>
+            <w:proofErr w:type="spellStart"/>
+            <w:r>
+              <w:rPr>
+                <w:sz w:val="19"/>
+              </w:rPr>
+              <w:t>angeles</w:t>
+            </w:r>
+            <w:proofErr w:type="spellEnd"/>
           </w:p>
         </w:tc>
         <w:tc>
@@ -10465,7 +11023,21 @@
               <w:rPr>
                 <w:sz w:val="19"/>
               </w:rPr>
-              <w:t xml:space="preserve">Le mois </w:t>
+              <w:t xml:space="preserve">Le </w:t>
+            </w:r>
+            <w:proofErr w:type="spellStart"/>
+            <w:r>
+              <w:rPr>
+                <w:sz w:val="19"/>
+              </w:rPr>
+              <w:t>mois</w:t>
+            </w:r>
+            <w:proofErr w:type="spellEnd"/>
+            <w:r>
+              <w:rPr>
+                <w:sz w:val="19"/>
+              </w:rPr>
+              <w:t xml:space="preserve"> </w:t>
             </w:r>
           </w:p>
         </w:tc>
@@ -10720,6 +11292,7 @@
               </w:rPr>
               <w:t xml:space="preserve"> </w:t>
             </w:r>
+            <w:proofErr w:type="spellStart"/>
             <w:r>
               <w:rPr>
                 <w:sz w:val="19"/>
@@ -10727,6 +11300,7 @@
               </w:rPr>
               <w:t>Dest_city_name</w:t>
             </w:r>
+            <w:proofErr w:type="spellEnd"/>
           </w:p>
         </w:tc>
         <w:tc>
@@ -10752,6 +11326,8 @@
               </w:rPr>
               <w:t xml:space="preserve"> </w:t>
             </w:r>
+            <w:proofErr w:type="spellStart"/>
+            <w:proofErr w:type="gramStart"/>
             <w:r>
               <w:rPr>
                 <w:sz w:val="19"/>
@@ -10759,6 +11335,8 @@
               </w:rPr>
               <w:t>object</w:t>
             </w:r>
+            <w:proofErr w:type="spellEnd"/>
+            <w:proofErr w:type="gramEnd"/>
           </w:p>
         </w:tc>
         <w:tc>
@@ -10782,7 +11360,23 @@
                 <w:sz w:val="19"/>
                 <w:lang w:val="fr-CA"/>
               </w:rPr>
-              <w:t>L’endroit ou le vol se dirige.</w:t>
+              <w:t xml:space="preserve">L’endroit </w:t>
+            </w:r>
+            <w:proofErr w:type="spellStart"/>
+            <w:r>
+              <w:rPr>
+                <w:sz w:val="19"/>
+                <w:lang w:val="fr-CA"/>
+              </w:rPr>
+              <w:t>ou</w:t>
+            </w:r>
+            <w:proofErr w:type="spellEnd"/>
+            <w:r>
+              <w:rPr>
+                <w:sz w:val="19"/>
+                <w:lang w:val="fr-CA"/>
+              </w:rPr>
+              <w:t xml:space="preserve"> le vol se dirige.</w:t>
             </w:r>
           </w:p>
         </w:tc>
@@ -11140,13 +11734,31 @@
             <w:pPr>
               <w:jc w:val="center"/>
             </w:pPr>
+            <w:proofErr w:type="spellStart"/>
             <w:r>
               <w:rPr>
                 <w:b/>
                 <w:sz w:val="19"/>
               </w:rPr>
-              <w:t>Tâches prévues</w:t>
-            </w:r>
+              <w:t>Tâches</w:t>
+            </w:r>
+            <w:proofErr w:type="spellEnd"/>
+            <w:r>
+              <w:rPr>
+                <w:b/>
+                <w:sz w:val="19"/>
+              </w:rPr>
+              <w:t xml:space="preserve"> </w:t>
+            </w:r>
+            <w:proofErr w:type="spellStart"/>
+            <w:r>
+              <w:rPr>
+                <w:b/>
+                <w:sz w:val="19"/>
+              </w:rPr>
+              <w:t>prévues</w:t>
+            </w:r>
+            <w:proofErr w:type="spellEnd"/>
           </w:p>
         </w:tc>
         <w:tc>
@@ -11165,12 +11777,21 @@
             <w:pPr>
               <w:jc w:val="center"/>
             </w:pPr>
+            <w:proofErr w:type="spellStart"/>
             <w:r>
               <w:rPr>
                 <w:b/>
                 <w:sz w:val="19"/>
               </w:rPr>
-              <w:t>Responsable(s)</w:t>
+              <w:t>Responsable</w:t>
+            </w:r>
+            <w:proofErr w:type="spellEnd"/>
+            <w:r>
+              <w:rPr>
+                <w:b/>
+                <w:sz w:val="19"/>
+              </w:rPr>
+              <w:t>(s)</w:t>
             </w:r>
           </w:p>
         </w:tc>
@@ -11190,13 +11811,31 @@
             <w:pPr>
               <w:jc w:val="center"/>
             </w:pPr>
+            <w:proofErr w:type="spellStart"/>
             <w:r>
               <w:rPr>
                 <w:b/>
                 <w:sz w:val="19"/>
               </w:rPr>
-              <w:t>Échéance prévue</w:t>
-            </w:r>
+              <w:t>Échéance</w:t>
+            </w:r>
+            <w:proofErr w:type="spellEnd"/>
+            <w:r>
+              <w:rPr>
+                <w:b/>
+                <w:sz w:val="19"/>
+              </w:rPr>
+              <w:t xml:space="preserve"> </w:t>
+            </w:r>
+            <w:proofErr w:type="spellStart"/>
+            <w:r>
+              <w:rPr>
+                <w:b/>
+                <w:sz w:val="19"/>
+              </w:rPr>
+              <w:t>prévue</w:t>
+            </w:r>
+            <w:proofErr w:type="spellEnd"/>
           </w:p>
         </w:tc>
         <w:tc>
@@ -11247,13 +11886,31 @@
                 <w:szCs w:val="21"/>
               </w:rPr>
             </w:pPr>
+            <w:proofErr w:type="spellStart"/>
             <w:r>
               <w:rPr>
                 <w:sz w:val="18"/>
                 <w:szCs w:val="21"/>
               </w:rPr>
-              <w:t>Définition du problème</w:t>
-            </w:r>
+              <w:t>Définition</w:t>
+            </w:r>
+            <w:proofErr w:type="spellEnd"/>
+            <w:r>
+              <w:rPr>
+                <w:sz w:val="18"/>
+                <w:szCs w:val="21"/>
+              </w:rPr>
+              <w:t xml:space="preserve"> du </w:t>
+            </w:r>
+            <w:proofErr w:type="spellStart"/>
+            <w:r>
+              <w:rPr>
+                <w:sz w:val="18"/>
+                <w:szCs w:val="21"/>
+              </w:rPr>
+              <w:t>problème</w:t>
+            </w:r>
+            <w:proofErr w:type="spellEnd"/>
           </w:p>
         </w:tc>
         <w:tc>
@@ -11449,12 +12106,21 @@
               </w:rPr>
               <w:t xml:space="preserve"> </w:t>
             </w:r>
+            <w:proofErr w:type="spellStart"/>
             <w:r>
               <w:rPr>
                 <w:sz w:val="18"/>
                 <w:szCs w:val="21"/>
               </w:rPr>
-              <w:t>Collecte des données</w:t>
+              <w:t>Collecte</w:t>
+            </w:r>
+            <w:proofErr w:type="spellEnd"/>
+            <w:r>
+              <w:rPr>
+                <w:sz w:val="18"/>
+                <w:szCs w:val="21"/>
+              </w:rPr>
+              <w:t xml:space="preserve"> des données</w:t>
             </w:r>
           </w:p>
         </w:tc>
@@ -11792,12 +12458,21 @@
                 <w:szCs w:val="21"/>
               </w:rPr>
             </w:pPr>
+            <w:proofErr w:type="spellStart"/>
             <w:r>
               <w:rPr>
                 <w:sz w:val="18"/>
                 <w:szCs w:val="21"/>
               </w:rPr>
-              <w:t>Préparation des données</w:t>
+              <w:t>Préparation</w:t>
+            </w:r>
+            <w:proofErr w:type="spellEnd"/>
+            <w:r>
+              <w:rPr>
+                <w:sz w:val="18"/>
+                <w:szCs w:val="21"/>
+              </w:rPr>
+              <w:t xml:space="preserve"> des données</w:t>
             </w:r>
           </w:p>
         </w:tc>
@@ -11900,8 +12575,17 @@
                 <w:sz w:val="18"/>
                 <w:szCs w:val="21"/>
               </w:rPr>
-              <w:t>11 novembre</w:t>
-            </w:r>
+              <w:t xml:space="preserve">11 </w:t>
+            </w:r>
+            <w:proofErr w:type="spellStart"/>
+            <w:r>
+              <w:rPr>
+                <w:sz w:val="18"/>
+                <w:szCs w:val="21"/>
+              </w:rPr>
+              <w:t>novembre</w:t>
+            </w:r>
+            <w:proofErr w:type="spellEnd"/>
           </w:p>
         </w:tc>
         <w:tc>
@@ -11965,8 +12649,17 @@
                 <w:sz w:val="18"/>
                 <w:szCs w:val="21"/>
               </w:rPr>
-              <w:t xml:space="preserve"> Modélisation</w:t>
-            </w:r>
+              <w:t xml:space="preserve"> </w:t>
+            </w:r>
+            <w:proofErr w:type="spellStart"/>
+            <w:r>
+              <w:rPr>
+                <w:sz w:val="18"/>
+                <w:szCs w:val="21"/>
+              </w:rPr>
+              <w:t>Modélisation</w:t>
+            </w:r>
+            <w:proofErr w:type="spellEnd"/>
           </w:p>
         </w:tc>
         <w:tc>
@@ -12068,8 +12761,17 @@
                 <w:sz w:val="18"/>
                 <w:szCs w:val="21"/>
               </w:rPr>
-              <w:t>11 novembre</w:t>
-            </w:r>
+              <w:t xml:space="preserve">11 </w:t>
+            </w:r>
+            <w:proofErr w:type="spellStart"/>
+            <w:r>
+              <w:rPr>
+                <w:sz w:val="18"/>
+                <w:szCs w:val="21"/>
+              </w:rPr>
+              <w:t>novembre</w:t>
+            </w:r>
+            <w:proofErr w:type="spellEnd"/>
           </w:p>
         </w:tc>
         <w:tc>
@@ -12128,11 +12830,19 @@
               </w:rPr>
               <w:t xml:space="preserve"> </w:t>
             </w:r>
-            <w:r>
-              <w:rPr>
-                <w:sz w:val="19"/>
-              </w:rPr>
-              <w:t xml:space="preserve">Évaluation et </w:t>
+            <w:proofErr w:type="spellStart"/>
+            <w:r>
+              <w:rPr>
+                <w:sz w:val="19"/>
+              </w:rPr>
+              <w:t>Évaluation</w:t>
+            </w:r>
+            <w:proofErr w:type="spellEnd"/>
+            <w:r>
+              <w:rPr>
+                <w:sz w:val="19"/>
+              </w:rPr>
+              <w:t xml:space="preserve"> et </w:t>
             </w:r>
             <w:r>
               <w:rPr>
@@ -12221,8 +12931,17 @@
                 <w:sz w:val="18"/>
                 <w:szCs w:val="21"/>
               </w:rPr>
-              <w:t>11 novembre</w:t>
-            </w:r>
+              <w:t xml:space="preserve">11 </w:t>
+            </w:r>
+            <w:proofErr w:type="spellStart"/>
+            <w:r>
+              <w:rPr>
+                <w:sz w:val="18"/>
+                <w:szCs w:val="21"/>
+              </w:rPr>
+              <w:t>novembre</w:t>
+            </w:r>
+            <w:proofErr w:type="spellEnd"/>
           </w:p>
         </w:tc>
         <w:tc>
@@ -12273,6 +12992,7 @@
                 <w:szCs w:val="21"/>
               </w:rPr>
             </w:pPr>
+            <w:proofErr w:type="spellStart"/>
             <w:r>
               <w:rPr>
                 <w:sz w:val="18"/>
@@ -12280,6 +13000,7 @@
               </w:rPr>
               <w:t>Déploiement</w:t>
             </w:r>
+            <w:proofErr w:type="spellEnd"/>
           </w:p>
         </w:tc>
         <w:tc>
@@ -12440,8 +13161,17 @@
                 <w:sz w:val="18"/>
                 <w:szCs w:val="21"/>
               </w:rPr>
-              <w:t>9 décembre</w:t>
-            </w:r>
+              <w:t xml:space="preserve">9 </w:t>
+            </w:r>
+            <w:proofErr w:type="spellStart"/>
+            <w:r>
+              <w:rPr>
+                <w:sz w:val="18"/>
+                <w:szCs w:val="21"/>
+              </w:rPr>
+              <w:t>décembre</w:t>
+            </w:r>
+            <w:proofErr w:type="spellEnd"/>
           </w:p>
         </w:tc>
         <w:tc>
@@ -12597,8 +13327,17 @@
                 <w:sz w:val="18"/>
                 <w:szCs w:val="21"/>
               </w:rPr>
-              <w:t>16 décembre</w:t>
-            </w:r>
+              <w:t xml:space="preserve">16 </w:t>
+            </w:r>
+            <w:proofErr w:type="spellStart"/>
+            <w:r>
+              <w:rPr>
+                <w:sz w:val="18"/>
+                <w:szCs w:val="21"/>
+              </w:rPr>
+              <w:t>décembre</w:t>
+            </w:r>
+            <w:proofErr w:type="spellEnd"/>
           </w:p>
         </w:tc>
         <w:tc>
@@ -12683,7 +13422,43 @@
           <w:szCs w:val="20"/>
           <w:lang w:val="fr-CA"/>
         </w:rPr>
-        <w:t>Nous avons défini le problème, les objectifs et le périmètre du projet. Nous avons aussi réparti les tâches entre les membres de l’équipe. Pour finir, nous avons regarder les jeu de données.</w:t>
+        <w:t xml:space="preserve">Nous avons défini le problème, les objectifs et le périmètre du projet. Nous avons aussi réparti les tâches entre les membres de l’équipe. Pour finir, nous avons </w:t>
+      </w:r>
+      <w:proofErr w:type="spellStart"/>
+      <w:r>
+        <w:rPr>
+          <w:sz w:val="18"/>
+          <w:szCs w:val="20"/>
+          <w:lang w:val="fr-CA"/>
+        </w:rPr>
+        <w:t>regarder</w:t>
+      </w:r>
+      <w:proofErr w:type="spellEnd"/>
+      <w:r>
+        <w:rPr>
+          <w:sz w:val="18"/>
+          <w:szCs w:val="20"/>
+          <w:lang w:val="fr-CA"/>
+        </w:rPr>
+        <w:t xml:space="preserve"> </w:t>
+      </w:r>
+      <w:proofErr w:type="gramStart"/>
+      <w:r>
+        <w:rPr>
+          <w:sz w:val="18"/>
+          <w:szCs w:val="20"/>
+          <w:lang w:val="fr-CA"/>
+        </w:rPr>
+        <w:t>les jeu</w:t>
+      </w:r>
+      <w:proofErr w:type="gramEnd"/>
+      <w:r>
+        <w:rPr>
+          <w:sz w:val="18"/>
+          <w:szCs w:val="20"/>
+          <w:lang w:val="fr-CA"/>
+        </w:rPr>
+        <w:t xml:space="preserve"> de données.</w:t>
       </w:r>
     </w:p>
     <w:p>
@@ -12885,7 +13660,25 @@
           <w:szCs w:val="18"/>
           <w:lang w:val="fr-CA"/>
         </w:rPr>
-        <w:t xml:space="preserve">vérifier si le dataset est </w:t>
+        <w:t xml:space="preserve">vérifier si le </w:t>
+      </w:r>
+      <w:proofErr w:type="spellStart"/>
+      <w:r>
+        <w:rPr>
+          <w:sz w:val="18"/>
+          <w:szCs w:val="18"/>
+          <w:lang w:val="fr-CA"/>
+        </w:rPr>
+        <w:t>dataset</w:t>
+      </w:r>
+      <w:proofErr w:type="spellEnd"/>
+      <w:r>
+        <w:rPr>
+          <w:sz w:val="18"/>
+          <w:szCs w:val="18"/>
+          <w:lang w:val="fr-CA"/>
+        </w:rPr>
+        <w:t xml:space="preserve"> est </w:t>
       </w:r>
       <w:r>
         <w:rPr>
@@ -13249,13 +14042,31 @@
             <w:pPr>
               <w:jc w:val="center"/>
             </w:pPr>
+            <w:proofErr w:type="spellStart"/>
             <w:r>
               <w:rPr>
                 <w:b/>
                 <w:sz w:val="19"/>
               </w:rPr>
-              <w:t>Élément modifié</w:t>
-            </w:r>
+              <w:t>Élément</w:t>
+            </w:r>
+            <w:proofErr w:type="spellEnd"/>
+            <w:r>
+              <w:rPr>
+                <w:b/>
+                <w:sz w:val="19"/>
+              </w:rPr>
+              <w:t xml:space="preserve"> </w:t>
+            </w:r>
+            <w:proofErr w:type="spellStart"/>
+            <w:r>
+              <w:rPr>
+                <w:b/>
+                <w:sz w:val="19"/>
+              </w:rPr>
+              <w:t>modifié</w:t>
+            </w:r>
+            <w:proofErr w:type="spellEnd"/>
           </w:p>
         </w:tc>
         <w:tc>
@@ -13279,8 +14090,33 @@
                 <w:b/>
                 <w:sz w:val="19"/>
               </w:rPr>
-              <w:t>Ce qui était prévu</w:t>
-            </w:r>
+              <w:t xml:space="preserve">Ce qui </w:t>
+            </w:r>
+            <w:proofErr w:type="spellStart"/>
+            <w:r>
+              <w:rPr>
+                <w:b/>
+                <w:sz w:val="19"/>
+              </w:rPr>
+              <w:t>était</w:t>
+            </w:r>
+            <w:proofErr w:type="spellEnd"/>
+            <w:r>
+              <w:rPr>
+                <w:b/>
+                <w:sz w:val="19"/>
+              </w:rPr>
+              <w:t xml:space="preserve"> </w:t>
+            </w:r>
+            <w:proofErr w:type="spellStart"/>
+            <w:r>
+              <w:rPr>
+                <w:b/>
+                <w:sz w:val="19"/>
+              </w:rPr>
+              <w:t>prévu</w:t>
+            </w:r>
+            <w:proofErr w:type="spellEnd"/>
           </w:p>
         </w:tc>
         <w:tc>
@@ -13304,8 +14140,17 @@
                 <w:b/>
                 <w:sz w:val="19"/>
               </w:rPr>
-              <w:t>Ce qui a changé</w:t>
-            </w:r>
+              <w:t xml:space="preserve">Ce qui a </w:t>
+            </w:r>
+            <w:proofErr w:type="spellStart"/>
+            <w:r>
+              <w:rPr>
+                <w:b/>
+                <w:sz w:val="19"/>
+              </w:rPr>
+              <w:t>changé</w:t>
+            </w:r>
+            <w:proofErr w:type="spellEnd"/>
           </w:p>
         </w:tc>
         <w:tc>
@@ -13324,13 +14169,24 @@
             <w:pPr>
               <w:jc w:val="center"/>
             </w:pPr>
+            <w:proofErr w:type="spellStart"/>
+            <w:proofErr w:type="gramStart"/>
             <w:r>
               <w:rPr>
                 <w:b/>
                 <w:sz w:val="19"/>
               </w:rPr>
-              <w:t>Pourquoi ?</w:t>
-            </w:r>
+              <w:t>Pourquoi</w:t>
+            </w:r>
+            <w:proofErr w:type="spellEnd"/>
+            <w:r>
+              <w:rPr>
+                <w:b/>
+                <w:sz w:val="19"/>
+              </w:rPr>
+              <w:t xml:space="preserve"> ?</w:t>
+            </w:r>
+            <w:proofErr w:type="gramEnd"/>
           </w:p>
         </w:tc>
       </w:tr>
@@ -13675,7 +14531,15 @@
       </w:pPr>
       <w:bookmarkStart w:id="27" w:name="_Toc2082795802"/>
       <w:r>
-        <w:t>10. Préparation des données</w:t>
+        <w:t xml:space="preserve">10. </w:t>
+      </w:r>
+      <w:proofErr w:type="spellStart"/>
+      <w:r>
+        <w:t>Préparation</w:t>
+      </w:r>
+      <w:proofErr w:type="spellEnd"/>
+      <w:r>
+        <w:t xml:space="preserve"> des données</w:t>
       </w:r>
       <w:bookmarkEnd w:id="27"/>
     </w:p>
@@ -13732,8 +14596,17 @@
                 <w:b/>
                 <w:sz w:val="19"/>
               </w:rPr>
-              <w:t>Action réalisée</w:t>
-            </w:r>
+              <w:t xml:space="preserve">Action </w:t>
+            </w:r>
+            <w:proofErr w:type="spellStart"/>
+            <w:r>
+              <w:rPr>
+                <w:b/>
+                <w:sz w:val="19"/>
+              </w:rPr>
+              <w:t>réalisée</w:t>
+            </w:r>
+            <w:proofErr w:type="spellEnd"/>
           </w:p>
         </w:tc>
         <w:tc>
@@ -13752,13 +14625,56 @@
             <w:pPr>
               <w:jc w:val="center"/>
             </w:pPr>
+            <w:proofErr w:type="spellStart"/>
             <w:r>
               <w:rPr>
                 <w:b/>
                 <w:sz w:val="19"/>
               </w:rPr>
-              <w:t>Pourquoi était-elle nécessaire ?</w:t>
-            </w:r>
+              <w:t>Pourquoi</w:t>
+            </w:r>
+            <w:proofErr w:type="spellEnd"/>
+            <w:r>
+              <w:rPr>
+                <w:b/>
+                <w:sz w:val="19"/>
+              </w:rPr>
+              <w:t xml:space="preserve"> </w:t>
+            </w:r>
+            <w:proofErr w:type="spellStart"/>
+            <w:r>
+              <w:rPr>
+                <w:b/>
+                <w:sz w:val="19"/>
+              </w:rPr>
+              <w:t>était-elle</w:t>
+            </w:r>
+            <w:proofErr w:type="spellEnd"/>
+            <w:r>
+              <w:rPr>
+                <w:b/>
+                <w:sz w:val="19"/>
+              </w:rPr>
+              <w:t xml:space="preserve"> </w:t>
+            </w:r>
+            <w:proofErr w:type="spellStart"/>
+            <w:proofErr w:type="gramStart"/>
+            <w:r>
+              <w:rPr>
+                <w:b/>
+                <w:sz w:val="19"/>
+              </w:rPr>
+              <w:t>nécessaire</w:t>
+            </w:r>
+            <w:proofErr w:type="spellEnd"/>
+            <w:r>
+              <w:rPr>
+                <w:b/>
+                <w:sz w:val="19"/>
+              </w:rPr>
+              <w:t xml:space="preserve"> ?</w:t>
+            </w:r>
+            <w:proofErr w:type="gramEnd"/>
           </w:p>
         </w:tc>
         <w:tc>
@@ -13777,13 +14693,47 @@
             <w:pPr>
               <w:jc w:val="center"/>
             </w:pPr>
+            <w:proofErr w:type="spellStart"/>
             <w:r>
               <w:rPr>
                 <w:b/>
                 <w:sz w:val="19"/>
               </w:rPr>
-              <w:t>Résultat / effet obtenu</w:t>
-            </w:r>
+              <w:t>Résultat</w:t>
+            </w:r>
+            <w:proofErr w:type="spellEnd"/>
+            <w:r>
+              <w:rPr>
+                <w:b/>
+                <w:sz w:val="19"/>
+              </w:rPr>
+              <w:t xml:space="preserve"> / </w:t>
+            </w:r>
+            <w:proofErr w:type="spellStart"/>
+            <w:r>
+              <w:rPr>
+                <w:b/>
+                <w:sz w:val="19"/>
+              </w:rPr>
+              <w:t>effet</w:t>
+            </w:r>
+            <w:proofErr w:type="spellEnd"/>
+            <w:r>
+              <w:rPr>
+                <w:b/>
+                <w:sz w:val="19"/>
+              </w:rPr>
+              <w:t xml:space="preserve"> </w:t>
+            </w:r>
+            <w:proofErr w:type="spellStart"/>
+            <w:r>
+              <w:rPr>
+                <w:b/>
+                <w:sz w:val="19"/>
+              </w:rPr>
+              <w:t>obtenu</w:t>
+            </w:r>
+            <w:proofErr w:type="spellEnd"/>
           </w:p>
         </w:tc>
       </w:tr>
@@ -14268,8 +15218,17 @@
                 <w:b/>
                 <w:sz w:val="19"/>
               </w:rPr>
-              <w:t>Transformation appliquée</w:t>
-            </w:r>
+              <w:t xml:space="preserve">Transformation </w:t>
+            </w:r>
+            <w:proofErr w:type="spellStart"/>
+            <w:r>
+              <w:rPr>
+                <w:b/>
+                <w:sz w:val="19"/>
+              </w:rPr>
+              <w:t>appliquée</w:t>
+            </w:r>
+            <w:proofErr w:type="spellEnd"/>
           </w:p>
         </w:tc>
         <w:tc>
@@ -14288,13 +15247,24 @@
             <w:pPr>
               <w:jc w:val="center"/>
             </w:pPr>
+            <w:proofErr w:type="spellStart"/>
+            <w:proofErr w:type="gramStart"/>
             <w:r>
               <w:rPr>
                 <w:b/>
                 <w:sz w:val="19"/>
               </w:rPr>
-              <w:t>Utilisée ?</w:t>
-            </w:r>
+              <w:t>Utilisée</w:t>
+            </w:r>
+            <w:proofErr w:type="spellEnd"/>
+            <w:r>
+              <w:rPr>
+                <w:b/>
+                <w:sz w:val="19"/>
+              </w:rPr>
+              <w:t xml:space="preserve"> ?</w:t>
+            </w:r>
+            <w:proofErr w:type="gramEnd"/>
           </w:p>
         </w:tc>
       </w:tr>
@@ -14816,9 +15786,14 @@
       </w:pPr>
       <w:bookmarkStart w:id="29" w:name="_Toc1769301782"/>
       <w:r>
-        <w:t>11. Modélisation</w:t>
+        <w:t xml:space="preserve">11. </w:t>
+      </w:r>
+      <w:proofErr w:type="spellStart"/>
+      <w:r>
+        <w:t>Modélisation</w:t>
       </w:r>
       <w:bookmarkEnd w:id="29"/>
+      <w:proofErr w:type="spellEnd"/>
     </w:p>
     <w:p>
       <w:pPr>
@@ -14827,9 +15802,22 @@
       </w:pPr>
       <w:bookmarkStart w:id="30" w:name="_Toc561233477"/>
       <w:r>
-        <w:t>11.1 Modèle de référence</w:t>
+        <w:t xml:space="preserve">11.1 </w:t>
+      </w:r>
+      <w:proofErr w:type="spellStart"/>
+      <w:r>
+        <w:t>Modèle</w:t>
+      </w:r>
+      <w:proofErr w:type="spellEnd"/>
+      <w:r>
+        <w:t xml:space="preserve"> de </w:t>
+      </w:r>
+      <w:proofErr w:type="spellStart"/>
+      <w:r>
+        <w:t>référence</w:t>
       </w:r>
       <w:bookmarkEnd w:id="30"/>
+      <w:proofErr w:type="spellEnd"/>
     </w:p>
     <w:p>
       <w:pPr>
@@ -14984,13 +15972,31 @@
             <w:pPr>
               <w:jc w:val="center"/>
             </w:pPr>
+            <w:proofErr w:type="spellStart"/>
             <w:r>
               <w:rPr>
                 <w:b/>
                 <w:sz w:val="19"/>
               </w:rPr>
-              <w:t>Modèle / approche</w:t>
-            </w:r>
+              <w:t>Modèle</w:t>
+            </w:r>
+            <w:proofErr w:type="spellEnd"/>
+            <w:r>
+              <w:rPr>
+                <w:b/>
+                <w:sz w:val="19"/>
+              </w:rPr>
+              <w:t xml:space="preserve"> / </w:t>
+            </w:r>
+            <w:proofErr w:type="spellStart"/>
+            <w:r>
+              <w:rPr>
+                <w:b/>
+                <w:sz w:val="19"/>
+              </w:rPr>
+              <w:t>approche</w:t>
+            </w:r>
+            <w:proofErr w:type="spellEnd"/>
           </w:p>
         </w:tc>
         <w:tc>
@@ -15009,13 +16015,56 @@
             <w:pPr>
               <w:jc w:val="center"/>
             </w:pPr>
+            <w:proofErr w:type="spellStart"/>
             <w:r>
               <w:rPr>
                 <w:b/>
                 <w:sz w:val="19"/>
               </w:rPr>
-              <w:t>Pourquoi l’avoir testé ?</w:t>
-            </w:r>
+              <w:t>Pourquoi</w:t>
+            </w:r>
+            <w:proofErr w:type="spellEnd"/>
+            <w:r>
+              <w:rPr>
+                <w:b/>
+                <w:sz w:val="19"/>
+              </w:rPr>
+              <w:t xml:space="preserve"> </w:t>
+            </w:r>
+            <w:proofErr w:type="spellStart"/>
+            <w:r>
+              <w:rPr>
+                <w:b/>
+                <w:sz w:val="19"/>
+              </w:rPr>
+              <w:t>l’avoir</w:t>
+            </w:r>
+            <w:proofErr w:type="spellEnd"/>
+            <w:r>
+              <w:rPr>
+                <w:b/>
+                <w:sz w:val="19"/>
+              </w:rPr>
+              <w:t xml:space="preserve"> </w:t>
+            </w:r>
+            <w:proofErr w:type="spellStart"/>
+            <w:proofErr w:type="gramStart"/>
+            <w:r>
+              <w:rPr>
+                <w:b/>
+                <w:sz w:val="19"/>
+              </w:rPr>
+              <w:t>testé</w:t>
+            </w:r>
+            <w:proofErr w:type="spellEnd"/>
+            <w:r>
+              <w:rPr>
+                <w:b/>
+                <w:sz w:val="19"/>
+              </w:rPr>
+              <w:t xml:space="preserve"> ?</w:t>
+            </w:r>
+            <w:proofErr w:type="gramEnd"/>
           </w:p>
         </w:tc>
         <w:tc>
@@ -15034,13 +16083,63 @@
             <w:pPr>
               <w:jc w:val="center"/>
             </w:pPr>
+            <w:proofErr w:type="spellStart"/>
             <w:r>
               <w:rPr>
                 <w:b/>
                 <w:sz w:val="19"/>
               </w:rPr>
-              <w:t>Paramètres ou éléments importants</w:t>
-            </w:r>
+              <w:t>Paramètres</w:t>
+            </w:r>
+            <w:proofErr w:type="spellEnd"/>
+            <w:r>
+              <w:rPr>
+                <w:b/>
+                <w:sz w:val="19"/>
+              </w:rPr>
+              <w:t xml:space="preserve"> </w:t>
+            </w:r>
+            <w:proofErr w:type="spellStart"/>
+            <w:r>
+              <w:rPr>
+                <w:b/>
+                <w:sz w:val="19"/>
+              </w:rPr>
+              <w:t>ou</w:t>
+            </w:r>
+            <w:proofErr w:type="spellEnd"/>
+            <w:r>
+              <w:rPr>
+                <w:b/>
+                <w:sz w:val="19"/>
+              </w:rPr>
+              <w:t xml:space="preserve"> </w:t>
+            </w:r>
+            <w:proofErr w:type="spellStart"/>
+            <w:r>
+              <w:rPr>
+                <w:b/>
+                <w:sz w:val="19"/>
+              </w:rPr>
+              <w:t>éléments</w:t>
+            </w:r>
+            <w:proofErr w:type="spellEnd"/>
+            <w:r>
+              <w:rPr>
+                <w:b/>
+                <w:sz w:val="19"/>
+              </w:rPr>
+              <w:t xml:space="preserve"> </w:t>
+            </w:r>
+            <w:proofErr w:type="spellStart"/>
+            <w:r>
+              <w:rPr>
+                <w:b/>
+                <w:sz w:val="19"/>
+              </w:rPr>
+              <w:t>importants</w:t>
+            </w:r>
+            <w:proofErr w:type="spellEnd"/>
           </w:p>
         </w:tc>
       </w:tr>
@@ -15309,9 +16408,14 @@
       </w:pPr>
       <w:bookmarkStart w:id="32" w:name="_Toc1288578959"/>
       <w:r>
-        <w:t>12. Optimisation</w:t>
+        <w:t xml:space="preserve">12. </w:t>
+      </w:r>
+      <w:proofErr w:type="spellStart"/>
+      <w:r>
+        <w:t>Optimisation</w:t>
       </w:r>
       <w:bookmarkEnd w:id="32"/>
+      <w:proofErr w:type="spellEnd"/>
     </w:p>
     <w:p>
       <w:pPr>
@@ -15361,14 +16465,32 @@
             <w:pPr>
               <w:jc w:val="center"/>
             </w:pPr>
+            <w:proofErr w:type="spellStart"/>
             <w:r>
               <w:rPr>
                 <w:b/>
                 <w:sz w:val="19"/>
               </w:rPr>
               <w:lastRenderedPageBreak/>
-              <w:t>Approche d’optimisation</w:t>
-            </w:r>
+              <w:t>Approche</w:t>
+            </w:r>
+            <w:proofErr w:type="spellEnd"/>
+            <w:r>
+              <w:rPr>
+                <w:b/>
+                <w:sz w:val="19"/>
+              </w:rPr>
+              <w:t xml:space="preserve"> </w:t>
+            </w:r>
+            <w:proofErr w:type="spellStart"/>
+            <w:r>
+              <w:rPr>
+                <w:b/>
+                <w:sz w:val="19"/>
+              </w:rPr>
+              <w:t>d’optimisation</w:t>
+            </w:r>
+            <w:proofErr w:type="spellEnd"/>
           </w:p>
         </w:tc>
         <w:tc>
@@ -15416,13 +16538,31 @@
             <w:pPr>
               <w:jc w:val="center"/>
             </w:pPr>
+            <w:proofErr w:type="spellStart"/>
             <w:r>
               <w:rPr>
                 <w:b/>
                 <w:sz w:val="19"/>
               </w:rPr>
-              <w:t>Effet observé</w:t>
-            </w:r>
+              <w:t>Effet</w:t>
+            </w:r>
+            <w:proofErr w:type="spellEnd"/>
+            <w:r>
+              <w:rPr>
+                <w:b/>
+                <w:sz w:val="19"/>
+              </w:rPr>
+              <w:t xml:space="preserve"> </w:t>
+            </w:r>
+            <w:proofErr w:type="spellStart"/>
+            <w:r>
+              <w:rPr>
+                <w:b/>
+                <w:sz w:val="19"/>
+              </w:rPr>
+              <w:t>observé</w:t>
+            </w:r>
+            <w:proofErr w:type="spellEnd"/>
           </w:p>
         </w:tc>
       </w:tr>
@@ -15691,9 +16831,22 @@
       </w:pPr>
       <w:bookmarkStart w:id="33" w:name="_Toc648129540"/>
       <w:r>
-        <w:t>13. Évaluation des modèles</w:t>
+        <w:t xml:space="preserve">13. </w:t>
+      </w:r>
+      <w:proofErr w:type="spellStart"/>
+      <w:r>
+        <w:t>Évaluation</w:t>
+      </w:r>
+      <w:proofErr w:type="spellEnd"/>
+      <w:r>
+        <w:t xml:space="preserve"> des </w:t>
+      </w:r>
+      <w:proofErr w:type="spellStart"/>
+      <w:r>
+        <w:t>modèles</w:t>
       </w:r>
       <w:bookmarkEnd w:id="33"/>
+      <w:proofErr w:type="spellEnd"/>
     </w:p>
     <w:p>
       <w:pPr>
@@ -15702,9 +16855,22 @@
       </w:pPr>
       <w:bookmarkStart w:id="34" w:name="_Toc1037145765"/>
       <w:r>
-        <w:t>13.1 Métriques utilisées</w:t>
+        <w:t xml:space="preserve">13.1 </w:t>
+      </w:r>
+      <w:proofErr w:type="spellStart"/>
+      <w:r>
+        <w:t>Métriques</w:t>
+      </w:r>
+      <w:proofErr w:type="spellEnd"/>
+      <w:r>
+        <w:t xml:space="preserve"> </w:t>
+      </w:r>
+      <w:proofErr w:type="spellStart"/>
+      <w:r>
+        <w:t>utilisées</w:t>
       </w:r>
       <w:bookmarkEnd w:id="34"/>
+      <w:proofErr w:type="spellEnd"/>
     </w:p>
     <w:p>
       <w:pPr>
@@ -15753,6 +16919,7 @@
             <w:pPr>
               <w:jc w:val="center"/>
             </w:pPr>
+            <w:proofErr w:type="spellStart"/>
             <w:r>
               <w:rPr>
                 <w:b/>
@@ -15760,6 +16927,7 @@
               </w:rPr>
               <w:t>Métrique</w:t>
             </w:r>
+            <w:proofErr w:type="spellEnd"/>
           </w:p>
         </w:tc>
         <w:tc>
@@ -15976,9 +17144,14 @@
       </w:pPr>
       <w:bookmarkStart w:id="35" w:name="_Toc321043625"/>
       <w:r>
-        <w:t>13.2 Résultats</w:t>
+        <w:t xml:space="preserve">13.2 </w:t>
+      </w:r>
+      <w:proofErr w:type="spellStart"/>
+      <w:r>
+        <w:t>Résultats</w:t>
       </w:r>
       <w:bookmarkEnd w:id="35"/>
+      <w:proofErr w:type="spellEnd"/>
     </w:p>
     <w:tbl>
       <w:tblPr>
@@ -16016,6 +17189,7 @@
             <w:pPr>
               <w:jc w:val="center"/>
             </w:pPr>
+            <w:proofErr w:type="spellStart"/>
             <w:r>
               <w:rPr>
                 <w:b/>
@@ -16023,6 +17197,7 @@
               </w:rPr>
               <w:t>Modèle</w:t>
             </w:r>
+            <w:proofErr w:type="spellEnd"/>
           </w:p>
         </w:tc>
         <w:tc>
@@ -16041,12 +17216,21 @@
             <w:pPr>
               <w:jc w:val="center"/>
             </w:pPr>
+            <w:proofErr w:type="spellStart"/>
             <w:r>
               <w:rPr>
                 <w:b/>
                 <w:sz w:val="19"/>
               </w:rPr>
-              <w:t>Métrique 1</w:t>
+              <w:t>Métrique</w:t>
+            </w:r>
+            <w:proofErr w:type="spellEnd"/>
+            <w:r>
+              <w:rPr>
+                <w:b/>
+                <w:sz w:val="19"/>
+              </w:rPr>
+              <w:t xml:space="preserve"> 1</w:t>
             </w:r>
           </w:p>
         </w:tc>
@@ -16066,12 +17250,21 @@
             <w:pPr>
               <w:jc w:val="center"/>
             </w:pPr>
+            <w:proofErr w:type="spellStart"/>
             <w:r>
               <w:rPr>
                 <w:b/>
                 <w:sz w:val="19"/>
               </w:rPr>
-              <w:t>Métrique 2</w:t>
+              <w:t>Métrique</w:t>
+            </w:r>
+            <w:proofErr w:type="spellEnd"/>
+            <w:r>
+              <w:rPr>
+                <w:b/>
+                <w:sz w:val="19"/>
+              </w:rPr>
+              <w:t xml:space="preserve"> 2</w:t>
             </w:r>
           </w:p>
         </w:tc>
@@ -16091,12 +17284,21 @@
             <w:pPr>
               <w:jc w:val="center"/>
             </w:pPr>
+            <w:proofErr w:type="spellStart"/>
             <w:r>
               <w:rPr>
                 <w:b/>
                 <w:sz w:val="19"/>
               </w:rPr>
-              <w:t>Métrique 3</w:t>
+              <w:t>Métrique</w:t>
+            </w:r>
+            <w:proofErr w:type="spellEnd"/>
+            <w:r>
+              <w:rPr>
+                <w:b/>
+                <w:sz w:val="19"/>
+              </w:rPr>
+              <w:t xml:space="preserve"> 3</w:t>
             </w:r>
           </w:p>
         </w:tc>
@@ -16121,8 +17323,17 @@
                 <w:b/>
                 <w:sz w:val="19"/>
               </w:rPr>
-              <w:t>Observation principale</w:t>
-            </w:r>
+              <w:t xml:space="preserve">Observation </w:t>
+            </w:r>
+            <w:proofErr w:type="spellStart"/>
+            <w:r>
+              <w:rPr>
+                <w:b/>
+                <w:sz w:val="19"/>
+              </w:rPr>
+              <w:t>principale</w:t>
+            </w:r>
+            <w:proofErr w:type="spellEnd"/>
           </w:p>
         </w:tc>
       </w:tr>
@@ -16543,9 +17754,22 @@
       </w:pPr>
       <w:bookmarkStart w:id="36" w:name="_Toc1853460085"/>
       <w:r>
-        <w:t>13.3 Analyse des résultats</w:t>
+        <w:t xml:space="preserve">13.3 </w:t>
+      </w:r>
+      <w:proofErr w:type="spellStart"/>
+      <w:r>
+        <w:t>Analyse</w:t>
+      </w:r>
+      <w:proofErr w:type="spellEnd"/>
+      <w:r>
+        <w:t xml:space="preserve"> des </w:t>
+      </w:r>
+      <w:proofErr w:type="spellStart"/>
+      <w:r>
+        <w:t>résultats</w:t>
       </w:r>
       <w:bookmarkEnd w:id="36"/>
+      <w:proofErr w:type="spellEnd"/>
     </w:p>
     <w:p>
       <w:pPr>
@@ -17253,6 +18477,7 @@
             <w:pPr>
               <w:jc w:val="center"/>
             </w:pPr>
+            <w:proofErr w:type="spellStart"/>
             <w:r>
               <w:rPr>
                 <w:b/>
@@ -17260,6 +18485,7 @@
               </w:rPr>
               <w:t>Élément</w:t>
             </w:r>
+            <w:proofErr w:type="spellEnd"/>
           </w:p>
         </w:tc>
         <w:tc>
@@ -17278,6 +18504,7 @@
             <w:pPr>
               <w:jc w:val="center"/>
             </w:pPr>
+            <w:proofErr w:type="spellStart"/>
             <w:r>
               <w:rPr>
                 <w:b/>
@@ -17285,6 +18512,7 @@
               </w:rPr>
               <w:t>Réponse</w:t>
             </w:r>
+            <w:proofErr w:type="spellEnd"/>
           </w:p>
         </w:tc>
       </w:tr>
@@ -17304,12 +18532,42 @@
             </w:tcMar>
           </w:tcPr>
           <w:p>
+            <w:proofErr w:type="spellStart"/>
             <w:r>
               <w:rPr>
                 <w:b/>
               </w:rPr>
-              <w:t>Modèle / approche retenue</w:t>
-            </w:r>
+              <w:t>Modèle</w:t>
+            </w:r>
+            <w:proofErr w:type="spellEnd"/>
+            <w:r>
+              <w:rPr>
+                <w:b/>
+              </w:rPr>
+              <w:t xml:space="preserve"> / </w:t>
+            </w:r>
+            <w:proofErr w:type="spellStart"/>
+            <w:r>
+              <w:rPr>
+                <w:b/>
+              </w:rPr>
+              <w:t>approche</w:t>
+            </w:r>
+            <w:proofErr w:type="spellEnd"/>
+            <w:r>
+              <w:rPr>
+                <w:b/>
+              </w:rPr>
+              <w:t xml:space="preserve"> </w:t>
+            </w:r>
+            <w:proofErr w:type="spellStart"/>
+            <w:r>
+              <w:rPr>
+                <w:b/>
+              </w:rPr>
+              <w:t>retenue</w:t>
+            </w:r>
+            <w:proofErr w:type="spellEnd"/>
           </w:p>
         </w:tc>
         <w:tc>
@@ -17352,8 +18610,16 @@
               <w:rPr>
                 <w:b/>
               </w:rPr>
-              <w:t>Performance principale</w:t>
-            </w:r>
+              <w:t xml:space="preserve">Performance </w:t>
+            </w:r>
+            <w:proofErr w:type="spellStart"/>
+            <w:r>
+              <w:rPr>
+                <w:b/>
+              </w:rPr>
+              <w:t>principale</w:t>
+            </w:r>
+            <w:proofErr w:type="spellEnd"/>
           </w:p>
         </w:tc>
         <w:tc>
@@ -17392,12 +18658,42 @@
             </w:tcMar>
           </w:tcPr>
           <w:p>
+            <w:proofErr w:type="spellStart"/>
             <w:r>
               <w:rPr>
                 <w:b/>
               </w:rPr>
-              <w:t>Pourquoi ce choix ?</w:t>
-            </w:r>
+              <w:t>Pourquoi</w:t>
+            </w:r>
+            <w:proofErr w:type="spellEnd"/>
+            <w:r>
+              <w:rPr>
+                <w:b/>
+              </w:rPr>
+              <w:t xml:space="preserve"> </w:t>
+            </w:r>
+            <w:proofErr w:type="spellStart"/>
+            <w:r>
+              <w:rPr>
+                <w:b/>
+              </w:rPr>
+              <w:t>ce</w:t>
+            </w:r>
+            <w:proofErr w:type="spellEnd"/>
+            <w:r>
+              <w:rPr>
+                <w:b/>
+              </w:rPr>
+              <w:t xml:space="preserve"> </w:t>
+            </w:r>
+            <w:proofErr w:type="gramStart"/>
+            <w:r>
+              <w:rPr>
+                <w:b/>
+              </w:rPr>
+              <w:t>choix ?</w:t>
+            </w:r>
+            <w:proofErr w:type="gramEnd"/>
           </w:p>
         </w:tc>
         <w:tc>
@@ -17440,8 +18736,16 @@
               <w:rPr>
                 <w:b/>
               </w:rPr>
-              <w:t>Entrées nécessaires</w:t>
-            </w:r>
+              <w:t xml:space="preserve">Entrées </w:t>
+            </w:r>
+            <w:proofErr w:type="spellStart"/>
+            <w:r>
+              <w:rPr>
+                <w:b/>
+              </w:rPr>
+              <w:t>nécessaires</w:t>
+            </w:r>
+            <w:proofErr w:type="spellEnd"/>
           </w:p>
         </w:tc>
         <w:tc>
@@ -17480,12 +18784,28 @@
             </w:tcMar>
           </w:tcPr>
           <w:p>
+            <w:proofErr w:type="spellStart"/>
             <w:r>
               <w:rPr>
                 <w:b/>
               </w:rPr>
-              <w:t>Résultat produit</w:t>
-            </w:r>
+              <w:t>Résultat</w:t>
+            </w:r>
+            <w:proofErr w:type="spellEnd"/>
+            <w:r>
+              <w:rPr>
+                <w:b/>
+              </w:rPr>
+              <w:t xml:space="preserve"> </w:t>
+            </w:r>
+            <w:proofErr w:type="spellStart"/>
+            <w:r>
+              <w:rPr>
+                <w:b/>
+              </w:rPr>
+              <w:t>produit</w:t>
+            </w:r>
+            <w:proofErr w:type="spellEnd"/>
           </w:p>
         </w:tc>
         <w:tc>
@@ -17521,7 +18841,15 @@
       </w:pPr>
       <w:bookmarkStart w:id="39" w:name="_Toc713898782"/>
       <w:r>
-        <w:t>16. Déploiement / prototype</w:t>
+        <w:t xml:space="preserve">16. </w:t>
+      </w:r>
+      <w:proofErr w:type="spellStart"/>
+      <w:r>
+        <w:t>Déploiement</w:t>
+      </w:r>
+      <w:proofErr w:type="spellEnd"/>
+      <w:r>
+        <w:t xml:space="preserve"> / prototype</w:t>
       </w:r>
       <w:bookmarkEnd w:id="39"/>
     </w:p>
@@ -17572,6 +18900,7 @@
             <w:pPr>
               <w:jc w:val="center"/>
             </w:pPr>
+            <w:proofErr w:type="spellStart"/>
             <w:r>
               <w:rPr>
                 <w:b/>
@@ -17579,6 +18908,7 @@
               </w:rPr>
               <w:t>Élément</w:t>
             </w:r>
+            <w:proofErr w:type="spellEnd"/>
           </w:p>
         </w:tc>
         <w:tc>
@@ -17667,12 +18997,14 @@
             </w:tcMar>
           </w:tcPr>
           <w:p>
+            <w:proofErr w:type="spellStart"/>
             <w:r>
               <w:rPr>
                 <w:b/>
               </w:rPr>
               <w:t>Traitement</w:t>
             </w:r>
+            <w:proofErr w:type="spellEnd"/>
           </w:p>
         </w:tc>
         <w:tc>
@@ -17755,12 +19087,28 @@
             </w:tcMar>
           </w:tcPr>
           <w:p>
+            <w:proofErr w:type="spellStart"/>
             <w:r>
               <w:rPr>
                 <w:b/>
               </w:rPr>
-              <w:t>Utilisateur visé</w:t>
-            </w:r>
+              <w:t>Utilisateur</w:t>
+            </w:r>
+            <w:proofErr w:type="spellEnd"/>
+            <w:r>
+              <w:rPr>
+                <w:b/>
+              </w:rPr>
+              <w:t xml:space="preserve"> </w:t>
+            </w:r>
+            <w:proofErr w:type="spellStart"/>
+            <w:r>
+              <w:rPr>
+                <w:b/>
+              </w:rPr>
+              <w:t>visé</w:t>
+            </w:r>
+            <w:proofErr w:type="spellEnd"/>
           </w:p>
         </w:tc>
         <w:tc>
@@ -17796,7 +19144,15 @@
       </w:pPr>
       <w:bookmarkStart w:id="40" w:name="_Toc1543314659"/>
       <w:r>
-        <w:t>17. Mode d’utilisation de la solution</w:t>
+        <w:t xml:space="preserve">17. Mode </w:t>
+      </w:r>
+      <w:proofErr w:type="spellStart"/>
+      <w:r>
+        <w:t>d’utilisation</w:t>
+      </w:r>
+      <w:proofErr w:type="spellEnd"/>
+      <w:r>
+        <w:t xml:space="preserve"> de la solution</w:t>
       </w:r>
       <w:bookmarkEnd w:id="40"/>
     </w:p>
@@ -17877,8 +19233,17 @@
                 <w:b/>
                 <w:sz w:val="19"/>
               </w:rPr>
-              <w:t>Action à réaliser</w:t>
-            </w:r>
+              <w:t xml:space="preserve">Action à </w:t>
+            </w:r>
+            <w:proofErr w:type="spellStart"/>
+            <w:r>
+              <w:rPr>
+                <w:b/>
+                <w:sz w:val="19"/>
+              </w:rPr>
+              <w:t>réaliser</w:t>
+            </w:r>
+            <w:proofErr w:type="spellEnd"/>
           </w:p>
         </w:tc>
       </w:tr>
@@ -18116,7 +19481,15 @@
       </w:pPr>
       <w:bookmarkStart w:id="41" w:name="_Toc1790874591"/>
       <w:r>
-        <w:t>18. Suivi et maintenance</w:t>
+        <w:t xml:space="preserve">18. </w:t>
+      </w:r>
+      <w:proofErr w:type="spellStart"/>
+      <w:r>
+        <w:t>Suivi</w:t>
+      </w:r>
+      <w:proofErr w:type="spellEnd"/>
+      <w:r>
+        <w:t xml:space="preserve"> et maintenance</w:t>
       </w:r>
       <w:bookmarkEnd w:id="41"/>
     </w:p>
@@ -18168,13 +19541,31 @@
             <w:pPr>
               <w:jc w:val="center"/>
             </w:pPr>
+            <w:proofErr w:type="spellStart"/>
             <w:r>
               <w:rPr>
                 <w:b/>
                 <w:sz w:val="19"/>
               </w:rPr>
-              <w:t>Élément à surveiller</w:t>
-            </w:r>
+              <w:t>Élément</w:t>
+            </w:r>
+            <w:proofErr w:type="spellEnd"/>
+            <w:r>
+              <w:rPr>
+                <w:b/>
+                <w:sz w:val="19"/>
+              </w:rPr>
+              <w:t xml:space="preserve"> à </w:t>
+            </w:r>
+            <w:proofErr w:type="spellStart"/>
+            <w:r>
+              <w:rPr>
+                <w:b/>
+                <w:sz w:val="19"/>
+              </w:rPr>
+              <w:t>surveiller</w:t>
+            </w:r>
+            <w:proofErr w:type="spellEnd"/>
           </w:p>
         </w:tc>
         <w:tc>
@@ -18193,13 +19584,24 @@
             <w:pPr>
               <w:jc w:val="center"/>
             </w:pPr>
+            <w:proofErr w:type="spellStart"/>
+            <w:proofErr w:type="gramStart"/>
             <w:r>
               <w:rPr>
                 <w:b/>
                 <w:sz w:val="19"/>
               </w:rPr>
-              <w:t>Pourquoi ?</w:t>
-            </w:r>
+              <w:t>Pourquoi</w:t>
+            </w:r>
+            <w:proofErr w:type="spellEnd"/>
+            <w:r>
+              <w:rPr>
+                <w:b/>
+                <w:sz w:val="19"/>
+              </w:rPr>
+              <w:t xml:space="preserve"> ?</w:t>
+            </w:r>
+            <w:proofErr w:type="gramEnd"/>
           </w:p>
         </w:tc>
         <w:tc>
@@ -18493,9 +19895,22 @@
       </w:pPr>
       <w:bookmarkStart w:id="42" w:name="_Toc662715352"/>
       <w:r>
-        <w:t>19. Limites du projet</w:t>
+        <w:t xml:space="preserve">19. </w:t>
+      </w:r>
+      <w:proofErr w:type="spellStart"/>
+      <w:r>
+        <w:t>Limites</w:t>
+      </w:r>
+      <w:proofErr w:type="spellEnd"/>
+      <w:r>
+        <w:t xml:space="preserve"> du </w:t>
+      </w:r>
+      <w:proofErr w:type="spellStart"/>
+      <w:r>
+        <w:t>projet</w:t>
       </w:r>
       <w:bookmarkEnd w:id="42"/>
+      <w:proofErr w:type="spellEnd"/>
     </w:p>
     <w:p>
       <w:pPr>
@@ -18671,8 +20086,17 @@
                 <w:b/>
                 <w:sz w:val="19"/>
               </w:rPr>
-              <w:t>Risque / considération</w:t>
-            </w:r>
+              <w:t xml:space="preserve">Risque / </w:t>
+            </w:r>
+            <w:proofErr w:type="spellStart"/>
+            <w:r>
+              <w:rPr>
+                <w:b/>
+                <w:sz w:val="19"/>
+              </w:rPr>
+              <w:t>considération</w:t>
+            </w:r>
+            <w:proofErr w:type="spellEnd"/>
           </w:p>
         </w:tc>
         <w:tc>
@@ -18691,13 +20115,47 @@
             <w:pPr>
               <w:jc w:val="center"/>
             </w:pPr>
+            <w:proofErr w:type="spellStart"/>
             <w:r>
               <w:rPr>
                 <w:b/>
                 <w:sz w:val="19"/>
               </w:rPr>
-              <w:t>Pourquoi est-ce important ?</w:t>
-            </w:r>
+              <w:t>Pourquoi</w:t>
+            </w:r>
+            <w:proofErr w:type="spellEnd"/>
+            <w:r>
+              <w:rPr>
+                <w:b/>
+                <w:sz w:val="19"/>
+              </w:rPr>
+              <w:t xml:space="preserve"> est-</w:t>
+            </w:r>
+            <w:proofErr w:type="spellStart"/>
+            <w:r>
+              <w:rPr>
+                <w:b/>
+                <w:sz w:val="19"/>
+              </w:rPr>
+              <w:t>ce</w:t>
+            </w:r>
+            <w:proofErr w:type="spellEnd"/>
+            <w:r>
+              <w:rPr>
+                <w:b/>
+                <w:sz w:val="19"/>
+              </w:rPr>
+              <w:t xml:space="preserve"> </w:t>
+            </w:r>
+            <w:proofErr w:type="gramStart"/>
+            <w:r>
+              <w:rPr>
+                <w:b/>
+                <w:sz w:val="19"/>
+              </w:rPr>
+              <w:t>important ?</w:t>
+            </w:r>
+            <w:proofErr w:type="gramEnd"/>
           </w:p>
         </w:tc>
         <w:tc>
@@ -18716,12 +20174,53 @@
             <w:pPr>
               <w:jc w:val="center"/>
             </w:pPr>
+            <w:proofErr w:type="spellStart"/>
             <w:r>
               <w:rPr>
                 <w:b/>
                 <w:sz w:val="19"/>
               </w:rPr>
-              <w:t>Mesure ou précaution possible</w:t>
+              <w:t>Mesure</w:t>
+            </w:r>
+            <w:proofErr w:type="spellEnd"/>
+            <w:r>
+              <w:rPr>
+                <w:b/>
+                <w:sz w:val="19"/>
+              </w:rPr>
+              <w:t xml:space="preserve"> </w:t>
+            </w:r>
+            <w:proofErr w:type="spellStart"/>
+            <w:r>
+              <w:rPr>
+                <w:b/>
+                <w:sz w:val="19"/>
+              </w:rPr>
+              <w:t>ou</w:t>
+            </w:r>
+            <w:proofErr w:type="spellEnd"/>
+            <w:r>
+              <w:rPr>
+                <w:b/>
+                <w:sz w:val="19"/>
+              </w:rPr>
+              <w:t xml:space="preserve"> </w:t>
+            </w:r>
+            <w:proofErr w:type="spellStart"/>
+            <w:r>
+              <w:rPr>
+                <w:b/>
+                <w:sz w:val="19"/>
+              </w:rPr>
+              <w:t>précaution</w:t>
+            </w:r>
+            <w:proofErr w:type="spellEnd"/>
+            <w:r>
+              <w:rPr>
+                <w:b/>
+                <w:sz w:val="19"/>
+              </w:rPr>
+              <w:t xml:space="preserve"> possible</w:t>
             </w:r>
           </w:p>
         </w:tc>
@@ -18992,7 +20491,23 @@
       </w:pPr>
       <w:bookmarkStart w:id="44" w:name="_Toc1945446289"/>
       <w:r>
-        <w:t>21. Recommandations et prochaines étapes</w:t>
+        <w:t xml:space="preserve">21. </w:t>
+      </w:r>
+      <w:proofErr w:type="spellStart"/>
+      <w:r>
+        <w:t>Recommandations</w:t>
+      </w:r>
+      <w:proofErr w:type="spellEnd"/>
+      <w:r>
+        <w:t xml:space="preserve"> et </w:t>
+      </w:r>
+      <w:proofErr w:type="spellStart"/>
+      <w:r>
+        <w:t>prochaines</w:t>
+      </w:r>
+      <w:proofErr w:type="spellEnd"/>
+      <w:r>
+        <w:t xml:space="preserve"> étapes</w:t>
       </w:r>
       <w:bookmarkEnd w:id="44"/>
     </w:p>
@@ -19509,6 +21024,7 @@
             <w:pPr>
               <w:jc w:val="center"/>
             </w:pPr>
+            <w:proofErr w:type="spellStart"/>
             <w:r>
               <w:rPr>
                 <w:b/>
@@ -19517,6 +21033,7 @@
               <w:lastRenderedPageBreak/>
               <w:t>Livrable</w:t>
             </w:r>
+            <w:proofErr w:type="spellEnd"/>
           </w:p>
         </w:tc>
         <w:tc>
@@ -19535,13 +21052,31 @@
             <w:pPr>
               <w:jc w:val="center"/>
             </w:pPr>
+            <w:proofErr w:type="spellStart"/>
             <w:r>
               <w:rPr>
                 <w:b/>
                 <w:sz w:val="19"/>
               </w:rPr>
-              <w:t>Rôle dans le projet</w:t>
-            </w:r>
+              <w:t>Rôle</w:t>
+            </w:r>
+            <w:proofErr w:type="spellEnd"/>
+            <w:r>
+              <w:rPr>
+                <w:b/>
+                <w:sz w:val="19"/>
+              </w:rPr>
+              <w:t xml:space="preserve"> dans le </w:t>
+            </w:r>
+            <w:proofErr w:type="spellStart"/>
+            <w:r>
+              <w:rPr>
+                <w:b/>
+                <w:sz w:val="19"/>
+              </w:rPr>
+              <w:t>projet</w:t>
+            </w:r>
+            <w:proofErr w:type="spellEnd"/>
           </w:p>
         </w:tc>
       </w:tr>
@@ -19608,8 +21143,13 @@
           </w:tcPr>
           <w:p>
             <w:r>
-              <w:t>Journal de projet</w:t>
-            </w:r>
+              <w:t xml:space="preserve">Journal de </w:t>
+            </w:r>
+            <w:proofErr w:type="spellStart"/>
+            <w:r>
+              <w:t>projet</w:t>
+            </w:r>
+            <w:proofErr w:type="spellEnd"/>
           </w:p>
         </w:tc>
         <w:tc>
@@ -19699,8 +21239,13 @@
             </w:tcMar>
           </w:tcPr>
           <w:p>
-            <w:r>
-              <w:t>Dictionnaire de données</w:t>
+            <w:proofErr w:type="spellStart"/>
+            <w:r>
+              <w:t>Dictionnaire</w:t>
+            </w:r>
+            <w:proofErr w:type="spellEnd"/>
+            <w:r>
+              <w:t xml:space="preserve"> de données</w:t>
             </w:r>
           </w:p>
         </w:tc>
@@ -19745,9 +21290,19 @@
             </w:tcMar>
           </w:tcPr>
           <w:p>
-            <w:r>
-              <w:t>Présentations des jalons</w:t>
-            </w:r>
+            <w:proofErr w:type="spellStart"/>
+            <w:r>
+              <w:t>Présentations</w:t>
+            </w:r>
+            <w:proofErr w:type="spellEnd"/>
+            <w:r>
+              <w:t xml:space="preserve"> des </w:t>
+            </w:r>
+            <w:proofErr w:type="spellStart"/>
+            <w:r>
+              <w:t>jalons</w:t>
+            </w:r>
+            <w:proofErr w:type="spellEnd"/>
           </w:p>
         </w:tc>
         <w:tc>
@@ -19838,8 +21393,13 @@
           </w:tcPr>
           <w:p>
             <w:r>
-              <w:t>Prototype / démonstration</w:t>
-            </w:r>
+              <w:t xml:space="preserve">Prototype / </w:t>
+            </w:r>
+            <w:proofErr w:type="spellStart"/>
+            <w:r>
+              <w:t>démonstration</w:t>
+            </w:r>
+            <w:proofErr w:type="spellEnd"/>
           </w:p>
         </w:tc>
         <w:tc>
@@ -19920,6 +21480,7 @@
             <w:pPr>
               <w:jc w:val="center"/>
             </w:pPr>
+            <w:proofErr w:type="spellStart"/>
             <w:r>
               <w:rPr>
                 <w:b/>
@@ -19927,6 +21488,7 @@
               </w:rPr>
               <w:t>Élément</w:t>
             </w:r>
+            <w:proofErr w:type="spellEnd"/>
           </w:p>
         </w:tc>
         <w:tc>
@@ -19950,8 +21512,17 @@
                 <w:b/>
                 <w:sz w:val="19"/>
               </w:rPr>
-              <w:t>Exigence / choix de l’équipe</w:t>
-            </w:r>
+              <w:t xml:space="preserve">Exigence / choix de </w:t>
+            </w:r>
+            <w:proofErr w:type="spellStart"/>
+            <w:r>
+              <w:rPr>
+                <w:b/>
+                <w:sz w:val="19"/>
+              </w:rPr>
+              <w:t>l’équipe</w:t>
+            </w:r>
+            <w:proofErr w:type="spellEnd"/>
           </w:p>
         </w:tc>
       </w:tr>
@@ -19971,8 +21542,13 @@
             </w:tcMar>
           </w:tcPr>
           <w:p>
-            <w:r>
-              <w:t>Langage principal</w:t>
+            <w:proofErr w:type="spellStart"/>
+            <w:r>
+              <w:t>Langage</w:t>
+            </w:r>
+            <w:proofErr w:type="spellEnd"/>
+            <w:r>
+              <w:t xml:space="preserve"> principal</w:t>
             </w:r>
           </w:p>
         </w:tc>
@@ -20034,7 +21610,23 @@
           </w:tcPr>
           <w:p>
             <w:r>
-              <w:t>Jupyter Notebook, Google Colab et/ou Visual Studio Code.</w:t>
+              <w:t xml:space="preserve">Jupyter Notebook, Google </w:t>
+            </w:r>
+            <w:proofErr w:type="spellStart"/>
+            <w:r>
+              <w:t>Colab</w:t>
+            </w:r>
+            <w:proofErr w:type="spellEnd"/>
+            <w:r>
+              <w:t xml:space="preserve"> et/</w:t>
+            </w:r>
+            <w:proofErr w:type="spellStart"/>
+            <w:r>
+              <w:t>ou</w:t>
+            </w:r>
+            <w:proofErr w:type="spellEnd"/>
+            <w:r>
+              <w:t xml:space="preserve"> Visual Studio Code.</w:t>
             </w:r>
           </w:p>
         </w:tc>
@@ -20080,7 +21672,63 @@
               <w:rPr>
                 <w:lang w:val="fr-CA"/>
               </w:rPr>
-              <w:t>Pandas, NumPy, Matplotlib, Scikit-learn, TensorFlow ou autres bibliothèques pertinentes.</w:t>
+              <w:t xml:space="preserve">Pandas, </w:t>
+            </w:r>
+            <w:proofErr w:type="spellStart"/>
+            <w:r>
+              <w:rPr>
+                <w:lang w:val="fr-CA"/>
+              </w:rPr>
+              <w:t>NumPy</w:t>
+            </w:r>
+            <w:proofErr w:type="spellEnd"/>
+            <w:r>
+              <w:rPr>
+                <w:lang w:val="fr-CA"/>
+              </w:rPr>
+              <w:t xml:space="preserve">, </w:t>
+            </w:r>
+            <w:proofErr w:type="spellStart"/>
+            <w:r>
+              <w:rPr>
+                <w:lang w:val="fr-CA"/>
+              </w:rPr>
+              <w:t>Matplotlib</w:t>
+            </w:r>
+            <w:proofErr w:type="spellEnd"/>
+            <w:r>
+              <w:rPr>
+                <w:lang w:val="fr-CA"/>
+              </w:rPr>
+              <w:t xml:space="preserve">, </w:t>
+            </w:r>
+            <w:proofErr w:type="spellStart"/>
+            <w:r>
+              <w:rPr>
+                <w:lang w:val="fr-CA"/>
+              </w:rPr>
+              <w:t>Scikit-learn</w:t>
+            </w:r>
+            <w:proofErr w:type="spellEnd"/>
+            <w:r>
+              <w:rPr>
+                <w:lang w:val="fr-CA"/>
+              </w:rPr>
+              <w:t xml:space="preserve">, </w:t>
+            </w:r>
+            <w:proofErr w:type="spellStart"/>
+            <w:r>
+              <w:rPr>
+                <w:lang w:val="fr-CA"/>
+              </w:rPr>
+              <w:t>TensorFlow</w:t>
+            </w:r>
+            <w:proofErr w:type="spellEnd"/>
+            <w:r>
+              <w:rPr>
+                <w:lang w:val="fr-CA"/>
+              </w:rPr>
+              <w:t xml:space="preserve"> ou autres bibliothèques pertinentes.</w:t>
             </w:r>
           </w:p>
         </w:tc>
@@ -20101,9 +21749,11 @@
             </w:tcMar>
           </w:tcPr>
           <w:p>
+            <w:proofErr w:type="spellStart"/>
             <w:r>
               <w:t>Déploiement</w:t>
             </w:r>
+            <w:proofErr w:type="spellEnd"/>
           </w:p>
         </w:tc>
         <w:tc>
@@ -20311,6 +21961,7 @@
             <w:pPr>
               <w:jc w:val="center"/>
             </w:pPr>
+            <w:proofErr w:type="spellStart"/>
             <w:r>
               <w:rPr>
                 <w:b/>
@@ -20318,6 +21969,7 @@
               </w:rPr>
               <w:t>Exemple</w:t>
             </w:r>
+            <w:proofErr w:type="spellEnd"/>
           </w:p>
         </w:tc>
         <w:tc>
@@ -20341,8 +21993,17 @@
                 <w:b/>
                 <w:sz w:val="19"/>
               </w:rPr>
-              <w:t>Transformation / utilisation</w:t>
-            </w:r>
+              <w:t xml:space="preserve">Transformation / </w:t>
+            </w:r>
+            <w:proofErr w:type="spellStart"/>
+            <w:r>
+              <w:rPr>
+                <w:b/>
+                <w:sz w:val="19"/>
+              </w:rPr>
+              <w:t>utilisation</w:t>
+            </w:r>
+            <w:proofErr w:type="spellEnd"/>
           </w:p>
         </w:tc>
       </w:tr>
@@ -20864,14 +22525,24 @@
         <w:spacing w:before="100" w:after="80"/>
       </w:pPr>
       <w:bookmarkStart w:id="50" w:name="_Toc2145171832"/>
-      <w:r>
-        <w:t xml:space="preserve">Annexe B </w:t>
+      <w:proofErr w:type="spellStart"/>
+      <w:r>
+        <w:t>Annexe</w:t>
+      </w:r>
+      <w:proofErr w:type="spellEnd"/>
+      <w:r>
+        <w:t xml:space="preserve"> B </w:t>
       </w:r>
       <w:r>
         <w:t xml:space="preserve">- </w:t>
       </w:r>
-      <w:r>
-        <w:t>Références et sources</w:t>
+      <w:proofErr w:type="spellStart"/>
+      <w:r>
+        <w:t>Références</w:t>
+      </w:r>
+      <w:proofErr w:type="spellEnd"/>
+      <w:r>
+        <w:t xml:space="preserve"> et sources</w:t>
       </w:r>
       <w:bookmarkEnd w:id="50"/>
     </w:p>
@@ -21215,7 +22886,39 @@
         <w:sz w:val="16"/>
         <w:lang w:val="fr-CA"/>
       </w:rPr>
-      <w:t xml:space="preserve">Projet IA : Méthodologie et déploiement  |  Cahier de charges  |  </w:t>
+      <w:t xml:space="preserve">Projet IA : Méthodologie et </w:t>
+    </w:r>
+    <w:proofErr w:type="gramStart"/>
+    <w:r>
+      <w:rPr>
+        <w:sz w:val="16"/>
+        <w:lang w:val="fr-CA"/>
+      </w:rPr>
+      <w:t>déploiement  |</w:t>
+    </w:r>
+    <w:proofErr w:type="gramEnd"/>
+    <w:r>
+      <w:rPr>
+        <w:sz w:val="16"/>
+        <w:lang w:val="fr-CA"/>
+      </w:rPr>
+      <w:t xml:space="preserve">  Cahier de </w:t>
+    </w:r>
+    <w:proofErr w:type="gramStart"/>
+    <w:r>
+      <w:rPr>
+        <w:sz w:val="16"/>
+        <w:lang w:val="fr-CA"/>
+      </w:rPr>
+      <w:t>charges  |</w:t>
+    </w:r>
+    <w:proofErr w:type="gramEnd"/>
+    <w:r>
+      <w:rPr>
+        <w:sz w:val="16"/>
+        <w:lang w:val="fr-CA"/>
+      </w:rPr>
+      <w:t xml:space="preserve">  </w:t>
     </w:r>
     <w:r>
       <w:rPr>
@@ -21322,7 +23025,21 @@
             <w:rPr>
               <w:color w:val="FF0000"/>
             </w:rPr>
-            <w:t>Version du 16 septembre 2026</w:t>
+            <w:t xml:space="preserve">Version du 16 </w:t>
+          </w:r>
+          <w:proofErr w:type="spellStart"/>
+          <w:r>
+            <w:rPr>
+              <w:color w:val="FF0000"/>
+            </w:rPr>
+            <w:t>septembre</w:t>
+          </w:r>
+          <w:proofErr w:type="spellEnd"/>
+          <w:r>
+            <w:rPr>
+              <w:color w:val="FF0000"/>
+            </w:rPr>
+            <w:t xml:space="preserve"> 2026</w:t>
           </w:r>
         </w:p>
       </w:tc>
@@ -23464,7 +25181,6 @@
   <w:style w:type="character" w:default="1" w:styleId="Policepardfaut">
     <w:name w:val="Default Paragraph Font"/>
     <w:uiPriority w:val="1"/>
-    <w:semiHidden/>
     <w:unhideWhenUsed/>
   </w:style>
   <w:style w:type="table" w:default="1" w:styleId="TableauNormal">

--- a/PROJET/MASTER cahier de charges.docx
+++ b/PROJET/MASTER cahier de charges.docx
@@ -486,6 +486,7 @@
           <w:docPartUnique/>
         </w:docPartObj>
       </w:sdtPr>
+      <w:sdtEndPr/>
       <w:sdtContent>
         <w:p>
           <w:pPr>
@@ -6434,16 +6435,12 @@
         </w:rPr>
         <w:t xml:space="preserve">Nous nous attendons </w:t>
       </w:r>
-      <w:proofErr w:type="spellStart"/>
-      <w:proofErr w:type="gramStart"/>
-      <w:r>
-        <w:rPr>
-          <w:lang w:val="fr-CA"/>
-        </w:rPr>
-        <w:t>a</w:t>
-      </w:r>
-      <w:proofErr w:type="spellEnd"/>
-      <w:proofErr w:type="gramEnd"/>
+      <w:r>
+        <w:rPr>
+          <w:lang w:val="fr-CA"/>
+        </w:rPr>
+        <w:t>à</w:t>
+      </w:r>
       <w:r>
         <w:rPr>
           <w:lang w:val="fr-CA"/>
@@ -6560,7 +6557,7 @@
         </w:trPr>
         <w:tc>
           <w:tcPr>
-            <w:tcW w:w="5112" w:type="dxa"/>
+            <w:tcW w:w="4689" w:type="dxa"/>
             <w:shd w:val="clear" w:color="auto" w:fill="D9EAF7"/>
             <w:tcMar>
               <w:top w:w="100" w:type="dxa"/>
@@ -6595,7 +6592,7 @@
         </w:tc>
         <w:tc>
           <w:tcPr>
-            <w:tcW w:w="5112" w:type="dxa"/>
+            <w:tcW w:w="4661" w:type="dxa"/>
             <w:shd w:val="clear" w:color="auto" w:fill="D9EAF7"/>
             <w:tcMar>
               <w:top w:w="100" w:type="dxa"/>
@@ -6656,7 +6653,7 @@
         </w:trPr>
         <w:tc>
           <w:tcPr>
-            <w:tcW w:w="5112" w:type="dxa"/>
+            <w:tcW w:w="4689" w:type="dxa"/>
             <w:tcMar>
               <w:top w:w="100" w:type="dxa"/>
               <w:left w:w="100" w:type="dxa"/>
@@ -6716,7 +6713,7 @@
         </w:tc>
         <w:tc>
           <w:tcPr>
-            <w:tcW w:w="5112" w:type="dxa"/>
+            <w:tcW w:w="4661" w:type="dxa"/>
             <w:tcMar>
               <w:top w:w="100" w:type="dxa"/>
               <w:left w:w="100" w:type="dxa"/>
@@ -6822,7 +6819,7 @@
         </w:trPr>
         <w:tc>
           <w:tcPr>
-            <w:tcW w:w="5112" w:type="dxa"/>
+            <w:tcW w:w="4689" w:type="dxa"/>
             <w:tcMar>
               <w:top w:w="100" w:type="dxa"/>
               <w:left w:w="100" w:type="dxa"/>
@@ -6876,7 +6873,7 @@
         </w:tc>
         <w:tc>
           <w:tcPr>
-            <w:tcW w:w="5112" w:type="dxa"/>
+            <w:tcW w:w="4661" w:type="dxa"/>
             <w:tcMar>
               <w:top w:w="100" w:type="dxa"/>
               <w:left w:w="100" w:type="dxa"/>
@@ -6915,68 +6912,6 @@
                 <w:lang w:val="fr-CA"/>
               </w:rPr>
               <w:t>le modèle estime mal la durée des retards.</w:t>
-            </w:r>
-          </w:p>
-        </w:tc>
-      </w:tr>
-      <w:tr>
-        <w:trPr>
-          <w:cantSplit/>
-          <w:jc w:val="center"/>
-        </w:trPr>
-        <w:tc>
-          <w:tcPr>
-            <w:tcW w:w="5112" w:type="dxa"/>
-            <w:tcMar>
-              <w:top w:w="100" w:type="dxa"/>
-              <w:left w:w="100" w:type="dxa"/>
-              <w:bottom w:w="100" w:type="dxa"/>
-              <w:right w:w="100" w:type="dxa"/>
-            </w:tcMar>
-          </w:tcPr>
-          <w:p>
-            <w:pPr>
-              <w:rPr>
-                <w:sz w:val="20"/>
-                <w:szCs w:val="20"/>
-                <w:lang w:val="fr-CA"/>
-              </w:rPr>
-            </w:pPr>
-            <w:r>
-              <w:rPr>
-                <w:sz w:val="20"/>
-                <w:szCs w:val="20"/>
-                <w:lang w:val="fr-CA"/>
-              </w:rPr>
-              <w:t xml:space="preserve"> </w:t>
-            </w:r>
-          </w:p>
-        </w:tc>
-        <w:tc>
-          <w:tcPr>
-            <w:tcW w:w="5112" w:type="dxa"/>
-            <w:tcMar>
-              <w:top w:w="100" w:type="dxa"/>
-              <w:left w:w="100" w:type="dxa"/>
-              <w:bottom w:w="100" w:type="dxa"/>
-              <w:right w:w="100" w:type="dxa"/>
-            </w:tcMar>
-          </w:tcPr>
-          <w:p>
-            <w:pPr>
-              <w:rPr>
-                <w:sz w:val="20"/>
-                <w:szCs w:val="20"/>
-                <w:lang w:val="fr-CA"/>
-              </w:rPr>
-            </w:pPr>
-            <w:r>
-              <w:rPr>
-                <w:sz w:val="20"/>
-                <w:szCs w:val="20"/>
-                <w:lang w:val="fr-CA"/>
-              </w:rPr>
-              <w:t xml:space="preserve"> </w:t>
             </w:r>
           </w:p>
         </w:tc>
@@ -7133,7 +7068,6 @@
           <w:szCs w:val="20"/>
           <w:lang w:val="fr-CA"/>
         </w:rPr>
-        <w:lastRenderedPageBreak/>
         <w:t>. Si un retard est prédit, développer un modèle permettant d’estimer la durée du retard en minutes.</w:t>
       </w:r>
     </w:p>
@@ -7170,6 +7104,7 @@
           <w:szCs w:val="20"/>
           <w:lang w:val="fr-CA"/>
         </w:rPr>
+        <w:lastRenderedPageBreak/>
         <w:t>. Créer un prototype simple permettant de démontrer le fonctionnement de la solution.</w:t>
       </w:r>
     </w:p>
@@ -7326,29 +7261,6 @@
         <w:t>2.3 Contraintes connues</w:t>
       </w:r>
       <w:bookmarkEnd w:id="13"/>
-    </w:p>
-    <w:p>
-      <w:pPr>
-        <w:pStyle w:val="Paragraphedeliste"/>
-        <w:numPr>
-          <w:ilvl w:val="0"/>
-          <w:numId w:val="13"/>
-        </w:numPr>
-        <w:spacing w:after="80"/>
-        <w:rPr>
-          <w:sz w:val="18"/>
-          <w:szCs w:val="20"/>
-          <w:lang w:val="fr-CA"/>
-        </w:rPr>
-      </w:pPr>
-      <w:r>
-        <w:rPr>
-          <w:sz w:val="18"/>
-          <w:szCs w:val="20"/>
-          <w:lang w:val="fr-CA"/>
-        </w:rPr>
-        <w:t>Pensez au temps disponible, à la quantité ou à la qualité des données, aux ressources techniques, aux connaissances de l’équipe, à l’accès aux données ou à la complexité du problème.</w:t>
-      </w:r>
     </w:p>
     <w:p>
       <w:pPr>
@@ -7860,7 +7772,6 @@
                 <w:szCs w:val="20"/>
                 <w:lang w:val="fr-CA"/>
               </w:rPr>
-              <w:lastRenderedPageBreak/>
               <w:t xml:space="preserve"> </w:t>
             </w:r>
             <w:r>
@@ -7928,85 +7839,13 @@
                 <w:lang w:val="fr-CA"/>
               </w:rPr>
             </w:pPr>
-            <w:proofErr w:type="spellStart"/>
             <w:r>
               <w:rPr>
                 <w:sz w:val="18"/>
                 <w:szCs w:val="18"/>
-              </w:rPr>
-              <w:t>Préparation</w:t>
-            </w:r>
-            <w:proofErr w:type="spellEnd"/>
-            <w:r>
-              <w:rPr>
-                <w:sz w:val="18"/>
-                <w:szCs w:val="18"/>
-              </w:rPr>
-              <w:t xml:space="preserve"> et </w:t>
-            </w:r>
-            <w:proofErr w:type="spellStart"/>
-            <w:r>
-              <w:rPr>
-                <w:sz w:val="18"/>
-                <w:szCs w:val="18"/>
-              </w:rPr>
-              <w:t>analyse</w:t>
-            </w:r>
-            <w:proofErr w:type="spellEnd"/>
-            <w:r>
-              <w:rPr>
-                <w:sz w:val="18"/>
-                <w:szCs w:val="18"/>
-              </w:rPr>
-              <w:t xml:space="preserve"> des données; </w:t>
-            </w:r>
-            <w:proofErr w:type="spellStart"/>
-            <w:r>
-              <w:rPr>
-                <w:sz w:val="18"/>
-                <w:szCs w:val="18"/>
-              </w:rPr>
-              <w:t>création</w:t>
-            </w:r>
-            <w:proofErr w:type="spellEnd"/>
-            <w:r>
-              <w:rPr>
-                <w:sz w:val="18"/>
-                <w:szCs w:val="18"/>
-              </w:rPr>
-              <w:t xml:space="preserve"> du </w:t>
-            </w:r>
-            <w:proofErr w:type="spellStart"/>
-            <w:r>
-              <w:rPr>
-                <w:sz w:val="18"/>
-                <w:szCs w:val="18"/>
-              </w:rPr>
-              <w:t>dictionnaire</w:t>
-            </w:r>
-            <w:proofErr w:type="spellEnd"/>
-            <w:r>
-              <w:rPr>
-                <w:sz w:val="18"/>
-                <w:szCs w:val="18"/>
-              </w:rPr>
-              <w:t xml:space="preserve"> de données; </w:t>
-            </w:r>
-            <w:proofErr w:type="spellStart"/>
-            <w:r>
-              <w:rPr>
-                <w:sz w:val="18"/>
-                <w:szCs w:val="18"/>
-              </w:rPr>
-              <w:t>suivi</w:t>
-            </w:r>
-            <w:proofErr w:type="spellEnd"/>
-            <w:r>
-              <w:rPr>
-                <w:sz w:val="18"/>
-                <w:szCs w:val="18"/>
-              </w:rPr>
-              <w:t xml:space="preserve"> du cahier de charges.</w:t>
+                <w:lang w:val="fr-CA"/>
+              </w:rPr>
+              <w:t>Préparation et analyse des données; création du dictionnaire de données; suivi du cahier de charges.</w:t>
             </w:r>
           </w:p>
         </w:tc>
@@ -8440,13 +8279,6 @@
                 <w:szCs w:val="18"/>
               </w:rPr>
             </w:pPr>
-            <w:r>
-              <w:rPr>
-                <w:sz w:val="18"/>
-                <w:szCs w:val="18"/>
-              </w:rPr>
-              <w:t xml:space="preserve"> </w:t>
-            </w:r>
             <w:hyperlink r:id="rId9" w:history="1">
               <w:r>
                 <w:rPr>
@@ -8454,7 +8286,7 @@
                   <w:sz w:val="18"/>
                   <w:szCs w:val="18"/>
                 </w:rPr>
-                <w:t>Transtats.bts.gov</w:t>
+                <w:t>Flight Status Prediction</w:t>
               </w:r>
             </w:hyperlink>
           </w:p>
@@ -8822,581 +8654,6 @@
         <w:spacing w:after="20"/>
       </w:pPr>
     </w:p>
-    <w:tbl>
-      <w:tblPr>
-        <w:tblStyle w:val="Grilledutableau"/>
-        <w:tblW w:w="0" w:type="auto"/>
-        <w:jc w:val="center"/>
-        <w:tblLook w:val="04A0" w:firstRow="1" w:lastRow="0" w:firstColumn="1" w:lastColumn="0" w:noHBand="0" w:noVBand="1"/>
-      </w:tblPr>
-      <w:tblGrid>
-        <w:gridCol w:w="3540"/>
-        <w:gridCol w:w="5810"/>
-      </w:tblGrid>
-      <w:tr>
-        <w:trPr>
-          <w:trHeight w:val="300"/>
-          <w:jc w:val="center"/>
-        </w:trPr>
-        <w:tc>
-          <w:tcPr>
-            <w:tcW w:w="3540" w:type="dxa"/>
-            <w:shd w:val="clear" w:color="auto" w:fill="D9EAF7"/>
-            <w:tcMar>
-              <w:top w:w="100" w:type="dxa"/>
-              <w:left w:w="100" w:type="dxa"/>
-              <w:bottom w:w="100" w:type="dxa"/>
-              <w:right w:w="100" w:type="dxa"/>
-            </w:tcMar>
-            <w:vAlign w:val="center"/>
-          </w:tcPr>
-          <w:p>
-            <w:pPr>
-              <w:jc w:val="center"/>
-              <w:rPr>
-                <w:b/>
-                <w:bCs/>
-                <w:sz w:val="20"/>
-                <w:szCs w:val="20"/>
-              </w:rPr>
-            </w:pPr>
-            <w:r>
-              <w:rPr>
-                <w:b/>
-                <w:bCs/>
-                <w:sz w:val="20"/>
-                <w:szCs w:val="20"/>
-              </w:rPr>
-              <w:t>Jeu de données #...</w:t>
-            </w:r>
-          </w:p>
-        </w:tc>
-        <w:tc>
-          <w:tcPr>
-            <w:tcW w:w="5810" w:type="dxa"/>
-            <w:shd w:val="clear" w:color="auto" w:fill="D9EAF7"/>
-            <w:tcMar>
-              <w:top w:w="100" w:type="dxa"/>
-              <w:left w:w="100" w:type="dxa"/>
-              <w:bottom w:w="100" w:type="dxa"/>
-              <w:right w:w="100" w:type="dxa"/>
-            </w:tcMar>
-            <w:vAlign w:val="center"/>
-          </w:tcPr>
-          <w:p>
-            <w:pPr>
-              <w:jc w:val="center"/>
-              <w:rPr>
-                <w:b/>
-                <w:bCs/>
-                <w:sz w:val="20"/>
-                <w:szCs w:val="20"/>
-              </w:rPr>
-            </w:pPr>
-            <w:r>
-              <w:rPr>
-                <w:b/>
-                <w:bCs/>
-                <w:sz w:val="20"/>
-                <w:szCs w:val="20"/>
-              </w:rPr>
-              <w:t>Information</w:t>
-            </w:r>
-          </w:p>
-        </w:tc>
-      </w:tr>
-      <w:tr>
-        <w:trPr>
-          <w:trHeight w:val="300"/>
-          <w:jc w:val="center"/>
-        </w:trPr>
-        <w:tc>
-          <w:tcPr>
-            <w:tcW w:w="3540" w:type="dxa"/>
-            <w:tcMar>
-              <w:top w:w="100" w:type="dxa"/>
-              <w:left w:w="100" w:type="dxa"/>
-              <w:bottom w:w="100" w:type="dxa"/>
-              <w:right w:w="100" w:type="dxa"/>
-            </w:tcMar>
-          </w:tcPr>
-          <w:p>
-            <w:pPr>
-              <w:rPr>
-                <w:b/>
-                <w:bCs/>
-                <w:sz w:val="20"/>
-                <w:szCs w:val="20"/>
-                <w:lang w:val="fr-CA"/>
-              </w:rPr>
-            </w:pPr>
-            <w:r>
-              <w:rPr>
-                <w:b/>
-                <w:bCs/>
-                <w:sz w:val="20"/>
-                <w:szCs w:val="20"/>
-                <w:lang w:val="fr-CA"/>
-              </w:rPr>
-              <w:t>Nom du jeu de données</w:t>
-            </w:r>
-          </w:p>
-        </w:tc>
-        <w:tc>
-          <w:tcPr>
-            <w:tcW w:w="5810" w:type="dxa"/>
-            <w:tcMar>
-              <w:top w:w="100" w:type="dxa"/>
-              <w:left w:w="100" w:type="dxa"/>
-              <w:bottom w:w="100" w:type="dxa"/>
-              <w:right w:w="100" w:type="dxa"/>
-            </w:tcMar>
-          </w:tcPr>
-          <w:p>
-            <w:pPr>
-              <w:rPr>
-                <w:sz w:val="20"/>
-                <w:szCs w:val="20"/>
-                <w:lang w:val="fr-CA"/>
-              </w:rPr>
-            </w:pPr>
-            <w:r>
-              <w:rPr>
-                <w:sz w:val="20"/>
-                <w:szCs w:val="20"/>
-                <w:lang w:val="fr-CA"/>
-              </w:rPr>
-              <w:t xml:space="preserve"> </w:t>
-            </w:r>
-            <w:r>
-              <w:rPr>
-                <w:sz w:val="20"/>
-                <w:szCs w:val="20"/>
-                <w:lang w:val="fr-CA"/>
-              </w:rPr>
-              <w:t>-</w:t>
-            </w:r>
-          </w:p>
-        </w:tc>
-      </w:tr>
-      <w:tr>
-        <w:trPr>
-          <w:trHeight w:val="300"/>
-          <w:jc w:val="center"/>
-        </w:trPr>
-        <w:tc>
-          <w:tcPr>
-            <w:tcW w:w="3540" w:type="dxa"/>
-            <w:tcMar>
-              <w:top w:w="100" w:type="dxa"/>
-              <w:left w:w="100" w:type="dxa"/>
-              <w:bottom w:w="100" w:type="dxa"/>
-              <w:right w:w="100" w:type="dxa"/>
-            </w:tcMar>
-          </w:tcPr>
-          <w:p>
-            <w:pPr>
-              <w:rPr>
-                <w:b/>
-                <w:bCs/>
-                <w:sz w:val="20"/>
-                <w:szCs w:val="20"/>
-              </w:rPr>
-            </w:pPr>
-            <w:r>
-              <w:rPr>
-                <w:b/>
-                <w:bCs/>
-                <w:sz w:val="20"/>
-                <w:szCs w:val="20"/>
-              </w:rPr>
-              <w:t>Source</w:t>
-            </w:r>
-          </w:p>
-        </w:tc>
-        <w:tc>
-          <w:tcPr>
-            <w:tcW w:w="5810" w:type="dxa"/>
-            <w:tcMar>
-              <w:top w:w="100" w:type="dxa"/>
-              <w:left w:w="100" w:type="dxa"/>
-              <w:bottom w:w="100" w:type="dxa"/>
-              <w:right w:w="100" w:type="dxa"/>
-            </w:tcMar>
-          </w:tcPr>
-          <w:p>
-            <w:pPr>
-              <w:rPr>
-                <w:sz w:val="20"/>
-                <w:szCs w:val="20"/>
-              </w:rPr>
-            </w:pPr>
-            <w:r>
-              <w:rPr>
-                <w:sz w:val="20"/>
-                <w:szCs w:val="20"/>
-              </w:rPr>
-              <w:t xml:space="preserve"> </w:t>
-            </w:r>
-            <w:r>
-              <w:rPr>
-                <w:sz w:val="20"/>
-                <w:szCs w:val="20"/>
-                <w:lang w:val="fr-CA"/>
-              </w:rPr>
-              <w:t xml:space="preserve"> </w:t>
-            </w:r>
-            <w:r>
-              <w:rPr>
-                <w:sz w:val="20"/>
-                <w:szCs w:val="20"/>
-                <w:lang w:val="fr-CA"/>
-              </w:rPr>
-              <w:t>-</w:t>
-            </w:r>
-          </w:p>
-        </w:tc>
-      </w:tr>
-      <w:tr>
-        <w:trPr>
-          <w:trHeight w:val="300"/>
-          <w:jc w:val="center"/>
-        </w:trPr>
-        <w:tc>
-          <w:tcPr>
-            <w:tcW w:w="3540" w:type="dxa"/>
-            <w:tcMar>
-              <w:top w:w="100" w:type="dxa"/>
-              <w:left w:w="100" w:type="dxa"/>
-              <w:bottom w:w="100" w:type="dxa"/>
-              <w:right w:w="100" w:type="dxa"/>
-            </w:tcMar>
-          </w:tcPr>
-          <w:p>
-            <w:pPr>
-              <w:rPr>
-                <w:b/>
-                <w:bCs/>
-                <w:sz w:val="20"/>
-                <w:szCs w:val="20"/>
-              </w:rPr>
-            </w:pPr>
-            <w:r>
-              <w:rPr>
-                <w:b/>
-                <w:bCs/>
-                <w:sz w:val="20"/>
-                <w:szCs w:val="20"/>
-              </w:rPr>
-              <w:t xml:space="preserve">Auteur / </w:t>
-            </w:r>
-            <w:proofErr w:type="spellStart"/>
-            <w:r>
-              <w:rPr>
-                <w:b/>
-                <w:bCs/>
-                <w:sz w:val="20"/>
-                <w:szCs w:val="20"/>
-              </w:rPr>
-              <w:t>organisation</w:t>
-            </w:r>
-            <w:proofErr w:type="spellEnd"/>
-          </w:p>
-        </w:tc>
-        <w:tc>
-          <w:tcPr>
-            <w:tcW w:w="5810" w:type="dxa"/>
-            <w:tcMar>
-              <w:top w:w="100" w:type="dxa"/>
-              <w:left w:w="100" w:type="dxa"/>
-              <w:bottom w:w="100" w:type="dxa"/>
-              <w:right w:w="100" w:type="dxa"/>
-            </w:tcMar>
-          </w:tcPr>
-          <w:p>
-            <w:pPr>
-              <w:rPr>
-                <w:sz w:val="20"/>
-                <w:szCs w:val="20"/>
-              </w:rPr>
-            </w:pPr>
-            <w:r>
-              <w:rPr>
-                <w:sz w:val="20"/>
-                <w:szCs w:val="20"/>
-              </w:rPr>
-              <w:t xml:space="preserve"> </w:t>
-            </w:r>
-            <w:r>
-              <w:rPr>
-                <w:sz w:val="20"/>
-                <w:szCs w:val="20"/>
-                <w:lang w:val="fr-CA"/>
-              </w:rPr>
-              <w:t xml:space="preserve"> </w:t>
-            </w:r>
-            <w:r>
-              <w:rPr>
-                <w:sz w:val="20"/>
-                <w:szCs w:val="20"/>
-                <w:lang w:val="fr-CA"/>
-              </w:rPr>
-              <w:t>-</w:t>
-            </w:r>
-          </w:p>
-        </w:tc>
-      </w:tr>
-      <w:tr>
-        <w:trPr>
-          <w:trHeight w:val="300"/>
-          <w:jc w:val="center"/>
-        </w:trPr>
-        <w:tc>
-          <w:tcPr>
-            <w:tcW w:w="3540" w:type="dxa"/>
-            <w:tcMar>
-              <w:top w:w="100" w:type="dxa"/>
-              <w:left w:w="100" w:type="dxa"/>
-              <w:bottom w:w="100" w:type="dxa"/>
-              <w:right w:w="100" w:type="dxa"/>
-            </w:tcMar>
-          </w:tcPr>
-          <w:p>
-            <w:pPr>
-              <w:rPr>
-                <w:b/>
-                <w:bCs/>
-                <w:sz w:val="20"/>
-                <w:szCs w:val="20"/>
-              </w:rPr>
-            </w:pPr>
-            <w:r>
-              <w:rPr>
-                <w:b/>
-                <w:bCs/>
-                <w:sz w:val="20"/>
-                <w:szCs w:val="20"/>
-              </w:rPr>
-              <w:t>Lien</w:t>
-            </w:r>
-          </w:p>
-        </w:tc>
-        <w:tc>
-          <w:tcPr>
-            <w:tcW w:w="5810" w:type="dxa"/>
-            <w:tcMar>
-              <w:top w:w="100" w:type="dxa"/>
-              <w:left w:w="100" w:type="dxa"/>
-              <w:bottom w:w="100" w:type="dxa"/>
-              <w:right w:w="100" w:type="dxa"/>
-            </w:tcMar>
-          </w:tcPr>
-          <w:p>
-            <w:pPr>
-              <w:rPr>
-                <w:sz w:val="20"/>
-                <w:szCs w:val="20"/>
-              </w:rPr>
-            </w:pPr>
-            <w:r>
-              <w:rPr>
-                <w:sz w:val="20"/>
-                <w:szCs w:val="20"/>
-              </w:rPr>
-              <w:t xml:space="preserve"> </w:t>
-            </w:r>
-            <w:r>
-              <w:rPr>
-                <w:sz w:val="20"/>
-                <w:szCs w:val="20"/>
-                <w:lang w:val="fr-CA"/>
-              </w:rPr>
-              <w:t xml:space="preserve"> </w:t>
-            </w:r>
-            <w:r>
-              <w:rPr>
-                <w:sz w:val="20"/>
-                <w:szCs w:val="20"/>
-                <w:lang w:val="fr-CA"/>
-              </w:rPr>
-              <w:t>-</w:t>
-            </w:r>
-          </w:p>
-        </w:tc>
-      </w:tr>
-      <w:tr>
-        <w:trPr>
-          <w:trHeight w:val="300"/>
-          <w:jc w:val="center"/>
-        </w:trPr>
-        <w:tc>
-          <w:tcPr>
-            <w:tcW w:w="3540" w:type="dxa"/>
-            <w:tcMar>
-              <w:top w:w="100" w:type="dxa"/>
-              <w:left w:w="100" w:type="dxa"/>
-              <w:bottom w:w="100" w:type="dxa"/>
-              <w:right w:w="100" w:type="dxa"/>
-            </w:tcMar>
-          </w:tcPr>
-          <w:p>
-            <w:pPr>
-              <w:rPr>
-                <w:b/>
-                <w:bCs/>
-                <w:sz w:val="20"/>
-                <w:szCs w:val="20"/>
-              </w:rPr>
-            </w:pPr>
-            <w:r>
-              <w:rPr>
-                <w:b/>
-                <w:bCs/>
-                <w:sz w:val="20"/>
-                <w:szCs w:val="20"/>
-              </w:rPr>
-              <w:t>Format des données</w:t>
-            </w:r>
-          </w:p>
-        </w:tc>
-        <w:tc>
-          <w:tcPr>
-            <w:tcW w:w="5810" w:type="dxa"/>
-            <w:tcMar>
-              <w:top w:w="100" w:type="dxa"/>
-              <w:left w:w="100" w:type="dxa"/>
-              <w:bottom w:w="100" w:type="dxa"/>
-              <w:right w:w="100" w:type="dxa"/>
-            </w:tcMar>
-          </w:tcPr>
-          <w:p>
-            <w:pPr>
-              <w:rPr>
-                <w:sz w:val="20"/>
-                <w:szCs w:val="20"/>
-              </w:rPr>
-            </w:pPr>
-            <w:r>
-              <w:rPr>
-                <w:sz w:val="20"/>
-                <w:szCs w:val="20"/>
-              </w:rPr>
-              <w:t xml:space="preserve"> </w:t>
-            </w:r>
-            <w:r>
-              <w:rPr>
-                <w:sz w:val="20"/>
-                <w:szCs w:val="20"/>
-                <w:lang w:val="fr-CA"/>
-              </w:rPr>
-              <w:t xml:space="preserve"> </w:t>
-            </w:r>
-            <w:r>
-              <w:rPr>
-                <w:sz w:val="20"/>
-                <w:szCs w:val="20"/>
-                <w:lang w:val="fr-CA"/>
-              </w:rPr>
-              <w:t>-</w:t>
-            </w:r>
-          </w:p>
-        </w:tc>
-      </w:tr>
-      <w:tr>
-        <w:trPr>
-          <w:trHeight w:val="300"/>
-          <w:jc w:val="center"/>
-        </w:trPr>
-        <w:tc>
-          <w:tcPr>
-            <w:tcW w:w="3540" w:type="dxa"/>
-            <w:tcMar>
-              <w:top w:w="100" w:type="dxa"/>
-              <w:left w:w="100" w:type="dxa"/>
-              <w:bottom w:w="100" w:type="dxa"/>
-              <w:right w:w="100" w:type="dxa"/>
-            </w:tcMar>
-          </w:tcPr>
-          <w:p>
-            <w:pPr>
-              <w:rPr>
-                <w:b/>
-                <w:bCs/>
-                <w:sz w:val="20"/>
-                <w:szCs w:val="20"/>
-              </w:rPr>
-            </w:pPr>
-            <w:r>
-              <w:rPr>
-                <w:b/>
-                <w:bCs/>
-                <w:sz w:val="20"/>
-                <w:szCs w:val="20"/>
-              </w:rPr>
-              <w:t xml:space="preserve">Conditions </w:t>
-            </w:r>
-            <w:proofErr w:type="spellStart"/>
-            <w:r>
-              <w:rPr>
-                <w:b/>
-                <w:bCs/>
-                <w:sz w:val="20"/>
-                <w:szCs w:val="20"/>
-              </w:rPr>
-              <w:t>d’utilisation</w:t>
-            </w:r>
-            <w:proofErr w:type="spellEnd"/>
-            <w:r>
-              <w:rPr>
-                <w:b/>
-                <w:bCs/>
-                <w:sz w:val="20"/>
-                <w:szCs w:val="20"/>
-              </w:rPr>
-              <w:t xml:space="preserve"> / </w:t>
-            </w:r>
-            <w:proofErr w:type="spellStart"/>
-            <w:r>
-              <w:rPr>
-                <w:b/>
-                <w:bCs/>
-                <w:sz w:val="20"/>
-                <w:szCs w:val="20"/>
-              </w:rPr>
-              <w:t>accès</w:t>
-            </w:r>
-            <w:proofErr w:type="spellEnd"/>
-          </w:p>
-        </w:tc>
-        <w:tc>
-          <w:tcPr>
-            <w:tcW w:w="5810" w:type="dxa"/>
-            <w:tcMar>
-              <w:top w:w="100" w:type="dxa"/>
-              <w:left w:w="100" w:type="dxa"/>
-              <w:bottom w:w="100" w:type="dxa"/>
-              <w:right w:w="100" w:type="dxa"/>
-            </w:tcMar>
-          </w:tcPr>
-          <w:p>
-            <w:pPr>
-              <w:rPr>
-                <w:sz w:val="20"/>
-                <w:szCs w:val="20"/>
-              </w:rPr>
-            </w:pPr>
-            <w:r>
-              <w:rPr>
-                <w:sz w:val="20"/>
-                <w:szCs w:val="20"/>
-                <w:lang w:val="fr-CA"/>
-              </w:rPr>
-              <w:t>-</w:t>
-            </w:r>
-          </w:p>
-        </w:tc>
-      </w:tr>
-    </w:tbl>
     <w:p>
       <w:pPr>
         <w:spacing w:after="20"/>
@@ -9414,7 +8671,6 @@
       </w:pPr>
       <w:bookmarkStart w:id="17" w:name="_Toc1080090942"/>
       <w:r>
-        <w:lastRenderedPageBreak/>
         <w:t xml:space="preserve">4.2 Description </w:t>
       </w:r>
       <w:proofErr w:type="spellStart"/>
@@ -9515,6 +8771,7 @@
           <w:szCs w:val="18"/>
           <w:lang w:val="fr-CA"/>
         </w:rPr>
+        <w:lastRenderedPageBreak/>
         <w:t>Oui, la variable cible #1 est ‘</w:t>
       </w:r>
       <w:r>
@@ -10383,7 +9640,6 @@
         <w:rPr>
           <w:lang w:val="fr-CA"/>
         </w:rPr>
-        <w:lastRenderedPageBreak/>
         <w:t>5.3 Questions à approfondir au prochain jalon</w:t>
       </w:r>
       <w:bookmarkEnd w:id="22"/>
@@ -10559,6 +9815,7 @@
     <w:p>
       <w:pPr>
         <w:spacing w:after="40"/>
+        <w:jc w:val="right"/>
         <w:rPr>
           <w:lang w:val="fr-CA"/>
         </w:rPr>
@@ -10666,6 +9923,7 @@
                 <w:b/>
                 <w:sz w:val="19"/>
               </w:rPr>
+              <w:lastRenderedPageBreak/>
               <w:t>Variable</w:t>
             </w:r>
           </w:p>
@@ -12291,7 +11549,6 @@
                 <w:sz w:val="18"/>
                 <w:szCs w:val="21"/>
               </w:rPr>
-              <w:lastRenderedPageBreak/>
               <w:t>Exploration des données</w:t>
             </w:r>
           </w:p>
@@ -12998,6 +12255,7 @@
                 <w:sz w:val="18"/>
                 <w:szCs w:val="21"/>
               </w:rPr>
+              <w:lastRenderedPageBreak/>
               <w:t>Déploiement</w:t>
             </w:r>
             <w:proofErr w:type="spellEnd"/>
@@ -36021,6 +35279,18 @@
       <w:shd w:val="clear" w:color="auto" w:fill="E1DFDD"/>
     </w:rPr>
   </w:style>
+  <w:style w:type="character" w:styleId="Lienhypertextesuivivisit">
+    <w:name w:val="FollowedHyperlink"/>
+    <w:basedOn w:val="Policepardfaut"/>
+    <w:uiPriority w:val="99"/>
+    <w:semiHidden/>
+    <w:unhideWhenUsed/>
+    <w:rsid w:val="008210C8"/>
+    <w:rPr>
+      <w:color w:val="800080" w:themeColor="followedHyperlink"/>
+      <w:u w:val="single"/>
+    </w:rPr>
+  </w:style>
 </w:styles>
 </file>
 

--- a/PROJET/MASTER cahier de charges.docx
+++ b/PROJET/MASTER cahier de charges.docx
@@ -88,19 +88,9 @@
             </w:tcMar>
           </w:tcPr>
           <w:p>
-            <w:proofErr w:type="spellStart"/>
-            <w:r>
-              <w:t>Titre</w:t>
-            </w:r>
-            <w:proofErr w:type="spellEnd"/>
-            <w:r>
-              <w:t xml:space="preserve"> du </w:t>
-            </w:r>
-            <w:proofErr w:type="spellStart"/>
-            <w:r>
-              <w:t>projet</w:t>
-            </w:r>
-            <w:proofErr w:type="spellEnd"/>
+            <w:r>
+              <w:t>Titre du projet</w:t>
+            </w:r>
           </w:p>
         </w:tc>
         <w:tc>
@@ -347,13 +337,8 @@
             </w:tcMar>
           </w:tcPr>
           <w:p>
-            <w:proofErr w:type="gramStart"/>
-            <w:r>
-              <w:t>Date :</w:t>
-            </w:r>
-            <w:proofErr w:type="gramEnd"/>
-            <w:r>
-              <w:t xml:space="preserve"> </w:t>
+            <w:r>
+              <w:t xml:space="preserve">Date : </w:t>
             </w:r>
             <w:r>
               <w:t>9 Octobre 2026</w:t>
@@ -403,13 +388,8 @@
             </w:tcMar>
           </w:tcPr>
           <w:p>
-            <w:proofErr w:type="gramStart"/>
-            <w:r>
-              <w:t>Date :</w:t>
-            </w:r>
-            <w:proofErr w:type="gramEnd"/>
-            <w:r>
-              <w:t xml:space="preserve"> </w:t>
+            <w:r>
+              <w:t xml:space="preserve">Date : </w:t>
             </w:r>
           </w:p>
         </w:tc>
@@ -456,13 +436,8 @@
             </w:tcMar>
           </w:tcPr>
           <w:p>
-            <w:proofErr w:type="gramStart"/>
-            <w:r>
-              <w:t>Date :</w:t>
-            </w:r>
-            <w:proofErr w:type="gramEnd"/>
-            <w:r>
-              <w:t xml:space="preserve"> </w:t>
+            <w:r>
+              <w:t xml:space="preserve">Date : </w:t>
             </w:r>
           </w:p>
         </w:tc>
@@ -486,7 +461,6 @@
           <w:docPartUnique/>
         </w:docPartObj>
       </w:sdtPr>
-      <w:sdtEndPr/>
       <w:sdtContent>
         <w:p>
           <w:pPr>
@@ -2299,24 +2273,11 @@
         <w:pStyle w:val="Titre2"/>
       </w:pPr>
       <w:bookmarkStart w:id="1" w:name="_Toc1581658713"/>
-      <w:proofErr w:type="spellStart"/>
       <w:r>
-        <w:t>Calendrier</w:t>
-      </w:r>
-      <w:proofErr w:type="spellEnd"/>
-      <w:r>
-        <w:t xml:space="preserve"> </w:t>
+        <w:t xml:space="preserve">Calendrier </w:t>
       </w:r>
       <w:r>
-        <w:t xml:space="preserve">du </w:t>
-      </w:r>
-      <w:proofErr w:type="spellStart"/>
-      <w:r>
-        <w:t>projet</w:t>
-      </w:r>
-      <w:proofErr w:type="spellEnd"/>
-      <w:r>
-        <w:t xml:space="preserve"> </w:t>
+        <w:t xml:space="preserve">du projet </w:t>
       </w:r>
       <w:r>
         <w:t>à respecter</w:t>
@@ -2424,7 +2385,6 @@
                 <w:szCs w:val="20"/>
               </w:rPr>
             </w:pPr>
-            <w:proofErr w:type="spellStart"/>
             <w:r>
               <w:rPr>
                 <w:rFonts w:ascii="Aptos Narrow" w:eastAsia="Aptos Narrow" w:hAnsi="Aptos Narrow" w:cs="Aptos Narrow"/>
@@ -2434,19 +2394,7 @@
                 <w:sz w:val="20"/>
                 <w:szCs w:val="20"/>
               </w:rPr>
-              <w:t>Tâche</w:t>
-            </w:r>
-            <w:proofErr w:type="spellEnd"/>
-            <w:r>
-              <w:rPr>
-                <w:rFonts w:ascii="Aptos Narrow" w:eastAsia="Aptos Narrow" w:hAnsi="Aptos Narrow" w:cs="Aptos Narrow"/>
-                <w:b/>
-                <w:bCs/>
-                <w:color w:val="000000" w:themeColor="text1"/>
-                <w:sz w:val="20"/>
-                <w:szCs w:val="20"/>
-              </w:rPr>
-              <w:t xml:space="preserve"> noms</w:t>
+              <w:t>Tâche noms</w:t>
             </w:r>
           </w:p>
         </w:tc>
@@ -2575,27 +2523,7 @@
                 <w:sz w:val="20"/>
                 <w:szCs w:val="20"/>
               </w:rPr>
-              <w:t>Jalon #</w:t>
-            </w:r>
-            <w:proofErr w:type="gramStart"/>
-            <w:r>
-              <w:rPr>
-                <w:rFonts w:ascii="Aptos Narrow" w:eastAsia="Aptos Narrow" w:hAnsi="Aptos Narrow" w:cs="Aptos Narrow"/>
-                <w:color w:val="000000" w:themeColor="text1"/>
-                <w:sz w:val="20"/>
-                <w:szCs w:val="20"/>
-              </w:rPr>
-              <w:t>1 :</w:t>
-            </w:r>
-            <w:proofErr w:type="gramEnd"/>
-            <w:r>
-              <w:rPr>
-                <w:rFonts w:ascii="Aptos Narrow" w:eastAsia="Aptos Narrow" w:hAnsi="Aptos Narrow" w:cs="Aptos Narrow"/>
-                <w:color w:val="000000" w:themeColor="text1"/>
-                <w:sz w:val="20"/>
-                <w:szCs w:val="20"/>
-              </w:rPr>
-              <w:t xml:space="preserve"> Cycle de vie</w:t>
+              <w:t>Jalon #1 : Cycle de vie</w:t>
             </w:r>
           </w:p>
         </w:tc>
@@ -2625,7 +2553,6 @@
                 <w:szCs w:val="20"/>
               </w:rPr>
             </w:pPr>
-            <w:proofErr w:type="spellStart"/>
             <w:r>
               <w:rPr>
                 <w:rFonts w:ascii="Aptos Narrow" w:eastAsia="Aptos Narrow" w:hAnsi="Aptos Narrow" w:cs="Aptos Narrow"/>
@@ -2633,29 +2560,8 @@
                 <w:sz w:val="20"/>
                 <w:szCs w:val="20"/>
               </w:rPr>
-              <w:t>Définition</w:t>
-            </w:r>
-            <w:proofErr w:type="spellEnd"/>
-            <w:r>
-              <w:rPr>
-                <w:rFonts w:ascii="Aptos Narrow" w:eastAsia="Aptos Narrow" w:hAnsi="Aptos Narrow" w:cs="Aptos Narrow"/>
-                <w:color w:val="000000" w:themeColor="text1"/>
-                <w:sz w:val="20"/>
-                <w:szCs w:val="20"/>
-              </w:rPr>
-              <w:t xml:space="preserve"> du </w:t>
-            </w:r>
-            <w:proofErr w:type="spellStart"/>
-            <w:r>
-              <w:rPr>
-                <w:rFonts w:ascii="Aptos Narrow" w:eastAsia="Aptos Narrow" w:hAnsi="Aptos Narrow" w:cs="Aptos Narrow"/>
-                <w:color w:val="000000" w:themeColor="text1"/>
-                <w:sz w:val="20"/>
-                <w:szCs w:val="20"/>
-              </w:rPr>
-              <w:t>problème</w:t>
-            </w:r>
-            <w:proofErr w:type="spellEnd"/>
+              <w:t>Définition du problème</w:t>
+            </w:r>
           </w:p>
         </w:tc>
         <w:tc>
@@ -2773,27 +2679,7 @@
                 <w:sz w:val="20"/>
                 <w:szCs w:val="20"/>
               </w:rPr>
-              <w:t>Jalon #</w:t>
-            </w:r>
-            <w:proofErr w:type="gramStart"/>
-            <w:r>
-              <w:rPr>
-                <w:rFonts w:ascii="Aptos Narrow" w:eastAsia="Aptos Narrow" w:hAnsi="Aptos Narrow" w:cs="Aptos Narrow"/>
-                <w:color w:val="000000" w:themeColor="text1"/>
-                <w:sz w:val="20"/>
-                <w:szCs w:val="20"/>
-              </w:rPr>
-              <w:t>1 :</w:t>
-            </w:r>
-            <w:proofErr w:type="gramEnd"/>
-            <w:r>
-              <w:rPr>
-                <w:rFonts w:ascii="Aptos Narrow" w:eastAsia="Aptos Narrow" w:hAnsi="Aptos Narrow" w:cs="Aptos Narrow"/>
-                <w:color w:val="000000" w:themeColor="text1"/>
-                <w:sz w:val="20"/>
-                <w:szCs w:val="20"/>
-              </w:rPr>
-              <w:t xml:space="preserve"> Cycle de vie</w:t>
+              <w:t>Jalon #1 : Cycle de vie</w:t>
             </w:r>
           </w:p>
         </w:tc>
@@ -2823,7 +2709,6 @@
                 <w:szCs w:val="20"/>
               </w:rPr>
             </w:pPr>
-            <w:proofErr w:type="spellStart"/>
             <w:r>
               <w:rPr>
                 <w:rFonts w:ascii="Aptos Narrow" w:eastAsia="Aptos Narrow" w:hAnsi="Aptos Narrow" w:cs="Aptos Narrow"/>
@@ -2831,17 +2716,7 @@
                 <w:sz w:val="20"/>
                 <w:szCs w:val="20"/>
               </w:rPr>
-              <w:t>Collecte</w:t>
-            </w:r>
-            <w:proofErr w:type="spellEnd"/>
-            <w:r>
-              <w:rPr>
-                <w:rFonts w:ascii="Aptos Narrow" w:eastAsia="Aptos Narrow" w:hAnsi="Aptos Narrow" w:cs="Aptos Narrow"/>
-                <w:color w:val="000000" w:themeColor="text1"/>
-                <w:sz w:val="20"/>
-                <w:szCs w:val="20"/>
-              </w:rPr>
-              <w:t xml:space="preserve"> des données</w:t>
+              <w:t>Collecte des données</w:t>
             </w:r>
           </w:p>
         </w:tc>
@@ -2960,27 +2835,7 @@
                 <w:sz w:val="20"/>
                 <w:szCs w:val="20"/>
               </w:rPr>
-              <w:t>Jalon #</w:t>
-            </w:r>
-            <w:proofErr w:type="gramStart"/>
-            <w:r>
-              <w:rPr>
-                <w:rFonts w:ascii="Aptos Narrow" w:eastAsia="Aptos Narrow" w:hAnsi="Aptos Narrow" w:cs="Aptos Narrow"/>
-                <w:color w:val="000000" w:themeColor="text1"/>
-                <w:sz w:val="20"/>
-                <w:szCs w:val="20"/>
-              </w:rPr>
-              <w:t>1 :</w:t>
-            </w:r>
-            <w:proofErr w:type="gramEnd"/>
-            <w:r>
-              <w:rPr>
-                <w:rFonts w:ascii="Aptos Narrow" w:eastAsia="Aptos Narrow" w:hAnsi="Aptos Narrow" w:cs="Aptos Narrow"/>
-                <w:color w:val="000000" w:themeColor="text1"/>
-                <w:sz w:val="20"/>
-                <w:szCs w:val="20"/>
-              </w:rPr>
-              <w:t xml:space="preserve"> Cycle de vie</w:t>
+              <w:t>Jalon #1 : Cycle de vie</w:t>
             </w:r>
           </w:p>
         </w:tc>
@@ -3010,7 +2865,6 @@
                 <w:szCs w:val="20"/>
               </w:rPr>
             </w:pPr>
-            <w:proofErr w:type="spellStart"/>
             <w:r>
               <w:rPr>
                 <w:rFonts w:ascii="Aptos Narrow" w:eastAsia="Aptos Narrow" w:hAnsi="Aptos Narrow" w:cs="Aptos Narrow"/>
@@ -3018,17 +2872,7 @@
                 <w:sz w:val="20"/>
                 <w:szCs w:val="20"/>
               </w:rPr>
-              <w:t>Préparation</w:t>
-            </w:r>
-            <w:proofErr w:type="spellEnd"/>
-            <w:r>
-              <w:rPr>
-                <w:rFonts w:ascii="Aptos Narrow" w:eastAsia="Aptos Narrow" w:hAnsi="Aptos Narrow" w:cs="Aptos Narrow"/>
-                <w:color w:val="000000" w:themeColor="text1"/>
-                <w:sz w:val="20"/>
-                <w:szCs w:val="20"/>
-              </w:rPr>
-              <w:t xml:space="preserve"> des données (Jalon #1)</w:t>
+              <w:t>Préparation des données (Jalon #1)</w:t>
             </w:r>
           </w:p>
         </w:tc>
@@ -3147,39 +2991,8 @@
                 <w:sz w:val="20"/>
                 <w:szCs w:val="20"/>
               </w:rPr>
-              <w:t>Jalon #</w:t>
-            </w:r>
-            <w:proofErr w:type="gramStart"/>
-            <w:r>
-              <w:rPr>
-                <w:rFonts w:ascii="Aptos Narrow" w:eastAsia="Aptos Narrow" w:hAnsi="Aptos Narrow" w:cs="Aptos Narrow"/>
-                <w:color w:val="000000" w:themeColor="text1"/>
-                <w:sz w:val="20"/>
-                <w:szCs w:val="20"/>
-              </w:rPr>
-              <w:t>2 :</w:t>
-            </w:r>
-            <w:proofErr w:type="gramEnd"/>
-            <w:r>
-              <w:rPr>
-                <w:rFonts w:ascii="Aptos Narrow" w:eastAsia="Aptos Narrow" w:hAnsi="Aptos Narrow" w:cs="Aptos Narrow"/>
-                <w:color w:val="000000" w:themeColor="text1"/>
-                <w:sz w:val="20"/>
-                <w:szCs w:val="20"/>
-              </w:rPr>
-              <w:t xml:space="preserve"> </w:t>
-            </w:r>
-            <w:proofErr w:type="spellStart"/>
-            <w:r>
-              <w:rPr>
-                <w:rFonts w:ascii="Aptos Narrow" w:eastAsia="Aptos Narrow" w:hAnsi="Aptos Narrow" w:cs="Aptos Narrow"/>
-                <w:color w:val="000000" w:themeColor="text1"/>
-                <w:sz w:val="20"/>
-                <w:szCs w:val="20"/>
-              </w:rPr>
-              <w:t>Optimisation</w:t>
-            </w:r>
-            <w:proofErr w:type="spellEnd"/>
+              <w:t>Jalon #2 : Optimisation</w:t>
+            </w:r>
           </w:p>
         </w:tc>
         <w:tc>
@@ -3208,7 +3021,6 @@
                 <w:szCs w:val="20"/>
               </w:rPr>
             </w:pPr>
-            <w:proofErr w:type="spellStart"/>
             <w:r>
               <w:rPr>
                 <w:rFonts w:ascii="Aptos Narrow" w:eastAsia="Aptos Narrow" w:hAnsi="Aptos Narrow" w:cs="Aptos Narrow"/>
@@ -3216,17 +3028,7 @@
                 <w:sz w:val="20"/>
                 <w:szCs w:val="20"/>
               </w:rPr>
-              <w:t>Préparation</w:t>
-            </w:r>
-            <w:proofErr w:type="spellEnd"/>
-            <w:r>
-              <w:rPr>
-                <w:rFonts w:ascii="Aptos Narrow" w:eastAsia="Aptos Narrow" w:hAnsi="Aptos Narrow" w:cs="Aptos Narrow"/>
-                <w:color w:val="000000" w:themeColor="text1"/>
-                <w:sz w:val="20"/>
-                <w:szCs w:val="20"/>
-              </w:rPr>
-              <w:t xml:space="preserve"> des données (Jalon #2)</w:t>
+              <w:t>Préparation des données (Jalon #2)</w:t>
             </w:r>
           </w:p>
         </w:tc>
@@ -3345,39 +3147,8 @@
                 <w:sz w:val="20"/>
                 <w:szCs w:val="20"/>
               </w:rPr>
-              <w:t>Jalon #</w:t>
-            </w:r>
-            <w:proofErr w:type="gramStart"/>
-            <w:r>
-              <w:rPr>
-                <w:rFonts w:ascii="Aptos Narrow" w:eastAsia="Aptos Narrow" w:hAnsi="Aptos Narrow" w:cs="Aptos Narrow"/>
-                <w:color w:val="000000" w:themeColor="text1"/>
-                <w:sz w:val="20"/>
-                <w:szCs w:val="20"/>
-              </w:rPr>
-              <w:t>2 :</w:t>
-            </w:r>
-            <w:proofErr w:type="gramEnd"/>
-            <w:r>
-              <w:rPr>
-                <w:rFonts w:ascii="Aptos Narrow" w:eastAsia="Aptos Narrow" w:hAnsi="Aptos Narrow" w:cs="Aptos Narrow"/>
-                <w:color w:val="000000" w:themeColor="text1"/>
-                <w:sz w:val="20"/>
-                <w:szCs w:val="20"/>
-              </w:rPr>
-              <w:t xml:space="preserve"> </w:t>
-            </w:r>
-            <w:proofErr w:type="spellStart"/>
-            <w:r>
-              <w:rPr>
-                <w:rFonts w:ascii="Aptos Narrow" w:eastAsia="Aptos Narrow" w:hAnsi="Aptos Narrow" w:cs="Aptos Narrow"/>
-                <w:color w:val="000000" w:themeColor="text1"/>
-                <w:sz w:val="20"/>
-                <w:szCs w:val="20"/>
-              </w:rPr>
-              <w:t>Optimisation</w:t>
-            </w:r>
-            <w:proofErr w:type="spellEnd"/>
+              <w:t>Jalon #2 : Optimisation</w:t>
+            </w:r>
           </w:p>
         </w:tc>
         <w:tc>
@@ -3406,7 +3177,6 @@
                 <w:szCs w:val="20"/>
               </w:rPr>
             </w:pPr>
-            <w:proofErr w:type="spellStart"/>
             <w:r>
               <w:rPr>
                 <w:rFonts w:ascii="Aptos Narrow" w:eastAsia="Aptos Narrow" w:hAnsi="Aptos Narrow" w:cs="Aptos Narrow"/>
@@ -3416,7 +3186,6 @@
               </w:rPr>
               <w:t>Modélisation</w:t>
             </w:r>
-            <w:proofErr w:type="spellEnd"/>
           </w:p>
         </w:tc>
         <w:tc>
@@ -3534,39 +3303,8 @@
                 <w:sz w:val="20"/>
                 <w:szCs w:val="20"/>
               </w:rPr>
-              <w:t>Jalon #</w:t>
-            </w:r>
-            <w:proofErr w:type="gramStart"/>
-            <w:r>
-              <w:rPr>
-                <w:rFonts w:ascii="Aptos Narrow" w:eastAsia="Aptos Narrow" w:hAnsi="Aptos Narrow" w:cs="Aptos Narrow"/>
-                <w:color w:val="000000" w:themeColor="text1"/>
-                <w:sz w:val="20"/>
-                <w:szCs w:val="20"/>
-              </w:rPr>
-              <w:t>2 :</w:t>
-            </w:r>
-            <w:proofErr w:type="gramEnd"/>
-            <w:r>
-              <w:rPr>
-                <w:rFonts w:ascii="Aptos Narrow" w:eastAsia="Aptos Narrow" w:hAnsi="Aptos Narrow" w:cs="Aptos Narrow"/>
-                <w:color w:val="000000" w:themeColor="text1"/>
-                <w:sz w:val="20"/>
-                <w:szCs w:val="20"/>
-              </w:rPr>
-              <w:t xml:space="preserve"> </w:t>
-            </w:r>
-            <w:proofErr w:type="spellStart"/>
-            <w:r>
-              <w:rPr>
-                <w:rFonts w:ascii="Aptos Narrow" w:eastAsia="Aptos Narrow" w:hAnsi="Aptos Narrow" w:cs="Aptos Narrow"/>
-                <w:color w:val="000000" w:themeColor="text1"/>
-                <w:sz w:val="20"/>
-                <w:szCs w:val="20"/>
-              </w:rPr>
-              <w:t>Optimisation</w:t>
-            </w:r>
-            <w:proofErr w:type="spellEnd"/>
+              <w:t>Jalon #2 : Optimisation</w:t>
+            </w:r>
           </w:p>
         </w:tc>
         <w:tc>
@@ -3595,7 +3333,6 @@
                 <w:szCs w:val="20"/>
               </w:rPr>
             </w:pPr>
-            <w:proofErr w:type="spellStart"/>
             <w:r>
               <w:rPr>
                 <w:rFonts w:ascii="Aptos Narrow" w:eastAsia="Aptos Narrow" w:hAnsi="Aptos Narrow" w:cs="Aptos Narrow"/>
@@ -3605,7 +3342,6 @@
               </w:rPr>
               <w:t>Évaluation</w:t>
             </w:r>
-            <w:proofErr w:type="spellEnd"/>
           </w:p>
         </w:tc>
         <w:tc>
@@ -3723,39 +3459,8 @@
                 <w:sz w:val="20"/>
                 <w:szCs w:val="20"/>
               </w:rPr>
-              <w:t>Jalon #</w:t>
-            </w:r>
-            <w:proofErr w:type="gramStart"/>
-            <w:r>
-              <w:rPr>
-                <w:rFonts w:ascii="Aptos Narrow" w:eastAsia="Aptos Narrow" w:hAnsi="Aptos Narrow" w:cs="Aptos Narrow"/>
-                <w:color w:val="000000" w:themeColor="text1"/>
-                <w:sz w:val="20"/>
-                <w:szCs w:val="20"/>
-              </w:rPr>
-              <w:t>3 :</w:t>
-            </w:r>
-            <w:proofErr w:type="gramEnd"/>
-            <w:r>
-              <w:rPr>
-                <w:rFonts w:ascii="Aptos Narrow" w:eastAsia="Aptos Narrow" w:hAnsi="Aptos Narrow" w:cs="Aptos Narrow"/>
-                <w:color w:val="000000" w:themeColor="text1"/>
-                <w:sz w:val="20"/>
-                <w:szCs w:val="20"/>
-              </w:rPr>
-              <w:t xml:space="preserve"> </w:t>
-            </w:r>
-            <w:proofErr w:type="spellStart"/>
-            <w:r>
-              <w:rPr>
-                <w:rFonts w:ascii="Aptos Narrow" w:eastAsia="Aptos Narrow" w:hAnsi="Aptos Narrow" w:cs="Aptos Narrow"/>
-                <w:color w:val="000000" w:themeColor="text1"/>
-                <w:sz w:val="20"/>
-                <w:szCs w:val="20"/>
-              </w:rPr>
-              <w:t>Déploiement</w:t>
-            </w:r>
-            <w:proofErr w:type="spellEnd"/>
+              <w:t>Jalon #3 : Déploiement</w:t>
+            </w:r>
           </w:p>
         </w:tc>
         <w:tc>
@@ -3784,7 +3489,6 @@
                 <w:szCs w:val="20"/>
               </w:rPr>
             </w:pPr>
-            <w:proofErr w:type="spellStart"/>
             <w:r>
               <w:rPr>
                 <w:rFonts w:ascii="Aptos Narrow" w:eastAsia="Aptos Narrow" w:hAnsi="Aptos Narrow" w:cs="Aptos Narrow"/>
@@ -3794,7 +3498,6 @@
               </w:rPr>
               <w:t>Déploiement</w:t>
             </w:r>
-            <w:proofErr w:type="spellEnd"/>
           </w:p>
         </w:tc>
         <w:tc>
@@ -3912,39 +3615,8 @@
                 <w:sz w:val="20"/>
                 <w:szCs w:val="20"/>
               </w:rPr>
-              <w:t>Jalon #</w:t>
-            </w:r>
-            <w:proofErr w:type="gramStart"/>
-            <w:r>
-              <w:rPr>
-                <w:rFonts w:ascii="Aptos Narrow" w:eastAsia="Aptos Narrow" w:hAnsi="Aptos Narrow" w:cs="Aptos Narrow"/>
-                <w:color w:val="000000" w:themeColor="text1"/>
-                <w:sz w:val="20"/>
-                <w:szCs w:val="20"/>
-              </w:rPr>
-              <w:t>3 :</w:t>
-            </w:r>
-            <w:proofErr w:type="gramEnd"/>
-            <w:r>
-              <w:rPr>
-                <w:rFonts w:ascii="Aptos Narrow" w:eastAsia="Aptos Narrow" w:hAnsi="Aptos Narrow" w:cs="Aptos Narrow"/>
-                <w:color w:val="000000" w:themeColor="text1"/>
-                <w:sz w:val="20"/>
-                <w:szCs w:val="20"/>
-              </w:rPr>
-              <w:t xml:space="preserve"> </w:t>
-            </w:r>
-            <w:proofErr w:type="spellStart"/>
-            <w:r>
-              <w:rPr>
-                <w:rFonts w:ascii="Aptos Narrow" w:eastAsia="Aptos Narrow" w:hAnsi="Aptos Narrow" w:cs="Aptos Narrow"/>
-                <w:color w:val="000000" w:themeColor="text1"/>
-                <w:sz w:val="20"/>
-                <w:szCs w:val="20"/>
-              </w:rPr>
-              <w:t>Déploiement</w:t>
-            </w:r>
-            <w:proofErr w:type="spellEnd"/>
+              <w:t>Jalon #3 : Déploiement</w:t>
+            </w:r>
           </w:p>
         </w:tc>
         <w:tc>
@@ -3973,7 +3645,6 @@
                 <w:szCs w:val="20"/>
               </w:rPr>
             </w:pPr>
-            <w:proofErr w:type="spellStart"/>
             <w:r>
               <w:rPr>
                 <w:rFonts w:ascii="Aptos Narrow" w:eastAsia="Aptos Narrow" w:hAnsi="Aptos Narrow" w:cs="Aptos Narrow"/>
@@ -3981,17 +3652,7 @@
                 <w:sz w:val="20"/>
                 <w:szCs w:val="20"/>
               </w:rPr>
-              <w:t>Suivi</w:t>
-            </w:r>
-            <w:proofErr w:type="spellEnd"/>
-            <w:r>
-              <w:rPr>
-                <w:rFonts w:ascii="Aptos Narrow" w:eastAsia="Aptos Narrow" w:hAnsi="Aptos Narrow" w:cs="Aptos Narrow"/>
-                <w:color w:val="000000" w:themeColor="text1"/>
-                <w:sz w:val="20"/>
-                <w:szCs w:val="20"/>
-              </w:rPr>
-              <w:t xml:space="preserve"> &amp; maintenance</w:t>
+              <w:t>Suivi &amp; maintenance</w:t>
             </w:r>
           </w:p>
         </w:tc>
@@ -4762,7 +4423,6 @@
             <w:pPr>
               <w:jc w:val="center"/>
             </w:pPr>
-            <w:proofErr w:type="spellStart"/>
             <w:r>
               <w:rPr>
                 <w:b/>
@@ -4770,7 +4430,6 @@
               </w:rPr>
               <w:t>Unité</w:t>
             </w:r>
-            <w:proofErr w:type="spellEnd"/>
           </w:p>
         </w:tc>
         <w:tc>
@@ -4838,21 +4497,12 @@
             </w:tcMar>
           </w:tcPr>
           <w:p>
-            <w:proofErr w:type="spellStart"/>
             <w:r>
               <w:rPr>
                 <w:sz w:val="19"/>
                 <w:szCs w:val="19"/>
               </w:rPr>
-              <w:t>Unité</w:t>
-            </w:r>
-            <w:proofErr w:type="spellEnd"/>
-            <w:r>
-              <w:rPr>
-                <w:sz w:val="19"/>
-                <w:szCs w:val="19"/>
-              </w:rPr>
-              <w:t xml:space="preserve"> 1 </w:t>
+              <w:t xml:space="preserve">Unité 1 </w:t>
             </w:r>
             <w:r>
               <w:rPr>
@@ -4931,45 +4581,27 @@
             </w:tcMar>
           </w:tcPr>
           <w:p>
-            <w:proofErr w:type="spellStart"/>
             <w:r>
               <w:rPr>
                 <w:sz w:val="19"/>
                 <w:szCs w:val="19"/>
               </w:rPr>
-              <w:t>Unité</w:t>
-            </w:r>
-            <w:proofErr w:type="spellEnd"/>
+              <w:t xml:space="preserve">Unité 2 </w:t>
+            </w:r>
             <w:r>
               <w:rPr>
                 <w:sz w:val="19"/>
                 <w:szCs w:val="19"/>
               </w:rPr>
-              <w:t xml:space="preserve"> 2 </w:t>
+              <w:t>-</w:t>
             </w:r>
             <w:r>
               <w:rPr>
                 <w:sz w:val="19"/>
                 <w:szCs w:val="19"/>
               </w:rPr>
-              <w:t>-</w:t>
-            </w:r>
-            <w:r>
-              <w:rPr>
-                <w:sz w:val="19"/>
-                <w:szCs w:val="19"/>
-              </w:rPr>
-              <w:t xml:space="preserve"> </w:t>
-            </w:r>
-            <w:proofErr w:type="spellStart"/>
-            <w:r>
-              <w:rPr>
-                <w:sz w:val="19"/>
-                <w:szCs w:val="19"/>
-              </w:rPr>
-              <w:t>Optimisation</w:t>
-            </w:r>
-            <w:proofErr w:type="spellEnd"/>
+              <w:t xml:space="preserve"> Optimisation</w:t>
+            </w:r>
           </w:p>
         </w:tc>
         <w:tc>
@@ -5033,45 +4665,27 @@
             </w:tcMar>
           </w:tcPr>
           <w:p>
-            <w:proofErr w:type="spellStart"/>
             <w:r>
               <w:rPr>
                 <w:sz w:val="19"/>
                 <w:szCs w:val="19"/>
               </w:rPr>
-              <w:t>Unité</w:t>
-            </w:r>
-            <w:proofErr w:type="spellEnd"/>
+              <w:t xml:space="preserve">Unité 3 </w:t>
+            </w:r>
             <w:r>
               <w:rPr>
                 <w:sz w:val="19"/>
                 <w:szCs w:val="19"/>
               </w:rPr>
-              <w:t xml:space="preserve"> 3 </w:t>
+              <w:t>-</w:t>
             </w:r>
             <w:r>
               <w:rPr>
                 <w:sz w:val="19"/>
                 <w:szCs w:val="19"/>
               </w:rPr>
-              <w:t>-</w:t>
-            </w:r>
-            <w:r>
-              <w:rPr>
-                <w:sz w:val="19"/>
-                <w:szCs w:val="19"/>
-              </w:rPr>
-              <w:t xml:space="preserve"> </w:t>
-            </w:r>
-            <w:proofErr w:type="spellStart"/>
-            <w:r>
-              <w:rPr>
-                <w:sz w:val="19"/>
-                <w:szCs w:val="19"/>
-              </w:rPr>
-              <w:t>Déploiement</w:t>
-            </w:r>
-            <w:proofErr w:type="spellEnd"/>
+              <w:t xml:space="preserve"> Déploiement</w:t>
+            </w:r>
           </w:p>
         </w:tc>
         <w:tc>
@@ -5115,28 +4729,10 @@
         <w:spacing w:before="160" w:after="80"/>
       </w:pPr>
       <w:bookmarkStart w:id="3" w:name="_Toc1340870210"/>
-      <w:proofErr w:type="spellStart"/>
       <w:r>
-        <w:t>Informations</w:t>
-      </w:r>
-      <w:proofErr w:type="spellEnd"/>
-      <w:r>
-        <w:t xml:space="preserve"> </w:t>
-      </w:r>
-      <w:proofErr w:type="spellStart"/>
-      <w:r>
-        <w:t>générales</w:t>
-      </w:r>
-      <w:proofErr w:type="spellEnd"/>
-      <w:r>
-        <w:t xml:space="preserve"> du </w:t>
-      </w:r>
-      <w:proofErr w:type="spellStart"/>
-      <w:r>
-        <w:t>projet</w:t>
+        <w:t>Informations générales du projet</w:t>
       </w:r>
       <w:bookmarkEnd w:id="3"/>
-      <w:proofErr w:type="spellEnd"/>
     </w:p>
     <w:tbl>
       <w:tblPr>
@@ -5171,7 +4767,6 @@
             <w:pPr>
               <w:jc w:val="center"/>
             </w:pPr>
-            <w:proofErr w:type="spellStart"/>
             <w:r>
               <w:rPr>
                 <w:b/>
@@ -5179,7 +4774,6 @@
               </w:rPr>
               <w:t>Élément</w:t>
             </w:r>
-            <w:proofErr w:type="spellEnd"/>
           </w:p>
         </w:tc>
         <w:tc>
@@ -5224,28 +4818,12 @@
             </w:tcMar>
           </w:tcPr>
           <w:p>
-            <w:proofErr w:type="spellStart"/>
             <w:r>
               <w:rPr>
                 <w:b/>
               </w:rPr>
-              <w:t>Titre</w:t>
-            </w:r>
-            <w:proofErr w:type="spellEnd"/>
-            <w:r>
-              <w:rPr>
-                <w:b/>
-              </w:rPr>
-              <w:t xml:space="preserve"> du </w:t>
-            </w:r>
-            <w:proofErr w:type="spellStart"/>
-            <w:r>
-              <w:rPr>
-                <w:b/>
-              </w:rPr>
-              <w:t>projet</w:t>
-            </w:r>
-            <w:proofErr w:type="spellEnd"/>
+              <w:t>Titre du projet</w:t>
+            </w:r>
           </w:p>
         </w:tc>
         <w:tc>
@@ -5308,42 +4886,12 @@
             </w:tcMar>
           </w:tcPr>
           <w:p>
-            <w:proofErr w:type="spellStart"/>
             <w:r>
               <w:rPr>
                 <w:b/>
               </w:rPr>
-              <w:t>Sujet</w:t>
-            </w:r>
-            <w:proofErr w:type="spellEnd"/>
-            <w:r>
-              <w:rPr>
-                <w:b/>
-              </w:rPr>
-              <w:t xml:space="preserve"> / </w:t>
-            </w:r>
-            <w:proofErr w:type="spellStart"/>
-            <w:r>
-              <w:rPr>
-                <w:b/>
-              </w:rPr>
-              <w:t>problématique</w:t>
-            </w:r>
-            <w:proofErr w:type="spellEnd"/>
-            <w:r>
-              <w:rPr>
-                <w:b/>
-              </w:rPr>
-              <w:t xml:space="preserve"> </w:t>
-            </w:r>
-            <w:proofErr w:type="spellStart"/>
-            <w:r>
-              <w:rPr>
-                <w:b/>
-              </w:rPr>
-              <w:t>attribuée</w:t>
-            </w:r>
-            <w:proofErr w:type="spellEnd"/>
+              <w:t>Sujet / problématique attribuée</w:t>
+            </w:r>
           </w:p>
         </w:tc>
         <w:tc>
@@ -5609,30 +5157,9 @@
       </w:pPr>
       <w:bookmarkStart w:id="4" w:name="_Toc688401642"/>
       <w:r>
-        <w:t xml:space="preserve">1. </w:t>
-      </w:r>
-      <w:proofErr w:type="spellStart"/>
-      <w:r>
-        <w:t>Présentation</w:t>
-      </w:r>
-      <w:proofErr w:type="spellEnd"/>
-      <w:r>
-        <w:t xml:space="preserve"> </w:t>
-      </w:r>
-      <w:proofErr w:type="spellStart"/>
-      <w:r>
-        <w:t>générale</w:t>
-      </w:r>
-      <w:proofErr w:type="spellEnd"/>
-      <w:r>
-        <w:t xml:space="preserve"> du </w:t>
-      </w:r>
-      <w:proofErr w:type="spellStart"/>
-      <w:r>
-        <w:t>projet</w:t>
+        <w:t>1. Présentation générale du projet</w:t>
       </w:r>
       <w:bookmarkEnd w:id="4"/>
-      <w:proofErr w:type="spellEnd"/>
     </w:p>
     <w:tbl>
       <w:tblPr>
@@ -5779,25 +5306,7 @@
           <w:szCs w:val="18"/>
           <w:lang w:val="fr-CA"/>
         </w:rPr>
-        <w:t xml:space="preserve">L’entreprise fictive se nomme </w:t>
-      </w:r>
-      <w:proofErr w:type="spellStart"/>
-      <w:r>
-        <w:rPr>
-          <w:sz w:val="18"/>
-          <w:szCs w:val="18"/>
-          <w:lang w:val="fr-CA"/>
-        </w:rPr>
-        <w:t>Volarus</w:t>
-      </w:r>
-      <w:proofErr w:type="spellEnd"/>
-      <w:r>
-        <w:rPr>
-          <w:sz w:val="18"/>
-          <w:szCs w:val="18"/>
-          <w:lang w:val="fr-CA"/>
-        </w:rPr>
-        <w:t>.</w:t>
+        <w:t>L’entreprise fictive se nomme Volarus.</w:t>
       </w:r>
     </w:p>
     <w:p>
@@ -5833,43 +5342,7 @@
           <w:szCs w:val="18"/>
           <w:lang w:val="fr-CA"/>
         </w:rPr>
-        <w:t xml:space="preserve"> </w:t>
-      </w:r>
-      <w:proofErr w:type="spellStart"/>
-      <w:r>
-        <w:rPr>
-          <w:sz w:val="18"/>
-          <w:szCs w:val="18"/>
-          <w:lang w:val="fr-CA"/>
-        </w:rPr>
-        <w:t>Au</w:t>
-      </w:r>
-      <w:proofErr w:type="spellEnd"/>
-      <w:r>
-        <w:rPr>
-          <w:sz w:val="18"/>
-          <w:szCs w:val="18"/>
-          <w:lang w:val="fr-CA"/>
-        </w:rPr>
-        <w:t xml:space="preserve"> </w:t>
-      </w:r>
-      <w:proofErr w:type="spellStart"/>
-      <w:r>
-        <w:rPr>
-          <w:sz w:val="18"/>
-          <w:szCs w:val="18"/>
-          <w:lang w:val="fr-CA"/>
-        </w:rPr>
-        <w:t>états-Unis</w:t>
-      </w:r>
-      <w:proofErr w:type="spellEnd"/>
-      <w:r>
-        <w:rPr>
-          <w:sz w:val="18"/>
-          <w:szCs w:val="18"/>
-          <w:lang w:val="fr-CA"/>
-        </w:rPr>
-        <w:t xml:space="preserve"> seulement</w:t>
+        <w:t xml:space="preserve"> Au états-Unis seulement</w:t>
       </w:r>
     </w:p>
     <w:p>
@@ -5897,25 +5370,7 @@
           <w:szCs w:val="18"/>
           <w:lang w:val="fr-CA"/>
         </w:rPr>
-        <w:t xml:space="preserve">Le problème étudié pourrait avoir un impact important sur l’efficacité de la gestion des vols, notamment en permettant d’anticiper les retards, d’analyser leurs causes et éventuellement de contribuer à réduire leur durée. Le projet pourrait également permettre à </w:t>
-      </w:r>
-      <w:proofErr w:type="spellStart"/>
-      <w:r>
-        <w:rPr>
-          <w:sz w:val="18"/>
-          <w:szCs w:val="18"/>
-          <w:lang w:val="fr-CA"/>
-        </w:rPr>
-        <w:t>Volarus</w:t>
-      </w:r>
-      <w:proofErr w:type="spellEnd"/>
-      <w:r>
-        <w:rPr>
-          <w:sz w:val="18"/>
-          <w:szCs w:val="18"/>
-          <w:lang w:val="fr-CA"/>
-        </w:rPr>
-        <w:t xml:space="preserve"> de mieux informer ses clients et de les aider à anticiper les retards de leurs vols.</w:t>
+        <w:t>Le problème étudié pourrait avoir un impact important sur l’efficacité de la gestion des vols, notamment en permettant d’anticiper les retards, d’analyser leurs causes et éventuellement de contribuer à réduire leur durée. Le projet pourrait également permettre à Volarus de mieux informer ses clients et de les aider à anticiper les retards de leurs vols.</w:t>
       </w:r>
     </w:p>
     <w:p>
@@ -5985,25 +5440,7 @@
           <w:szCs w:val="18"/>
           <w:lang w:val="fr-CA"/>
         </w:rPr>
-        <w:t xml:space="preserve">Actuellement, certains vols sont en retard et </w:t>
-      </w:r>
-      <w:proofErr w:type="spellStart"/>
-      <w:r>
-        <w:rPr>
-          <w:sz w:val="18"/>
-          <w:szCs w:val="18"/>
-          <w:lang w:val="fr-CA"/>
-        </w:rPr>
-        <w:t>Volarus</w:t>
-      </w:r>
-      <w:proofErr w:type="spellEnd"/>
-      <w:r>
-        <w:rPr>
-          <w:sz w:val="18"/>
-          <w:szCs w:val="18"/>
-          <w:lang w:val="fr-CA"/>
-        </w:rPr>
-        <w:t xml:space="preserve"> souhaite pouvoir anticiper ces problèmes, mieux gérer les retards et informer les clients plus rapidement.</w:t>
+        <w:t>Actuellement, certains vols sont en retard et Volarus souhaite pouvoir anticiper ces problèmes, mieux gérer les retards et informer les clients plus rapidement.</w:t>
       </w:r>
     </w:p>
     <w:p>
@@ -6015,23 +5452,13 @@
           <w:lang w:val="fr-CA"/>
         </w:rPr>
       </w:pPr>
-      <w:proofErr w:type="spellStart"/>
       <w:r>
         <w:rPr>
           <w:sz w:val="18"/>
           <w:szCs w:val="18"/>
           <w:lang w:val="fr-CA"/>
         </w:rPr>
-        <w:t>Volarus</w:t>
-      </w:r>
-      <w:proofErr w:type="spellEnd"/>
-      <w:r>
-        <w:rPr>
-          <w:sz w:val="18"/>
-          <w:szCs w:val="18"/>
-          <w:lang w:val="fr-CA"/>
-        </w:rPr>
-        <w:t xml:space="preserve"> a de la difficulté à savoir quels vols seront en retard et de combien de temps.</w:t>
+        <w:t>Volarus a de la difficulté à savoir quels vols seront en retard et de combien de temps.</w:t>
       </w:r>
     </w:p>
     <w:p>
@@ -6231,23 +5658,13 @@
           <w:lang w:val="fr-CA"/>
         </w:rPr>
       </w:pPr>
-      <w:proofErr w:type="spellStart"/>
       <w:r>
         <w:rPr>
           <w:sz w:val="18"/>
           <w:szCs w:val="18"/>
           <w:lang w:val="fr-CA"/>
         </w:rPr>
-        <w:t>Volarus</w:t>
-      </w:r>
-      <w:proofErr w:type="spellEnd"/>
-      <w:r>
-        <w:rPr>
-          <w:sz w:val="18"/>
-          <w:szCs w:val="18"/>
-          <w:lang w:val="fr-CA"/>
-        </w:rPr>
-        <w:t xml:space="preserve"> ne peut pas savoir si un vol sera en retard ou non et, s’il est en retard, l’entreprise ne peut pas savoir de combien de temps.</w:t>
+        <w:t>Volarus ne peut pas savoir si un vol sera en retard ou non et, s’il est en retard, l’entreprise ne peut pas savoir de combien de temps.</w:t>
       </w:r>
     </w:p>
     <w:p>
@@ -6577,7 +5994,6 @@
                 <w:szCs w:val="20"/>
               </w:rPr>
             </w:pPr>
-            <w:proofErr w:type="spellStart"/>
             <w:r>
               <w:rPr>
                 <w:b/>
@@ -6587,7 +6003,6 @@
               </w:rPr>
               <w:t>Indicateur</w:t>
             </w:r>
-            <w:proofErr w:type="spellEnd"/>
           </w:p>
         </w:tc>
         <w:tc>
@@ -6612,7 +6027,6 @@
                 <w:szCs w:val="20"/>
               </w:rPr>
             </w:pPr>
-            <w:proofErr w:type="spellStart"/>
             <w:r>
               <w:rPr>
                 <w:b/>
@@ -6620,29 +6034,8 @@
                 <w:sz w:val="20"/>
                 <w:szCs w:val="20"/>
               </w:rPr>
-              <w:t>Pourquoi</w:t>
-            </w:r>
-            <w:proofErr w:type="spellEnd"/>
-            <w:r>
-              <w:rPr>
-                <w:b/>
-                <w:bCs/>
-                <w:sz w:val="20"/>
-                <w:szCs w:val="20"/>
-              </w:rPr>
-              <w:t xml:space="preserve"> est-il </w:t>
-            </w:r>
-            <w:proofErr w:type="gramStart"/>
-            <w:r>
-              <w:rPr>
-                <w:b/>
-                <w:bCs/>
-                <w:sz w:val="20"/>
-                <w:szCs w:val="20"/>
-              </w:rPr>
-              <w:t>pertinent ?</w:t>
-            </w:r>
-            <w:proofErr w:type="gramEnd"/>
+              <w:t>Pourquoi est-il pertinent ?</w:t>
+            </w:r>
           </w:p>
         </w:tc>
       </w:tr>
@@ -6932,22 +6325,9 @@
       </w:pPr>
       <w:bookmarkStart w:id="10" w:name="_Toc1179740364"/>
       <w:r>
-        <w:t xml:space="preserve">2. </w:t>
-      </w:r>
-      <w:proofErr w:type="spellStart"/>
-      <w:r>
-        <w:t>Périmètre</w:t>
-      </w:r>
-      <w:proofErr w:type="spellEnd"/>
-      <w:r>
-        <w:t xml:space="preserve"> du </w:t>
-      </w:r>
-      <w:proofErr w:type="spellStart"/>
-      <w:r>
-        <w:t>projet</w:t>
+        <w:t>2. Périmètre du projet</w:t>
       </w:r>
       <w:bookmarkEnd w:id="10"/>
-      <w:proofErr w:type="spellEnd"/>
     </w:p>
     <w:tbl>
       <w:tblPr>
@@ -7553,7 +6933,6 @@
                 <w:szCs w:val="20"/>
               </w:rPr>
             </w:pPr>
-            <w:proofErr w:type="spellStart"/>
             <w:r>
               <w:rPr>
                 <w:b/>
@@ -7561,19 +6940,32 @@
                 <w:sz w:val="20"/>
                 <w:szCs w:val="20"/>
               </w:rPr>
-              <w:t>Responsabilités</w:t>
-            </w:r>
-            <w:proofErr w:type="spellEnd"/>
-            <w:r>
+              <w:t>Responsabilités prévues</w:t>
+            </w:r>
+          </w:p>
+        </w:tc>
+        <w:tc>
+          <w:tcPr>
+            <w:tcW w:w="3408" w:type="dxa"/>
+            <w:shd w:val="clear" w:color="auto" w:fill="D9EAF7"/>
+            <w:tcMar>
+              <w:top w:w="100" w:type="dxa"/>
+              <w:left w:w="100" w:type="dxa"/>
+              <w:bottom w:w="100" w:type="dxa"/>
+              <w:right w:w="100" w:type="dxa"/>
+            </w:tcMar>
+            <w:vAlign w:val="center"/>
+          </w:tcPr>
+          <w:p>
+            <w:pPr>
+              <w:jc w:val="center"/>
               <w:rPr>
                 <w:b/>
                 <w:bCs/>
                 <w:sz w:val="20"/>
                 <w:szCs w:val="20"/>
               </w:rPr>
-              <w:t xml:space="preserve"> </w:t>
-            </w:r>
-            <w:proofErr w:type="spellStart"/>
+            </w:pPr>
             <w:r>
               <w:rPr>
                 <w:b/>
@@ -7581,53 +6973,8 @@
                 <w:sz w:val="20"/>
                 <w:szCs w:val="20"/>
               </w:rPr>
-              <w:t>prévues</w:t>
-            </w:r>
-            <w:proofErr w:type="spellEnd"/>
-          </w:p>
-        </w:tc>
-        <w:tc>
-          <w:tcPr>
-            <w:tcW w:w="3408" w:type="dxa"/>
-            <w:shd w:val="clear" w:color="auto" w:fill="D9EAF7"/>
-            <w:tcMar>
-              <w:top w:w="100" w:type="dxa"/>
-              <w:left w:w="100" w:type="dxa"/>
-              <w:bottom w:w="100" w:type="dxa"/>
-              <w:right w:w="100" w:type="dxa"/>
-            </w:tcMar>
-            <w:vAlign w:val="center"/>
-          </w:tcPr>
-          <w:p>
-            <w:pPr>
-              <w:jc w:val="center"/>
-              <w:rPr>
-                <w:b/>
-                <w:bCs/>
-                <w:sz w:val="20"/>
-                <w:szCs w:val="20"/>
-              </w:rPr>
-            </w:pPr>
-            <w:r>
-              <w:rPr>
-                <w:b/>
-                <w:bCs/>
-                <w:sz w:val="20"/>
-                <w:szCs w:val="20"/>
-              </w:rPr>
-              <w:t xml:space="preserve">Contribution </w:t>
-            </w:r>
-            <w:proofErr w:type="spellStart"/>
-            <w:r>
-              <w:rPr>
-                <w:b/>
-                <w:bCs/>
-                <w:sz w:val="20"/>
-                <w:szCs w:val="20"/>
-              </w:rPr>
-              <w:t>principale</w:t>
-            </w:r>
-            <w:proofErr w:type="spellEnd"/>
+              <w:t>Contribution principale</w:t>
+            </w:r>
           </w:p>
         </w:tc>
       </w:tr>
@@ -8323,19 +7670,8 @@
                 <w:sz w:val="20"/>
                 <w:szCs w:val="20"/>
               </w:rPr>
-              <w:t xml:space="preserve">Auteur / </w:t>
-            </w:r>
-            <w:proofErr w:type="spellStart"/>
-            <w:r>
-              <w:rPr>
-                <w:b/>
-                <w:bCs/>
-                <w:sz w:val="20"/>
-                <w:szCs w:val="20"/>
-              </w:rPr>
-              <w:t>organisation</w:t>
-            </w:r>
-            <w:proofErr w:type="spellEnd"/>
+              <w:t>Auteur / organisation</w:t>
+            </w:r>
           </w:p>
         </w:tc>
         <w:tc>
@@ -8439,25 +7775,7 @@
                 <w:szCs w:val="20"/>
                 <w:lang w:val="fr-CA"/>
               </w:rPr>
-              <w:t>(</w:t>
-            </w:r>
-            <w:proofErr w:type="gramStart"/>
-            <w:r>
-              <w:rPr>
-                <w:sz w:val="20"/>
-                <w:szCs w:val="20"/>
-                <w:lang w:val="fr-CA"/>
-              </w:rPr>
-              <w:t>lien</w:t>
-            </w:r>
-            <w:proofErr w:type="gramEnd"/>
-            <w:r>
-              <w:rPr>
-                <w:sz w:val="20"/>
-                <w:szCs w:val="20"/>
-                <w:lang w:val="fr-CA"/>
-              </w:rPr>
-              <w:t xml:space="preserve"> dans la source, no</w:t>
+              <w:t>(lien dans la source, no</w:t>
             </w:r>
             <w:r>
               <w:rPr>
@@ -8570,63 +7888,32 @@
                 <w:sz w:val="20"/>
                 <w:szCs w:val="20"/>
               </w:rPr>
-              <w:t xml:space="preserve">Conditions </w:t>
-            </w:r>
-            <w:proofErr w:type="spellStart"/>
-            <w:r>
-              <w:rPr>
-                <w:b/>
-                <w:bCs/>
+              <w:t>Conditions d’utilisation / accès</w:t>
+            </w:r>
+          </w:p>
+        </w:tc>
+        <w:tc>
+          <w:tcPr>
+            <w:tcW w:w="5810" w:type="dxa"/>
+            <w:tcMar>
+              <w:top w:w="100" w:type="dxa"/>
+              <w:left w:w="100" w:type="dxa"/>
+              <w:bottom w:w="100" w:type="dxa"/>
+              <w:right w:w="100" w:type="dxa"/>
+            </w:tcMar>
+          </w:tcPr>
+          <w:p>
+            <w:pPr>
+              <w:rPr>
                 <w:sz w:val="20"/>
                 <w:szCs w:val="20"/>
               </w:rPr>
-              <w:t>d’utilisation</w:t>
-            </w:r>
-            <w:proofErr w:type="spellEnd"/>
-            <w:r>
-              <w:rPr>
-                <w:b/>
-                <w:bCs/>
+            </w:pPr>
+            <w:r>
+              <w:rPr>
                 <w:sz w:val="20"/>
                 <w:szCs w:val="20"/>
               </w:rPr>
-              <w:t xml:space="preserve"> / </w:t>
-            </w:r>
-            <w:proofErr w:type="spellStart"/>
-            <w:r>
-              <w:rPr>
-                <w:b/>
-                <w:bCs/>
-                <w:sz w:val="20"/>
-                <w:szCs w:val="20"/>
-              </w:rPr>
-              <w:t>accès</w:t>
-            </w:r>
-            <w:proofErr w:type="spellEnd"/>
-          </w:p>
-        </w:tc>
-        <w:tc>
-          <w:tcPr>
-            <w:tcW w:w="5810" w:type="dxa"/>
-            <w:tcMar>
-              <w:top w:w="100" w:type="dxa"/>
-              <w:left w:w="100" w:type="dxa"/>
-              <w:bottom w:w="100" w:type="dxa"/>
-              <w:right w:w="100" w:type="dxa"/>
-            </w:tcMar>
-          </w:tcPr>
-          <w:p>
-            <w:pPr>
-              <w:rPr>
-                <w:sz w:val="20"/>
-                <w:szCs w:val="20"/>
-              </w:rPr>
-            </w:pPr>
-            <w:r>
-              <w:rPr>
-                <w:sz w:val="20"/>
-                <w:szCs w:val="20"/>
-              </w:rPr>
               <w:t xml:space="preserve"> </w:t>
             </w:r>
             <w:r>
@@ -8634,17 +7921,8 @@
                 <w:sz w:val="18"/>
                 <w:szCs w:val="18"/>
               </w:rPr>
-              <w:t xml:space="preserve">Données publique et </w:t>
-            </w:r>
-            <w:proofErr w:type="spellStart"/>
-            <w:r>
-              <w:rPr>
-                <w:sz w:val="18"/>
-                <w:szCs w:val="18"/>
-              </w:rPr>
-              <w:t>gratuite</w:t>
-            </w:r>
-            <w:proofErr w:type="spellEnd"/>
+              <w:t>Données publique et gratuite</w:t>
+            </w:r>
           </w:p>
         </w:tc>
       </w:tr>
@@ -8671,15 +7949,7 @@
       </w:pPr>
       <w:bookmarkStart w:id="17" w:name="_Toc1080090942"/>
       <w:r>
-        <w:t xml:space="preserve">4.2 Description </w:t>
-      </w:r>
-      <w:proofErr w:type="spellStart"/>
-      <w:r>
-        <w:t>générale</w:t>
-      </w:r>
-      <w:proofErr w:type="spellEnd"/>
-      <w:r>
-        <w:t xml:space="preserve"> des données</w:t>
+        <w:t>4.2 Description générale des données</w:t>
       </w:r>
       <w:bookmarkEnd w:id="17"/>
     </w:p>
@@ -8813,7 +8083,15 @@
           <w:szCs w:val="18"/>
           <w:lang w:val="fr-CA"/>
         </w:rPr>
-        <w:t>ARR_DELAY_NEW</w:t>
+        <w:t>ARR_DELAY_</w:t>
+      </w:r>
+      <w:r>
+        <w:rPr>
+          <w:sz w:val="18"/>
+          <w:szCs w:val="18"/>
+          <w:lang w:val="fr-CA"/>
+        </w:rPr>
+        <w:t>minutes</w:t>
       </w:r>
       <w:r>
         <w:rPr>
@@ -8908,15 +8186,7 @@
       </w:pPr>
       <w:bookmarkStart w:id="20" w:name="_Toc43724186"/>
       <w:r>
-        <w:t xml:space="preserve">5.1 </w:t>
-      </w:r>
-      <w:proofErr w:type="spellStart"/>
-      <w:r>
-        <w:t>Principaux</w:t>
-      </w:r>
-      <w:proofErr w:type="spellEnd"/>
-      <w:r>
-        <w:t xml:space="preserve"> constats</w:t>
+        <w:t>5.1 Principaux constats</w:t>
       </w:r>
       <w:bookmarkEnd w:id="20"/>
     </w:p>
@@ -9691,25 +8961,7 @@
           <w:szCs w:val="18"/>
           <w:lang w:val="fr-CA"/>
         </w:rPr>
-        <w:t xml:space="preserve">- Vérifier que le </w:t>
-      </w:r>
-      <w:proofErr w:type="spellStart"/>
-      <w:r>
-        <w:rPr>
-          <w:sz w:val="18"/>
-          <w:szCs w:val="18"/>
-          <w:lang w:val="fr-CA"/>
-        </w:rPr>
-        <w:t>dataset</w:t>
-      </w:r>
-      <w:proofErr w:type="spellEnd"/>
-      <w:r>
-        <w:rPr>
-          <w:sz w:val="18"/>
-          <w:szCs w:val="18"/>
-          <w:lang w:val="fr-CA"/>
-        </w:rPr>
-        <w:t xml:space="preserve"> ne contient </w:t>
+        <w:t xml:space="preserve">- Vérifier que le dataset ne contient </w:t>
       </w:r>
       <w:r>
         <w:rPr>
@@ -9725,25 +8977,7 @@
           <w:szCs w:val="18"/>
           <w:lang w:val="fr-CA"/>
         </w:rPr>
-        <w:t xml:space="preserve"> données qui peuvent faire du </w:t>
-      </w:r>
-      <w:proofErr w:type="spellStart"/>
-      <w:r>
-        <w:rPr>
-          <w:sz w:val="18"/>
-          <w:szCs w:val="18"/>
-          <w:lang w:val="fr-CA"/>
-        </w:rPr>
-        <w:t>dataleak</w:t>
-      </w:r>
-      <w:proofErr w:type="spellEnd"/>
-      <w:r>
-        <w:rPr>
-          <w:sz w:val="18"/>
-          <w:szCs w:val="18"/>
-          <w:lang w:val="fr-CA"/>
-        </w:rPr>
-        <w:t>.</w:t>
+        <w:t xml:space="preserve"> données qui peuvent faire du dataleak.</w:t>
       </w:r>
     </w:p>
     <w:p>
@@ -9994,7 +9228,6 @@
             <w:pPr>
               <w:jc w:val="center"/>
             </w:pPr>
-            <w:proofErr w:type="spellStart"/>
             <w:r>
               <w:rPr>
                 <w:b/>
@@ -10002,7 +9235,6 @@
               </w:rPr>
               <w:t>Exemple</w:t>
             </w:r>
-            <w:proofErr w:type="spellEnd"/>
           </w:p>
         </w:tc>
         <w:tc>
@@ -10021,24 +9253,13 @@
             <w:pPr>
               <w:jc w:val="center"/>
             </w:pPr>
-            <w:proofErr w:type="spellStart"/>
-            <w:proofErr w:type="gramStart"/>
             <w:r>
               <w:rPr>
                 <w:b/>
                 <w:sz w:val="19"/>
               </w:rPr>
-              <w:t>Utilisée</w:t>
-            </w:r>
-            <w:proofErr w:type="spellEnd"/>
-            <w:r>
-              <w:rPr>
-                <w:b/>
-                <w:sz w:val="19"/>
-              </w:rPr>
-              <w:t xml:space="preserve"> ?</w:t>
-            </w:r>
-            <w:proofErr w:type="gramEnd"/>
+              <w:t>Utilisée ?</w:t>
+            </w:r>
           </w:p>
         </w:tc>
       </w:tr>
@@ -10120,30 +9341,14 @@
               <w:rPr>
                 <w:sz w:val="19"/>
               </w:rPr>
-              <w:t xml:space="preserve">Ou </w:t>
-            </w:r>
-            <w:proofErr w:type="spellStart"/>
-            <w:r>
-              <w:rPr>
-                <w:sz w:val="19"/>
-              </w:rPr>
-              <w:t>l’avion</w:t>
-            </w:r>
-            <w:proofErr w:type="spellEnd"/>
-            <w:r>
-              <w:rPr>
-                <w:sz w:val="19"/>
-              </w:rPr>
-              <w:t xml:space="preserve"> est </w:t>
-            </w:r>
-            <w:proofErr w:type="spellStart"/>
+              <w:t xml:space="preserve">Ou l’avion est </w:t>
+            </w:r>
             <w:r>
               <w:rPr>
                 <w:sz w:val="19"/>
               </w:rPr>
               <w:t>partie</w:t>
             </w:r>
-            <w:proofErr w:type="spellEnd"/>
           </w:p>
         </w:tc>
         <w:tc>
@@ -10167,16 +9372,8 @@
               <w:rPr>
                 <w:sz w:val="19"/>
               </w:rPr>
-              <w:t xml:space="preserve">Los </w:t>
-            </w:r>
-            <w:proofErr w:type="spellStart"/>
-            <w:r>
-              <w:rPr>
-                <w:sz w:val="19"/>
-              </w:rPr>
-              <w:t>angeles</w:t>
-            </w:r>
-            <w:proofErr w:type="spellEnd"/>
+              <w:t>Los angeles</w:t>
+            </w:r>
           </w:p>
         </w:tc>
         <w:tc>
@@ -10281,21 +9478,7 @@
               <w:rPr>
                 <w:sz w:val="19"/>
               </w:rPr>
-              <w:t xml:space="preserve">Le </w:t>
-            </w:r>
-            <w:proofErr w:type="spellStart"/>
-            <w:r>
-              <w:rPr>
-                <w:sz w:val="19"/>
-              </w:rPr>
-              <w:t>mois</w:t>
-            </w:r>
-            <w:proofErr w:type="spellEnd"/>
-            <w:r>
-              <w:rPr>
-                <w:sz w:val="19"/>
-              </w:rPr>
-              <w:t xml:space="preserve"> </w:t>
+              <w:t xml:space="preserve">Le mois </w:t>
             </w:r>
           </w:p>
         </w:tc>
@@ -10550,7 +9733,6 @@
               </w:rPr>
               <w:t xml:space="preserve"> </w:t>
             </w:r>
-            <w:proofErr w:type="spellStart"/>
             <w:r>
               <w:rPr>
                 <w:sz w:val="19"/>
@@ -10558,7 +9740,6 @@
               </w:rPr>
               <w:t>Dest_city_name</w:t>
             </w:r>
-            <w:proofErr w:type="spellEnd"/>
           </w:p>
         </w:tc>
         <w:tc>
@@ -10584,8 +9765,6 @@
               </w:rPr>
               <w:t xml:space="preserve"> </w:t>
             </w:r>
-            <w:proofErr w:type="spellStart"/>
-            <w:proofErr w:type="gramStart"/>
             <w:r>
               <w:rPr>
                 <w:sz w:val="19"/>
@@ -10593,8 +9772,6 @@
               </w:rPr>
               <w:t>object</w:t>
             </w:r>
-            <w:proofErr w:type="spellEnd"/>
-            <w:proofErr w:type="gramEnd"/>
           </w:p>
         </w:tc>
         <w:tc>
@@ -10618,23 +9795,7 @@
                 <w:sz w:val="19"/>
                 <w:lang w:val="fr-CA"/>
               </w:rPr>
-              <w:t xml:space="preserve">L’endroit </w:t>
-            </w:r>
-            <w:proofErr w:type="spellStart"/>
-            <w:r>
-              <w:rPr>
-                <w:sz w:val="19"/>
-                <w:lang w:val="fr-CA"/>
-              </w:rPr>
-              <w:t>ou</w:t>
-            </w:r>
-            <w:proofErr w:type="spellEnd"/>
-            <w:r>
-              <w:rPr>
-                <w:sz w:val="19"/>
-                <w:lang w:val="fr-CA"/>
-              </w:rPr>
-              <w:t xml:space="preserve"> le vol se dirige.</w:t>
+              <w:t>L’endroit ou le vol se dirige.</w:t>
             </w:r>
           </w:p>
         </w:tc>
@@ -10992,31 +10153,13 @@
             <w:pPr>
               <w:jc w:val="center"/>
             </w:pPr>
-            <w:proofErr w:type="spellStart"/>
             <w:r>
               <w:rPr>
                 <w:b/>
                 <w:sz w:val="19"/>
               </w:rPr>
-              <w:t>Tâches</w:t>
-            </w:r>
-            <w:proofErr w:type="spellEnd"/>
-            <w:r>
-              <w:rPr>
-                <w:b/>
-                <w:sz w:val="19"/>
-              </w:rPr>
-              <w:t xml:space="preserve"> </w:t>
-            </w:r>
-            <w:proofErr w:type="spellStart"/>
-            <w:r>
-              <w:rPr>
-                <w:b/>
-                <w:sz w:val="19"/>
-              </w:rPr>
-              <w:t>prévues</w:t>
-            </w:r>
-            <w:proofErr w:type="spellEnd"/>
+              <w:t>Tâches prévues</w:t>
+            </w:r>
           </w:p>
         </w:tc>
         <w:tc>
@@ -11035,21 +10178,12 @@
             <w:pPr>
               <w:jc w:val="center"/>
             </w:pPr>
-            <w:proofErr w:type="spellStart"/>
             <w:r>
               <w:rPr>
                 <w:b/>
                 <w:sz w:val="19"/>
               </w:rPr>
-              <w:t>Responsable</w:t>
-            </w:r>
-            <w:proofErr w:type="spellEnd"/>
-            <w:r>
-              <w:rPr>
-                <w:b/>
-                <w:sz w:val="19"/>
-              </w:rPr>
-              <w:t>(s)</w:t>
+              <w:t>Responsable(s)</w:t>
             </w:r>
           </w:p>
         </w:tc>
@@ -11069,31 +10203,13 @@
             <w:pPr>
               <w:jc w:val="center"/>
             </w:pPr>
-            <w:proofErr w:type="spellStart"/>
             <w:r>
               <w:rPr>
                 <w:b/>
                 <w:sz w:val="19"/>
               </w:rPr>
-              <w:t>Échéance</w:t>
-            </w:r>
-            <w:proofErr w:type="spellEnd"/>
-            <w:r>
-              <w:rPr>
-                <w:b/>
-                <w:sz w:val="19"/>
-              </w:rPr>
-              <w:t xml:space="preserve"> </w:t>
-            </w:r>
-            <w:proofErr w:type="spellStart"/>
-            <w:r>
-              <w:rPr>
-                <w:b/>
-                <w:sz w:val="19"/>
-              </w:rPr>
-              <w:t>prévue</w:t>
-            </w:r>
-            <w:proofErr w:type="spellEnd"/>
+              <w:t>Échéance prévue</w:t>
+            </w:r>
           </w:p>
         </w:tc>
         <w:tc>
@@ -11144,31 +10260,13 @@
                 <w:szCs w:val="21"/>
               </w:rPr>
             </w:pPr>
-            <w:proofErr w:type="spellStart"/>
             <w:r>
               <w:rPr>
                 <w:sz w:val="18"/>
                 <w:szCs w:val="21"/>
               </w:rPr>
-              <w:t>Définition</w:t>
-            </w:r>
-            <w:proofErr w:type="spellEnd"/>
-            <w:r>
-              <w:rPr>
-                <w:sz w:val="18"/>
-                <w:szCs w:val="21"/>
-              </w:rPr>
-              <w:t xml:space="preserve"> du </w:t>
-            </w:r>
-            <w:proofErr w:type="spellStart"/>
-            <w:r>
-              <w:rPr>
-                <w:sz w:val="18"/>
-                <w:szCs w:val="21"/>
-              </w:rPr>
-              <w:t>problème</w:t>
-            </w:r>
-            <w:proofErr w:type="spellEnd"/>
+              <w:t>Définition du problème</w:t>
+            </w:r>
           </w:p>
         </w:tc>
         <w:tc>
@@ -11364,21 +10462,12 @@
               </w:rPr>
               <w:t xml:space="preserve"> </w:t>
             </w:r>
-            <w:proofErr w:type="spellStart"/>
             <w:r>
               <w:rPr>
                 <w:sz w:val="18"/>
                 <w:szCs w:val="21"/>
               </w:rPr>
-              <w:t>Collecte</w:t>
-            </w:r>
-            <w:proofErr w:type="spellEnd"/>
-            <w:r>
-              <w:rPr>
-                <w:sz w:val="18"/>
-                <w:szCs w:val="21"/>
-              </w:rPr>
-              <w:t xml:space="preserve"> des données</w:t>
+              <w:t>Collecte des données</w:t>
             </w:r>
           </w:p>
         </w:tc>
@@ -11715,21 +10804,12 @@
                 <w:szCs w:val="21"/>
               </w:rPr>
             </w:pPr>
-            <w:proofErr w:type="spellStart"/>
             <w:r>
               <w:rPr>
                 <w:sz w:val="18"/>
                 <w:szCs w:val="21"/>
               </w:rPr>
-              <w:t>Préparation</w:t>
-            </w:r>
-            <w:proofErr w:type="spellEnd"/>
-            <w:r>
-              <w:rPr>
-                <w:sz w:val="18"/>
-                <w:szCs w:val="21"/>
-              </w:rPr>
-              <w:t xml:space="preserve"> des données</w:t>
+              <w:t>Préparation des données</w:t>
             </w:r>
           </w:p>
         </w:tc>
@@ -11832,17 +10912,8 @@
                 <w:sz w:val="18"/>
                 <w:szCs w:val="21"/>
               </w:rPr>
-              <w:t xml:space="preserve">11 </w:t>
-            </w:r>
-            <w:proofErr w:type="spellStart"/>
-            <w:r>
-              <w:rPr>
-                <w:sz w:val="18"/>
-                <w:szCs w:val="21"/>
-              </w:rPr>
-              <w:t>novembre</w:t>
-            </w:r>
-            <w:proofErr w:type="spellEnd"/>
+              <w:t>11 novembre</w:t>
+            </w:r>
           </w:p>
         </w:tc>
         <w:tc>
@@ -11906,17 +10977,8 @@
                 <w:sz w:val="18"/>
                 <w:szCs w:val="21"/>
               </w:rPr>
-              <w:t xml:space="preserve"> </w:t>
-            </w:r>
-            <w:proofErr w:type="spellStart"/>
-            <w:r>
-              <w:rPr>
-                <w:sz w:val="18"/>
-                <w:szCs w:val="21"/>
-              </w:rPr>
-              <w:t>Modélisation</w:t>
-            </w:r>
-            <w:proofErr w:type="spellEnd"/>
+              <w:t xml:space="preserve"> Modélisation</w:t>
+            </w:r>
           </w:p>
         </w:tc>
         <w:tc>
@@ -12018,17 +11080,8 @@
                 <w:sz w:val="18"/>
                 <w:szCs w:val="21"/>
               </w:rPr>
-              <w:t xml:space="preserve">11 </w:t>
-            </w:r>
-            <w:proofErr w:type="spellStart"/>
-            <w:r>
-              <w:rPr>
-                <w:sz w:val="18"/>
-                <w:szCs w:val="21"/>
-              </w:rPr>
-              <w:t>novembre</w:t>
-            </w:r>
-            <w:proofErr w:type="spellEnd"/>
+              <w:t>11 novembre</w:t>
+            </w:r>
           </w:p>
         </w:tc>
         <w:tc>
@@ -12087,19 +11140,11 @@
               </w:rPr>
               <w:t xml:space="preserve"> </w:t>
             </w:r>
-            <w:proofErr w:type="spellStart"/>
-            <w:r>
-              <w:rPr>
-                <w:sz w:val="19"/>
-              </w:rPr>
-              <w:t>Évaluation</w:t>
-            </w:r>
-            <w:proofErr w:type="spellEnd"/>
-            <w:r>
-              <w:rPr>
-                <w:sz w:val="19"/>
-              </w:rPr>
-              <w:t xml:space="preserve"> et </w:t>
+            <w:r>
+              <w:rPr>
+                <w:sz w:val="19"/>
+              </w:rPr>
+              <w:t xml:space="preserve">Évaluation et </w:t>
             </w:r>
             <w:r>
               <w:rPr>
@@ -12188,17 +11233,8 @@
                 <w:sz w:val="18"/>
                 <w:szCs w:val="21"/>
               </w:rPr>
-              <w:t xml:space="preserve">11 </w:t>
-            </w:r>
-            <w:proofErr w:type="spellStart"/>
-            <w:r>
-              <w:rPr>
-                <w:sz w:val="18"/>
-                <w:szCs w:val="21"/>
-              </w:rPr>
-              <w:t>novembre</w:t>
-            </w:r>
-            <w:proofErr w:type="spellEnd"/>
+              <w:t>11 novembre</w:t>
+            </w:r>
           </w:p>
         </w:tc>
         <w:tc>
@@ -12249,7 +11285,6 @@
                 <w:szCs w:val="21"/>
               </w:rPr>
             </w:pPr>
-            <w:proofErr w:type="spellStart"/>
             <w:r>
               <w:rPr>
                 <w:sz w:val="18"/>
@@ -12258,7 +11293,6 @@
               <w:lastRenderedPageBreak/>
               <w:t>Déploiement</w:t>
             </w:r>
-            <w:proofErr w:type="spellEnd"/>
           </w:p>
         </w:tc>
         <w:tc>
@@ -12419,17 +11453,8 @@
                 <w:sz w:val="18"/>
                 <w:szCs w:val="21"/>
               </w:rPr>
-              <w:t xml:space="preserve">9 </w:t>
-            </w:r>
-            <w:proofErr w:type="spellStart"/>
-            <w:r>
-              <w:rPr>
-                <w:sz w:val="18"/>
-                <w:szCs w:val="21"/>
-              </w:rPr>
-              <w:t>décembre</w:t>
-            </w:r>
-            <w:proofErr w:type="spellEnd"/>
+              <w:t>9 décembre</w:t>
+            </w:r>
           </w:p>
         </w:tc>
         <w:tc>
@@ -12585,17 +11610,8 @@
                 <w:sz w:val="18"/>
                 <w:szCs w:val="21"/>
               </w:rPr>
-              <w:t xml:space="preserve">16 </w:t>
-            </w:r>
-            <w:proofErr w:type="spellStart"/>
-            <w:r>
-              <w:rPr>
-                <w:sz w:val="18"/>
-                <w:szCs w:val="21"/>
-              </w:rPr>
-              <w:t>décembre</w:t>
-            </w:r>
-            <w:proofErr w:type="spellEnd"/>
+              <w:t>16 décembre</w:t>
+            </w:r>
           </w:p>
         </w:tc>
         <w:tc>
@@ -12680,43 +11696,7 @@
           <w:szCs w:val="20"/>
           <w:lang w:val="fr-CA"/>
         </w:rPr>
-        <w:t xml:space="preserve">Nous avons défini le problème, les objectifs et le périmètre du projet. Nous avons aussi réparti les tâches entre les membres de l’équipe. Pour finir, nous avons </w:t>
-      </w:r>
-      <w:proofErr w:type="spellStart"/>
-      <w:r>
-        <w:rPr>
-          <w:sz w:val="18"/>
-          <w:szCs w:val="20"/>
-          <w:lang w:val="fr-CA"/>
-        </w:rPr>
-        <w:t>regarder</w:t>
-      </w:r>
-      <w:proofErr w:type="spellEnd"/>
-      <w:r>
-        <w:rPr>
-          <w:sz w:val="18"/>
-          <w:szCs w:val="20"/>
-          <w:lang w:val="fr-CA"/>
-        </w:rPr>
-        <w:t xml:space="preserve"> </w:t>
-      </w:r>
-      <w:proofErr w:type="gramStart"/>
-      <w:r>
-        <w:rPr>
-          <w:sz w:val="18"/>
-          <w:szCs w:val="20"/>
-          <w:lang w:val="fr-CA"/>
-        </w:rPr>
-        <w:t>les jeu</w:t>
-      </w:r>
-      <w:proofErr w:type="gramEnd"/>
-      <w:r>
-        <w:rPr>
-          <w:sz w:val="18"/>
-          <w:szCs w:val="20"/>
-          <w:lang w:val="fr-CA"/>
-        </w:rPr>
-        <w:t xml:space="preserve"> de données.</w:t>
+        <w:t>Nous avons défini le problème, les objectifs et le périmètre du projet. Nous avons aussi réparti les tâches entre les membres de l’équipe. Pour finir, nous avons regarder les jeu de données.</w:t>
       </w:r>
     </w:p>
     <w:p>
@@ -12918,25 +11898,7 @@
           <w:szCs w:val="18"/>
           <w:lang w:val="fr-CA"/>
         </w:rPr>
-        <w:t xml:space="preserve">vérifier si le </w:t>
-      </w:r>
-      <w:proofErr w:type="spellStart"/>
-      <w:r>
-        <w:rPr>
-          <w:sz w:val="18"/>
-          <w:szCs w:val="18"/>
-          <w:lang w:val="fr-CA"/>
-        </w:rPr>
-        <w:t>dataset</w:t>
-      </w:r>
-      <w:proofErr w:type="spellEnd"/>
-      <w:r>
-        <w:rPr>
-          <w:sz w:val="18"/>
-          <w:szCs w:val="18"/>
-          <w:lang w:val="fr-CA"/>
-        </w:rPr>
-        <w:t xml:space="preserve"> est </w:t>
+        <w:t xml:space="preserve">vérifier si le dataset est </w:t>
       </w:r>
       <w:r>
         <w:rPr>
@@ -13300,31 +12262,13 @@
             <w:pPr>
               <w:jc w:val="center"/>
             </w:pPr>
-            <w:proofErr w:type="spellStart"/>
             <w:r>
               <w:rPr>
                 <w:b/>
                 <w:sz w:val="19"/>
               </w:rPr>
-              <w:t>Élément</w:t>
-            </w:r>
-            <w:proofErr w:type="spellEnd"/>
-            <w:r>
-              <w:rPr>
-                <w:b/>
-                <w:sz w:val="19"/>
-              </w:rPr>
-              <w:t xml:space="preserve"> </w:t>
-            </w:r>
-            <w:proofErr w:type="spellStart"/>
-            <w:r>
-              <w:rPr>
-                <w:b/>
-                <w:sz w:val="19"/>
-              </w:rPr>
-              <w:t>modifié</w:t>
-            </w:r>
-            <w:proofErr w:type="spellEnd"/>
+              <w:t>Élément modifié</w:t>
+            </w:r>
           </w:p>
         </w:tc>
         <w:tc>
@@ -13348,33 +12292,8 @@
                 <w:b/>
                 <w:sz w:val="19"/>
               </w:rPr>
-              <w:t xml:space="preserve">Ce qui </w:t>
-            </w:r>
-            <w:proofErr w:type="spellStart"/>
-            <w:r>
-              <w:rPr>
-                <w:b/>
-                <w:sz w:val="19"/>
-              </w:rPr>
-              <w:t>était</w:t>
-            </w:r>
-            <w:proofErr w:type="spellEnd"/>
-            <w:r>
-              <w:rPr>
-                <w:b/>
-                <w:sz w:val="19"/>
-              </w:rPr>
-              <w:t xml:space="preserve"> </w:t>
-            </w:r>
-            <w:proofErr w:type="spellStart"/>
-            <w:r>
-              <w:rPr>
-                <w:b/>
-                <w:sz w:val="19"/>
-              </w:rPr>
-              <w:t>prévu</w:t>
-            </w:r>
-            <w:proofErr w:type="spellEnd"/>
+              <w:t>Ce qui était prévu</w:t>
+            </w:r>
           </w:p>
         </w:tc>
         <w:tc>
@@ -13398,17 +12317,8 @@
                 <w:b/>
                 <w:sz w:val="19"/>
               </w:rPr>
-              <w:t xml:space="preserve">Ce qui a </w:t>
-            </w:r>
-            <w:proofErr w:type="spellStart"/>
-            <w:r>
-              <w:rPr>
-                <w:b/>
-                <w:sz w:val="19"/>
-              </w:rPr>
-              <w:t>changé</w:t>
-            </w:r>
-            <w:proofErr w:type="spellEnd"/>
+              <w:t>Ce qui a changé</w:t>
+            </w:r>
           </w:p>
         </w:tc>
         <w:tc>
@@ -13427,24 +12337,13 @@
             <w:pPr>
               <w:jc w:val="center"/>
             </w:pPr>
-            <w:proofErr w:type="spellStart"/>
-            <w:proofErr w:type="gramStart"/>
             <w:r>
               <w:rPr>
                 <w:b/>
                 <w:sz w:val="19"/>
               </w:rPr>
-              <w:t>Pourquoi</w:t>
-            </w:r>
-            <w:proofErr w:type="spellEnd"/>
-            <w:r>
-              <w:rPr>
-                <w:b/>
-                <w:sz w:val="19"/>
-              </w:rPr>
-              <w:t xml:space="preserve"> ?</w:t>
-            </w:r>
-            <w:proofErr w:type="gramEnd"/>
+              <w:t>Pourquoi ?</w:t>
+            </w:r>
           </w:p>
         </w:tc>
       </w:tr>
@@ -13789,15 +12688,7 @@
       </w:pPr>
       <w:bookmarkStart w:id="27" w:name="_Toc2082795802"/>
       <w:r>
-        <w:t xml:space="preserve">10. </w:t>
-      </w:r>
-      <w:proofErr w:type="spellStart"/>
-      <w:r>
-        <w:t>Préparation</w:t>
-      </w:r>
-      <w:proofErr w:type="spellEnd"/>
-      <w:r>
-        <w:t xml:space="preserve"> des données</w:t>
+        <w:t>10. Préparation des données</w:t>
       </w:r>
       <w:bookmarkEnd w:id="27"/>
     </w:p>
@@ -13854,17 +12745,8 @@
                 <w:b/>
                 <w:sz w:val="19"/>
               </w:rPr>
-              <w:t xml:space="preserve">Action </w:t>
-            </w:r>
-            <w:proofErr w:type="spellStart"/>
-            <w:r>
-              <w:rPr>
-                <w:b/>
-                <w:sz w:val="19"/>
-              </w:rPr>
-              <w:t>réalisée</w:t>
-            </w:r>
-            <w:proofErr w:type="spellEnd"/>
+              <w:t>Action réalisée</w:t>
+            </w:r>
           </w:p>
         </w:tc>
         <w:tc>
@@ -13883,56 +12765,13 @@
             <w:pPr>
               <w:jc w:val="center"/>
             </w:pPr>
-            <w:proofErr w:type="spellStart"/>
             <w:r>
               <w:rPr>
                 <w:b/>
                 <w:sz w:val="19"/>
               </w:rPr>
-              <w:t>Pourquoi</w:t>
-            </w:r>
-            <w:proofErr w:type="spellEnd"/>
-            <w:r>
-              <w:rPr>
-                <w:b/>
-                <w:sz w:val="19"/>
-              </w:rPr>
-              <w:t xml:space="preserve"> </w:t>
-            </w:r>
-            <w:proofErr w:type="spellStart"/>
-            <w:r>
-              <w:rPr>
-                <w:b/>
-                <w:sz w:val="19"/>
-              </w:rPr>
-              <w:t>était-elle</w:t>
-            </w:r>
-            <w:proofErr w:type="spellEnd"/>
-            <w:r>
-              <w:rPr>
-                <w:b/>
-                <w:sz w:val="19"/>
-              </w:rPr>
-              <w:t xml:space="preserve"> </w:t>
-            </w:r>
-            <w:proofErr w:type="spellStart"/>
-            <w:proofErr w:type="gramStart"/>
-            <w:r>
-              <w:rPr>
-                <w:b/>
-                <w:sz w:val="19"/>
-              </w:rPr>
-              <w:t>nécessaire</w:t>
-            </w:r>
-            <w:proofErr w:type="spellEnd"/>
-            <w:r>
-              <w:rPr>
-                <w:b/>
-                <w:sz w:val="19"/>
-              </w:rPr>
-              <w:t xml:space="preserve"> ?</w:t>
-            </w:r>
-            <w:proofErr w:type="gramEnd"/>
+              <w:t>Pourquoi était-elle nécessaire ?</w:t>
+            </w:r>
           </w:p>
         </w:tc>
         <w:tc>
@@ -13951,47 +12790,13 @@
             <w:pPr>
               <w:jc w:val="center"/>
             </w:pPr>
-            <w:proofErr w:type="spellStart"/>
             <w:r>
               <w:rPr>
                 <w:b/>
                 <w:sz w:val="19"/>
               </w:rPr>
-              <w:t>Résultat</w:t>
-            </w:r>
-            <w:proofErr w:type="spellEnd"/>
-            <w:r>
-              <w:rPr>
-                <w:b/>
-                <w:sz w:val="19"/>
-              </w:rPr>
-              <w:t xml:space="preserve"> / </w:t>
-            </w:r>
-            <w:proofErr w:type="spellStart"/>
-            <w:r>
-              <w:rPr>
-                <w:b/>
-                <w:sz w:val="19"/>
-              </w:rPr>
-              <w:t>effet</w:t>
-            </w:r>
-            <w:proofErr w:type="spellEnd"/>
-            <w:r>
-              <w:rPr>
-                <w:b/>
-                <w:sz w:val="19"/>
-              </w:rPr>
-              <w:t xml:space="preserve"> </w:t>
-            </w:r>
-            <w:proofErr w:type="spellStart"/>
-            <w:r>
-              <w:rPr>
-                <w:b/>
-                <w:sz w:val="19"/>
-              </w:rPr>
-              <w:t>obtenu</w:t>
-            </w:r>
-            <w:proofErr w:type="spellEnd"/>
+              <w:t>Résultat / effet obtenu</w:t>
+            </w:r>
           </w:p>
         </w:tc>
       </w:tr>
@@ -14476,17 +13281,8 @@
                 <w:b/>
                 <w:sz w:val="19"/>
               </w:rPr>
-              <w:t xml:space="preserve">Transformation </w:t>
-            </w:r>
-            <w:proofErr w:type="spellStart"/>
-            <w:r>
-              <w:rPr>
-                <w:b/>
-                <w:sz w:val="19"/>
-              </w:rPr>
-              <w:t>appliquée</w:t>
-            </w:r>
-            <w:proofErr w:type="spellEnd"/>
+              <w:t>Transformation appliquée</w:t>
+            </w:r>
           </w:p>
         </w:tc>
         <w:tc>
@@ -14505,24 +13301,13 @@
             <w:pPr>
               <w:jc w:val="center"/>
             </w:pPr>
-            <w:proofErr w:type="spellStart"/>
-            <w:proofErr w:type="gramStart"/>
             <w:r>
               <w:rPr>
                 <w:b/>
                 <w:sz w:val="19"/>
               </w:rPr>
-              <w:t>Utilisée</w:t>
-            </w:r>
-            <w:proofErr w:type="spellEnd"/>
-            <w:r>
-              <w:rPr>
-                <w:b/>
-                <w:sz w:val="19"/>
-              </w:rPr>
-              <w:t xml:space="preserve"> ?</w:t>
-            </w:r>
-            <w:proofErr w:type="gramEnd"/>
+              <w:t>Utilisée ?</w:t>
+            </w:r>
           </w:p>
         </w:tc>
       </w:tr>
@@ -15044,14 +13829,9 @@
       </w:pPr>
       <w:bookmarkStart w:id="29" w:name="_Toc1769301782"/>
       <w:r>
-        <w:t xml:space="preserve">11. </w:t>
-      </w:r>
-      <w:proofErr w:type="spellStart"/>
-      <w:r>
-        <w:t>Modélisation</w:t>
+        <w:t>11. Modélisation</w:t>
       </w:r>
       <w:bookmarkEnd w:id="29"/>
-      <w:proofErr w:type="spellEnd"/>
     </w:p>
     <w:p>
       <w:pPr>
@@ -15060,22 +13840,9 @@
       </w:pPr>
       <w:bookmarkStart w:id="30" w:name="_Toc561233477"/>
       <w:r>
-        <w:t xml:space="preserve">11.1 </w:t>
-      </w:r>
-      <w:proofErr w:type="spellStart"/>
-      <w:r>
-        <w:t>Modèle</w:t>
-      </w:r>
-      <w:proofErr w:type="spellEnd"/>
-      <w:r>
-        <w:t xml:space="preserve"> de </w:t>
-      </w:r>
-      <w:proofErr w:type="spellStart"/>
-      <w:r>
-        <w:t>référence</w:t>
+        <w:t>11.1 Modèle de référence</w:t>
       </w:r>
       <w:bookmarkEnd w:id="30"/>
-      <w:proofErr w:type="spellEnd"/>
     </w:p>
     <w:p>
       <w:pPr>
@@ -15230,31 +13997,13 @@
             <w:pPr>
               <w:jc w:val="center"/>
             </w:pPr>
-            <w:proofErr w:type="spellStart"/>
             <w:r>
               <w:rPr>
                 <w:b/>
                 <w:sz w:val="19"/>
               </w:rPr>
-              <w:t>Modèle</w:t>
-            </w:r>
-            <w:proofErr w:type="spellEnd"/>
-            <w:r>
-              <w:rPr>
-                <w:b/>
-                <w:sz w:val="19"/>
-              </w:rPr>
-              <w:t xml:space="preserve"> / </w:t>
-            </w:r>
-            <w:proofErr w:type="spellStart"/>
-            <w:r>
-              <w:rPr>
-                <w:b/>
-                <w:sz w:val="19"/>
-              </w:rPr>
-              <w:t>approche</w:t>
-            </w:r>
-            <w:proofErr w:type="spellEnd"/>
+              <w:t>Modèle / approche</w:t>
+            </w:r>
           </w:p>
         </w:tc>
         <w:tc>
@@ -15273,56 +14022,13 @@
             <w:pPr>
               <w:jc w:val="center"/>
             </w:pPr>
-            <w:proofErr w:type="spellStart"/>
             <w:r>
               <w:rPr>
                 <w:b/>
                 <w:sz w:val="19"/>
               </w:rPr>
-              <w:t>Pourquoi</w:t>
-            </w:r>
-            <w:proofErr w:type="spellEnd"/>
-            <w:r>
-              <w:rPr>
-                <w:b/>
-                <w:sz w:val="19"/>
-              </w:rPr>
-              <w:t xml:space="preserve"> </w:t>
-            </w:r>
-            <w:proofErr w:type="spellStart"/>
-            <w:r>
-              <w:rPr>
-                <w:b/>
-                <w:sz w:val="19"/>
-              </w:rPr>
-              <w:t>l’avoir</w:t>
-            </w:r>
-            <w:proofErr w:type="spellEnd"/>
-            <w:r>
-              <w:rPr>
-                <w:b/>
-                <w:sz w:val="19"/>
-              </w:rPr>
-              <w:t xml:space="preserve"> </w:t>
-            </w:r>
-            <w:proofErr w:type="spellStart"/>
-            <w:proofErr w:type="gramStart"/>
-            <w:r>
-              <w:rPr>
-                <w:b/>
-                <w:sz w:val="19"/>
-              </w:rPr>
-              <w:t>testé</w:t>
-            </w:r>
-            <w:proofErr w:type="spellEnd"/>
-            <w:r>
-              <w:rPr>
-                <w:b/>
-                <w:sz w:val="19"/>
-              </w:rPr>
-              <w:t xml:space="preserve"> ?</w:t>
-            </w:r>
-            <w:proofErr w:type="gramEnd"/>
+              <w:t>Pourquoi l’avoir testé ?</w:t>
+            </w:r>
           </w:p>
         </w:tc>
         <w:tc>
@@ -15341,63 +14047,13 @@
             <w:pPr>
               <w:jc w:val="center"/>
             </w:pPr>
-            <w:proofErr w:type="spellStart"/>
             <w:r>
               <w:rPr>
                 <w:b/>
                 <w:sz w:val="19"/>
               </w:rPr>
-              <w:t>Paramètres</w:t>
-            </w:r>
-            <w:proofErr w:type="spellEnd"/>
-            <w:r>
-              <w:rPr>
-                <w:b/>
-                <w:sz w:val="19"/>
-              </w:rPr>
-              <w:t xml:space="preserve"> </w:t>
-            </w:r>
-            <w:proofErr w:type="spellStart"/>
-            <w:r>
-              <w:rPr>
-                <w:b/>
-                <w:sz w:val="19"/>
-              </w:rPr>
-              <w:t>ou</w:t>
-            </w:r>
-            <w:proofErr w:type="spellEnd"/>
-            <w:r>
-              <w:rPr>
-                <w:b/>
-                <w:sz w:val="19"/>
-              </w:rPr>
-              <w:t xml:space="preserve"> </w:t>
-            </w:r>
-            <w:proofErr w:type="spellStart"/>
-            <w:r>
-              <w:rPr>
-                <w:b/>
-                <w:sz w:val="19"/>
-              </w:rPr>
-              <w:t>éléments</w:t>
-            </w:r>
-            <w:proofErr w:type="spellEnd"/>
-            <w:r>
-              <w:rPr>
-                <w:b/>
-                <w:sz w:val="19"/>
-              </w:rPr>
-              <w:t xml:space="preserve"> </w:t>
-            </w:r>
-            <w:proofErr w:type="spellStart"/>
-            <w:r>
-              <w:rPr>
-                <w:b/>
-                <w:sz w:val="19"/>
-              </w:rPr>
-              <w:t>importants</w:t>
-            </w:r>
-            <w:proofErr w:type="spellEnd"/>
+              <w:t>Paramètres ou éléments importants</w:t>
+            </w:r>
           </w:p>
         </w:tc>
       </w:tr>
@@ -15666,14 +14322,9 @@
       </w:pPr>
       <w:bookmarkStart w:id="32" w:name="_Toc1288578959"/>
       <w:r>
-        <w:t xml:space="preserve">12. </w:t>
-      </w:r>
-      <w:proofErr w:type="spellStart"/>
-      <w:r>
-        <w:t>Optimisation</w:t>
+        <w:t>12. Optimisation</w:t>
       </w:r>
       <w:bookmarkEnd w:id="32"/>
-      <w:proofErr w:type="spellEnd"/>
     </w:p>
     <w:p>
       <w:pPr>
@@ -15723,32 +14374,14 @@
             <w:pPr>
               <w:jc w:val="center"/>
             </w:pPr>
-            <w:proofErr w:type="spellStart"/>
             <w:r>
               <w:rPr>
                 <w:b/>
                 <w:sz w:val="19"/>
               </w:rPr>
               <w:lastRenderedPageBreak/>
-              <w:t>Approche</w:t>
-            </w:r>
-            <w:proofErr w:type="spellEnd"/>
-            <w:r>
-              <w:rPr>
-                <w:b/>
-                <w:sz w:val="19"/>
-              </w:rPr>
-              <w:t xml:space="preserve"> </w:t>
-            </w:r>
-            <w:proofErr w:type="spellStart"/>
-            <w:r>
-              <w:rPr>
-                <w:b/>
-                <w:sz w:val="19"/>
-              </w:rPr>
-              <w:t>d’optimisation</w:t>
-            </w:r>
-            <w:proofErr w:type="spellEnd"/>
+              <w:t>Approche d’optimisation</w:t>
+            </w:r>
           </w:p>
         </w:tc>
         <w:tc>
@@ -15796,31 +14429,13 @@
             <w:pPr>
               <w:jc w:val="center"/>
             </w:pPr>
-            <w:proofErr w:type="spellStart"/>
             <w:r>
               <w:rPr>
                 <w:b/>
                 <w:sz w:val="19"/>
               </w:rPr>
-              <w:t>Effet</w:t>
-            </w:r>
-            <w:proofErr w:type="spellEnd"/>
-            <w:r>
-              <w:rPr>
-                <w:b/>
-                <w:sz w:val="19"/>
-              </w:rPr>
-              <w:t xml:space="preserve"> </w:t>
-            </w:r>
-            <w:proofErr w:type="spellStart"/>
-            <w:r>
-              <w:rPr>
-                <w:b/>
-                <w:sz w:val="19"/>
-              </w:rPr>
-              <w:t>observé</w:t>
-            </w:r>
-            <w:proofErr w:type="spellEnd"/>
+              <w:t>Effet observé</w:t>
+            </w:r>
           </w:p>
         </w:tc>
       </w:tr>
@@ -16089,22 +14704,9 @@
       </w:pPr>
       <w:bookmarkStart w:id="33" w:name="_Toc648129540"/>
       <w:r>
-        <w:t xml:space="preserve">13. </w:t>
-      </w:r>
-      <w:proofErr w:type="spellStart"/>
-      <w:r>
-        <w:t>Évaluation</w:t>
-      </w:r>
-      <w:proofErr w:type="spellEnd"/>
-      <w:r>
-        <w:t xml:space="preserve"> des </w:t>
-      </w:r>
-      <w:proofErr w:type="spellStart"/>
-      <w:r>
-        <w:t>modèles</w:t>
+        <w:t>13. Évaluation des modèles</w:t>
       </w:r>
       <w:bookmarkEnd w:id="33"/>
-      <w:proofErr w:type="spellEnd"/>
     </w:p>
     <w:p>
       <w:pPr>
@@ -16113,22 +14715,9 @@
       </w:pPr>
       <w:bookmarkStart w:id="34" w:name="_Toc1037145765"/>
       <w:r>
-        <w:t xml:space="preserve">13.1 </w:t>
-      </w:r>
-      <w:proofErr w:type="spellStart"/>
-      <w:r>
-        <w:t>Métriques</w:t>
-      </w:r>
-      <w:proofErr w:type="spellEnd"/>
-      <w:r>
-        <w:t xml:space="preserve"> </w:t>
-      </w:r>
-      <w:proofErr w:type="spellStart"/>
-      <w:r>
-        <w:t>utilisées</w:t>
+        <w:t>13.1 Métriques utilisées</w:t>
       </w:r>
       <w:bookmarkEnd w:id="34"/>
-      <w:proofErr w:type="spellEnd"/>
     </w:p>
     <w:p>
       <w:pPr>
@@ -16177,7 +14766,6 @@
             <w:pPr>
               <w:jc w:val="center"/>
             </w:pPr>
-            <w:proofErr w:type="spellStart"/>
             <w:r>
               <w:rPr>
                 <w:b/>
@@ -16185,7 +14773,6 @@
               </w:rPr>
               <w:t>Métrique</w:t>
             </w:r>
-            <w:proofErr w:type="spellEnd"/>
           </w:p>
         </w:tc>
         <w:tc>
@@ -16402,14 +14989,9 @@
       </w:pPr>
       <w:bookmarkStart w:id="35" w:name="_Toc321043625"/>
       <w:r>
-        <w:t xml:space="preserve">13.2 </w:t>
-      </w:r>
-      <w:proofErr w:type="spellStart"/>
-      <w:r>
-        <w:t>Résultats</w:t>
+        <w:t>13.2 Résultats</w:t>
       </w:r>
       <w:bookmarkEnd w:id="35"/>
-      <w:proofErr w:type="spellEnd"/>
     </w:p>
     <w:tbl>
       <w:tblPr>
@@ -16447,7 +15029,6 @@
             <w:pPr>
               <w:jc w:val="center"/>
             </w:pPr>
-            <w:proofErr w:type="spellStart"/>
             <w:r>
               <w:rPr>
                 <w:b/>
@@ -16455,7 +15036,6 @@
               </w:rPr>
               <w:t>Modèle</w:t>
             </w:r>
-            <w:proofErr w:type="spellEnd"/>
           </w:p>
         </w:tc>
         <w:tc>
@@ -16474,21 +15054,12 @@
             <w:pPr>
               <w:jc w:val="center"/>
             </w:pPr>
-            <w:proofErr w:type="spellStart"/>
             <w:r>
               <w:rPr>
                 <w:b/>
                 <w:sz w:val="19"/>
               </w:rPr>
-              <w:t>Métrique</w:t>
-            </w:r>
-            <w:proofErr w:type="spellEnd"/>
-            <w:r>
-              <w:rPr>
-                <w:b/>
-                <w:sz w:val="19"/>
-              </w:rPr>
-              <w:t xml:space="preserve"> 1</w:t>
+              <w:t>Métrique 1</w:t>
             </w:r>
           </w:p>
         </w:tc>
@@ -16508,21 +15079,12 @@
             <w:pPr>
               <w:jc w:val="center"/>
             </w:pPr>
-            <w:proofErr w:type="spellStart"/>
             <w:r>
               <w:rPr>
                 <w:b/>
                 <w:sz w:val="19"/>
               </w:rPr>
-              <w:t>Métrique</w:t>
-            </w:r>
-            <w:proofErr w:type="spellEnd"/>
-            <w:r>
-              <w:rPr>
-                <w:b/>
-                <w:sz w:val="19"/>
-              </w:rPr>
-              <w:t xml:space="preserve"> 2</w:t>
+              <w:t>Métrique 2</w:t>
             </w:r>
           </w:p>
         </w:tc>
@@ -16542,21 +15104,12 @@
             <w:pPr>
               <w:jc w:val="center"/>
             </w:pPr>
-            <w:proofErr w:type="spellStart"/>
             <w:r>
               <w:rPr>
                 <w:b/>
                 <w:sz w:val="19"/>
               </w:rPr>
-              <w:t>Métrique</w:t>
-            </w:r>
-            <w:proofErr w:type="spellEnd"/>
-            <w:r>
-              <w:rPr>
-                <w:b/>
-                <w:sz w:val="19"/>
-              </w:rPr>
-              <w:t xml:space="preserve"> 3</w:t>
+              <w:t>Métrique 3</w:t>
             </w:r>
           </w:p>
         </w:tc>
@@ -16581,17 +15134,8 @@
                 <w:b/>
                 <w:sz w:val="19"/>
               </w:rPr>
-              <w:t xml:space="preserve">Observation </w:t>
-            </w:r>
-            <w:proofErr w:type="spellStart"/>
-            <w:r>
-              <w:rPr>
-                <w:b/>
-                <w:sz w:val="19"/>
-              </w:rPr>
-              <w:t>principale</w:t>
-            </w:r>
-            <w:proofErr w:type="spellEnd"/>
+              <w:t>Observation principale</w:t>
+            </w:r>
           </w:p>
         </w:tc>
       </w:tr>
@@ -17012,22 +15556,9 @@
       </w:pPr>
       <w:bookmarkStart w:id="36" w:name="_Toc1853460085"/>
       <w:r>
-        <w:t xml:space="preserve">13.3 </w:t>
-      </w:r>
-      <w:proofErr w:type="spellStart"/>
-      <w:r>
-        <w:t>Analyse</w:t>
-      </w:r>
-      <w:proofErr w:type="spellEnd"/>
-      <w:r>
-        <w:t xml:space="preserve"> des </w:t>
-      </w:r>
-      <w:proofErr w:type="spellStart"/>
-      <w:r>
-        <w:t>résultats</w:t>
+        <w:t>13.3 Analyse des résultats</w:t>
       </w:r>
       <w:bookmarkEnd w:id="36"/>
-      <w:proofErr w:type="spellEnd"/>
     </w:p>
     <w:p>
       <w:pPr>
@@ -17735,7 +16266,6 @@
             <w:pPr>
               <w:jc w:val="center"/>
             </w:pPr>
-            <w:proofErr w:type="spellStart"/>
             <w:r>
               <w:rPr>
                 <w:b/>
@@ -17743,7 +16273,6 @@
               </w:rPr>
               <w:t>Élément</w:t>
             </w:r>
-            <w:proofErr w:type="spellEnd"/>
           </w:p>
         </w:tc>
         <w:tc>
@@ -17762,7 +16291,6 @@
             <w:pPr>
               <w:jc w:val="center"/>
             </w:pPr>
-            <w:proofErr w:type="spellStart"/>
             <w:r>
               <w:rPr>
                 <w:b/>
@@ -17770,7 +16298,6 @@
               </w:rPr>
               <w:t>Réponse</w:t>
             </w:r>
-            <w:proofErr w:type="spellEnd"/>
           </w:p>
         </w:tc>
       </w:tr>
@@ -17790,42 +16317,12 @@
             </w:tcMar>
           </w:tcPr>
           <w:p>
-            <w:proofErr w:type="spellStart"/>
             <w:r>
               <w:rPr>
                 <w:b/>
               </w:rPr>
-              <w:t>Modèle</w:t>
-            </w:r>
-            <w:proofErr w:type="spellEnd"/>
-            <w:r>
-              <w:rPr>
-                <w:b/>
-              </w:rPr>
-              <w:t xml:space="preserve"> / </w:t>
-            </w:r>
-            <w:proofErr w:type="spellStart"/>
-            <w:r>
-              <w:rPr>
-                <w:b/>
-              </w:rPr>
-              <w:t>approche</w:t>
-            </w:r>
-            <w:proofErr w:type="spellEnd"/>
-            <w:r>
-              <w:rPr>
-                <w:b/>
-              </w:rPr>
-              <w:t xml:space="preserve"> </w:t>
-            </w:r>
-            <w:proofErr w:type="spellStart"/>
-            <w:r>
-              <w:rPr>
-                <w:b/>
-              </w:rPr>
-              <w:t>retenue</w:t>
-            </w:r>
-            <w:proofErr w:type="spellEnd"/>
+              <w:t>Modèle / approche retenue</w:t>
+            </w:r>
           </w:p>
         </w:tc>
         <w:tc>
@@ -17868,16 +16365,8 @@
               <w:rPr>
                 <w:b/>
               </w:rPr>
-              <w:t xml:space="preserve">Performance </w:t>
-            </w:r>
-            <w:proofErr w:type="spellStart"/>
-            <w:r>
-              <w:rPr>
-                <w:b/>
-              </w:rPr>
-              <w:t>principale</w:t>
-            </w:r>
-            <w:proofErr w:type="spellEnd"/>
+              <w:t>Performance principale</w:t>
+            </w:r>
           </w:p>
         </w:tc>
         <w:tc>
@@ -17916,42 +16405,12 @@
             </w:tcMar>
           </w:tcPr>
           <w:p>
-            <w:proofErr w:type="spellStart"/>
             <w:r>
               <w:rPr>
                 <w:b/>
               </w:rPr>
-              <w:t>Pourquoi</w:t>
-            </w:r>
-            <w:proofErr w:type="spellEnd"/>
-            <w:r>
-              <w:rPr>
-                <w:b/>
-              </w:rPr>
-              <w:t xml:space="preserve"> </w:t>
-            </w:r>
-            <w:proofErr w:type="spellStart"/>
-            <w:r>
-              <w:rPr>
-                <w:b/>
-              </w:rPr>
-              <w:t>ce</w:t>
-            </w:r>
-            <w:proofErr w:type="spellEnd"/>
-            <w:r>
-              <w:rPr>
-                <w:b/>
-              </w:rPr>
-              <w:t xml:space="preserve"> </w:t>
-            </w:r>
-            <w:proofErr w:type="gramStart"/>
-            <w:r>
-              <w:rPr>
-                <w:b/>
-              </w:rPr>
-              <w:t>choix ?</w:t>
-            </w:r>
-            <w:proofErr w:type="gramEnd"/>
+              <w:t>Pourquoi ce choix ?</w:t>
+            </w:r>
           </w:p>
         </w:tc>
         <w:tc>
@@ -17994,16 +16453,8 @@
               <w:rPr>
                 <w:b/>
               </w:rPr>
-              <w:t xml:space="preserve">Entrées </w:t>
-            </w:r>
-            <w:proofErr w:type="spellStart"/>
-            <w:r>
-              <w:rPr>
-                <w:b/>
-              </w:rPr>
-              <w:t>nécessaires</w:t>
-            </w:r>
-            <w:proofErr w:type="spellEnd"/>
+              <w:t>Entrées nécessaires</w:t>
+            </w:r>
           </w:p>
         </w:tc>
         <w:tc>
@@ -18042,28 +16493,12 @@
             </w:tcMar>
           </w:tcPr>
           <w:p>
-            <w:proofErr w:type="spellStart"/>
             <w:r>
               <w:rPr>
                 <w:b/>
               </w:rPr>
-              <w:t>Résultat</w:t>
-            </w:r>
-            <w:proofErr w:type="spellEnd"/>
-            <w:r>
-              <w:rPr>
-                <w:b/>
-              </w:rPr>
-              <w:t xml:space="preserve"> </w:t>
-            </w:r>
-            <w:proofErr w:type="spellStart"/>
-            <w:r>
-              <w:rPr>
-                <w:b/>
-              </w:rPr>
-              <w:t>produit</w:t>
-            </w:r>
-            <w:proofErr w:type="spellEnd"/>
+              <w:t>Résultat produit</w:t>
+            </w:r>
           </w:p>
         </w:tc>
         <w:tc>
@@ -18099,15 +16534,7 @@
       </w:pPr>
       <w:bookmarkStart w:id="39" w:name="_Toc713898782"/>
       <w:r>
-        <w:t xml:space="preserve">16. </w:t>
-      </w:r>
-      <w:proofErr w:type="spellStart"/>
-      <w:r>
-        <w:t>Déploiement</w:t>
-      </w:r>
-      <w:proofErr w:type="spellEnd"/>
-      <w:r>
-        <w:t xml:space="preserve"> / prototype</w:t>
+        <w:t>16. Déploiement / prototype</w:t>
       </w:r>
       <w:bookmarkEnd w:id="39"/>
     </w:p>
@@ -18158,7 +16585,6 @@
             <w:pPr>
               <w:jc w:val="center"/>
             </w:pPr>
-            <w:proofErr w:type="spellStart"/>
             <w:r>
               <w:rPr>
                 <w:b/>
@@ -18166,7 +16592,6 @@
               </w:rPr>
               <w:t>Élément</w:t>
             </w:r>
-            <w:proofErr w:type="spellEnd"/>
           </w:p>
         </w:tc>
         <w:tc>
@@ -18255,14 +16680,12 @@
             </w:tcMar>
           </w:tcPr>
           <w:p>
-            <w:proofErr w:type="spellStart"/>
             <w:r>
               <w:rPr>
                 <w:b/>
               </w:rPr>
               <w:t>Traitement</w:t>
             </w:r>
-            <w:proofErr w:type="spellEnd"/>
           </w:p>
         </w:tc>
         <w:tc>
@@ -18345,28 +16768,12 @@
             </w:tcMar>
           </w:tcPr>
           <w:p>
-            <w:proofErr w:type="spellStart"/>
             <w:r>
               <w:rPr>
                 <w:b/>
               </w:rPr>
-              <w:t>Utilisateur</w:t>
-            </w:r>
-            <w:proofErr w:type="spellEnd"/>
-            <w:r>
-              <w:rPr>
-                <w:b/>
-              </w:rPr>
-              <w:t xml:space="preserve"> </w:t>
-            </w:r>
-            <w:proofErr w:type="spellStart"/>
-            <w:r>
-              <w:rPr>
-                <w:b/>
-              </w:rPr>
-              <w:t>visé</w:t>
-            </w:r>
-            <w:proofErr w:type="spellEnd"/>
+              <w:t>Utilisateur visé</w:t>
+            </w:r>
           </w:p>
         </w:tc>
         <w:tc>
@@ -18402,15 +16809,7 @@
       </w:pPr>
       <w:bookmarkStart w:id="40" w:name="_Toc1543314659"/>
       <w:r>
-        <w:t xml:space="preserve">17. Mode </w:t>
-      </w:r>
-      <w:proofErr w:type="spellStart"/>
-      <w:r>
-        <w:t>d’utilisation</w:t>
-      </w:r>
-      <w:proofErr w:type="spellEnd"/>
-      <w:r>
-        <w:t xml:space="preserve"> de la solution</w:t>
+        <w:t>17. Mode d’utilisation de la solution</w:t>
       </w:r>
       <w:bookmarkEnd w:id="40"/>
     </w:p>
@@ -18491,17 +16890,8 @@
                 <w:b/>
                 <w:sz w:val="19"/>
               </w:rPr>
-              <w:t xml:space="preserve">Action à </w:t>
-            </w:r>
-            <w:proofErr w:type="spellStart"/>
-            <w:r>
-              <w:rPr>
-                <w:b/>
-                <w:sz w:val="19"/>
-              </w:rPr>
-              <w:t>réaliser</w:t>
-            </w:r>
-            <w:proofErr w:type="spellEnd"/>
+              <w:t>Action à réaliser</w:t>
+            </w:r>
           </w:p>
         </w:tc>
       </w:tr>
@@ -18739,15 +17129,7 @@
       </w:pPr>
       <w:bookmarkStart w:id="41" w:name="_Toc1790874591"/>
       <w:r>
-        <w:t xml:space="preserve">18. </w:t>
-      </w:r>
-      <w:proofErr w:type="spellStart"/>
-      <w:r>
-        <w:t>Suivi</w:t>
-      </w:r>
-      <w:proofErr w:type="spellEnd"/>
-      <w:r>
-        <w:t xml:space="preserve"> et maintenance</w:t>
+        <w:t>18. Suivi et maintenance</w:t>
       </w:r>
       <w:bookmarkEnd w:id="41"/>
     </w:p>
@@ -18799,31 +17181,13 @@
             <w:pPr>
               <w:jc w:val="center"/>
             </w:pPr>
-            <w:proofErr w:type="spellStart"/>
             <w:r>
               <w:rPr>
                 <w:b/>
                 <w:sz w:val="19"/>
               </w:rPr>
-              <w:t>Élément</w:t>
-            </w:r>
-            <w:proofErr w:type="spellEnd"/>
-            <w:r>
-              <w:rPr>
-                <w:b/>
-                <w:sz w:val="19"/>
-              </w:rPr>
-              <w:t xml:space="preserve"> à </w:t>
-            </w:r>
-            <w:proofErr w:type="spellStart"/>
-            <w:r>
-              <w:rPr>
-                <w:b/>
-                <w:sz w:val="19"/>
-              </w:rPr>
-              <w:t>surveiller</w:t>
-            </w:r>
-            <w:proofErr w:type="spellEnd"/>
+              <w:t>Élément à surveiller</w:t>
+            </w:r>
           </w:p>
         </w:tc>
         <w:tc>
@@ -18842,24 +17206,13 @@
             <w:pPr>
               <w:jc w:val="center"/>
             </w:pPr>
-            <w:proofErr w:type="spellStart"/>
-            <w:proofErr w:type="gramStart"/>
             <w:r>
               <w:rPr>
                 <w:b/>
                 <w:sz w:val="19"/>
               </w:rPr>
-              <w:t>Pourquoi</w:t>
-            </w:r>
-            <w:proofErr w:type="spellEnd"/>
-            <w:r>
-              <w:rPr>
-                <w:b/>
-                <w:sz w:val="19"/>
-              </w:rPr>
-              <w:t xml:space="preserve"> ?</w:t>
-            </w:r>
-            <w:proofErr w:type="gramEnd"/>
+              <w:t>Pourquoi ?</w:t>
+            </w:r>
           </w:p>
         </w:tc>
         <w:tc>
@@ -19153,22 +17506,9 @@
       </w:pPr>
       <w:bookmarkStart w:id="42" w:name="_Toc662715352"/>
       <w:r>
-        <w:t xml:space="preserve">19. </w:t>
-      </w:r>
-      <w:proofErr w:type="spellStart"/>
-      <w:r>
-        <w:t>Limites</w:t>
-      </w:r>
-      <w:proofErr w:type="spellEnd"/>
-      <w:r>
-        <w:t xml:space="preserve"> du </w:t>
-      </w:r>
-      <w:proofErr w:type="spellStart"/>
-      <w:r>
-        <w:t>projet</w:t>
+        <w:t>19. Limites du projet</w:t>
       </w:r>
       <w:bookmarkEnd w:id="42"/>
-      <w:proofErr w:type="spellEnd"/>
     </w:p>
     <w:p>
       <w:pPr>
@@ -19344,17 +17684,8 @@
                 <w:b/>
                 <w:sz w:val="19"/>
               </w:rPr>
-              <w:t xml:space="preserve">Risque / </w:t>
-            </w:r>
-            <w:proofErr w:type="spellStart"/>
-            <w:r>
-              <w:rPr>
-                <w:b/>
-                <w:sz w:val="19"/>
-              </w:rPr>
-              <w:t>considération</w:t>
-            </w:r>
-            <w:proofErr w:type="spellEnd"/>
+              <w:t>Risque / considération</w:t>
+            </w:r>
           </w:p>
         </w:tc>
         <w:tc>
@@ -19373,47 +17704,13 @@
             <w:pPr>
               <w:jc w:val="center"/>
             </w:pPr>
-            <w:proofErr w:type="spellStart"/>
             <w:r>
               <w:rPr>
                 <w:b/>
                 <w:sz w:val="19"/>
               </w:rPr>
-              <w:t>Pourquoi</w:t>
-            </w:r>
-            <w:proofErr w:type="spellEnd"/>
-            <w:r>
-              <w:rPr>
-                <w:b/>
-                <w:sz w:val="19"/>
-              </w:rPr>
-              <w:t xml:space="preserve"> est-</w:t>
-            </w:r>
-            <w:proofErr w:type="spellStart"/>
-            <w:r>
-              <w:rPr>
-                <w:b/>
-                <w:sz w:val="19"/>
-              </w:rPr>
-              <w:t>ce</w:t>
-            </w:r>
-            <w:proofErr w:type="spellEnd"/>
-            <w:r>
-              <w:rPr>
-                <w:b/>
-                <w:sz w:val="19"/>
-              </w:rPr>
-              <w:t xml:space="preserve"> </w:t>
-            </w:r>
-            <w:proofErr w:type="gramStart"/>
-            <w:r>
-              <w:rPr>
-                <w:b/>
-                <w:sz w:val="19"/>
-              </w:rPr>
-              <w:t>important ?</w:t>
-            </w:r>
-            <w:proofErr w:type="gramEnd"/>
+              <w:t>Pourquoi est-ce important ?</w:t>
+            </w:r>
           </w:p>
         </w:tc>
         <w:tc>
@@ -19432,53 +17729,12 @@
             <w:pPr>
               <w:jc w:val="center"/>
             </w:pPr>
-            <w:proofErr w:type="spellStart"/>
             <w:r>
               <w:rPr>
                 <w:b/>
                 <w:sz w:val="19"/>
               </w:rPr>
-              <w:t>Mesure</w:t>
-            </w:r>
-            <w:proofErr w:type="spellEnd"/>
-            <w:r>
-              <w:rPr>
-                <w:b/>
-                <w:sz w:val="19"/>
-              </w:rPr>
-              <w:t xml:space="preserve"> </w:t>
-            </w:r>
-            <w:proofErr w:type="spellStart"/>
-            <w:r>
-              <w:rPr>
-                <w:b/>
-                <w:sz w:val="19"/>
-              </w:rPr>
-              <w:t>ou</w:t>
-            </w:r>
-            <w:proofErr w:type="spellEnd"/>
-            <w:r>
-              <w:rPr>
-                <w:b/>
-                <w:sz w:val="19"/>
-              </w:rPr>
-              <w:t xml:space="preserve"> </w:t>
-            </w:r>
-            <w:proofErr w:type="spellStart"/>
-            <w:r>
-              <w:rPr>
-                <w:b/>
-                <w:sz w:val="19"/>
-              </w:rPr>
-              <w:t>précaution</w:t>
-            </w:r>
-            <w:proofErr w:type="spellEnd"/>
-            <w:r>
-              <w:rPr>
-                <w:b/>
-                <w:sz w:val="19"/>
-              </w:rPr>
-              <w:t xml:space="preserve"> possible</w:t>
+              <w:t>Mesure ou précaution possible</w:t>
             </w:r>
           </w:p>
         </w:tc>
@@ -19749,23 +18005,7 @@
       </w:pPr>
       <w:bookmarkStart w:id="44" w:name="_Toc1945446289"/>
       <w:r>
-        <w:t xml:space="preserve">21. </w:t>
-      </w:r>
-      <w:proofErr w:type="spellStart"/>
-      <w:r>
-        <w:t>Recommandations</w:t>
-      </w:r>
-      <w:proofErr w:type="spellEnd"/>
-      <w:r>
-        <w:t xml:space="preserve"> et </w:t>
-      </w:r>
-      <w:proofErr w:type="spellStart"/>
-      <w:r>
-        <w:t>prochaines</w:t>
-      </w:r>
-      <w:proofErr w:type="spellEnd"/>
-      <w:r>
-        <w:t xml:space="preserve"> étapes</w:t>
+        <w:t>21. Recommandations et prochaines étapes</w:t>
       </w:r>
       <w:bookmarkEnd w:id="44"/>
     </w:p>
@@ -20282,7 +18522,6 @@
             <w:pPr>
               <w:jc w:val="center"/>
             </w:pPr>
-            <w:proofErr w:type="spellStart"/>
             <w:r>
               <w:rPr>
                 <w:b/>
@@ -20291,7 +18530,6 @@
               <w:lastRenderedPageBreak/>
               <w:t>Livrable</w:t>
             </w:r>
-            <w:proofErr w:type="spellEnd"/>
           </w:p>
         </w:tc>
         <w:tc>
@@ -20310,31 +18548,13 @@
             <w:pPr>
               <w:jc w:val="center"/>
             </w:pPr>
-            <w:proofErr w:type="spellStart"/>
             <w:r>
               <w:rPr>
                 <w:b/>
                 <w:sz w:val="19"/>
               </w:rPr>
-              <w:t>Rôle</w:t>
-            </w:r>
-            <w:proofErr w:type="spellEnd"/>
-            <w:r>
-              <w:rPr>
-                <w:b/>
-                <w:sz w:val="19"/>
-              </w:rPr>
-              <w:t xml:space="preserve"> dans le </w:t>
-            </w:r>
-            <w:proofErr w:type="spellStart"/>
-            <w:r>
-              <w:rPr>
-                <w:b/>
-                <w:sz w:val="19"/>
-              </w:rPr>
-              <w:t>projet</w:t>
-            </w:r>
-            <w:proofErr w:type="spellEnd"/>
+              <w:t>Rôle dans le projet</w:t>
+            </w:r>
           </w:p>
         </w:tc>
       </w:tr>
@@ -20401,13 +18621,8 @@
           </w:tcPr>
           <w:p>
             <w:r>
-              <w:t xml:space="preserve">Journal de </w:t>
-            </w:r>
-            <w:proofErr w:type="spellStart"/>
-            <w:r>
-              <w:t>projet</w:t>
-            </w:r>
-            <w:proofErr w:type="spellEnd"/>
+              <w:t>Journal de projet</w:t>
+            </w:r>
           </w:p>
         </w:tc>
         <w:tc>
@@ -20497,13 +18712,8 @@
             </w:tcMar>
           </w:tcPr>
           <w:p>
-            <w:proofErr w:type="spellStart"/>
-            <w:r>
-              <w:t>Dictionnaire</w:t>
-            </w:r>
-            <w:proofErr w:type="spellEnd"/>
-            <w:r>
-              <w:t xml:space="preserve"> de données</w:t>
+            <w:r>
+              <w:t>Dictionnaire de données</w:t>
             </w:r>
           </w:p>
         </w:tc>
@@ -20548,19 +18758,9 @@
             </w:tcMar>
           </w:tcPr>
           <w:p>
-            <w:proofErr w:type="spellStart"/>
-            <w:r>
-              <w:t>Présentations</w:t>
-            </w:r>
-            <w:proofErr w:type="spellEnd"/>
-            <w:r>
-              <w:t xml:space="preserve"> des </w:t>
-            </w:r>
-            <w:proofErr w:type="spellStart"/>
-            <w:r>
-              <w:t>jalons</w:t>
-            </w:r>
-            <w:proofErr w:type="spellEnd"/>
+            <w:r>
+              <w:t>Présentations des jalons</w:t>
+            </w:r>
           </w:p>
         </w:tc>
         <w:tc>
@@ -20651,13 +18851,8 @@
           </w:tcPr>
           <w:p>
             <w:r>
-              <w:t xml:space="preserve">Prototype / </w:t>
-            </w:r>
-            <w:proofErr w:type="spellStart"/>
-            <w:r>
-              <w:t>démonstration</w:t>
-            </w:r>
-            <w:proofErr w:type="spellEnd"/>
+              <w:t>Prototype / démonstration</w:t>
+            </w:r>
           </w:p>
         </w:tc>
         <w:tc>
@@ -20738,7 +18933,6 @@
             <w:pPr>
               <w:jc w:val="center"/>
             </w:pPr>
-            <w:proofErr w:type="spellStart"/>
             <w:r>
               <w:rPr>
                 <w:b/>
@@ -20746,7 +18940,6 @@
               </w:rPr>
               <w:t>Élément</w:t>
             </w:r>
-            <w:proofErr w:type="spellEnd"/>
           </w:p>
         </w:tc>
         <w:tc>
@@ -20770,17 +18963,8 @@
                 <w:b/>
                 <w:sz w:val="19"/>
               </w:rPr>
-              <w:t xml:space="preserve">Exigence / choix de </w:t>
-            </w:r>
-            <w:proofErr w:type="spellStart"/>
-            <w:r>
-              <w:rPr>
-                <w:b/>
-                <w:sz w:val="19"/>
-              </w:rPr>
-              <w:t>l’équipe</w:t>
-            </w:r>
-            <w:proofErr w:type="spellEnd"/>
+              <w:t>Exigence / choix de l’équipe</w:t>
+            </w:r>
           </w:p>
         </w:tc>
       </w:tr>
@@ -20800,13 +18984,8 @@
             </w:tcMar>
           </w:tcPr>
           <w:p>
-            <w:proofErr w:type="spellStart"/>
-            <w:r>
-              <w:t>Langage</w:t>
-            </w:r>
-            <w:proofErr w:type="spellEnd"/>
-            <w:r>
-              <w:t xml:space="preserve"> principal</w:t>
+            <w:r>
+              <w:t>Langage principal</w:t>
             </w:r>
           </w:p>
         </w:tc>
@@ -20868,23 +19047,7 @@
           </w:tcPr>
           <w:p>
             <w:r>
-              <w:t xml:space="preserve">Jupyter Notebook, Google </w:t>
-            </w:r>
-            <w:proofErr w:type="spellStart"/>
-            <w:r>
-              <w:t>Colab</w:t>
-            </w:r>
-            <w:proofErr w:type="spellEnd"/>
-            <w:r>
-              <w:t xml:space="preserve"> et/</w:t>
-            </w:r>
-            <w:proofErr w:type="spellStart"/>
-            <w:r>
-              <w:t>ou</w:t>
-            </w:r>
-            <w:proofErr w:type="spellEnd"/>
-            <w:r>
-              <w:t xml:space="preserve"> Visual Studio Code.</w:t>
+              <w:t>Jupyter Notebook, Google Colab et/ou Visual Studio Code.</w:t>
             </w:r>
           </w:p>
         </w:tc>
@@ -20930,63 +19093,7 @@
               <w:rPr>
                 <w:lang w:val="fr-CA"/>
               </w:rPr>
-              <w:t xml:space="preserve">Pandas, </w:t>
-            </w:r>
-            <w:proofErr w:type="spellStart"/>
-            <w:r>
-              <w:rPr>
-                <w:lang w:val="fr-CA"/>
-              </w:rPr>
-              <w:t>NumPy</w:t>
-            </w:r>
-            <w:proofErr w:type="spellEnd"/>
-            <w:r>
-              <w:rPr>
-                <w:lang w:val="fr-CA"/>
-              </w:rPr>
-              <w:t xml:space="preserve">, </w:t>
-            </w:r>
-            <w:proofErr w:type="spellStart"/>
-            <w:r>
-              <w:rPr>
-                <w:lang w:val="fr-CA"/>
-              </w:rPr>
-              <w:t>Matplotlib</w:t>
-            </w:r>
-            <w:proofErr w:type="spellEnd"/>
-            <w:r>
-              <w:rPr>
-                <w:lang w:val="fr-CA"/>
-              </w:rPr>
-              <w:t xml:space="preserve">, </w:t>
-            </w:r>
-            <w:proofErr w:type="spellStart"/>
-            <w:r>
-              <w:rPr>
-                <w:lang w:val="fr-CA"/>
-              </w:rPr>
-              <w:t>Scikit-learn</w:t>
-            </w:r>
-            <w:proofErr w:type="spellEnd"/>
-            <w:r>
-              <w:rPr>
-                <w:lang w:val="fr-CA"/>
-              </w:rPr>
-              <w:t xml:space="preserve">, </w:t>
-            </w:r>
-            <w:proofErr w:type="spellStart"/>
-            <w:r>
-              <w:rPr>
-                <w:lang w:val="fr-CA"/>
-              </w:rPr>
-              <w:t>TensorFlow</w:t>
-            </w:r>
-            <w:proofErr w:type="spellEnd"/>
-            <w:r>
-              <w:rPr>
-                <w:lang w:val="fr-CA"/>
-              </w:rPr>
-              <w:t xml:space="preserve"> ou autres bibliothèques pertinentes.</w:t>
+              <w:t>Pandas, NumPy, Matplotlib, Scikit-learn, TensorFlow ou autres bibliothèques pertinentes.</w:t>
             </w:r>
           </w:p>
         </w:tc>
@@ -21007,11 +19114,9 @@
             </w:tcMar>
           </w:tcPr>
           <w:p>
-            <w:proofErr w:type="spellStart"/>
             <w:r>
               <w:t>Déploiement</w:t>
             </w:r>
-            <w:proofErr w:type="spellEnd"/>
           </w:p>
         </w:tc>
         <w:tc>
@@ -21219,7 +19324,6 @@
             <w:pPr>
               <w:jc w:val="center"/>
             </w:pPr>
-            <w:proofErr w:type="spellStart"/>
             <w:r>
               <w:rPr>
                 <w:b/>
@@ -21227,7 +19331,6 @@
               </w:rPr>
               <w:t>Exemple</w:t>
             </w:r>
-            <w:proofErr w:type="spellEnd"/>
           </w:p>
         </w:tc>
         <w:tc>
@@ -21251,17 +19354,8 @@
                 <w:b/>
                 <w:sz w:val="19"/>
               </w:rPr>
-              <w:t xml:space="preserve">Transformation / </w:t>
-            </w:r>
-            <w:proofErr w:type="spellStart"/>
-            <w:r>
-              <w:rPr>
-                <w:b/>
-                <w:sz w:val="19"/>
-              </w:rPr>
-              <w:t>utilisation</w:t>
-            </w:r>
-            <w:proofErr w:type="spellEnd"/>
+              <w:t>Transformation / utilisation</w:t>
+            </w:r>
           </w:p>
         </w:tc>
       </w:tr>
@@ -21783,24 +19877,14 @@
         <w:spacing w:before="100" w:after="80"/>
       </w:pPr>
       <w:bookmarkStart w:id="50" w:name="_Toc2145171832"/>
-      <w:proofErr w:type="spellStart"/>
       <w:r>
-        <w:t>Annexe</w:t>
-      </w:r>
-      <w:proofErr w:type="spellEnd"/>
-      <w:r>
-        <w:t xml:space="preserve"> B </w:t>
+        <w:t xml:space="preserve">Annexe B </w:t>
       </w:r>
       <w:r>
         <w:t xml:space="preserve">- </w:t>
       </w:r>
-      <w:proofErr w:type="spellStart"/>
       <w:r>
-        <w:t>Références</w:t>
-      </w:r>
-      <w:proofErr w:type="spellEnd"/>
-      <w:r>
-        <w:t xml:space="preserve"> et sources</w:t>
+        <w:t>Références et sources</w:t>
       </w:r>
       <w:bookmarkEnd w:id="50"/>
     </w:p>
@@ -22144,39 +20228,7 @@
         <w:sz w:val="16"/>
         <w:lang w:val="fr-CA"/>
       </w:rPr>
-      <w:t xml:space="preserve">Projet IA : Méthodologie et </w:t>
-    </w:r>
-    <w:proofErr w:type="gramStart"/>
-    <w:r>
-      <w:rPr>
-        <w:sz w:val="16"/>
-        <w:lang w:val="fr-CA"/>
-      </w:rPr>
-      <w:t>déploiement  |</w:t>
-    </w:r>
-    <w:proofErr w:type="gramEnd"/>
-    <w:r>
-      <w:rPr>
-        <w:sz w:val="16"/>
-        <w:lang w:val="fr-CA"/>
-      </w:rPr>
-      <w:t xml:space="preserve">  Cahier de </w:t>
-    </w:r>
-    <w:proofErr w:type="gramStart"/>
-    <w:r>
-      <w:rPr>
-        <w:sz w:val="16"/>
-        <w:lang w:val="fr-CA"/>
-      </w:rPr>
-      <w:t>charges  |</w:t>
-    </w:r>
-    <w:proofErr w:type="gramEnd"/>
-    <w:r>
-      <w:rPr>
-        <w:sz w:val="16"/>
-        <w:lang w:val="fr-CA"/>
-      </w:rPr>
-      <w:t xml:space="preserve">  </w:t>
+      <w:t xml:space="preserve">Projet IA : Méthodologie et déploiement  |  Cahier de charges  |  </w:t>
     </w:r>
     <w:r>
       <w:rPr>
@@ -22283,21 +20335,7 @@
             <w:rPr>
               <w:color w:val="FF0000"/>
             </w:rPr>
-            <w:t xml:space="preserve">Version du 16 </w:t>
-          </w:r>
-          <w:proofErr w:type="spellStart"/>
-          <w:r>
-            <w:rPr>
-              <w:color w:val="FF0000"/>
-            </w:rPr>
-            <w:t>septembre</w:t>
-          </w:r>
-          <w:proofErr w:type="spellEnd"/>
-          <w:r>
-            <w:rPr>
-              <w:color w:val="FF0000"/>
-            </w:rPr>
-            <w:t xml:space="preserve"> 2026</w:t>
+            <w:t>Version du 16 septembre 2026</w:t>
           </w:r>
         </w:p>
       </w:tc>

--- a/PROJET/MASTER cahier de charges.docx
+++ b/PROJET/MASTER cahier de charges.docx
@@ -7560,7 +7560,21 @@
                 <w:sz w:val="18"/>
                 <w:szCs w:val="18"/>
               </w:rPr>
-              <w:t>Reporting Carrier On-Time Performance (1987-present)</w:t>
+              <w:t>Reporting Carrier On-Time Performance (</w:t>
+            </w:r>
+            <w:r>
+              <w:rPr>
+                <w:sz w:val="18"/>
+                <w:szCs w:val="18"/>
+              </w:rPr>
+              <w:t>2018-2022</w:t>
+            </w:r>
+            <w:r>
+              <w:rPr>
+                <w:sz w:val="18"/>
+                <w:szCs w:val="18"/>
+              </w:rPr>
+              <w:t>)</w:t>
             </w:r>
           </w:p>
         </w:tc>
@@ -8198,9 +8212,9 @@
         <w:tblLook w:val="04A0" w:firstRow="1" w:lastRow="0" w:firstColumn="1" w:lastColumn="0" w:noHBand="0" w:noVBand="1"/>
       </w:tblPr>
       <w:tblGrid>
-        <w:gridCol w:w="3009"/>
-        <w:gridCol w:w="3197"/>
-        <w:gridCol w:w="3144"/>
+        <w:gridCol w:w="2446"/>
+        <w:gridCol w:w="4088"/>
+        <w:gridCol w:w="2816"/>
       </w:tblGrid>
       <w:tr>
         <w:trPr>
@@ -8210,7 +8224,7 @@
         </w:trPr>
         <w:tc>
           <w:tcPr>
-            <w:tcW w:w="3408" w:type="dxa"/>
+            <w:tcW w:w="3007" w:type="dxa"/>
             <w:shd w:val="clear" w:color="auto" w:fill="D9EAF7"/>
             <w:tcMar>
               <w:top w:w="100" w:type="dxa"/>
@@ -8235,7 +8249,7 @@
         </w:tc>
         <w:tc>
           <w:tcPr>
-            <w:tcW w:w="3408" w:type="dxa"/>
+            <w:tcW w:w="3182" w:type="dxa"/>
             <w:shd w:val="clear" w:color="auto" w:fill="D9EAF7"/>
             <w:tcMar>
               <w:top w:w="100" w:type="dxa"/>
@@ -8260,7 +8274,7 @@
         </w:tc>
         <w:tc>
           <w:tcPr>
-            <w:tcW w:w="3408" w:type="dxa"/>
+            <w:tcW w:w="3161" w:type="dxa"/>
             <w:shd w:val="clear" w:color="auto" w:fill="D9EAF7"/>
             <w:tcMar>
               <w:top w:w="100" w:type="dxa"/>
@@ -8295,7 +8309,7 @@
         </w:trPr>
         <w:tc>
           <w:tcPr>
-            <w:tcW w:w="3408" w:type="dxa"/>
+            <w:tcW w:w="3007" w:type="dxa"/>
             <w:tcMar>
               <w:top w:w="100" w:type="dxa"/>
               <w:left w:w="100" w:type="dxa"/>
@@ -8327,7 +8341,7 @@
         </w:tc>
         <w:tc>
           <w:tcPr>
-            <w:tcW w:w="3408" w:type="dxa"/>
+            <w:tcW w:w="3182" w:type="dxa"/>
             <w:tcMar>
               <w:top w:w="100" w:type="dxa"/>
               <w:left w:w="100" w:type="dxa"/>
@@ -8346,81 +8360,32 @@
                 <w:sz w:val="19"/>
                 <w:lang w:val="fr-CA"/>
               </w:rPr>
-              <w:t xml:space="preserve">Certaines </w:t>
-            </w:r>
-            <w:r>
-              <w:rPr>
-                <w:sz w:val="19"/>
+              <w:t>Le dataset contient initialement 61 variables.</w:t>
+            </w:r>
+          </w:p>
+        </w:tc>
+        <w:tc>
+          <w:tcPr>
+            <w:tcW w:w="3161" w:type="dxa"/>
+            <w:tcMar>
+              <w:top w:w="100" w:type="dxa"/>
+              <w:left w:w="100" w:type="dxa"/>
+              <w:bottom w:w="100" w:type="dxa"/>
+              <w:right w:w="100" w:type="dxa"/>
+            </w:tcMar>
+          </w:tcPr>
+          <w:p>
+            <w:pPr>
+              <w:rPr>
                 <w:lang w:val="fr-CA"/>
               </w:rPr>
-              <w:t>colonnes possèdent des valeurs nulles que je devrai remplacer par 0 ou analyser pour voir si c’est une bonne variable à garder.</w:t>
-            </w:r>
-          </w:p>
-        </w:tc>
-        <w:tc>
-          <w:tcPr>
-            <w:tcW w:w="3408" w:type="dxa"/>
-            <w:tcMar>
-              <w:top w:w="100" w:type="dxa"/>
-              <w:left w:w="100" w:type="dxa"/>
-              <w:bottom w:w="100" w:type="dxa"/>
-              <w:right w:w="100" w:type="dxa"/>
-            </w:tcMar>
-          </w:tcPr>
-          <w:p>
-            <w:pPr>
-              <w:rPr>
+            </w:pPr>
+            <w:r>
+              <w:rPr>
+                <w:sz w:val="19"/>
                 <w:lang w:val="fr-CA"/>
               </w:rPr>
-            </w:pPr>
-            <w:r>
-              <w:rPr>
-                <w:sz w:val="19"/>
-                <w:lang w:val="fr-CA"/>
-              </w:rPr>
-              <w:t xml:space="preserve"> </w:t>
-            </w:r>
-            <w:r>
-              <w:rPr>
-                <w:sz w:val="19"/>
-                <w:lang w:val="fr-CA"/>
-              </w:rPr>
-              <w:t>S’il</w:t>
-            </w:r>
-            <w:r>
-              <w:rPr>
-                <w:sz w:val="19"/>
-                <w:lang w:val="fr-CA"/>
-              </w:rPr>
-              <w:t xml:space="preserve"> en manque trop, </w:t>
-            </w:r>
-            <w:r>
-              <w:rPr>
-                <w:sz w:val="19"/>
-                <w:lang w:val="fr-CA"/>
-              </w:rPr>
-              <w:t>ça</w:t>
-            </w:r>
-            <w:r>
-              <w:rPr>
-                <w:sz w:val="19"/>
-                <w:lang w:val="fr-CA"/>
-              </w:rPr>
-              <w:t xml:space="preserve"> peut avoir un impact négatif sur le résultat </w:t>
-            </w:r>
-            <w:r>
-              <w:rPr>
-                <w:sz w:val="19"/>
-                <w:lang w:val="fr-CA"/>
-              </w:rPr>
-              <w:t>de la prédiction</w:t>
-            </w:r>
-            <w:r>
-              <w:rPr>
-                <w:sz w:val="19"/>
-                <w:lang w:val="fr-CA"/>
-              </w:rPr>
-              <w:t>.</w:t>
+              <w:t>Il faut sélectionner les variables pertinentes pour améliorer l'efficacité des modèles.</w:t>
             </w:r>
           </w:p>
         </w:tc>
@@ -8432,7 +8397,7 @@
         </w:trPr>
         <w:tc>
           <w:tcPr>
-            <w:tcW w:w="3408" w:type="dxa"/>
+            <w:tcW w:w="3007" w:type="dxa"/>
             <w:tcMar>
               <w:top w:w="100" w:type="dxa"/>
               <w:left w:w="100" w:type="dxa"/>
@@ -8464,7 +8429,7 @@
         </w:tc>
         <w:tc>
           <w:tcPr>
-            <w:tcW w:w="3408" w:type="dxa"/>
+            <w:tcW w:w="3182" w:type="dxa"/>
             <w:tcMar>
               <w:top w:w="100" w:type="dxa"/>
               <w:left w:w="100" w:type="dxa"/>
@@ -8475,7 +8440,6 @@
           <w:p>
             <w:pPr>
               <w:rPr>
-                <w:sz w:val="19"/>
                 <w:lang w:val="fr-CA"/>
               </w:rPr>
             </w:pPr>
@@ -8491,164 +8455,39 @@
                 <w:sz w:val="19"/>
                 <w:lang w:val="fr-CA"/>
               </w:rPr>
-              <w:t xml:space="preserve">Certaines variables veulent dire </w:t>
-            </w:r>
-            <w:r>
-              <w:rPr>
-                <w:sz w:val="19"/>
+              <w:t>38 799 valeurs manquantes (3,62 %) dans chacune des deux variables cibles : ArrDel15 et ArrDelayMinutes.</w:t>
+            </w:r>
+          </w:p>
+        </w:tc>
+        <w:tc>
+          <w:tcPr>
+            <w:tcW w:w="3161" w:type="dxa"/>
+            <w:tcMar>
+              <w:top w:w="100" w:type="dxa"/>
+              <w:left w:w="100" w:type="dxa"/>
+              <w:bottom w:w="100" w:type="dxa"/>
+              <w:right w:w="100" w:type="dxa"/>
+            </w:tcMar>
+          </w:tcPr>
+          <w:p>
+            <w:pPr>
+              <w:rPr>
                 <w:lang w:val="fr-CA"/>
               </w:rPr>
-              <w:t>la même chose</w:t>
-            </w:r>
+            </w:pPr>
             <w:r>
               <w:rPr>
                 <w:sz w:val="19"/>
                 <w:lang w:val="fr-CA"/>
               </w:rPr>
-              <w:t xml:space="preserve">, elles seront fortement </w:t>
+              <w:t xml:space="preserve"> </w:t>
             </w:r>
             <w:r>
               <w:rPr>
                 <w:sz w:val="19"/>
                 <w:lang w:val="fr-CA"/>
               </w:rPr>
-              <w:t>corrélées</w:t>
-            </w:r>
-            <w:r>
-              <w:rPr>
-                <w:sz w:val="19"/>
-                <w:lang w:val="fr-CA"/>
-              </w:rPr>
-              <w:t xml:space="preserve">. Il sera </w:t>
-            </w:r>
-            <w:r>
-              <w:rPr>
-                <w:sz w:val="19"/>
-                <w:lang w:val="fr-CA"/>
-              </w:rPr>
-              <w:t>nécessaire</w:t>
-            </w:r>
-            <w:r>
-              <w:rPr>
-                <w:sz w:val="19"/>
-                <w:lang w:val="fr-CA"/>
-              </w:rPr>
-              <w:t xml:space="preserve"> de regarder </w:t>
-            </w:r>
-            <w:r>
-              <w:rPr>
-                <w:sz w:val="19"/>
-                <w:lang w:val="fr-CA"/>
-              </w:rPr>
-              <w:t>ceux</w:t>
-            </w:r>
-            <w:r>
-              <w:rPr>
-                <w:sz w:val="19"/>
-                <w:lang w:val="fr-CA"/>
-              </w:rPr>
-              <w:t xml:space="preserve"> trop </w:t>
-            </w:r>
-            <w:r>
-              <w:rPr>
-                <w:sz w:val="19"/>
-                <w:lang w:val="fr-CA"/>
-              </w:rPr>
-              <w:t>corrélé</w:t>
-            </w:r>
-            <w:r>
-              <w:rPr>
-                <w:sz w:val="19"/>
-                <w:lang w:val="fr-CA"/>
-              </w:rPr>
-              <w:t xml:space="preserve">. </w:t>
-            </w:r>
-            <w:r>
-              <w:rPr>
-                <w:sz w:val="19"/>
-                <w:lang w:val="fr-CA"/>
-              </w:rPr>
-              <w:t>Par exemple :</w:t>
-            </w:r>
-          </w:p>
-          <w:p>
-            <w:pPr>
-              <w:rPr>
-                <w:sz w:val="19"/>
-              </w:rPr>
-            </w:pPr>
-            <w:r>
-              <w:rPr>
-                <w:sz w:val="19"/>
-              </w:rPr>
-              <w:t xml:space="preserve">DAY_OF_MONTH </w:t>
-            </w:r>
-          </w:p>
-          <w:p>
-            <w:r>
-              <w:rPr>
-                <w:sz w:val="19"/>
-              </w:rPr>
-              <w:t xml:space="preserve">DAY_OF_WEEK    </w:t>
-            </w:r>
-          </w:p>
-        </w:tc>
-        <w:tc>
-          <w:tcPr>
-            <w:tcW w:w="3408" w:type="dxa"/>
-            <w:tcMar>
-              <w:top w:w="100" w:type="dxa"/>
-              <w:left w:w="100" w:type="dxa"/>
-              <w:bottom w:w="100" w:type="dxa"/>
-              <w:right w:w="100" w:type="dxa"/>
-            </w:tcMar>
-          </w:tcPr>
-          <w:p>
-            <w:pPr>
-              <w:rPr>
-                <w:lang w:val="fr-CA"/>
-              </w:rPr>
-            </w:pPr>
-            <w:r>
-              <w:rPr>
-                <w:sz w:val="19"/>
-              </w:rPr>
-              <w:t xml:space="preserve"> </w:t>
-            </w:r>
-            <w:r>
-              <w:rPr>
-                <w:sz w:val="19"/>
-                <w:lang w:val="fr-CA"/>
-              </w:rPr>
-              <w:t>Elles donnent</w:t>
-            </w:r>
-            <w:r>
-              <w:rPr>
-                <w:sz w:val="19"/>
-                <w:lang w:val="fr-CA"/>
-              </w:rPr>
-              <w:t xml:space="preserve"> pratiquement </w:t>
-            </w:r>
-            <w:r>
-              <w:rPr>
-                <w:sz w:val="19"/>
-                <w:lang w:val="fr-CA"/>
-              </w:rPr>
-              <w:t>la même information</w:t>
-            </w:r>
-            <w:r>
-              <w:rPr>
-                <w:sz w:val="19"/>
-                <w:lang w:val="fr-CA"/>
-              </w:rPr>
-              <w:t xml:space="preserve"> au modèle</w:t>
-            </w:r>
-            <w:r>
-              <w:rPr>
-                <w:sz w:val="19"/>
-                <w:lang w:val="fr-CA"/>
-              </w:rPr>
-              <w:t>. Donc une suffit sinon l’autre est inutile.</w:t>
+              <w:t>Ces valeurs doivent être traitées pour pouvoir entraîner les modèles de classification et de régression.</w:t>
             </w:r>
           </w:p>
         </w:tc>
@@ -8660,7 +8499,7 @@
         </w:trPr>
         <w:tc>
           <w:tcPr>
-            <w:tcW w:w="3408" w:type="dxa"/>
+            <w:tcW w:w="3007" w:type="dxa"/>
             <w:tcMar>
               <w:top w:w="100" w:type="dxa"/>
               <w:left w:w="100" w:type="dxa"/>
@@ -8692,7 +8531,7 @@
         </w:tc>
         <w:tc>
           <w:tcPr>
-            <w:tcW w:w="3408" w:type="dxa"/>
+            <w:tcW w:w="3182" w:type="dxa"/>
             <w:tcMar>
               <w:top w:w="100" w:type="dxa"/>
               <w:left w:w="100" w:type="dxa"/>
@@ -8718,34 +8557,51 @@
                 <w:sz w:val="19"/>
                 <w:lang w:val="fr-CA"/>
               </w:rPr>
-              <w:t xml:space="preserve">Certaines variables sont en </w:t>
+              <w:t>4 paires de colonnes dupliquées ont été identifiées.</w:t>
             </w:r>
             <w:r>
               <w:rPr>
                 <w:sz w:val="19"/>
                 <w:lang w:val="fr-CA"/>
               </w:rPr>
-              <w:t xml:space="preserve">‘Object’ </w:t>
-            </w:r>
-            <w:r>
-              <w:rPr>
-                <w:sz w:val="19"/>
+              <w:t>.</w:t>
+            </w:r>
+          </w:p>
+        </w:tc>
+        <w:tc>
+          <w:tcPr>
+            <w:tcW w:w="3161" w:type="dxa"/>
+            <w:tcMar>
+              <w:top w:w="100" w:type="dxa"/>
+              <w:left w:w="100" w:type="dxa"/>
+              <w:bottom w:w="100" w:type="dxa"/>
+              <w:right w:w="100" w:type="dxa"/>
+            </w:tcMar>
+          </w:tcPr>
+          <w:p>
+            <w:pPr>
+              <w:rPr>
                 <w:lang w:val="fr-CA"/>
               </w:rPr>
-              <w:t>soi-disant</w:t>
-            </w:r>
+            </w:pPr>
             <w:r>
               <w:rPr>
                 <w:sz w:val="19"/>
                 <w:lang w:val="fr-CA"/>
               </w:rPr>
-              <w:t xml:space="preserve"> surement en valeur STR.</w:t>
-            </w:r>
-          </w:p>
-        </w:tc>
-        <w:tc>
-          <w:tcPr>
-            <w:tcW w:w="3408" w:type="dxa"/>
+              <w:t>Les doublons apportent peu ou pas d'information supplémentaire et peuvent être supprimés.</w:t>
+            </w:r>
+          </w:p>
+        </w:tc>
+      </w:tr>
+      <w:tr>
+        <w:trPr>
+          <w:cantSplit/>
+          <w:jc w:val="center"/>
+        </w:trPr>
+        <w:tc>
+          <w:tcPr>
+            <w:tcW w:w="3007" w:type="dxa"/>
             <w:tcMar>
               <w:top w:w="100" w:type="dxa"/>
               <w:left w:w="100" w:type="dxa"/>
@@ -8756,6 +8612,7 @@
           <w:p>
             <w:pPr>
               <w:rPr>
+                <w:sz w:val="19"/>
                 <w:lang w:val="fr-CA"/>
               </w:rPr>
             </w:pPr>
@@ -8764,7 +8621,234 @@
                 <w:sz w:val="19"/>
                 <w:lang w:val="fr-CA"/>
               </w:rPr>
-              <w:t>Car je vais devoir les encoder ou les supprimer afin qu’elles soient interprétables par le modèle.</w:t>
+              <w:t>4</w:t>
+            </w:r>
+          </w:p>
+        </w:tc>
+        <w:tc>
+          <w:tcPr>
+            <w:tcW w:w="3182" w:type="dxa"/>
+            <w:tcMar>
+              <w:top w:w="100" w:type="dxa"/>
+              <w:left w:w="100" w:type="dxa"/>
+              <w:bottom w:w="100" w:type="dxa"/>
+              <w:right w:w="100" w:type="dxa"/>
+            </w:tcMar>
+          </w:tcPr>
+          <w:p>
+            <w:pPr>
+              <w:rPr>
+                <w:sz w:val="19"/>
+              </w:rPr>
+            </w:pPr>
+            <w:r>
+              <w:rPr>
+                <w:sz w:val="19"/>
+              </w:rPr>
+              <w:t>5 variables constantes ont été identifiées : Airline, Cancelled, Marketing_Airline_Network, Operated_or_Branded_Code_Share_Partners et Operating_Airline.</w:t>
+            </w:r>
+          </w:p>
+        </w:tc>
+        <w:tc>
+          <w:tcPr>
+            <w:tcW w:w="3161" w:type="dxa"/>
+            <w:tcMar>
+              <w:top w:w="100" w:type="dxa"/>
+              <w:left w:w="100" w:type="dxa"/>
+              <w:bottom w:w="100" w:type="dxa"/>
+              <w:right w:w="100" w:type="dxa"/>
+            </w:tcMar>
+          </w:tcPr>
+          <w:p>
+            <w:pPr>
+              <w:rPr>
+                <w:sz w:val="19"/>
+                <w:lang w:val="fr-CA"/>
+              </w:rPr>
+            </w:pPr>
+            <w:r>
+              <w:rPr>
+                <w:sz w:val="19"/>
+                <w:lang w:val="fr-CA"/>
+              </w:rPr>
+              <w:t>Ces variables ne permettent pas de distinguer les vols et n'aident pas à prédire les retards.</w:t>
+            </w:r>
+          </w:p>
+          <w:p>
+            <w:pPr>
+              <w:jc w:val="center"/>
+              <w:rPr>
+                <w:sz w:val="19"/>
+                <w:lang w:val="fr-CA"/>
+              </w:rPr>
+            </w:pPr>
+          </w:p>
+        </w:tc>
+      </w:tr>
+      <w:tr>
+        <w:trPr>
+          <w:cantSplit/>
+          <w:jc w:val="center"/>
+        </w:trPr>
+        <w:tc>
+          <w:tcPr>
+            <w:tcW w:w="3007" w:type="dxa"/>
+            <w:tcMar>
+              <w:top w:w="100" w:type="dxa"/>
+              <w:left w:w="100" w:type="dxa"/>
+              <w:bottom w:w="100" w:type="dxa"/>
+              <w:right w:w="100" w:type="dxa"/>
+            </w:tcMar>
+          </w:tcPr>
+          <w:p>
+            <w:pPr>
+              <w:rPr>
+                <w:sz w:val="19"/>
+                <w:lang w:val="fr-CA"/>
+              </w:rPr>
+            </w:pPr>
+            <w:r>
+              <w:rPr>
+                <w:sz w:val="19"/>
+                <w:lang w:val="fr-CA"/>
+              </w:rPr>
+              <w:t>5</w:t>
+            </w:r>
+          </w:p>
+        </w:tc>
+        <w:tc>
+          <w:tcPr>
+            <w:tcW w:w="3182" w:type="dxa"/>
+            <w:tcMar>
+              <w:top w:w="100" w:type="dxa"/>
+              <w:left w:w="100" w:type="dxa"/>
+              <w:bottom w:w="100" w:type="dxa"/>
+              <w:right w:w="100" w:type="dxa"/>
+            </w:tcMar>
+          </w:tcPr>
+          <w:p>
+            <w:pPr>
+              <w:rPr>
+                <w:sz w:val="19"/>
+                <w:lang w:val="fr-CA"/>
+              </w:rPr>
+            </w:pPr>
+            <w:r>
+              <w:rPr>
+                <w:sz w:val="19"/>
+                <w:lang w:val="fr-CA"/>
+              </w:rPr>
+              <w:t>16 paires de variables fortement corrélées ont été identifiées, avec une corrélation d'au moins 0,95.</w:t>
+            </w:r>
+          </w:p>
+        </w:tc>
+        <w:tc>
+          <w:tcPr>
+            <w:tcW w:w="3161" w:type="dxa"/>
+            <w:tcMar>
+              <w:top w:w="100" w:type="dxa"/>
+              <w:left w:w="100" w:type="dxa"/>
+              <w:bottom w:w="100" w:type="dxa"/>
+              <w:right w:w="100" w:type="dxa"/>
+            </w:tcMar>
+          </w:tcPr>
+          <w:p>
+            <w:pPr>
+              <w:rPr>
+                <w:sz w:val="19"/>
+                <w:lang w:val="fr-CA"/>
+              </w:rPr>
+            </w:pPr>
+            <w:r>
+              <w:rPr>
+                <w:sz w:val="19"/>
+                <w:lang w:val="fr-CA"/>
+              </w:rPr>
+              <w:t>Certaines variables contiennent des informations similaires. En retirer certaines peut réduire la redondance du dataset.</w:t>
+            </w:r>
+          </w:p>
+        </w:tc>
+      </w:tr>
+      <w:tr>
+        <w:trPr>
+          <w:cantSplit/>
+          <w:jc w:val="center"/>
+        </w:trPr>
+        <w:tc>
+          <w:tcPr>
+            <w:tcW w:w="3007" w:type="dxa"/>
+            <w:tcMar>
+              <w:top w:w="100" w:type="dxa"/>
+              <w:left w:w="100" w:type="dxa"/>
+              <w:bottom w:w="100" w:type="dxa"/>
+              <w:right w:w="100" w:type="dxa"/>
+            </w:tcMar>
+          </w:tcPr>
+          <w:p>
+            <w:pPr>
+              <w:rPr>
+                <w:sz w:val="19"/>
+                <w:lang w:val="fr-CA"/>
+              </w:rPr>
+            </w:pPr>
+            <w:r>
+              <w:rPr>
+                <w:sz w:val="19"/>
+                <w:lang w:val="fr-CA"/>
+              </w:rPr>
+              <w:t>6</w:t>
+            </w:r>
+          </w:p>
+        </w:tc>
+        <w:tc>
+          <w:tcPr>
+            <w:tcW w:w="3182" w:type="dxa"/>
+            <w:tcMar>
+              <w:top w:w="100" w:type="dxa"/>
+              <w:left w:w="100" w:type="dxa"/>
+              <w:bottom w:w="100" w:type="dxa"/>
+              <w:right w:w="100" w:type="dxa"/>
+            </w:tcMar>
+          </w:tcPr>
+          <w:p>
+            <w:pPr>
+              <w:rPr>
+                <w:sz w:val="19"/>
+                <w:lang w:val="fr-CA"/>
+              </w:rPr>
+            </w:pPr>
+            <w:r>
+              <w:rPr>
+                <w:sz w:val="19"/>
+                <w:lang w:val="fr-CA"/>
+              </w:rPr>
+              <w:t>Plusieurs variables décrivent des événements survenant après le départ du vol.</w:t>
+            </w:r>
+          </w:p>
+        </w:tc>
+        <w:tc>
+          <w:tcPr>
+            <w:tcW w:w="3161" w:type="dxa"/>
+            <w:tcMar>
+              <w:top w:w="100" w:type="dxa"/>
+              <w:left w:w="100" w:type="dxa"/>
+              <w:bottom w:w="100" w:type="dxa"/>
+              <w:right w:w="100" w:type="dxa"/>
+            </w:tcMar>
+          </w:tcPr>
+          <w:p>
+            <w:pPr>
+              <w:rPr>
+                <w:sz w:val="19"/>
+                <w:lang w:val="fr-CA"/>
+              </w:rPr>
+            </w:pPr>
+            <w:r>
+              <w:rPr>
+                <w:sz w:val="19"/>
+                <w:lang w:val="fr-CA"/>
+              </w:rPr>
+              <w:t>Elles doivent être exclues pour éviter les fuites de données et garantir que les prédictions sont faites à partir d'informations disponibles avant le décollage</w:t>
             </w:r>
           </w:p>
         </w:tc>
@@ -8810,15 +8894,25 @@
           <w:szCs w:val="18"/>
           <w:lang w:val="fr-CA"/>
         </w:rPr>
-        <w:t xml:space="preserve">- variables </w:t>
+        <w:t xml:space="preserve">- </w:t>
       </w:r>
       <w:r>
         <w:rPr>
+          <w:b/>
+          <w:bCs/>
           <w:sz w:val="18"/>
           <w:szCs w:val="18"/>
           <w:lang w:val="fr-CA"/>
         </w:rPr>
-        <w:t>avec corrélation trop élevé</w:t>
+        <w:t>3,62 % de valeurs manquantes</w:t>
+      </w:r>
+      <w:r>
+        <w:rPr>
+          <w:sz w:val="18"/>
+          <w:szCs w:val="18"/>
+          <w:lang w:val="fr-CA"/>
+        </w:rPr>
+        <w:t xml:space="preserve"> dans les variables cibles, ce qui nécessite un traitement avant l'entraînement des modèles.</w:t>
       </w:r>
     </w:p>
     <w:p>
@@ -8836,7 +8930,7 @@
           <w:szCs w:val="18"/>
           <w:lang w:val="fr-CA"/>
         </w:rPr>
-        <w:t xml:space="preserve">- besoin d’encoder les variables </w:t>
+        <w:t xml:space="preserve">- </w:t>
       </w:r>
       <w:r>
         <w:rPr>
@@ -8844,7 +8938,7 @@
           <w:szCs w:val="18"/>
           <w:lang w:val="fr-CA"/>
         </w:rPr>
-        <w:t>contenant du texte.</w:t>
+        <w:t>Des colonnes dupliquées et des variables constantes augmentent inutilement le nombre de variables.</w:t>
       </w:r>
     </w:p>
     <w:p>
@@ -8862,15 +8956,27 @@
           <w:szCs w:val="18"/>
           <w:lang w:val="fr-CA"/>
         </w:rPr>
-        <w:t>- Possibilité de</w:t>
+        <w:lastRenderedPageBreak/>
+        <w:t xml:space="preserve">- </w:t>
+      </w:r>
+      <w:bookmarkStart w:id="22" w:name="_Toc2135964059"/>
+      <w:r>
+        <w:rPr>
+          <w:sz w:val="18"/>
+          <w:szCs w:val="18"/>
+          <w:lang w:val="fr-CA"/>
+        </w:rPr>
+        <w:t xml:space="preserve">Certaines variables présentent une corrélation supérieure ou égale à </w:t>
       </w:r>
       <w:r>
         <w:rPr>
+          <w:b/>
+          <w:bCs/>
           <w:sz w:val="18"/>
           <w:szCs w:val="18"/>
           <w:lang w:val="fr-CA"/>
         </w:rPr>
-        <w:t xml:space="preserve"> supprimer des variables </w:t>
+        <w:t>95 %</w:t>
       </w:r>
       <w:r>
         <w:rPr>
@@ -8878,34 +8984,52 @@
           <w:szCs w:val="18"/>
           <w:lang w:val="fr-CA"/>
         </w:rPr>
-        <w:t xml:space="preserve">avec trop de données </w:t>
-      </w:r>
-      <w:r>
-        <w:rPr>
-          <w:sz w:val="18"/>
-          <w:szCs w:val="18"/>
-          <w:lang w:val="fr-CA"/>
-        </w:rPr>
-        <w:t>nulles</w:t>
-      </w:r>
-      <w:r>
-        <w:rPr>
-          <w:sz w:val="18"/>
-          <w:szCs w:val="18"/>
-          <w:lang w:val="fr-CA"/>
-        </w:rPr>
-        <w:t>.</w:t>
+        <w:t>, ce qui indique une forte redondance.</w:t>
       </w:r>
     </w:p>
     <w:p>
       <w:pPr>
-        <w:pStyle w:val="Titre2"/>
-        <w:spacing w:before="100" w:after="80"/>
-        <w:rPr>
-          <w:lang w:val="fr-CA"/>
-        </w:rPr>
-      </w:pPr>
-      <w:bookmarkStart w:id="22" w:name="_Toc2135964059"/>
+        <w:spacing w:after="40"/>
+        <w:rPr>
+          <w:sz w:val="18"/>
+          <w:szCs w:val="18"/>
+          <w:lang w:val="fr-CA"/>
+        </w:rPr>
+      </w:pPr>
+      <w:r>
+        <w:rPr>
+          <w:sz w:val="18"/>
+          <w:szCs w:val="18"/>
+          <w:lang w:val="fr-CA"/>
+        </w:rPr>
+        <w:t>-</w:t>
+      </w:r>
+      <w:r>
+        <w:rPr>
+          <w:sz w:val="18"/>
+          <w:szCs w:val="18"/>
+          <w:lang w:val="fr-CA"/>
+        </w:rPr>
+        <w:t>Certaines variables décrivent des événements survenant après le départ du vol. Elles doivent être retirées pour éviter les fuites de données, puisque l'objectif est de prédire le retard avant le décollage.</w:t>
+      </w:r>
+    </w:p>
+    <w:p>
+      <w:pPr>
+        <w:spacing w:after="40"/>
+        <w:rPr>
+          <w:sz w:val="18"/>
+          <w:szCs w:val="18"/>
+          <w:lang w:val="fr-CA"/>
+        </w:rPr>
+      </w:pPr>
+    </w:p>
+    <w:p>
+      <w:pPr>
+        <w:pStyle w:val="Titre3"/>
+        <w:rPr>
+          <w:lang w:val="fr-CA"/>
+        </w:rPr>
+      </w:pPr>
       <w:r>
         <w:rPr>
           <w:lang w:val="fr-CA"/>
@@ -8918,16 +9042,18 @@
       <w:pPr>
         <w:spacing w:after="40"/>
         <w:rPr>
-          <w:lang w:val="fr-CA"/>
-        </w:rPr>
-      </w:pPr>
-      <w:r>
-        <w:rPr>
           <w:sz w:val="18"/>
           <w:szCs w:val="18"/>
           <w:lang w:val="fr-CA"/>
         </w:rPr>
-        <w:t xml:space="preserve">- Vérifier qu’il n’y </w:t>
+      </w:pPr>
+      <w:r>
+        <w:rPr>
+          <w:sz w:val="18"/>
+          <w:szCs w:val="18"/>
+          <w:lang w:val="fr-CA"/>
+        </w:rPr>
+        <w:t xml:space="preserve">- </w:t>
       </w:r>
       <w:r>
         <w:rPr>
@@ -8935,15 +9061,25 @@
           <w:szCs w:val="18"/>
           <w:lang w:val="fr-CA"/>
         </w:rPr>
-        <w:t>a</w:t>
+        <w:t xml:space="preserve">Quelle est la meilleure méthode pour traiter les </w:t>
       </w:r>
       <w:r>
         <w:rPr>
+          <w:b/>
+          <w:bCs/>
           <w:sz w:val="18"/>
           <w:szCs w:val="18"/>
           <w:lang w:val="fr-CA"/>
         </w:rPr>
-        <w:t xml:space="preserve"> pas un gros déséquilibre entre certaines variables.</w:t>
+        <w:t>38 799 valeurs manquantes</w:t>
+      </w:r>
+      <w:r>
+        <w:rPr>
+          <w:sz w:val="18"/>
+          <w:szCs w:val="18"/>
+          <w:lang w:val="fr-CA"/>
+        </w:rPr>
+        <w:t xml:space="preserve"> dans les variables cibles?</w:t>
       </w:r>
     </w:p>
     <w:p>
@@ -8961,7 +9097,7 @@
           <w:szCs w:val="18"/>
           <w:lang w:val="fr-CA"/>
         </w:rPr>
-        <w:t xml:space="preserve">- Vérifier que le dataset ne contient </w:t>
+        <w:t xml:space="preserve">- </w:t>
       </w:r>
       <w:r>
         <w:rPr>
@@ -8969,15 +9105,7 @@
           <w:szCs w:val="18"/>
           <w:lang w:val="fr-CA"/>
         </w:rPr>
-        <w:t>pas de</w:t>
-      </w:r>
-      <w:r>
-        <w:rPr>
-          <w:sz w:val="18"/>
-          <w:szCs w:val="18"/>
-          <w:lang w:val="fr-CA"/>
-        </w:rPr>
-        <w:t xml:space="preserve"> données qui peuvent faire du dataleak.</w:t>
+        <w:t>Quelles variables doivent être retirées pour éviter les fuites de données?</w:t>
       </w:r>
     </w:p>
     <w:p>
@@ -8995,7 +9123,7 @@
           <w:szCs w:val="18"/>
           <w:lang w:val="fr-CA"/>
         </w:rPr>
-        <w:t xml:space="preserve">- Vérifier </w:t>
+        <w:t xml:space="preserve">- </w:t>
       </w:r>
       <w:r>
         <w:rPr>
@@ -9003,15 +9131,17 @@
           <w:szCs w:val="18"/>
           <w:lang w:val="fr-CA"/>
         </w:rPr>
-        <w:t>s’il</w:t>
+        <w:t xml:space="preserve">Comment évaluer les modèles pour atteindre une précision d'au moins </w:t>
       </w:r>
       <w:r>
         <w:rPr>
+          <w:b/>
+          <w:bCs/>
           <w:sz w:val="18"/>
           <w:szCs w:val="18"/>
           <w:lang w:val="fr-CA"/>
         </w:rPr>
-        <w:t xml:space="preserve"> y a des données </w:t>
+        <w:t>70 %</w:t>
       </w:r>
       <w:r>
         <w:rPr>
@@ -9019,15 +9149,17 @@
           <w:szCs w:val="18"/>
           <w:lang w:val="fr-CA"/>
         </w:rPr>
-        <w:t>aberrantes</w:t>
+        <w:t xml:space="preserve"> en classification et une erreur moyenne d'au plus </w:t>
       </w:r>
       <w:r>
         <w:rPr>
+          <w:b/>
+          <w:bCs/>
           <w:sz w:val="18"/>
           <w:szCs w:val="18"/>
           <w:lang w:val="fr-CA"/>
         </w:rPr>
-        <w:t xml:space="preserve"> qui peuvent nuire au </w:t>
+        <w:t>15 minutes</w:t>
       </w:r>
       <w:r>
         <w:rPr>
@@ -9035,21 +9167,12 @@
           <w:szCs w:val="18"/>
           <w:lang w:val="fr-CA"/>
         </w:rPr>
-        <w:t>modèle</w:t>
-      </w:r>
-      <w:r>
-        <w:rPr>
-          <w:sz w:val="18"/>
-          <w:szCs w:val="18"/>
-          <w:lang w:val="fr-CA"/>
-        </w:rPr>
-        <w:t>.</w:t>
+        <w:t xml:space="preserve"> en régression?</w:t>
       </w:r>
     </w:p>
     <w:p>
       <w:pPr>
         <w:spacing w:after="40"/>
-        <w:jc w:val="right"/>
         <w:rPr>
           <w:lang w:val="fr-CA"/>
         </w:rPr>
@@ -9157,7 +9280,6 @@
                 <w:b/>
                 <w:sz w:val="19"/>
               </w:rPr>
-              <w:lastRenderedPageBreak/>
               <w:t>Variable</w:t>
             </w:r>
           </w:p>
@@ -10638,6 +10760,7 @@
                 <w:sz w:val="18"/>
                 <w:szCs w:val="21"/>
               </w:rPr>
+              <w:lastRenderedPageBreak/>
               <w:t>Exploration des données</w:t>
             </w:r>
           </w:p>
@@ -11290,7 +11413,6 @@
                 <w:sz w:val="18"/>
                 <w:szCs w:val="21"/>
               </w:rPr>
-              <w:lastRenderedPageBreak/>
               <w:t>Déploiement</w:t>
             </w:r>
           </w:p>

--- a/PROJET/MASTER cahier de charges.docx
+++ b/PROJET/MASTER cahier de charges.docx
@@ -88,9 +88,19 @@
             </w:tcMar>
           </w:tcPr>
           <w:p>
-            <w:r>
-              <w:t>Titre du projet</w:t>
-            </w:r>
+            <w:proofErr w:type="spellStart"/>
+            <w:r>
+              <w:t>Titre</w:t>
+            </w:r>
+            <w:proofErr w:type="spellEnd"/>
+            <w:r>
+              <w:t xml:space="preserve"> du </w:t>
+            </w:r>
+            <w:proofErr w:type="spellStart"/>
+            <w:r>
+              <w:t>projet</w:t>
+            </w:r>
+            <w:proofErr w:type="spellEnd"/>
           </w:p>
         </w:tc>
         <w:tc>
@@ -337,8 +347,13 @@
             </w:tcMar>
           </w:tcPr>
           <w:p>
-            <w:r>
-              <w:t xml:space="preserve">Date : </w:t>
+            <w:proofErr w:type="gramStart"/>
+            <w:r>
+              <w:t>Date :</w:t>
+            </w:r>
+            <w:proofErr w:type="gramEnd"/>
+            <w:r>
+              <w:t xml:space="preserve"> </w:t>
             </w:r>
             <w:r>
               <w:t>9 Octobre 2026</w:t>
@@ -388,8 +403,13 @@
             </w:tcMar>
           </w:tcPr>
           <w:p>
-            <w:r>
-              <w:t xml:space="preserve">Date : </w:t>
+            <w:proofErr w:type="gramStart"/>
+            <w:r>
+              <w:t>Date :</w:t>
+            </w:r>
+            <w:proofErr w:type="gramEnd"/>
+            <w:r>
+              <w:t xml:space="preserve"> </w:t>
             </w:r>
           </w:p>
         </w:tc>
@@ -436,8 +456,13 @@
             </w:tcMar>
           </w:tcPr>
           <w:p>
-            <w:r>
-              <w:t xml:space="preserve">Date : </w:t>
+            <w:proofErr w:type="gramStart"/>
+            <w:r>
+              <w:t>Date :</w:t>
+            </w:r>
+            <w:proofErr w:type="gramEnd"/>
+            <w:r>
+              <w:t xml:space="preserve"> </w:t>
             </w:r>
           </w:p>
         </w:tc>
@@ -2273,11 +2298,24 @@
         <w:pStyle w:val="Titre2"/>
       </w:pPr>
       <w:bookmarkStart w:id="1" w:name="_Toc1581658713"/>
-      <w:r>
-        <w:t xml:space="preserve">Calendrier </w:t>
-      </w:r>
-      <w:r>
-        <w:t xml:space="preserve">du projet </w:t>
+      <w:proofErr w:type="spellStart"/>
+      <w:r>
+        <w:t>Calendrier</w:t>
+      </w:r>
+      <w:proofErr w:type="spellEnd"/>
+      <w:r>
+        <w:t xml:space="preserve"> </w:t>
+      </w:r>
+      <w:r>
+        <w:t xml:space="preserve">du </w:t>
+      </w:r>
+      <w:proofErr w:type="spellStart"/>
+      <w:r>
+        <w:t>projet</w:t>
+      </w:r>
+      <w:proofErr w:type="spellEnd"/>
+      <w:r>
+        <w:t xml:space="preserve"> </w:t>
       </w:r>
       <w:r>
         <w:t>à respecter</w:t>
@@ -2385,6 +2423,7 @@
                 <w:szCs w:val="20"/>
               </w:rPr>
             </w:pPr>
+            <w:proofErr w:type="spellStart"/>
             <w:r>
               <w:rPr>
                 <w:rFonts w:ascii="Aptos Narrow" w:eastAsia="Aptos Narrow" w:hAnsi="Aptos Narrow" w:cs="Aptos Narrow"/>
@@ -2394,7 +2433,19 @@
                 <w:sz w:val="20"/>
                 <w:szCs w:val="20"/>
               </w:rPr>
-              <w:t>Tâche noms</w:t>
+              <w:t>Tâche</w:t>
+            </w:r>
+            <w:proofErr w:type="spellEnd"/>
+            <w:r>
+              <w:rPr>
+                <w:rFonts w:ascii="Aptos Narrow" w:eastAsia="Aptos Narrow" w:hAnsi="Aptos Narrow" w:cs="Aptos Narrow"/>
+                <w:b/>
+                <w:bCs/>
+                <w:color w:val="000000" w:themeColor="text1"/>
+                <w:sz w:val="20"/>
+                <w:szCs w:val="20"/>
+              </w:rPr>
+              <w:t xml:space="preserve"> noms</w:t>
             </w:r>
           </w:p>
         </w:tc>
@@ -2523,7 +2574,27 @@
                 <w:sz w:val="20"/>
                 <w:szCs w:val="20"/>
               </w:rPr>
-              <w:t>Jalon #1 : Cycle de vie</w:t>
+              <w:t>Jalon #</w:t>
+            </w:r>
+            <w:proofErr w:type="gramStart"/>
+            <w:r>
+              <w:rPr>
+                <w:rFonts w:ascii="Aptos Narrow" w:eastAsia="Aptos Narrow" w:hAnsi="Aptos Narrow" w:cs="Aptos Narrow"/>
+                <w:color w:val="000000" w:themeColor="text1"/>
+                <w:sz w:val="20"/>
+                <w:szCs w:val="20"/>
+              </w:rPr>
+              <w:t>1 :</w:t>
+            </w:r>
+            <w:proofErr w:type="gramEnd"/>
+            <w:r>
+              <w:rPr>
+                <w:rFonts w:ascii="Aptos Narrow" w:eastAsia="Aptos Narrow" w:hAnsi="Aptos Narrow" w:cs="Aptos Narrow"/>
+                <w:color w:val="000000" w:themeColor="text1"/>
+                <w:sz w:val="20"/>
+                <w:szCs w:val="20"/>
+              </w:rPr>
+              <w:t xml:space="preserve"> Cycle de vie</w:t>
             </w:r>
           </w:p>
         </w:tc>
@@ -2553,6 +2624,7 @@
                 <w:szCs w:val="20"/>
               </w:rPr>
             </w:pPr>
+            <w:proofErr w:type="spellStart"/>
             <w:r>
               <w:rPr>
                 <w:rFonts w:ascii="Aptos Narrow" w:eastAsia="Aptos Narrow" w:hAnsi="Aptos Narrow" w:cs="Aptos Narrow"/>
@@ -2560,8 +2632,29 @@
                 <w:sz w:val="20"/>
                 <w:szCs w:val="20"/>
               </w:rPr>
-              <w:t>Définition du problème</w:t>
-            </w:r>
+              <w:t>Définition</w:t>
+            </w:r>
+            <w:proofErr w:type="spellEnd"/>
+            <w:r>
+              <w:rPr>
+                <w:rFonts w:ascii="Aptos Narrow" w:eastAsia="Aptos Narrow" w:hAnsi="Aptos Narrow" w:cs="Aptos Narrow"/>
+                <w:color w:val="000000" w:themeColor="text1"/>
+                <w:sz w:val="20"/>
+                <w:szCs w:val="20"/>
+              </w:rPr>
+              <w:t xml:space="preserve"> du </w:t>
+            </w:r>
+            <w:proofErr w:type="spellStart"/>
+            <w:r>
+              <w:rPr>
+                <w:rFonts w:ascii="Aptos Narrow" w:eastAsia="Aptos Narrow" w:hAnsi="Aptos Narrow" w:cs="Aptos Narrow"/>
+                <w:color w:val="000000" w:themeColor="text1"/>
+                <w:sz w:val="20"/>
+                <w:szCs w:val="20"/>
+              </w:rPr>
+              <w:t>problème</w:t>
+            </w:r>
+            <w:proofErr w:type="spellEnd"/>
           </w:p>
         </w:tc>
         <w:tc>
@@ -2679,7 +2772,27 @@
                 <w:sz w:val="20"/>
                 <w:szCs w:val="20"/>
               </w:rPr>
-              <w:t>Jalon #1 : Cycle de vie</w:t>
+              <w:t>Jalon #</w:t>
+            </w:r>
+            <w:proofErr w:type="gramStart"/>
+            <w:r>
+              <w:rPr>
+                <w:rFonts w:ascii="Aptos Narrow" w:eastAsia="Aptos Narrow" w:hAnsi="Aptos Narrow" w:cs="Aptos Narrow"/>
+                <w:color w:val="000000" w:themeColor="text1"/>
+                <w:sz w:val="20"/>
+                <w:szCs w:val="20"/>
+              </w:rPr>
+              <w:t>1 :</w:t>
+            </w:r>
+            <w:proofErr w:type="gramEnd"/>
+            <w:r>
+              <w:rPr>
+                <w:rFonts w:ascii="Aptos Narrow" w:eastAsia="Aptos Narrow" w:hAnsi="Aptos Narrow" w:cs="Aptos Narrow"/>
+                <w:color w:val="000000" w:themeColor="text1"/>
+                <w:sz w:val="20"/>
+                <w:szCs w:val="20"/>
+              </w:rPr>
+              <w:t xml:space="preserve"> Cycle de vie</w:t>
             </w:r>
           </w:p>
         </w:tc>
@@ -2709,6 +2822,7 @@
                 <w:szCs w:val="20"/>
               </w:rPr>
             </w:pPr>
+            <w:proofErr w:type="spellStart"/>
             <w:r>
               <w:rPr>
                 <w:rFonts w:ascii="Aptos Narrow" w:eastAsia="Aptos Narrow" w:hAnsi="Aptos Narrow" w:cs="Aptos Narrow"/>
@@ -2716,7 +2830,17 @@
                 <w:sz w:val="20"/>
                 <w:szCs w:val="20"/>
               </w:rPr>
-              <w:t>Collecte des données</w:t>
+              <w:t>Collecte</w:t>
+            </w:r>
+            <w:proofErr w:type="spellEnd"/>
+            <w:r>
+              <w:rPr>
+                <w:rFonts w:ascii="Aptos Narrow" w:eastAsia="Aptos Narrow" w:hAnsi="Aptos Narrow" w:cs="Aptos Narrow"/>
+                <w:color w:val="000000" w:themeColor="text1"/>
+                <w:sz w:val="20"/>
+                <w:szCs w:val="20"/>
+              </w:rPr>
+              <w:t xml:space="preserve"> des données</w:t>
             </w:r>
           </w:p>
         </w:tc>
@@ -2835,7 +2959,27 @@
                 <w:sz w:val="20"/>
                 <w:szCs w:val="20"/>
               </w:rPr>
-              <w:t>Jalon #1 : Cycle de vie</w:t>
+              <w:t>Jalon #</w:t>
+            </w:r>
+            <w:proofErr w:type="gramStart"/>
+            <w:r>
+              <w:rPr>
+                <w:rFonts w:ascii="Aptos Narrow" w:eastAsia="Aptos Narrow" w:hAnsi="Aptos Narrow" w:cs="Aptos Narrow"/>
+                <w:color w:val="000000" w:themeColor="text1"/>
+                <w:sz w:val="20"/>
+                <w:szCs w:val="20"/>
+              </w:rPr>
+              <w:t>1 :</w:t>
+            </w:r>
+            <w:proofErr w:type="gramEnd"/>
+            <w:r>
+              <w:rPr>
+                <w:rFonts w:ascii="Aptos Narrow" w:eastAsia="Aptos Narrow" w:hAnsi="Aptos Narrow" w:cs="Aptos Narrow"/>
+                <w:color w:val="000000" w:themeColor="text1"/>
+                <w:sz w:val="20"/>
+                <w:szCs w:val="20"/>
+              </w:rPr>
+              <w:t xml:space="preserve"> Cycle de vie</w:t>
             </w:r>
           </w:p>
         </w:tc>
@@ -2865,6 +3009,7 @@
                 <w:szCs w:val="20"/>
               </w:rPr>
             </w:pPr>
+            <w:proofErr w:type="spellStart"/>
             <w:r>
               <w:rPr>
                 <w:rFonts w:ascii="Aptos Narrow" w:eastAsia="Aptos Narrow" w:hAnsi="Aptos Narrow" w:cs="Aptos Narrow"/>
@@ -2872,7 +3017,17 @@
                 <w:sz w:val="20"/>
                 <w:szCs w:val="20"/>
               </w:rPr>
-              <w:t>Préparation des données (Jalon #1)</w:t>
+              <w:t>Préparation</w:t>
+            </w:r>
+            <w:proofErr w:type="spellEnd"/>
+            <w:r>
+              <w:rPr>
+                <w:rFonts w:ascii="Aptos Narrow" w:eastAsia="Aptos Narrow" w:hAnsi="Aptos Narrow" w:cs="Aptos Narrow"/>
+                <w:color w:val="000000" w:themeColor="text1"/>
+                <w:sz w:val="20"/>
+                <w:szCs w:val="20"/>
+              </w:rPr>
+              <w:t xml:space="preserve"> des données (Jalon #1)</w:t>
             </w:r>
           </w:p>
         </w:tc>
@@ -2991,8 +3146,39 @@
                 <w:sz w:val="20"/>
                 <w:szCs w:val="20"/>
               </w:rPr>
-              <w:t>Jalon #2 : Optimisation</w:t>
-            </w:r>
+              <w:t>Jalon #</w:t>
+            </w:r>
+            <w:proofErr w:type="gramStart"/>
+            <w:r>
+              <w:rPr>
+                <w:rFonts w:ascii="Aptos Narrow" w:eastAsia="Aptos Narrow" w:hAnsi="Aptos Narrow" w:cs="Aptos Narrow"/>
+                <w:color w:val="000000" w:themeColor="text1"/>
+                <w:sz w:val="20"/>
+                <w:szCs w:val="20"/>
+              </w:rPr>
+              <w:t>2 :</w:t>
+            </w:r>
+            <w:proofErr w:type="gramEnd"/>
+            <w:r>
+              <w:rPr>
+                <w:rFonts w:ascii="Aptos Narrow" w:eastAsia="Aptos Narrow" w:hAnsi="Aptos Narrow" w:cs="Aptos Narrow"/>
+                <w:color w:val="000000" w:themeColor="text1"/>
+                <w:sz w:val="20"/>
+                <w:szCs w:val="20"/>
+              </w:rPr>
+              <w:t xml:space="preserve"> </w:t>
+            </w:r>
+            <w:proofErr w:type="spellStart"/>
+            <w:r>
+              <w:rPr>
+                <w:rFonts w:ascii="Aptos Narrow" w:eastAsia="Aptos Narrow" w:hAnsi="Aptos Narrow" w:cs="Aptos Narrow"/>
+                <w:color w:val="000000" w:themeColor="text1"/>
+                <w:sz w:val="20"/>
+                <w:szCs w:val="20"/>
+              </w:rPr>
+              <w:t>Optimisation</w:t>
+            </w:r>
+            <w:proofErr w:type="spellEnd"/>
           </w:p>
         </w:tc>
         <w:tc>
@@ -3021,6 +3207,7 @@
                 <w:szCs w:val="20"/>
               </w:rPr>
             </w:pPr>
+            <w:proofErr w:type="spellStart"/>
             <w:r>
               <w:rPr>
                 <w:rFonts w:ascii="Aptos Narrow" w:eastAsia="Aptos Narrow" w:hAnsi="Aptos Narrow" w:cs="Aptos Narrow"/>
@@ -3028,7 +3215,17 @@
                 <w:sz w:val="20"/>
                 <w:szCs w:val="20"/>
               </w:rPr>
-              <w:t>Préparation des données (Jalon #2)</w:t>
+              <w:t>Préparation</w:t>
+            </w:r>
+            <w:proofErr w:type="spellEnd"/>
+            <w:r>
+              <w:rPr>
+                <w:rFonts w:ascii="Aptos Narrow" w:eastAsia="Aptos Narrow" w:hAnsi="Aptos Narrow" w:cs="Aptos Narrow"/>
+                <w:color w:val="000000" w:themeColor="text1"/>
+                <w:sz w:val="20"/>
+                <w:szCs w:val="20"/>
+              </w:rPr>
+              <w:t xml:space="preserve"> des données (Jalon #2)</w:t>
             </w:r>
           </w:p>
         </w:tc>
@@ -3147,8 +3344,39 @@
                 <w:sz w:val="20"/>
                 <w:szCs w:val="20"/>
               </w:rPr>
-              <w:t>Jalon #2 : Optimisation</w:t>
-            </w:r>
+              <w:t>Jalon #</w:t>
+            </w:r>
+            <w:proofErr w:type="gramStart"/>
+            <w:r>
+              <w:rPr>
+                <w:rFonts w:ascii="Aptos Narrow" w:eastAsia="Aptos Narrow" w:hAnsi="Aptos Narrow" w:cs="Aptos Narrow"/>
+                <w:color w:val="000000" w:themeColor="text1"/>
+                <w:sz w:val="20"/>
+                <w:szCs w:val="20"/>
+              </w:rPr>
+              <w:t>2 :</w:t>
+            </w:r>
+            <w:proofErr w:type="gramEnd"/>
+            <w:r>
+              <w:rPr>
+                <w:rFonts w:ascii="Aptos Narrow" w:eastAsia="Aptos Narrow" w:hAnsi="Aptos Narrow" w:cs="Aptos Narrow"/>
+                <w:color w:val="000000" w:themeColor="text1"/>
+                <w:sz w:val="20"/>
+                <w:szCs w:val="20"/>
+              </w:rPr>
+              <w:t xml:space="preserve"> </w:t>
+            </w:r>
+            <w:proofErr w:type="spellStart"/>
+            <w:r>
+              <w:rPr>
+                <w:rFonts w:ascii="Aptos Narrow" w:eastAsia="Aptos Narrow" w:hAnsi="Aptos Narrow" w:cs="Aptos Narrow"/>
+                <w:color w:val="000000" w:themeColor="text1"/>
+                <w:sz w:val="20"/>
+                <w:szCs w:val="20"/>
+              </w:rPr>
+              <w:t>Optimisation</w:t>
+            </w:r>
+            <w:proofErr w:type="spellEnd"/>
           </w:p>
         </w:tc>
         <w:tc>
@@ -3177,6 +3405,7 @@
                 <w:szCs w:val="20"/>
               </w:rPr>
             </w:pPr>
+            <w:proofErr w:type="spellStart"/>
             <w:r>
               <w:rPr>
                 <w:rFonts w:ascii="Aptos Narrow" w:eastAsia="Aptos Narrow" w:hAnsi="Aptos Narrow" w:cs="Aptos Narrow"/>
@@ -3186,6 +3415,7 @@
               </w:rPr>
               <w:t>Modélisation</w:t>
             </w:r>
+            <w:proofErr w:type="spellEnd"/>
           </w:p>
         </w:tc>
         <w:tc>
@@ -3303,8 +3533,39 @@
                 <w:sz w:val="20"/>
                 <w:szCs w:val="20"/>
               </w:rPr>
-              <w:t>Jalon #2 : Optimisation</w:t>
-            </w:r>
+              <w:t>Jalon #</w:t>
+            </w:r>
+            <w:proofErr w:type="gramStart"/>
+            <w:r>
+              <w:rPr>
+                <w:rFonts w:ascii="Aptos Narrow" w:eastAsia="Aptos Narrow" w:hAnsi="Aptos Narrow" w:cs="Aptos Narrow"/>
+                <w:color w:val="000000" w:themeColor="text1"/>
+                <w:sz w:val="20"/>
+                <w:szCs w:val="20"/>
+              </w:rPr>
+              <w:t>2 :</w:t>
+            </w:r>
+            <w:proofErr w:type="gramEnd"/>
+            <w:r>
+              <w:rPr>
+                <w:rFonts w:ascii="Aptos Narrow" w:eastAsia="Aptos Narrow" w:hAnsi="Aptos Narrow" w:cs="Aptos Narrow"/>
+                <w:color w:val="000000" w:themeColor="text1"/>
+                <w:sz w:val="20"/>
+                <w:szCs w:val="20"/>
+              </w:rPr>
+              <w:t xml:space="preserve"> </w:t>
+            </w:r>
+            <w:proofErr w:type="spellStart"/>
+            <w:r>
+              <w:rPr>
+                <w:rFonts w:ascii="Aptos Narrow" w:eastAsia="Aptos Narrow" w:hAnsi="Aptos Narrow" w:cs="Aptos Narrow"/>
+                <w:color w:val="000000" w:themeColor="text1"/>
+                <w:sz w:val="20"/>
+                <w:szCs w:val="20"/>
+              </w:rPr>
+              <w:t>Optimisation</w:t>
+            </w:r>
+            <w:proofErr w:type="spellEnd"/>
           </w:p>
         </w:tc>
         <w:tc>
@@ -3333,6 +3594,7 @@
                 <w:szCs w:val="20"/>
               </w:rPr>
             </w:pPr>
+            <w:proofErr w:type="spellStart"/>
             <w:r>
               <w:rPr>
                 <w:rFonts w:ascii="Aptos Narrow" w:eastAsia="Aptos Narrow" w:hAnsi="Aptos Narrow" w:cs="Aptos Narrow"/>
@@ -3342,6 +3604,7 @@
               </w:rPr>
               <w:t>Évaluation</w:t>
             </w:r>
+            <w:proofErr w:type="spellEnd"/>
           </w:p>
         </w:tc>
         <w:tc>
@@ -3459,8 +3722,39 @@
                 <w:sz w:val="20"/>
                 <w:szCs w:val="20"/>
               </w:rPr>
-              <w:t>Jalon #3 : Déploiement</w:t>
-            </w:r>
+              <w:t>Jalon #</w:t>
+            </w:r>
+            <w:proofErr w:type="gramStart"/>
+            <w:r>
+              <w:rPr>
+                <w:rFonts w:ascii="Aptos Narrow" w:eastAsia="Aptos Narrow" w:hAnsi="Aptos Narrow" w:cs="Aptos Narrow"/>
+                <w:color w:val="000000" w:themeColor="text1"/>
+                <w:sz w:val="20"/>
+                <w:szCs w:val="20"/>
+              </w:rPr>
+              <w:t>3 :</w:t>
+            </w:r>
+            <w:proofErr w:type="gramEnd"/>
+            <w:r>
+              <w:rPr>
+                <w:rFonts w:ascii="Aptos Narrow" w:eastAsia="Aptos Narrow" w:hAnsi="Aptos Narrow" w:cs="Aptos Narrow"/>
+                <w:color w:val="000000" w:themeColor="text1"/>
+                <w:sz w:val="20"/>
+                <w:szCs w:val="20"/>
+              </w:rPr>
+              <w:t xml:space="preserve"> </w:t>
+            </w:r>
+            <w:proofErr w:type="spellStart"/>
+            <w:r>
+              <w:rPr>
+                <w:rFonts w:ascii="Aptos Narrow" w:eastAsia="Aptos Narrow" w:hAnsi="Aptos Narrow" w:cs="Aptos Narrow"/>
+                <w:color w:val="000000" w:themeColor="text1"/>
+                <w:sz w:val="20"/>
+                <w:szCs w:val="20"/>
+              </w:rPr>
+              <w:t>Déploiement</w:t>
+            </w:r>
+            <w:proofErr w:type="spellEnd"/>
           </w:p>
         </w:tc>
         <w:tc>
@@ -3489,6 +3783,7 @@
                 <w:szCs w:val="20"/>
               </w:rPr>
             </w:pPr>
+            <w:proofErr w:type="spellStart"/>
             <w:r>
               <w:rPr>
                 <w:rFonts w:ascii="Aptos Narrow" w:eastAsia="Aptos Narrow" w:hAnsi="Aptos Narrow" w:cs="Aptos Narrow"/>
@@ -3498,6 +3793,7 @@
               </w:rPr>
               <w:t>Déploiement</w:t>
             </w:r>
+            <w:proofErr w:type="spellEnd"/>
           </w:p>
         </w:tc>
         <w:tc>
@@ -3615,8 +3911,39 @@
                 <w:sz w:val="20"/>
                 <w:szCs w:val="20"/>
               </w:rPr>
-              <w:t>Jalon #3 : Déploiement</w:t>
-            </w:r>
+              <w:t>Jalon #</w:t>
+            </w:r>
+            <w:proofErr w:type="gramStart"/>
+            <w:r>
+              <w:rPr>
+                <w:rFonts w:ascii="Aptos Narrow" w:eastAsia="Aptos Narrow" w:hAnsi="Aptos Narrow" w:cs="Aptos Narrow"/>
+                <w:color w:val="000000" w:themeColor="text1"/>
+                <w:sz w:val="20"/>
+                <w:szCs w:val="20"/>
+              </w:rPr>
+              <w:t>3 :</w:t>
+            </w:r>
+            <w:proofErr w:type="gramEnd"/>
+            <w:r>
+              <w:rPr>
+                <w:rFonts w:ascii="Aptos Narrow" w:eastAsia="Aptos Narrow" w:hAnsi="Aptos Narrow" w:cs="Aptos Narrow"/>
+                <w:color w:val="000000" w:themeColor="text1"/>
+                <w:sz w:val="20"/>
+                <w:szCs w:val="20"/>
+              </w:rPr>
+              <w:t xml:space="preserve"> </w:t>
+            </w:r>
+            <w:proofErr w:type="spellStart"/>
+            <w:r>
+              <w:rPr>
+                <w:rFonts w:ascii="Aptos Narrow" w:eastAsia="Aptos Narrow" w:hAnsi="Aptos Narrow" w:cs="Aptos Narrow"/>
+                <w:color w:val="000000" w:themeColor="text1"/>
+                <w:sz w:val="20"/>
+                <w:szCs w:val="20"/>
+              </w:rPr>
+              <w:t>Déploiement</w:t>
+            </w:r>
+            <w:proofErr w:type="spellEnd"/>
           </w:p>
         </w:tc>
         <w:tc>
@@ -3645,6 +3972,7 @@
                 <w:szCs w:val="20"/>
               </w:rPr>
             </w:pPr>
+            <w:proofErr w:type="spellStart"/>
             <w:r>
               <w:rPr>
                 <w:rFonts w:ascii="Aptos Narrow" w:eastAsia="Aptos Narrow" w:hAnsi="Aptos Narrow" w:cs="Aptos Narrow"/>
@@ -3652,7 +3980,17 @@
                 <w:sz w:val="20"/>
                 <w:szCs w:val="20"/>
               </w:rPr>
-              <w:t>Suivi &amp; maintenance</w:t>
+              <w:t>Suivi</w:t>
+            </w:r>
+            <w:proofErr w:type="spellEnd"/>
+            <w:r>
+              <w:rPr>
+                <w:rFonts w:ascii="Aptos Narrow" w:eastAsia="Aptos Narrow" w:hAnsi="Aptos Narrow" w:cs="Aptos Narrow"/>
+                <w:color w:val="000000" w:themeColor="text1"/>
+                <w:sz w:val="20"/>
+                <w:szCs w:val="20"/>
+              </w:rPr>
+              <w:t xml:space="preserve"> &amp; maintenance</w:t>
             </w:r>
           </w:p>
         </w:tc>
@@ -4423,6 +4761,7 @@
             <w:pPr>
               <w:jc w:val="center"/>
             </w:pPr>
+            <w:proofErr w:type="spellStart"/>
             <w:r>
               <w:rPr>
                 <w:b/>
@@ -4430,6 +4769,7 @@
               </w:rPr>
               <w:t>Unité</w:t>
             </w:r>
+            <w:proofErr w:type="spellEnd"/>
           </w:p>
         </w:tc>
         <w:tc>
@@ -4497,12 +4837,21 @@
             </w:tcMar>
           </w:tcPr>
           <w:p>
+            <w:proofErr w:type="spellStart"/>
             <w:r>
               <w:rPr>
                 <w:sz w:val="19"/>
                 <w:szCs w:val="19"/>
               </w:rPr>
-              <w:t xml:space="preserve">Unité 1 </w:t>
+              <w:t>Unité</w:t>
+            </w:r>
+            <w:proofErr w:type="spellEnd"/>
+            <w:r>
+              <w:rPr>
+                <w:sz w:val="19"/>
+                <w:szCs w:val="19"/>
+              </w:rPr>
+              <w:t xml:space="preserve"> 1 </w:t>
             </w:r>
             <w:r>
               <w:rPr>
@@ -4581,18 +4930,27 @@
             </w:tcMar>
           </w:tcPr>
           <w:p>
+            <w:proofErr w:type="spellStart"/>
             <w:r>
               <w:rPr>
                 <w:sz w:val="19"/>
                 <w:szCs w:val="19"/>
               </w:rPr>
-              <w:t xml:space="preserve">Unité 2 </w:t>
-            </w:r>
+              <w:t>Unité</w:t>
+            </w:r>
+            <w:proofErr w:type="spellEnd"/>
             <w:r>
               <w:rPr>
                 <w:sz w:val="19"/>
                 <w:szCs w:val="19"/>
               </w:rPr>
+              <w:t xml:space="preserve"> 2 </w:t>
+            </w:r>
+            <w:r>
+              <w:rPr>
+                <w:sz w:val="19"/>
+                <w:szCs w:val="19"/>
+              </w:rPr>
               <w:t>-</w:t>
             </w:r>
             <w:r>
@@ -4600,8 +4958,17 @@
                 <w:sz w:val="19"/>
                 <w:szCs w:val="19"/>
               </w:rPr>
-              <w:t xml:space="preserve"> Optimisation</w:t>
-            </w:r>
+              <w:t xml:space="preserve"> </w:t>
+            </w:r>
+            <w:proofErr w:type="spellStart"/>
+            <w:r>
+              <w:rPr>
+                <w:sz w:val="19"/>
+                <w:szCs w:val="19"/>
+              </w:rPr>
+              <w:t>Optimisation</w:t>
+            </w:r>
+            <w:proofErr w:type="spellEnd"/>
           </w:p>
         </w:tc>
         <w:tc>
@@ -4665,18 +5032,27 @@
             </w:tcMar>
           </w:tcPr>
           <w:p>
+            <w:proofErr w:type="spellStart"/>
             <w:r>
               <w:rPr>
                 <w:sz w:val="19"/>
                 <w:szCs w:val="19"/>
               </w:rPr>
-              <w:t xml:space="preserve">Unité 3 </w:t>
-            </w:r>
+              <w:t>Unité</w:t>
+            </w:r>
+            <w:proofErr w:type="spellEnd"/>
             <w:r>
               <w:rPr>
                 <w:sz w:val="19"/>
                 <w:szCs w:val="19"/>
               </w:rPr>
+              <w:t xml:space="preserve"> 3 </w:t>
+            </w:r>
+            <w:r>
+              <w:rPr>
+                <w:sz w:val="19"/>
+                <w:szCs w:val="19"/>
+              </w:rPr>
               <w:t>-</w:t>
             </w:r>
             <w:r>
@@ -4684,8 +5060,17 @@
                 <w:sz w:val="19"/>
                 <w:szCs w:val="19"/>
               </w:rPr>
-              <w:t xml:space="preserve"> Déploiement</w:t>
-            </w:r>
+              <w:t xml:space="preserve"> </w:t>
+            </w:r>
+            <w:proofErr w:type="spellStart"/>
+            <w:r>
+              <w:rPr>
+                <w:sz w:val="19"/>
+                <w:szCs w:val="19"/>
+              </w:rPr>
+              <w:t>Déploiement</w:t>
+            </w:r>
+            <w:proofErr w:type="spellEnd"/>
           </w:p>
         </w:tc>
         <w:tc>
@@ -4729,10 +5114,28 @@
         <w:spacing w:before="160" w:after="80"/>
       </w:pPr>
       <w:bookmarkStart w:id="3" w:name="_Toc1340870210"/>
-      <w:r>
-        <w:t>Informations générales du projet</w:t>
+      <w:proofErr w:type="spellStart"/>
+      <w:r>
+        <w:t>Informations</w:t>
+      </w:r>
+      <w:proofErr w:type="spellEnd"/>
+      <w:r>
+        <w:t xml:space="preserve"> </w:t>
+      </w:r>
+      <w:proofErr w:type="spellStart"/>
+      <w:r>
+        <w:t>générales</w:t>
+      </w:r>
+      <w:proofErr w:type="spellEnd"/>
+      <w:r>
+        <w:t xml:space="preserve"> du </w:t>
+      </w:r>
+      <w:proofErr w:type="spellStart"/>
+      <w:r>
+        <w:t>projet</w:t>
       </w:r>
       <w:bookmarkEnd w:id="3"/>
+      <w:proofErr w:type="spellEnd"/>
     </w:p>
     <w:tbl>
       <w:tblPr>
@@ -4767,6 +5170,7 @@
             <w:pPr>
               <w:jc w:val="center"/>
             </w:pPr>
+            <w:proofErr w:type="spellStart"/>
             <w:r>
               <w:rPr>
                 <w:b/>
@@ -4774,6 +5178,7 @@
               </w:rPr>
               <w:t>Élément</w:t>
             </w:r>
+            <w:proofErr w:type="spellEnd"/>
           </w:p>
         </w:tc>
         <w:tc>
@@ -4818,12 +5223,28 @@
             </w:tcMar>
           </w:tcPr>
           <w:p>
+            <w:proofErr w:type="spellStart"/>
             <w:r>
               <w:rPr>
                 <w:b/>
               </w:rPr>
-              <w:t>Titre du projet</w:t>
-            </w:r>
+              <w:t>Titre</w:t>
+            </w:r>
+            <w:proofErr w:type="spellEnd"/>
+            <w:r>
+              <w:rPr>
+                <w:b/>
+              </w:rPr>
+              <w:t xml:space="preserve"> du </w:t>
+            </w:r>
+            <w:proofErr w:type="spellStart"/>
+            <w:r>
+              <w:rPr>
+                <w:b/>
+              </w:rPr>
+              <w:t>projet</w:t>
+            </w:r>
+            <w:proofErr w:type="spellEnd"/>
           </w:p>
         </w:tc>
         <w:tc>
@@ -4886,12 +5307,42 @@
             </w:tcMar>
           </w:tcPr>
           <w:p>
+            <w:proofErr w:type="spellStart"/>
             <w:r>
               <w:rPr>
                 <w:b/>
               </w:rPr>
-              <w:t>Sujet / problématique attribuée</w:t>
-            </w:r>
+              <w:t>Sujet</w:t>
+            </w:r>
+            <w:proofErr w:type="spellEnd"/>
+            <w:r>
+              <w:rPr>
+                <w:b/>
+              </w:rPr>
+              <w:t xml:space="preserve"> / </w:t>
+            </w:r>
+            <w:proofErr w:type="spellStart"/>
+            <w:r>
+              <w:rPr>
+                <w:b/>
+              </w:rPr>
+              <w:t>problématique</w:t>
+            </w:r>
+            <w:proofErr w:type="spellEnd"/>
+            <w:r>
+              <w:rPr>
+                <w:b/>
+              </w:rPr>
+              <w:t xml:space="preserve"> </w:t>
+            </w:r>
+            <w:proofErr w:type="spellStart"/>
+            <w:r>
+              <w:rPr>
+                <w:b/>
+              </w:rPr>
+              <w:t>attribuée</w:t>
+            </w:r>
+            <w:proofErr w:type="spellEnd"/>
           </w:p>
         </w:tc>
         <w:tc>
@@ -5157,9 +5608,30 @@
       </w:pPr>
       <w:bookmarkStart w:id="4" w:name="_Toc688401642"/>
       <w:r>
-        <w:t>1. Présentation générale du projet</w:t>
+        <w:t xml:space="preserve">1. </w:t>
+      </w:r>
+      <w:proofErr w:type="spellStart"/>
+      <w:r>
+        <w:t>Présentation</w:t>
+      </w:r>
+      <w:proofErr w:type="spellEnd"/>
+      <w:r>
+        <w:t xml:space="preserve"> </w:t>
+      </w:r>
+      <w:proofErr w:type="spellStart"/>
+      <w:r>
+        <w:t>générale</w:t>
+      </w:r>
+      <w:proofErr w:type="spellEnd"/>
+      <w:r>
+        <w:t xml:space="preserve"> du </w:t>
+      </w:r>
+      <w:proofErr w:type="spellStart"/>
+      <w:r>
+        <w:t>projet</w:t>
       </w:r>
       <w:bookmarkEnd w:id="4"/>
+      <w:proofErr w:type="spellEnd"/>
     </w:p>
     <w:tbl>
       <w:tblPr>
@@ -5306,7 +5778,25 @@
           <w:szCs w:val="18"/>
           <w:lang w:val="fr-CA"/>
         </w:rPr>
-        <w:t>L’entreprise fictive se nomme Volarus.</w:t>
+        <w:t xml:space="preserve">L’entreprise fictive se nomme </w:t>
+      </w:r>
+      <w:proofErr w:type="spellStart"/>
+      <w:r>
+        <w:rPr>
+          <w:sz w:val="18"/>
+          <w:szCs w:val="18"/>
+          <w:lang w:val="fr-CA"/>
+        </w:rPr>
+        <w:t>Volarus</w:t>
+      </w:r>
+      <w:proofErr w:type="spellEnd"/>
+      <w:r>
+        <w:rPr>
+          <w:sz w:val="18"/>
+          <w:szCs w:val="18"/>
+          <w:lang w:val="fr-CA"/>
+        </w:rPr>
+        <w:t>.</w:t>
       </w:r>
     </w:p>
     <w:p>
@@ -5334,16 +5824,18 @@
           <w:szCs w:val="18"/>
           <w:lang w:val="fr-CA"/>
         </w:rPr>
-        <w:t>Elle aura besoin de notre aide afin de concevoir un modèle d’IA capable de prédire quels vols seront en retard et, lorsqu’un retard est prévu, d’estimer sa durée en minutes.</w:t>
-      </w:r>
-      <w:r>
+        <w:t>Elle aura besoin de notre aide afin de concevoir un modèle d’IA capable de prédire si l’un de ses vols sera en retard ou non, en fonction des données historiques.</w:t>
+      </w:r>
+    </w:p>
+    <w:p>
+      <w:pPr>
+        <w:spacing w:after="40"/>
         <w:rPr>
           <w:sz w:val="18"/>
           <w:szCs w:val="18"/>
           <w:lang w:val="fr-CA"/>
         </w:rPr>
-        <w:t xml:space="preserve"> Au états-Unis seulement</w:t>
-      </w:r>
+      </w:pPr>
     </w:p>
     <w:p>
       <w:pPr>
@@ -5354,23 +5846,31 @@
           <w:lang w:val="fr-CA"/>
         </w:rPr>
       </w:pPr>
-    </w:p>
-    <w:p>
-      <w:pPr>
-        <w:spacing w:after="40"/>
+      <w:r>
         <w:rPr>
           <w:sz w:val="18"/>
           <w:szCs w:val="18"/>
           <w:lang w:val="fr-CA"/>
         </w:rPr>
-      </w:pPr>
+        <w:t xml:space="preserve">Le problème étudié pourrait avoir un impact important sur l’efficacité de la gestion des vols, notamment en permettant d’anticiper les retards, d’analyser leurs causes et éventuellement de contribuer à réduire leur durée. Le projet pourrait également permettre à </w:t>
+      </w:r>
+      <w:proofErr w:type="spellStart"/>
       <w:r>
         <w:rPr>
           <w:sz w:val="18"/>
           <w:szCs w:val="18"/>
           <w:lang w:val="fr-CA"/>
         </w:rPr>
-        <w:t>Le problème étudié pourrait avoir un impact important sur l’efficacité de la gestion des vols, notamment en permettant d’anticiper les retards, d’analyser leurs causes et éventuellement de contribuer à réduire leur durée. Le projet pourrait également permettre à Volarus de mieux informer ses clients et de les aider à anticiper les retards de leurs vols.</w:t>
+        <w:t>Volarus</w:t>
+      </w:r>
+      <w:proofErr w:type="spellEnd"/>
+      <w:r>
+        <w:rPr>
+          <w:sz w:val="18"/>
+          <w:szCs w:val="18"/>
+          <w:lang w:val="fr-CA"/>
+        </w:rPr>
+        <w:t xml:space="preserve"> de mieux informer ses clients et de les aider à anticiper les retards de leurs vols.</w:t>
       </w:r>
     </w:p>
     <w:p>
@@ -5440,7 +5940,25 @@
           <w:szCs w:val="18"/>
           <w:lang w:val="fr-CA"/>
         </w:rPr>
-        <w:t>Actuellement, certains vols sont en retard et Volarus souhaite pouvoir anticiper ces problèmes, mieux gérer les retards et informer les clients plus rapidement.</w:t>
+        <w:t xml:space="preserve">Actuellement, certains vols sont en retard et </w:t>
+      </w:r>
+      <w:proofErr w:type="spellStart"/>
+      <w:r>
+        <w:rPr>
+          <w:sz w:val="18"/>
+          <w:szCs w:val="18"/>
+          <w:lang w:val="fr-CA"/>
+        </w:rPr>
+        <w:t>Volarus</w:t>
+      </w:r>
+      <w:proofErr w:type="spellEnd"/>
+      <w:r>
+        <w:rPr>
+          <w:sz w:val="18"/>
+          <w:szCs w:val="18"/>
+          <w:lang w:val="fr-CA"/>
+        </w:rPr>
+        <w:t xml:space="preserve"> souhaite pouvoir anticiper ces problèmes, mieux gérer les retards et informer les clients plus rapidement.</w:t>
       </w:r>
     </w:p>
     <w:p>
@@ -5452,13 +5970,23 @@
           <w:lang w:val="fr-CA"/>
         </w:rPr>
       </w:pPr>
+      <w:proofErr w:type="spellStart"/>
       <w:r>
         <w:rPr>
           <w:sz w:val="18"/>
           <w:szCs w:val="18"/>
           <w:lang w:val="fr-CA"/>
         </w:rPr>
-        <w:t>Volarus a de la difficulté à savoir quels vols seront en retard et de combien de temps.</w:t>
+        <w:t>Volarus</w:t>
+      </w:r>
+      <w:proofErr w:type="spellEnd"/>
+      <w:r>
+        <w:rPr>
+          <w:sz w:val="18"/>
+          <w:szCs w:val="18"/>
+          <w:lang w:val="fr-CA"/>
+        </w:rPr>
+        <w:t xml:space="preserve"> a de la difficulté à savoir quels vols seront en retard et de combien de temps.</w:t>
       </w:r>
     </w:p>
     <w:p>
@@ -5658,13 +6186,23 @@
           <w:lang w:val="fr-CA"/>
         </w:rPr>
       </w:pPr>
+      <w:proofErr w:type="spellStart"/>
       <w:r>
         <w:rPr>
           <w:sz w:val="18"/>
           <w:szCs w:val="18"/>
           <w:lang w:val="fr-CA"/>
         </w:rPr>
-        <w:t>Volarus ne peut pas savoir si un vol sera en retard ou non et, s’il est en retard, l’entreprise ne peut pas savoir de combien de temps.</w:t>
+        <w:t>Volarus</w:t>
+      </w:r>
+      <w:proofErr w:type="spellEnd"/>
+      <w:r>
+        <w:rPr>
+          <w:sz w:val="18"/>
+          <w:szCs w:val="18"/>
+          <w:lang w:val="fr-CA"/>
+        </w:rPr>
+        <w:t xml:space="preserve"> ne peut pas savoir si un vol sera en retard ou non et, s’il est en retard, l’entreprise ne peut pas savoir de combien de temps.</w:t>
       </w:r>
     </w:p>
     <w:p>
@@ -5698,7 +6236,7 @@
           <w:szCs w:val="18"/>
           <w:lang w:val="fr-CA"/>
         </w:rPr>
-        <w:t>qui arrive à prédire les vols qui seront en retard, ainsi que le nombre de minutes de retard, pourra aider l’entreprise dans sa gestion et aider les clients à planifier leurs déplacements d’avance. Il pourra également aider les employés à avoir un travail moins stressant.</w:t>
+        <w:t>qui arrive à prédire les vols qui seront en retard, pourra aider l’entreprise dans sa gestion et aider les clients à planifier leurs déplacements d’avance. Il pourra également aider les employés à avoir un travail moins stressant.</w:t>
       </w:r>
     </w:p>
     <w:p>
@@ -5760,56 +6298,68 @@
     </w:p>
     <w:p>
       <w:pPr>
-        <w:pStyle w:val="Paragraphedeliste"/>
-        <w:numPr>
-          <w:ilvl w:val="0"/>
-          <w:numId w:val="12"/>
-        </w:numPr>
         <w:spacing w:after="40"/>
         <w:rPr>
-          <w:lang w:val="fr-CA"/>
-        </w:rPr>
-      </w:pPr>
-      <w:r>
-        <w:rPr>
-          <w:lang w:val="fr-CA"/>
-        </w:rPr>
-        <w:t xml:space="preserve">Elle doit prédire </w:t>
-      </w:r>
-      <w:r>
-        <w:rPr>
-          <w:lang w:val="fr-CA"/>
-        </w:rPr>
-        <w:t>correctement si un vol sera en retards ou non</w:t>
+          <w:sz w:val="18"/>
+          <w:szCs w:val="18"/>
+          <w:lang w:val="fr-CA"/>
+        </w:rPr>
+      </w:pPr>
+      <w:r>
+        <w:rPr>
+          <w:sz w:val="18"/>
+          <w:szCs w:val="18"/>
+          <w:lang w:val="fr-CA"/>
+        </w:rPr>
+        <w:t xml:space="preserve">Concevoir un modèle d’intelligence artificielle capable de classifier les vols de </w:t>
+      </w:r>
+      <w:proofErr w:type="spellStart"/>
+      <w:r>
+        <w:rPr>
+          <w:sz w:val="18"/>
+          <w:szCs w:val="18"/>
+          <w:lang w:val="fr-CA"/>
+        </w:rPr>
+        <w:t>Volarus</w:t>
+      </w:r>
+      <w:proofErr w:type="spellEnd"/>
+      <w:r>
+        <w:rPr>
+          <w:sz w:val="18"/>
+          <w:szCs w:val="18"/>
+          <w:lang w:val="fr-CA"/>
+        </w:rPr>
+        <w:t xml:space="preserve"> afin de prédire s’ils seront en retard ou à l’heure, à partir de données historiques, puis d’estimer la durée du retard lorsque celui-ci est prévu.</w:t>
       </w:r>
     </w:p>
     <w:p>
       <w:pPr>
-        <w:pStyle w:val="Paragraphedeliste"/>
-        <w:numPr>
-          <w:ilvl w:val="0"/>
-          <w:numId w:val="12"/>
-        </w:numPr>
         <w:spacing w:after="40"/>
         <w:rPr>
-          <w:lang w:val="fr-CA"/>
-        </w:rPr>
-      </w:pPr>
-      <w:r>
-        <w:rPr>
-          <w:lang w:val="fr-CA"/>
-        </w:rPr>
-        <w:t xml:space="preserve">Si elle prédit </w:t>
-      </w:r>
-      <w:r>
-        <w:rPr>
-          <w:lang w:val="fr-CA"/>
-        </w:rPr>
-        <w:t>que le vol sera en retard, de combien de temps en minutes.</w:t>
-      </w:r>
+          <w:sz w:val="18"/>
+          <w:szCs w:val="18"/>
+          <w:lang w:val="fr-CA"/>
+        </w:rPr>
+      </w:pPr>
     </w:p>
     <w:p>
       <w:pPr>
+        <w:spacing w:after="80"/>
+        <w:rPr>
+          <w:lang w:val="fr-CA"/>
+        </w:rPr>
+      </w:pPr>
+      <w:r>
+        <w:rPr>
+          <w:b/>
+          <w:bCs/>
+          <w:lang w:val="fr-CA"/>
+        </w:rPr>
+        <w:t>Résultat attendu de la solution :</w:t>
+      </w:r>
+    </w:p>
+    <w:p>
+      <w:pPr>
         <w:spacing w:after="40"/>
         <w:rPr>
           <w:sz w:val="18"/>
@@ -5817,112 +6367,32 @@
           <w:lang w:val="fr-CA"/>
         </w:rPr>
       </w:pPr>
-    </w:p>
-    <w:p>
-      <w:pPr>
-        <w:spacing w:after="80"/>
-        <w:rPr>
-          <w:lang w:val="fr-CA"/>
-        </w:rPr>
-      </w:pPr>
-      <w:r>
-        <w:rPr>
-          <w:b/>
-          <w:bCs/>
-          <w:lang w:val="fr-CA"/>
-        </w:rPr>
-        <w:t>Résultat attendu de la solution :</w:t>
-      </w:r>
-    </w:p>
-    <w:p>
-      <w:pPr>
-        <w:pStyle w:val="Paragraphedeliste"/>
-        <w:numPr>
-          <w:ilvl w:val="0"/>
-          <w:numId w:val="12"/>
-        </w:numPr>
-        <w:spacing w:after="40"/>
-        <w:rPr>
-          <w:lang w:val="fr-CA"/>
-        </w:rPr>
-      </w:pPr>
-      <w:r>
-        <w:rPr>
-          <w:lang w:val="fr-CA"/>
-        </w:rPr>
-        <w:t xml:space="preserve">Nous nous attendons </w:t>
-      </w:r>
-      <w:r>
-        <w:rPr>
-          <w:lang w:val="fr-CA"/>
-        </w:rPr>
-        <w:t>à</w:t>
-      </w:r>
-      <w:r>
-        <w:rPr>
-          <w:lang w:val="fr-CA"/>
-        </w:rPr>
-        <w:t xml:space="preserve"> prédire </w:t>
-      </w:r>
-      <w:r>
-        <w:rPr>
-          <w:lang w:val="fr-CA"/>
-        </w:rPr>
-        <w:t xml:space="preserve">correctement </w:t>
-      </w:r>
-      <w:r>
-        <w:rPr>
-          <w:lang w:val="fr-CA"/>
-        </w:rPr>
-        <w:t>a 70% ou plus</w:t>
-      </w:r>
-      <w:r>
-        <w:rPr>
-          <w:lang w:val="fr-CA"/>
-        </w:rPr>
-        <w:t xml:space="preserve"> les vols en retard ou non.</w:t>
-      </w:r>
-    </w:p>
-    <w:p>
-      <w:pPr>
-        <w:pStyle w:val="Paragraphedeliste"/>
-        <w:numPr>
-          <w:ilvl w:val="0"/>
-          <w:numId w:val="12"/>
-        </w:numPr>
-        <w:spacing w:after="40"/>
-        <w:rPr>
-          <w:lang w:val="fr-CA"/>
-        </w:rPr>
-      </w:pPr>
-      <w:r>
-        <w:rPr>
-          <w:lang w:val="fr-CA"/>
-        </w:rPr>
-        <w:t>Nous nous attendons à ce que la durée des retards soit prédite à ±15 minutes près</w:t>
-      </w:r>
-      <w:r>
-        <w:rPr>
-          <w:lang w:val="fr-CA"/>
-        </w:rPr>
-        <w:t>.</w:t>
-      </w:r>
-      <w:r>
-        <w:rPr>
-          <w:lang w:val="fr-CA"/>
-        </w:rPr>
-        <w:t xml:space="preserve"> </w:t>
-      </w:r>
-    </w:p>
-    <w:p>
-      <w:pPr>
-        <w:spacing w:after="40"/>
+      <w:r>
         <w:rPr>
           <w:sz w:val="18"/>
           <w:szCs w:val="18"/>
           <w:lang w:val="fr-CA"/>
         </w:rPr>
-      </w:pPr>
+        <w:t xml:space="preserve">Obtenir un modèle capable de prédire si un vol sera retardé ou non avec une précision d’au moins 70 %, et d’estimer la durée des retards avec une erreur moyenne de 15 minutes ou moins. Cette solution permettra à </w:t>
+      </w:r>
+      <w:proofErr w:type="spellStart"/>
+      <w:r>
+        <w:rPr>
+          <w:sz w:val="18"/>
+          <w:szCs w:val="18"/>
+          <w:lang w:val="fr-CA"/>
+        </w:rPr>
+        <w:t>Volarus</w:t>
+      </w:r>
+      <w:proofErr w:type="spellEnd"/>
+      <w:r>
+        <w:rPr>
+          <w:sz w:val="18"/>
+          <w:szCs w:val="18"/>
+          <w:lang w:val="fr-CA"/>
+        </w:rPr>
+        <w:t xml:space="preserve"> d’anticiper les retards, de mieux informer ses clients et d’améliorer la gestion de ses vols.</w:t>
+      </w:r>
     </w:p>
     <w:p>
       <w:pPr>
@@ -5994,6 +6464,7 @@
                 <w:szCs w:val="20"/>
               </w:rPr>
             </w:pPr>
+            <w:proofErr w:type="spellStart"/>
             <w:r>
               <w:rPr>
                 <w:b/>
@@ -6003,6 +6474,7 @@
               </w:rPr>
               <w:t>Indicateur</w:t>
             </w:r>
+            <w:proofErr w:type="spellEnd"/>
           </w:p>
         </w:tc>
         <w:tc>
@@ -6027,6 +6499,7 @@
                 <w:szCs w:val="20"/>
               </w:rPr>
             </w:pPr>
+            <w:proofErr w:type="spellStart"/>
             <w:r>
               <w:rPr>
                 <w:b/>
@@ -6034,8 +6507,29 @@
                 <w:sz w:val="20"/>
                 <w:szCs w:val="20"/>
               </w:rPr>
-              <w:t>Pourquoi est-il pertinent ?</w:t>
-            </w:r>
+              <w:t>Pourquoi</w:t>
+            </w:r>
+            <w:proofErr w:type="spellEnd"/>
+            <w:r>
+              <w:rPr>
+                <w:b/>
+                <w:bCs/>
+                <w:sz w:val="20"/>
+                <w:szCs w:val="20"/>
+              </w:rPr>
+              <w:t xml:space="preserve"> est-il </w:t>
+            </w:r>
+            <w:proofErr w:type="gramStart"/>
+            <w:r>
+              <w:rPr>
+                <w:b/>
+                <w:bCs/>
+                <w:sz w:val="20"/>
+                <w:szCs w:val="20"/>
+              </w:rPr>
+              <w:t>pertinent ?</w:t>
+            </w:r>
+            <w:proofErr w:type="gramEnd"/>
           </w:p>
         </w:tc>
       </w:tr>
@@ -6062,37 +6556,51 @@
                 <w:lang w:val="fr-CA"/>
               </w:rPr>
             </w:pPr>
+            <w:proofErr w:type="spellStart"/>
             <w:r>
               <w:rPr>
                 <w:sz w:val="20"/>
                 <w:szCs w:val="20"/>
                 <w:lang w:val="fr-CA"/>
               </w:rPr>
-              <w:t xml:space="preserve"> </w:t>
-            </w:r>
+              <w:t>Accuracy</w:t>
+            </w:r>
+            <w:proofErr w:type="spellEnd"/>
             <w:r>
               <w:rPr>
                 <w:sz w:val="20"/>
                 <w:szCs w:val="20"/>
                 <w:lang w:val="fr-CA"/>
               </w:rPr>
-              <w:t>Précision de classification</w:t>
-            </w:r>
-            <w:r>
+              <w:t xml:space="preserve"> (précision globale) d’au moins 70 %</w:t>
+            </w:r>
+          </w:p>
+        </w:tc>
+        <w:tc>
+          <w:tcPr>
+            <w:tcW w:w="4661" w:type="dxa"/>
+            <w:tcMar>
+              <w:top w:w="100" w:type="dxa"/>
+              <w:left w:w="100" w:type="dxa"/>
+              <w:bottom w:w="100" w:type="dxa"/>
+              <w:right w:w="100" w:type="dxa"/>
+            </w:tcMar>
+          </w:tcPr>
+          <w:p>
+            <w:pPr>
               <w:rPr>
                 <w:sz w:val="20"/>
                 <w:szCs w:val="20"/>
                 <w:lang w:val="fr-CA"/>
               </w:rPr>
-              <w:t xml:space="preserve"> (Retard o</w:t>
-            </w:r>
+            </w:pPr>
             <w:r>
               <w:rPr>
                 <w:sz w:val="20"/>
                 <w:szCs w:val="20"/>
                 <w:lang w:val="fr-CA"/>
               </w:rPr>
-              <w:t xml:space="preserve">u non) </w:t>
+              <w:t xml:space="preserve"> </w:t>
             </w:r>
             <w:r>
               <w:rPr>
@@ -6100,20 +6608,9 @@
                 <w:szCs w:val="20"/>
                 <w:lang w:val="fr-CA"/>
               </w:rPr>
-              <w:t>≥ 70 %</w:t>
-            </w:r>
-          </w:p>
-        </w:tc>
-        <w:tc>
-          <w:tcPr>
-            <w:tcW w:w="4661" w:type="dxa"/>
-            <w:tcMar>
-              <w:top w:w="100" w:type="dxa"/>
-              <w:left w:w="100" w:type="dxa"/>
-              <w:bottom w:w="100" w:type="dxa"/>
-              <w:right w:w="100" w:type="dxa"/>
-            </w:tcMar>
-          </w:tcPr>
+              <w:t>Permet de mesurer la proportion de vols correctement classifiés comme étant à l’heure ou en retard.</w:t>
+            </w:r>
+          </w:p>
           <w:p>
             <w:pPr>
               <w:rPr>
@@ -6122,86 +6619,6 @@
                 <w:lang w:val="fr-CA"/>
               </w:rPr>
             </w:pPr>
-            <w:r>
-              <w:rPr>
-                <w:sz w:val="20"/>
-                <w:szCs w:val="20"/>
-                <w:lang w:val="fr-CA"/>
-              </w:rPr>
-              <w:t xml:space="preserve"> </w:t>
-            </w:r>
-            <w:r>
-              <w:rPr>
-                <w:sz w:val="20"/>
-                <w:szCs w:val="20"/>
-                <w:lang w:val="fr-CA"/>
-              </w:rPr>
-              <w:t>Puisque si le taux est trop faible,</w:t>
-            </w:r>
-            <w:r>
-              <w:rPr>
-                <w:sz w:val="20"/>
-                <w:szCs w:val="20"/>
-                <w:lang w:val="fr-CA"/>
-              </w:rPr>
-              <w:t xml:space="preserve"> </w:t>
-            </w:r>
-            <w:r>
-              <w:rPr>
-                <w:sz w:val="20"/>
-                <w:szCs w:val="20"/>
-                <w:lang w:val="fr-CA"/>
-              </w:rPr>
-              <w:t>ça</w:t>
-            </w:r>
-            <w:r>
-              <w:rPr>
-                <w:sz w:val="20"/>
-                <w:szCs w:val="20"/>
-                <w:lang w:val="fr-CA"/>
-              </w:rPr>
-              <w:t xml:space="preserve"> </w:t>
-            </w:r>
-            <w:r>
-              <w:rPr>
-                <w:sz w:val="20"/>
-                <w:szCs w:val="20"/>
-                <w:lang w:val="fr-CA"/>
-              </w:rPr>
-              <w:t>veut</w:t>
-            </w:r>
-            <w:r>
-              <w:rPr>
-                <w:sz w:val="20"/>
-                <w:szCs w:val="20"/>
-                <w:lang w:val="fr-CA"/>
-              </w:rPr>
-              <w:t xml:space="preserve"> dire qu</w:t>
-            </w:r>
-            <w:r>
-              <w:rPr>
-                <w:sz w:val="20"/>
-                <w:szCs w:val="20"/>
-                <w:lang w:val="fr-CA"/>
-              </w:rPr>
-              <w:t xml:space="preserve">e le modèle ne </w:t>
-            </w:r>
-            <w:r>
-              <w:rPr>
-                <w:sz w:val="20"/>
-                <w:szCs w:val="20"/>
-                <w:lang w:val="fr-CA"/>
-              </w:rPr>
-              <w:t>prédit</w:t>
-            </w:r>
-            <w:r>
-              <w:rPr>
-                <w:sz w:val="20"/>
-                <w:szCs w:val="20"/>
-                <w:lang w:val="fr-CA"/>
-              </w:rPr>
-              <w:t xml:space="preserve"> pas assez bien </w:t>
-            </w:r>
           </w:p>
         </w:tc>
       </w:tr>
@@ -6236,75 +6653,409 @@
               </w:rPr>
               <w:t xml:space="preserve"> </w:t>
             </w:r>
-            <w:r>
-              <w:rPr>
-                <w:b/>
-                <w:bCs/>
+            <w:proofErr w:type="spellStart"/>
+            <w:r>
+              <w:rPr>
                 <w:sz w:val="20"/>
                 <w:szCs w:val="20"/>
                 <w:lang w:val="fr-CA"/>
               </w:rPr>
-              <w:t>Erreur moyenne ≤ 15 minutes</w:t>
-            </w:r>
+              <w:t>Recall</w:t>
+            </w:r>
+            <w:proofErr w:type="spellEnd"/>
             <w:r>
               <w:rPr>
                 <w:sz w:val="20"/>
                 <w:szCs w:val="20"/>
                 <w:lang w:val="fr-CA"/>
               </w:rPr>
-              <w:t xml:space="preserve"> </w:t>
-            </w:r>
-            <w:r>
+              <w:t xml:space="preserve"> (rappel) des vols retardés</w:t>
+            </w:r>
+          </w:p>
+        </w:tc>
+        <w:tc>
+          <w:tcPr>
+            <w:tcW w:w="4661" w:type="dxa"/>
+            <w:tcMar>
+              <w:top w:w="100" w:type="dxa"/>
+              <w:left w:w="100" w:type="dxa"/>
+              <w:bottom w:w="100" w:type="dxa"/>
+              <w:right w:w="100" w:type="dxa"/>
+            </w:tcMar>
+          </w:tcPr>
+          <w:p>
+            <w:pPr>
               <w:rPr>
                 <w:sz w:val="20"/>
                 <w:szCs w:val="20"/>
                 <w:lang w:val="fr-CA"/>
               </w:rPr>
-              <w:t>(Durée du retard)</w:t>
-            </w:r>
-          </w:p>
-        </w:tc>
-        <w:tc>
-          <w:tcPr>
-            <w:tcW w:w="4661" w:type="dxa"/>
-            <w:tcMar>
-              <w:top w:w="100" w:type="dxa"/>
-              <w:left w:w="100" w:type="dxa"/>
-              <w:bottom w:w="100" w:type="dxa"/>
-              <w:right w:w="100" w:type="dxa"/>
-            </w:tcMar>
-          </w:tcPr>
-          <w:p>
-            <w:pPr>
+            </w:pPr>
+            <w:r>
               <w:rPr>
                 <w:sz w:val="20"/>
                 <w:szCs w:val="20"/>
                 <w:lang w:val="fr-CA"/>
               </w:rPr>
-            </w:pPr>
+              <w:t xml:space="preserve">Mesure la proportion de vols réellement retardés que le modèle réussit à détecter. Il est important de limiter les retards que </w:t>
+            </w:r>
+            <w:proofErr w:type="spellStart"/>
             <w:r>
               <w:rPr>
                 <w:sz w:val="20"/>
                 <w:szCs w:val="20"/>
                 <w:lang w:val="fr-CA"/>
               </w:rPr>
-              <w:t xml:space="preserve"> </w:t>
-            </w:r>
+              <w:t>Volarus</w:t>
+            </w:r>
+            <w:proofErr w:type="spellEnd"/>
             <w:r>
               <w:rPr>
                 <w:sz w:val="20"/>
                 <w:szCs w:val="20"/>
                 <w:lang w:val="fr-CA"/>
               </w:rPr>
-              <w:t xml:space="preserve">Puisque si l’erreur est trop élevée, ça veut dire que </w:t>
-            </w:r>
-            <w:r>
+              <w:t xml:space="preserve"> ne parvient pas à anticiper.</w:t>
+            </w:r>
+          </w:p>
+        </w:tc>
+      </w:tr>
+      <w:tr>
+        <w:trPr>
+          <w:cantSplit/>
+          <w:jc w:val="center"/>
+        </w:trPr>
+        <w:tc>
+          <w:tcPr>
+            <w:tcW w:w="4689" w:type="dxa"/>
+            <w:tcMar>
+              <w:top w:w="100" w:type="dxa"/>
+              <w:left w:w="100" w:type="dxa"/>
+              <w:bottom w:w="100" w:type="dxa"/>
+              <w:right w:w="100" w:type="dxa"/>
+            </w:tcMar>
+          </w:tcPr>
+          <w:p>
+            <w:pPr>
+              <w:tabs>
+                <w:tab w:val="left" w:pos="1740"/>
+              </w:tabs>
               <w:rPr>
                 <w:sz w:val="20"/>
                 <w:szCs w:val="20"/>
                 <w:lang w:val="fr-CA"/>
               </w:rPr>
-              <w:t>le modèle estime mal la durée des retards.</w:t>
+            </w:pPr>
+            <w:r>
+              <w:rPr>
+                <w:sz w:val="20"/>
+                <w:szCs w:val="20"/>
+              </w:rPr>
+              <w:t>F1-score</w:t>
+            </w:r>
+          </w:p>
+        </w:tc>
+        <w:tc>
+          <w:tcPr>
+            <w:tcW w:w="4661" w:type="dxa"/>
+            <w:tcMar>
+              <w:top w:w="100" w:type="dxa"/>
+              <w:left w:w="100" w:type="dxa"/>
+              <w:bottom w:w="100" w:type="dxa"/>
+              <w:right w:w="100" w:type="dxa"/>
+            </w:tcMar>
+          </w:tcPr>
+          <w:p>
+            <w:pPr>
+              <w:rPr>
+                <w:sz w:val="20"/>
+                <w:szCs w:val="20"/>
+                <w:lang w:val="fr-CA"/>
+              </w:rPr>
+            </w:pPr>
+            <w:r>
+              <w:rPr>
+                <w:sz w:val="20"/>
+                <w:szCs w:val="20"/>
+                <w:lang w:val="fr-CA"/>
+              </w:rPr>
+              <w:t>Évalue l’équilibre entre la précision des prédictions positives et le rappel, afin d’éviter un modèle qui détecte mal les retards.</w:t>
+            </w:r>
+          </w:p>
+        </w:tc>
+      </w:tr>
+      <w:tr>
+        <w:trPr>
+          <w:cantSplit/>
+          <w:jc w:val="center"/>
+        </w:trPr>
+        <w:tc>
+          <w:tcPr>
+            <w:tcW w:w="4689" w:type="dxa"/>
+            <w:tcMar>
+              <w:top w:w="100" w:type="dxa"/>
+              <w:left w:w="100" w:type="dxa"/>
+              <w:bottom w:w="100" w:type="dxa"/>
+              <w:right w:w="100" w:type="dxa"/>
+            </w:tcMar>
+          </w:tcPr>
+          <w:p>
+            <w:pPr>
+              <w:tabs>
+                <w:tab w:val="left" w:pos="1740"/>
+              </w:tabs>
+              <w:rPr>
+                <w:sz w:val="20"/>
+                <w:szCs w:val="20"/>
+                <w:lang w:val="fr-CA"/>
+              </w:rPr>
+            </w:pPr>
+            <w:r>
+              <w:rPr>
+                <w:sz w:val="20"/>
+                <w:szCs w:val="20"/>
+                <w:lang w:val="fr-CA"/>
+              </w:rPr>
+              <w:t>Erreur moyenne absolue (MAE) de 15 minutes ou moins</w:t>
+            </w:r>
+          </w:p>
+        </w:tc>
+        <w:tc>
+          <w:tcPr>
+            <w:tcW w:w="4661" w:type="dxa"/>
+            <w:tcMar>
+              <w:top w:w="100" w:type="dxa"/>
+              <w:left w:w="100" w:type="dxa"/>
+              <w:bottom w:w="100" w:type="dxa"/>
+              <w:right w:w="100" w:type="dxa"/>
+            </w:tcMar>
+          </w:tcPr>
+          <w:p>
+            <w:pPr>
+              <w:rPr>
+                <w:sz w:val="20"/>
+                <w:szCs w:val="20"/>
+                <w:lang w:val="fr-CA"/>
+              </w:rPr>
+            </w:pPr>
+            <w:r>
+              <w:rPr>
+                <w:sz w:val="20"/>
+                <w:szCs w:val="20"/>
+                <w:lang w:val="fr-CA"/>
+              </w:rPr>
+              <w:t xml:space="preserve">Permet de mesurer l’écart moyen entre la durée réelle et la durée prédite des retards, afin d'aider </w:t>
+            </w:r>
+            <w:proofErr w:type="spellStart"/>
+            <w:r>
+              <w:rPr>
+                <w:sz w:val="20"/>
+                <w:szCs w:val="20"/>
+                <w:lang w:val="fr-CA"/>
+              </w:rPr>
+              <w:t>Volarus</w:t>
+            </w:r>
+            <w:proofErr w:type="spellEnd"/>
+            <w:r>
+              <w:rPr>
+                <w:sz w:val="20"/>
+                <w:szCs w:val="20"/>
+                <w:lang w:val="fr-CA"/>
+              </w:rPr>
+              <w:t xml:space="preserve"> à mieux informer ses clients.</w:t>
+            </w:r>
+          </w:p>
+        </w:tc>
+      </w:tr>
+      <w:tr>
+        <w:trPr>
+          <w:cantSplit/>
+          <w:jc w:val="center"/>
+        </w:trPr>
+        <w:tc>
+          <w:tcPr>
+            <w:tcW w:w="4689" w:type="dxa"/>
+            <w:tcMar>
+              <w:top w:w="100" w:type="dxa"/>
+              <w:left w:w="100" w:type="dxa"/>
+              <w:bottom w:w="100" w:type="dxa"/>
+              <w:right w:w="100" w:type="dxa"/>
+            </w:tcMar>
+          </w:tcPr>
+          <w:p>
+            <w:pPr>
+              <w:tabs>
+                <w:tab w:val="left" w:pos="1740"/>
+              </w:tabs>
+              <w:rPr>
+                <w:sz w:val="20"/>
+                <w:szCs w:val="20"/>
+                <w:lang w:val="fr-CA"/>
+              </w:rPr>
+            </w:pPr>
+            <w:r>
+              <w:rPr>
+                <w:sz w:val="20"/>
+                <w:szCs w:val="20"/>
+              </w:rPr>
+              <w:lastRenderedPageBreak/>
+              <w:t>Precision (</w:t>
+            </w:r>
+            <w:proofErr w:type="spellStart"/>
+            <w:r>
+              <w:rPr>
+                <w:sz w:val="20"/>
+                <w:szCs w:val="20"/>
+              </w:rPr>
+              <w:t>précision</w:t>
+            </w:r>
+            <w:proofErr w:type="spellEnd"/>
+            <w:r>
+              <w:rPr>
+                <w:sz w:val="20"/>
+                <w:szCs w:val="20"/>
+              </w:rPr>
+              <w:t>)</w:t>
+            </w:r>
+          </w:p>
+        </w:tc>
+        <w:tc>
+          <w:tcPr>
+            <w:tcW w:w="4661" w:type="dxa"/>
+            <w:tcMar>
+              <w:top w:w="100" w:type="dxa"/>
+              <w:left w:w="100" w:type="dxa"/>
+              <w:bottom w:w="100" w:type="dxa"/>
+              <w:right w:w="100" w:type="dxa"/>
+            </w:tcMar>
+          </w:tcPr>
+          <w:p>
+            <w:pPr>
+              <w:tabs>
+                <w:tab w:val="left" w:pos="1065"/>
+              </w:tabs>
+              <w:rPr>
+                <w:sz w:val="20"/>
+                <w:szCs w:val="20"/>
+                <w:lang w:val="fr-CA"/>
+              </w:rPr>
+            </w:pPr>
+            <w:r>
+              <w:rPr>
+                <w:sz w:val="20"/>
+                <w:szCs w:val="20"/>
+                <w:lang w:val="fr-CA"/>
+              </w:rPr>
+              <w:t>Mesure la proportion de vols prédits en retard qui le sont réellement, afin d’éviter les fausses alertes.</w:t>
+            </w:r>
+          </w:p>
+        </w:tc>
+      </w:tr>
+      <w:tr>
+        <w:trPr>
+          <w:cantSplit/>
+          <w:jc w:val="center"/>
+        </w:trPr>
+        <w:tc>
+          <w:tcPr>
+            <w:tcW w:w="4689" w:type="dxa"/>
+            <w:tcMar>
+              <w:top w:w="100" w:type="dxa"/>
+              <w:left w:w="100" w:type="dxa"/>
+              <w:bottom w:w="100" w:type="dxa"/>
+              <w:right w:w="100" w:type="dxa"/>
+            </w:tcMar>
+          </w:tcPr>
+          <w:p>
+            <w:pPr>
+              <w:tabs>
+                <w:tab w:val="left" w:pos="1740"/>
+              </w:tabs>
+              <w:rPr>
+                <w:sz w:val="20"/>
+                <w:szCs w:val="20"/>
+              </w:rPr>
+            </w:pPr>
+            <w:proofErr w:type="spellStart"/>
+            <w:r>
+              <w:rPr>
+                <w:sz w:val="20"/>
+                <w:szCs w:val="20"/>
+              </w:rPr>
+              <w:t>Délai</w:t>
+            </w:r>
+            <w:proofErr w:type="spellEnd"/>
+            <w:r>
+              <w:rPr>
+                <w:sz w:val="20"/>
+                <w:szCs w:val="20"/>
+              </w:rPr>
+              <w:t xml:space="preserve"> </w:t>
+            </w:r>
+            <w:proofErr w:type="spellStart"/>
+            <w:r>
+              <w:rPr>
+                <w:sz w:val="20"/>
+                <w:szCs w:val="20"/>
+              </w:rPr>
+              <w:t>d’anticipation</w:t>
+            </w:r>
+            <w:proofErr w:type="spellEnd"/>
+            <w:r>
+              <w:rPr>
+                <w:sz w:val="20"/>
+                <w:szCs w:val="20"/>
+              </w:rPr>
+              <w:t xml:space="preserve"> des retards</w:t>
+            </w:r>
+          </w:p>
+        </w:tc>
+        <w:tc>
+          <w:tcPr>
+            <w:tcW w:w="4661" w:type="dxa"/>
+            <w:tcMar>
+              <w:top w:w="100" w:type="dxa"/>
+              <w:left w:w="100" w:type="dxa"/>
+              <w:bottom w:w="100" w:type="dxa"/>
+              <w:right w:w="100" w:type="dxa"/>
+            </w:tcMar>
+          </w:tcPr>
+          <w:p>
+            <w:pPr>
+              <w:tabs>
+                <w:tab w:val="left" w:pos="1350"/>
+              </w:tabs>
+              <w:rPr>
+                <w:sz w:val="20"/>
+                <w:szCs w:val="20"/>
+                <w:lang w:val="fr-CA"/>
+              </w:rPr>
+            </w:pPr>
+            <w:r>
+              <w:rPr>
+                <w:sz w:val="20"/>
+                <w:szCs w:val="20"/>
+                <w:lang w:val="fr-CA"/>
+              </w:rPr>
+              <w:t xml:space="preserve">Permet de vérifier si les prédictions sont disponibles assez tôt pour que </w:t>
+            </w:r>
+            <w:proofErr w:type="spellStart"/>
+            <w:r>
+              <w:rPr>
+                <w:sz w:val="20"/>
+                <w:szCs w:val="20"/>
+                <w:lang w:val="fr-CA"/>
+              </w:rPr>
+              <w:t>Volarus</w:t>
+            </w:r>
+            <w:proofErr w:type="spellEnd"/>
+            <w:r>
+              <w:rPr>
+                <w:sz w:val="20"/>
+                <w:szCs w:val="20"/>
+                <w:lang w:val="fr-CA"/>
+              </w:rPr>
+              <w:t xml:space="preserve"> puisse informer ses clients et mieux planifier ses opérations.</w:t>
             </w:r>
           </w:p>
         </w:tc>
@@ -6325,9 +7076,22 @@
       </w:pPr>
       <w:bookmarkStart w:id="10" w:name="_Toc1179740364"/>
       <w:r>
-        <w:t>2. Périmètre du projet</w:t>
+        <w:t xml:space="preserve">2. </w:t>
+      </w:r>
+      <w:proofErr w:type="spellStart"/>
+      <w:r>
+        <w:t>Périmètre</w:t>
+      </w:r>
+      <w:proofErr w:type="spellEnd"/>
+      <w:r>
+        <w:t xml:space="preserve"> du </w:t>
+      </w:r>
+      <w:proofErr w:type="spellStart"/>
+      <w:r>
+        <w:t>projet</w:t>
       </w:r>
       <w:bookmarkEnd w:id="10"/>
+      <w:proofErr w:type="spellEnd"/>
     </w:p>
     <w:tbl>
       <w:tblPr>
@@ -6484,7 +7248,6 @@
           <w:szCs w:val="20"/>
           <w:lang w:val="fr-CA"/>
         </w:rPr>
-        <w:lastRenderedPageBreak/>
         <w:t>. Créer un prototype simple permettant de démontrer le fonctionnement de la solution.</w:t>
       </w:r>
     </w:p>
@@ -6933,6 +7696,7 @@
                 <w:szCs w:val="20"/>
               </w:rPr>
             </w:pPr>
+            <w:proofErr w:type="spellStart"/>
             <w:r>
               <w:rPr>
                 <w:b/>
@@ -6940,32 +7704,19 @@
                 <w:sz w:val="20"/>
                 <w:szCs w:val="20"/>
               </w:rPr>
-              <w:t>Responsabilités prévues</w:t>
-            </w:r>
-          </w:p>
-        </w:tc>
-        <w:tc>
-          <w:tcPr>
-            <w:tcW w:w="3408" w:type="dxa"/>
-            <w:shd w:val="clear" w:color="auto" w:fill="D9EAF7"/>
-            <w:tcMar>
-              <w:top w:w="100" w:type="dxa"/>
-              <w:left w:w="100" w:type="dxa"/>
-              <w:bottom w:w="100" w:type="dxa"/>
-              <w:right w:w="100" w:type="dxa"/>
-            </w:tcMar>
-            <w:vAlign w:val="center"/>
-          </w:tcPr>
-          <w:p>
-            <w:pPr>
-              <w:jc w:val="center"/>
+              <w:t>Responsabilités</w:t>
+            </w:r>
+            <w:proofErr w:type="spellEnd"/>
+            <w:r>
               <w:rPr>
                 <w:b/>
                 <w:bCs/>
                 <w:sz w:val="20"/>
                 <w:szCs w:val="20"/>
               </w:rPr>
-            </w:pPr>
+              <w:t xml:space="preserve"> </w:t>
+            </w:r>
+            <w:proofErr w:type="spellStart"/>
             <w:r>
               <w:rPr>
                 <w:b/>
@@ -6973,8 +7724,53 @@
                 <w:sz w:val="20"/>
                 <w:szCs w:val="20"/>
               </w:rPr>
-              <w:t>Contribution principale</w:t>
-            </w:r>
+              <w:t>prévues</w:t>
+            </w:r>
+            <w:proofErr w:type="spellEnd"/>
+          </w:p>
+        </w:tc>
+        <w:tc>
+          <w:tcPr>
+            <w:tcW w:w="3408" w:type="dxa"/>
+            <w:shd w:val="clear" w:color="auto" w:fill="D9EAF7"/>
+            <w:tcMar>
+              <w:top w:w="100" w:type="dxa"/>
+              <w:left w:w="100" w:type="dxa"/>
+              <w:bottom w:w="100" w:type="dxa"/>
+              <w:right w:w="100" w:type="dxa"/>
+            </w:tcMar>
+            <w:vAlign w:val="center"/>
+          </w:tcPr>
+          <w:p>
+            <w:pPr>
+              <w:jc w:val="center"/>
+              <w:rPr>
+                <w:b/>
+                <w:bCs/>
+                <w:sz w:val="20"/>
+                <w:szCs w:val="20"/>
+              </w:rPr>
+            </w:pPr>
+            <w:r>
+              <w:rPr>
+                <w:b/>
+                <w:bCs/>
+                <w:sz w:val="20"/>
+                <w:szCs w:val="20"/>
+              </w:rPr>
+              <w:t xml:space="preserve">Contribution </w:t>
+            </w:r>
+            <w:proofErr w:type="spellStart"/>
+            <w:r>
+              <w:rPr>
+                <w:b/>
+                <w:bCs/>
+                <w:sz w:val="20"/>
+                <w:szCs w:val="20"/>
+              </w:rPr>
+              <w:t>principale</w:t>
+            </w:r>
+            <w:proofErr w:type="spellEnd"/>
           </w:p>
         </w:tc>
       </w:tr>
@@ -7684,8 +8480,19 @@
                 <w:sz w:val="20"/>
                 <w:szCs w:val="20"/>
               </w:rPr>
-              <w:t>Auteur / organisation</w:t>
-            </w:r>
+              <w:t xml:space="preserve">Auteur / </w:t>
+            </w:r>
+            <w:proofErr w:type="spellStart"/>
+            <w:r>
+              <w:rPr>
+                <w:b/>
+                <w:bCs/>
+                <w:sz w:val="20"/>
+                <w:szCs w:val="20"/>
+              </w:rPr>
+              <w:t>organisation</w:t>
+            </w:r>
+            <w:proofErr w:type="spellEnd"/>
           </w:p>
         </w:tc>
         <w:tc>
@@ -7789,7 +8596,25 @@
                 <w:szCs w:val="20"/>
                 <w:lang w:val="fr-CA"/>
               </w:rPr>
-              <w:t>(lien dans la source, no</w:t>
+              <w:t>(</w:t>
+            </w:r>
+            <w:proofErr w:type="gramStart"/>
+            <w:r>
+              <w:rPr>
+                <w:sz w:val="20"/>
+                <w:szCs w:val="20"/>
+                <w:lang w:val="fr-CA"/>
+              </w:rPr>
+              <w:t>lien</w:t>
+            </w:r>
+            <w:proofErr w:type="gramEnd"/>
+            <w:r>
+              <w:rPr>
+                <w:sz w:val="20"/>
+                <w:szCs w:val="20"/>
+                <w:lang w:val="fr-CA"/>
+              </w:rPr>
+              <w:t xml:space="preserve"> dans la source, no</w:t>
             </w:r>
             <w:r>
               <w:rPr>
@@ -7902,32 +8727,63 @@
                 <w:sz w:val="20"/>
                 <w:szCs w:val="20"/>
               </w:rPr>
-              <w:t>Conditions d’utilisation / accès</w:t>
-            </w:r>
-          </w:p>
-        </w:tc>
-        <w:tc>
-          <w:tcPr>
-            <w:tcW w:w="5810" w:type="dxa"/>
-            <w:tcMar>
-              <w:top w:w="100" w:type="dxa"/>
-              <w:left w:w="100" w:type="dxa"/>
-              <w:bottom w:w="100" w:type="dxa"/>
-              <w:right w:w="100" w:type="dxa"/>
-            </w:tcMar>
-          </w:tcPr>
-          <w:p>
-            <w:pPr>
-              <w:rPr>
+              <w:t xml:space="preserve">Conditions </w:t>
+            </w:r>
+            <w:proofErr w:type="spellStart"/>
+            <w:r>
+              <w:rPr>
+                <w:b/>
+                <w:bCs/>
                 <w:sz w:val="20"/>
                 <w:szCs w:val="20"/>
               </w:rPr>
-            </w:pPr>
-            <w:r>
-              <w:rPr>
+              <w:t>d’utilisation</w:t>
+            </w:r>
+            <w:proofErr w:type="spellEnd"/>
+            <w:r>
+              <w:rPr>
+                <w:b/>
+                <w:bCs/>
                 <w:sz w:val="20"/>
                 <w:szCs w:val="20"/>
               </w:rPr>
+              <w:t xml:space="preserve"> / </w:t>
+            </w:r>
+            <w:proofErr w:type="spellStart"/>
+            <w:r>
+              <w:rPr>
+                <w:b/>
+                <w:bCs/>
+                <w:sz w:val="20"/>
+                <w:szCs w:val="20"/>
+              </w:rPr>
+              <w:t>accès</w:t>
+            </w:r>
+            <w:proofErr w:type="spellEnd"/>
+          </w:p>
+        </w:tc>
+        <w:tc>
+          <w:tcPr>
+            <w:tcW w:w="5810" w:type="dxa"/>
+            <w:tcMar>
+              <w:top w:w="100" w:type="dxa"/>
+              <w:left w:w="100" w:type="dxa"/>
+              <w:bottom w:w="100" w:type="dxa"/>
+              <w:right w:w="100" w:type="dxa"/>
+            </w:tcMar>
+          </w:tcPr>
+          <w:p>
+            <w:pPr>
+              <w:rPr>
+                <w:sz w:val="20"/>
+                <w:szCs w:val="20"/>
+              </w:rPr>
+            </w:pPr>
+            <w:r>
+              <w:rPr>
+                <w:sz w:val="20"/>
+                <w:szCs w:val="20"/>
+              </w:rPr>
               <w:t xml:space="preserve"> </w:t>
             </w:r>
             <w:r>
@@ -7935,8 +8791,17 @@
                 <w:sz w:val="18"/>
                 <w:szCs w:val="18"/>
               </w:rPr>
-              <w:t>Données publique et gratuite</w:t>
-            </w:r>
+              <w:t xml:space="preserve">Données publique et </w:t>
+            </w:r>
+            <w:proofErr w:type="spellStart"/>
+            <w:r>
+              <w:rPr>
+                <w:sz w:val="18"/>
+                <w:szCs w:val="18"/>
+              </w:rPr>
+              <w:t>gratuite</w:t>
+            </w:r>
+            <w:proofErr w:type="spellEnd"/>
           </w:p>
         </w:tc>
       </w:tr>
@@ -7963,7 +8828,15 @@
       </w:pPr>
       <w:bookmarkStart w:id="17" w:name="_Toc1080090942"/>
       <w:r>
-        <w:t>4.2 Description générale des données</w:t>
+        <w:t xml:space="preserve">4.2 Description </w:t>
+      </w:r>
+      <w:proofErr w:type="spellStart"/>
+      <w:r>
+        <w:t>générale</w:t>
+      </w:r>
+      <w:proofErr w:type="spellEnd"/>
+      <w:r>
+        <w:t xml:space="preserve"> des données</w:t>
       </w:r>
       <w:bookmarkEnd w:id="17"/>
     </w:p>
@@ -7996,7 +8869,51 @@
           <w:szCs w:val="18"/>
           <w:lang w:val="fr-CA"/>
         </w:rPr>
-        <w:t>Les données sont dans un format personnalisé, car j’ai choisi les variables que je voulais utiliser. Il y a 602 953 données et 25 variables pour le moment. Elles semblent adaptées à la problématique, car elles sont très complètes et contiennent énormément de données et de variables que nous allons pouvoir analyser.</w:t>
+        <w:t xml:space="preserve">Le jeu de données contient initialement plus de 29 millions d’observations et 61 variables liées aux vols aériens. </w:t>
+      </w:r>
+      <w:r>
+        <w:rPr>
+          <w:sz w:val="18"/>
+          <w:szCs w:val="18"/>
+          <w:lang w:val="fr-CA"/>
+        </w:rPr>
+        <w:t xml:space="preserve">Nous avons sélectionné une seule compagnie aérienne à l’aide de la variable </w:t>
+      </w:r>
+      <w:proofErr w:type="spellStart"/>
+      <w:r>
+        <w:rPr>
+          <w:sz w:val="18"/>
+          <w:szCs w:val="18"/>
+          <w:lang w:val="fr-CA"/>
+        </w:rPr>
+        <w:t>Airline</w:t>
+      </w:r>
+      <w:proofErr w:type="spellEnd"/>
+      <w:r>
+        <w:rPr>
+          <w:sz w:val="18"/>
+          <w:szCs w:val="18"/>
+          <w:lang w:val="fr-CA"/>
+        </w:rPr>
+        <w:t xml:space="preserve"> afin de simuler les activités de l’entreprise fictive </w:t>
+      </w:r>
+      <w:proofErr w:type="spellStart"/>
+      <w:r>
+        <w:rPr>
+          <w:sz w:val="18"/>
+          <w:szCs w:val="18"/>
+          <w:lang w:val="fr-CA"/>
+        </w:rPr>
+        <w:t>Volarus</w:t>
+      </w:r>
+      <w:proofErr w:type="spellEnd"/>
+      <w:r>
+        <w:rPr>
+          <w:sz w:val="18"/>
+          <w:szCs w:val="18"/>
+          <w:lang w:val="fr-CA"/>
+        </w:rPr>
+        <w:t>.</w:t>
       </w:r>
     </w:p>
     <w:p>
@@ -8008,9 +8925,27 @@
           <w:lang w:val="fr-CA"/>
         </w:rPr>
       </w:pPr>
+      <w:r>
+        <w:rPr>
+          <w:sz w:val="18"/>
+          <w:szCs w:val="18"/>
+          <w:lang w:val="fr-CA"/>
+        </w:rPr>
+        <w:t>Les données comprennent notamment les heures de départ et d’arrivée, les retards et la distance des vols. Elles sont adaptées à notre projet puisqu’elles permettent d’entraîner un modèle d’IA à prédire si un vol sera en retard ou à l’heure.</w:t>
+      </w:r>
     </w:p>
     <w:p>
       <w:pPr>
+        <w:spacing w:after="40"/>
+        <w:rPr>
+          <w:sz w:val="18"/>
+          <w:szCs w:val="18"/>
+          <w:lang w:val="fr-CA"/>
+        </w:rPr>
+      </w:pPr>
+    </w:p>
+    <w:p>
+      <w:pPr>
         <w:pStyle w:val="Titre2"/>
         <w:spacing w:before="100" w:after="80"/>
         <w:rPr>
@@ -8022,6 +8957,7 @@
         <w:rPr>
           <w:lang w:val="fr-CA"/>
         </w:rPr>
+        <w:lastRenderedPageBreak/>
         <w:t>4.3 Variable cible ou résultat recherché</w:t>
       </w:r>
       <w:bookmarkEnd w:id="18"/>
@@ -8055,89 +8991,87 @@
           <w:szCs w:val="18"/>
           <w:lang w:val="fr-CA"/>
         </w:rPr>
-        <w:lastRenderedPageBreak/>
-        <w:t>Oui, la variable cible #1 est ‘</w:t>
-      </w:r>
-      <w:r>
+        <w:t>La variable cible ARR_DEL15 indique si un vol est arrivé avec au moins 15 minutes de retard :</w:t>
+      </w:r>
+    </w:p>
+    <w:p>
+      <w:pPr>
+        <w:numPr>
+          <w:ilvl w:val="0"/>
+          <w:numId w:val="20"/>
+        </w:numPr>
+        <w:spacing w:after="40"/>
         <w:rPr>
           <w:sz w:val="18"/>
           <w:szCs w:val="18"/>
           <w:lang w:val="fr-CA"/>
         </w:rPr>
-        <w:t>ARR_DEL15</w:t>
-      </w:r>
+      </w:pPr>
       <w:r>
         <w:rPr>
           <w:sz w:val="18"/>
           <w:szCs w:val="18"/>
           <w:lang w:val="fr-CA"/>
         </w:rPr>
-        <w:t>’.</w:t>
-      </w:r>
-      <w:r>
+        <w:t>0 : vol arrivé avec moins de 15 minutes de retard.</w:t>
+      </w:r>
+    </w:p>
+    <w:p>
+      <w:pPr>
+        <w:numPr>
+          <w:ilvl w:val="0"/>
+          <w:numId w:val="20"/>
+        </w:numPr>
+        <w:spacing w:after="40"/>
         <w:rPr>
           <w:sz w:val="18"/>
           <w:szCs w:val="18"/>
           <w:lang w:val="fr-CA"/>
         </w:rPr>
-        <w:t xml:space="preserve"> Elle représente si un vol est en retard ou non.</w:t>
-      </w:r>
+      </w:pPr>
       <w:r>
         <w:rPr>
           <w:sz w:val="18"/>
           <w:szCs w:val="18"/>
           <w:lang w:val="fr-CA"/>
         </w:rPr>
-        <w:br/>
-        <w:t>La variable cible #2 est ‘</w:t>
-      </w:r>
-      <w:r>
+        <w:t>1 : vol arrivé avec 15 minutes de retard ou plus.</w:t>
+      </w:r>
+    </w:p>
+    <w:p>
+      <w:pPr>
+        <w:spacing w:after="40"/>
         <w:rPr>
           <w:sz w:val="18"/>
           <w:szCs w:val="18"/>
           <w:lang w:val="fr-CA"/>
         </w:rPr>
-        <w:t>ARR_DELAY_</w:t>
-      </w:r>
+      </w:pPr>
       <w:r>
         <w:rPr>
           <w:sz w:val="18"/>
           <w:szCs w:val="18"/>
           <w:lang w:val="fr-CA"/>
         </w:rPr>
-        <w:t>minutes</w:t>
-      </w:r>
-      <w:r>
+        <w:t>Attention : elle ne distingue pas tous les vols à l’heure des vols en retard, mais spécifiquement les retards à l’arrivée d’au moins 15 minutes.</w:t>
+      </w:r>
+    </w:p>
+    <w:p>
+      <w:pPr>
+        <w:spacing w:after="40"/>
         <w:rPr>
           <w:sz w:val="18"/>
           <w:szCs w:val="18"/>
           <w:lang w:val="fr-CA"/>
         </w:rPr>
-        <w:t>’</w:t>
-      </w:r>
+      </w:pPr>
       <w:r>
         <w:rPr>
           <w:sz w:val="18"/>
           <w:szCs w:val="18"/>
           <w:lang w:val="fr-CA"/>
         </w:rPr>
-        <w:t xml:space="preserve">. Elle représente le nombre de minutes de retard </w:t>
-      </w:r>
-      <w:r>
-        <w:rPr>
-          <w:sz w:val="18"/>
-          <w:szCs w:val="18"/>
-          <w:lang w:val="fr-CA"/>
-        </w:rPr>
-        <w:t>à</w:t>
-      </w:r>
-      <w:r>
-        <w:rPr>
-          <w:sz w:val="18"/>
-          <w:szCs w:val="18"/>
-          <w:lang w:val="fr-CA"/>
-        </w:rPr>
-        <w:t xml:space="preserve"> l’arrivé</w:t>
+        <w:br/>
       </w:r>
     </w:p>
     <w:p>
@@ -8200,7 +9134,15 @@
       </w:pPr>
       <w:bookmarkStart w:id="20" w:name="_Toc43724186"/>
       <w:r>
-        <w:t>5.1 Principaux constats</w:t>
+        <w:t xml:space="preserve">5.1 </w:t>
+      </w:r>
+      <w:proofErr w:type="spellStart"/>
+      <w:r>
+        <w:t>Principaux</w:t>
+      </w:r>
+      <w:proofErr w:type="spellEnd"/>
+      <w:r>
+        <w:t xml:space="preserve"> constats</w:t>
       </w:r>
       <w:bookmarkEnd w:id="20"/>
     </w:p>
@@ -8360,7 +9302,23 @@
                 <w:sz w:val="19"/>
                 <w:lang w:val="fr-CA"/>
               </w:rPr>
-              <w:t>Le dataset contient initialement 61 variables.</w:t>
+              <w:t xml:space="preserve">Le </w:t>
+            </w:r>
+            <w:proofErr w:type="spellStart"/>
+            <w:r>
+              <w:rPr>
+                <w:sz w:val="19"/>
+                <w:lang w:val="fr-CA"/>
+              </w:rPr>
+              <w:t>dataset</w:t>
+            </w:r>
+            <w:proofErr w:type="spellEnd"/>
+            <w:r>
+              <w:rPr>
+                <w:sz w:val="19"/>
+                <w:lang w:val="fr-CA"/>
+              </w:rPr>
+              <w:t xml:space="preserve"> contient initialement 61 variables.</w:t>
             </w:r>
           </w:p>
         </w:tc>
@@ -8455,7 +9413,51 @@
                 <w:sz w:val="19"/>
                 <w:lang w:val="fr-CA"/>
               </w:rPr>
-              <w:t>38 799 valeurs manquantes (3,62 %) dans chacune des deux variables cibles : ArrDel15 et ArrDelayMinutes.</w:t>
+              <w:t xml:space="preserve">38 799 valeurs manquantes (3,62 %) dans </w:t>
+            </w:r>
+            <w:proofErr w:type="spellStart"/>
+            <w:r>
+              <w:rPr>
+                <w:sz w:val="19"/>
+                <w:lang w:val="fr-CA"/>
+              </w:rPr>
+              <w:t>chacune</w:t>
+            </w:r>
+            <w:r>
+              <w:rPr>
+                <w:sz w:val="19"/>
+                <w:lang w:val="fr-CA"/>
+              </w:rPr>
+              <w:t>a</w:t>
+            </w:r>
+            <w:r>
+              <w:rPr>
+                <w:sz w:val="19"/>
+                <w:lang w:val="fr-CA"/>
+              </w:rPr>
+              <w:t>es</w:t>
+            </w:r>
+            <w:proofErr w:type="spellEnd"/>
+            <w:r>
+              <w:rPr>
+                <w:sz w:val="19"/>
+                <w:lang w:val="fr-CA"/>
+              </w:rPr>
+              <w:t xml:space="preserve"> deux variables cibles : ArrDel15 et ArrD</w:t>
+            </w:r>
+            <w:r>
+              <w:rPr>
+                <w:sz w:val="19"/>
+                <w:lang w:val="fr-CA"/>
+              </w:rPr>
+              <w:t>el15</w:t>
+            </w:r>
+            <w:r>
+              <w:rPr>
+                <w:sz w:val="19"/>
+                <w:lang w:val="fr-CA"/>
+              </w:rPr>
+              <w:t>.</w:t>
             </w:r>
           </w:p>
         </w:tc>
@@ -8557,15 +9559,24 @@
                 <w:sz w:val="19"/>
                 <w:lang w:val="fr-CA"/>
               </w:rPr>
-              <w:t>4 paires de colonnes dupliquées ont été identifiées.</w:t>
-            </w:r>
+              <w:t xml:space="preserve">4 paires de colonnes dupliquées ont été </w:t>
+            </w:r>
+            <w:proofErr w:type="gramStart"/>
             <w:r>
               <w:rPr>
                 <w:sz w:val="19"/>
                 <w:lang w:val="fr-CA"/>
               </w:rPr>
+              <w:t>identifiées.</w:t>
+            </w:r>
+            <w:r>
+              <w:rPr>
+                <w:sz w:val="19"/>
+                <w:lang w:val="fr-CA"/>
+              </w:rPr>
               <w:t>.</w:t>
             </w:r>
+            <w:proofErr w:type="gramEnd"/>
           </w:p>
         </w:tc>
         <w:tc>
@@ -8645,7 +9656,121 @@
               <w:rPr>
                 <w:sz w:val="19"/>
               </w:rPr>
-              <w:t>5 variables constantes ont été identifiées : Airline, Cancelled, Marketing_Airline_Network, Operated_or_Branded_Code_Share_Partners et Operating_Airline.</w:t>
+              <w:t xml:space="preserve">5 variables </w:t>
+            </w:r>
+            <w:proofErr w:type="spellStart"/>
+            <w:r>
+              <w:rPr>
+                <w:sz w:val="19"/>
+              </w:rPr>
+              <w:t>constantes</w:t>
+            </w:r>
+            <w:proofErr w:type="spellEnd"/>
+            <w:r>
+              <w:rPr>
+                <w:sz w:val="19"/>
+              </w:rPr>
+              <w:t xml:space="preserve"> </w:t>
+            </w:r>
+            <w:proofErr w:type="spellStart"/>
+            <w:r>
+              <w:rPr>
+                <w:sz w:val="19"/>
+              </w:rPr>
+              <w:t>ont</w:t>
+            </w:r>
+            <w:proofErr w:type="spellEnd"/>
+            <w:r>
+              <w:rPr>
+                <w:sz w:val="19"/>
+              </w:rPr>
+              <w:t xml:space="preserve"> </w:t>
+            </w:r>
+            <w:proofErr w:type="spellStart"/>
+            <w:r>
+              <w:rPr>
+                <w:sz w:val="19"/>
+              </w:rPr>
+              <w:t>été</w:t>
+            </w:r>
+            <w:proofErr w:type="spellEnd"/>
+            <w:r>
+              <w:rPr>
+                <w:sz w:val="19"/>
+              </w:rPr>
+              <w:t xml:space="preserve"> </w:t>
+            </w:r>
+            <w:proofErr w:type="spellStart"/>
+            <w:proofErr w:type="gramStart"/>
+            <w:r>
+              <w:rPr>
+                <w:sz w:val="19"/>
+              </w:rPr>
+              <w:t>identifiées</w:t>
+            </w:r>
+            <w:proofErr w:type="spellEnd"/>
+            <w:r>
+              <w:rPr>
+                <w:sz w:val="19"/>
+              </w:rPr>
+              <w:t xml:space="preserve"> :</w:t>
+            </w:r>
+            <w:proofErr w:type="gramEnd"/>
+            <w:r>
+              <w:rPr>
+                <w:sz w:val="19"/>
+              </w:rPr>
+              <w:t xml:space="preserve"> Airline, Cancelled, </w:t>
+            </w:r>
+            <w:proofErr w:type="spellStart"/>
+            <w:r>
+              <w:rPr>
+                <w:sz w:val="19"/>
+              </w:rPr>
+              <w:t>Marketing_Airline_Network</w:t>
+            </w:r>
+            <w:proofErr w:type="spellEnd"/>
+            <w:r>
+              <w:rPr>
+                <w:sz w:val="19"/>
+              </w:rPr>
+              <w:t xml:space="preserve">, </w:t>
+            </w:r>
+            <w:proofErr w:type="spellStart"/>
+            <w:proofErr w:type="gramStart"/>
+            <w:r>
+              <w:rPr>
+                <w:sz w:val="19"/>
+              </w:rPr>
+              <w:t>Operated</w:t>
+            </w:r>
+            <w:proofErr w:type="gramEnd"/>
+            <w:r>
+              <w:rPr>
+                <w:sz w:val="19"/>
+              </w:rPr>
+              <w:t>_or_Branded_Code_Share_Partners</w:t>
+            </w:r>
+            <w:proofErr w:type="spellEnd"/>
+            <w:r>
+              <w:rPr>
+                <w:sz w:val="19"/>
+              </w:rPr>
+              <w:t xml:space="preserve"> et </w:t>
+            </w:r>
+            <w:proofErr w:type="spellStart"/>
+            <w:r>
+              <w:rPr>
+                <w:sz w:val="19"/>
+              </w:rPr>
+              <w:t>Operating_Airline</w:t>
+            </w:r>
+            <w:proofErr w:type="spellEnd"/>
+            <w:r>
+              <w:rPr>
+                <w:sz w:val="19"/>
+              </w:rPr>
+              <w:t>.</w:t>
             </w:r>
           </w:p>
         </w:tc>
@@ -8764,7 +9889,23 @@
                 <w:sz w:val="19"/>
                 <w:lang w:val="fr-CA"/>
               </w:rPr>
-              <w:t>Certaines variables contiennent des informations similaires. En retirer certaines peut réduire la redondance du dataset.</w:t>
+              <w:t xml:space="preserve">Certaines variables contiennent des informations similaires. En retirer certaines peut réduire la redondance du </w:t>
+            </w:r>
+            <w:proofErr w:type="spellStart"/>
+            <w:r>
+              <w:rPr>
+                <w:sz w:val="19"/>
+                <w:lang w:val="fr-CA"/>
+              </w:rPr>
+              <w:t>dataset</w:t>
+            </w:r>
+            <w:proofErr w:type="spellEnd"/>
+            <w:r>
+              <w:rPr>
+                <w:sz w:val="19"/>
+                <w:lang w:val="fr-CA"/>
+              </w:rPr>
+              <w:t>.</w:t>
             </w:r>
           </w:p>
         </w:tc>
@@ -8796,6 +9937,7 @@
                 <w:sz w:val="19"/>
                 <w:lang w:val="fr-CA"/>
               </w:rPr>
+              <w:lastRenderedPageBreak/>
               <w:t>6</w:t>
             </w:r>
           </w:p>
@@ -8912,7 +10054,59 @@
           <w:szCs w:val="18"/>
           <w:lang w:val="fr-CA"/>
         </w:rPr>
-        <w:t xml:space="preserve"> dans les variables cibles, ce qui nécessite un traitement avant l'entraînement des modèles.</w:t>
+        <w:t xml:space="preserve"> dans </w:t>
+      </w:r>
+      <w:proofErr w:type="gramStart"/>
+      <w:r>
+        <w:rPr>
+          <w:sz w:val="18"/>
+          <w:szCs w:val="18"/>
+          <w:lang w:val="fr-CA"/>
+        </w:rPr>
+        <w:t>l</w:t>
+      </w:r>
+      <w:r>
+        <w:rPr>
+          <w:sz w:val="18"/>
+          <w:szCs w:val="18"/>
+          <w:lang w:val="fr-CA"/>
+        </w:rPr>
+        <w:t>a</w:t>
+      </w:r>
+      <w:r>
+        <w:rPr>
+          <w:sz w:val="18"/>
+          <w:szCs w:val="18"/>
+          <w:lang w:val="fr-CA"/>
+        </w:rPr>
+        <w:t xml:space="preserve"> variables</w:t>
+      </w:r>
+      <w:proofErr w:type="gramEnd"/>
+      <w:r>
+        <w:rPr>
+          <w:sz w:val="18"/>
+          <w:szCs w:val="18"/>
+          <w:lang w:val="fr-CA"/>
+        </w:rPr>
+        <w:t xml:space="preserve"> </w:t>
+      </w:r>
+      <w:proofErr w:type="spellStart"/>
+      <w:r>
+        <w:rPr>
+          <w:sz w:val="18"/>
+          <w:szCs w:val="18"/>
+          <w:lang w:val="fr-CA"/>
+        </w:rPr>
+        <w:t>cibls</w:t>
+      </w:r>
+      <w:proofErr w:type="spellEnd"/>
+      <w:r>
+        <w:rPr>
+          <w:sz w:val="18"/>
+          <w:szCs w:val="18"/>
+          <w:lang w:val="fr-CA"/>
+        </w:rPr>
+        <w:t>, ce qui nécessite un traitement avant l'entraînement des modèles.</w:t>
       </w:r>
     </w:p>
     <w:p>
@@ -8956,7 +10150,6 @@
           <w:szCs w:val="18"/>
           <w:lang w:val="fr-CA"/>
         </w:rPr>
-        <w:lastRenderedPageBreak/>
         <w:t xml:space="preserve">- </w:t>
       </w:r>
       <w:bookmarkStart w:id="22" w:name="_Toc2135964059"/>
@@ -9350,6 +10543,7 @@
             <w:pPr>
               <w:jc w:val="center"/>
             </w:pPr>
+            <w:proofErr w:type="spellStart"/>
             <w:r>
               <w:rPr>
                 <w:b/>
@@ -9357,6 +10551,7 @@
               </w:rPr>
               <w:t>Exemple</w:t>
             </w:r>
+            <w:proofErr w:type="spellEnd"/>
           </w:p>
         </w:tc>
         <w:tc>
@@ -9375,13 +10570,24 @@
             <w:pPr>
               <w:jc w:val="center"/>
             </w:pPr>
+            <w:proofErr w:type="spellStart"/>
+            <w:proofErr w:type="gramStart"/>
             <w:r>
               <w:rPr>
                 <w:b/>
                 <w:sz w:val="19"/>
               </w:rPr>
-              <w:t>Utilisée ?</w:t>
-            </w:r>
+              <w:t>Utilisée</w:t>
+            </w:r>
+            <w:proofErr w:type="spellEnd"/>
+            <w:r>
+              <w:rPr>
+                <w:b/>
+                <w:sz w:val="19"/>
+              </w:rPr>
+              <w:t xml:space="preserve"> ?</w:t>
+            </w:r>
+            <w:proofErr w:type="gramEnd"/>
           </w:p>
         </w:tc>
       </w:tr>
@@ -9463,14 +10669,30 @@
               <w:rPr>
                 <w:sz w:val="19"/>
               </w:rPr>
-              <w:t xml:space="preserve">Ou l’avion est </w:t>
-            </w:r>
+              <w:t xml:space="preserve">Ou </w:t>
+            </w:r>
+            <w:proofErr w:type="spellStart"/>
+            <w:r>
+              <w:rPr>
+                <w:sz w:val="19"/>
+              </w:rPr>
+              <w:t>l’avion</w:t>
+            </w:r>
+            <w:proofErr w:type="spellEnd"/>
+            <w:r>
+              <w:rPr>
+                <w:sz w:val="19"/>
+              </w:rPr>
+              <w:t xml:space="preserve"> est </w:t>
+            </w:r>
+            <w:proofErr w:type="spellStart"/>
             <w:r>
               <w:rPr>
                 <w:sz w:val="19"/>
               </w:rPr>
               <w:t>partie</w:t>
             </w:r>
+            <w:proofErr w:type="spellEnd"/>
           </w:p>
         </w:tc>
         <w:tc>
@@ -9494,8 +10716,16 @@
               <w:rPr>
                 <w:sz w:val="19"/>
               </w:rPr>
-              <w:t>Los angeles</w:t>
-            </w:r>
+              <w:t xml:space="preserve">Los </w:t>
+            </w:r>
+            <w:proofErr w:type="spellStart"/>
+            <w:r>
+              <w:rPr>
+                <w:sz w:val="19"/>
+              </w:rPr>
+              <w:t>angeles</w:t>
+            </w:r>
+            <w:proofErr w:type="spellEnd"/>
           </w:p>
         </w:tc>
         <w:tc>
@@ -9600,7 +10830,21 @@
               <w:rPr>
                 <w:sz w:val="19"/>
               </w:rPr>
-              <w:t xml:space="preserve">Le mois </w:t>
+              <w:t xml:space="preserve">Le </w:t>
+            </w:r>
+            <w:proofErr w:type="spellStart"/>
+            <w:r>
+              <w:rPr>
+                <w:sz w:val="19"/>
+              </w:rPr>
+              <w:t>mois</w:t>
+            </w:r>
+            <w:proofErr w:type="spellEnd"/>
+            <w:r>
+              <w:rPr>
+                <w:sz w:val="19"/>
+              </w:rPr>
+              <w:t xml:space="preserve"> </w:t>
             </w:r>
           </w:p>
         </w:tc>
@@ -9855,6 +11099,7 @@
               </w:rPr>
               <w:t xml:space="preserve"> </w:t>
             </w:r>
+            <w:proofErr w:type="spellStart"/>
             <w:r>
               <w:rPr>
                 <w:sz w:val="19"/>
@@ -9862,6 +11107,7 @@
               </w:rPr>
               <w:t>Dest_city_name</w:t>
             </w:r>
+            <w:proofErr w:type="spellEnd"/>
           </w:p>
         </w:tc>
         <w:tc>
@@ -9887,6 +11133,8 @@
               </w:rPr>
               <w:t xml:space="preserve"> </w:t>
             </w:r>
+            <w:proofErr w:type="spellStart"/>
+            <w:proofErr w:type="gramStart"/>
             <w:r>
               <w:rPr>
                 <w:sz w:val="19"/>
@@ -9894,6 +11142,8 @@
               </w:rPr>
               <w:t>object</w:t>
             </w:r>
+            <w:proofErr w:type="spellEnd"/>
+            <w:proofErr w:type="gramEnd"/>
           </w:p>
         </w:tc>
         <w:tc>
@@ -9917,7 +11167,23 @@
                 <w:sz w:val="19"/>
                 <w:lang w:val="fr-CA"/>
               </w:rPr>
-              <w:t>L’endroit ou le vol se dirige.</w:t>
+              <w:t xml:space="preserve">L’endroit </w:t>
+            </w:r>
+            <w:proofErr w:type="spellStart"/>
+            <w:r>
+              <w:rPr>
+                <w:sz w:val="19"/>
+                <w:lang w:val="fr-CA"/>
+              </w:rPr>
+              <w:t>ou</w:t>
+            </w:r>
+            <w:proofErr w:type="spellEnd"/>
+            <w:r>
+              <w:rPr>
+                <w:sz w:val="19"/>
+                <w:lang w:val="fr-CA"/>
+              </w:rPr>
+              <w:t xml:space="preserve"> le vol se dirige.</w:t>
             </w:r>
           </w:p>
         </w:tc>
@@ -10188,6 +11454,7 @@
       </w:pPr>
       <w:bookmarkStart w:id="24" w:name="_Toc1055460837"/>
       <w:r>
+        <w:lastRenderedPageBreak/>
         <w:t>7. Plan de travail initial</w:t>
       </w:r>
       <w:bookmarkEnd w:id="24"/>
@@ -10275,13 +11542,31 @@
             <w:pPr>
               <w:jc w:val="center"/>
             </w:pPr>
+            <w:proofErr w:type="spellStart"/>
             <w:r>
               <w:rPr>
                 <w:b/>
                 <w:sz w:val="19"/>
               </w:rPr>
-              <w:t>Tâches prévues</w:t>
-            </w:r>
+              <w:t>Tâches</w:t>
+            </w:r>
+            <w:proofErr w:type="spellEnd"/>
+            <w:r>
+              <w:rPr>
+                <w:b/>
+                <w:sz w:val="19"/>
+              </w:rPr>
+              <w:t xml:space="preserve"> </w:t>
+            </w:r>
+            <w:proofErr w:type="spellStart"/>
+            <w:r>
+              <w:rPr>
+                <w:b/>
+                <w:sz w:val="19"/>
+              </w:rPr>
+              <w:t>prévues</w:t>
+            </w:r>
+            <w:proofErr w:type="spellEnd"/>
           </w:p>
         </w:tc>
         <w:tc>
@@ -10300,12 +11585,21 @@
             <w:pPr>
               <w:jc w:val="center"/>
             </w:pPr>
+            <w:proofErr w:type="spellStart"/>
             <w:r>
               <w:rPr>
                 <w:b/>
                 <w:sz w:val="19"/>
               </w:rPr>
-              <w:t>Responsable(s)</w:t>
+              <w:t>Responsable</w:t>
+            </w:r>
+            <w:proofErr w:type="spellEnd"/>
+            <w:r>
+              <w:rPr>
+                <w:b/>
+                <w:sz w:val="19"/>
+              </w:rPr>
+              <w:t>(s)</w:t>
             </w:r>
           </w:p>
         </w:tc>
@@ -10325,13 +11619,31 @@
             <w:pPr>
               <w:jc w:val="center"/>
             </w:pPr>
+            <w:proofErr w:type="spellStart"/>
             <w:r>
               <w:rPr>
                 <w:b/>
                 <w:sz w:val="19"/>
               </w:rPr>
-              <w:t>Échéance prévue</w:t>
-            </w:r>
+              <w:t>Échéance</w:t>
+            </w:r>
+            <w:proofErr w:type="spellEnd"/>
+            <w:r>
+              <w:rPr>
+                <w:b/>
+                <w:sz w:val="19"/>
+              </w:rPr>
+              <w:t xml:space="preserve"> </w:t>
+            </w:r>
+            <w:proofErr w:type="spellStart"/>
+            <w:r>
+              <w:rPr>
+                <w:b/>
+                <w:sz w:val="19"/>
+              </w:rPr>
+              <w:t>prévue</w:t>
+            </w:r>
+            <w:proofErr w:type="spellEnd"/>
           </w:p>
         </w:tc>
         <w:tc>
@@ -10382,13 +11694,31 @@
                 <w:szCs w:val="21"/>
               </w:rPr>
             </w:pPr>
+            <w:proofErr w:type="spellStart"/>
             <w:r>
               <w:rPr>
                 <w:sz w:val="18"/>
                 <w:szCs w:val="21"/>
               </w:rPr>
-              <w:t>Définition du problème</w:t>
-            </w:r>
+              <w:t>Définition</w:t>
+            </w:r>
+            <w:proofErr w:type="spellEnd"/>
+            <w:r>
+              <w:rPr>
+                <w:sz w:val="18"/>
+                <w:szCs w:val="21"/>
+              </w:rPr>
+              <w:t xml:space="preserve"> du </w:t>
+            </w:r>
+            <w:proofErr w:type="spellStart"/>
+            <w:r>
+              <w:rPr>
+                <w:sz w:val="18"/>
+                <w:szCs w:val="21"/>
+              </w:rPr>
+              <w:t>problème</w:t>
+            </w:r>
+            <w:proofErr w:type="spellEnd"/>
           </w:p>
         </w:tc>
         <w:tc>
@@ -10584,12 +11914,21 @@
               </w:rPr>
               <w:t xml:space="preserve"> </w:t>
             </w:r>
+            <w:proofErr w:type="spellStart"/>
             <w:r>
               <w:rPr>
                 <w:sz w:val="18"/>
                 <w:szCs w:val="21"/>
               </w:rPr>
-              <w:t>Collecte des données</w:t>
+              <w:t>Collecte</w:t>
+            </w:r>
+            <w:proofErr w:type="spellEnd"/>
+            <w:r>
+              <w:rPr>
+                <w:sz w:val="18"/>
+                <w:szCs w:val="21"/>
+              </w:rPr>
+              <w:t xml:space="preserve"> des données</w:t>
             </w:r>
           </w:p>
         </w:tc>
@@ -10760,7 +12099,6 @@
                 <w:sz w:val="18"/>
                 <w:szCs w:val="21"/>
               </w:rPr>
-              <w:lastRenderedPageBreak/>
               <w:t>Exploration des données</w:t>
             </w:r>
           </w:p>
@@ -10927,12 +12265,21 @@
                 <w:szCs w:val="21"/>
               </w:rPr>
             </w:pPr>
+            <w:proofErr w:type="spellStart"/>
             <w:r>
               <w:rPr>
                 <w:sz w:val="18"/>
                 <w:szCs w:val="21"/>
               </w:rPr>
-              <w:t>Préparation des données</w:t>
+              <w:t>Préparation</w:t>
+            </w:r>
+            <w:proofErr w:type="spellEnd"/>
+            <w:r>
+              <w:rPr>
+                <w:sz w:val="18"/>
+                <w:szCs w:val="21"/>
+              </w:rPr>
+              <w:t xml:space="preserve"> des données</w:t>
             </w:r>
           </w:p>
         </w:tc>
@@ -11035,8 +12382,17 @@
                 <w:sz w:val="18"/>
                 <w:szCs w:val="21"/>
               </w:rPr>
-              <w:t>11 novembre</w:t>
-            </w:r>
+              <w:t xml:space="preserve">11 </w:t>
+            </w:r>
+            <w:proofErr w:type="spellStart"/>
+            <w:r>
+              <w:rPr>
+                <w:sz w:val="18"/>
+                <w:szCs w:val="21"/>
+              </w:rPr>
+              <w:t>novembre</w:t>
+            </w:r>
+            <w:proofErr w:type="spellEnd"/>
           </w:p>
         </w:tc>
         <w:tc>
@@ -11100,8 +12456,17 @@
                 <w:sz w:val="18"/>
                 <w:szCs w:val="21"/>
               </w:rPr>
-              <w:t xml:space="preserve"> Modélisation</w:t>
-            </w:r>
+              <w:t xml:space="preserve"> </w:t>
+            </w:r>
+            <w:proofErr w:type="spellStart"/>
+            <w:r>
+              <w:rPr>
+                <w:sz w:val="18"/>
+                <w:szCs w:val="21"/>
+              </w:rPr>
+              <w:t>Modélisation</w:t>
+            </w:r>
+            <w:proofErr w:type="spellEnd"/>
           </w:p>
         </w:tc>
         <w:tc>
@@ -11203,8 +12568,17 @@
                 <w:sz w:val="18"/>
                 <w:szCs w:val="21"/>
               </w:rPr>
-              <w:t>11 novembre</w:t>
-            </w:r>
+              <w:t xml:space="preserve">11 </w:t>
+            </w:r>
+            <w:proofErr w:type="spellStart"/>
+            <w:r>
+              <w:rPr>
+                <w:sz w:val="18"/>
+                <w:szCs w:val="21"/>
+              </w:rPr>
+              <w:t>novembre</w:t>
+            </w:r>
+            <w:proofErr w:type="spellEnd"/>
           </w:p>
         </w:tc>
         <w:tc>
@@ -11263,11 +12637,19 @@
               </w:rPr>
               <w:t xml:space="preserve"> </w:t>
             </w:r>
-            <w:r>
-              <w:rPr>
-                <w:sz w:val="19"/>
-              </w:rPr>
-              <w:t xml:space="preserve">Évaluation et </w:t>
+            <w:proofErr w:type="spellStart"/>
+            <w:r>
+              <w:rPr>
+                <w:sz w:val="19"/>
+              </w:rPr>
+              <w:t>Évaluation</w:t>
+            </w:r>
+            <w:proofErr w:type="spellEnd"/>
+            <w:r>
+              <w:rPr>
+                <w:sz w:val="19"/>
+              </w:rPr>
+              <w:t xml:space="preserve"> et </w:t>
             </w:r>
             <w:r>
               <w:rPr>
@@ -11356,8 +12738,17 @@
                 <w:sz w:val="18"/>
                 <w:szCs w:val="21"/>
               </w:rPr>
-              <w:t>11 novembre</w:t>
-            </w:r>
+              <w:t xml:space="preserve">11 </w:t>
+            </w:r>
+            <w:proofErr w:type="spellStart"/>
+            <w:r>
+              <w:rPr>
+                <w:sz w:val="18"/>
+                <w:szCs w:val="21"/>
+              </w:rPr>
+              <w:t>novembre</w:t>
+            </w:r>
+            <w:proofErr w:type="spellEnd"/>
           </w:p>
         </w:tc>
         <w:tc>
@@ -11408,6 +12799,7 @@
                 <w:szCs w:val="21"/>
               </w:rPr>
             </w:pPr>
+            <w:proofErr w:type="spellStart"/>
             <w:r>
               <w:rPr>
                 <w:sz w:val="18"/>
@@ -11415,6 +12807,7 @@
               </w:rPr>
               <w:t>Déploiement</w:t>
             </w:r>
+            <w:proofErr w:type="spellEnd"/>
           </w:p>
         </w:tc>
         <w:tc>
@@ -11575,8 +12968,17 @@
                 <w:sz w:val="18"/>
                 <w:szCs w:val="21"/>
               </w:rPr>
-              <w:t>9 décembre</w:t>
-            </w:r>
+              <w:t xml:space="preserve">9 </w:t>
+            </w:r>
+            <w:proofErr w:type="spellStart"/>
+            <w:r>
+              <w:rPr>
+                <w:sz w:val="18"/>
+                <w:szCs w:val="21"/>
+              </w:rPr>
+              <w:t>décembre</w:t>
+            </w:r>
+            <w:proofErr w:type="spellEnd"/>
           </w:p>
         </w:tc>
         <w:tc>
@@ -11732,8 +13134,17 @@
                 <w:sz w:val="18"/>
                 <w:szCs w:val="21"/>
               </w:rPr>
-              <w:t>16 décembre</w:t>
-            </w:r>
+              <w:t xml:space="preserve">16 </w:t>
+            </w:r>
+            <w:proofErr w:type="spellStart"/>
+            <w:r>
+              <w:rPr>
+                <w:sz w:val="18"/>
+                <w:szCs w:val="21"/>
+              </w:rPr>
+              <w:t>décembre</w:t>
+            </w:r>
+            <w:proofErr w:type="spellEnd"/>
           </w:p>
         </w:tc>
         <w:tc>
@@ -11818,7 +13229,44 @@
           <w:szCs w:val="20"/>
           <w:lang w:val="fr-CA"/>
         </w:rPr>
-        <w:t>Nous avons défini le problème, les objectifs et le périmètre du projet. Nous avons aussi réparti les tâches entre les membres de l’équipe. Pour finir, nous avons regarder les jeu de données.</w:t>
+        <w:lastRenderedPageBreak/>
+        <w:t xml:space="preserve">Nous avons défini le problème, les objectifs et le périmètre du projet. Nous avons aussi réparti les tâches entre les membres de l’équipe. Pour finir, nous avons </w:t>
+      </w:r>
+      <w:proofErr w:type="spellStart"/>
+      <w:r>
+        <w:rPr>
+          <w:sz w:val="18"/>
+          <w:szCs w:val="20"/>
+          <w:lang w:val="fr-CA"/>
+        </w:rPr>
+        <w:t>regarder</w:t>
+      </w:r>
+      <w:proofErr w:type="spellEnd"/>
+      <w:r>
+        <w:rPr>
+          <w:sz w:val="18"/>
+          <w:szCs w:val="20"/>
+          <w:lang w:val="fr-CA"/>
+        </w:rPr>
+        <w:t xml:space="preserve"> </w:t>
+      </w:r>
+      <w:proofErr w:type="gramStart"/>
+      <w:r>
+        <w:rPr>
+          <w:sz w:val="18"/>
+          <w:szCs w:val="20"/>
+          <w:lang w:val="fr-CA"/>
+        </w:rPr>
+        <w:t>les jeu</w:t>
+      </w:r>
+      <w:proofErr w:type="gramEnd"/>
+      <w:r>
+        <w:rPr>
+          <w:sz w:val="18"/>
+          <w:szCs w:val="20"/>
+          <w:lang w:val="fr-CA"/>
+        </w:rPr>
+        <w:t xml:space="preserve"> de données.</w:t>
       </w:r>
     </w:p>
     <w:p>
@@ -12020,7 +13468,25 @@
           <w:szCs w:val="18"/>
           <w:lang w:val="fr-CA"/>
         </w:rPr>
-        <w:t xml:space="preserve">vérifier si le dataset est </w:t>
+        <w:t xml:space="preserve">vérifier si le </w:t>
+      </w:r>
+      <w:proofErr w:type="spellStart"/>
+      <w:r>
+        <w:rPr>
+          <w:sz w:val="18"/>
+          <w:szCs w:val="18"/>
+          <w:lang w:val="fr-CA"/>
+        </w:rPr>
+        <w:t>dataset</w:t>
+      </w:r>
+      <w:proofErr w:type="spellEnd"/>
+      <w:r>
+        <w:rPr>
+          <w:sz w:val="18"/>
+          <w:szCs w:val="18"/>
+          <w:lang w:val="fr-CA"/>
+        </w:rPr>
+        <w:t xml:space="preserve"> est </w:t>
       </w:r>
       <w:r>
         <w:rPr>
@@ -12384,13 +13850,31 @@
             <w:pPr>
               <w:jc w:val="center"/>
             </w:pPr>
+            <w:proofErr w:type="spellStart"/>
             <w:r>
               <w:rPr>
                 <w:b/>
                 <w:sz w:val="19"/>
               </w:rPr>
-              <w:t>Élément modifié</w:t>
-            </w:r>
+              <w:t>Élément</w:t>
+            </w:r>
+            <w:proofErr w:type="spellEnd"/>
+            <w:r>
+              <w:rPr>
+                <w:b/>
+                <w:sz w:val="19"/>
+              </w:rPr>
+              <w:t xml:space="preserve"> </w:t>
+            </w:r>
+            <w:proofErr w:type="spellStart"/>
+            <w:r>
+              <w:rPr>
+                <w:b/>
+                <w:sz w:val="19"/>
+              </w:rPr>
+              <w:t>modifié</w:t>
+            </w:r>
+            <w:proofErr w:type="spellEnd"/>
           </w:p>
         </w:tc>
         <w:tc>
@@ -12414,8 +13898,33 @@
                 <w:b/>
                 <w:sz w:val="19"/>
               </w:rPr>
-              <w:t>Ce qui était prévu</w:t>
-            </w:r>
+              <w:t xml:space="preserve">Ce qui </w:t>
+            </w:r>
+            <w:proofErr w:type="spellStart"/>
+            <w:r>
+              <w:rPr>
+                <w:b/>
+                <w:sz w:val="19"/>
+              </w:rPr>
+              <w:t>était</w:t>
+            </w:r>
+            <w:proofErr w:type="spellEnd"/>
+            <w:r>
+              <w:rPr>
+                <w:b/>
+                <w:sz w:val="19"/>
+              </w:rPr>
+              <w:t xml:space="preserve"> </w:t>
+            </w:r>
+            <w:proofErr w:type="spellStart"/>
+            <w:r>
+              <w:rPr>
+                <w:b/>
+                <w:sz w:val="19"/>
+              </w:rPr>
+              <w:t>prévu</w:t>
+            </w:r>
+            <w:proofErr w:type="spellEnd"/>
           </w:p>
         </w:tc>
         <w:tc>
@@ -12439,8 +13948,17 @@
                 <w:b/>
                 <w:sz w:val="19"/>
               </w:rPr>
-              <w:t>Ce qui a changé</w:t>
-            </w:r>
+              <w:t xml:space="preserve">Ce qui a </w:t>
+            </w:r>
+            <w:proofErr w:type="spellStart"/>
+            <w:r>
+              <w:rPr>
+                <w:b/>
+                <w:sz w:val="19"/>
+              </w:rPr>
+              <w:t>changé</w:t>
+            </w:r>
+            <w:proofErr w:type="spellEnd"/>
           </w:p>
         </w:tc>
         <w:tc>
@@ -12459,13 +13977,24 @@
             <w:pPr>
               <w:jc w:val="center"/>
             </w:pPr>
+            <w:proofErr w:type="spellStart"/>
+            <w:proofErr w:type="gramStart"/>
             <w:r>
               <w:rPr>
                 <w:b/>
                 <w:sz w:val="19"/>
               </w:rPr>
-              <w:t>Pourquoi ?</w:t>
-            </w:r>
+              <w:t>Pourquoi</w:t>
+            </w:r>
+            <w:proofErr w:type="spellEnd"/>
+            <w:r>
+              <w:rPr>
+                <w:b/>
+                <w:sz w:val="19"/>
+              </w:rPr>
+              <w:t xml:space="preserve"> ?</w:t>
+            </w:r>
+            <w:proofErr w:type="gramEnd"/>
           </w:p>
         </w:tc>
       </w:tr>
@@ -12810,7 +14339,15 @@
       </w:pPr>
       <w:bookmarkStart w:id="27" w:name="_Toc2082795802"/>
       <w:r>
-        <w:t>10. Préparation des données</w:t>
+        <w:t xml:space="preserve">10. </w:t>
+      </w:r>
+      <w:proofErr w:type="spellStart"/>
+      <w:r>
+        <w:t>Préparation</w:t>
+      </w:r>
+      <w:proofErr w:type="spellEnd"/>
+      <w:r>
+        <w:t xml:space="preserve"> des données</w:t>
       </w:r>
       <w:bookmarkEnd w:id="27"/>
     </w:p>
@@ -12867,8 +14404,17 @@
                 <w:b/>
                 <w:sz w:val="19"/>
               </w:rPr>
-              <w:t>Action réalisée</w:t>
-            </w:r>
+              <w:t xml:space="preserve">Action </w:t>
+            </w:r>
+            <w:proofErr w:type="spellStart"/>
+            <w:r>
+              <w:rPr>
+                <w:b/>
+                <w:sz w:val="19"/>
+              </w:rPr>
+              <w:t>réalisée</w:t>
+            </w:r>
+            <w:proofErr w:type="spellEnd"/>
           </w:p>
         </w:tc>
         <w:tc>
@@ -12887,13 +14433,56 @@
             <w:pPr>
               <w:jc w:val="center"/>
             </w:pPr>
+            <w:proofErr w:type="spellStart"/>
             <w:r>
               <w:rPr>
                 <w:b/>
                 <w:sz w:val="19"/>
               </w:rPr>
-              <w:t>Pourquoi était-elle nécessaire ?</w:t>
-            </w:r>
+              <w:t>Pourquoi</w:t>
+            </w:r>
+            <w:proofErr w:type="spellEnd"/>
+            <w:r>
+              <w:rPr>
+                <w:b/>
+                <w:sz w:val="19"/>
+              </w:rPr>
+              <w:t xml:space="preserve"> </w:t>
+            </w:r>
+            <w:proofErr w:type="spellStart"/>
+            <w:r>
+              <w:rPr>
+                <w:b/>
+                <w:sz w:val="19"/>
+              </w:rPr>
+              <w:t>était-elle</w:t>
+            </w:r>
+            <w:proofErr w:type="spellEnd"/>
+            <w:r>
+              <w:rPr>
+                <w:b/>
+                <w:sz w:val="19"/>
+              </w:rPr>
+              <w:t xml:space="preserve"> </w:t>
+            </w:r>
+            <w:proofErr w:type="spellStart"/>
+            <w:proofErr w:type="gramStart"/>
+            <w:r>
+              <w:rPr>
+                <w:b/>
+                <w:sz w:val="19"/>
+              </w:rPr>
+              <w:t>nécessaire</w:t>
+            </w:r>
+            <w:proofErr w:type="spellEnd"/>
+            <w:r>
+              <w:rPr>
+                <w:b/>
+                <w:sz w:val="19"/>
+              </w:rPr>
+              <w:t xml:space="preserve"> ?</w:t>
+            </w:r>
+            <w:proofErr w:type="gramEnd"/>
           </w:p>
         </w:tc>
         <w:tc>
@@ -12912,13 +14501,47 @@
             <w:pPr>
               <w:jc w:val="center"/>
             </w:pPr>
+            <w:proofErr w:type="spellStart"/>
             <w:r>
               <w:rPr>
                 <w:b/>
                 <w:sz w:val="19"/>
               </w:rPr>
-              <w:t>Résultat / effet obtenu</w:t>
-            </w:r>
+              <w:t>Résultat</w:t>
+            </w:r>
+            <w:proofErr w:type="spellEnd"/>
+            <w:r>
+              <w:rPr>
+                <w:b/>
+                <w:sz w:val="19"/>
+              </w:rPr>
+              <w:t xml:space="preserve"> / </w:t>
+            </w:r>
+            <w:proofErr w:type="spellStart"/>
+            <w:r>
+              <w:rPr>
+                <w:b/>
+                <w:sz w:val="19"/>
+              </w:rPr>
+              <w:t>effet</w:t>
+            </w:r>
+            <w:proofErr w:type="spellEnd"/>
+            <w:r>
+              <w:rPr>
+                <w:b/>
+                <w:sz w:val="19"/>
+              </w:rPr>
+              <w:t xml:space="preserve"> </w:t>
+            </w:r>
+            <w:proofErr w:type="spellStart"/>
+            <w:r>
+              <w:rPr>
+                <w:b/>
+                <w:sz w:val="19"/>
+              </w:rPr>
+              <w:t>obtenu</w:t>
+            </w:r>
+            <w:proofErr w:type="spellEnd"/>
           </w:p>
         </w:tc>
       </w:tr>
@@ -13403,8 +15026,17 @@
                 <w:b/>
                 <w:sz w:val="19"/>
               </w:rPr>
-              <w:t>Transformation appliquée</w:t>
-            </w:r>
+              <w:t xml:space="preserve">Transformation </w:t>
+            </w:r>
+            <w:proofErr w:type="spellStart"/>
+            <w:r>
+              <w:rPr>
+                <w:b/>
+                <w:sz w:val="19"/>
+              </w:rPr>
+              <w:t>appliquée</w:t>
+            </w:r>
+            <w:proofErr w:type="spellEnd"/>
           </w:p>
         </w:tc>
         <w:tc>
@@ -13423,13 +15055,24 @@
             <w:pPr>
               <w:jc w:val="center"/>
             </w:pPr>
+            <w:proofErr w:type="spellStart"/>
+            <w:proofErr w:type="gramStart"/>
             <w:r>
               <w:rPr>
                 <w:b/>
                 <w:sz w:val="19"/>
               </w:rPr>
-              <w:t>Utilisée ?</w:t>
-            </w:r>
+              <w:t>Utilisée</w:t>
+            </w:r>
+            <w:proofErr w:type="spellEnd"/>
+            <w:r>
+              <w:rPr>
+                <w:b/>
+                <w:sz w:val="19"/>
+              </w:rPr>
+              <w:t xml:space="preserve"> ?</w:t>
+            </w:r>
+            <w:proofErr w:type="gramEnd"/>
           </w:p>
         </w:tc>
       </w:tr>
@@ -13951,9 +15594,14 @@
       </w:pPr>
       <w:bookmarkStart w:id="29" w:name="_Toc1769301782"/>
       <w:r>
-        <w:t>11. Modélisation</w:t>
+        <w:t xml:space="preserve">11. </w:t>
+      </w:r>
+      <w:proofErr w:type="spellStart"/>
+      <w:r>
+        <w:t>Modélisation</w:t>
       </w:r>
       <w:bookmarkEnd w:id="29"/>
+      <w:proofErr w:type="spellEnd"/>
     </w:p>
     <w:p>
       <w:pPr>
@@ -13962,9 +15610,22 @@
       </w:pPr>
       <w:bookmarkStart w:id="30" w:name="_Toc561233477"/>
       <w:r>
-        <w:t>11.1 Modèle de référence</w:t>
+        <w:t xml:space="preserve">11.1 </w:t>
+      </w:r>
+      <w:proofErr w:type="spellStart"/>
+      <w:r>
+        <w:t>Modèle</w:t>
+      </w:r>
+      <w:proofErr w:type="spellEnd"/>
+      <w:r>
+        <w:t xml:space="preserve"> de </w:t>
+      </w:r>
+      <w:proofErr w:type="spellStart"/>
+      <w:r>
+        <w:t>référence</w:t>
       </w:r>
       <w:bookmarkEnd w:id="30"/>
+      <w:proofErr w:type="spellEnd"/>
     </w:p>
     <w:p>
       <w:pPr>
@@ -14119,13 +15780,31 @@
             <w:pPr>
               <w:jc w:val="center"/>
             </w:pPr>
+            <w:proofErr w:type="spellStart"/>
             <w:r>
               <w:rPr>
                 <w:b/>
                 <w:sz w:val="19"/>
               </w:rPr>
-              <w:t>Modèle / approche</w:t>
-            </w:r>
+              <w:t>Modèle</w:t>
+            </w:r>
+            <w:proofErr w:type="spellEnd"/>
+            <w:r>
+              <w:rPr>
+                <w:b/>
+                <w:sz w:val="19"/>
+              </w:rPr>
+              <w:t xml:space="preserve"> / </w:t>
+            </w:r>
+            <w:proofErr w:type="spellStart"/>
+            <w:r>
+              <w:rPr>
+                <w:b/>
+                <w:sz w:val="19"/>
+              </w:rPr>
+              <w:t>approche</w:t>
+            </w:r>
+            <w:proofErr w:type="spellEnd"/>
           </w:p>
         </w:tc>
         <w:tc>
@@ -14144,13 +15823,56 @@
             <w:pPr>
               <w:jc w:val="center"/>
             </w:pPr>
+            <w:proofErr w:type="spellStart"/>
             <w:r>
               <w:rPr>
                 <w:b/>
                 <w:sz w:val="19"/>
               </w:rPr>
-              <w:t>Pourquoi l’avoir testé ?</w:t>
-            </w:r>
+              <w:t>Pourquoi</w:t>
+            </w:r>
+            <w:proofErr w:type="spellEnd"/>
+            <w:r>
+              <w:rPr>
+                <w:b/>
+                <w:sz w:val="19"/>
+              </w:rPr>
+              <w:t xml:space="preserve"> </w:t>
+            </w:r>
+            <w:proofErr w:type="spellStart"/>
+            <w:r>
+              <w:rPr>
+                <w:b/>
+                <w:sz w:val="19"/>
+              </w:rPr>
+              <w:t>l’avoir</w:t>
+            </w:r>
+            <w:proofErr w:type="spellEnd"/>
+            <w:r>
+              <w:rPr>
+                <w:b/>
+                <w:sz w:val="19"/>
+              </w:rPr>
+              <w:t xml:space="preserve"> </w:t>
+            </w:r>
+            <w:proofErr w:type="spellStart"/>
+            <w:proofErr w:type="gramStart"/>
+            <w:r>
+              <w:rPr>
+                <w:b/>
+                <w:sz w:val="19"/>
+              </w:rPr>
+              <w:t>testé</w:t>
+            </w:r>
+            <w:proofErr w:type="spellEnd"/>
+            <w:r>
+              <w:rPr>
+                <w:b/>
+                <w:sz w:val="19"/>
+              </w:rPr>
+              <w:t xml:space="preserve"> ?</w:t>
+            </w:r>
+            <w:proofErr w:type="gramEnd"/>
           </w:p>
         </w:tc>
         <w:tc>
@@ -14169,13 +15891,63 @@
             <w:pPr>
               <w:jc w:val="center"/>
             </w:pPr>
+            <w:proofErr w:type="spellStart"/>
             <w:r>
               <w:rPr>
                 <w:b/>
                 <w:sz w:val="19"/>
               </w:rPr>
-              <w:t>Paramètres ou éléments importants</w:t>
-            </w:r>
+              <w:t>Paramètres</w:t>
+            </w:r>
+            <w:proofErr w:type="spellEnd"/>
+            <w:r>
+              <w:rPr>
+                <w:b/>
+                <w:sz w:val="19"/>
+              </w:rPr>
+              <w:t xml:space="preserve"> </w:t>
+            </w:r>
+            <w:proofErr w:type="spellStart"/>
+            <w:r>
+              <w:rPr>
+                <w:b/>
+                <w:sz w:val="19"/>
+              </w:rPr>
+              <w:t>ou</w:t>
+            </w:r>
+            <w:proofErr w:type="spellEnd"/>
+            <w:r>
+              <w:rPr>
+                <w:b/>
+                <w:sz w:val="19"/>
+              </w:rPr>
+              <w:t xml:space="preserve"> </w:t>
+            </w:r>
+            <w:proofErr w:type="spellStart"/>
+            <w:r>
+              <w:rPr>
+                <w:b/>
+                <w:sz w:val="19"/>
+              </w:rPr>
+              <w:t>éléments</w:t>
+            </w:r>
+            <w:proofErr w:type="spellEnd"/>
+            <w:r>
+              <w:rPr>
+                <w:b/>
+                <w:sz w:val="19"/>
+              </w:rPr>
+              <w:t xml:space="preserve"> </w:t>
+            </w:r>
+            <w:proofErr w:type="spellStart"/>
+            <w:r>
+              <w:rPr>
+                <w:b/>
+                <w:sz w:val="19"/>
+              </w:rPr>
+              <w:t>importants</w:t>
+            </w:r>
+            <w:proofErr w:type="spellEnd"/>
           </w:p>
         </w:tc>
       </w:tr>
@@ -14444,9 +16216,14 @@
       </w:pPr>
       <w:bookmarkStart w:id="32" w:name="_Toc1288578959"/>
       <w:r>
-        <w:t>12. Optimisation</w:t>
+        <w:t xml:space="preserve">12. </w:t>
+      </w:r>
+      <w:proofErr w:type="spellStart"/>
+      <w:r>
+        <w:t>Optimisation</w:t>
       </w:r>
       <w:bookmarkEnd w:id="32"/>
+      <w:proofErr w:type="spellEnd"/>
     </w:p>
     <w:p>
       <w:pPr>
@@ -14496,14 +16273,32 @@
             <w:pPr>
               <w:jc w:val="center"/>
             </w:pPr>
+            <w:proofErr w:type="spellStart"/>
             <w:r>
               <w:rPr>
                 <w:b/>
                 <w:sz w:val="19"/>
               </w:rPr>
               <w:lastRenderedPageBreak/>
-              <w:t>Approche d’optimisation</w:t>
-            </w:r>
+              <w:t>Approche</w:t>
+            </w:r>
+            <w:proofErr w:type="spellEnd"/>
+            <w:r>
+              <w:rPr>
+                <w:b/>
+                <w:sz w:val="19"/>
+              </w:rPr>
+              <w:t xml:space="preserve"> </w:t>
+            </w:r>
+            <w:proofErr w:type="spellStart"/>
+            <w:r>
+              <w:rPr>
+                <w:b/>
+                <w:sz w:val="19"/>
+              </w:rPr>
+              <w:t>d’optimisation</w:t>
+            </w:r>
+            <w:proofErr w:type="spellEnd"/>
           </w:p>
         </w:tc>
         <w:tc>
@@ -14551,13 +16346,31 @@
             <w:pPr>
               <w:jc w:val="center"/>
             </w:pPr>
+            <w:proofErr w:type="spellStart"/>
             <w:r>
               <w:rPr>
                 <w:b/>
                 <w:sz w:val="19"/>
               </w:rPr>
-              <w:t>Effet observé</w:t>
-            </w:r>
+              <w:t>Effet</w:t>
+            </w:r>
+            <w:proofErr w:type="spellEnd"/>
+            <w:r>
+              <w:rPr>
+                <w:b/>
+                <w:sz w:val="19"/>
+              </w:rPr>
+              <w:t xml:space="preserve"> </w:t>
+            </w:r>
+            <w:proofErr w:type="spellStart"/>
+            <w:r>
+              <w:rPr>
+                <w:b/>
+                <w:sz w:val="19"/>
+              </w:rPr>
+              <w:t>observé</w:t>
+            </w:r>
+            <w:proofErr w:type="spellEnd"/>
           </w:p>
         </w:tc>
       </w:tr>
@@ -14826,9 +16639,22 @@
       </w:pPr>
       <w:bookmarkStart w:id="33" w:name="_Toc648129540"/>
       <w:r>
-        <w:t>13. Évaluation des modèles</w:t>
+        <w:t xml:space="preserve">13. </w:t>
+      </w:r>
+      <w:proofErr w:type="spellStart"/>
+      <w:r>
+        <w:t>Évaluation</w:t>
+      </w:r>
+      <w:proofErr w:type="spellEnd"/>
+      <w:r>
+        <w:t xml:space="preserve"> des </w:t>
+      </w:r>
+      <w:proofErr w:type="spellStart"/>
+      <w:r>
+        <w:t>modèles</w:t>
       </w:r>
       <w:bookmarkEnd w:id="33"/>
+      <w:proofErr w:type="spellEnd"/>
     </w:p>
     <w:p>
       <w:pPr>
@@ -14837,9 +16663,22 @@
       </w:pPr>
       <w:bookmarkStart w:id="34" w:name="_Toc1037145765"/>
       <w:r>
-        <w:t>13.1 Métriques utilisées</w:t>
+        <w:t xml:space="preserve">13.1 </w:t>
+      </w:r>
+      <w:proofErr w:type="spellStart"/>
+      <w:r>
+        <w:t>Métriques</w:t>
+      </w:r>
+      <w:proofErr w:type="spellEnd"/>
+      <w:r>
+        <w:t xml:space="preserve"> </w:t>
+      </w:r>
+      <w:proofErr w:type="spellStart"/>
+      <w:r>
+        <w:t>utilisées</w:t>
       </w:r>
       <w:bookmarkEnd w:id="34"/>
+      <w:proofErr w:type="spellEnd"/>
     </w:p>
     <w:p>
       <w:pPr>
@@ -14888,6 +16727,7 @@
             <w:pPr>
               <w:jc w:val="center"/>
             </w:pPr>
+            <w:proofErr w:type="spellStart"/>
             <w:r>
               <w:rPr>
                 <w:b/>
@@ -14895,6 +16735,7 @@
               </w:rPr>
               <w:t>Métrique</w:t>
             </w:r>
+            <w:proofErr w:type="spellEnd"/>
           </w:p>
         </w:tc>
         <w:tc>
@@ -15111,9 +16952,14 @@
       </w:pPr>
       <w:bookmarkStart w:id="35" w:name="_Toc321043625"/>
       <w:r>
-        <w:t>13.2 Résultats</w:t>
+        <w:t xml:space="preserve">13.2 </w:t>
+      </w:r>
+      <w:proofErr w:type="spellStart"/>
+      <w:r>
+        <w:t>Résultats</w:t>
       </w:r>
       <w:bookmarkEnd w:id="35"/>
+      <w:proofErr w:type="spellEnd"/>
     </w:p>
     <w:tbl>
       <w:tblPr>
@@ -15151,6 +16997,7 @@
             <w:pPr>
               <w:jc w:val="center"/>
             </w:pPr>
+            <w:proofErr w:type="spellStart"/>
             <w:r>
               <w:rPr>
                 <w:b/>
@@ -15158,6 +17005,7 @@
               </w:rPr>
               <w:t>Modèle</w:t>
             </w:r>
+            <w:proofErr w:type="spellEnd"/>
           </w:p>
         </w:tc>
         <w:tc>
@@ -15176,12 +17024,21 @@
             <w:pPr>
               <w:jc w:val="center"/>
             </w:pPr>
+            <w:proofErr w:type="spellStart"/>
             <w:r>
               <w:rPr>
                 <w:b/>
                 <w:sz w:val="19"/>
               </w:rPr>
-              <w:t>Métrique 1</w:t>
+              <w:t>Métrique</w:t>
+            </w:r>
+            <w:proofErr w:type="spellEnd"/>
+            <w:r>
+              <w:rPr>
+                <w:b/>
+                <w:sz w:val="19"/>
+              </w:rPr>
+              <w:t xml:space="preserve"> 1</w:t>
             </w:r>
           </w:p>
         </w:tc>
@@ -15201,12 +17058,21 @@
             <w:pPr>
               <w:jc w:val="center"/>
             </w:pPr>
+            <w:proofErr w:type="spellStart"/>
             <w:r>
               <w:rPr>
                 <w:b/>
                 <w:sz w:val="19"/>
               </w:rPr>
-              <w:t>Métrique 2</w:t>
+              <w:t>Métrique</w:t>
+            </w:r>
+            <w:proofErr w:type="spellEnd"/>
+            <w:r>
+              <w:rPr>
+                <w:b/>
+                <w:sz w:val="19"/>
+              </w:rPr>
+              <w:t xml:space="preserve"> 2</w:t>
             </w:r>
           </w:p>
         </w:tc>
@@ -15226,12 +17092,21 @@
             <w:pPr>
               <w:jc w:val="center"/>
             </w:pPr>
+            <w:proofErr w:type="spellStart"/>
             <w:r>
               <w:rPr>
                 <w:b/>
                 <w:sz w:val="19"/>
               </w:rPr>
-              <w:t>Métrique 3</w:t>
+              <w:t>Métrique</w:t>
+            </w:r>
+            <w:proofErr w:type="spellEnd"/>
+            <w:r>
+              <w:rPr>
+                <w:b/>
+                <w:sz w:val="19"/>
+              </w:rPr>
+              <w:t xml:space="preserve"> 3</w:t>
             </w:r>
           </w:p>
         </w:tc>
@@ -15256,8 +17131,17 @@
                 <w:b/>
                 <w:sz w:val="19"/>
               </w:rPr>
-              <w:t>Observation principale</w:t>
-            </w:r>
+              <w:t xml:space="preserve">Observation </w:t>
+            </w:r>
+            <w:proofErr w:type="spellStart"/>
+            <w:r>
+              <w:rPr>
+                <w:b/>
+                <w:sz w:val="19"/>
+              </w:rPr>
+              <w:t>principale</w:t>
+            </w:r>
+            <w:proofErr w:type="spellEnd"/>
           </w:p>
         </w:tc>
       </w:tr>
@@ -15678,9 +17562,22 @@
       </w:pPr>
       <w:bookmarkStart w:id="36" w:name="_Toc1853460085"/>
       <w:r>
-        <w:t>13.3 Analyse des résultats</w:t>
+        <w:t xml:space="preserve">13.3 </w:t>
+      </w:r>
+      <w:proofErr w:type="spellStart"/>
+      <w:r>
+        <w:t>Analyse</w:t>
+      </w:r>
+      <w:proofErr w:type="spellEnd"/>
+      <w:r>
+        <w:t xml:space="preserve"> des </w:t>
+      </w:r>
+      <w:proofErr w:type="spellStart"/>
+      <w:r>
+        <w:t>résultats</w:t>
       </w:r>
       <w:bookmarkEnd w:id="36"/>
+      <w:proofErr w:type="spellEnd"/>
     </w:p>
     <w:p>
       <w:pPr>
@@ -16388,6 +18285,7 @@
             <w:pPr>
               <w:jc w:val="center"/>
             </w:pPr>
+            <w:proofErr w:type="spellStart"/>
             <w:r>
               <w:rPr>
                 <w:b/>
@@ -16395,6 +18293,7 @@
               </w:rPr>
               <w:t>Élément</w:t>
             </w:r>
+            <w:proofErr w:type="spellEnd"/>
           </w:p>
         </w:tc>
         <w:tc>
@@ -16413,6 +18312,7 @@
             <w:pPr>
               <w:jc w:val="center"/>
             </w:pPr>
+            <w:proofErr w:type="spellStart"/>
             <w:r>
               <w:rPr>
                 <w:b/>
@@ -16420,6 +18320,7 @@
               </w:rPr>
               <w:t>Réponse</w:t>
             </w:r>
+            <w:proofErr w:type="spellEnd"/>
           </w:p>
         </w:tc>
       </w:tr>
@@ -16439,12 +18340,42 @@
             </w:tcMar>
           </w:tcPr>
           <w:p>
+            <w:proofErr w:type="spellStart"/>
             <w:r>
               <w:rPr>
                 <w:b/>
               </w:rPr>
-              <w:t>Modèle / approche retenue</w:t>
-            </w:r>
+              <w:t>Modèle</w:t>
+            </w:r>
+            <w:proofErr w:type="spellEnd"/>
+            <w:r>
+              <w:rPr>
+                <w:b/>
+              </w:rPr>
+              <w:t xml:space="preserve"> / </w:t>
+            </w:r>
+            <w:proofErr w:type="spellStart"/>
+            <w:r>
+              <w:rPr>
+                <w:b/>
+              </w:rPr>
+              <w:t>approche</w:t>
+            </w:r>
+            <w:proofErr w:type="spellEnd"/>
+            <w:r>
+              <w:rPr>
+                <w:b/>
+              </w:rPr>
+              <w:t xml:space="preserve"> </w:t>
+            </w:r>
+            <w:proofErr w:type="spellStart"/>
+            <w:r>
+              <w:rPr>
+                <w:b/>
+              </w:rPr>
+              <w:t>retenue</w:t>
+            </w:r>
+            <w:proofErr w:type="spellEnd"/>
           </w:p>
         </w:tc>
         <w:tc>
@@ -16487,8 +18418,16 @@
               <w:rPr>
                 <w:b/>
               </w:rPr>
-              <w:t>Performance principale</w:t>
-            </w:r>
+              <w:t xml:space="preserve">Performance </w:t>
+            </w:r>
+            <w:proofErr w:type="spellStart"/>
+            <w:r>
+              <w:rPr>
+                <w:b/>
+              </w:rPr>
+              <w:t>principale</w:t>
+            </w:r>
+            <w:proofErr w:type="spellEnd"/>
           </w:p>
         </w:tc>
         <w:tc>
@@ -16527,12 +18466,42 @@
             </w:tcMar>
           </w:tcPr>
           <w:p>
+            <w:proofErr w:type="spellStart"/>
             <w:r>
               <w:rPr>
                 <w:b/>
               </w:rPr>
-              <w:t>Pourquoi ce choix ?</w:t>
-            </w:r>
+              <w:t>Pourquoi</w:t>
+            </w:r>
+            <w:proofErr w:type="spellEnd"/>
+            <w:r>
+              <w:rPr>
+                <w:b/>
+              </w:rPr>
+              <w:t xml:space="preserve"> </w:t>
+            </w:r>
+            <w:proofErr w:type="spellStart"/>
+            <w:r>
+              <w:rPr>
+                <w:b/>
+              </w:rPr>
+              <w:t>ce</w:t>
+            </w:r>
+            <w:proofErr w:type="spellEnd"/>
+            <w:r>
+              <w:rPr>
+                <w:b/>
+              </w:rPr>
+              <w:t xml:space="preserve"> </w:t>
+            </w:r>
+            <w:proofErr w:type="gramStart"/>
+            <w:r>
+              <w:rPr>
+                <w:b/>
+              </w:rPr>
+              <w:t>choix ?</w:t>
+            </w:r>
+            <w:proofErr w:type="gramEnd"/>
           </w:p>
         </w:tc>
         <w:tc>
@@ -16575,8 +18544,16 @@
               <w:rPr>
                 <w:b/>
               </w:rPr>
-              <w:t>Entrées nécessaires</w:t>
-            </w:r>
+              <w:t xml:space="preserve">Entrées </w:t>
+            </w:r>
+            <w:proofErr w:type="spellStart"/>
+            <w:r>
+              <w:rPr>
+                <w:b/>
+              </w:rPr>
+              <w:t>nécessaires</w:t>
+            </w:r>
+            <w:proofErr w:type="spellEnd"/>
           </w:p>
         </w:tc>
         <w:tc>
@@ -16615,12 +18592,28 @@
             </w:tcMar>
           </w:tcPr>
           <w:p>
+            <w:proofErr w:type="spellStart"/>
             <w:r>
               <w:rPr>
                 <w:b/>
               </w:rPr>
-              <w:t>Résultat produit</w:t>
-            </w:r>
+              <w:t>Résultat</w:t>
+            </w:r>
+            <w:proofErr w:type="spellEnd"/>
+            <w:r>
+              <w:rPr>
+                <w:b/>
+              </w:rPr>
+              <w:t xml:space="preserve"> </w:t>
+            </w:r>
+            <w:proofErr w:type="spellStart"/>
+            <w:r>
+              <w:rPr>
+                <w:b/>
+              </w:rPr>
+              <w:t>produit</w:t>
+            </w:r>
+            <w:proofErr w:type="spellEnd"/>
           </w:p>
         </w:tc>
         <w:tc>
@@ -16656,7 +18649,15 @@
       </w:pPr>
       <w:bookmarkStart w:id="39" w:name="_Toc713898782"/>
       <w:r>
-        <w:t>16. Déploiement / prototype</w:t>
+        <w:t xml:space="preserve">16. </w:t>
+      </w:r>
+      <w:proofErr w:type="spellStart"/>
+      <w:r>
+        <w:t>Déploiement</w:t>
+      </w:r>
+      <w:proofErr w:type="spellEnd"/>
+      <w:r>
+        <w:t xml:space="preserve"> / prototype</w:t>
       </w:r>
       <w:bookmarkEnd w:id="39"/>
     </w:p>
@@ -16707,6 +18708,7 @@
             <w:pPr>
               <w:jc w:val="center"/>
             </w:pPr>
+            <w:proofErr w:type="spellStart"/>
             <w:r>
               <w:rPr>
                 <w:b/>
@@ -16714,6 +18716,7 @@
               </w:rPr>
               <w:t>Élément</w:t>
             </w:r>
+            <w:proofErr w:type="spellEnd"/>
           </w:p>
         </w:tc>
         <w:tc>
@@ -16802,12 +18805,14 @@
             </w:tcMar>
           </w:tcPr>
           <w:p>
+            <w:proofErr w:type="spellStart"/>
             <w:r>
               <w:rPr>
                 <w:b/>
               </w:rPr>
               <w:t>Traitement</w:t>
             </w:r>
+            <w:proofErr w:type="spellEnd"/>
           </w:p>
         </w:tc>
         <w:tc>
@@ -16890,12 +18895,28 @@
             </w:tcMar>
           </w:tcPr>
           <w:p>
+            <w:proofErr w:type="spellStart"/>
             <w:r>
               <w:rPr>
                 <w:b/>
               </w:rPr>
-              <w:t>Utilisateur visé</w:t>
-            </w:r>
+              <w:t>Utilisateur</w:t>
+            </w:r>
+            <w:proofErr w:type="spellEnd"/>
+            <w:r>
+              <w:rPr>
+                <w:b/>
+              </w:rPr>
+              <w:t xml:space="preserve"> </w:t>
+            </w:r>
+            <w:proofErr w:type="spellStart"/>
+            <w:r>
+              <w:rPr>
+                <w:b/>
+              </w:rPr>
+              <w:t>visé</w:t>
+            </w:r>
+            <w:proofErr w:type="spellEnd"/>
           </w:p>
         </w:tc>
         <w:tc>
@@ -16931,7 +18952,15 @@
       </w:pPr>
       <w:bookmarkStart w:id="40" w:name="_Toc1543314659"/>
       <w:r>
-        <w:t>17. Mode d’utilisation de la solution</w:t>
+        <w:t xml:space="preserve">17. Mode </w:t>
+      </w:r>
+      <w:proofErr w:type="spellStart"/>
+      <w:r>
+        <w:t>d’utilisation</w:t>
+      </w:r>
+      <w:proofErr w:type="spellEnd"/>
+      <w:r>
+        <w:t xml:space="preserve"> de la solution</w:t>
       </w:r>
       <w:bookmarkEnd w:id="40"/>
     </w:p>
@@ -17012,8 +19041,17 @@
                 <w:b/>
                 <w:sz w:val="19"/>
               </w:rPr>
-              <w:t>Action à réaliser</w:t>
-            </w:r>
+              <w:t xml:space="preserve">Action à </w:t>
+            </w:r>
+            <w:proofErr w:type="spellStart"/>
+            <w:r>
+              <w:rPr>
+                <w:b/>
+                <w:sz w:val="19"/>
+              </w:rPr>
+              <w:t>réaliser</w:t>
+            </w:r>
+            <w:proofErr w:type="spellEnd"/>
           </w:p>
         </w:tc>
       </w:tr>
@@ -17251,7 +19289,15 @@
       </w:pPr>
       <w:bookmarkStart w:id="41" w:name="_Toc1790874591"/>
       <w:r>
-        <w:t>18. Suivi et maintenance</w:t>
+        <w:t xml:space="preserve">18. </w:t>
+      </w:r>
+      <w:proofErr w:type="spellStart"/>
+      <w:r>
+        <w:t>Suivi</w:t>
+      </w:r>
+      <w:proofErr w:type="spellEnd"/>
+      <w:r>
+        <w:t xml:space="preserve"> et maintenance</w:t>
       </w:r>
       <w:bookmarkEnd w:id="41"/>
     </w:p>
@@ -17303,13 +19349,31 @@
             <w:pPr>
               <w:jc w:val="center"/>
             </w:pPr>
+            <w:proofErr w:type="spellStart"/>
             <w:r>
               <w:rPr>
                 <w:b/>
                 <w:sz w:val="19"/>
               </w:rPr>
-              <w:t>Élément à surveiller</w:t>
-            </w:r>
+              <w:t>Élément</w:t>
+            </w:r>
+            <w:proofErr w:type="spellEnd"/>
+            <w:r>
+              <w:rPr>
+                <w:b/>
+                <w:sz w:val="19"/>
+              </w:rPr>
+              <w:t xml:space="preserve"> à </w:t>
+            </w:r>
+            <w:proofErr w:type="spellStart"/>
+            <w:r>
+              <w:rPr>
+                <w:b/>
+                <w:sz w:val="19"/>
+              </w:rPr>
+              <w:t>surveiller</w:t>
+            </w:r>
+            <w:proofErr w:type="spellEnd"/>
           </w:p>
         </w:tc>
         <w:tc>
@@ -17328,13 +19392,24 @@
             <w:pPr>
               <w:jc w:val="center"/>
             </w:pPr>
+            <w:proofErr w:type="spellStart"/>
+            <w:proofErr w:type="gramStart"/>
             <w:r>
               <w:rPr>
                 <w:b/>
                 <w:sz w:val="19"/>
               </w:rPr>
-              <w:t>Pourquoi ?</w:t>
-            </w:r>
+              <w:t>Pourquoi</w:t>
+            </w:r>
+            <w:proofErr w:type="spellEnd"/>
+            <w:r>
+              <w:rPr>
+                <w:b/>
+                <w:sz w:val="19"/>
+              </w:rPr>
+              <w:t xml:space="preserve"> ?</w:t>
+            </w:r>
+            <w:proofErr w:type="gramEnd"/>
           </w:p>
         </w:tc>
         <w:tc>
@@ -17628,9 +19703,22 @@
       </w:pPr>
       <w:bookmarkStart w:id="42" w:name="_Toc662715352"/>
       <w:r>
-        <w:t>19. Limites du projet</w:t>
+        <w:t xml:space="preserve">19. </w:t>
+      </w:r>
+      <w:proofErr w:type="spellStart"/>
+      <w:r>
+        <w:t>Limites</w:t>
+      </w:r>
+      <w:proofErr w:type="spellEnd"/>
+      <w:r>
+        <w:t xml:space="preserve"> du </w:t>
+      </w:r>
+      <w:proofErr w:type="spellStart"/>
+      <w:r>
+        <w:t>projet</w:t>
       </w:r>
       <w:bookmarkEnd w:id="42"/>
+      <w:proofErr w:type="spellEnd"/>
     </w:p>
     <w:p>
       <w:pPr>
@@ -17806,8 +19894,17 @@
                 <w:b/>
                 <w:sz w:val="19"/>
               </w:rPr>
-              <w:t>Risque / considération</w:t>
-            </w:r>
+              <w:t xml:space="preserve">Risque / </w:t>
+            </w:r>
+            <w:proofErr w:type="spellStart"/>
+            <w:r>
+              <w:rPr>
+                <w:b/>
+                <w:sz w:val="19"/>
+              </w:rPr>
+              <w:t>considération</w:t>
+            </w:r>
+            <w:proofErr w:type="spellEnd"/>
           </w:p>
         </w:tc>
         <w:tc>
@@ -17826,13 +19923,47 @@
             <w:pPr>
               <w:jc w:val="center"/>
             </w:pPr>
+            <w:proofErr w:type="spellStart"/>
             <w:r>
               <w:rPr>
                 <w:b/>
                 <w:sz w:val="19"/>
               </w:rPr>
-              <w:t>Pourquoi est-ce important ?</w:t>
-            </w:r>
+              <w:t>Pourquoi</w:t>
+            </w:r>
+            <w:proofErr w:type="spellEnd"/>
+            <w:r>
+              <w:rPr>
+                <w:b/>
+                <w:sz w:val="19"/>
+              </w:rPr>
+              <w:t xml:space="preserve"> est-</w:t>
+            </w:r>
+            <w:proofErr w:type="spellStart"/>
+            <w:r>
+              <w:rPr>
+                <w:b/>
+                <w:sz w:val="19"/>
+              </w:rPr>
+              <w:t>ce</w:t>
+            </w:r>
+            <w:proofErr w:type="spellEnd"/>
+            <w:r>
+              <w:rPr>
+                <w:b/>
+                <w:sz w:val="19"/>
+              </w:rPr>
+              <w:t xml:space="preserve"> </w:t>
+            </w:r>
+            <w:proofErr w:type="gramStart"/>
+            <w:r>
+              <w:rPr>
+                <w:b/>
+                <w:sz w:val="19"/>
+              </w:rPr>
+              <w:t>important ?</w:t>
+            </w:r>
+            <w:proofErr w:type="gramEnd"/>
           </w:p>
         </w:tc>
         <w:tc>
@@ -17851,12 +19982,53 @@
             <w:pPr>
               <w:jc w:val="center"/>
             </w:pPr>
+            <w:proofErr w:type="spellStart"/>
             <w:r>
               <w:rPr>
                 <w:b/>
                 <w:sz w:val="19"/>
               </w:rPr>
-              <w:t>Mesure ou précaution possible</w:t>
+              <w:t>Mesure</w:t>
+            </w:r>
+            <w:proofErr w:type="spellEnd"/>
+            <w:r>
+              <w:rPr>
+                <w:b/>
+                <w:sz w:val="19"/>
+              </w:rPr>
+              <w:t xml:space="preserve"> </w:t>
+            </w:r>
+            <w:proofErr w:type="spellStart"/>
+            <w:r>
+              <w:rPr>
+                <w:b/>
+                <w:sz w:val="19"/>
+              </w:rPr>
+              <w:t>ou</w:t>
+            </w:r>
+            <w:proofErr w:type="spellEnd"/>
+            <w:r>
+              <w:rPr>
+                <w:b/>
+                <w:sz w:val="19"/>
+              </w:rPr>
+              <w:t xml:space="preserve"> </w:t>
+            </w:r>
+            <w:proofErr w:type="spellStart"/>
+            <w:r>
+              <w:rPr>
+                <w:b/>
+                <w:sz w:val="19"/>
+              </w:rPr>
+              <w:t>précaution</w:t>
+            </w:r>
+            <w:proofErr w:type="spellEnd"/>
+            <w:r>
+              <w:rPr>
+                <w:b/>
+                <w:sz w:val="19"/>
+              </w:rPr>
+              <w:t xml:space="preserve"> possible</w:t>
             </w:r>
           </w:p>
         </w:tc>
@@ -18127,7 +20299,23 @@
       </w:pPr>
       <w:bookmarkStart w:id="44" w:name="_Toc1945446289"/>
       <w:r>
-        <w:t>21. Recommandations et prochaines étapes</w:t>
+        <w:t xml:space="preserve">21. </w:t>
+      </w:r>
+      <w:proofErr w:type="spellStart"/>
+      <w:r>
+        <w:t>Recommandations</w:t>
+      </w:r>
+      <w:proofErr w:type="spellEnd"/>
+      <w:r>
+        <w:t xml:space="preserve"> et </w:t>
+      </w:r>
+      <w:proofErr w:type="spellStart"/>
+      <w:r>
+        <w:t>prochaines</w:t>
+      </w:r>
+      <w:proofErr w:type="spellEnd"/>
+      <w:r>
+        <w:t xml:space="preserve"> étapes</w:t>
       </w:r>
       <w:bookmarkEnd w:id="44"/>
     </w:p>
@@ -18644,6 +20832,7 @@
             <w:pPr>
               <w:jc w:val="center"/>
             </w:pPr>
+            <w:proofErr w:type="spellStart"/>
             <w:r>
               <w:rPr>
                 <w:b/>
@@ -18652,6 +20841,7 @@
               <w:lastRenderedPageBreak/>
               <w:t>Livrable</w:t>
             </w:r>
+            <w:proofErr w:type="spellEnd"/>
           </w:p>
         </w:tc>
         <w:tc>
@@ -18670,13 +20860,31 @@
             <w:pPr>
               <w:jc w:val="center"/>
             </w:pPr>
+            <w:proofErr w:type="spellStart"/>
             <w:r>
               <w:rPr>
                 <w:b/>
                 <w:sz w:val="19"/>
               </w:rPr>
-              <w:t>Rôle dans le projet</w:t>
-            </w:r>
+              <w:t>Rôle</w:t>
+            </w:r>
+            <w:proofErr w:type="spellEnd"/>
+            <w:r>
+              <w:rPr>
+                <w:b/>
+                <w:sz w:val="19"/>
+              </w:rPr>
+              <w:t xml:space="preserve"> dans le </w:t>
+            </w:r>
+            <w:proofErr w:type="spellStart"/>
+            <w:r>
+              <w:rPr>
+                <w:b/>
+                <w:sz w:val="19"/>
+              </w:rPr>
+              <w:t>projet</w:t>
+            </w:r>
+            <w:proofErr w:type="spellEnd"/>
           </w:p>
         </w:tc>
       </w:tr>
@@ -18743,8 +20951,13 @@
           </w:tcPr>
           <w:p>
             <w:r>
-              <w:t>Journal de projet</w:t>
-            </w:r>
+              <w:t xml:space="preserve">Journal de </w:t>
+            </w:r>
+            <w:proofErr w:type="spellStart"/>
+            <w:r>
+              <w:t>projet</w:t>
+            </w:r>
+            <w:proofErr w:type="spellEnd"/>
           </w:p>
         </w:tc>
         <w:tc>
@@ -18834,8 +21047,13 @@
             </w:tcMar>
           </w:tcPr>
           <w:p>
-            <w:r>
-              <w:t>Dictionnaire de données</w:t>
+            <w:proofErr w:type="spellStart"/>
+            <w:r>
+              <w:t>Dictionnaire</w:t>
+            </w:r>
+            <w:proofErr w:type="spellEnd"/>
+            <w:r>
+              <w:t xml:space="preserve"> de données</w:t>
             </w:r>
           </w:p>
         </w:tc>
@@ -18880,9 +21098,19 @@
             </w:tcMar>
           </w:tcPr>
           <w:p>
-            <w:r>
-              <w:t>Présentations des jalons</w:t>
-            </w:r>
+            <w:proofErr w:type="spellStart"/>
+            <w:r>
+              <w:t>Présentations</w:t>
+            </w:r>
+            <w:proofErr w:type="spellEnd"/>
+            <w:r>
+              <w:t xml:space="preserve"> des </w:t>
+            </w:r>
+            <w:proofErr w:type="spellStart"/>
+            <w:r>
+              <w:t>jalons</w:t>
+            </w:r>
+            <w:proofErr w:type="spellEnd"/>
           </w:p>
         </w:tc>
         <w:tc>
@@ -18973,8 +21201,13 @@
           </w:tcPr>
           <w:p>
             <w:r>
-              <w:t>Prototype / démonstration</w:t>
-            </w:r>
+              <w:t xml:space="preserve">Prototype / </w:t>
+            </w:r>
+            <w:proofErr w:type="spellStart"/>
+            <w:r>
+              <w:t>démonstration</w:t>
+            </w:r>
+            <w:proofErr w:type="spellEnd"/>
           </w:p>
         </w:tc>
         <w:tc>
@@ -19055,6 +21288,7 @@
             <w:pPr>
               <w:jc w:val="center"/>
             </w:pPr>
+            <w:proofErr w:type="spellStart"/>
             <w:r>
               <w:rPr>
                 <w:b/>
@@ -19062,6 +21296,7 @@
               </w:rPr>
               <w:t>Élément</w:t>
             </w:r>
+            <w:proofErr w:type="spellEnd"/>
           </w:p>
         </w:tc>
         <w:tc>
@@ -19085,8 +21320,17 @@
                 <w:b/>
                 <w:sz w:val="19"/>
               </w:rPr>
-              <w:t>Exigence / choix de l’équipe</w:t>
-            </w:r>
+              <w:t xml:space="preserve">Exigence / choix de </w:t>
+            </w:r>
+            <w:proofErr w:type="spellStart"/>
+            <w:r>
+              <w:rPr>
+                <w:b/>
+                <w:sz w:val="19"/>
+              </w:rPr>
+              <w:t>l’équipe</w:t>
+            </w:r>
+            <w:proofErr w:type="spellEnd"/>
           </w:p>
         </w:tc>
       </w:tr>
@@ -19106,8 +21350,13 @@
             </w:tcMar>
           </w:tcPr>
           <w:p>
-            <w:r>
-              <w:t>Langage principal</w:t>
+            <w:proofErr w:type="spellStart"/>
+            <w:r>
+              <w:t>Langage</w:t>
+            </w:r>
+            <w:proofErr w:type="spellEnd"/>
+            <w:r>
+              <w:t xml:space="preserve"> principal</w:t>
             </w:r>
           </w:p>
         </w:tc>
@@ -19169,7 +21418,23 @@
           </w:tcPr>
           <w:p>
             <w:r>
-              <w:t>Jupyter Notebook, Google Colab et/ou Visual Studio Code.</w:t>
+              <w:t xml:space="preserve">Jupyter Notebook, Google </w:t>
+            </w:r>
+            <w:proofErr w:type="spellStart"/>
+            <w:r>
+              <w:t>Colab</w:t>
+            </w:r>
+            <w:proofErr w:type="spellEnd"/>
+            <w:r>
+              <w:t xml:space="preserve"> et/</w:t>
+            </w:r>
+            <w:proofErr w:type="spellStart"/>
+            <w:r>
+              <w:t>ou</w:t>
+            </w:r>
+            <w:proofErr w:type="spellEnd"/>
+            <w:r>
+              <w:t xml:space="preserve"> Visual Studio Code.</w:t>
             </w:r>
           </w:p>
         </w:tc>
@@ -19215,7 +21480,63 @@
               <w:rPr>
                 <w:lang w:val="fr-CA"/>
               </w:rPr>
-              <w:t>Pandas, NumPy, Matplotlib, Scikit-learn, TensorFlow ou autres bibliothèques pertinentes.</w:t>
+              <w:t xml:space="preserve">Pandas, </w:t>
+            </w:r>
+            <w:proofErr w:type="spellStart"/>
+            <w:r>
+              <w:rPr>
+                <w:lang w:val="fr-CA"/>
+              </w:rPr>
+              <w:t>NumPy</w:t>
+            </w:r>
+            <w:proofErr w:type="spellEnd"/>
+            <w:r>
+              <w:rPr>
+                <w:lang w:val="fr-CA"/>
+              </w:rPr>
+              <w:t xml:space="preserve">, </w:t>
+            </w:r>
+            <w:proofErr w:type="spellStart"/>
+            <w:r>
+              <w:rPr>
+                <w:lang w:val="fr-CA"/>
+              </w:rPr>
+              <w:t>Matplotlib</w:t>
+            </w:r>
+            <w:proofErr w:type="spellEnd"/>
+            <w:r>
+              <w:rPr>
+                <w:lang w:val="fr-CA"/>
+              </w:rPr>
+              <w:t xml:space="preserve">, </w:t>
+            </w:r>
+            <w:proofErr w:type="spellStart"/>
+            <w:r>
+              <w:rPr>
+                <w:lang w:val="fr-CA"/>
+              </w:rPr>
+              <w:t>Scikit-learn</w:t>
+            </w:r>
+            <w:proofErr w:type="spellEnd"/>
+            <w:r>
+              <w:rPr>
+                <w:lang w:val="fr-CA"/>
+              </w:rPr>
+              <w:t xml:space="preserve">, </w:t>
+            </w:r>
+            <w:proofErr w:type="spellStart"/>
+            <w:r>
+              <w:rPr>
+                <w:lang w:val="fr-CA"/>
+              </w:rPr>
+              <w:t>TensorFlow</w:t>
+            </w:r>
+            <w:proofErr w:type="spellEnd"/>
+            <w:r>
+              <w:rPr>
+                <w:lang w:val="fr-CA"/>
+              </w:rPr>
+              <w:t xml:space="preserve"> ou autres bibliothèques pertinentes.</w:t>
             </w:r>
           </w:p>
         </w:tc>
@@ -19236,9 +21557,11 @@
             </w:tcMar>
           </w:tcPr>
           <w:p>
+            <w:proofErr w:type="spellStart"/>
             <w:r>
               <w:t>Déploiement</w:t>
             </w:r>
+            <w:proofErr w:type="spellEnd"/>
           </w:p>
         </w:tc>
         <w:tc>
@@ -19446,6 +21769,7 @@
             <w:pPr>
               <w:jc w:val="center"/>
             </w:pPr>
+            <w:proofErr w:type="spellStart"/>
             <w:r>
               <w:rPr>
                 <w:b/>
@@ -19453,6 +21777,7 @@
               </w:rPr>
               <w:t>Exemple</w:t>
             </w:r>
+            <w:proofErr w:type="spellEnd"/>
           </w:p>
         </w:tc>
         <w:tc>
@@ -19476,8 +21801,17 @@
                 <w:b/>
                 <w:sz w:val="19"/>
               </w:rPr>
-              <w:t>Transformation / utilisation</w:t>
-            </w:r>
+              <w:t xml:space="preserve">Transformation / </w:t>
+            </w:r>
+            <w:proofErr w:type="spellStart"/>
+            <w:r>
+              <w:rPr>
+                <w:b/>
+                <w:sz w:val="19"/>
+              </w:rPr>
+              <w:t>utilisation</w:t>
+            </w:r>
+            <w:proofErr w:type="spellEnd"/>
           </w:p>
         </w:tc>
       </w:tr>
@@ -19999,14 +22333,24 @@
         <w:spacing w:before="100" w:after="80"/>
       </w:pPr>
       <w:bookmarkStart w:id="50" w:name="_Toc2145171832"/>
-      <w:r>
-        <w:t xml:space="preserve">Annexe B </w:t>
+      <w:proofErr w:type="spellStart"/>
+      <w:r>
+        <w:t>Annexe</w:t>
+      </w:r>
+      <w:proofErr w:type="spellEnd"/>
+      <w:r>
+        <w:t xml:space="preserve"> B </w:t>
       </w:r>
       <w:r>
         <w:t xml:space="preserve">- </w:t>
       </w:r>
-      <w:r>
-        <w:t>Références et sources</w:t>
+      <w:proofErr w:type="spellStart"/>
+      <w:r>
+        <w:t>Références</w:t>
+      </w:r>
+      <w:proofErr w:type="spellEnd"/>
+      <w:r>
+        <w:t xml:space="preserve"> et sources</w:t>
       </w:r>
       <w:bookmarkEnd w:id="50"/>
     </w:p>
@@ -20350,7 +22694,39 @@
         <w:sz w:val="16"/>
         <w:lang w:val="fr-CA"/>
       </w:rPr>
-      <w:t xml:space="preserve">Projet IA : Méthodologie et déploiement  |  Cahier de charges  |  </w:t>
+      <w:t xml:space="preserve">Projet IA : Méthodologie et </w:t>
+    </w:r>
+    <w:proofErr w:type="gramStart"/>
+    <w:r>
+      <w:rPr>
+        <w:sz w:val="16"/>
+        <w:lang w:val="fr-CA"/>
+      </w:rPr>
+      <w:t>déploiement  |</w:t>
+    </w:r>
+    <w:proofErr w:type="gramEnd"/>
+    <w:r>
+      <w:rPr>
+        <w:sz w:val="16"/>
+        <w:lang w:val="fr-CA"/>
+      </w:rPr>
+      <w:t xml:space="preserve">  Cahier de </w:t>
+    </w:r>
+    <w:proofErr w:type="gramStart"/>
+    <w:r>
+      <w:rPr>
+        <w:sz w:val="16"/>
+        <w:lang w:val="fr-CA"/>
+      </w:rPr>
+      <w:t>charges  |</w:t>
+    </w:r>
+    <w:proofErr w:type="gramEnd"/>
+    <w:r>
+      <w:rPr>
+        <w:sz w:val="16"/>
+        <w:lang w:val="fr-CA"/>
+      </w:rPr>
+      <w:t xml:space="preserve">  </w:t>
     </w:r>
     <w:r>
       <w:rPr>
@@ -20457,7 +22833,21 @@
             <w:rPr>
               <w:color w:val="FF0000"/>
             </w:rPr>
-            <w:t>Version du 16 septembre 2026</w:t>
+            <w:t xml:space="preserve">Version du 16 </w:t>
+          </w:r>
+          <w:proofErr w:type="spellStart"/>
+          <w:r>
+            <w:rPr>
+              <w:color w:val="FF0000"/>
+            </w:rPr>
+            <w:t>septembre</w:t>
+          </w:r>
+          <w:proofErr w:type="spellEnd"/>
+          <w:r>
+            <w:rPr>
+              <w:color w:val="FF0000"/>
+            </w:rPr>
+            <w:t xml:space="preserve"> 2026</w:t>
           </w:r>
         </w:p>
       </w:tc>
@@ -21032,6 +23422,155 @@
     </w:lvl>
   </w:abstractNum>
   <w:abstractNum w:abstractNumId="12" w15:restartNumberingAfterBreak="0">
+    <w:nsid w:val="1EDD4D87"/>
+    <w:multiLevelType w:val="multilevel"/>
+    <w:tmpl w:val="F55EB744"/>
+    <w:lvl w:ilvl="0">
+      <w:start w:val="1"/>
+      <w:numFmt w:val="bullet"/>
+      <w:lvlText w:val=""/>
+      <w:lvlJc w:val="left"/>
+      <w:pPr>
+        <w:tabs>
+          <w:tab w:val="num" w:pos="720"/>
+        </w:tabs>
+        <w:ind w:left="720" w:hanging="360"/>
+      </w:pPr>
+      <w:rPr>
+        <w:rFonts w:ascii="Symbol" w:hAnsi="Symbol" w:hint="default"/>
+        <w:sz w:val="20"/>
+      </w:rPr>
+    </w:lvl>
+    <w:lvl w:ilvl="1" w:tentative="1">
+      <w:start w:val="1"/>
+      <w:numFmt w:val="bullet"/>
+      <w:lvlText w:val="o"/>
+      <w:lvlJc w:val="left"/>
+      <w:pPr>
+        <w:tabs>
+          <w:tab w:val="num" w:pos="1440"/>
+        </w:tabs>
+        <w:ind w:left="1440" w:hanging="360"/>
+      </w:pPr>
+      <w:rPr>
+        <w:rFonts w:ascii="Courier New" w:hAnsi="Courier New" w:hint="default"/>
+        <w:sz w:val="20"/>
+      </w:rPr>
+    </w:lvl>
+    <w:lvl w:ilvl="2" w:tentative="1">
+      <w:start w:val="1"/>
+      <w:numFmt w:val="bullet"/>
+      <w:lvlText w:val=""/>
+      <w:lvlJc w:val="left"/>
+      <w:pPr>
+        <w:tabs>
+          <w:tab w:val="num" w:pos="2160"/>
+        </w:tabs>
+        <w:ind w:left="2160" w:hanging="360"/>
+      </w:pPr>
+      <w:rPr>
+        <w:rFonts w:ascii="Wingdings" w:hAnsi="Wingdings" w:hint="default"/>
+        <w:sz w:val="20"/>
+      </w:rPr>
+    </w:lvl>
+    <w:lvl w:ilvl="3" w:tentative="1">
+      <w:start w:val="1"/>
+      <w:numFmt w:val="bullet"/>
+      <w:lvlText w:val=""/>
+      <w:lvlJc w:val="left"/>
+      <w:pPr>
+        <w:tabs>
+          <w:tab w:val="num" w:pos="2880"/>
+        </w:tabs>
+        <w:ind w:left="2880" w:hanging="360"/>
+      </w:pPr>
+      <w:rPr>
+        <w:rFonts w:ascii="Wingdings" w:hAnsi="Wingdings" w:hint="default"/>
+        <w:sz w:val="20"/>
+      </w:rPr>
+    </w:lvl>
+    <w:lvl w:ilvl="4" w:tentative="1">
+      <w:start w:val="1"/>
+      <w:numFmt w:val="bullet"/>
+      <w:lvlText w:val=""/>
+      <w:lvlJc w:val="left"/>
+      <w:pPr>
+        <w:tabs>
+          <w:tab w:val="num" w:pos="3600"/>
+        </w:tabs>
+        <w:ind w:left="3600" w:hanging="360"/>
+      </w:pPr>
+      <w:rPr>
+        <w:rFonts w:ascii="Wingdings" w:hAnsi="Wingdings" w:hint="default"/>
+        <w:sz w:val="20"/>
+      </w:rPr>
+    </w:lvl>
+    <w:lvl w:ilvl="5" w:tentative="1">
+      <w:start w:val="1"/>
+      <w:numFmt w:val="bullet"/>
+      <w:lvlText w:val=""/>
+      <w:lvlJc w:val="left"/>
+      <w:pPr>
+        <w:tabs>
+          <w:tab w:val="num" w:pos="4320"/>
+        </w:tabs>
+        <w:ind w:left="4320" w:hanging="360"/>
+      </w:pPr>
+      <w:rPr>
+        <w:rFonts w:ascii="Wingdings" w:hAnsi="Wingdings" w:hint="default"/>
+        <w:sz w:val="20"/>
+      </w:rPr>
+    </w:lvl>
+    <w:lvl w:ilvl="6" w:tentative="1">
+      <w:start w:val="1"/>
+      <w:numFmt w:val="bullet"/>
+      <w:lvlText w:val=""/>
+      <w:lvlJc w:val="left"/>
+      <w:pPr>
+        <w:tabs>
+          <w:tab w:val="num" w:pos="5040"/>
+        </w:tabs>
+        <w:ind w:left="5040" w:hanging="360"/>
+      </w:pPr>
+      <w:rPr>
+        <w:rFonts w:ascii="Wingdings" w:hAnsi="Wingdings" w:hint="default"/>
+        <w:sz w:val="20"/>
+      </w:rPr>
+    </w:lvl>
+    <w:lvl w:ilvl="7" w:tentative="1">
+      <w:start w:val="1"/>
+      <w:numFmt w:val="bullet"/>
+      <w:lvlText w:val=""/>
+      <w:lvlJc w:val="left"/>
+      <w:pPr>
+        <w:tabs>
+          <w:tab w:val="num" w:pos="5760"/>
+        </w:tabs>
+        <w:ind w:left="5760" w:hanging="360"/>
+      </w:pPr>
+      <w:rPr>
+        <w:rFonts w:ascii="Wingdings" w:hAnsi="Wingdings" w:hint="default"/>
+        <w:sz w:val="20"/>
+      </w:rPr>
+    </w:lvl>
+    <w:lvl w:ilvl="8" w:tentative="1">
+      <w:start w:val="1"/>
+      <w:numFmt w:val="bullet"/>
+      <w:lvlText w:val=""/>
+      <w:lvlJc w:val="left"/>
+      <w:pPr>
+        <w:tabs>
+          <w:tab w:val="num" w:pos="6480"/>
+        </w:tabs>
+        <w:ind w:left="6480" w:hanging="360"/>
+      </w:pPr>
+      <w:rPr>
+        <w:rFonts w:ascii="Wingdings" w:hAnsi="Wingdings" w:hint="default"/>
+        <w:sz w:val="20"/>
+      </w:rPr>
+    </w:lvl>
+  </w:abstractNum>
+  <w:abstractNum w:abstractNumId="13" w15:restartNumberingAfterBreak="0">
     <w:nsid w:val="1F204468"/>
     <w:multiLevelType w:val="multilevel"/>
     <w:tmpl w:val="36D6FC8C"/>
@@ -21180,7 +23719,7 @@
       </w:rPr>
     </w:lvl>
   </w:abstractNum>
-  <w:abstractNum w:abstractNumId="13" w15:restartNumberingAfterBreak="0">
+  <w:abstractNum w:abstractNumId="14" w15:restartNumberingAfterBreak="0">
     <w:nsid w:val="39E54BF5"/>
     <w:multiLevelType w:val="hybridMultilevel"/>
     <w:tmpl w:val="57142F80"/>
@@ -21294,7 +23833,7 @@
       </w:rPr>
     </w:lvl>
   </w:abstractNum>
-  <w:abstractNum w:abstractNumId="14" w15:restartNumberingAfterBreak="0">
+  <w:abstractNum w:abstractNumId="15" w15:restartNumberingAfterBreak="0">
     <w:nsid w:val="3A9408CC"/>
     <w:multiLevelType w:val="multilevel"/>
     <w:tmpl w:val="4AB8E9B4"/>
@@ -21443,7 +23982,7 @@
       </w:rPr>
     </w:lvl>
   </w:abstractNum>
-  <w:abstractNum w:abstractNumId="15" w15:restartNumberingAfterBreak="0">
+  <w:abstractNum w:abstractNumId="16" w15:restartNumberingAfterBreak="0">
     <w:nsid w:val="472757F0"/>
     <w:multiLevelType w:val="hybridMultilevel"/>
     <w:tmpl w:val="B948840A"/>
@@ -21556,7 +24095,7 @@
       </w:rPr>
     </w:lvl>
   </w:abstractNum>
-  <w:abstractNum w:abstractNumId="16" w15:restartNumberingAfterBreak="0">
+  <w:abstractNum w:abstractNumId="17" w15:restartNumberingAfterBreak="0">
     <w:nsid w:val="50017F98"/>
     <w:multiLevelType w:val="multilevel"/>
     <w:tmpl w:val="8CB438FE"/>
@@ -21705,7 +24244,7 @@
       </w:rPr>
     </w:lvl>
   </w:abstractNum>
-  <w:abstractNum w:abstractNumId="17" w15:restartNumberingAfterBreak="0">
+  <w:abstractNum w:abstractNumId="18" w15:restartNumberingAfterBreak="0">
     <w:nsid w:val="57CB56E6"/>
     <w:multiLevelType w:val="hybridMultilevel"/>
     <w:tmpl w:val="D99A8B84"/>
@@ -21818,7 +24357,7 @@
       </w:rPr>
     </w:lvl>
   </w:abstractNum>
-  <w:abstractNum w:abstractNumId="18" w15:restartNumberingAfterBreak="0">
+  <w:abstractNum w:abstractNumId="19" w15:restartNumberingAfterBreak="0">
     <w:nsid w:val="5DC87A51"/>
     <w:multiLevelType w:val="hybridMultilevel"/>
     <w:tmpl w:val="409036EA"/>
@@ -21965,28 +24504,31 @@
     <w:abstractNumId w:val="9"/>
   </w:num>
   <w:num w:numId="12" w16cid:durableId="1842156526">
-    <w:abstractNumId w:val="13"/>
+    <w:abstractNumId w:val="14"/>
   </w:num>
   <w:num w:numId="13" w16cid:durableId="833028913">
     <w:abstractNumId w:val="11"/>
   </w:num>
   <w:num w:numId="14" w16cid:durableId="366872625">
+    <w:abstractNumId w:val="19"/>
+  </w:num>
+  <w:num w:numId="15" w16cid:durableId="568997502">
+    <w:abstractNumId w:val="16"/>
+  </w:num>
+  <w:num w:numId="16" w16cid:durableId="270089680">
+    <w:abstractNumId w:val="13"/>
+  </w:num>
+  <w:num w:numId="17" w16cid:durableId="438454379">
+    <w:abstractNumId w:val="15"/>
+  </w:num>
+  <w:num w:numId="18" w16cid:durableId="546455664">
     <w:abstractNumId w:val="18"/>
   </w:num>
-  <w:num w:numId="15" w16cid:durableId="568997502">
-    <w:abstractNumId w:val="15"/>
-  </w:num>
-  <w:num w:numId="16" w16cid:durableId="270089680">
-    <w:abstractNumId w:val="12"/>
-  </w:num>
-  <w:num w:numId="17" w16cid:durableId="438454379">
-    <w:abstractNumId w:val="14"/>
-  </w:num>
-  <w:num w:numId="18" w16cid:durableId="546455664">
+  <w:num w:numId="19" w16cid:durableId="1670601864">
     <w:abstractNumId w:val="17"/>
   </w:num>
-  <w:num w:numId="19" w16cid:durableId="1670601864">
-    <w:abstractNumId w:val="16"/>
+  <w:num w:numId="20" w16cid:durableId="773936467">
+    <w:abstractNumId w:val="12"/>
   </w:num>
 </w:numbering>
 </file>
